--- a/hin/docx/32.content.docx
+++ b/hin/docx/32.content.docx
@@ -1218,6 +1218,20 @@
       </w:r>
       <w:r>
         <w:rPr>
+          <w:lang w:val="hi_IN" w:bidi="hi_IN"/>
+        </w:rPr>
+        <w:t>וַֽ⁠יְהִי֙ דְּבַר־יְהוָ֔ה</w:t>
+      </w:r>
+    </w:p>
+    <w:p>
+      <w:pPr/>
+      <w:r>
+        <w:rPr>
+          <w:lang w:val="hi_IN" w:bidi="hi_IN"/>
+        </w:rPr>
+      </w:r>
+      <w:r>
+        <w:rPr>
           <w:b/>
           <w:lang w:val="hi_IN" w:bidi="hi_IN"/>
         </w:rPr>
@@ -1441,6 +1455,20 @@
       </w:r>
       <w:r>
         <w:rPr>
+          <w:lang w:val="hi_IN" w:bidi="hi_IN"/>
+        </w:rPr>
+        <w:t>אֲמִתַּ֖י</w:t>
+      </w:r>
+    </w:p>
+    <w:p>
+      <w:pPr/>
+      <w:r>
+        <w:rPr>
+          <w:lang w:val="hi_IN" w:bidi="hi_IN"/>
+        </w:rPr>
+      </w:r>
+      <w:r>
+        <w:rPr>
           <w:b/>
           <w:lang w:val="hi_IN" w:bidi="hi_IN"/>
         </w:rPr>
@@ -1524,6 +1552,20 @@
       </w:r>
       <w:r>
         <w:rPr>
+          <w:lang w:val="hi_IN" w:bidi="hi_IN"/>
+        </w:rPr>
+        <w:t>נִֽינְוֵ֛ה הָ⁠עִ֥יר הַ⁠גְּדוֹלָ֖ה</w:t>
+      </w:r>
+    </w:p>
+    <w:p>
+      <w:pPr/>
+      <w:r>
+        <w:rPr>
+          <w:lang w:val="hi_IN" w:bidi="hi_IN"/>
+        </w:rPr>
+      </w:r>
+      <w:r>
+        <w:rPr>
           <w:b/>
           <w:lang w:val="hi_IN" w:bidi="hi_IN"/>
         </w:rPr>
@@ -1588,6 +1630,20 @@
       </w:r>
       <w:r>
         <w:rPr>
+          <w:lang w:val="hi_IN" w:bidi="hi_IN"/>
+        </w:rPr>
+        <w:t>ק֠וּם</w:t>
+      </w:r>
+    </w:p>
+    <w:p>
+      <w:pPr/>
+      <w:r>
+        <w:rPr>
+          <w:lang w:val="hi_IN" w:bidi="hi_IN"/>
+        </w:rPr>
+      </w:r>
+      <w:r>
+        <w:rPr>
           <w:b/>
           <w:lang w:val="hi_IN" w:bidi="hi_IN"/>
         </w:rPr>
@@ -1671,6 +1727,20 @@
       </w:r>
       <w:r>
         <w:rPr>
+          <w:lang w:val="hi_IN" w:bidi="hi_IN"/>
+        </w:rPr>
+        <w:t>וּ⁠קְרָ֣א עָלֶ֑י⁠הָ</w:t>
+      </w:r>
+    </w:p>
+    <w:p>
+      <w:pPr/>
+      <w:r>
+        <w:rPr>
+          <w:lang w:val="hi_IN" w:bidi="hi_IN"/>
+        </w:rPr>
+      </w:r>
+      <w:r>
+        <w:rPr>
           <w:b/>
           <w:lang w:val="hi_IN" w:bidi="hi_IN"/>
         </w:rPr>
@@ -1767,6 +1837,20 @@
       </w:r>
       <w:r>
         <w:rPr>
+          <w:lang w:val="hi_IN" w:bidi="hi_IN"/>
+        </w:rPr>
+        <w:t>עָלְתָ֥ה רָעָתָ֖⁠ם לְ⁠פָנָֽ⁠י</w:t>
+      </w:r>
+    </w:p>
+    <w:p>
+      <w:pPr/>
+      <w:r>
+        <w:rPr>
+          <w:lang w:val="hi_IN" w:bidi="hi_IN"/>
+        </w:rPr>
+      </w:r>
+      <w:r>
+        <w:rPr>
           <w:b/>
           <w:lang w:val="hi_IN" w:bidi="hi_IN"/>
         </w:rPr>
@@ -1927,6 +2011,20 @@
       </w:r>
       <w:r>
         <w:rPr>
+          <w:lang w:val="hi_IN" w:bidi="hi_IN"/>
+        </w:rPr>
+        <w:t>ק֠וּם לֵ֧ךְ אֶל־נִֽינְוֵ֛ה הָ⁠עִ֥יר הַ⁠גְּדוֹלָ֖ה וּ⁠קְרָ֣א עָלֶ֑י⁠הָ כִּֽי־עָלְתָ֥ה רָעָתָ֖⁠ם לְ⁠פָנָֽ⁠י</w:t>
+      </w:r>
+    </w:p>
+    <w:p>
+      <w:pPr/>
+      <w:r>
+        <w:rPr>
+          <w:lang w:val="hi_IN" w:bidi="hi_IN"/>
+        </w:rPr>
+      </w:r>
+      <w:r>
+        <w:rPr>
           <w:b/>
           <w:lang w:val="hi_IN" w:bidi="hi_IN"/>
         </w:rPr>
@@ -2010,6 +2108,20 @@
       </w:r>
       <w:r>
         <w:rPr>
+          <w:lang w:val="hi_IN" w:bidi="hi_IN"/>
+        </w:rPr>
+        <w:t>עָלְתָ֥ה רָעָתָ֖⁠ם לְ⁠פָנָֽ⁠י</w:t>
+      </w:r>
+    </w:p>
+    <w:p>
+      <w:pPr/>
+      <w:r>
+        <w:rPr>
+          <w:lang w:val="hi_IN" w:bidi="hi_IN"/>
+        </w:rPr>
+      </w:r>
+      <w:r>
+        <w:rPr>
           <w:b/>
           <w:lang w:val="hi_IN" w:bidi="hi_IN"/>
         </w:rPr>
@@ -2106,6 +2218,20 @@
       </w:r>
       <w:r>
         <w:rPr>
+          <w:lang w:val="hi_IN" w:bidi="hi_IN"/>
+        </w:rPr>
+        <w:t>וַ⁠יָּ֤קָם יוֹנָה֙ לִ⁠בְרֹ֣חַ</w:t>
+      </w:r>
+    </w:p>
+    <w:p>
+      <w:pPr/>
+      <w:r>
+        <w:rPr>
+          <w:lang w:val="hi_IN" w:bidi="hi_IN"/>
+        </w:rPr>
+      </w:r>
+      <w:r>
+        <w:rPr>
           <w:b/>
           <w:lang w:val="hi_IN" w:bidi="hi_IN"/>
         </w:rPr>
@@ -2215,6 +2341,20 @@
       </w:r>
       <w:r>
         <w:rPr>
+          <w:lang w:val="hi_IN" w:bidi="hi_IN"/>
+        </w:rPr>
+        <w:t>מִ⁠לִּ⁠פְנֵ֖י יְהוָ֑ה &amp; מִ⁠לִּ⁠פְנֵ֖י יְהוָֽה</w:t>
+      </w:r>
+    </w:p>
+    <w:p>
+      <w:pPr/>
+      <w:r>
+        <w:rPr>
+          <w:lang w:val="hi_IN" w:bidi="hi_IN"/>
+        </w:rPr>
+      </w:r>
+      <w:r>
+        <w:rPr>
           <w:b/>
           <w:lang w:val="hi_IN" w:bidi="hi_IN"/>
         </w:rPr>
@@ -2298,6 +2438,20 @@
       </w:r>
       <w:r>
         <w:rPr>
+          <w:lang w:val="hi_IN" w:bidi="hi_IN"/>
+        </w:rPr>
+        <w:t>לִ⁠בְרֹ֣חַ תַּרְשִׁ֔ישָׁ⁠ה</w:t>
+      </w:r>
+    </w:p>
+    <w:p>
+      <w:pPr/>
+      <w:r>
+        <w:rPr>
+          <w:lang w:val="hi_IN" w:bidi="hi_IN"/>
+        </w:rPr>
+      </w:r>
+      <w:r>
+        <w:rPr>
           <w:b/>
           <w:lang w:val="hi_IN" w:bidi="hi_IN"/>
         </w:rPr>
@@ -2458,6 +2612,20 @@
       </w:r>
       <w:r>
         <w:rPr>
+          <w:lang w:val="hi_IN" w:bidi="hi_IN"/>
+        </w:rPr>
+        <w:t>אָנִיָּ֣ה</w:t>
+      </w:r>
+    </w:p>
+    <w:p>
+      <w:pPr/>
+      <w:r>
+        <w:rPr>
+          <w:lang w:val="hi_IN" w:bidi="hi_IN"/>
+        </w:rPr>
+      </w:r>
+      <w:r>
+        <w:rPr>
           <w:b/>
           <w:lang w:val="hi_IN" w:bidi="hi_IN"/>
         </w:rPr>
@@ -2598,6 +2766,20 @@
       </w:r>
       <w:r>
         <w:rPr>
+          <w:lang w:val="hi_IN" w:bidi="hi_IN"/>
+        </w:rPr>
+        <w:t>וַ⁠יֵּ֤רֶד בָּ⁠הּ֙</w:t>
+      </w:r>
+    </w:p>
+    <w:p>
+      <w:pPr/>
+      <w:r>
+        <w:rPr>
+          <w:lang w:val="hi_IN" w:bidi="hi_IN"/>
+        </w:rPr>
+      </w:r>
+      <w:r>
+        <w:rPr>
           <w:b/>
           <w:lang w:val="hi_IN" w:bidi="hi_IN"/>
         </w:rPr>
@@ -2662,6 +2844,20 @@
       </w:r>
       <w:r>
         <w:rPr>
+          <w:lang w:val="hi_IN" w:bidi="hi_IN"/>
+        </w:rPr>
+        <w:t>עִמָּ⁠הֶם֙</w:t>
+      </w:r>
+    </w:p>
+    <w:p>
+      <w:pPr/>
+      <w:r>
+        <w:rPr>
+          <w:lang w:val="hi_IN" w:bidi="hi_IN"/>
+        </w:rPr>
+      </w:r>
+      <w:r>
+        <w:rPr>
           <w:b/>
           <w:lang w:val="hi_IN" w:bidi="hi_IN"/>
         </w:rPr>
@@ -2821,6 +3017,20 @@
       </w:r>
       <w:r>
         <w:rPr>
+          <w:lang w:val="hi_IN" w:bidi="hi_IN"/>
+        </w:rPr>
+        <w:t>וַֽ⁠יהוָ֗ה</w:t>
+      </w:r>
+    </w:p>
+    <w:p>
+      <w:pPr/>
+      <w:r>
+        <w:rPr>
+          <w:lang w:val="hi_IN" w:bidi="hi_IN"/>
+        </w:rPr>
+      </w:r>
+      <w:r>
+        <w:rPr>
           <w:b/>
           <w:lang w:val="hi_IN" w:bidi="hi_IN"/>
         </w:rPr>
@@ -2904,6 +3114,20 @@
       </w:r>
       <w:r>
         <w:rPr>
+          <w:lang w:val="hi_IN" w:bidi="hi_IN"/>
+        </w:rPr>
+        <w:t>וְ⁠הָ֣⁠אֳנִיָּ֔ה חִשְּׁבָ֖ה לְ⁠הִשָּׁבֵֽר</w:t>
+      </w:r>
+    </w:p>
+    <w:p>
+      <w:pPr/>
+      <w:r>
+        <w:rPr>
+          <w:lang w:val="hi_IN" w:bidi="hi_IN"/>
+        </w:rPr>
+      </w:r>
+      <w:r>
+        <w:rPr>
           <w:b/>
           <w:lang w:val="hi_IN" w:bidi="hi_IN"/>
         </w:rPr>
@@ -3007,6 +3231,20 @@
       </w:r>
       <w:r>
         <w:rPr>
+          <w:lang w:val="hi_IN" w:bidi="hi_IN"/>
+        </w:rPr>
+        <w:t>לְ⁠הִשָּׁבֵֽר</w:t>
+      </w:r>
+    </w:p>
+    <w:p>
+      <w:pPr/>
+      <w:r>
+        <w:rPr>
+          <w:lang w:val="hi_IN" w:bidi="hi_IN"/>
+        </w:rPr>
+      </w:r>
+      <w:r>
+        <w:rPr>
           <w:b/>
           <w:lang w:val="hi_IN" w:bidi="hi_IN"/>
         </w:rPr>
@@ -3090,6 +3328,20 @@
       </w:r>
       <w:r>
         <w:rPr>
+          <w:lang w:val="hi_IN" w:bidi="hi_IN"/>
+        </w:rPr>
+        <w:t>הַ⁠מַּלָּחִ֗ים</w:t>
+      </w:r>
+    </w:p>
+    <w:p>
+      <w:pPr/>
+      <w:r>
+        <w:rPr>
+          <w:lang w:val="hi_IN" w:bidi="hi_IN"/>
+        </w:rPr>
+      </w:r>
+      <w:r>
+        <w:rPr>
           <w:b/>
           <w:lang w:val="hi_IN" w:bidi="hi_IN"/>
         </w:rPr>
@@ -3153,6 +3405,20 @@
       </w:r>
       <w:r>
         <w:rPr>
+          <w:lang w:val="hi_IN" w:bidi="hi_IN"/>
+        </w:rPr>
+        <w:t>אֱלֹהָי⁠ו֒</w:t>
+      </w:r>
+    </w:p>
+    <w:p>
+      <w:pPr/>
+      <w:r>
+        <w:rPr>
+          <w:lang w:val="hi_IN" w:bidi="hi_IN"/>
+        </w:rPr>
+      </w:r>
+      <w:r>
+        <w:rPr>
           <w:b/>
           <w:lang w:val="hi_IN" w:bidi="hi_IN"/>
         </w:rPr>
@@ -3312,6 +3578,20 @@
       </w:r>
       <w:r>
         <w:rPr>
+          <w:lang w:val="hi_IN" w:bidi="hi_IN"/>
+        </w:rPr>
+        <w:t>לְ⁠הָקֵ֖ל מֵֽ⁠עֲלֵי⁠הֶ֑ם</w:t>
+      </w:r>
+    </w:p>
+    <w:p>
+      <w:pPr/>
+      <w:r>
+        <w:rPr>
+          <w:lang w:val="hi_IN" w:bidi="hi_IN"/>
+        </w:rPr>
+      </w:r>
+      <w:r>
+        <w:rPr>
           <w:b/>
           <w:lang w:val="hi_IN" w:bidi="hi_IN"/>
         </w:rPr>
@@ -3395,6 +3675,20 @@
       </w:r>
       <w:r>
         <w:rPr>
+          <w:lang w:val="hi_IN" w:bidi="hi_IN"/>
+        </w:rPr>
+        <w:t>וְ⁠יוֹנָ֗ה יָרַד֙ אֶל־יַרְכְּתֵ֣י הַ⁠סְּפִינָ֔ה וַ⁠יִּשְׁכַּ֖ב וַ⁠יֵּרָדַֽם</w:t>
+      </w:r>
+    </w:p>
+    <w:p>
+      <w:pPr/>
+      <w:r>
+        <w:rPr>
+          <w:lang w:val="hi_IN" w:bidi="hi_IN"/>
+        </w:rPr>
+      </w:r>
+      <w:r>
+        <w:rPr>
           <w:b/>
           <w:lang w:val="hi_IN" w:bidi="hi_IN"/>
         </w:rPr>
@@ -3478,6 +3772,20 @@
       </w:r>
       <w:r>
         <w:rPr>
+          <w:lang w:val="hi_IN" w:bidi="hi_IN"/>
+        </w:rPr>
+        <w:t>יַרְכְּתֵ֣י הַ⁠סְּפִינָ֔ה</w:t>
+      </w:r>
+    </w:p>
+    <w:p>
+      <w:pPr/>
+      <w:r>
+        <w:rPr>
+          <w:lang w:val="hi_IN" w:bidi="hi_IN"/>
+        </w:rPr>
+      </w:r>
+      <w:r>
+        <w:rPr>
           <w:b/>
           <w:lang w:val="hi_IN" w:bidi="hi_IN"/>
         </w:rPr>
@@ -3542,6 +3850,20 @@
       </w:r>
       <w:r>
         <w:rPr>
+          <w:lang w:val="hi_IN" w:bidi="hi_IN"/>
+        </w:rPr>
+        <w:t>וַ⁠יִּשְׁכַּ֖ב וַ⁠יֵּרָדַֽם</w:t>
+      </w:r>
+    </w:p>
+    <w:p>
+      <w:pPr/>
+      <w:r>
+        <w:rPr>
+          <w:lang w:val="hi_IN" w:bidi="hi_IN"/>
+        </w:rPr>
+      </w:r>
+      <w:r>
+        <w:rPr>
           <w:b/>
           <w:lang w:val="hi_IN" w:bidi="hi_IN"/>
         </w:rPr>
@@ -3625,6 +3947,20 @@
       </w:r>
       <w:r>
         <w:rPr>
+          <w:lang w:val="hi_IN" w:bidi="hi_IN"/>
+        </w:rPr>
+        <w:t>וַ⁠יִּקְרַ֤ב אֵלָי⁠ו֙ רַ֣ב הַ⁠חֹבֵ֔ל וַ⁠יֹּ֥אמֶר ל֖⁠וֹ</w:t>
+      </w:r>
+    </w:p>
+    <w:p>
+      <w:pPr/>
+      <w:r>
+        <w:rPr>
+          <w:lang w:val="hi_IN" w:bidi="hi_IN"/>
+        </w:rPr>
+      </w:r>
+      <w:r>
+        <w:rPr>
           <w:b/>
           <w:lang w:val="hi_IN" w:bidi="hi_IN"/>
         </w:rPr>
@@ -3689,6 +4025,20 @@
       </w:r>
       <w:r>
         <w:rPr>
+          <w:lang w:val="hi_IN" w:bidi="hi_IN"/>
+        </w:rPr>
+        <w:t>מַה־לְּ⁠ךָ֣ נִרְדָּ֑ם</w:t>
+      </w:r>
+    </w:p>
+    <w:p>
+      <w:pPr/>
+      <w:r>
+        <w:rPr>
+          <w:lang w:val="hi_IN" w:bidi="hi_IN"/>
+        </w:rPr>
+      </w:r>
+      <w:r>
+        <w:rPr>
           <w:b/>
           <w:lang w:val="hi_IN" w:bidi="hi_IN"/>
         </w:rPr>
@@ -3785,6 +4135,20 @@
       </w:r>
       <w:r>
         <w:rPr>
+          <w:lang w:val="hi_IN" w:bidi="hi_IN"/>
+        </w:rPr>
+        <w:t>ק֚וּם</w:t>
+      </w:r>
+    </w:p>
+    <w:p>
+      <w:pPr/>
+      <w:r>
+        <w:rPr>
+          <w:lang w:val="hi_IN" w:bidi="hi_IN"/>
+        </w:rPr>
+      </w:r>
+      <w:r>
+        <w:rPr>
           <w:b/>
           <w:lang w:val="hi_IN" w:bidi="hi_IN"/>
         </w:rPr>
@@ -3868,6 +4232,20 @@
       </w:r>
       <w:r>
         <w:rPr>
+          <w:lang w:val="hi_IN" w:bidi="hi_IN"/>
+        </w:rPr>
+        <w:t>קְרָ֣א אֶל־אֱלֹהֶ֔י⁠ךָ</w:t>
+      </w:r>
+    </w:p>
+    <w:p>
+      <w:pPr/>
+      <w:r>
+        <w:rPr>
+          <w:lang w:val="hi_IN" w:bidi="hi_IN"/>
+        </w:rPr>
+      </w:r>
+      <w:r>
+        <w:rPr>
           <w:b/>
           <w:lang w:val="hi_IN" w:bidi="hi_IN"/>
         </w:rPr>
@@ -3971,6 +4349,20 @@
       </w:r>
       <w:r>
         <w:rPr>
+          <w:lang w:val="hi_IN" w:bidi="hi_IN"/>
+        </w:rPr>
+        <w:t>אוּלַ֞י יִתְעַשֵּׁ֧ת הָ⁠אֱלֹהִ֛ים לָ֖⁠נוּ וְ⁠לֹ֥א נֹאבֵֽד</w:t>
+      </w:r>
+    </w:p>
+    <w:p>
+      <w:pPr/>
+      <w:r>
+        <w:rPr>
+          <w:lang w:val="hi_IN" w:bidi="hi_IN"/>
+        </w:rPr>
+      </w:r>
+      <w:r>
+        <w:rPr>
           <w:b/>
           <w:lang w:val="hi_IN" w:bidi="hi_IN"/>
         </w:rPr>
@@ -4054,6 +4446,20 @@
       </w:r>
       <w:r>
         <w:rPr>
+          <w:lang w:val="hi_IN" w:bidi="hi_IN"/>
+        </w:rPr>
+        <w:t>וְ⁠לֹ֥א נֹאבֵֽד</w:t>
+      </w:r>
+    </w:p>
+    <w:p>
+      <w:pPr/>
+      <w:r>
+        <w:rPr>
+          <w:lang w:val="hi_IN" w:bidi="hi_IN"/>
+        </w:rPr>
+      </w:r>
+      <w:r>
+        <w:rPr>
           <w:b/>
           <w:lang w:val="hi_IN" w:bidi="hi_IN"/>
         </w:rPr>
@@ -4137,6 +4543,20 @@
       </w:r>
       <w:r>
         <w:rPr>
+          <w:lang w:val="hi_IN" w:bidi="hi_IN"/>
+        </w:rPr>
+        <w:t>וַ⁠יֹּאמְר֞וּ אִ֣ישׁ אֶל־רֵעֵ֗⁠הוּ</w:t>
+      </w:r>
+    </w:p>
+    <w:p>
+      <w:pPr/>
+      <w:r>
+        <w:rPr>
+          <w:lang w:val="hi_IN" w:bidi="hi_IN"/>
+        </w:rPr>
+      </w:r>
+      <w:r>
+        <w:rPr>
           <w:b/>
           <w:lang w:val="hi_IN" w:bidi="hi_IN"/>
         </w:rPr>
@@ -4213,6 +4633,20 @@
       </w:r>
       <w:r>
         <w:rPr>
+          <w:lang w:val="hi_IN" w:bidi="hi_IN"/>
+        </w:rPr>
+        <w:t>וְ⁠נֵ֣דְעָ֔ה בְּ⁠שֶׁ⁠לְּ⁠מִ֛י הָ⁠רָעָ֥ה הַ⁠זֹּ֖את לָ֑⁠נוּ</w:t>
+      </w:r>
+    </w:p>
+    <w:p>
+      <w:pPr/>
+      <w:r>
+        <w:rPr>
+          <w:lang w:val="hi_IN" w:bidi="hi_IN"/>
+        </w:rPr>
+      </w:r>
+      <w:r>
+        <w:rPr>
           <w:b/>
           <w:lang w:val="hi_IN" w:bidi="hi_IN"/>
         </w:rPr>
@@ -4346,6 +4780,20 @@
       </w:r>
       <w:r>
         <w:rPr>
+          <w:lang w:val="hi_IN" w:bidi="hi_IN"/>
+        </w:rPr>
+        <w:t>וַ⁠יִּפֹּ֥ל הַ⁠גּוֹרָ֖ל עַל־יוֹנָֽה</w:t>
+      </w:r>
+    </w:p>
+    <w:p>
+      <w:pPr/>
+      <w:r>
+        <w:rPr>
+          <w:lang w:val="hi_IN" w:bidi="hi_IN"/>
+        </w:rPr>
+      </w:r>
+      <w:r>
+        <w:rPr>
           <w:b/>
           <w:lang w:val="hi_IN" w:bidi="hi_IN"/>
         </w:rPr>
@@ -4409,6 +4857,20 @@
       </w:r>
       <w:r>
         <w:rPr>
+          <w:lang w:val="hi_IN" w:bidi="hi_IN"/>
+        </w:rPr>
+        <w:t>לְכוּ֙ וְ⁠נַפִּ֣ילָה גֽוֹרָל֔וֹת</w:t>
+      </w:r>
+    </w:p>
+    <w:p>
+      <w:pPr/>
+      <w:r>
+        <w:rPr>
+          <w:lang w:val="hi_IN" w:bidi="hi_IN"/>
+        </w:rPr>
+      </w:r>
+      <w:r>
+        <w:rPr>
           <w:b/>
           <w:lang w:val="hi_IN" w:bidi="hi_IN"/>
         </w:rPr>
@@ -4530,6 +4992,20 @@
       </w:r>
       <w:r>
         <w:rPr>
+          <w:lang w:val="hi_IN" w:bidi="hi_IN"/>
+        </w:rPr>
+        <w:t>וְ⁠נַפִּ֣ילָה גֽוֹרָל֔וֹת</w:t>
+      </w:r>
+    </w:p>
+    <w:p>
+      <w:pPr/>
+      <w:r>
+        <w:rPr>
+          <w:lang w:val="hi_IN" w:bidi="hi_IN"/>
+        </w:rPr>
+      </w:r>
+      <w:r>
+        <w:rPr>
           <w:b/>
           <w:lang w:val="hi_IN" w:bidi="hi_IN"/>
         </w:rPr>
@@ -4649,6 +5125,20 @@
       </w:r>
       <w:r>
         <w:rPr>
+          <w:lang w:val="hi_IN" w:bidi="hi_IN"/>
+        </w:rPr>
+        <w:t>וַ⁠יֹּאמְר֣וּ אֵלָ֔י⁠ו</w:t>
+      </w:r>
+    </w:p>
+    <w:p>
+      <w:pPr/>
+      <w:r>
+        <w:rPr>
+          <w:lang w:val="hi_IN" w:bidi="hi_IN"/>
+        </w:rPr>
+      </w:r>
+      <w:r>
+        <w:rPr>
           <w:b/>
           <w:lang w:val="hi_IN" w:bidi="hi_IN"/>
         </w:rPr>
@@ -4777,6 +5267,20 @@
       </w:r>
       <w:r>
         <w:rPr>
+          <w:lang w:val="hi_IN" w:bidi="hi_IN"/>
+        </w:rPr>
+        <w:t>יְהוָ֞ה &amp; אֲנִ֣י יָרֵ֔א</w:t>
+      </w:r>
+    </w:p>
+    <w:p>
+      <w:pPr/>
+      <w:r>
+        <w:rPr>
+          <w:lang w:val="hi_IN" w:bidi="hi_IN"/>
+        </w:rPr>
+      </w:r>
+      <w:r>
+        <w:rPr>
           <w:b/>
           <w:lang w:val="hi_IN" w:bidi="hi_IN"/>
         </w:rPr>
@@ -4853,6 +5357,20 @@
       </w:r>
       <w:r>
         <w:rPr>
+          <w:lang w:val="hi_IN" w:bidi="hi_IN"/>
+        </w:rPr>
+        <w:t>וַ⁠יִּֽירְא֤וּ הָֽ⁠אֲנָשִׁים֙ יִרְאָ֣ה גְדוֹלָ֔ה</w:t>
+      </w:r>
+    </w:p>
+    <w:p>
+      <w:pPr/>
+      <w:r>
+        <w:rPr>
+          <w:lang w:val="hi_IN" w:bidi="hi_IN"/>
+        </w:rPr>
+      </w:r>
+      <w:r>
+        <w:rPr>
           <w:b/>
           <w:lang w:val="hi_IN" w:bidi="hi_IN"/>
         </w:rPr>
@@ -4917,6 +5435,20 @@
       </w:r>
       <w:r>
         <w:rPr>
+          <w:lang w:val="hi_IN" w:bidi="hi_IN"/>
+        </w:rPr>
+        <w:t>מַה־זֹּ֣את עָשִׂ֑יתָ</w:t>
+      </w:r>
+    </w:p>
+    <w:p>
+      <w:pPr/>
+      <w:r>
+        <w:rPr>
+          <w:lang w:val="hi_IN" w:bidi="hi_IN"/>
+        </w:rPr>
+      </w:r>
+      <w:r>
+        <w:rPr>
           <w:b/>
           <w:lang w:val="hi_IN" w:bidi="hi_IN"/>
         </w:rPr>
@@ -5000,6 +5532,20 @@
       </w:r>
       <w:r>
         <w:rPr>
+          <w:lang w:val="hi_IN" w:bidi="hi_IN"/>
+        </w:rPr>
+        <w:t>מִ⁠לִּ⁠פְנֵ֤י יְהוָה֙</w:t>
+      </w:r>
+    </w:p>
+    <w:p>
+      <w:pPr/>
+      <w:r>
+        <w:rPr>
+          <w:lang w:val="hi_IN" w:bidi="hi_IN"/>
+        </w:rPr>
+      </w:r>
+      <w:r>
+        <w:rPr>
           <w:b/>
           <w:lang w:val="hi_IN" w:bidi="hi_IN"/>
         </w:rPr>
@@ -5083,6 +5629,20 @@
       </w:r>
       <w:r>
         <w:rPr>
+          <w:lang w:val="hi_IN" w:bidi="hi_IN"/>
+        </w:rPr>
+        <w:t>כִּ֥י הִגִּ֖יד לָ⁠הֶֽם</w:t>
+      </w:r>
+    </w:p>
+    <w:p>
+      <w:pPr/>
+      <w:r>
+        <w:rPr>
+          <w:lang w:val="hi_IN" w:bidi="hi_IN"/>
+        </w:rPr>
+      </w:r>
+      <w:r>
+        <w:rPr>
           <w:b/>
           <w:lang w:val="hi_IN" w:bidi="hi_IN"/>
         </w:rPr>
@@ -5249,6 +5809,20 @@
       </w:r>
       <w:r>
         <w:rPr>
+          <w:lang w:val="hi_IN" w:bidi="hi_IN"/>
+        </w:rPr>
+        <w:t>כִּֽי־יָדְע֣וּ הָ⁠אֲנָשִׁ֗ים כִּֽי־מִ⁠לִּ⁠פְנֵ֤י יְהוָה֙ ה֣וּא בֹרֵ֔חַ כִּ֥י הִגִּ֖יד לָ⁠הֶֽם</w:t>
+      </w:r>
+    </w:p>
+    <w:p>
+      <w:pPr/>
+      <w:r>
+        <w:rPr>
+          <w:lang w:val="hi_IN" w:bidi="hi_IN"/>
+        </w:rPr>
+      </w:r>
+      <w:r>
+        <w:rPr>
           <w:b/>
           <w:lang w:val="hi_IN" w:bidi="hi_IN"/>
         </w:rPr>
@@ -5370,6 +5944,20 @@
       </w:r>
       <w:r>
         <w:rPr>
+          <w:lang w:val="hi_IN" w:bidi="hi_IN"/>
+        </w:rPr>
+        <w:t>וַ⁠יֹּאמְר֤וּ אֵלָי⁠ו֙</w:t>
+      </w:r>
+    </w:p>
+    <w:p>
+      <w:pPr/>
+      <w:r>
+        <w:rPr>
+          <w:lang w:val="hi_IN" w:bidi="hi_IN"/>
+        </w:rPr>
+      </w:r>
+      <w:r>
+        <w:rPr>
           <w:b/>
           <w:lang w:val="hi_IN" w:bidi="hi_IN"/>
         </w:rPr>
@@ -5447,6 +6035,20 @@
       </w:r>
       <w:r>
         <w:rPr>
+          <w:lang w:val="hi_IN" w:bidi="hi_IN"/>
+        </w:rPr>
+        <w:t>וְ⁠יִשְׁתֹּ֥ק הַ⁠יָּ֖ם מֵֽ⁠עָלֵ֑י⁠נוּ</w:t>
+      </w:r>
+    </w:p>
+    <w:p>
+      <w:pPr/>
+      <w:r>
+        <w:rPr>
+          <w:lang w:val="hi_IN" w:bidi="hi_IN"/>
+        </w:rPr>
+      </w:r>
+      <w:r>
+        <w:rPr>
           <w:b/>
           <w:lang w:val="hi_IN" w:bidi="hi_IN"/>
         </w:rPr>
@@ -5511,6 +6113,20 @@
       </w:r>
       <w:r>
         <w:rPr>
+          <w:lang w:val="hi_IN" w:bidi="hi_IN"/>
+        </w:rPr>
+        <w:t>הַ⁠יָּ֖ם הוֹלֵ֥ךְ וְ⁠סֹעֵֽר</w:t>
+      </w:r>
+    </w:p>
+    <w:p>
+      <w:pPr/>
+      <w:r>
+        <w:rPr>
+          <w:lang w:val="hi_IN" w:bidi="hi_IN"/>
+        </w:rPr>
+      </w:r>
+      <w:r>
+        <w:rPr>
           <w:b/>
           <w:lang w:val="hi_IN" w:bidi="hi_IN"/>
         </w:rPr>
@@ -5594,6 +6210,20 @@
       </w:r>
       <w:r>
         <w:rPr>
+          <w:lang w:val="hi_IN" w:bidi="hi_IN"/>
+        </w:rPr>
+        <w:t>וַ⁠יֹּאמְר֤וּ אֵלָי⁠ו֙ מַה־נַּ֣עֲשֶׂה לָּ֔⁠ךְ וְ⁠יִשְׁתֹּ֥ק הַ⁠יָּ֖ם מֵֽ⁠עָלֵ֑י⁠נוּ כִּ֥י הַ⁠יָּ֖ם הוֹלֵ֥ךְ וְ⁠סֹעֵֽר</w:t>
+      </w:r>
+    </w:p>
+    <w:p>
+      <w:pPr/>
+      <w:r>
+        <w:rPr>
+          <w:lang w:val="hi_IN" w:bidi="hi_IN"/>
+        </w:rPr>
+      </w:r>
+      <w:r>
+        <w:rPr>
           <w:b/>
           <w:lang w:val="hi_IN" w:bidi="hi_IN"/>
         </w:rPr>
@@ -5666,6 +6296,20 @@
         <w:rPr>
           <w:lang w:val="hi_IN" w:bidi="hi_IN"/>
         </w:rPr>
+      </w:r>
+    </w:p>
+    <w:p>
+      <w:pPr/>
+      <w:r>
+        <w:rPr>
+          <w:lang w:val="hi_IN" w:bidi="hi_IN"/>
+        </w:rPr>
+      </w:r>
+      <w:r>
+        <w:rPr>
+          <w:lang w:val="hi_IN" w:bidi="hi_IN"/>
+        </w:rPr>
+        <w:t>כִּ֚י יוֹדֵ֣עַ אָ֔נִי כִּ֣י בְ⁠שֶׁ⁠לִּ֔⁠י הַ⁠סַּ֧עַר הַ⁠גָּד֛וֹל הַ⁠זֶּ֖ה עֲלֵי⁠כֶֽם</w:t>
       </w:r>
     </w:p>
     <w:p>
@@ -5855,6 +6499,20 @@
       </w:r>
       <w:r>
         <w:rPr>
+          <w:lang w:val="hi_IN" w:bidi="hi_IN"/>
+        </w:rPr>
+        <w:t>וַ⁠יַּחְתְּר֣וּ הָ⁠אֲנָשִׁ֗ים</w:t>
+      </w:r>
+    </w:p>
+    <w:p>
+      <w:pPr/>
+      <w:r>
+        <w:rPr>
+          <w:lang w:val="hi_IN" w:bidi="hi_IN"/>
+        </w:rPr>
+      </w:r>
+      <w:r>
+        <w:rPr>
           <w:b/>
           <w:lang w:val="hi_IN" w:bidi="hi_IN"/>
         </w:rPr>
@@ -5938,6 +6596,20 @@
       </w:r>
       <w:r>
         <w:rPr>
+          <w:lang w:val="hi_IN" w:bidi="hi_IN"/>
+        </w:rPr>
+        <w:t>הַ⁠יָּ֔ם הוֹלֵ֥ךְ וְ⁠סֹעֵ֖ר</w:t>
+      </w:r>
+    </w:p>
+    <w:p>
+      <w:pPr/>
+      <w:r>
+        <w:rPr>
+          <w:lang w:val="hi_IN" w:bidi="hi_IN"/>
+        </w:rPr>
+      </w:r>
+      <w:r>
+        <w:rPr>
           <w:b/>
           <w:lang w:val="hi_IN" w:bidi="hi_IN"/>
         </w:rPr>
@@ -6021,6 +6693,20 @@
       </w:r>
       <w:r>
         <w:rPr>
+          <w:lang w:val="hi_IN" w:bidi="hi_IN"/>
+        </w:rPr>
+        <w:t>וַ⁠יִּקְרְא֨וּ</w:t>
+      </w:r>
+    </w:p>
+    <w:p>
+      <w:pPr/>
+      <w:r>
+        <w:rPr>
+          <w:lang w:val="hi_IN" w:bidi="hi_IN"/>
+        </w:rPr>
+      </w:r>
+      <w:r>
+        <w:rPr>
           <w:b/>
           <w:lang w:val="hi_IN" w:bidi="hi_IN"/>
         </w:rPr>
@@ -6111,6 +6797,20 @@
       </w:r>
       <w:r>
         <w:rPr>
+          <w:lang w:val="hi_IN" w:bidi="hi_IN"/>
+        </w:rPr>
+        <w:t>וַ⁠יִּקְרְא֨וּ אֶל־יְהוָ֜ה</w:t>
+      </w:r>
+    </w:p>
+    <w:p>
+      <w:pPr/>
+      <w:r>
+        <w:rPr>
+          <w:lang w:val="hi_IN" w:bidi="hi_IN"/>
+        </w:rPr>
+      </w:r>
+      <w:r>
+        <w:rPr>
           <w:b/>
           <w:lang w:val="hi_IN" w:bidi="hi_IN"/>
         </w:rPr>
@@ -6188,6 +6888,20 @@
       </w:r>
       <w:r>
         <w:rPr>
+          <w:lang w:val="hi_IN" w:bidi="hi_IN"/>
+        </w:rPr>
+        <w:t>אָנָּ֤ה</w:t>
+      </w:r>
+    </w:p>
+    <w:p>
+      <w:pPr/>
+      <w:r>
+        <w:rPr>
+          <w:lang w:val="hi_IN" w:bidi="hi_IN"/>
+        </w:rPr>
+      </w:r>
+      <w:r>
+        <w:rPr>
           <w:b/>
           <w:lang w:val="hi_IN" w:bidi="hi_IN"/>
         </w:rPr>
@@ -6284,6 +6998,20 @@
       </w:r>
       <w:r>
         <w:rPr>
+          <w:lang w:val="hi_IN" w:bidi="hi_IN"/>
+        </w:rPr>
+        <w:t>אַל־נָ֣א נֹאבְדָ֗ה בְּ⁠נֶ֨פֶשׁ֙ הָ⁠אִ֣ישׁ הַ⁠זֶּ֔ה</w:t>
+      </w:r>
+    </w:p>
+    <w:p>
+      <w:pPr/>
+      <w:r>
+        <w:rPr>
+          <w:lang w:val="hi_IN" w:bidi="hi_IN"/>
+        </w:rPr>
+      </w:r>
+      <w:r>
+        <w:rPr>
           <w:b/>
           <w:lang w:val="hi_IN" w:bidi="hi_IN"/>
         </w:rPr>
@@ -6374,6 +7102,20 @@
       </w:r>
       <w:r>
         <w:rPr>
+          <w:lang w:val="hi_IN" w:bidi="hi_IN"/>
+        </w:rPr>
+        <w:t>וְ⁠אַל־תִּתֵּ֥ן עָלֵ֖י⁠נוּ דָּ֣ם נָקִ֑יא</w:t>
+      </w:r>
+    </w:p>
+    <w:p>
+      <w:pPr/>
+      <w:r>
+        <w:rPr>
+          <w:lang w:val="hi_IN" w:bidi="hi_IN"/>
+        </w:rPr>
+      </w:r>
+      <w:r>
+        <w:rPr>
           <w:b/>
           <w:lang w:val="hi_IN" w:bidi="hi_IN"/>
         </w:rPr>
@@ -6457,6 +7199,20 @@
       </w:r>
       <w:r>
         <w:rPr>
+          <w:lang w:val="hi_IN" w:bidi="hi_IN"/>
+        </w:rPr>
+        <w:t>אָנָּ֤ה יְהוָה֙ אַל־נָ֣א נֹאבְדָ֗ה בְּ⁠נֶ֨פֶשׁ֙ הָ⁠אִ֣ישׁ הַ⁠זֶּ֔ה וְ⁠אַל־תִּתֵּ֥ן עָלֵ֖י⁠נוּ דָּ֣ם נָקִ֑יא כִּֽי־אַתָּ֣ה יְהוָ֔ה כַּ⁠אֲשֶׁ֥ר חָפַ֖צְתָּ עָשִֽׂיתָ</w:t>
+      </w:r>
+    </w:p>
+    <w:p>
+      <w:pPr/>
+      <w:r>
+        <w:rPr>
+          <w:lang w:val="hi_IN" w:bidi="hi_IN"/>
+        </w:rPr>
+      </w:r>
+      <w:r>
+        <w:rPr>
           <w:b/>
           <w:lang w:val="hi_IN" w:bidi="hi_IN"/>
         </w:rPr>
@@ -6527,6 +7283,20 @@
       </w:r>
       <w:r>
         <w:rPr>
+          <w:lang w:val="hi_IN" w:bidi="hi_IN"/>
+        </w:rPr>
+        <w:t>אַל־נָ֣א נֹאבְדָ֗ה בְּ⁠נֶ֨פֶשׁ֙ הָ⁠אִ֣ישׁ הַ⁠זֶּ֔ה וְ⁠אַל־תִּתֵּ֥ן עָלֵ֖י⁠נוּ דָּ֣ם נָקִ֑יא</w:t>
+      </w:r>
+    </w:p>
+    <w:p>
+      <w:pPr/>
+      <w:r>
+        <w:rPr>
+          <w:lang w:val="hi_IN" w:bidi="hi_IN"/>
+        </w:rPr>
+      </w:r>
+      <w:r>
+        <w:rPr>
           <w:b/>
           <w:lang w:val="hi_IN" w:bidi="hi_IN"/>
         </w:rPr>
@@ -6659,6 +7429,20 @@
       </w:r>
       <w:r>
         <w:rPr>
+          <w:lang w:val="hi_IN" w:bidi="hi_IN"/>
+        </w:rPr>
+        <w:t>וַ⁠יַּעֲמֹ֥ד הַ⁠יָּ֖ם מִ⁠זַּעְפּֽ⁠וֹ</w:t>
+      </w:r>
+    </w:p>
+    <w:p>
+      <w:pPr/>
+      <w:r>
+        <w:rPr>
+          <w:lang w:val="hi_IN" w:bidi="hi_IN"/>
+        </w:rPr>
+      </w:r>
+      <w:r>
+        <w:rPr>
           <w:b/>
           <w:lang w:val="hi_IN" w:bidi="hi_IN"/>
         </w:rPr>
@@ -6786,6 +7570,20 @@
       </w:r>
       <w:r>
         <w:rPr>
+          <w:lang w:val="hi_IN" w:bidi="hi_IN"/>
+        </w:rPr>
+        <w:t>וַ⁠יַּעֲמֹ֥ד הַ⁠יָּ֖ם מִ⁠זַּעְפּֽ⁠וֹ</w:t>
+      </w:r>
+    </w:p>
+    <w:p>
+      <w:pPr/>
+      <w:r>
+        <w:rPr>
+          <w:lang w:val="hi_IN" w:bidi="hi_IN"/>
+        </w:rPr>
+      </w:r>
+      <w:r>
+        <w:rPr>
           <w:b/>
           <w:lang w:val="hi_IN" w:bidi="hi_IN"/>
         </w:rPr>
@@ -6895,6 +7693,20 @@
       </w:r>
       <w:r>
         <w:rPr>
+          <w:lang w:val="hi_IN" w:bidi="hi_IN"/>
+        </w:rPr>
+        <w:t>וַ⁠יִּֽירְא֧וּ הָ⁠אֲנָשִׁ֛ים יִרְאָ֥ה גְדוֹלָ֖ה אֶת־יְהוָ֑ה</w:t>
+      </w:r>
+    </w:p>
+    <w:p>
+      <w:pPr/>
+      <w:r>
+        <w:rPr>
+          <w:lang w:val="hi_IN" w:bidi="hi_IN"/>
+        </w:rPr>
+      </w:r>
+      <w:r>
+        <w:rPr>
           <w:b/>
           <w:lang w:val="hi_IN" w:bidi="hi_IN"/>
         </w:rPr>
@@ -6972,6 +7784,20 @@
       </w:r>
       <w:r>
         <w:rPr>
+          <w:lang w:val="hi_IN" w:bidi="hi_IN"/>
+        </w:rPr>
+        <w:t>וַ⁠יִּֽזְבְּחוּ־זֶ֨בַח֙ לַֽ⁠יהוָ֔ה וַֽ⁠יִּדְּר֖וּ נְדָרִֽים</w:t>
+      </w:r>
+    </w:p>
+    <w:p>
+      <w:pPr/>
+      <w:r>
+        <w:rPr>
+          <w:lang w:val="hi_IN" w:bidi="hi_IN"/>
+        </w:rPr>
+      </w:r>
+      <w:r>
+        <w:rPr>
           <w:b/>
           <w:lang w:val="hi_IN" w:bidi="hi_IN"/>
         </w:rPr>
@@ -7081,6 +7907,20 @@
       </w:r>
       <w:r>
         <w:rPr>
+          <w:lang w:val="hi_IN" w:bidi="hi_IN"/>
+        </w:rPr>
+        <w:t>וַ⁠יְמַ֤ן יְהוָה֙ דָּ֣ג גָּד֔וֹל לִ⁠בְלֹ֖עַ אֶת־יוֹנָ֑ה וַ⁠יְהִ֤י יוֹנָה֙ בִּ⁠מְעֵ֣י הַ⁠דָּ֔ג שְׁלֹשָׁ֥ה יָמִ֖ים וּ⁠שְׁלֹשָׁ֥ה לֵילֽוֹת</w:t>
+      </w:r>
+    </w:p>
+    <w:p>
+      <w:pPr/>
+      <w:r>
+        <w:rPr>
+          <w:lang w:val="hi_IN" w:bidi="hi_IN"/>
+        </w:rPr>
+      </w:r>
+      <w:r>
+        <w:rPr>
           <w:b/>
           <w:lang w:val="hi_IN" w:bidi="hi_IN"/>
         </w:rPr>
@@ -7144,6 +7984,20 @@
       </w:r>
       <w:r>
         <w:rPr>
+          <w:lang w:val="hi_IN" w:bidi="hi_IN"/>
+        </w:rPr>
+        <w:t>וַ⁠יְמַ֤ן יְהוָה֙ דָּ֣ג גָּד֔וֹל לִ⁠בְלֹ֖עַ אֶת־יוֹנָ֑ה</w:t>
+      </w:r>
+    </w:p>
+    <w:p>
+      <w:pPr/>
+      <w:r>
+        <w:rPr>
+          <w:lang w:val="hi_IN" w:bidi="hi_IN"/>
+        </w:rPr>
+      </w:r>
+      <w:r>
+        <w:rPr>
           <w:b/>
           <w:lang w:val="hi_IN" w:bidi="hi_IN"/>
         </w:rPr>
@@ -7567,6 +8421,20 @@
       </w:r>
       <w:r>
         <w:rPr>
+          <w:lang w:val="hi_IN" w:bidi="hi_IN"/>
+        </w:rPr>
+        <w:t>יְהוָ֖ה אֱלֹהָ֑י⁠ו</w:t>
+      </w:r>
+    </w:p>
+    <w:p>
+      <w:pPr/>
+      <w:r>
+        <w:rPr>
+          <w:lang w:val="hi_IN" w:bidi="hi_IN"/>
+        </w:rPr>
+      </w:r>
+      <w:r>
+        <w:rPr>
           <w:b/>
           <w:lang w:val="hi_IN" w:bidi="hi_IN"/>
         </w:rPr>
@@ -7656,6 +8524,20 @@
       </w:r>
       <w:r>
         <w:rPr>
+          <w:lang w:val="hi_IN" w:bidi="hi_IN"/>
+        </w:rPr>
+        <w:t>וַ⁠יֹּ֗אמֶר</w:t>
+      </w:r>
+    </w:p>
+    <w:p>
+      <w:pPr/>
+      <w:r>
+        <w:rPr>
+          <w:lang w:val="hi_IN" w:bidi="hi_IN"/>
+        </w:rPr>
+      </w:r>
+      <w:r>
+        <w:rPr>
           <w:b/>
           <w:lang w:val="hi_IN" w:bidi="hi_IN"/>
         </w:rPr>
@@ -7720,6 +8602,20 @@
       </w:r>
       <w:r>
         <w:rPr>
+          <w:lang w:val="hi_IN" w:bidi="hi_IN"/>
+        </w:rPr>
+        <w:t>קָ֠רָאתִי מִ⁠צָּ֥רָה לִ֛⁠י אֶל־יְהוָ֖ה וַֽ⁠יַּעֲנֵ֑⁠נִי</w:t>
+      </w:r>
+    </w:p>
+    <w:p>
+      <w:pPr/>
+      <w:r>
+        <w:rPr>
+          <w:lang w:val="hi_IN" w:bidi="hi_IN"/>
+        </w:rPr>
+      </w:r>
+      <w:r>
+        <w:rPr>
           <w:b/>
           <w:lang w:val="hi_IN" w:bidi="hi_IN"/>
         </w:rPr>
@@ -7803,6 +8699,20 @@
       </w:r>
       <w:r>
         <w:rPr>
+          <w:lang w:val="hi_IN" w:bidi="hi_IN"/>
+        </w:rPr>
+        <w:t>קָ֠רָאתִי מִ⁠צָּ֥רָה לִ֛⁠י אֶל־יְהוָ֖ה וַֽ⁠יַּעֲנֵ֑⁠נִי</w:t>
+      </w:r>
+    </w:p>
+    <w:p>
+      <w:pPr/>
+      <w:r>
+        <w:rPr>
+          <w:lang w:val="hi_IN" w:bidi="hi_IN"/>
+        </w:rPr>
+      </w:r>
+      <w:r>
+        <w:rPr>
           <w:b/>
           <w:lang w:val="hi_IN" w:bidi="hi_IN"/>
         </w:rPr>
@@ -7880,6 +8790,20 @@
       </w:r>
       <w:r>
         <w:rPr>
+          <w:lang w:val="hi_IN" w:bidi="hi_IN"/>
+        </w:rPr>
+        <w:t>וַֽ⁠יַּעֲנֵ֑⁠נִי</w:t>
+      </w:r>
+    </w:p>
+    <w:p>
+      <w:pPr/>
+      <w:r>
+        <w:rPr>
+          <w:lang w:val="hi_IN" w:bidi="hi_IN"/>
+        </w:rPr>
+      </w:r>
+      <w:r>
+        <w:rPr>
           <w:b/>
           <w:lang w:val="hi_IN" w:bidi="hi_IN"/>
         </w:rPr>
@@ -7970,6 +8894,20 @@
       </w:r>
       <w:r>
         <w:rPr>
+          <w:lang w:val="hi_IN" w:bidi="hi_IN"/>
+        </w:rPr>
+        <w:t>מִ⁠בֶּ֧טֶן שְׁא֛וֹל</w:t>
+      </w:r>
+    </w:p>
+    <w:p>
+      <w:pPr/>
+      <w:r>
+        <w:rPr>
+          <w:lang w:val="hi_IN" w:bidi="hi_IN"/>
+        </w:rPr>
+      </w:r>
+      <w:r>
+        <w:rPr>
           <w:b/>
           <w:lang w:val="hi_IN" w:bidi="hi_IN"/>
         </w:rPr>
@@ -8073,6 +9011,20 @@
       </w:r>
       <w:r>
         <w:rPr>
+          <w:lang w:val="hi_IN" w:bidi="hi_IN"/>
+        </w:rPr>
+        <w:t>שְׁא֛וֹל</w:t>
+      </w:r>
+    </w:p>
+    <w:p>
+      <w:pPr/>
+      <w:r>
+        <w:rPr>
+          <w:lang w:val="hi_IN" w:bidi="hi_IN"/>
+        </w:rPr>
+      </w:r>
+      <w:r>
+        <w:rPr>
           <w:b/>
           <w:lang w:val="hi_IN" w:bidi="hi_IN"/>
         </w:rPr>
@@ -8169,6 +9121,20 @@
       </w:r>
       <w:r>
         <w:rPr>
+          <w:lang w:val="hi_IN" w:bidi="hi_IN"/>
+        </w:rPr>
+        <w:t>שָׁמַ֥עְתָּ קוֹלִֽ⁠י</w:t>
+      </w:r>
+    </w:p>
+    <w:p>
+      <w:pPr/>
+      <w:r>
+        <w:rPr>
+          <w:lang w:val="hi_IN" w:bidi="hi_IN"/>
+        </w:rPr>
+      </w:r>
+      <w:r>
+        <w:rPr>
           <w:b/>
           <w:lang w:val="hi_IN" w:bidi="hi_IN"/>
         </w:rPr>
@@ -8252,6 +9218,20 @@
       </w:r>
       <w:r>
         <w:rPr>
+          <w:lang w:val="hi_IN" w:bidi="hi_IN"/>
+        </w:rPr>
+        <w:t>קָ֠רָאתִי מִ⁠צָּ֥רָה לִ֛⁠י אֶל־יְהוָ֖ה וַֽ⁠יַּעֲנֵ֑⁠נִי מִ⁠בֶּ֧טֶן שְׁא֛וֹל שִׁוַּ֖עְתִּי שָׁמַ֥עְתָּ קוֹלִֽ⁠י</w:t>
+      </w:r>
+    </w:p>
+    <w:p>
+      <w:pPr/>
+      <w:r>
+        <w:rPr>
+          <w:lang w:val="hi_IN" w:bidi="hi_IN"/>
+        </w:rPr>
+      </w:r>
+      <w:r>
+        <w:rPr>
           <w:b/>
           <w:lang w:val="hi_IN" w:bidi="hi_IN"/>
         </w:rPr>
@@ -8335,6 +9315,20 @@
       </w:r>
       <w:r>
         <w:rPr>
+          <w:lang w:val="hi_IN" w:bidi="hi_IN"/>
+        </w:rPr>
+        <w:t>בִּ⁠לְבַ֣ב יַמִּ֔ים</w:t>
+      </w:r>
+    </w:p>
+    <w:p>
+      <w:pPr/>
+      <w:r>
+        <w:rPr>
+          <w:lang w:val="hi_IN" w:bidi="hi_IN"/>
+        </w:rPr>
+      </w:r>
+      <w:r>
+        <w:rPr>
           <w:b/>
           <w:lang w:val="hi_IN" w:bidi="hi_IN"/>
         </w:rPr>
@@ -8411,6 +9405,20 @@
       </w:r>
       <w:r>
         <w:rPr>
+          <w:lang w:val="hi_IN" w:bidi="hi_IN"/>
+        </w:rPr>
+        <w:t>וְ⁠נָהָ֖ר יְסֹבְבֵ֑⁠נִי</w:t>
+      </w:r>
+    </w:p>
+    <w:p>
+      <w:pPr/>
+      <w:r>
+        <w:rPr>
+          <w:lang w:val="hi_IN" w:bidi="hi_IN"/>
+        </w:rPr>
+      </w:r>
+      <w:r>
+        <w:rPr>
           <w:b/>
           <w:lang w:val="hi_IN" w:bidi="hi_IN"/>
         </w:rPr>
@@ -8475,6 +9483,20 @@
       </w:r>
       <w:r>
         <w:rPr>
+          <w:lang w:val="hi_IN" w:bidi="hi_IN"/>
+        </w:rPr>
+        <w:t>מִשְׁבָּרֶ֥י⁠ךָ וְ⁠גַלֶּ֖י⁠ךָ</w:t>
+      </w:r>
+    </w:p>
+    <w:p>
+      <w:pPr/>
+      <w:r>
+        <w:rPr>
+          <w:lang w:val="hi_IN" w:bidi="hi_IN"/>
+        </w:rPr>
+      </w:r>
+      <w:r>
+        <w:rPr>
           <w:b/>
           <w:lang w:val="hi_IN" w:bidi="hi_IN"/>
         </w:rPr>
@@ -8571,6 +9593,20 @@
       </w:r>
       <w:r>
         <w:rPr>
+          <w:lang w:val="hi_IN" w:bidi="hi_IN"/>
+        </w:rPr>
+        <w:t>יַמִּ֔ים</w:t>
+      </w:r>
+    </w:p>
+    <w:p>
+      <w:pPr/>
+      <w:r>
+        <w:rPr>
+          <w:lang w:val="hi_IN" w:bidi="hi_IN"/>
+        </w:rPr>
+      </w:r>
+      <w:r>
+        <w:rPr>
           <w:b/>
           <w:lang w:val="hi_IN" w:bidi="hi_IN"/>
         </w:rPr>
@@ -8667,6 +9703,20 @@
       </w:r>
       <w:r>
         <w:rPr>
+          <w:lang w:val="hi_IN" w:bidi="hi_IN"/>
+        </w:rPr>
+        <w:t>מִשְׁבָּרֶ֥י⁠ךָ וְ⁠גַלֶּ֖י⁠ךָ</w:t>
+      </w:r>
+    </w:p>
+    <w:p>
+      <w:pPr/>
+      <w:r>
+        <w:rPr>
+          <w:lang w:val="hi_IN" w:bidi="hi_IN"/>
+        </w:rPr>
+      </w:r>
+      <w:r>
+        <w:rPr>
           <w:b/>
           <w:lang w:val="hi_IN" w:bidi="hi_IN"/>
         </w:rPr>
@@ -8801,6 +9851,20 @@
       </w:r>
       <w:r>
         <w:rPr>
+          <w:lang w:val="hi_IN" w:bidi="hi_IN"/>
+        </w:rPr>
+        <w:t>וַ⁠אֲנִ֣י</w:t>
+      </w:r>
+    </w:p>
+    <w:p>
+      <w:pPr/>
+      <w:r>
+        <w:rPr>
+          <w:lang w:val="hi_IN" w:bidi="hi_IN"/>
+        </w:rPr>
+      </w:r>
+      <w:r>
+        <w:rPr>
           <w:b/>
           <w:lang w:val="hi_IN" w:bidi="hi_IN"/>
         </w:rPr>
@@ -8884,6 +9948,20 @@
       </w:r>
       <w:r>
         <w:rPr>
+          <w:lang w:val="hi_IN" w:bidi="hi_IN"/>
+        </w:rPr>
+        <w:t>נִגְרַ֖שְׁתִּי</w:t>
+      </w:r>
+    </w:p>
+    <w:p>
+      <w:pPr/>
+      <w:r>
+        <w:rPr>
+          <w:lang w:val="hi_IN" w:bidi="hi_IN"/>
+        </w:rPr>
+      </w:r>
+      <w:r>
+        <w:rPr>
           <w:b/>
           <w:lang w:val="hi_IN" w:bidi="hi_IN"/>
         </w:rPr>
@@ -8980,6 +10058,20 @@
       </w:r>
       <w:r>
         <w:rPr>
+          <w:lang w:val="hi_IN" w:bidi="hi_IN"/>
+        </w:rPr>
+        <w:t>מִ⁠נֶּ֣גֶד עֵינֶ֑י⁠ךָ</w:t>
+      </w:r>
+    </w:p>
+    <w:p>
+      <w:pPr/>
+      <w:r>
+        <w:rPr>
+          <w:lang w:val="hi_IN" w:bidi="hi_IN"/>
+        </w:rPr>
+      </w:r>
+      <w:r>
+        <w:rPr>
           <w:b/>
           <w:lang w:val="hi_IN" w:bidi="hi_IN"/>
         </w:rPr>
@@ -9139,6 +10231,20 @@
       </w:r>
       <w:r>
         <w:rPr>
+          <w:lang w:val="hi_IN" w:bidi="hi_IN"/>
+        </w:rPr>
+        <w:t>אַ֚ךְ</w:t>
+      </w:r>
+    </w:p>
+    <w:p>
+      <w:pPr/>
+      <w:r>
+        <w:rPr>
+          <w:lang w:val="hi_IN" w:bidi="hi_IN"/>
+        </w:rPr>
+      </w:r>
+      <w:r>
+        <w:rPr>
           <w:b/>
           <w:lang w:val="hi_IN" w:bidi="hi_IN"/>
         </w:rPr>
@@ -9241,6 +10347,20 @@
       </w:r>
       <w:r>
         <w:rPr>
+          <w:lang w:val="hi_IN" w:bidi="hi_IN"/>
+        </w:rPr>
+        <w:t>אֲפָפ֤וּ⁠נִי מַ֨יִם֙ עַד־נֶ֔פֶשׁ תְּה֖וֹם יְסֹבְבֵ֑⁠נִי</w:t>
+      </w:r>
+    </w:p>
+    <w:p>
+      <w:pPr/>
+      <w:r>
+        <w:rPr>
+          <w:lang w:val="hi_IN" w:bidi="hi_IN"/>
+        </w:rPr>
+      </w:r>
+      <w:r>
+        <w:rPr>
           <w:b/>
           <w:lang w:val="hi_IN" w:bidi="hi_IN"/>
         </w:rPr>
@@ -9400,6 +10520,20 @@
       </w:r>
       <w:r>
         <w:rPr>
+          <w:lang w:val="hi_IN" w:bidi="hi_IN"/>
+        </w:rPr>
+        <w:t>עַד־נֶ֔פֶשׁ</w:t>
+      </w:r>
+    </w:p>
+    <w:p>
+      <w:pPr/>
+      <w:r>
+        <w:rPr>
+          <w:lang w:val="hi_IN" w:bidi="hi_IN"/>
+        </w:rPr>
+      </w:r>
+      <w:r>
+        <w:rPr>
           <w:b/>
           <w:lang w:val="hi_IN" w:bidi="hi_IN"/>
         </w:rPr>
@@ -9528,6 +10662,20 @@
       </w:r>
       <w:r>
         <w:rPr>
+          <w:lang w:val="hi_IN" w:bidi="hi_IN"/>
+        </w:rPr>
+        <w:t>תְּה֖וֹם יְסֹבְבֵ֑⁠נִי</w:t>
+      </w:r>
+    </w:p>
+    <w:p>
+      <w:pPr/>
+      <w:r>
+        <w:rPr>
+          <w:lang w:val="hi_IN" w:bidi="hi_IN"/>
+        </w:rPr>
+      </w:r>
+      <w:r>
+        <w:rPr>
           <w:b/>
           <w:lang w:val="hi_IN" w:bidi="hi_IN"/>
         </w:rPr>
@@ -9592,6 +10740,20 @@
       </w:r>
       <w:r>
         <w:rPr>
+          <w:lang w:val="hi_IN" w:bidi="hi_IN"/>
+        </w:rPr>
+        <w:t>ס֖וּף</w:t>
+      </w:r>
+    </w:p>
+    <w:p>
+      <w:pPr/>
+      <w:r>
+        <w:rPr>
+          <w:lang w:val="hi_IN" w:bidi="hi_IN"/>
+        </w:rPr>
+      </w:r>
+      <w:r>
+        <w:rPr>
           <w:b/>
           <w:lang w:val="hi_IN" w:bidi="hi_IN"/>
         </w:rPr>
@@ -9662,6 +10824,20 @@
       </w:r>
       <w:r>
         <w:rPr>
+          <w:lang w:val="hi_IN" w:bidi="hi_IN"/>
+        </w:rPr>
+        <w:t>הָ⁠אָ֛רֶץ בְּרִחֶ֥י⁠הָ בַעֲדִ֖⁠י לְ⁠עוֹלָ֑ם</w:t>
+      </w:r>
+    </w:p>
+    <w:p>
+      <w:pPr/>
+      <w:r>
+        <w:rPr>
+          <w:lang w:val="hi_IN" w:bidi="hi_IN"/>
+        </w:rPr>
+      </w:r>
+      <w:r>
+        <w:rPr>
           <w:b/>
           <w:lang w:val="hi_IN" w:bidi="hi_IN"/>
         </w:rPr>
@@ -9745,6 +10921,20 @@
       </w:r>
       <w:r>
         <w:rPr>
+          <w:lang w:val="hi_IN" w:bidi="hi_IN"/>
+        </w:rPr>
+        <w:t>וַ⁠תַּ֧עַל מִ⁠שַּׁ֛חַת חַיַּ֖⁠י</w:t>
+      </w:r>
+    </w:p>
+    <w:p>
+      <w:pPr/>
+      <w:r>
+        <w:rPr>
+          <w:lang w:val="hi_IN" w:bidi="hi_IN"/>
+        </w:rPr>
+      </w:r>
+      <w:r>
+        <w:rPr>
           <w:b/>
           <w:lang w:val="hi_IN" w:bidi="hi_IN"/>
         </w:rPr>
@@ -9841,6 +11031,20 @@
       </w:r>
       <w:r>
         <w:rPr>
+          <w:lang w:val="hi_IN" w:bidi="hi_IN"/>
+        </w:rPr>
+        <w:t>יְהוָ֥ה אֱלֹהָֽ⁠י</w:t>
+      </w:r>
+    </w:p>
+    <w:p>
+      <w:pPr/>
+      <w:r>
+        <w:rPr>
+          <w:lang w:val="hi_IN" w:bidi="hi_IN"/>
+        </w:rPr>
+      </w:r>
+      <w:r>
+        <w:rPr>
           <w:b/>
           <w:lang w:val="hi_IN" w:bidi="hi_IN"/>
         </w:rPr>
@@ -9904,6 +11108,20 @@
       </w:r>
       <w:r>
         <w:rPr>
+          <w:lang w:val="hi_IN" w:bidi="hi_IN"/>
+        </w:rPr>
+        <w:t>חַיַּ֖⁠י</w:t>
+      </w:r>
+    </w:p>
+    <w:p>
+      <w:pPr/>
+      <w:r>
+        <w:rPr>
+          <w:lang w:val="hi_IN" w:bidi="hi_IN"/>
+        </w:rPr>
+      </w:r>
+      <w:r>
+        <w:rPr>
           <w:b/>
           <w:lang w:val="hi_IN" w:bidi="hi_IN"/>
         </w:rPr>
@@ -10012,6 +11230,20 @@
       </w:r>
       <w:r>
         <w:rPr>
+          <w:lang w:val="hi_IN" w:bidi="hi_IN"/>
+        </w:rPr>
+        <w:t>אֱלֹהָֽ⁠י</w:t>
+      </w:r>
+    </w:p>
+    <w:p>
+      <w:pPr/>
+      <w:r>
+        <w:rPr>
+          <w:lang w:val="hi_IN" w:bidi="hi_IN"/>
+        </w:rPr>
+      </w:r>
+      <w:r>
+        <w:rPr>
           <w:b/>
           <w:lang w:val="hi_IN" w:bidi="hi_IN"/>
         </w:rPr>
@@ -10121,6 +11353,20 @@
       </w:r>
       <w:r>
         <w:rPr>
+          <w:lang w:val="hi_IN" w:bidi="hi_IN"/>
+        </w:rPr>
+        <w:t>בְּ⁠הִתְעַטֵּ֤ף עָלַ⁠י֙ נַפְשִׁ֔⁠י</w:t>
+      </w:r>
+    </w:p>
+    <w:p>
+      <w:pPr/>
+      <w:r>
+        <w:rPr>
+          <w:lang w:val="hi_IN" w:bidi="hi_IN"/>
+        </w:rPr>
+      </w:r>
+      <w:r>
+        <w:rPr>
           <w:b/>
           <w:lang w:val="hi_IN" w:bidi="hi_IN"/>
         </w:rPr>
@@ -10204,6 +11450,20 @@
       </w:r>
       <w:r>
         <w:rPr>
+          <w:lang w:val="hi_IN" w:bidi="hi_IN"/>
+        </w:rPr>
+        <w:t>אֶת־יְהוָ֖ה זָכָ֑רְתִּי</w:t>
+      </w:r>
+    </w:p>
+    <w:p>
+      <w:pPr/>
+      <w:r>
+        <w:rPr>
+          <w:lang w:val="hi_IN" w:bidi="hi_IN"/>
+        </w:rPr>
+      </w:r>
+      <w:r>
+        <w:rPr>
           <w:b/>
           <w:lang w:val="hi_IN" w:bidi="hi_IN"/>
         </w:rPr>
@@ -10267,6 +11527,20 @@
       </w:r>
       <w:r>
         <w:rPr>
+          <w:lang w:val="hi_IN" w:bidi="hi_IN"/>
+        </w:rPr>
+        <w:t>וַ⁠תָּב֤וֹא אֵלֶ֨י⁠ךָ֙ תְּפִלָּתִ֔⁠י אֶל־הֵיכַ֖ל קָדְשֶֽׁ⁠ךָ</w:t>
+      </w:r>
+    </w:p>
+    <w:p>
+      <w:pPr/>
+      <w:r>
+        <w:rPr>
+          <w:lang w:val="hi_IN" w:bidi="hi_IN"/>
+        </w:rPr>
+      </w:r>
+      <w:r>
+        <w:rPr>
           <w:b/>
           <w:lang w:val="hi_IN" w:bidi="hi_IN"/>
         </w:rPr>
@@ -10433,6 +11707,20 @@
       </w:r>
       <w:r>
         <w:rPr>
+          <w:lang w:val="hi_IN" w:bidi="hi_IN"/>
+        </w:rPr>
+        <w:t>אֶת־יְהוָ֖ה זָכָ֑רְתִּי</w:t>
+      </w:r>
+    </w:p>
+    <w:p>
+      <w:pPr/>
+      <w:r>
+        <w:rPr>
+          <w:lang w:val="hi_IN" w:bidi="hi_IN"/>
+        </w:rPr>
+      </w:r>
+      <w:r>
+        <w:rPr>
           <w:b/>
           <w:lang w:val="hi_IN" w:bidi="hi_IN"/>
         </w:rPr>
@@ -10592,6 +11880,20 @@
       </w:r>
       <w:r>
         <w:rPr>
+          <w:lang w:val="hi_IN" w:bidi="hi_IN"/>
+        </w:rPr>
+        <w:t>מְשַׁמְּרִ֖ים הַבְלֵי־שָׁ֑וְא</w:t>
+      </w:r>
+    </w:p>
+    <w:p>
+      <w:pPr/>
+      <w:r>
+        <w:rPr>
+          <w:lang w:val="hi_IN" w:bidi="hi_IN"/>
+        </w:rPr>
+      </w:r>
+      <w:r>
+        <w:rPr>
           <w:b/>
           <w:lang w:val="hi_IN" w:bidi="hi_IN"/>
         </w:rPr>
@@ -10675,6 +11977,20 @@
       </w:r>
       <w:r>
         <w:rPr>
+          <w:lang w:val="hi_IN" w:bidi="hi_IN"/>
+        </w:rPr>
+        <w:t>חַסְדָּ֖⁠ם יַעֲזֹֽבוּ</w:t>
+      </w:r>
+    </w:p>
+    <w:p>
+      <w:pPr/>
+      <w:r>
+        <w:rPr>
+          <w:lang w:val="hi_IN" w:bidi="hi_IN"/>
+        </w:rPr>
+      </w:r>
+      <w:r>
+        <w:rPr>
           <w:b/>
           <w:lang w:val="hi_IN" w:bidi="hi_IN"/>
         </w:rPr>
@@ -10751,6 +12067,20 @@
       </w:r>
       <w:r>
         <w:rPr>
+          <w:lang w:val="hi_IN" w:bidi="hi_IN"/>
+        </w:rPr>
+        <w:t>וַ⁠אֲנִ֗י</w:t>
+      </w:r>
+    </w:p>
+    <w:p>
+      <w:pPr/>
+      <w:r>
+        <w:rPr>
+          <w:lang w:val="hi_IN" w:bidi="hi_IN"/>
+        </w:rPr>
+      </w:r>
+      <w:r>
+        <w:rPr>
           <w:b/>
           <w:lang w:val="hi_IN" w:bidi="hi_IN"/>
         </w:rPr>
@@ -10834,6 +12164,20 @@
       </w:r>
       <w:r>
         <w:rPr>
+          <w:lang w:val="hi_IN" w:bidi="hi_IN"/>
+        </w:rPr>
+        <w:t>בְּ⁠ק֤וֹל תּוֹדָה֙</w:t>
+      </w:r>
+    </w:p>
+    <w:p>
+      <w:pPr/>
+      <w:r>
+        <w:rPr>
+          <w:lang w:val="hi_IN" w:bidi="hi_IN"/>
+        </w:rPr>
+      </w:r>
+      <w:r>
+        <w:rPr>
           <w:b/>
           <w:lang w:val="hi_IN" w:bidi="hi_IN"/>
         </w:rPr>
@@ -10886,6 +12230,20 @@
         <w:rPr>
           <w:lang w:val="hi_IN" w:bidi="hi_IN"/>
         </w:rPr>
+      </w:r>
+    </w:p>
+    <w:p>
+      <w:pPr/>
+      <w:r>
+        <w:rPr>
+          <w:lang w:val="hi_IN" w:bidi="hi_IN"/>
+        </w:rPr>
+      </w:r>
+      <w:r>
+        <w:rPr>
+          <w:lang w:val="hi_IN" w:bidi="hi_IN"/>
+        </w:rPr>
+        <w:t>יְשׁוּעָ֖תָ⁠ה לַ⁠יהוָֽה</w:t>
       </w:r>
     </w:p>
     <w:p>
@@ -10978,6 +12336,20 @@
       </w:r>
       <w:r>
         <w:rPr>
+          <w:lang w:val="hi_IN" w:bidi="hi_IN"/>
+        </w:rPr>
+        <w:t>יְשׁוּעָ֖תָ⁠ה לַ⁠יהוָֽה</w:t>
+      </w:r>
+    </w:p>
+    <w:p>
+      <w:pPr/>
+      <w:r>
+        <w:rPr>
+          <w:lang w:val="hi_IN" w:bidi="hi_IN"/>
+        </w:rPr>
+      </w:r>
+      <w:r>
+        <w:rPr>
           <w:b/>
           <w:lang w:val="hi_IN" w:bidi="hi_IN"/>
         </w:rPr>
@@ -11076,6 +12448,20 @@
         <w:rPr>
           <w:lang w:val="hi_IN" w:bidi="hi_IN"/>
         </w:rPr>
+      </w:r>
+    </w:p>
+    <w:p>
+      <w:pPr/>
+      <w:r>
+        <w:rPr>
+          <w:lang w:val="hi_IN" w:bidi="hi_IN"/>
+        </w:rPr>
+      </w:r>
+      <w:r>
+        <w:rPr>
+          <w:lang w:val="hi_IN" w:bidi="hi_IN"/>
+        </w:rPr>
+        <w:t>יְשׁוּעָ֖תָ⁠ה לַ⁠יהוָֽה</w:t>
       </w:r>
     </w:p>
     <w:p>
@@ -11188,6 +12574,20 @@
       </w:r>
       <w:r>
         <w:rPr>
+          <w:lang w:val="hi_IN" w:bidi="hi_IN"/>
+        </w:rPr>
+        <w:t>אֶל־הַ⁠יַּבָּשָֽׁה</w:t>
+      </w:r>
+    </w:p>
+    <w:p>
+      <w:pPr/>
+      <w:r>
+        <w:rPr>
+          <w:lang w:val="hi_IN" w:bidi="hi_IN"/>
+        </w:rPr>
+      </w:r>
+      <w:r>
+        <w:rPr>
           <w:b/>
           <w:lang w:val="hi_IN" w:bidi="hi_IN"/>
         </w:rPr>
@@ -11265,6 +12665,20 @@
       </w:r>
       <w:r>
         <w:rPr>
+          <w:lang w:val="hi_IN" w:bidi="hi_IN"/>
+        </w:rPr>
+        <w:t>וַ⁠יֹּ֥אמֶר יְהוָ֖ה לַ⁠דָּ֑ג</w:t>
+      </w:r>
+    </w:p>
+    <w:p>
+      <w:pPr/>
+      <w:r>
+        <w:rPr>
+          <w:lang w:val="hi_IN" w:bidi="hi_IN"/>
+        </w:rPr>
+      </w:r>
+      <w:r>
+        <w:rPr>
           <w:b/>
           <w:lang w:val="hi_IN" w:bidi="hi_IN"/>
         </w:rPr>
@@ -11367,6 +12781,20 @@
       </w:r>
       <w:r>
         <w:rPr>
+          <w:lang w:val="hi_IN" w:bidi="hi_IN"/>
+        </w:rPr>
+        <w:t>וַ⁠יֹּ֥אמֶר יְהוָ֖ה לַ⁠דָּ֑ג</w:t>
+      </w:r>
+    </w:p>
+    <w:p>
+      <w:pPr/>
+      <w:r>
+        <w:rPr>
+          <w:lang w:val="hi_IN" w:bidi="hi_IN"/>
+        </w:rPr>
+      </w:r>
+      <w:r>
+        <w:rPr>
           <w:b/>
           <w:lang w:val="hi_IN" w:bidi="hi_IN"/>
         </w:rPr>
@@ -11720,6 +13148,20 @@
       </w:r>
       <w:r>
         <w:rPr>
+          <w:lang w:val="hi_IN" w:bidi="hi_IN"/>
+        </w:rPr>
+        <w:t>וַ⁠יְהִ֧י דְבַר־יְהוָ֛ה</w:t>
+      </w:r>
+    </w:p>
+    <w:p>
+      <w:pPr/>
+      <w:r>
+        <w:rPr>
+          <w:lang w:val="hi_IN" w:bidi="hi_IN"/>
+        </w:rPr>
+      </w:r>
+      <w:r>
+        <w:rPr>
           <w:b/>
           <w:lang w:val="hi_IN" w:bidi="hi_IN"/>
         </w:rPr>
@@ -11805,6 +13247,20 @@
         <w:rPr>
           <w:lang w:val="hi_IN" w:bidi="hi_IN"/>
         </w:rPr>
+      </w:r>
+    </w:p>
+    <w:p>
+      <w:pPr/>
+      <w:r>
+        <w:rPr>
+          <w:lang w:val="hi_IN" w:bidi="hi_IN"/>
+        </w:rPr>
+      </w:r>
+      <w:r>
+        <w:rPr>
+          <w:lang w:val="hi_IN" w:bidi="hi_IN"/>
+        </w:rPr>
+        <w:t>וַ⁠יְהִ֧י דְבַר־יְהוָ֛ה</w:t>
       </w:r>
     </w:p>
     <w:p>
@@ -11930,6 +13386,20 @@
       </w:r>
       <w:r>
         <w:rPr>
+          <w:lang w:val="hi_IN" w:bidi="hi_IN"/>
+        </w:rPr>
+        <w:t>הָ⁠עִ֣יר הַ⁠גְּדוֹלָ֑ה</w:t>
+      </w:r>
+    </w:p>
+    <w:p>
+      <w:pPr/>
+      <w:r>
+        <w:rPr>
+          <w:lang w:val="hi_IN" w:bidi="hi_IN"/>
+        </w:rPr>
+      </w:r>
+      <w:r>
+        <w:rPr>
           <w:b/>
           <w:lang w:val="hi_IN" w:bidi="hi_IN"/>
         </w:rPr>
@@ -11994,6 +13464,20 @@
       </w:r>
       <w:r>
         <w:rPr>
+          <w:lang w:val="hi_IN" w:bidi="hi_IN"/>
+        </w:rPr>
+        <w:t>ק֛וּם</w:t>
+      </w:r>
+    </w:p>
+    <w:p>
+      <w:pPr/>
+      <w:r>
+        <w:rPr>
+          <w:lang w:val="hi_IN" w:bidi="hi_IN"/>
+        </w:rPr>
+      </w:r>
+      <w:r>
+        <w:rPr>
           <w:b/>
           <w:lang w:val="hi_IN" w:bidi="hi_IN"/>
         </w:rPr>
@@ -12084,6 +13568,20 @@
       </w:r>
       <w:r>
         <w:rPr>
+          <w:lang w:val="hi_IN" w:bidi="hi_IN"/>
+        </w:rPr>
+        <w:t>וִּ⁠קְרָ֤א אֵלֶ֨י⁠הָ֙ אֶת־הַ⁠קְּרִיאָ֔ה אֲשֶׁ֥ר אָנֹכִ֖י דֹּבֵ֥ר אֵלֶֽי⁠ךָ</w:t>
+      </w:r>
+    </w:p>
+    <w:p>
+      <w:pPr/>
+      <w:r>
+        <w:rPr>
+          <w:lang w:val="hi_IN" w:bidi="hi_IN"/>
+        </w:rPr>
+      </w:r>
+      <w:r>
+        <w:rPr>
           <w:b/>
           <w:lang w:val="hi_IN" w:bidi="hi_IN"/>
         </w:rPr>
@@ -12148,6 +13646,20 @@
       </w:r>
       <w:r>
         <w:rPr>
+          <w:lang w:val="hi_IN" w:bidi="hi_IN"/>
+        </w:rPr>
+        <w:t>וַ⁠יָּ֣קָם יוֹנָ֗ה וַ⁠יֵּ֛לֶךְ אֶל־נִֽינְוֶ֖ה כִּ⁠דְבַ֣ר יְהוָ֑ה</w:t>
+      </w:r>
+    </w:p>
+    <w:p>
+      <w:pPr/>
+      <w:r>
+        <w:rPr>
+          <w:lang w:val="hi_IN" w:bidi="hi_IN"/>
+        </w:rPr>
+      </w:r>
+      <w:r>
+        <w:rPr>
           <w:b/>
           <w:lang w:val="hi_IN" w:bidi="hi_IN"/>
         </w:rPr>
@@ -12257,6 +13769,20 @@
       </w:r>
       <w:r>
         <w:rPr>
+          <w:lang w:val="hi_IN" w:bidi="hi_IN"/>
+        </w:rPr>
+        <w:t>כִּ⁠דְבַ֣ר יְהוָ֑ה</w:t>
+      </w:r>
+    </w:p>
+    <w:p>
+      <w:pPr/>
+      <w:r>
+        <w:rPr>
+          <w:lang w:val="hi_IN" w:bidi="hi_IN"/>
+        </w:rPr>
+      </w:r>
+      <w:r>
+        <w:rPr>
           <w:b/>
           <w:lang w:val="hi_IN" w:bidi="hi_IN"/>
         </w:rPr>
@@ -12354,6 +13880,20 @@
       </w:r>
       <w:r>
         <w:rPr>
+          <w:lang w:val="hi_IN" w:bidi="hi_IN"/>
+        </w:rPr>
+        <w:t>וְ⁠נִֽינְוֵ֗ה הָיְתָ֤ה עִיר־גְּדוֹלָה֙ לֵֽ⁠אלֹהִ֔ים מַהֲלַ֖ךְ שְׁלֹ֥שֶׁת יָמִֽים</w:t>
+      </w:r>
+    </w:p>
+    <w:p>
+      <w:pPr/>
+      <w:r>
+        <w:rPr>
+          <w:lang w:val="hi_IN" w:bidi="hi_IN"/>
+        </w:rPr>
+      </w:r>
+      <w:r>
+        <w:rPr>
           <w:b/>
           <w:lang w:val="hi_IN" w:bidi="hi_IN"/>
         </w:rPr>
@@ -12437,6 +13977,20 @@
       </w:r>
       <w:r>
         <w:rPr>
+          <w:lang w:val="hi_IN" w:bidi="hi_IN"/>
+        </w:rPr>
+        <w:t>עִיר־גְּדוֹלָה֙ לֵֽ⁠אלֹהִ֔ים</w:t>
+      </w:r>
+    </w:p>
+    <w:p>
+      <w:pPr/>
+      <w:r>
+        <w:rPr>
+          <w:lang w:val="hi_IN" w:bidi="hi_IN"/>
+        </w:rPr>
+      </w:r>
+      <w:r>
+        <w:rPr>
           <w:b/>
           <w:lang w:val="hi_IN" w:bidi="hi_IN"/>
         </w:rPr>
@@ -12520,6 +14074,20 @@
       </w:r>
       <w:r>
         <w:rPr>
+          <w:lang w:val="hi_IN" w:bidi="hi_IN"/>
+        </w:rPr>
+        <w:t>מַהֲלַ֖ךְ שְׁלֹ֥שֶׁת יָמִֽים</w:t>
+      </w:r>
+    </w:p>
+    <w:p>
+      <w:pPr/>
+      <w:r>
+        <w:rPr>
+          <w:lang w:val="hi_IN" w:bidi="hi_IN"/>
+        </w:rPr>
+      </w:r>
+      <w:r>
+        <w:rPr>
           <w:b/>
           <w:lang w:val="hi_IN" w:bidi="hi_IN"/>
         </w:rPr>
@@ -12603,6 +14171,20 @@
       </w:r>
       <w:r>
         <w:rPr>
+          <w:lang w:val="hi_IN" w:bidi="hi_IN"/>
+        </w:rPr>
+        <w:t>וַ⁠יָּ֤חֶל יוֹנָה֙ לָ⁠ב֣וֹא בָ⁠עִ֔יר מַהֲלַ֖ךְ י֣וֹם אֶחָ֑ד וַ⁠יִּקְרָא֙</w:t>
+      </w:r>
+    </w:p>
+    <w:p>
+      <w:pPr/>
+      <w:r>
+        <w:rPr>
+          <w:lang w:val="hi_IN" w:bidi="hi_IN"/>
+        </w:rPr>
+      </w:r>
+      <w:r>
+        <w:rPr>
           <w:b/>
           <w:lang w:val="hi_IN" w:bidi="hi_IN"/>
         </w:rPr>
@@ -12666,6 +14248,20 @@
       </w:r>
       <w:r>
         <w:rPr>
+          <w:lang w:val="hi_IN" w:bidi="hi_IN"/>
+        </w:rPr>
+        <w:t>וַ⁠יִּקְרָא֙ וַ⁠יֹּאמַ֔ר</w:t>
+      </w:r>
+    </w:p>
+    <w:p>
+      <w:pPr/>
+      <w:r>
+        <w:rPr>
+          <w:lang w:val="hi_IN" w:bidi="hi_IN"/>
+        </w:rPr>
+      </w:r>
+      <w:r>
+        <w:rPr>
           <w:b/>
           <w:lang w:val="hi_IN" w:bidi="hi_IN"/>
         </w:rPr>
@@ -12743,6 +14339,20 @@
       </w:r>
       <w:r>
         <w:rPr>
+          <w:lang w:val="hi_IN" w:bidi="hi_IN"/>
+        </w:rPr>
+        <w:t>ע֚וֹד אַרְבָּעִ֣ים י֔וֹם</w:t>
+      </w:r>
+    </w:p>
+    <w:p>
+      <w:pPr/>
+      <w:r>
+        <w:rPr>
+          <w:lang w:val="hi_IN" w:bidi="hi_IN"/>
+        </w:rPr>
+      </w:r>
+      <w:r>
+        <w:rPr>
           <w:b/>
           <w:lang w:val="hi_IN" w:bidi="hi_IN"/>
         </w:rPr>
@@ -12917,6 +14527,20 @@
       </w:r>
       <w:r>
         <w:rPr>
+          <w:lang w:val="hi_IN" w:bidi="hi_IN"/>
+        </w:rPr>
+        <w:t>וְ⁠נִֽינְוֵ֖ה נֶהְפָּֽכֶת</w:t>
+      </w:r>
+    </w:p>
+    <w:p>
+      <w:pPr/>
+      <w:r>
+        <w:rPr>
+          <w:lang w:val="hi_IN" w:bidi="hi_IN"/>
+        </w:rPr>
+      </w:r>
+      <w:r>
+        <w:rPr>
           <w:b/>
           <w:lang w:val="hi_IN" w:bidi="hi_IN"/>
         </w:rPr>
@@ -13000,6 +14624,20 @@
       </w:r>
       <w:r>
         <w:rPr>
+          <w:lang w:val="hi_IN" w:bidi="hi_IN"/>
+        </w:rPr>
+        <w:t>וַ⁠יִּקְרְאוּ־צוֹם֙ וַ⁠יִּלְבְּשׁ֣וּ שַׂקִּ֔ים</w:t>
+      </w:r>
+    </w:p>
+    <w:p>
+      <w:pPr/>
+      <w:r>
+        <w:rPr>
+          <w:lang w:val="hi_IN" w:bidi="hi_IN"/>
+        </w:rPr>
+      </w:r>
+      <w:r>
+        <w:rPr>
           <w:b/>
           <w:lang w:val="hi_IN" w:bidi="hi_IN"/>
         </w:rPr>
@@ -13179,6 +14817,20 @@
       </w:r>
       <w:r>
         <w:rPr>
+          <w:lang w:val="hi_IN" w:bidi="hi_IN"/>
+        </w:rPr>
+        <w:t>מִ⁠גְּדוֹלָ֖⁠ם וְ⁠עַד־קְטַנָּֽ⁠ם</w:t>
+      </w:r>
+    </w:p>
+    <w:p>
+      <w:pPr/>
+      <w:r>
+        <w:rPr>
+          <w:lang w:val="hi_IN" w:bidi="hi_IN"/>
+        </w:rPr>
+      </w:r>
+      <w:r>
+        <w:rPr>
           <w:b/>
           <w:lang w:val="hi_IN" w:bidi="hi_IN"/>
         </w:rPr>
@@ -13256,6 +14908,20 @@
       </w:r>
       <w:r>
         <w:rPr>
+          <w:lang w:val="hi_IN" w:bidi="hi_IN"/>
+        </w:rPr>
+        <w:t>אַנְשֵׁ֥י נִֽינְוֵ֖ה</w:t>
+      </w:r>
+    </w:p>
+    <w:p>
+      <w:pPr/>
+      <w:r>
+        <w:rPr>
+          <w:lang w:val="hi_IN" w:bidi="hi_IN"/>
+        </w:rPr>
+      </w:r>
+      <w:r>
+        <w:rPr>
           <w:b/>
           <w:lang w:val="hi_IN" w:bidi="hi_IN"/>
         </w:rPr>
@@ -13352,6 +15018,20 @@
       </w:r>
       <w:r>
         <w:rPr>
+          <w:lang w:val="hi_IN" w:bidi="hi_IN"/>
+        </w:rPr>
+        <w:t>הַ⁠דָּבָר֙</w:t>
+      </w:r>
+    </w:p>
+    <w:p>
+      <w:pPr/>
+      <w:r>
+        <w:rPr>
+          <w:lang w:val="hi_IN" w:bidi="hi_IN"/>
+        </w:rPr>
+      </w:r>
+      <w:r>
+        <w:rPr>
           <w:b/>
           <w:lang w:val="hi_IN" w:bidi="hi_IN"/>
         </w:rPr>
@@ -13416,6 +15096,20 @@
       </w:r>
       <w:r>
         <w:rPr>
+          <w:lang w:val="hi_IN" w:bidi="hi_IN"/>
+        </w:rPr>
+        <w:t>וַ⁠יָּ֨קָם֙ מִ⁠כִּסְא֔⁠וֹ וַ⁠יַּעֲבֵ֥ר אַדַּרְתּ֖⁠וֹ מֵֽ⁠עָלָ֑י⁠ו</w:t>
+      </w:r>
+    </w:p>
+    <w:p>
+      <w:pPr/>
+      <w:r>
+        <w:rPr>
+          <w:lang w:val="hi_IN" w:bidi="hi_IN"/>
+        </w:rPr>
+      </w:r>
+      <w:r>
+        <w:rPr>
           <w:b/>
           <w:lang w:val="hi_IN" w:bidi="hi_IN"/>
         </w:rPr>
@@ -13519,6 +15213,20 @@
       </w:r>
       <w:r>
         <w:rPr>
+          <w:lang w:val="hi_IN" w:bidi="hi_IN"/>
+        </w:rPr>
+        <w:t>מִ⁠כִּסְא֔⁠וֹ</w:t>
+      </w:r>
+    </w:p>
+    <w:p>
+      <w:pPr/>
+      <w:r>
+        <w:rPr>
+          <w:lang w:val="hi_IN" w:bidi="hi_IN"/>
+        </w:rPr>
+      </w:r>
+      <w:r>
+        <w:rPr>
           <w:b/>
           <w:lang w:val="hi_IN" w:bidi="hi_IN"/>
         </w:rPr>
@@ -13582,6 +15290,20 @@
       </w:r>
       <w:r>
         <w:rPr>
+          <w:lang w:val="hi_IN" w:bidi="hi_IN"/>
+        </w:rPr>
+        <w:t>וַ⁠יְכַ֣ס שַׂ֔ק וַ⁠יֵּ֖שֶׁב עַל־הָ⁠אֵֽפֶר</w:t>
+      </w:r>
+    </w:p>
+    <w:p>
+      <w:pPr/>
+      <w:r>
+        <w:rPr>
+          <w:lang w:val="hi_IN" w:bidi="hi_IN"/>
+        </w:rPr>
+      </w:r>
+      <w:r>
+        <w:rPr>
           <w:b/>
           <w:lang w:val="hi_IN" w:bidi="hi_IN"/>
         </w:rPr>
@@ -13665,6 +15387,20 @@
       </w:r>
       <w:r>
         <w:rPr>
+          <w:lang w:val="hi_IN" w:bidi="hi_IN"/>
+        </w:rPr>
+        <w:t>וַ⁠יַּזְעֵ֗ק וַ⁠יֹּ֨אמֶר֙</w:t>
+      </w:r>
+    </w:p>
+    <w:p>
+      <w:pPr/>
+      <w:r>
+        <w:rPr>
+          <w:lang w:val="hi_IN" w:bidi="hi_IN"/>
+        </w:rPr>
+      </w:r>
+      <w:r>
+        <w:rPr>
           <w:b/>
           <w:lang w:val="hi_IN" w:bidi="hi_IN"/>
         </w:rPr>
@@ -13742,6 +15478,20 @@
       </w:r>
       <w:r>
         <w:rPr>
+          <w:lang w:val="hi_IN" w:bidi="hi_IN"/>
+        </w:rPr>
+        <w:t>מִ⁠טַּ֧עַם הַ⁠מֶּ֛לֶךְ וּ⁠גְדֹלָ֖י⁠ו</w:t>
+      </w:r>
+    </w:p>
+    <w:p>
+      <w:pPr/>
+      <w:r>
+        <w:rPr>
+          <w:lang w:val="hi_IN" w:bidi="hi_IN"/>
+        </w:rPr>
+      </w:r>
+      <w:r>
+        <w:rPr>
           <w:b/>
           <w:lang w:val="hi_IN" w:bidi="hi_IN"/>
         </w:rPr>
@@ -13806,6 +15556,20 @@
       </w:r>
       <w:r>
         <w:rPr>
+          <w:lang w:val="hi_IN" w:bidi="hi_IN"/>
+        </w:rPr>
+        <w:t>וּ⁠גְדֹלָ֖י⁠ו</w:t>
+      </w:r>
+    </w:p>
+    <w:p>
+      <w:pPr/>
+      <w:r>
+        <w:rPr>
+          <w:lang w:val="hi_IN" w:bidi="hi_IN"/>
+        </w:rPr>
+      </w:r>
+      <w:r>
+        <w:rPr>
           <w:b/>
           <w:lang w:val="hi_IN" w:bidi="hi_IN"/>
         </w:rPr>
@@ -13869,6 +15633,20 @@
       </w:r>
       <w:r>
         <w:rPr>
+          <w:lang w:val="hi_IN" w:bidi="hi_IN"/>
+        </w:rPr>
+        <w:t>הַ⁠בָּקָ֣ר וְ⁠הַ⁠צֹּ֗אן</w:t>
+      </w:r>
+    </w:p>
+    <w:p>
+      <w:pPr/>
+      <w:r>
+        <w:rPr>
+          <w:lang w:val="hi_IN" w:bidi="hi_IN"/>
+        </w:rPr>
+      </w:r>
+      <w:r>
+        <w:rPr>
           <w:b/>
           <w:lang w:val="hi_IN" w:bidi="hi_IN"/>
         </w:rPr>
@@ -14035,6 +15813,20 @@
       </w:r>
       <w:r>
         <w:rPr>
+          <w:lang w:val="hi_IN" w:bidi="hi_IN"/>
+        </w:rPr>
+        <w:t>וַ⁠יַּזְעֵ֗ק וַ⁠יֹּ֨אמֶר֙</w:t>
+      </w:r>
+    </w:p>
+    <w:p>
+      <w:pPr/>
+      <w:r>
+        <w:rPr>
+          <w:lang w:val="hi_IN" w:bidi="hi_IN"/>
+        </w:rPr>
+      </w:r>
+      <w:r>
+        <w:rPr>
           <w:b/>
           <w:lang w:val="hi_IN" w:bidi="hi_IN"/>
         </w:rPr>
@@ -14130,6 +15922,20 @@
       </w:r>
       <w:r>
         <w:rPr>
+          <w:lang w:val="hi_IN" w:bidi="hi_IN"/>
+        </w:rPr>
+        <w:t>וְ⁠הַ⁠בְּהֵמָ֔ה</w:t>
+      </w:r>
+    </w:p>
+    <w:p>
+      <w:pPr/>
+      <w:r>
+        <w:rPr>
+          <w:lang w:val="hi_IN" w:bidi="hi_IN"/>
+        </w:rPr>
+      </w:r>
+      <w:r>
+        <w:rPr>
           <w:b/>
           <w:lang w:val="hi_IN" w:bidi="hi_IN"/>
         </w:rPr>
@@ -14206,6 +16012,20 @@
       </w:r>
       <w:r>
         <w:rPr>
+          <w:lang w:val="hi_IN" w:bidi="hi_IN"/>
+        </w:rPr>
+        <w:t>וְ⁠יִקְרְא֥וּ אֶל־אֱלֹהִ֖ים בְּ⁠חָזְקָ֑ה</w:t>
+      </w:r>
+    </w:p>
+    <w:p>
+      <w:pPr/>
+      <w:r>
+        <w:rPr>
+          <w:lang w:val="hi_IN" w:bidi="hi_IN"/>
+        </w:rPr>
+      </w:r>
+      <w:r>
+        <w:rPr>
           <w:b/>
           <w:lang w:val="hi_IN" w:bidi="hi_IN"/>
         </w:rPr>
@@ -14302,6 +16122,20 @@
       </w:r>
       <w:r>
         <w:rPr>
+          <w:lang w:val="hi_IN" w:bidi="hi_IN"/>
+        </w:rPr>
+        <w:t>הֶ⁠חָמָ֖ס אֲשֶׁ֥ר בְּ⁠כַפֵּי⁠הֶֽם</w:t>
+      </w:r>
+    </w:p>
+    <w:p>
+      <w:pPr/>
+      <w:r>
+        <w:rPr>
+          <w:lang w:val="hi_IN" w:bidi="hi_IN"/>
+        </w:rPr>
+      </w:r>
+      <w:r>
+        <w:rPr>
           <w:b/>
           <w:lang w:val="hi_IN" w:bidi="hi_IN"/>
         </w:rPr>
@@ -14345,7 +16179,20 @@
         <w:rPr>
           <w:lang w:val="hi_IN" w:bidi="hi_IN"/>
         </w:rPr>
-        <w:t>"यहाँ ** करते ** एक रूपक है जो काम करने के लिए उपनाम है। यह उस हिंसा को संदर्भित करता है जिसे नीनवे के लोग कर रहे थे। वैकल्पिक अनुवाद: ""हिंसक चीजें जो उसने की हैं""</w:t>
+        <w:t xml:space="preserve">यहाँ </w:t>
+      </w:r>
+      <w:r>
+        <w:rPr>
+          <w:b/>
+          <w:lang w:val="hi_IN" w:bidi="hi_IN"/>
+        </w:rPr>
+        <w:t>करते</w:t>
+      </w:r>
+      <w:r>
+        <w:rPr>
+          <w:lang w:val="hi_IN" w:bidi="hi_IN"/>
+        </w:rPr>
+        <w:t xml:space="preserve"> एक रूपक है जो काम करने के लिए उपनाम है। यह उस हिंसा को संदर्भित करता है जिसे नीनवे के लोग कर रहे थे। वैकल्पिक अनुवाद: "हिंसक चीजें जो उसने की हैं"</w:t>
       </w:r>
       <w:r>
         <w:rPr>
@@ -14391,6 +16238,20 @@
       </w:r>
       <w:r>
         <w:rPr>
+          <w:lang w:val="hi_IN" w:bidi="hi_IN"/>
+        </w:rPr>
+        <w:t>וְ⁠יִקְרְא֥וּ</w:t>
+      </w:r>
+    </w:p>
+    <w:p>
+      <w:pPr/>
+      <w:r>
+        <w:rPr>
+          <w:lang w:val="hi_IN" w:bidi="hi_IN"/>
+        </w:rPr>
+      </w:r>
+      <w:r>
+        <w:rPr>
           <w:b/>
           <w:lang w:val="hi_IN" w:bidi="hi_IN"/>
         </w:rPr>
@@ -14487,6 +16348,20 @@
       </w:r>
       <w:r>
         <w:rPr>
+          <w:lang w:val="hi_IN" w:bidi="hi_IN"/>
+        </w:rPr>
+        <w:t>מִֽי־יוֹדֵ֣עַ</w:t>
+      </w:r>
+    </w:p>
+    <w:p>
+      <w:pPr/>
+      <w:r>
+        <w:rPr>
+          <w:lang w:val="hi_IN" w:bidi="hi_IN"/>
+        </w:rPr>
+      </w:r>
+      <w:r>
+        <w:rPr>
           <w:b/>
           <w:lang w:val="hi_IN" w:bidi="hi_IN"/>
         </w:rPr>
@@ -14570,6 +16445,20 @@
       </w:r>
       <w:r>
         <w:rPr>
+          <w:lang w:val="hi_IN" w:bidi="hi_IN"/>
+        </w:rPr>
+        <w:t>יָשׁ֔וּב וְ⁠נִחַ֖ם הָ⁠אֱלֹהִ֑ים</w:t>
+      </w:r>
+    </w:p>
+    <w:p>
+      <w:pPr/>
+      <w:r>
+        <w:rPr>
+          <w:lang w:val="hi_IN" w:bidi="hi_IN"/>
+        </w:rPr>
+      </w:r>
+      <w:r>
+        <w:rPr>
           <w:b/>
           <w:lang w:val="hi_IN" w:bidi="hi_IN"/>
         </w:rPr>
@@ -14653,6 +16542,20 @@
       </w:r>
       <w:r>
         <w:rPr>
+          <w:lang w:val="hi_IN" w:bidi="hi_IN"/>
+        </w:rPr>
+        <w:t>מֵ⁠חֲר֥וֹן אַפּ֖⁠וֹ</w:t>
+      </w:r>
+    </w:p>
+    <w:p>
+      <w:pPr/>
+      <w:r>
+        <w:rPr>
+          <w:lang w:val="hi_IN" w:bidi="hi_IN"/>
+        </w:rPr>
+      </w:r>
+      <w:r>
+        <w:rPr>
           <w:b/>
           <w:lang w:val="hi_IN" w:bidi="hi_IN"/>
         </w:rPr>
@@ -14736,6 +16639,20 @@
       </w:r>
       <w:r>
         <w:rPr>
+          <w:lang w:val="hi_IN" w:bidi="hi_IN"/>
+        </w:rPr>
+        <w:t>וְ⁠לֹ֥א נֹאבֵֽד</w:t>
+      </w:r>
+    </w:p>
+    <w:p>
+      <w:pPr/>
+      <w:r>
+        <w:rPr>
+          <w:lang w:val="hi_IN" w:bidi="hi_IN"/>
+        </w:rPr>
+      </w:r>
+      <w:r>
+        <w:rPr>
           <w:b/>
           <w:lang w:val="hi_IN" w:bidi="hi_IN"/>
         </w:rPr>
@@ -14800,6 +16717,20 @@
       </w:r>
       <w:r>
         <w:rPr>
+          <w:lang w:val="hi_IN" w:bidi="hi_IN"/>
+        </w:rPr>
+        <w:t>וַ⁠יַּ֤רְא הָֽ⁠אֱלֹהִים֙ אֶֽת־מַ֣עֲשֵׂי⁠הֶ֔ם כִּי־שָׁ֖בוּ מִ⁠דַּרְכָּ֣⁠ם הָ⁠רָעָ֑ה</w:t>
+      </w:r>
+    </w:p>
+    <w:p>
+      <w:pPr/>
+      <w:r>
+        <w:rPr>
+          <w:lang w:val="hi_IN" w:bidi="hi_IN"/>
+        </w:rPr>
+      </w:r>
+      <w:r>
+        <w:rPr>
           <w:b/>
           <w:lang w:val="hi_IN" w:bidi="hi_IN"/>
         </w:rPr>
@@ -14864,6 +16795,20 @@
       </w:r>
       <w:r>
         <w:rPr>
+          <w:lang w:val="hi_IN" w:bidi="hi_IN"/>
+        </w:rPr>
+        <w:t>שָׁ֖בוּ מִ⁠דַּרְכָּ֣⁠ם הָ⁠רָעָ֑ה</w:t>
+      </w:r>
+    </w:p>
+    <w:p>
+      <w:pPr/>
+      <w:r>
+        <w:rPr>
+          <w:lang w:val="hi_IN" w:bidi="hi_IN"/>
+        </w:rPr>
+      </w:r>
+      <w:r>
+        <w:rPr>
           <w:b/>
           <w:lang w:val="hi_IN" w:bidi="hi_IN"/>
         </w:rPr>
@@ -14947,6 +16892,20 @@
       </w:r>
       <w:r>
         <w:rPr>
+          <w:lang w:val="hi_IN" w:bidi="hi_IN"/>
+        </w:rPr>
+        <w:t>עַל־הָ⁠רָעָ֛ה</w:t>
+      </w:r>
+    </w:p>
+    <w:p>
+      <w:pPr/>
+      <w:r>
+        <w:rPr>
+          <w:lang w:val="hi_IN" w:bidi="hi_IN"/>
+        </w:rPr>
+      </w:r>
+      <w:r>
+        <w:rPr>
           <w:b/>
           <w:lang w:val="hi_IN" w:bidi="hi_IN"/>
         </w:rPr>
@@ -15023,6 +16982,20 @@
       </w:r>
       <w:r>
         <w:rPr>
+          <w:lang w:val="hi_IN" w:bidi="hi_IN"/>
+        </w:rPr>
+        <w:t>וְ⁠לֹ֥א עָשָֽׂה</w:t>
+      </w:r>
+    </w:p>
+    <w:p>
+      <w:pPr/>
+      <w:r>
+        <w:rPr>
+          <w:lang w:val="hi_IN" w:bidi="hi_IN"/>
+        </w:rPr>
+      </w:r>
+      <w:r>
+        <w:rPr>
           <w:b/>
           <w:lang w:val="hi_IN" w:bidi="hi_IN"/>
         </w:rPr>
@@ -15095,6 +17068,20 @@
         <w:rPr>
           <w:lang w:val="hi_IN" w:bidi="hi_IN"/>
         </w:rPr>
+      </w:r>
+    </w:p>
+    <w:p>
+      <w:pPr/>
+      <w:r>
+        <w:rPr>
+          <w:lang w:val="hi_IN" w:bidi="hi_IN"/>
+        </w:rPr>
+      </w:r>
+      <w:r>
+        <w:rPr>
+          <w:lang w:val="hi_IN" w:bidi="hi_IN"/>
+        </w:rPr>
+        <w:t>הָ⁠רָעָ֛ה</w:t>
       </w:r>
     </w:p>
     <w:p>
@@ -15620,6 +17607,20 @@
       </w:r>
       <w:r>
         <w:rPr>
+          <w:lang w:val="hi_IN" w:bidi="hi_IN"/>
+        </w:rPr>
+        <w:t>וַ⁠יֵּ֥רַע אֶל־יוֹנָ֖ה</w:t>
+      </w:r>
+    </w:p>
+    <w:p>
+      <w:pPr/>
+      <w:r>
+        <w:rPr>
+          <w:lang w:val="hi_IN" w:bidi="hi_IN"/>
+        </w:rPr>
+      </w:r>
+      <w:r>
+        <w:rPr>
           <w:b/>
           <w:lang w:val="hi_IN" w:bidi="hi_IN"/>
         </w:rPr>
@@ -15703,6 +17704,20 @@
       </w:r>
       <w:r>
         <w:rPr>
+          <w:lang w:val="hi_IN" w:bidi="hi_IN"/>
+        </w:rPr>
+        <w:t>וַ⁠יִּ֖חַר לֽ⁠וֹ</w:t>
+      </w:r>
+    </w:p>
+    <w:p>
+      <w:pPr/>
+      <w:r>
+        <w:rPr>
+          <w:lang w:val="hi_IN" w:bidi="hi_IN"/>
+        </w:rPr>
+      </w:r>
+      <w:r>
+        <w:rPr>
           <w:b/>
           <w:lang w:val="hi_IN" w:bidi="hi_IN"/>
         </w:rPr>
@@ -15786,6 +17801,20 @@
       </w:r>
       <w:r>
         <w:rPr>
+          <w:lang w:val="hi_IN" w:bidi="hi_IN"/>
+        </w:rPr>
+        <w:t>וַ⁠יֵּ֥רַע</w:t>
+      </w:r>
+    </w:p>
+    <w:p>
+      <w:pPr/>
+      <w:r>
+        <w:rPr>
+          <w:lang w:val="hi_IN" w:bidi="hi_IN"/>
+        </w:rPr>
+      </w:r>
+      <w:r>
+        <w:rPr>
           <w:b/>
           <w:lang w:val="hi_IN" w:bidi="hi_IN"/>
         </w:rPr>
@@ -15894,6 +17923,20 @@
       </w:r>
       <w:r>
         <w:rPr>
+          <w:lang w:val="hi_IN" w:bidi="hi_IN"/>
+        </w:rPr>
+        <w:t>וַ⁠יֵּ֥רַע אֶל־יוֹנָ֖ה רָעָ֣ה גְדוֹלָ֑ה</w:t>
+      </w:r>
+    </w:p>
+    <w:p>
+      <w:pPr/>
+      <w:r>
+        <w:rPr>
+          <w:lang w:val="hi_IN" w:bidi="hi_IN"/>
+        </w:rPr>
+      </w:r>
+      <w:r>
+        <w:rPr>
           <w:b/>
           <w:lang w:val="hi_IN" w:bidi="hi_IN"/>
         </w:rPr>
@@ -15990,6 +18033,20 @@
       </w:r>
       <w:r>
         <w:rPr>
+          <w:lang w:val="hi_IN" w:bidi="hi_IN"/>
+        </w:rPr>
+        <w:t>אָנָּ֤ה</w:t>
+      </w:r>
+    </w:p>
+    <w:p>
+      <w:pPr/>
+      <w:r>
+        <w:rPr>
+          <w:lang w:val="hi_IN" w:bidi="hi_IN"/>
+        </w:rPr>
+      </w:r>
+      <w:r>
+        <w:rPr>
           <w:b/>
           <w:lang w:val="hi_IN" w:bidi="hi_IN"/>
         </w:rPr>
@@ -16086,6 +18143,20 @@
       </w:r>
       <w:r>
         <w:rPr>
+          <w:lang w:val="hi_IN" w:bidi="hi_IN"/>
+        </w:rPr>
+        <w:t>יְהוָה֙ הֲ⁠לוֹא־זֶ֣ה דְבָרִ֗⁠י עַד־הֱיוֹתִ⁠י֙ עַל־אַדְמָתִ֔⁠י</w:t>
+      </w:r>
+    </w:p>
+    <w:p>
+      <w:pPr/>
+      <w:r>
+        <w:rPr>
+          <w:lang w:val="hi_IN" w:bidi="hi_IN"/>
+        </w:rPr>
+      </w:r>
+      <w:r>
+        <w:rPr>
           <w:b/>
           <w:lang w:val="hi_IN" w:bidi="hi_IN"/>
         </w:rPr>
@@ -16182,6 +18253,20 @@
       </w:r>
       <w:r>
         <w:rPr>
+          <w:lang w:val="hi_IN" w:bidi="hi_IN"/>
+        </w:rPr>
+        <w:t>יְהוָה֙ הֲ⁠לוֹא־זֶ֣ה דְבָרִ֗⁠י עַד־הֱיוֹתִ⁠י֙ עַל־אַדְמָתִ֔⁠י</w:t>
+      </w:r>
+    </w:p>
+    <w:p>
+      <w:pPr/>
+      <w:r>
+        <w:rPr>
+          <w:lang w:val="hi_IN" w:bidi="hi_IN"/>
+        </w:rPr>
+      </w:r>
+      <w:r>
+        <w:rPr>
           <w:b/>
           <w:lang w:val="hi_IN" w:bidi="hi_IN"/>
         </w:rPr>
@@ -16278,6 +18363,20 @@
       </w:r>
       <w:r>
         <w:rPr>
+          <w:lang w:val="hi_IN" w:bidi="hi_IN"/>
+        </w:rPr>
+        <w:t>אֶ֤רֶךְ אַפַּ֨יִם֙</w:t>
+      </w:r>
+    </w:p>
+    <w:p>
+      <w:pPr/>
+      <w:r>
+        <w:rPr>
+          <w:lang w:val="hi_IN" w:bidi="hi_IN"/>
+        </w:rPr>
+      </w:r>
+      <w:r>
+        <w:rPr>
           <w:b/>
           <w:lang w:val="hi_IN" w:bidi="hi_IN"/>
         </w:rPr>
@@ -16361,6 +18460,20 @@
       </w:r>
       <w:r>
         <w:rPr>
+          <w:lang w:val="hi_IN" w:bidi="hi_IN"/>
+        </w:rPr>
+        <w:t>וְ⁠רַב־חֶ֔סֶד</w:t>
+      </w:r>
+    </w:p>
+    <w:p>
+      <w:pPr/>
+      <w:r>
+        <w:rPr>
+          <w:lang w:val="hi_IN" w:bidi="hi_IN"/>
+        </w:rPr>
+      </w:r>
+      <w:r>
+        <w:rPr>
           <w:b/>
           <w:lang w:val="hi_IN" w:bidi="hi_IN"/>
         </w:rPr>
@@ -16438,6 +18551,20 @@
       </w:r>
       <w:r>
         <w:rPr>
+          <w:lang w:val="hi_IN" w:bidi="hi_IN"/>
+        </w:rPr>
+        <w:t>וְ⁠נִחָ֖ם עַל־הָ⁠רָעָֽה</w:t>
+      </w:r>
+    </w:p>
+    <w:p>
+      <w:pPr/>
+      <w:r>
+        <w:rPr>
+          <w:lang w:val="hi_IN" w:bidi="hi_IN"/>
+        </w:rPr>
+      </w:r>
+      <w:r>
+        <w:rPr>
           <w:b/>
           <w:lang w:val="hi_IN" w:bidi="hi_IN"/>
         </w:rPr>
@@ -16547,6 +18674,20 @@
       </w:r>
       <w:r>
         <w:rPr>
+          <w:lang w:val="hi_IN" w:bidi="hi_IN"/>
+        </w:rPr>
+        <w:t>קַח־נָ֥א אֶת־נַפְשִׁ֖⁠י מִמֶּ֑⁠נִּי</w:t>
+      </w:r>
+    </w:p>
+    <w:p>
+      <w:pPr/>
+      <w:r>
+        <w:rPr>
+          <w:lang w:val="hi_IN" w:bidi="hi_IN"/>
+        </w:rPr>
+      </w:r>
+      <w:r>
+        <w:rPr>
           <w:b/>
           <w:lang w:val="hi_IN" w:bidi="hi_IN"/>
         </w:rPr>
@@ -16630,6 +18771,20 @@
       </w:r>
       <w:r>
         <w:rPr>
+          <w:lang w:val="hi_IN" w:bidi="hi_IN"/>
+        </w:rPr>
+        <w:t>כִּ֛י ט֥וֹב מוֹתִ֖⁠י מֵ⁠חַיָּֽ⁠י</w:t>
+      </w:r>
+    </w:p>
+    <w:p>
+      <w:pPr/>
+      <w:r>
+        <w:rPr>
+          <w:lang w:val="hi_IN" w:bidi="hi_IN"/>
+        </w:rPr>
+      </w:r>
+      <w:r>
+        <w:rPr>
           <w:b/>
           <w:lang w:val="hi_IN" w:bidi="hi_IN"/>
         </w:rPr>
@@ -16707,6 +18862,20 @@
       </w:r>
       <w:r>
         <w:rPr>
+          <w:lang w:val="hi_IN" w:bidi="hi_IN"/>
+        </w:rPr>
+        <w:t>הַ⁠הֵיטֵ֖ב חָ֥רָה לָֽ⁠ךְ</w:t>
+      </w:r>
+    </w:p>
+    <w:p>
+      <w:pPr/>
+      <w:r>
+        <w:rPr>
+          <w:lang w:val="hi_IN" w:bidi="hi_IN"/>
+        </w:rPr>
+      </w:r>
+      <w:r>
+        <w:rPr>
           <w:b/>
           <w:lang w:val="hi_IN" w:bidi="hi_IN"/>
         </w:rPr>
@@ -16790,6 +18959,20 @@
       </w:r>
       <w:r>
         <w:rPr>
+          <w:lang w:val="hi_IN" w:bidi="hi_IN"/>
+        </w:rPr>
+        <w:t>הַ⁠הֵיטֵ֖ב חָ֥רָה לָֽ⁠ךְ</w:t>
+      </w:r>
+    </w:p>
+    <w:p>
+      <w:pPr/>
+      <w:r>
+        <w:rPr>
+          <w:lang w:val="hi_IN" w:bidi="hi_IN"/>
+        </w:rPr>
+      </w:r>
+      <w:r>
+        <w:rPr>
           <w:b/>
           <w:lang w:val="hi_IN" w:bidi="hi_IN"/>
         </w:rPr>
@@ -16873,6 +19056,20 @@
       </w:r>
       <w:r>
         <w:rPr>
+          <w:lang w:val="hi_IN" w:bidi="hi_IN"/>
+        </w:rPr>
+        <w:t>הַ⁠הֵיטֵ֖ב חָ֥רָה לָֽ⁠ךְ</w:t>
+      </w:r>
+    </w:p>
+    <w:p>
+      <w:pPr/>
+      <w:r>
+        <w:rPr>
+          <w:lang w:val="hi_IN" w:bidi="hi_IN"/>
+        </w:rPr>
+      </w:r>
+      <w:r>
+        <w:rPr>
           <w:b/>
           <w:lang w:val="hi_IN" w:bidi="hi_IN"/>
         </w:rPr>
@@ -17020,6 +19217,20 @@
       </w:r>
       <w:r>
         <w:rPr>
+          <w:lang w:val="hi_IN" w:bidi="hi_IN"/>
+        </w:rPr>
+        <w:t>מַה־יִּהְיֶ֖ה בָּ⁠עִֽיר</w:t>
+      </w:r>
+    </w:p>
+    <w:p>
+      <w:pPr/>
+      <w:r>
+        <w:rPr>
+          <w:lang w:val="hi_IN" w:bidi="hi_IN"/>
+        </w:rPr>
+      </w:r>
+      <w:r>
+        <w:rPr>
           <w:b/>
           <w:lang w:val="hi_IN" w:bidi="hi_IN"/>
         </w:rPr>
@@ -17083,6 +19294,20 @@
       </w:r>
       <w:r>
         <w:rPr>
+          <w:lang w:val="hi_IN" w:bidi="hi_IN"/>
+        </w:rPr>
+        <w:t>מֵ⁠עַ֣ל לְ⁠יוֹנָ֗ה לִֽ⁠הְי֥וֹת צֵל֙ עַל־רֹאשׁ֔⁠וֹ</w:t>
+      </w:r>
+    </w:p>
+    <w:p>
+      <w:pPr/>
+      <w:r>
+        <w:rPr>
+          <w:lang w:val="hi_IN" w:bidi="hi_IN"/>
+        </w:rPr>
+      </w:r>
+      <w:r>
+        <w:rPr>
           <w:b/>
           <w:lang w:val="hi_IN" w:bidi="hi_IN"/>
         </w:rPr>
@@ -17147,6 +19372,20 @@
       </w:r>
       <w:r>
         <w:rPr>
+          <w:lang w:val="hi_IN" w:bidi="hi_IN"/>
+        </w:rPr>
+        <w:t>לְ⁠הַצִּ֥יל ל֖⁠וֹ מֵ⁠רָֽעָת֑⁠וֹ</w:t>
+      </w:r>
+    </w:p>
+    <w:p>
+      <w:pPr/>
+      <w:r>
+        <w:rPr>
+          <w:lang w:val="hi_IN" w:bidi="hi_IN"/>
+        </w:rPr>
+      </w:r>
+      <w:r>
+        <w:rPr>
           <w:b/>
           <w:lang w:val="hi_IN" w:bidi="hi_IN"/>
         </w:rPr>
@@ -17210,6 +19449,20 @@
       </w:r>
       <w:r>
         <w:rPr>
+          <w:lang w:val="hi_IN" w:bidi="hi_IN"/>
+        </w:rPr>
+        <w:t>וַ⁠יִּשְׂמַ֥ח יוֹנָ֛ה &amp; שִׂמְחָ֥ה גְדוֹלָֽה</w:t>
+      </w:r>
+    </w:p>
+    <w:p>
+      <w:pPr/>
+      <w:r>
+        <w:rPr>
+          <w:lang w:val="hi_IN" w:bidi="hi_IN"/>
+        </w:rPr>
+      </w:r>
+      <w:r>
+        <w:rPr>
           <w:b/>
           <w:lang w:val="hi_IN" w:bidi="hi_IN"/>
         </w:rPr>
@@ -17306,6 +19559,20 @@
       </w:r>
       <w:r>
         <w:rPr>
+          <w:lang w:val="hi_IN" w:bidi="hi_IN"/>
+        </w:rPr>
+        <w:t>וַ⁠יְמַ֤ן הָֽ⁠אֱלֹהִים֙ תּוֹלַ֔עַת</w:t>
+      </w:r>
+    </w:p>
+    <w:p>
+      <w:pPr/>
+      <w:r>
+        <w:rPr>
+          <w:lang w:val="hi_IN" w:bidi="hi_IN"/>
+        </w:rPr>
+      </w:r>
+      <w:r>
+        <w:rPr>
           <w:b/>
           <w:lang w:val="hi_IN" w:bidi="hi_IN"/>
         </w:rPr>
@@ -17434,6 +19701,20 @@
       </w:r>
       <w:r>
         <w:rPr>
+          <w:lang w:val="hi_IN" w:bidi="hi_IN"/>
+        </w:rPr>
+        <w:t>וַ⁠יִּיבָֽשׁ</w:t>
+      </w:r>
+    </w:p>
+    <w:p>
+      <w:pPr/>
+      <w:r>
+        <w:rPr>
+          <w:lang w:val="hi_IN" w:bidi="hi_IN"/>
+        </w:rPr>
+      </w:r>
+      <w:r>
+        <w:rPr>
           <w:b/>
           <w:lang w:val="hi_IN" w:bidi="hi_IN"/>
         </w:rPr>
@@ -17497,6 +19778,20 @@
       </w:r>
       <w:r>
         <w:rPr>
+          <w:lang w:val="hi_IN" w:bidi="hi_IN"/>
+        </w:rPr>
+        <w:t>וַ⁠יְהִ֣י ׀ כִּ⁠זְרֹ֣חַ הַ⁠שֶּׁ֗מֶשׁ</w:t>
+      </w:r>
+    </w:p>
+    <w:p>
+      <w:pPr/>
+      <w:r>
+        <w:rPr>
+          <w:lang w:val="hi_IN" w:bidi="hi_IN"/>
+        </w:rPr>
+      </w:r>
+      <w:r>
+        <w:rPr>
           <w:b/>
           <w:lang w:val="hi_IN" w:bidi="hi_IN"/>
         </w:rPr>
@@ -17580,6 +19875,20 @@
       </w:r>
       <w:r>
         <w:rPr>
+          <w:lang w:val="hi_IN" w:bidi="hi_IN"/>
+        </w:rPr>
+        <w:t>וַ⁠יְמַ֨ן אֱלֹהִ֜ים ר֤וּחַ קָדִים֙ חֲרִישִׁ֔ית</w:t>
+      </w:r>
+    </w:p>
+    <w:p>
+      <w:pPr/>
+      <w:r>
+        <w:rPr>
+          <w:lang w:val="hi_IN" w:bidi="hi_IN"/>
+        </w:rPr>
+      </w:r>
+      <w:r>
+        <w:rPr>
           <w:b/>
           <w:lang w:val="hi_IN" w:bidi="hi_IN"/>
         </w:rPr>
@@ -17663,6 +19972,20 @@
       </w:r>
       <w:r>
         <w:rPr>
+          <w:lang w:val="hi_IN" w:bidi="hi_IN"/>
+        </w:rPr>
+        <w:t>וַ⁠תַּ֥ךְ הַ⁠שֶּׁ֛מֶשׁ עַל</w:t>
+      </w:r>
+    </w:p>
+    <w:p>
+      <w:pPr/>
+      <w:r>
+        <w:rPr>
+          <w:lang w:val="hi_IN" w:bidi="hi_IN"/>
+        </w:rPr>
+      </w:r>
+      <w:r>
+        <w:rPr>
           <w:b/>
           <w:lang w:val="hi_IN" w:bidi="hi_IN"/>
         </w:rPr>
@@ -17740,6 +20063,20 @@
       </w:r>
       <w:r>
         <w:rPr>
+          <w:lang w:val="hi_IN" w:bidi="hi_IN"/>
+        </w:rPr>
+        <w:t>עַל־רֹ֥אשׁ יוֹנָ֖ה</w:t>
+      </w:r>
+    </w:p>
+    <w:p>
+      <w:pPr/>
+      <w:r>
+        <w:rPr>
+          <w:lang w:val="hi_IN" w:bidi="hi_IN"/>
+        </w:rPr>
+      </w:r>
+      <w:r>
+        <w:rPr>
           <w:b/>
           <w:lang w:val="hi_IN" w:bidi="hi_IN"/>
         </w:rPr>
@@ -17823,6 +20160,20 @@
       </w:r>
       <w:r>
         <w:rPr>
+          <w:lang w:val="hi_IN" w:bidi="hi_IN"/>
+        </w:rPr>
+        <w:t>וַ⁠יִּתְעַלָּ֑ף</w:t>
+      </w:r>
+    </w:p>
+    <w:p>
+      <w:pPr/>
+      <w:r>
+        <w:rPr>
+          <w:lang w:val="hi_IN" w:bidi="hi_IN"/>
+        </w:rPr>
+      </w:r>
+      <w:r>
+        <w:rPr>
           <w:b/>
           <w:lang w:val="hi_IN" w:bidi="hi_IN"/>
         </w:rPr>
@@ -17900,6 +20251,20 @@
       </w:r>
       <w:r>
         <w:rPr>
+          <w:lang w:val="hi_IN" w:bidi="hi_IN"/>
+        </w:rPr>
+        <w:t>וַ⁠יִּשְׁאַ֤ל אֶת־נַפְשׁ⁠וֹ֙ לָ⁠מ֔וּת</w:t>
+      </w:r>
+    </w:p>
+    <w:p>
+      <w:pPr/>
+      <w:r>
+        <w:rPr>
+          <w:lang w:val="hi_IN" w:bidi="hi_IN"/>
+        </w:rPr>
+      </w:r>
+      <w:r>
+        <w:rPr>
           <w:b/>
           <w:lang w:val="hi_IN" w:bidi="hi_IN"/>
         </w:rPr>
@@ -17952,6 +20317,20 @@
         <w:rPr>
           <w:lang w:val="hi_IN" w:bidi="hi_IN"/>
         </w:rPr>
+      </w:r>
+    </w:p>
+    <w:p>
+      <w:pPr/>
+      <w:r>
+        <w:rPr>
+          <w:lang w:val="hi_IN" w:bidi="hi_IN"/>
+        </w:rPr>
+      </w:r>
+      <w:r>
+        <w:rPr>
+          <w:lang w:val="hi_IN" w:bidi="hi_IN"/>
+        </w:rPr>
+        <w:t>ט֥וֹב מוֹתִ֖⁠י מֵ⁠חַיָּֽ⁠י</w:t>
       </w:r>
     </w:p>
     <w:p>
@@ -18064,6 +20443,20 @@
       </w:r>
       <w:r>
         <w:rPr>
+          <w:lang w:val="hi_IN" w:bidi="hi_IN"/>
+        </w:rPr>
+        <w:t>הַ⁠הֵיטֵ֥ב חָרָֽה־לְ⁠ךָ֖ עַל־הַ⁠קִּֽיקָי֑וֹן</w:t>
+      </w:r>
+    </w:p>
+    <w:p>
+      <w:pPr/>
+      <w:r>
+        <w:rPr>
+          <w:lang w:val="hi_IN" w:bidi="hi_IN"/>
+        </w:rPr>
+      </w:r>
+      <w:r>
+        <w:rPr>
           <w:b/>
           <w:lang w:val="hi_IN" w:bidi="hi_IN"/>
         </w:rPr>
@@ -18200,6 +20593,20 @@
         <w:rPr>
           <w:lang w:val="hi_IN" w:bidi="hi_IN"/>
         </w:rPr>
+      </w:r>
+    </w:p>
+    <w:p>
+      <w:pPr/>
+      <w:r>
+        <w:rPr>
+          <w:lang w:val="hi_IN" w:bidi="hi_IN"/>
+        </w:rPr>
+      </w:r>
+      <w:r>
+        <w:rPr>
+          <w:lang w:val="hi_IN" w:bidi="hi_IN"/>
+        </w:rPr>
+        <w:t>חָרָֽה־לְ⁠ךָ֖ &amp; חָֽרָה־לִ֖⁠י</w:t>
       </w:r>
     </w:p>
     <w:p>
@@ -18351,6 +20758,20 @@
       </w:r>
       <w:r>
         <w:rPr>
+          <w:lang w:val="hi_IN" w:bidi="hi_IN"/>
+        </w:rPr>
+        <w:t>וַ⁠יֹּ֣אמֶר יְהוָ֔ה</w:t>
+      </w:r>
+    </w:p>
+    <w:p>
+      <w:pPr/>
+      <w:r>
+        <w:rPr>
+          <w:lang w:val="hi_IN" w:bidi="hi_IN"/>
+        </w:rPr>
+      </w:r>
+      <w:r>
+        <w:rPr>
           <w:b/>
           <w:lang w:val="hi_IN" w:bidi="hi_IN"/>
         </w:rPr>
@@ -18434,6 +20855,20 @@
       </w:r>
       <w:r>
         <w:rPr>
+          <w:lang w:val="hi_IN" w:bidi="hi_IN"/>
+        </w:rPr>
+        <w:t>שֶׁ⁠בִּן־לַ֥יְלָה הָיָ֖ה וּ⁠בִן־לַ֥יְלָה אָבָֽד</w:t>
+      </w:r>
+    </w:p>
+    <w:p>
+      <w:pPr/>
+      <w:r>
+        <w:rPr>
+          <w:lang w:val="hi_IN" w:bidi="hi_IN"/>
+        </w:rPr>
+      </w:r>
+      <w:r>
+        <w:rPr>
           <w:b/>
           <w:lang w:val="hi_IN" w:bidi="hi_IN"/>
         </w:rPr>
@@ -18517,6 +20952,20 @@
       </w:r>
       <w:r>
         <w:rPr>
+          <w:lang w:val="hi_IN" w:bidi="hi_IN"/>
+        </w:rPr>
+        <w:t>וַֽ⁠אֲנִי֙</w:t>
+      </w:r>
+    </w:p>
+    <w:p>
+      <w:pPr/>
+      <w:r>
+        <w:rPr>
+          <w:lang w:val="hi_IN" w:bidi="hi_IN"/>
+        </w:rPr>
+      </w:r>
+      <w:r>
+        <w:rPr>
           <w:b/>
           <w:lang w:val="hi_IN" w:bidi="hi_IN"/>
         </w:rPr>
@@ -18626,6 +21075,20 @@
       </w:r>
       <w:r>
         <w:rPr>
+          <w:lang w:val="hi_IN" w:bidi="hi_IN"/>
+        </w:rPr>
+        <w:t>וַֽ⁠אֲנִי֙ לֹ֣א אָח֔וּס עַל־נִינְוֵ֖ה הָ⁠עִ֣יר הַ⁠גְּדוֹלָ֑ה אֲשֶׁ֣ר יֶשׁ־בָּ֡⁠הּ הַרְבֵּה֩ מִֽ⁠שְׁתֵּים־עֶשְׂרֵ֨ה רִבּ֜וֹ אָדָ֗ם אֲשֶׁ֤ר לֹֽא־יָדַע֙ בֵּין־יְמִינ֣⁠וֹ לִ⁠שְׂמֹאל֔⁠וֹ וּ⁠בְהֵמָ֖ה רַבָּֽה</w:t>
+      </w:r>
+    </w:p>
+    <w:p>
+      <w:pPr/>
+      <w:r>
+        <w:rPr>
+          <w:lang w:val="hi_IN" w:bidi="hi_IN"/>
+        </w:rPr>
+      </w:r>
+      <w:r>
+        <w:rPr>
           <w:b/>
           <w:lang w:val="hi_IN" w:bidi="hi_IN"/>
         </w:rPr>
@@ -18709,6 +21172,20 @@
       </w:r>
       <w:r>
         <w:rPr>
+          <w:lang w:val="hi_IN" w:bidi="hi_IN"/>
+        </w:rPr>
+        <w:t>אֲשֶׁ֣ר יֶשׁ־בָּ֡⁠הּ הַרְבֵּה֩</w:t>
+      </w:r>
+    </w:p>
+    <w:p>
+      <w:pPr/>
+      <w:r>
+        <w:rPr>
+          <w:lang w:val="hi_IN" w:bidi="hi_IN"/>
+        </w:rPr>
+      </w:r>
+      <w:r>
+        <w:rPr>
           <w:b/>
           <w:lang w:val="hi_IN" w:bidi="hi_IN"/>
         </w:rPr>
@@ -18805,6 +21282,20 @@
       </w:r>
       <w:r>
         <w:rPr>
+          <w:lang w:val="hi_IN" w:bidi="hi_IN"/>
+        </w:rPr>
+        <w:t>מִֽ⁠שְׁתֵּים־עֶשְׂרֵ֨ה רִבּ֜וֹ</w:t>
+      </w:r>
+    </w:p>
+    <w:p>
+      <w:pPr/>
+      <w:r>
+        <w:rPr>
+          <w:lang w:val="hi_IN" w:bidi="hi_IN"/>
+        </w:rPr>
+      </w:r>
+      <w:r>
+        <w:rPr>
           <w:b/>
           <w:lang w:val="hi_IN" w:bidi="hi_IN"/>
         </w:rPr>
@@ -18891,6 +21382,20 @@
         <w:rPr>
           <w:lang w:val="hi_IN" w:bidi="hi_IN"/>
         </w:rPr>
+      </w:r>
+    </w:p>
+    <w:p>
+      <w:pPr/>
+      <w:r>
+        <w:rPr>
+          <w:lang w:val="hi_IN" w:bidi="hi_IN"/>
+        </w:rPr>
+      </w:r>
+      <w:r>
+        <w:rPr>
+          <w:lang w:val="hi_IN" w:bidi="hi_IN"/>
+        </w:rPr>
+        <w:t>אֲשֶׁ֤ר לֹֽא־יָדַע֙ בֵּין־יְמִינ֣⁠וֹ לִ⁠שְׂמֹאל֔⁠וֹ</w:t>
       </w:r>
     </w:p>
     <w:p>

--- a/hin/docx/32.content.docx
+++ b/hin/docx/32.content.docx
@@ -28,49 +28,15 @@
       </w:r>
     </w:p>
     <w:p>
-      <w:pPr>
-        <w:pStyle w:val="Heading2"/>
-      </w:pPr>
-      <w:r>
-        <w:rPr>
-          <w:lang w:val="hi_IN" w:bidi="hi_IN"/>
-        </w:rPr>
-        <w:t>License Information</w:t>
-      </w:r>
-      <w:r>
-        <w:rPr>
-          <w:lang w:val="hi_IN" w:bidi="hi_IN"/>
-        </w:rPr>
-      </w:r>
-    </w:p>
-    <w:p>
-      <w:pPr/>
-      <w:r>
-        <w:rPr>
-          <w:lang w:val="hi_IN" w:bidi="hi_IN"/>
-        </w:rPr>
-      </w:r>
-      <w:r>
-        <w:rPr>
-          <w:b/>
-          <w:lang w:val="hi_IN" w:bidi="hi_IN"/>
-        </w:rPr>
-        <w:t>अनुवाद नोट्स (अनफोल्डिंग वर्ड)</w:t>
-      </w:r>
-      <w:r>
-        <w:rPr>
-          <w:lang w:val="hi_IN" w:bidi="hi_IN"/>
-        </w:rPr>
-        <w:t xml:space="preserve"> (Hindi) is based on</w:t>
-      </w:r>
-      <w:r>
-        <w:rPr>
-          <w:lang w:val="hi_IN" w:bidi="hi_IN"/>
-        </w:rPr>
-        <w:t xml:space="preserve">: </w:t>
-      </w:r>
-      <w:r>
-        <w:rPr>
+      <w:pPr/>
+      <w:r>
+        <w:rPr>
+          <w:lang w:val="hi_IN" w:bidi="hi_IN"/>
+        </w:rPr>
+      </w:r>
+      <w:r>
+        <w:rPr>
+          <w:b/>
           <w:lang w:val="hi_IN" w:bidi="hi_IN"/>
         </w:rPr>
         <w:t>unfoldingWord® Translation Notes</w:t>
@@ -79,62 +45,31 @@
         <w:rPr>
           <w:lang w:val="hi_IN" w:bidi="hi_IN"/>
         </w:rPr>
-        <w:t xml:space="preserve">, </w:t>
-      </w:r>
-      <w:hyperlink r:id="rId13">
-        <w:r>
-          <w:rPr>
-            <w:lang w:val="hi_IN" w:bidi="hi_IN"/>
-          </w:rPr>
-          <w:rPr>
-            <w:color w:val="0000EE"/>
-            <w:u w:val="single"/>
-          </w:rPr>
-          <w:t>unfoldingWord</w:t>
-        </w:r>
-      </w:hyperlink>
-      <w:r>
-        <w:rPr>
-          <w:lang w:val="hi_IN" w:bidi="hi_IN"/>
-        </w:rPr>
-        <w:t xml:space="preserve">, 2022, which is licensed under a </w:t>
-      </w:r>
-      <w:hyperlink r:id="rId14">
-        <w:r>
-          <w:rPr>
-            <w:lang w:val="hi_IN" w:bidi="hi_IN"/>
-          </w:rPr>
-          <w:rPr>
-            <w:color w:val="0000EE"/>
-            <w:u w:val="single"/>
-          </w:rPr>
-          <w:t>CC BY-SA 4.0 license</w:t>
-        </w:r>
-      </w:hyperlink>
-      <w:r>
-        <w:rPr>
-          <w:lang w:val="hi_IN" w:bidi="hi_IN"/>
-        </w:rPr>
-        <w:t>.</w:t>
-      </w:r>
-      <w:r>
-        <w:rPr>
-          <w:lang w:val="hi_IN" w:bidi="hi_IN"/>
-        </w:rPr>
-      </w:r>
-    </w:p>
-    <w:p>
-      <w:pPr/>
-      <w:r>
-        <w:rPr>
-          <w:lang w:val="hi_IN" w:bidi="hi_IN"/>
-        </w:rPr>
-      </w:r>
-      <w:r>
-        <w:rPr>
-          <w:lang w:val="hi_IN" w:bidi="hi_IN"/>
-        </w:rPr>
-        <w:t>This PDF version is provided under the same license.</w:t>
+        <w:t xml:space="preserve"> © 2022 unfoldingWord. Released under CC BY-SA 4.0 license. </w:t>
+      </w:r>
+      <w:r>
+        <w:rPr>
+          <w:lang w:val="hi_IN" w:bidi="hi_IN"/>
+        </w:rPr>
+        <w:t>unfoldingWord® Translation Notes</w:t>
+      </w:r>
+      <w:r>
+        <w:rPr>
+          <w:lang w:val="hi_IN" w:bidi="hi_IN"/>
+        </w:rPr>
+        <w:t xml:space="preserve"> has been adapted in the following languages: Tok Pisin, Arabic (عربي), French (Français), Hindi (हिंदी), Indonesian (Bahasa Indonesia), Portuguese (Português), Russian (Русский), Spanish (Español), Swahili (Kiswahili), and Simplified Chinese (简体中文) from </w:t>
+      </w:r>
+      <w:r>
+        <w:rPr>
+          <w:lang w:val="hi_IN" w:bidi="hi_IN"/>
+        </w:rPr>
+        <w:t>unfoldingWord® Translation Notes</w:t>
+      </w:r>
+      <w:r>
+        <w:rPr>
+          <w:lang w:val="hi_IN" w:bidi="hi_IN"/>
+        </w:rPr>
+        <w:t xml:space="preserve"> © 2022 unfoldingWord. Released under CC BY-SA 4.0 license by Mission Mutual</w:t>
       </w:r>
       <w:r>
         <w:rPr>
@@ -867,7 +802,7 @@
         </w:rPr>
         <w:t xml:space="preserve">पद </w:t>
       </w:r>
-      <w:hyperlink r:id="rId15">
+      <w:hyperlink r:id="rId13">
         <w:r>
           <w:rPr>
             <w:lang w:val="hi_IN" w:bidi="hi_IN"/>
@@ -1218,20 +1153,6 @@
       </w:r>
       <w:r>
         <w:rPr>
-          <w:lang w:val="hi_IN" w:bidi="hi_IN"/>
-        </w:rPr>
-        <w:t>וַֽ⁠יְהִי֙ דְּבַר־יְהוָ֔ה</w:t>
-      </w:r>
-    </w:p>
-    <w:p>
-      <w:pPr/>
-      <w:r>
-        <w:rPr>
-          <w:lang w:val="hi_IN" w:bidi="hi_IN"/>
-        </w:rPr>
-      </w:r>
-      <w:r>
-        <w:rPr>
           <w:b/>
           <w:lang w:val="hi_IN" w:bidi="hi_IN"/>
         </w:rPr>
@@ -1455,20 +1376,6 @@
       </w:r>
       <w:r>
         <w:rPr>
-          <w:lang w:val="hi_IN" w:bidi="hi_IN"/>
-        </w:rPr>
-        <w:t>אֲמִתַּ֖י</w:t>
-      </w:r>
-    </w:p>
-    <w:p>
-      <w:pPr/>
-      <w:r>
-        <w:rPr>
-          <w:lang w:val="hi_IN" w:bidi="hi_IN"/>
-        </w:rPr>
-      </w:r>
-      <w:r>
-        <w:rPr>
           <w:b/>
           <w:lang w:val="hi_IN" w:bidi="hi_IN"/>
         </w:rPr>
@@ -1552,20 +1459,6 @@
       </w:r>
       <w:r>
         <w:rPr>
-          <w:lang w:val="hi_IN" w:bidi="hi_IN"/>
-        </w:rPr>
-        <w:t>נִֽינְוֵ֛ה הָ⁠עִ֥יר הַ⁠גְּדוֹלָ֖ה</w:t>
-      </w:r>
-    </w:p>
-    <w:p>
-      <w:pPr/>
-      <w:r>
-        <w:rPr>
-          <w:lang w:val="hi_IN" w:bidi="hi_IN"/>
-        </w:rPr>
-      </w:r>
-      <w:r>
-        <w:rPr>
           <w:b/>
           <w:lang w:val="hi_IN" w:bidi="hi_IN"/>
         </w:rPr>
@@ -1630,20 +1523,6 @@
       </w:r>
       <w:r>
         <w:rPr>
-          <w:lang w:val="hi_IN" w:bidi="hi_IN"/>
-        </w:rPr>
-        <w:t>ק֠וּם</w:t>
-      </w:r>
-    </w:p>
-    <w:p>
-      <w:pPr/>
-      <w:r>
-        <w:rPr>
-          <w:lang w:val="hi_IN" w:bidi="hi_IN"/>
-        </w:rPr>
-      </w:r>
-      <w:r>
-        <w:rPr>
           <w:b/>
           <w:lang w:val="hi_IN" w:bidi="hi_IN"/>
         </w:rPr>
@@ -1727,20 +1606,6 @@
       </w:r>
       <w:r>
         <w:rPr>
-          <w:lang w:val="hi_IN" w:bidi="hi_IN"/>
-        </w:rPr>
-        <w:t>וּ⁠קְרָ֣א עָלֶ֑י⁠הָ</w:t>
-      </w:r>
-    </w:p>
-    <w:p>
-      <w:pPr/>
-      <w:r>
-        <w:rPr>
-          <w:lang w:val="hi_IN" w:bidi="hi_IN"/>
-        </w:rPr>
-      </w:r>
-      <w:r>
-        <w:rPr>
           <w:b/>
           <w:lang w:val="hi_IN" w:bidi="hi_IN"/>
         </w:rPr>
@@ -1837,20 +1702,6 @@
       </w:r>
       <w:r>
         <w:rPr>
-          <w:lang w:val="hi_IN" w:bidi="hi_IN"/>
-        </w:rPr>
-        <w:t>עָלְתָ֥ה רָעָתָ֖⁠ם לְ⁠פָנָֽ⁠י</w:t>
-      </w:r>
-    </w:p>
-    <w:p>
-      <w:pPr/>
-      <w:r>
-        <w:rPr>
-          <w:lang w:val="hi_IN" w:bidi="hi_IN"/>
-        </w:rPr>
-      </w:r>
-      <w:r>
-        <w:rPr>
           <w:b/>
           <w:lang w:val="hi_IN" w:bidi="hi_IN"/>
         </w:rPr>
@@ -2011,20 +1862,6 @@
       </w:r>
       <w:r>
         <w:rPr>
-          <w:lang w:val="hi_IN" w:bidi="hi_IN"/>
-        </w:rPr>
-        <w:t>ק֠וּם לֵ֧ךְ אֶל־נִֽינְוֵ֛ה הָ⁠עִ֥יר הַ⁠גְּדוֹלָ֖ה וּ⁠קְרָ֣א עָלֶ֑י⁠הָ כִּֽי־עָלְתָ֥ה רָעָתָ֖⁠ם לְ⁠פָנָֽ⁠י</w:t>
-      </w:r>
-    </w:p>
-    <w:p>
-      <w:pPr/>
-      <w:r>
-        <w:rPr>
-          <w:lang w:val="hi_IN" w:bidi="hi_IN"/>
-        </w:rPr>
-      </w:r>
-      <w:r>
-        <w:rPr>
           <w:b/>
           <w:lang w:val="hi_IN" w:bidi="hi_IN"/>
         </w:rPr>
@@ -2108,20 +1945,6 @@
       </w:r>
       <w:r>
         <w:rPr>
-          <w:lang w:val="hi_IN" w:bidi="hi_IN"/>
-        </w:rPr>
-        <w:t>עָלְתָ֥ה רָעָתָ֖⁠ם לְ⁠פָנָֽ⁠י</w:t>
-      </w:r>
-    </w:p>
-    <w:p>
-      <w:pPr/>
-      <w:r>
-        <w:rPr>
-          <w:lang w:val="hi_IN" w:bidi="hi_IN"/>
-        </w:rPr>
-      </w:r>
-      <w:r>
-        <w:rPr>
           <w:b/>
           <w:lang w:val="hi_IN" w:bidi="hi_IN"/>
         </w:rPr>
@@ -2218,20 +2041,6 @@
       </w:r>
       <w:r>
         <w:rPr>
-          <w:lang w:val="hi_IN" w:bidi="hi_IN"/>
-        </w:rPr>
-        <w:t>וַ⁠יָּ֤קָם יוֹנָה֙ לִ⁠בְרֹ֣חַ</w:t>
-      </w:r>
-    </w:p>
-    <w:p>
-      <w:pPr/>
-      <w:r>
-        <w:rPr>
-          <w:lang w:val="hi_IN" w:bidi="hi_IN"/>
-        </w:rPr>
-      </w:r>
-      <w:r>
-        <w:rPr>
           <w:b/>
           <w:lang w:val="hi_IN" w:bidi="hi_IN"/>
         </w:rPr>
@@ -2341,20 +2150,6 @@
       </w:r>
       <w:r>
         <w:rPr>
-          <w:lang w:val="hi_IN" w:bidi="hi_IN"/>
-        </w:rPr>
-        <w:t>מִ⁠לִּ⁠פְנֵ֖י יְהוָ֑ה &amp; מִ⁠לִּ⁠פְנֵ֖י יְהוָֽה</w:t>
-      </w:r>
-    </w:p>
-    <w:p>
-      <w:pPr/>
-      <w:r>
-        <w:rPr>
-          <w:lang w:val="hi_IN" w:bidi="hi_IN"/>
-        </w:rPr>
-      </w:r>
-      <w:r>
-        <w:rPr>
           <w:b/>
           <w:lang w:val="hi_IN" w:bidi="hi_IN"/>
         </w:rPr>
@@ -2438,20 +2233,6 @@
       </w:r>
       <w:r>
         <w:rPr>
-          <w:lang w:val="hi_IN" w:bidi="hi_IN"/>
-        </w:rPr>
-        <w:t>לִ⁠בְרֹ֣חַ תַּרְשִׁ֔ישָׁ⁠ה</w:t>
-      </w:r>
-    </w:p>
-    <w:p>
-      <w:pPr/>
-      <w:r>
-        <w:rPr>
-          <w:lang w:val="hi_IN" w:bidi="hi_IN"/>
-        </w:rPr>
-      </w:r>
-      <w:r>
-        <w:rPr>
           <w:b/>
           <w:lang w:val="hi_IN" w:bidi="hi_IN"/>
         </w:rPr>
@@ -2612,20 +2393,6 @@
       </w:r>
       <w:r>
         <w:rPr>
-          <w:lang w:val="hi_IN" w:bidi="hi_IN"/>
-        </w:rPr>
-        <w:t>אָנִיָּ֣ה</w:t>
-      </w:r>
-    </w:p>
-    <w:p>
-      <w:pPr/>
-      <w:r>
-        <w:rPr>
-          <w:lang w:val="hi_IN" w:bidi="hi_IN"/>
-        </w:rPr>
-      </w:r>
-      <w:r>
-        <w:rPr>
           <w:b/>
           <w:lang w:val="hi_IN" w:bidi="hi_IN"/>
         </w:rPr>
@@ -2766,20 +2533,6 @@
       </w:r>
       <w:r>
         <w:rPr>
-          <w:lang w:val="hi_IN" w:bidi="hi_IN"/>
-        </w:rPr>
-        <w:t>וַ⁠יֵּ֤רֶד בָּ⁠הּ֙</w:t>
-      </w:r>
-    </w:p>
-    <w:p>
-      <w:pPr/>
-      <w:r>
-        <w:rPr>
-          <w:lang w:val="hi_IN" w:bidi="hi_IN"/>
-        </w:rPr>
-      </w:r>
-      <w:r>
-        <w:rPr>
           <w:b/>
           <w:lang w:val="hi_IN" w:bidi="hi_IN"/>
         </w:rPr>
@@ -2844,20 +2597,6 @@
       </w:r>
       <w:r>
         <w:rPr>
-          <w:lang w:val="hi_IN" w:bidi="hi_IN"/>
-        </w:rPr>
-        <w:t>עִמָּ⁠הֶם֙</w:t>
-      </w:r>
-    </w:p>
-    <w:p>
-      <w:pPr/>
-      <w:r>
-        <w:rPr>
-          <w:lang w:val="hi_IN" w:bidi="hi_IN"/>
-        </w:rPr>
-      </w:r>
-      <w:r>
-        <w:rPr>
           <w:b/>
           <w:lang w:val="hi_IN" w:bidi="hi_IN"/>
         </w:rPr>
@@ -3017,20 +2756,6 @@
       </w:r>
       <w:r>
         <w:rPr>
-          <w:lang w:val="hi_IN" w:bidi="hi_IN"/>
-        </w:rPr>
-        <w:t>וַֽ⁠יהוָ֗ה</w:t>
-      </w:r>
-    </w:p>
-    <w:p>
-      <w:pPr/>
-      <w:r>
-        <w:rPr>
-          <w:lang w:val="hi_IN" w:bidi="hi_IN"/>
-        </w:rPr>
-      </w:r>
-      <w:r>
-        <w:rPr>
           <w:b/>
           <w:lang w:val="hi_IN" w:bidi="hi_IN"/>
         </w:rPr>
@@ -3114,20 +2839,6 @@
       </w:r>
       <w:r>
         <w:rPr>
-          <w:lang w:val="hi_IN" w:bidi="hi_IN"/>
-        </w:rPr>
-        <w:t>וְ⁠הָ֣⁠אֳנִיָּ֔ה חִשְּׁבָ֖ה לְ⁠הִשָּׁבֵֽר</w:t>
-      </w:r>
-    </w:p>
-    <w:p>
-      <w:pPr/>
-      <w:r>
-        <w:rPr>
-          <w:lang w:val="hi_IN" w:bidi="hi_IN"/>
-        </w:rPr>
-      </w:r>
-      <w:r>
-        <w:rPr>
           <w:b/>
           <w:lang w:val="hi_IN" w:bidi="hi_IN"/>
         </w:rPr>
@@ -3231,20 +2942,6 @@
       </w:r>
       <w:r>
         <w:rPr>
-          <w:lang w:val="hi_IN" w:bidi="hi_IN"/>
-        </w:rPr>
-        <w:t>לְ⁠הִשָּׁבֵֽר</w:t>
-      </w:r>
-    </w:p>
-    <w:p>
-      <w:pPr/>
-      <w:r>
-        <w:rPr>
-          <w:lang w:val="hi_IN" w:bidi="hi_IN"/>
-        </w:rPr>
-      </w:r>
-      <w:r>
-        <w:rPr>
           <w:b/>
           <w:lang w:val="hi_IN" w:bidi="hi_IN"/>
         </w:rPr>
@@ -3328,20 +3025,6 @@
       </w:r>
       <w:r>
         <w:rPr>
-          <w:lang w:val="hi_IN" w:bidi="hi_IN"/>
-        </w:rPr>
-        <w:t>הַ⁠מַּלָּחִ֗ים</w:t>
-      </w:r>
-    </w:p>
-    <w:p>
-      <w:pPr/>
-      <w:r>
-        <w:rPr>
-          <w:lang w:val="hi_IN" w:bidi="hi_IN"/>
-        </w:rPr>
-      </w:r>
-      <w:r>
-        <w:rPr>
           <w:b/>
           <w:lang w:val="hi_IN" w:bidi="hi_IN"/>
         </w:rPr>
@@ -3405,20 +3088,6 @@
       </w:r>
       <w:r>
         <w:rPr>
-          <w:lang w:val="hi_IN" w:bidi="hi_IN"/>
-        </w:rPr>
-        <w:t>אֱלֹהָי⁠ו֒</w:t>
-      </w:r>
-    </w:p>
-    <w:p>
-      <w:pPr/>
-      <w:r>
-        <w:rPr>
-          <w:lang w:val="hi_IN" w:bidi="hi_IN"/>
-        </w:rPr>
-      </w:r>
-      <w:r>
-        <w:rPr>
           <w:b/>
           <w:lang w:val="hi_IN" w:bidi="hi_IN"/>
         </w:rPr>
@@ -3578,20 +3247,6 @@
       </w:r>
       <w:r>
         <w:rPr>
-          <w:lang w:val="hi_IN" w:bidi="hi_IN"/>
-        </w:rPr>
-        <w:t>לְ⁠הָקֵ֖ל מֵֽ⁠עֲלֵי⁠הֶ֑ם</w:t>
-      </w:r>
-    </w:p>
-    <w:p>
-      <w:pPr/>
-      <w:r>
-        <w:rPr>
-          <w:lang w:val="hi_IN" w:bidi="hi_IN"/>
-        </w:rPr>
-      </w:r>
-      <w:r>
-        <w:rPr>
           <w:b/>
           <w:lang w:val="hi_IN" w:bidi="hi_IN"/>
         </w:rPr>
@@ -3675,20 +3330,6 @@
       </w:r>
       <w:r>
         <w:rPr>
-          <w:lang w:val="hi_IN" w:bidi="hi_IN"/>
-        </w:rPr>
-        <w:t>וְ⁠יוֹנָ֗ה יָרַד֙ אֶל־יַרְכְּתֵ֣י הַ⁠סְּפִינָ֔ה וַ⁠יִּשְׁכַּ֖ב וַ⁠יֵּרָדַֽם</w:t>
-      </w:r>
-    </w:p>
-    <w:p>
-      <w:pPr/>
-      <w:r>
-        <w:rPr>
-          <w:lang w:val="hi_IN" w:bidi="hi_IN"/>
-        </w:rPr>
-      </w:r>
-      <w:r>
-        <w:rPr>
           <w:b/>
           <w:lang w:val="hi_IN" w:bidi="hi_IN"/>
         </w:rPr>
@@ -3772,20 +3413,6 @@
       </w:r>
       <w:r>
         <w:rPr>
-          <w:lang w:val="hi_IN" w:bidi="hi_IN"/>
-        </w:rPr>
-        <w:t>יַרְכְּתֵ֣י הַ⁠סְּפִינָ֔ה</w:t>
-      </w:r>
-    </w:p>
-    <w:p>
-      <w:pPr/>
-      <w:r>
-        <w:rPr>
-          <w:lang w:val="hi_IN" w:bidi="hi_IN"/>
-        </w:rPr>
-      </w:r>
-      <w:r>
-        <w:rPr>
           <w:b/>
           <w:lang w:val="hi_IN" w:bidi="hi_IN"/>
         </w:rPr>
@@ -3850,20 +3477,6 @@
       </w:r>
       <w:r>
         <w:rPr>
-          <w:lang w:val="hi_IN" w:bidi="hi_IN"/>
-        </w:rPr>
-        <w:t>וַ⁠יִּשְׁכַּ֖ב וַ⁠יֵּרָדַֽם</w:t>
-      </w:r>
-    </w:p>
-    <w:p>
-      <w:pPr/>
-      <w:r>
-        <w:rPr>
-          <w:lang w:val="hi_IN" w:bidi="hi_IN"/>
-        </w:rPr>
-      </w:r>
-      <w:r>
-        <w:rPr>
           <w:b/>
           <w:lang w:val="hi_IN" w:bidi="hi_IN"/>
         </w:rPr>
@@ -3947,20 +3560,6 @@
       </w:r>
       <w:r>
         <w:rPr>
-          <w:lang w:val="hi_IN" w:bidi="hi_IN"/>
-        </w:rPr>
-        <w:t>וַ⁠יִּקְרַ֤ב אֵלָי⁠ו֙ רַ֣ב הַ⁠חֹבֵ֔ל וַ⁠יֹּ֥אמֶר ל֖⁠וֹ</w:t>
-      </w:r>
-    </w:p>
-    <w:p>
-      <w:pPr/>
-      <w:r>
-        <w:rPr>
-          <w:lang w:val="hi_IN" w:bidi="hi_IN"/>
-        </w:rPr>
-      </w:r>
-      <w:r>
-        <w:rPr>
           <w:b/>
           <w:lang w:val="hi_IN" w:bidi="hi_IN"/>
         </w:rPr>
@@ -4025,20 +3624,6 @@
       </w:r>
       <w:r>
         <w:rPr>
-          <w:lang w:val="hi_IN" w:bidi="hi_IN"/>
-        </w:rPr>
-        <w:t>מַה־לְּ⁠ךָ֣ נִרְדָּ֑ם</w:t>
-      </w:r>
-    </w:p>
-    <w:p>
-      <w:pPr/>
-      <w:r>
-        <w:rPr>
-          <w:lang w:val="hi_IN" w:bidi="hi_IN"/>
-        </w:rPr>
-      </w:r>
-      <w:r>
-        <w:rPr>
           <w:b/>
           <w:lang w:val="hi_IN" w:bidi="hi_IN"/>
         </w:rPr>
@@ -4135,20 +3720,6 @@
       </w:r>
       <w:r>
         <w:rPr>
-          <w:lang w:val="hi_IN" w:bidi="hi_IN"/>
-        </w:rPr>
-        <w:t>ק֚וּם</w:t>
-      </w:r>
-    </w:p>
-    <w:p>
-      <w:pPr/>
-      <w:r>
-        <w:rPr>
-          <w:lang w:val="hi_IN" w:bidi="hi_IN"/>
-        </w:rPr>
-      </w:r>
-      <w:r>
-        <w:rPr>
           <w:b/>
           <w:lang w:val="hi_IN" w:bidi="hi_IN"/>
         </w:rPr>
@@ -4232,20 +3803,6 @@
       </w:r>
       <w:r>
         <w:rPr>
-          <w:lang w:val="hi_IN" w:bidi="hi_IN"/>
-        </w:rPr>
-        <w:t>קְרָ֣א אֶל־אֱלֹהֶ֔י⁠ךָ</w:t>
-      </w:r>
-    </w:p>
-    <w:p>
-      <w:pPr/>
-      <w:r>
-        <w:rPr>
-          <w:lang w:val="hi_IN" w:bidi="hi_IN"/>
-        </w:rPr>
-      </w:r>
-      <w:r>
-        <w:rPr>
           <w:b/>
           <w:lang w:val="hi_IN" w:bidi="hi_IN"/>
         </w:rPr>
@@ -4349,20 +3906,6 @@
       </w:r>
       <w:r>
         <w:rPr>
-          <w:lang w:val="hi_IN" w:bidi="hi_IN"/>
-        </w:rPr>
-        <w:t>אוּלַ֞י יִתְעַשֵּׁ֧ת הָ⁠אֱלֹהִ֛ים לָ֖⁠נוּ וְ⁠לֹ֥א נֹאבֵֽד</w:t>
-      </w:r>
-    </w:p>
-    <w:p>
-      <w:pPr/>
-      <w:r>
-        <w:rPr>
-          <w:lang w:val="hi_IN" w:bidi="hi_IN"/>
-        </w:rPr>
-      </w:r>
-      <w:r>
-        <w:rPr>
           <w:b/>
           <w:lang w:val="hi_IN" w:bidi="hi_IN"/>
         </w:rPr>
@@ -4446,20 +3989,6 @@
       </w:r>
       <w:r>
         <w:rPr>
-          <w:lang w:val="hi_IN" w:bidi="hi_IN"/>
-        </w:rPr>
-        <w:t>וְ⁠לֹ֥א נֹאבֵֽד</w:t>
-      </w:r>
-    </w:p>
-    <w:p>
-      <w:pPr/>
-      <w:r>
-        <w:rPr>
-          <w:lang w:val="hi_IN" w:bidi="hi_IN"/>
-        </w:rPr>
-      </w:r>
-      <w:r>
-        <w:rPr>
           <w:b/>
           <w:lang w:val="hi_IN" w:bidi="hi_IN"/>
         </w:rPr>
@@ -4543,20 +4072,6 @@
       </w:r>
       <w:r>
         <w:rPr>
-          <w:lang w:val="hi_IN" w:bidi="hi_IN"/>
-        </w:rPr>
-        <w:t>וַ⁠יֹּאמְר֞וּ אִ֣ישׁ אֶל־רֵעֵ֗⁠הוּ</w:t>
-      </w:r>
-    </w:p>
-    <w:p>
-      <w:pPr/>
-      <w:r>
-        <w:rPr>
-          <w:lang w:val="hi_IN" w:bidi="hi_IN"/>
-        </w:rPr>
-      </w:r>
-      <w:r>
-        <w:rPr>
           <w:b/>
           <w:lang w:val="hi_IN" w:bidi="hi_IN"/>
         </w:rPr>
@@ -4633,20 +4148,6 @@
       </w:r>
       <w:r>
         <w:rPr>
-          <w:lang w:val="hi_IN" w:bidi="hi_IN"/>
-        </w:rPr>
-        <w:t>וְ⁠נֵ֣דְעָ֔ה בְּ⁠שֶׁ⁠לְּ⁠מִ֛י הָ⁠רָעָ֥ה הַ⁠זֹּ֖את לָ֑⁠נוּ</w:t>
-      </w:r>
-    </w:p>
-    <w:p>
-      <w:pPr/>
-      <w:r>
-        <w:rPr>
-          <w:lang w:val="hi_IN" w:bidi="hi_IN"/>
-        </w:rPr>
-      </w:r>
-      <w:r>
-        <w:rPr>
           <w:b/>
           <w:lang w:val="hi_IN" w:bidi="hi_IN"/>
         </w:rPr>
@@ -4780,20 +4281,6 @@
       </w:r>
       <w:r>
         <w:rPr>
-          <w:lang w:val="hi_IN" w:bidi="hi_IN"/>
-        </w:rPr>
-        <w:t>וַ⁠יִּפֹּ֥ל הַ⁠גּוֹרָ֖ל עַל־יוֹנָֽה</w:t>
-      </w:r>
-    </w:p>
-    <w:p>
-      <w:pPr/>
-      <w:r>
-        <w:rPr>
-          <w:lang w:val="hi_IN" w:bidi="hi_IN"/>
-        </w:rPr>
-      </w:r>
-      <w:r>
-        <w:rPr>
           <w:b/>
           <w:lang w:val="hi_IN" w:bidi="hi_IN"/>
         </w:rPr>
@@ -4857,20 +4344,6 @@
       </w:r>
       <w:r>
         <w:rPr>
-          <w:lang w:val="hi_IN" w:bidi="hi_IN"/>
-        </w:rPr>
-        <w:t>לְכוּ֙ וְ⁠נַפִּ֣ילָה גֽוֹרָל֔וֹת</w:t>
-      </w:r>
-    </w:p>
-    <w:p>
-      <w:pPr/>
-      <w:r>
-        <w:rPr>
-          <w:lang w:val="hi_IN" w:bidi="hi_IN"/>
-        </w:rPr>
-      </w:r>
-      <w:r>
-        <w:rPr>
           <w:b/>
           <w:lang w:val="hi_IN" w:bidi="hi_IN"/>
         </w:rPr>
@@ -4992,20 +4465,6 @@
       </w:r>
       <w:r>
         <w:rPr>
-          <w:lang w:val="hi_IN" w:bidi="hi_IN"/>
-        </w:rPr>
-        <w:t>וְ⁠נַפִּ֣ילָה גֽוֹרָל֔וֹת</w:t>
-      </w:r>
-    </w:p>
-    <w:p>
-      <w:pPr/>
-      <w:r>
-        <w:rPr>
-          <w:lang w:val="hi_IN" w:bidi="hi_IN"/>
-        </w:rPr>
-      </w:r>
-      <w:r>
-        <w:rPr>
           <w:b/>
           <w:lang w:val="hi_IN" w:bidi="hi_IN"/>
         </w:rPr>
@@ -5125,20 +4584,6 @@
       </w:r>
       <w:r>
         <w:rPr>
-          <w:lang w:val="hi_IN" w:bidi="hi_IN"/>
-        </w:rPr>
-        <w:t>וַ⁠יֹּאמְר֣וּ אֵלָ֔י⁠ו</w:t>
-      </w:r>
-    </w:p>
-    <w:p>
-      <w:pPr/>
-      <w:r>
-        <w:rPr>
-          <w:lang w:val="hi_IN" w:bidi="hi_IN"/>
-        </w:rPr>
-      </w:r>
-      <w:r>
-        <w:rPr>
           <w:b/>
           <w:lang w:val="hi_IN" w:bidi="hi_IN"/>
         </w:rPr>
@@ -5267,20 +4712,6 @@
       </w:r>
       <w:r>
         <w:rPr>
-          <w:lang w:val="hi_IN" w:bidi="hi_IN"/>
-        </w:rPr>
-        <w:t>יְהוָ֞ה &amp; אֲנִ֣י יָרֵ֔א</w:t>
-      </w:r>
-    </w:p>
-    <w:p>
-      <w:pPr/>
-      <w:r>
-        <w:rPr>
-          <w:lang w:val="hi_IN" w:bidi="hi_IN"/>
-        </w:rPr>
-      </w:r>
-      <w:r>
-        <w:rPr>
           <w:b/>
           <w:lang w:val="hi_IN" w:bidi="hi_IN"/>
         </w:rPr>
@@ -5357,20 +4788,6 @@
       </w:r>
       <w:r>
         <w:rPr>
-          <w:lang w:val="hi_IN" w:bidi="hi_IN"/>
-        </w:rPr>
-        <w:t>וַ⁠יִּֽירְא֤וּ הָֽ⁠אֲנָשִׁים֙ יִרְאָ֣ה גְדוֹלָ֔ה</w:t>
-      </w:r>
-    </w:p>
-    <w:p>
-      <w:pPr/>
-      <w:r>
-        <w:rPr>
-          <w:lang w:val="hi_IN" w:bidi="hi_IN"/>
-        </w:rPr>
-      </w:r>
-      <w:r>
-        <w:rPr>
           <w:b/>
           <w:lang w:val="hi_IN" w:bidi="hi_IN"/>
         </w:rPr>
@@ -5435,20 +4852,6 @@
       </w:r>
       <w:r>
         <w:rPr>
-          <w:lang w:val="hi_IN" w:bidi="hi_IN"/>
-        </w:rPr>
-        <w:t>מַה־זֹּ֣את עָשִׂ֑יתָ</w:t>
-      </w:r>
-    </w:p>
-    <w:p>
-      <w:pPr/>
-      <w:r>
-        <w:rPr>
-          <w:lang w:val="hi_IN" w:bidi="hi_IN"/>
-        </w:rPr>
-      </w:r>
-      <w:r>
-        <w:rPr>
           <w:b/>
           <w:lang w:val="hi_IN" w:bidi="hi_IN"/>
         </w:rPr>
@@ -5532,20 +4935,6 @@
       </w:r>
       <w:r>
         <w:rPr>
-          <w:lang w:val="hi_IN" w:bidi="hi_IN"/>
-        </w:rPr>
-        <w:t>מִ⁠לִּ⁠פְנֵ֤י יְהוָה֙</w:t>
-      </w:r>
-    </w:p>
-    <w:p>
-      <w:pPr/>
-      <w:r>
-        <w:rPr>
-          <w:lang w:val="hi_IN" w:bidi="hi_IN"/>
-        </w:rPr>
-      </w:r>
-      <w:r>
-        <w:rPr>
           <w:b/>
           <w:lang w:val="hi_IN" w:bidi="hi_IN"/>
         </w:rPr>
@@ -5629,20 +5018,6 @@
       </w:r>
       <w:r>
         <w:rPr>
-          <w:lang w:val="hi_IN" w:bidi="hi_IN"/>
-        </w:rPr>
-        <w:t>כִּ֥י הִגִּ֖יד לָ⁠הֶֽם</w:t>
-      </w:r>
-    </w:p>
-    <w:p>
-      <w:pPr/>
-      <w:r>
-        <w:rPr>
-          <w:lang w:val="hi_IN" w:bidi="hi_IN"/>
-        </w:rPr>
-      </w:r>
-      <w:r>
-        <w:rPr>
           <w:b/>
           <w:lang w:val="hi_IN" w:bidi="hi_IN"/>
         </w:rPr>
@@ -5809,20 +5184,6 @@
       </w:r>
       <w:r>
         <w:rPr>
-          <w:lang w:val="hi_IN" w:bidi="hi_IN"/>
-        </w:rPr>
-        <w:t>כִּֽי־יָדְע֣וּ הָ⁠אֲנָשִׁ֗ים כִּֽי־מִ⁠לִּ⁠פְנֵ֤י יְהוָה֙ ה֣וּא בֹרֵ֔חַ כִּ֥י הִגִּ֖יד לָ⁠הֶֽם</w:t>
-      </w:r>
-    </w:p>
-    <w:p>
-      <w:pPr/>
-      <w:r>
-        <w:rPr>
-          <w:lang w:val="hi_IN" w:bidi="hi_IN"/>
-        </w:rPr>
-      </w:r>
-      <w:r>
-        <w:rPr>
           <w:b/>
           <w:lang w:val="hi_IN" w:bidi="hi_IN"/>
         </w:rPr>
@@ -5944,20 +5305,6 @@
       </w:r>
       <w:r>
         <w:rPr>
-          <w:lang w:val="hi_IN" w:bidi="hi_IN"/>
-        </w:rPr>
-        <w:t>וַ⁠יֹּאמְר֤וּ אֵלָי⁠ו֙</w:t>
-      </w:r>
-    </w:p>
-    <w:p>
-      <w:pPr/>
-      <w:r>
-        <w:rPr>
-          <w:lang w:val="hi_IN" w:bidi="hi_IN"/>
-        </w:rPr>
-      </w:r>
-      <w:r>
-        <w:rPr>
           <w:b/>
           <w:lang w:val="hi_IN" w:bidi="hi_IN"/>
         </w:rPr>
@@ -6035,20 +5382,6 @@
       </w:r>
       <w:r>
         <w:rPr>
-          <w:lang w:val="hi_IN" w:bidi="hi_IN"/>
-        </w:rPr>
-        <w:t>וְ⁠יִשְׁתֹּ֥ק הַ⁠יָּ֖ם מֵֽ⁠עָלֵ֑י⁠נוּ</w:t>
-      </w:r>
-    </w:p>
-    <w:p>
-      <w:pPr/>
-      <w:r>
-        <w:rPr>
-          <w:lang w:val="hi_IN" w:bidi="hi_IN"/>
-        </w:rPr>
-      </w:r>
-      <w:r>
-        <w:rPr>
           <w:b/>
           <w:lang w:val="hi_IN" w:bidi="hi_IN"/>
         </w:rPr>
@@ -6113,20 +5446,6 @@
       </w:r>
       <w:r>
         <w:rPr>
-          <w:lang w:val="hi_IN" w:bidi="hi_IN"/>
-        </w:rPr>
-        <w:t>הַ⁠יָּ֖ם הוֹלֵ֥ךְ וְ⁠סֹעֵֽר</w:t>
-      </w:r>
-    </w:p>
-    <w:p>
-      <w:pPr/>
-      <w:r>
-        <w:rPr>
-          <w:lang w:val="hi_IN" w:bidi="hi_IN"/>
-        </w:rPr>
-      </w:r>
-      <w:r>
-        <w:rPr>
           <w:b/>
           <w:lang w:val="hi_IN" w:bidi="hi_IN"/>
         </w:rPr>
@@ -6210,20 +5529,6 @@
       </w:r>
       <w:r>
         <w:rPr>
-          <w:lang w:val="hi_IN" w:bidi="hi_IN"/>
-        </w:rPr>
-        <w:t>וַ⁠יֹּאמְר֤וּ אֵלָי⁠ו֙ מַה־נַּ֣עֲשֶׂה לָּ֔⁠ךְ וְ⁠יִשְׁתֹּ֥ק הַ⁠יָּ֖ם מֵֽ⁠עָלֵ֑י⁠נוּ כִּ֥י הַ⁠יָּ֖ם הוֹלֵ֥ךְ וְ⁠סֹעֵֽר</w:t>
-      </w:r>
-    </w:p>
-    <w:p>
-      <w:pPr/>
-      <w:r>
-        <w:rPr>
-          <w:lang w:val="hi_IN" w:bidi="hi_IN"/>
-        </w:rPr>
-      </w:r>
-      <w:r>
-        <w:rPr>
           <w:b/>
           <w:lang w:val="hi_IN" w:bidi="hi_IN"/>
         </w:rPr>
@@ -6307,20 +5612,6 @@
       </w:r>
       <w:r>
         <w:rPr>
-          <w:lang w:val="hi_IN" w:bidi="hi_IN"/>
-        </w:rPr>
-        <w:t>כִּ֚י יוֹדֵ֣עַ אָ֔נִי כִּ֣י בְ⁠שֶׁ⁠לִּ֔⁠י הַ⁠סַּ֧עַר הַ⁠גָּד֛וֹל הַ⁠זֶּ֖ה עֲלֵי⁠כֶֽם</w:t>
-      </w:r>
-    </w:p>
-    <w:p>
-      <w:pPr/>
-      <w:r>
-        <w:rPr>
-          <w:lang w:val="hi_IN" w:bidi="hi_IN"/>
-        </w:rPr>
-      </w:r>
-      <w:r>
-        <w:rPr>
           <w:b/>
           <w:lang w:val="hi_IN" w:bidi="hi_IN"/>
         </w:rPr>
@@ -6417,7 +5708,7 @@
         </w:rPr>
         <w:t xml:space="preserve">को </w:t>
       </w:r>
-      <w:hyperlink r:id="rId16">
+      <w:hyperlink r:id="rId14">
         <w:r>
           <w:rPr>
             <w:lang w:val="hi_IN" w:bidi="hi_IN"/>
@@ -6499,20 +5790,6 @@
       </w:r>
       <w:r>
         <w:rPr>
-          <w:lang w:val="hi_IN" w:bidi="hi_IN"/>
-        </w:rPr>
-        <w:t>וַ⁠יַּחְתְּר֣וּ הָ⁠אֲנָשִׁ֗ים</w:t>
-      </w:r>
-    </w:p>
-    <w:p>
-      <w:pPr/>
-      <w:r>
-        <w:rPr>
-          <w:lang w:val="hi_IN" w:bidi="hi_IN"/>
-        </w:rPr>
-      </w:r>
-      <w:r>
-        <w:rPr>
           <w:b/>
           <w:lang w:val="hi_IN" w:bidi="hi_IN"/>
         </w:rPr>
@@ -6596,20 +5873,6 @@
       </w:r>
       <w:r>
         <w:rPr>
-          <w:lang w:val="hi_IN" w:bidi="hi_IN"/>
-        </w:rPr>
-        <w:t>הַ⁠יָּ֔ם הוֹלֵ֥ךְ וְ⁠סֹעֵ֖ר</w:t>
-      </w:r>
-    </w:p>
-    <w:p>
-      <w:pPr/>
-      <w:r>
-        <w:rPr>
-          <w:lang w:val="hi_IN" w:bidi="hi_IN"/>
-        </w:rPr>
-      </w:r>
-      <w:r>
-        <w:rPr>
           <w:b/>
           <w:lang w:val="hi_IN" w:bidi="hi_IN"/>
         </w:rPr>
@@ -6693,20 +5956,6 @@
       </w:r>
       <w:r>
         <w:rPr>
-          <w:lang w:val="hi_IN" w:bidi="hi_IN"/>
-        </w:rPr>
-        <w:t>וַ⁠יִּקְרְא֨וּ</w:t>
-      </w:r>
-    </w:p>
-    <w:p>
-      <w:pPr/>
-      <w:r>
-        <w:rPr>
-          <w:lang w:val="hi_IN" w:bidi="hi_IN"/>
-        </w:rPr>
-      </w:r>
-      <w:r>
-        <w:rPr>
           <w:b/>
           <w:lang w:val="hi_IN" w:bidi="hi_IN"/>
         </w:rPr>
@@ -6797,20 +6046,6 @@
       </w:r>
       <w:r>
         <w:rPr>
-          <w:lang w:val="hi_IN" w:bidi="hi_IN"/>
-        </w:rPr>
-        <w:t>וַ⁠יִּקְרְא֨וּ אֶל־יְהוָ֜ה</w:t>
-      </w:r>
-    </w:p>
-    <w:p>
-      <w:pPr/>
-      <w:r>
-        <w:rPr>
-          <w:lang w:val="hi_IN" w:bidi="hi_IN"/>
-        </w:rPr>
-      </w:r>
-      <w:r>
-        <w:rPr>
           <w:b/>
           <w:lang w:val="hi_IN" w:bidi="hi_IN"/>
         </w:rPr>
@@ -6888,20 +6123,6 @@
       </w:r>
       <w:r>
         <w:rPr>
-          <w:lang w:val="hi_IN" w:bidi="hi_IN"/>
-        </w:rPr>
-        <w:t>אָנָּ֤ה</w:t>
-      </w:r>
-    </w:p>
-    <w:p>
-      <w:pPr/>
-      <w:r>
-        <w:rPr>
-          <w:lang w:val="hi_IN" w:bidi="hi_IN"/>
-        </w:rPr>
-      </w:r>
-      <w:r>
-        <w:rPr>
           <w:b/>
           <w:lang w:val="hi_IN" w:bidi="hi_IN"/>
         </w:rPr>
@@ -6998,20 +6219,6 @@
       </w:r>
       <w:r>
         <w:rPr>
-          <w:lang w:val="hi_IN" w:bidi="hi_IN"/>
-        </w:rPr>
-        <w:t>אַל־נָ֣א נֹאבְדָ֗ה בְּ⁠נֶ֨פֶשׁ֙ הָ⁠אִ֣ישׁ הַ⁠זֶּ֔ה</w:t>
-      </w:r>
-    </w:p>
-    <w:p>
-      <w:pPr/>
-      <w:r>
-        <w:rPr>
-          <w:lang w:val="hi_IN" w:bidi="hi_IN"/>
-        </w:rPr>
-      </w:r>
-      <w:r>
-        <w:rPr>
           <w:b/>
           <w:lang w:val="hi_IN" w:bidi="hi_IN"/>
         </w:rPr>
@@ -7102,20 +6309,6 @@
       </w:r>
       <w:r>
         <w:rPr>
-          <w:lang w:val="hi_IN" w:bidi="hi_IN"/>
-        </w:rPr>
-        <w:t>וְ⁠אַל־תִּתֵּ֥ן עָלֵ֖י⁠נוּ דָּ֣ם נָקִ֑יא</w:t>
-      </w:r>
-    </w:p>
-    <w:p>
-      <w:pPr/>
-      <w:r>
-        <w:rPr>
-          <w:lang w:val="hi_IN" w:bidi="hi_IN"/>
-        </w:rPr>
-      </w:r>
-      <w:r>
-        <w:rPr>
           <w:b/>
           <w:lang w:val="hi_IN" w:bidi="hi_IN"/>
         </w:rPr>
@@ -7199,20 +6392,6 @@
       </w:r>
       <w:r>
         <w:rPr>
-          <w:lang w:val="hi_IN" w:bidi="hi_IN"/>
-        </w:rPr>
-        <w:t>אָנָּ֤ה יְהוָה֙ אַל־נָ֣א נֹאבְדָ֗ה בְּ⁠נֶ֨פֶשׁ֙ הָ⁠אִ֣ישׁ הַ⁠זֶּ֔ה וְ⁠אַל־תִּתֵּ֥ן עָלֵ֖י⁠נוּ דָּ֣ם נָקִ֑יא כִּֽי־אַתָּ֣ה יְהוָ֔ה כַּ⁠אֲשֶׁ֥ר חָפַ֖צְתָּ עָשִֽׂיתָ</w:t>
-      </w:r>
-    </w:p>
-    <w:p>
-      <w:pPr/>
-      <w:r>
-        <w:rPr>
-          <w:lang w:val="hi_IN" w:bidi="hi_IN"/>
-        </w:rPr>
-      </w:r>
-      <w:r>
-        <w:rPr>
           <w:b/>
           <w:lang w:val="hi_IN" w:bidi="hi_IN"/>
         </w:rPr>
@@ -7283,20 +6462,6 @@
       </w:r>
       <w:r>
         <w:rPr>
-          <w:lang w:val="hi_IN" w:bidi="hi_IN"/>
-        </w:rPr>
-        <w:t>אַל־נָ֣א נֹאבְדָ֗ה בְּ⁠נֶ֨פֶשׁ֙ הָ⁠אִ֣ישׁ הַ⁠זֶּ֔ה וְ⁠אַל־תִּתֵּ֥ן עָלֵ֖י⁠נוּ דָּ֣ם נָקִ֑יא</w:t>
-      </w:r>
-    </w:p>
-    <w:p>
-      <w:pPr/>
-      <w:r>
-        <w:rPr>
-          <w:lang w:val="hi_IN" w:bidi="hi_IN"/>
-        </w:rPr>
-      </w:r>
-      <w:r>
-        <w:rPr>
           <w:b/>
           <w:lang w:val="hi_IN" w:bidi="hi_IN"/>
         </w:rPr>
@@ -7429,20 +6594,6 @@
       </w:r>
       <w:r>
         <w:rPr>
-          <w:lang w:val="hi_IN" w:bidi="hi_IN"/>
-        </w:rPr>
-        <w:t>וַ⁠יַּעֲמֹ֥ד הַ⁠יָּ֖ם מִ⁠זַּעְפּֽ⁠וֹ</w:t>
-      </w:r>
-    </w:p>
-    <w:p>
-      <w:pPr/>
-      <w:r>
-        <w:rPr>
-          <w:lang w:val="hi_IN" w:bidi="hi_IN"/>
-        </w:rPr>
-      </w:r>
-      <w:r>
-        <w:rPr>
           <w:b/>
           <w:lang w:val="hi_IN" w:bidi="hi_IN"/>
         </w:rPr>
@@ -7570,20 +6721,6 @@
       </w:r>
       <w:r>
         <w:rPr>
-          <w:lang w:val="hi_IN" w:bidi="hi_IN"/>
-        </w:rPr>
-        <w:t>וַ⁠יַּעֲמֹ֥ד הַ⁠יָּ֖ם מִ⁠זַּעְפּֽ⁠וֹ</w:t>
-      </w:r>
-    </w:p>
-    <w:p>
-      <w:pPr/>
-      <w:r>
-        <w:rPr>
-          <w:lang w:val="hi_IN" w:bidi="hi_IN"/>
-        </w:rPr>
-      </w:r>
-      <w:r>
-        <w:rPr>
           <w:b/>
           <w:lang w:val="hi_IN" w:bidi="hi_IN"/>
         </w:rPr>
@@ -7693,20 +6830,6 @@
       </w:r>
       <w:r>
         <w:rPr>
-          <w:lang w:val="hi_IN" w:bidi="hi_IN"/>
-        </w:rPr>
-        <w:t>וַ⁠יִּֽירְא֧וּ הָ⁠אֲנָשִׁ֛ים יִרְאָ֥ה גְדוֹלָ֖ה אֶת־יְהוָ֑ה</w:t>
-      </w:r>
-    </w:p>
-    <w:p>
-      <w:pPr/>
-      <w:r>
-        <w:rPr>
-          <w:lang w:val="hi_IN" w:bidi="hi_IN"/>
-        </w:rPr>
-      </w:r>
-      <w:r>
-        <w:rPr>
           <w:b/>
           <w:lang w:val="hi_IN" w:bidi="hi_IN"/>
         </w:rPr>
@@ -7784,20 +6907,6 @@
       </w:r>
       <w:r>
         <w:rPr>
-          <w:lang w:val="hi_IN" w:bidi="hi_IN"/>
-        </w:rPr>
-        <w:t>וַ⁠יִּֽזְבְּחוּ־זֶ֨בַח֙ לַֽ⁠יהוָ֔ה וַֽ⁠יִּדְּר֖וּ נְדָרִֽים</w:t>
-      </w:r>
-    </w:p>
-    <w:p>
-      <w:pPr/>
-      <w:r>
-        <w:rPr>
-          <w:lang w:val="hi_IN" w:bidi="hi_IN"/>
-        </w:rPr>
-      </w:r>
-      <w:r>
-        <w:rPr>
           <w:b/>
           <w:lang w:val="hi_IN" w:bidi="hi_IN"/>
         </w:rPr>
@@ -7907,20 +7016,6 @@
       </w:r>
       <w:r>
         <w:rPr>
-          <w:lang w:val="hi_IN" w:bidi="hi_IN"/>
-        </w:rPr>
-        <w:t>וַ⁠יְמַ֤ן יְהוָה֙ דָּ֣ג גָּד֔וֹל לִ⁠בְלֹ֖עַ אֶת־יוֹנָ֑ה וַ⁠יְהִ֤י יוֹנָה֙ בִּ⁠מְעֵ֣י הַ⁠דָּ֔ג שְׁלֹשָׁ֥ה יָמִ֖ים וּ⁠שְׁלֹשָׁ֥ה לֵילֽוֹת</w:t>
-      </w:r>
-    </w:p>
-    <w:p>
-      <w:pPr/>
-      <w:r>
-        <w:rPr>
-          <w:lang w:val="hi_IN" w:bidi="hi_IN"/>
-        </w:rPr>
-      </w:r>
-      <w:r>
-        <w:rPr>
           <w:b/>
           <w:lang w:val="hi_IN" w:bidi="hi_IN"/>
         </w:rPr>
@@ -7984,20 +7079,6 @@
       </w:r>
       <w:r>
         <w:rPr>
-          <w:lang w:val="hi_IN" w:bidi="hi_IN"/>
-        </w:rPr>
-        <w:t>וַ⁠יְמַ֤ן יְהוָה֙ דָּ֣ג גָּד֔וֹל לִ⁠בְלֹ֖עַ אֶת־יוֹנָ֑ה</w:t>
-      </w:r>
-    </w:p>
-    <w:p>
-      <w:pPr/>
-      <w:r>
-        <w:rPr>
-          <w:lang w:val="hi_IN" w:bidi="hi_IN"/>
-        </w:rPr>
-      </w:r>
-      <w:r>
-        <w:rPr>
           <w:b/>
           <w:lang w:val="hi_IN" w:bidi="hi_IN"/>
         </w:rPr>
@@ -8421,20 +7502,6 @@
       </w:r>
       <w:r>
         <w:rPr>
-          <w:lang w:val="hi_IN" w:bidi="hi_IN"/>
-        </w:rPr>
-        <w:t>יְהוָ֖ה אֱלֹהָ֑י⁠ו</w:t>
-      </w:r>
-    </w:p>
-    <w:p>
-      <w:pPr/>
-      <w:r>
-        <w:rPr>
-          <w:lang w:val="hi_IN" w:bidi="hi_IN"/>
-        </w:rPr>
-      </w:r>
-      <w:r>
-        <w:rPr>
           <w:b/>
           <w:lang w:val="hi_IN" w:bidi="hi_IN"/>
         </w:rPr>
@@ -8524,20 +7591,6 @@
       </w:r>
       <w:r>
         <w:rPr>
-          <w:lang w:val="hi_IN" w:bidi="hi_IN"/>
-        </w:rPr>
-        <w:t>וַ⁠יֹּ֗אמֶר</w:t>
-      </w:r>
-    </w:p>
-    <w:p>
-      <w:pPr/>
-      <w:r>
-        <w:rPr>
-          <w:lang w:val="hi_IN" w:bidi="hi_IN"/>
-        </w:rPr>
-      </w:r>
-      <w:r>
-        <w:rPr>
           <w:b/>
           <w:lang w:val="hi_IN" w:bidi="hi_IN"/>
         </w:rPr>
@@ -8602,20 +7655,6 @@
       </w:r>
       <w:r>
         <w:rPr>
-          <w:lang w:val="hi_IN" w:bidi="hi_IN"/>
-        </w:rPr>
-        <w:t>קָ֠רָאתִי מִ⁠צָּ֥רָה לִ֛⁠י אֶל־יְהוָ֖ה וַֽ⁠יַּעֲנֵ֑⁠נִי</w:t>
-      </w:r>
-    </w:p>
-    <w:p>
-      <w:pPr/>
-      <w:r>
-        <w:rPr>
-          <w:lang w:val="hi_IN" w:bidi="hi_IN"/>
-        </w:rPr>
-      </w:r>
-      <w:r>
-        <w:rPr>
           <w:b/>
           <w:lang w:val="hi_IN" w:bidi="hi_IN"/>
         </w:rPr>
@@ -8699,20 +7738,6 @@
       </w:r>
       <w:r>
         <w:rPr>
-          <w:lang w:val="hi_IN" w:bidi="hi_IN"/>
-        </w:rPr>
-        <w:t>קָ֠רָאתִי מִ⁠צָּ֥רָה לִ֛⁠י אֶל־יְהוָ֖ה וַֽ⁠יַּעֲנֵ֑⁠נִי</w:t>
-      </w:r>
-    </w:p>
-    <w:p>
-      <w:pPr/>
-      <w:r>
-        <w:rPr>
-          <w:lang w:val="hi_IN" w:bidi="hi_IN"/>
-        </w:rPr>
-      </w:r>
-      <w:r>
-        <w:rPr>
           <w:b/>
           <w:lang w:val="hi_IN" w:bidi="hi_IN"/>
         </w:rPr>
@@ -8790,20 +7815,6 @@
       </w:r>
       <w:r>
         <w:rPr>
-          <w:lang w:val="hi_IN" w:bidi="hi_IN"/>
-        </w:rPr>
-        <w:t>וַֽ⁠יַּעֲנֵ֑⁠נִי</w:t>
-      </w:r>
-    </w:p>
-    <w:p>
-      <w:pPr/>
-      <w:r>
-        <w:rPr>
-          <w:lang w:val="hi_IN" w:bidi="hi_IN"/>
-        </w:rPr>
-      </w:r>
-      <w:r>
-        <w:rPr>
           <w:b/>
           <w:lang w:val="hi_IN" w:bidi="hi_IN"/>
         </w:rPr>
@@ -8894,20 +7905,6 @@
       </w:r>
       <w:r>
         <w:rPr>
-          <w:lang w:val="hi_IN" w:bidi="hi_IN"/>
-        </w:rPr>
-        <w:t>מִ⁠בֶּ֧טֶן שְׁא֛וֹל</w:t>
-      </w:r>
-    </w:p>
-    <w:p>
-      <w:pPr/>
-      <w:r>
-        <w:rPr>
-          <w:lang w:val="hi_IN" w:bidi="hi_IN"/>
-        </w:rPr>
-      </w:r>
-      <w:r>
-        <w:rPr>
           <w:b/>
           <w:lang w:val="hi_IN" w:bidi="hi_IN"/>
         </w:rPr>
@@ -9011,20 +8008,6 @@
       </w:r>
       <w:r>
         <w:rPr>
-          <w:lang w:val="hi_IN" w:bidi="hi_IN"/>
-        </w:rPr>
-        <w:t>שְׁא֛וֹל</w:t>
-      </w:r>
-    </w:p>
-    <w:p>
-      <w:pPr/>
-      <w:r>
-        <w:rPr>
-          <w:lang w:val="hi_IN" w:bidi="hi_IN"/>
-        </w:rPr>
-      </w:r>
-      <w:r>
-        <w:rPr>
           <w:b/>
           <w:lang w:val="hi_IN" w:bidi="hi_IN"/>
         </w:rPr>
@@ -9121,20 +8104,6 @@
       </w:r>
       <w:r>
         <w:rPr>
-          <w:lang w:val="hi_IN" w:bidi="hi_IN"/>
-        </w:rPr>
-        <w:t>שָׁמַ֥עְתָּ קוֹלִֽ⁠י</w:t>
-      </w:r>
-    </w:p>
-    <w:p>
-      <w:pPr/>
-      <w:r>
-        <w:rPr>
-          <w:lang w:val="hi_IN" w:bidi="hi_IN"/>
-        </w:rPr>
-      </w:r>
-      <w:r>
-        <w:rPr>
           <w:b/>
           <w:lang w:val="hi_IN" w:bidi="hi_IN"/>
         </w:rPr>
@@ -9218,20 +8187,6 @@
       </w:r>
       <w:r>
         <w:rPr>
-          <w:lang w:val="hi_IN" w:bidi="hi_IN"/>
-        </w:rPr>
-        <w:t>קָ֠רָאתִי מִ⁠צָּ֥רָה לִ֛⁠י אֶל־יְהוָ֖ה וַֽ⁠יַּעֲנֵ֑⁠נִי מִ⁠בֶּ֧טֶן שְׁא֛וֹל שִׁוַּ֖עְתִּי שָׁמַ֥עְתָּ קוֹלִֽ⁠י</w:t>
-      </w:r>
-    </w:p>
-    <w:p>
-      <w:pPr/>
-      <w:r>
-        <w:rPr>
-          <w:lang w:val="hi_IN" w:bidi="hi_IN"/>
-        </w:rPr>
-      </w:r>
-      <w:r>
-        <w:rPr>
           <w:b/>
           <w:lang w:val="hi_IN" w:bidi="hi_IN"/>
         </w:rPr>
@@ -9315,20 +8270,6 @@
       </w:r>
       <w:r>
         <w:rPr>
-          <w:lang w:val="hi_IN" w:bidi="hi_IN"/>
-        </w:rPr>
-        <w:t>בִּ⁠לְבַ֣ב יַמִּ֔ים</w:t>
-      </w:r>
-    </w:p>
-    <w:p>
-      <w:pPr/>
-      <w:r>
-        <w:rPr>
-          <w:lang w:val="hi_IN" w:bidi="hi_IN"/>
-        </w:rPr>
-      </w:r>
-      <w:r>
-        <w:rPr>
           <w:b/>
           <w:lang w:val="hi_IN" w:bidi="hi_IN"/>
         </w:rPr>
@@ -9405,20 +8346,6 @@
       </w:r>
       <w:r>
         <w:rPr>
-          <w:lang w:val="hi_IN" w:bidi="hi_IN"/>
-        </w:rPr>
-        <w:t>וְ⁠נָהָ֖ר יְסֹבְבֵ֑⁠נִי</w:t>
-      </w:r>
-    </w:p>
-    <w:p>
-      <w:pPr/>
-      <w:r>
-        <w:rPr>
-          <w:lang w:val="hi_IN" w:bidi="hi_IN"/>
-        </w:rPr>
-      </w:r>
-      <w:r>
-        <w:rPr>
           <w:b/>
           <w:lang w:val="hi_IN" w:bidi="hi_IN"/>
         </w:rPr>
@@ -9483,20 +8410,6 @@
       </w:r>
       <w:r>
         <w:rPr>
-          <w:lang w:val="hi_IN" w:bidi="hi_IN"/>
-        </w:rPr>
-        <w:t>מִשְׁבָּרֶ֥י⁠ךָ וְ⁠גַלֶּ֖י⁠ךָ</w:t>
-      </w:r>
-    </w:p>
-    <w:p>
-      <w:pPr/>
-      <w:r>
-        <w:rPr>
-          <w:lang w:val="hi_IN" w:bidi="hi_IN"/>
-        </w:rPr>
-      </w:r>
-      <w:r>
-        <w:rPr>
           <w:b/>
           <w:lang w:val="hi_IN" w:bidi="hi_IN"/>
         </w:rPr>
@@ -9593,20 +8506,6 @@
       </w:r>
       <w:r>
         <w:rPr>
-          <w:lang w:val="hi_IN" w:bidi="hi_IN"/>
-        </w:rPr>
-        <w:t>יַמִּ֔ים</w:t>
-      </w:r>
-    </w:p>
-    <w:p>
-      <w:pPr/>
-      <w:r>
-        <w:rPr>
-          <w:lang w:val="hi_IN" w:bidi="hi_IN"/>
-        </w:rPr>
-      </w:r>
-      <w:r>
-        <w:rPr>
           <w:b/>
           <w:lang w:val="hi_IN" w:bidi="hi_IN"/>
         </w:rPr>
@@ -9703,20 +8602,6 @@
       </w:r>
       <w:r>
         <w:rPr>
-          <w:lang w:val="hi_IN" w:bidi="hi_IN"/>
-        </w:rPr>
-        <w:t>מִשְׁבָּרֶ֥י⁠ךָ וְ⁠גַלֶּ֖י⁠ךָ</w:t>
-      </w:r>
-    </w:p>
-    <w:p>
-      <w:pPr/>
-      <w:r>
-        <w:rPr>
-          <w:lang w:val="hi_IN" w:bidi="hi_IN"/>
-        </w:rPr>
-      </w:r>
-      <w:r>
-        <w:rPr>
           <w:b/>
           <w:lang w:val="hi_IN" w:bidi="hi_IN"/>
         </w:rPr>
@@ -9851,20 +8736,6 @@
       </w:r>
       <w:r>
         <w:rPr>
-          <w:lang w:val="hi_IN" w:bidi="hi_IN"/>
-        </w:rPr>
-        <w:t>וַ⁠אֲנִ֣י</w:t>
-      </w:r>
-    </w:p>
-    <w:p>
-      <w:pPr/>
-      <w:r>
-        <w:rPr>
-          <w:lang w:val="hi_IN" w:bidi="hi_IN"/>
-        </w:rPr>
-      </w:r>
-      <w:r>
-        <w:rPr>
           <w:b/>
           <w:lang w:val="hi_IN" w:bidi="hi_IN"/>
         </w:rPr>
@@ -9948,20 +8819,6 @@
       </w:r>
       <w:r>
         <w:rPr>
-          <w:lang w:val="hi_IN" w:bidi="hi_IN"/>
-        </w:rPr>
-        <w:t>נִגְרַ֖שְׁתִּי</w:t>
-      </w:r>
-    </w:p>
-    <w:p>
-      <w:pPr/>
-      <w:r>
-        <w:rPr>
-          <w:lang w:val="hi_IN" w:bidi="hi_IN"/>
-        </w:rPr>
-      </w:r>
-      <w:r>
-        <w:rPr>
           <w:b/>
           <w:lang w:val="hi_IN" w:bidi="hi_IN"/>
         </w:rPr>
@@ -10058,20 +8915,6 @@
       </w:r>
       <w:r>
         <w:rPr>
-          <w:lang w:val="hi_IN" w:bidi="hi_IN"/>
-        </w:rPr>
-        <w:t>מִ⁠נֶּ֣גֶד עֵינֶ֑י⁠ךָ</w:t>
-      </w:r>
-    </w:p>
-    <w:p>
-      <w:pPr/>
-      <w:r>
-        <w:rPr>
-          <w:lang w:val="hi_IN" w:bidi="hi_IN"/>
-        </w:rPr>
-      </w:r>
-      <w:r>
-        <w:rPr>
           <w:b/>
           <w:lang w:val="hi_IN" w:bidi="hi_IN"/>
         </w:rPr>
@@ -10231,20 +9074,6 @@
       </w:r>
       <w:r>
         <w:rPr>
-          <w:lang w:val="hi_IN" w:bidi="hi_IN"/>
-        </w:rPr>
-        <w:t>אַ֚ךְ</w:t>
-      </w:r>
-    </w:p>
-    <w:p>
-      <w:pPr/>
-      <w:r>
-        <w:rPr>
-          <w:lang w:val="hi_IN" w:bidi="hi_IN"/>
-        </w:rPr>
-      </w:r>
-      <w:r>
-        <w:rPr>
           <w:b/>
           <w:lang w:val="hi_IN" w:bidi="hi_IN"/>
         </w:rPr>
@@ -10347,20 +9176,6 @@
       </w:r>
       <w:r>
         <w:rPr>
-          <w:lang w:val="hi_IN" w:bidi="hi_IN"/>
-        </w:rPr>
-        <w:t>אֲפָפ֤וּ⁠נִי מַ֨יִם֙ עַד־נֶ֔פֶשׁ תְּה֖וֹם יְסֹבְבֵ֑⁠נִי</w:t>
-      </w:r>
-    </w:p>
-    <w:p>
-      <w:pPr/>
-      <w:r>
-        <w:rPr>
-          <w:lang w:val="hi_IN" w:bidi="hi_IN"/>
-        </w:rPr>
-      </w:r>
-      <w:r>
-        <w:rPr>
           <w:b/>
           <w:lang w:val="hi_IN" w:bidi="hi_IN"/>
         </w:rPr>
@@ -10520,20 +9335,6 @@
       </w:r>
       <w:r>
         <w:rPr>
-          <w:lang w:val="hi_IN" w:bidi="hi_IN"/>
-        </w:rPr>
-        <w:t>עַד־נֶ֔פֶשׁ</w:t>
-      </w:r>
-    </w:p>
-    <w:p>
-      <w:pPr/>
-      <w:r>
-        <w:rPr>
-          <w:lang w:val="hi_IN" w:bidi="hi_IN"/>
-        </w:rPr>
-      </w:r>
-      <w:r>
-        <w:rPr>
           <w:b/>
           <w:lang w:val="hi_IN" w:bidi="hi_IN"/>
         </w:rPr>
@@ -10662,20 +9463,6 @@
       </w:r>
       <w:r>
         <w:rPr>
-          <w:lang w:val="hi_IN" w:bidi="hi_IN"/>
-        </w:rPr>
-        <w:t>תְּה֖וֹם יְסֹבְבֵ֑⁠נִי</w:t>
-      </w:r>
-    </w:p>
-    <w:p>
-      <w:pPr/>
-      <w:r>
-        <w:rPr>
-          <w:lang w:val="hi_IN" w:bidi="hi_IN"/>
-        </w:rPr>
-      </w:r>
-      <w:r>
-        <w:rPr>
           <w:b/>
           <w:lang w:val="hi_IN" w:bidi="hi_IN"/>
         </w:rPr>
@@ -10740,20 +9527,6 @@
       </w:r>
       <w:r>
         <w:rPr>
-          <w:lang w:val="hi_IN" w:bidi="hi_IN"/>
-        </w:rPr>
-        <w:t>ס֖וּף</w:t>
-      </w:r>
-    </w:p>
-    <w:p>
-      <w:pPr/>
-      <w:r>
-        <w:rPr>
-          <w:lang w:val="hi_IN" w:bidi="hi_IN"/>
-        </w:rPr>
-      </w:r>
-      <w:r>
-        <w:rPr>
           <w:b/>
           <w:lang w:val="hi_IN" w:bidi="hi_IN"/>
         </w:rPr>
@@ -10824,20 +9597,6 @@
       </w:r>
       <w:r>
         <w:rPr>
-          <w:lang w:val="hi_IN" w:bidi="hi_IN"/>
-        </w:rPr>
-        <w:t>הָ⁠אָ֛רֶץ בְּרִחֶ֥י⁠הָ בַעֲדִ֖⁠י לְ⁠עוֹלָ֑ם</w:t>
-      </w:r>
-    </w:p>
-    <w:p>
-      <w:pPr/>
-      <w:r>
-        <w:rPr>
-          <w:lang w:val="hi_IN" w:bidi="hi_IN"/>
-        </w:rPr>
-      </w:r>
-      <w:r>
-        <w:rPr>
           <w:b/>
           <w:lang w:val="hi_IN" w:bidi="hi_IN"/>
         </w:rPr>
@@ -10921,20 +9680,6 @@
       </w:r>
       <w:r>
         <w:rPr>
-          <w:lang w:val="hi_IN" w:bidi="hi_IN"/>
-        </w:rPr>
-        <w:t>וַ⁠תַּ֧עַל מִ⁠שַּׁ֛חַת חַיַּ֖⁠י</w:t>
-      </w:r>
-    </w:p>
-    <w:p>
-      <w:pPr/>
-      <w:r>
-        <w:rPr>
-          <w:lang w:val="hi_IN" w:bidi="hi_IN"/>
-        </w:rPr>
-      </w:r>
-      <w:r>
-        <w:rPr>
           <w:b/>
           <w:lang w:val="hi_IN" w:bidi="hi_IN"/>
         </w:rPr>
@@ -11031,20 +9776,6 @@
       </w:r>
       <w:r>
         <w:rPr>
-          <w:lang w:val="hi_IN" w:bidi="hi_IN"/>
-        </w:rPr>
-        <w:t>יְהוָ֥ה אֱלֹהָֽ⁠י</w:t>
-      </w:r>
-    </w:p>
-    <w:p>
-      <w:pPr/>
-      <w:r>
-        <w:rPr>
-          <w:lang w:val="hi_IN" w:bidi="hi_IN"/>
-        </w:rPr>
-      </w:r>
-      <w:r>
-        <w:rPr>
           <w:b/>
           <w:lang w:val="hi_IN" w:bidi="hi_IN"/>
         </w:rPr>
@@ -11108,20 +9839,6 @@
       </w:r>
       <w:r>
         <w:rPr>
-          <w:lang w:val="hi_IN" w:bidi="hi_IN"/>
-        </w:rPr>
-        <w:t>חַיַּ֖⁠י</w:t>
-      </w:r>
-    </w:p>
-    <w:p>
-      <w:pPr/>
-      <w:r>
-        <w:rPr>
-          <w:lang w:val="hi_IN" w:bidi="hi_IN"/>
-        </w:rPr>
-      </w:r>
-      <w:r>
-        <w:rPr>
           <w:b/>
           <w:lang w:val="hi_IN" w:bidi="hi_IN"/>
         </w:rPr>
@@ -11230,20 +9947,6 @@
       </w:r>
       <w:r>
         <w:rPr>
-          <w:lang w:val="hi_IN" w:bidi="hi_IN"/>
-        </w:rPr>
-        <w:t>אֱלֹהָֽ⁠י</w:t>
-      </w:r>
-    </w:p>
-    <w:p>
-      <w:pPr/>
-      <w:r>
-        <w:rPr>
-          <w:lang w:val="hi_IN" w:bidi="hi_IN"/>
-        </w:rPr>
-      </w:r>
-      <w:r>
-        <w:rPr>
           <w:b/>
           <w:lang w:val="hi_IN" w:bidi="hi_IN"/>
         </w:rPr>
@@ -11353,20 +10056,6 @@
       </w:r>
       <w:r>
         <w:rPr>
-          <w:lang w:val="hi_IN" w:bidi="hi_IN"/>
-        </w:rPr>
-        <w:t>בְּ⁠הִתְעַטֵּ֤ף עָלַ⁠י֙ נַפְשִׁ֔⁠י</w:t>
-      </w:r>
-    </w:p>
-    <w:p>
-      <w:pPr/>
-      <w:r>
-        <w:rPr>
-          <w:lang w:val="hi_IN" w:bidi="hi_IN"/>
-        </w:rPr>
-      </w:r>
-      <w:r>
-        <w:rPr>
           <w:b/>
           <w:lang w:val="hi_IN" w:bidi="hi_IN"/>
         </w:rPr>
@@ -11450,20 +10139,6 @@
       </w:r>
       <w:r>
         <w:rPr>
-          <w:lang w:val="hi_IN" w:bidi="hi_IN"/>
-        </w:rPr>
-        <w:t>אֶת־יְהוָ֖ה זָכָ֑רְתִּי</w:t>
-      </w:r>
-    </w:p>
-    <w:p>
-      <w:pPr/>
-      <w:r>
-        <w:rPr>
-          <w:lang w:val="hi_IN" w:bidi="hi_IN"/>
-        </w:rPr>
-      </w:r>
-      <w:r>
-        <w:rPr>
           <w:b/>
           <w:lang w:val="hi_IN" w:bidi="hi_IN"/>
         </w:rPr>
@@ -11527,20 +10202,6 @@
       </w:r>
       <w:r>
         <w:rPr>
-          <w:lang w:val="hi_IN" w:bidi="hi_IN"/>
-        </w:rPr>
-        <w:t>וַ⁠תָּב֤וֹא אֵלֶ֨י⁠ךָ֙ תְּפִלָּתִ֔⁠י אֶל־הֵיכַ֖ל קָדְשֶֽׁ⁠ךָ</w:t>
-      </w:r>
-    </w:p>
-    <w:p>
-      <w:pPr/>
-      <w:r>
-        <w:rPr>
-          <w:lang w:val="hi_IN" w:bidi="hi_IN"/>
-        </w:rPr>
-      </w:r>
-      <w:r>
-        <w:rPr>
           <w:b/>
           <w:lang w:val="hi_IN" w:bidi="hi_IN"/>
         </w:rPr>
@@ -11707,20 +10368,6 @@
       </w:r>
       <w:r>
         <w:rPr>
-          <w:lang w:val="hi_IN" w:bidi="hi_IN"/>
-        </w:rPr>
-        <w:t>אֶת־יְהוָ֖ה זָכָ֑רְתִּי</w:t>
-      </w:r>
-    </w:p>
-    <w:p>
-      <w:pPr/>
-      <w:r>
-        <w:rPr>
-          <w:lang w:val="hi_IN" w:bidi="hi_IN"/>
-        </w:rPr>
-      </w:r>
-      <w:r>
-        <w:rPr>
           <w:b/>
           <w:lang w:val="hi_IN" w:bidi="hi_IN"/>
         </w:rPr>
@@ -11880,20 +10527,6 @@
       </w:r>
       <w:r>
         <w:rPr>
-          <w:lang w:val="hi_IN" w:bidi="hi_IN"/>
-        </w:rPr>
-        <w:t>מְשַׁמְּרִ֖ים הַבְלֵי־שָׁ֑וְא</w:t>
-      </w:r>
-    </w:p>
-    <w:p>
-      <w:pPr/>
-      <w:r>
-        <w:rPr>
-          <w:lang w:val="hi_IN" w:bidi="hi_IN"/>
-        </w:rPr>
-      </w:r>
-      <w:r>
-        <w:rPr>
           <w:b/>
           <w:lang w:val="hi_IN" w:bidi="hi_IN"/>
         </w:rPr>
@@ -11977,20 +10610,6 @@
       </w:r>
       <w:r>
         <w:rPr>
-          <w:lang w:val="hi_IN" w:bidi="hi_IN"/>
-        </w:rPr>
-        <w:t>חַסְדָּ֖⁠ם יַעֲזֹֽבוּ</w:t>
-      </w:r>
-    </w:p>
-    <w:p>
-      <w:pPr/>
-      <w:r>
-        <w:rPr>
-          <w:lang w:val="hi_IN" w:bidi="hi_IN"/>
-        </w:rPr>
-      </w:r>
-      <w:r>
-        <w:rPr>
           <w:b/>
           <w:lang w:val="hi_IN" w:bidi="hi_IN"/>
         </w:rPr>
@@ -12067,20 +10686,6 @@
       </w:r>
       <w:r>
         <w:rPr>
-          <w:lang w:val="hi_IN" w:bidi="hi_IN"/>
-        </w:rPr>
-        <w:t>וַ⁠אֲנִ֗י</w:t>
-      </w:r>
-    </w:p>
-    <w:p>
-      <w:pPr/>
-      <w:r>
-        <w:rPr>
-          <w:lang w:val="hi_IN" w:bidi="hi_IN"/>
-        </w:rPr>
-      </w:r>
-      <w:r>
-        <w:rPr>
           <w:b/>
           <w:lang w:val="hi_IN" w:bidi="hi_IN"/>
         </w:rPr>
@@ -12164,20 +10769,6 @@
       </w:r>
       <w:r>
         <w:rPr>
-          <w:lang w:val="hi_IN" w:bidi="hi_IN"/>
-        </w:rPr>
-        <w:t>בְּ⁠ק֤וֹל תּוֹדָה֙</w:t>
-      </w:r>
-    </w:p>
-    <w:p>
-      <w:pPr/>
-      <w:r>
-        <w:rPr>
-          <w:lang w:val="hi_IN" w:bidi="hi_IN"/>
-        </w:rPr>
-      </w:r>
-      <w:r>
-        <w:rPr>
           <w:b/>
           <w:lang w:val="hi_IN" w:bidi="hi_IN"/>
         </w:rPr>
@@ -12241,20 +10832,6 @@
       </w:r>
       <w:r>
         <w:rPr>
-          <w:lang w:val="hi_IN" w:bidi="hi_IN"/>
-        </w:rPr>
-        <w:t>יְשׁוּעָ֖תָ⁠ה לַ⁠יהוָֽה</w:t>
-      </w:r>
-    </w:p>
-    <w:p>
-      <w:pPr/>
-      <w:r>
-        <w:rPr>
-          <w:lang w:val="hi_IN" w:bidi="hi_IN"/>
-        </w:rPr>
-      </w:r>
-      <w:r>
-        <w:rPr>
           <w:b/>
           <w:lang w:val="hi_IN" w:bidi="hi_IN"/>
         </w:rPr>
@@ -12274,7 +10851,7 @@
         </w:rPr>
         <w:t xml:space="preserve">"कविता की इस अंतिम पंक्ति को दो में से एक तरीके से समझा जा सकता है: या तो 1) यहोवा को प्रार्थना के वर्णन के हिस्से के रूप में संबोधित किया जा सकता है; या 2) प्रार्थना के वर्णन के निष्कर्ष के रूप में किसी अन्य व्यक्ति को संबोधित किया जा रहा है। </w:t>
       </w:r>
-      <w:hyperlink r:id="rId17">
+      <w:hyperlink r:id="rId15">
         <w:r>
           <w:rPr>
             <w:lang w:val="hi_IN" w:bidi="hi_IN"/>
@@ -12336,20 +10913,6 @@
       </w:r>
       <w:r>
         <w:rPr>
-          <w:lang w:val="hi_IN" w:bidi="hi_IN"/>
-        </w:rPr>
-        <w:t>יְשׁוּעָ֖תָ⁠ה לַ⁠יהוָֽה</w:t>
-      </w:r>
-    </w:p>
-    <w:p>
-      <w:pPr/>
-      <w:r>
-        <w:rPr>
-          <w:lang w:val="hi_IN" w:bidi="hi_IN"/>
-        </w:rPr>
-      </w:r>
-      <w:r>
-        <w:rPr>
           <w:b/>
           <w:lang w:val="hi_IN" w:bidi="hi_IN"/>
         </w:rPr>
@@ -12459,20 +11022,6 @@
       </w:r>
       <w:r>
         <w:rPr>
-          <w:lang w:val="hi_IN" w:bidi="hi_IN"/>
-        </w:rPr>
-        <w:t>יְשׁוּעָ֖תָ⁠ה לַ⁠יהוָֽה</w:t>
-      </w:r>
-    </w:p>
-    <w:p>
-      <w:pPr/>
-      <w:r>
-        <w:rPr>
-          <w:lang w:val="hi_IN" w:bidi="hi_IN"/>
-        </w:rPr>
-      </w:r>
-      <w:r>
-        <w:rPr>
           <w:b/>
           <w:lang w:val="hi_IN" w:bidi="hi_IN"/>
         </w:rPr>
@@ -12492,7 +11041,7 @@
         </w:rPr>
         <w:t xml:space="preserve">यहाँ योना यहोवा से अपनी प्रार्थना के एक भाग के रूप में तृतीय पुरुष में यहोवा के बारे में एक कथन कहता है। यदि यह आपकी भाषा में स्वाभाविक नहीं लगता, तो आप इसे द्वितीय पुरुष के रूप में बनाने के लिए "आप" जोड़ सकते हैं। </w:t>
       </w:r>
-      <w:hyperlink r:id="rId17">
+      <w:hyperlink r:id="rId15">
         <w:r>
           <w:rPr>
             <w:lang w:val="hi_IN" w:bidi="hi_IN"/>
@@ -12574,20 +11123,6 @@
       </w:r>
       <w:r>
         <w:rPr>
-          <w:lang w:val="hi_IN" w:bidi="hi_IN"/>
-        </w:rPr>
-        <w:t>אֶל־הַ⁠יַּבָּשָֽׁה</w:t>
-      </w:r>
-    </w:p>
-    <w:p>
-      <w:pPr/>
-      <w:r>
-        <w:rPr>
-          <w:lang w:val="hi_IN" w:bidi="hi_IN"/>
-        </w:rPr>
-      </w:r>
-      <w:r>
-        <w:rPr>
           <w:b/>
           <w:lang w:val="hi_IN" w:bidi="hi_IN"/>
         </w:rPr>
@@ -12665,20 +11200,6 @@
       </w:r>
       <w:r>
         <w:rPr>
-          <w:lang w:val="hi_IN" w:bidi="hi_IN"/>
-        </w:rPr>
-        <w:t>וַ⁠יֹּ֥אמֶר יְהוָ֖ה לַ⁠דָּ֑ג</w:t>
-      </w:r>
-    </w:p>
-    <w:p>
-      <w:pPr/>
-      <w:r>
-        <w:rPr>
-          <w:lang w:val="hi_IN" w:bidi="hi_IN"/>
-        </w:rPr>
-      </w:r>
-      <w:r>
-        <w:rPr>
           <w:b/>
           <w:lang w:val="hi_IN" w:bidi="hi_IN"/>
         </w:rPr>
@@ -12781,20 +11302,6 @@
       </w:r>
       <w:r>
         <w:rPr>
-          <w:lang w:val="hi_IN" w:bidi="hi_IN"/>
-        </w:rPr>
-        <w:t>וַ⁠יֹּ֥אמֶר יְהוָ֖ה לַ⁠דָּ֑ג</w:t>
-      </w:r>
-    </w:p>
-    <w:p>
-      <w:pPr/>
-      <w:r>
-        <w:rPr>
-          <w:lang w:val="hi_IN" w:bidi="hi_IN"/>
-        </w:rPr>
-      </w:r>
-      <w:r>
-        <w:rPr>
           <w:b/>
           <w:lang w:val="hi_IN" w:bidi="hi_IN"/>
         </w:rPr>
@@ -13148,20 +11655,6 @@
       </w:r>
       <w:r>
         <w:rPr>
-          <w:lang w:val="hi_IN" w:bidi="hi_IN"/>
-        </w:rPr>
-        <w:t>וַ⁠יְהִ֧י דְבַר־יְהוָ֛ה</w:t>
-      </w:r>
-    </w:p>
-    <w:p>
-      <w:pPr/>
-      <w:r>
-        <w:rPr>
-          <w:lang w:val="hi_IN" w:bidi="hi_IN"/>
-        </w:rPr>
-      </w:r>
-      <w:r>
-        <w:rPr>
           <w:b/>
           <w:lang w:val="hi_IN" w:bidi="hi_IN"/>
         </w:rPr>
@@ -13258,20 +11751,6 @@
       </w:r>
       <w:r>
         <w:rPr>
-          <w:lang w:val="hi_IN" w:bidi="hi_IN"/>
-        </w:rPr>
-        <w:t>וַ⁠יְהִ֧י דְבַר־יְהוָ֛ה</w:t>
-      </w:r>
-    </w:p>
-    <w:p>
-      <w:pPr/>
-      <w:r>
-        <w:rPr>
-          <w:lang w:val="hi_IN" w:bidi="hi_IN"/>
-        </w:rPr>
-      </w:r>
-      <w:r>
-        <w:rPr>
           <w:b/>
           <w:lang w:val="hi_IN" w:bidi="hi_IN"/>
         </w:rPr>
@@ -13304,7 +11783,7 @@
         </w:rPr>
         <w:t xml:space="preserve">"यह एक मुहावरा है जिसका अर्थ है कि यहोवा ने किसी तरह से अपने संदेश को बोला या संवाद किया.. देखें कि आपने </w:t>
       </w:r>
-      <w:hyperlink r:id="rId18">
+      <w:hyperlink r:id="rId16">
         <w:r>
           <w:rPr>
             <w:lang w:val="hi_IN" w:bidi="hi_IN"/>
@@ -13386,20 +11865,6 @@
       </w:r>
       <w:r>
         <w:rPr>
-          <w:lang w:val="hi_IN" w:bidi="hi_IN"/>
-        </w:rPr>
-        <w:t>הָ⁠עִ֣יר הַ⁠גְּדוֹלָ֑ה</w:t>
-      </w:r>
-    </w:p>
-    <w:p>
-      <w:pPr/>
-      <w:r>
-        <w:rPr>
-          <w:lang w:val="hi_IN" w:bidi="hi_IN"/>
-        </w:rPr>
-      </w:r>
-      <w:r>
-        <w:rPr>
           <w:b/>
           <w:lang w:val="hi_IN" w:bidi="hi_IN"/>
         </w:rPr>
@@ -13464,20 +11929,6 @@
       </w:r>
       <w:r>
         <w:rPr>
-          <w:lang w:val="hi_IN" w:bidi="hi_IN"/>
-        </w:rPr>
-        <w:t>ק֛וּם</w:t>
-      </w:r>
-    </w:p>
-    <w:p>
-      <w:pPr/>
-      <w:r>
-        <w:rPr>
-          <w:lang w:val="hi_IN" w:bidi="hi_IN"/>
-        </w:rPr>
-      </w:r>
-      <w:r>
-        <w:rPr>
           <w:b/>
           <w:lang w:val="hi_IN" w:bidi="hi_IN"/>
         </w:rPr>
@@ -13568,20 +12019,6 @@
       </w:r>
       <w:r>
         <w:rPr>
-          <w:lang w:val="hi_IN" w:bidi="hi_IN"/>
-        </w:rPr>
-        <w:t>וִּ⁠קְרָ֤א אֵלֶ֨י⁠הָ֙ אֶת־הַ⁠קְּרִיאָ֔ה אֲשֶׁ֥ר אָנֹכִ֖י דֹּבֵ֥ר אֵלֶֽי⁠ךָ</w:t>
-      </w:r>
-    </w:p>
-    <w:p>
-      <w:pPr/>
-      <w:r>
-        <w:rPr>
-          <w:lang w:val="hi_IN" w:bidi="hi_IN"/>
-        </w:rPr>
-      </w:r>
-      <w:r>
-        <w:rPr>
           <w:b/>
           <w:lang w:val="hi_IN" w:bidi="hi_IN"/>
         </w:rPr>
@@ -13646,20 +12083,6 @@
       </w:r>
       <w:r>
         <w:rPr>
-          <w:lang w:val="hi_IN" w:bidi="hi_IN"/>
-        </w:rPr>
-        <w:t>וַ⁠יָּ֣קָם יוֹנָ֗ה וַ⁠יֵּ֛לֶךְ אֶל־נִֽינְוֶ֖ה כִּ⁠דְבַ֣ר יְהוָ֑ה</w:t>
-      </w:r>
-    </w:p>
-    <w:p>
-      <w:pPr/>
-      <w:r>
-        <w:rPr>
-          <w:lang w:val="hi_IN" w:bidi="hi_IN"/>
-        </w:rPr>
-      </w:r>
-      <w:r>
-        <w:rPr>
           <w:b/>
           <w:lang w:val="hi_IN" w:bidi="hi_IN"/>
         </w:rPr>
@@ -13769,20 +12192,6 @@
       </w:r>
       <w:r>
         <w:rPr>
-          <w:lang w:val="hi_IN" w:bidi="hi_IN"/>
-        </w:rPr>
-        <w:t>כִּ⁠דְבַ֣ר יְהוָ֑ה</w:t>
-      </w:r>
-    </w:p>
-    <w:p>
-      <w:pPr/>
-      <w:r>
-        <w:rPr>
-          <w:lang w:val="hi_IN" w:bidi="hi_IN"/>
-        </w:rPr>
-      </w:r>
-      <w:r>
-        <w:rPr>
           <w:b/>
           <w:lang w:val="hi_IN" w:bidi="hi_IN"/>
         </w:rPr>
@@ -13880,20 +12289,6 @@
       </w:r>
       <w:r>
         <w:rPr>
-          <w:lang w:val="hi_IN" w:bidi="hi_IN"/>
-        </w:rPr>
-        <w:t>וְ⁠נִֽינְוֵ֗ה הָיְתָ֤ה עִיר־גְּדוֹלָה֙ לֵֽ⁠אלֹהִ֔ים מַהֲלַ֖ךְ שְׁלֹ֥שֶׁת יָמִֽים</w:t>
-      </w:r>
-    </w:p>
-    <w:p>
-      <w:pPr/>
-      <w:r>
-        <w:rPr>
-          <w:lang w:val="hi_IN" w:bidi="hi_IN"/>
-        </w:rPr>
-      </w:r>
-      <w:r>
-        <w:rPr>
           <w:b/>
           <w:lang w:val="hi_IN" w:bidi="hi_IN"/>
         </w:rPr>
@@ -13977,20 +12372,6 @@
       </w:r>
       <w:r>
         <w:rPr>
-          <w:lang w:val="hi_IN" w:bidi="hi_IN"/>
-        </w:rPr>
-        <w:t>עִיר־גְּדוֹלָה֙ לֵֽ⁠אלֹהִ֔ים</w:t>
-      </w:r>
-    </w:p>
-    <w:p>
-      <w:pPr/>
-      <w:r>
-        <w:rPr>
-          <w:lang w:val="hi_IN" w:bidi="hi_IN"/>
-        </w:rPr>
-      </w:r>
-      <w:r>
-        <w:rPr>
           <w:b/>
           <w:lang w:val="hi_IN" w:bidi="hi_IN"/>
         </w:rPr>
@@ -14074,20 +12455,6 @@
       </w:r>
       <w:r>
         <w:rPr>
-          <w:lang w:val="hi_IN" w:bidi="hi_IN"/>
-        </w:rPr>
-        <w:t>מַהֲלַ֖ךְ שְׁלֹ֥שֶׁת יָמִֽים</w:t>
-      </w:r>
-    </w:p>
-    <w:p>
-      <w:pPr/>
-      <w:r>
-        <w:rPr>
-          <w:lang w:val="hi_IN" w:bidi="hi_IN"/>
-        </w:rPr>
-      </w:r>
-      <w:r>
-        <w:rPr>
           <w:b/>
           <w:lang w:val="hi_IN" w:bidi="hi_IN"/>
         </w:rPr>
@@ -14171,20 +12538,6 @@
       </w:r>
       <w:r>
         <w:rPr>
-          <w:lang w:val="hi_IN" w:bidi="hi_IN"/>
-        </w:rPr>
-        <w:t>וַ⁠יָּ֤חֶל יוֹנָה֙ לָ⁠ב֣וֹא בָ⁠עִ֔יר מַהֲלַ֖ךְ י֣וֹם אֶחָ֑ד וַ⁠יִּקְרָא֙</w:t>
-      </w:r>
-    </w:p>
-    <w:p>
-      <w:pPr/>
-      <w:r>
-        <w:rPr>
-          <w:lang w:val="hi_IN" w:bidi="hi_IN"/>
-        </w:rPr>
-      </w:r>
-      <w:r>
-        <w:rPr>
           <w:b/>
           <w:lang w:val="hi_IN" w:bidi="hi_IN"/>
         </w:rPr>
@@ -14248,20 +12601,6 @@
       </w:r>
       <w:r>
         <w:rPr>
-          <w:lang w:val="hi_IN" w:bidi="hi_IN"/>
-        </w:rPr>
-        <w:t>וַ⁠יִּקְרָא֙ וַ⁠יֹּאמַ֔ר</w:t>
-      </w:r>
-    </w:p>
-    <w:p>
-      <w:pPr/>
-      <w:r>
-        <w:rPr>
-          <w:lang w:val="hi_IN" w:bidi="hi_IN"/>
-        </w:rPr>
-      </w:r>
-      <w:r>
-        <w:rPr>
           <w:b/>
           <w:lang w:val="hi_IN" w:bidi="hi_IN"/>
         </w:rPr>
@@ -14339,20 +12678,6 @@
       </w:r>
       <w:r>
         <w:rPr>
-          <w:lang w:val="hi_IN" w:bidi="hi_IN"/>
-        </w:rPr>
-        <w:t>ע֚וֹד אַרְבָּעִ֣ים י֔וֹם</w:t>
-      </w:r>
-    </w:p>
-    <w:p>
-      <w:pPr/>
-      <w:r>
-        <w:rPr>
-          <w:lang w:val="hi_IN" w:bidi="hi_IN"/>
-        </w:rPr>
-      </w:r>
-      <w:r>
-        <w:rPr>
           <w:b/>
           <w:lang w:val="hi_IN" w:bidi="hi_IN"/>
         </w:rPr>
@@ -14527,20 +12852,6 @@
       </w:r>
       <w:r>
         <w:rPr>
-          <w:lang w:val="hi_IN" w:bidi="hi_IN"/>
-        </w:rPr>
-        <w:t>וְ⁠נִֽינְוֵ֖ה נֶהְפָּֽכֶת</w:t>
-      </w:r>
-    </w:p>
-    <w:p>
-      <w:pPr/>
-      <w:r>
-        <w:rPr>
-          <w:lang w:val="hi_IN" w:bidi="hi_IN"/>
-        </w:rPr>
-      </w:r>
-      <w:r>
-        <w:rPr>
           <w:b/>
           <w:lang w:val="hi_IN" w:bidi="hi_IN"/>
         </w:rPr>
@@ -14624,20 +12935,6 @@
       </w:r>
       <w:r>
         <w:rPr>
-          <w:lang w:val="hi_IN" w:bidi="hi_IN"/>
-        </w:rPr>
-        <w:t>וַ⁠יִּקְרְאוּ־צוֹם֙ וַ⁠יִּלְבְּשׁ֣וּ שַׂקִּ֔ים</w:t>
-      </w:r>
-    </w:p>
-    <w:p>
-      <w:pPr/>
-      <w:r>
-        <w:rPr>
-          <w:lang w:val="hi_IN" w:bidi="hi_IN"/>
-        </w:rPr>
-      </w:r>
-      <w:r>
-        <w:rPr>
           <w:b/>
           <w:lang w:val="hi_IN" w:bidi="hi_IN"/>
         </w:rPr>
@@ -14817,20 +13114,6 @@
       </w:r>
       <w:r>
         <w:rPr>
-          <w:lang w:val="hi_IN" w:bidi="hi_IN"/>
-        </w:rPr>
-        <w:t>מִ⁠גְּדוֹלָ֖⁠ם וְ⁠עַד־קְטַנָּֽ⁠ם</w:t>
-      </w:r>
-    </w:p>
-    <w:p>
-      <w:pPr/>
-      <w:r>
-        <w:rPr>
-          <w:lang w:val="hi_IN" w:bidi="hi_IN"/>
-        </w:rPr>
-      </w:r>
-      <w:r>
-        <w:rPr>
           <w:b/>
           <w:lang w:val="hi_IN" w:bidi="hi_IN"/>
         </w:rPr>
@@ -14908,20 +13191,6 @@
       </w:r>
       <w:r>
         <w:rPr>
-          <w:lang w:val="hi_IN" w:bidi="hi_IN"/>
-        </w:rPr>
-        <w:t>אַנְשֵׁ֥י נִֽינְוֵ֖ה</w:t>
-      </w:r>
-    </w:p>
-    <w:p>
-      <w:pPr/>
-      <w:r>
-        <w:rPr>
-          <w:lang w:val="hi_IN" w:bidi="hi_IN"/>
-        </w:rPr>
-      </w:r>
-      <w:r>
-        <w:rPr>
           <w:b/>
           <w:lang w:val="hi_IN" w:bidi="hi_IN"/>
         </w:rPr>
@@ -15018,20 +13287,6 @@
       </w:r>
       <w:r>
         <w:rPr>
-          <w:lang w:val="hi_IN" w:bidi="hi_IN"/>
-        </w:rPr>
-        <w:t>הַ⁠דָּבָר֙</w:t>
-      </w:r>
-    </w:p>
-    <w:p>
-      <w:pPr/>
-      <w:r>
-        <w:rPr>
-          <w:lang w:val="hi_IN" w:bidi="hi_IN"/>
-        </w:rPr>
-      </w:r>
-      <w:r>
-        <w:rPr>
           <w:b/>
           <w:lang w:val="hi_IN" w:bidi="hi_IN"/>
         </w:rPr>
@@ -15096,20 +13351,6 @@
       </w:r>
       <w:r>
         <w:rPr>
-          <w:lang w:val="hi_IN" w:bidi="hi_IN"/>
-        </w:rPr>
-        <w:t>וַ⁠יָּ֨קָם֙ מִ⁠כִּסְא֔⁠וֹ וַ⁠יַּעֲבֵ֥ר אַדַּרְתּ֖⁠וֹ מֵֽ⁠עָלָ֑י⁠ו</w:t>
-      </w:r>
-    </w:p>
-    <w:p>
-      <w:pPr/>
-      <w:r>
-        <w:rPr>
-          <w:lang w:val="hi_IN" w:bidi="hi_IN"/>
-        </w:rPr>
-      </w:r>
-      <w:r>
-        <w:rPr>
           <w:b/>
           <w:lang w:val="hi_IN" w:bidi="hi_IN"/>
         </w:rPr>
@@ -15213,20 +13454,6 @@
       </w:r>
       <w:r>
         <w:rPr>
-          <w:lang w:val="hi_IN" w:bidi="hi_IN"/>
-        </w:rPr>
-        <w:t>מִ⁠כִּסְא֔⁠וֹ</w:t>
-      </w:r>
-    </w:p>
-    <w:p>
-      <w:pPr/>
-      <w:r>
-        <w:rPr>
-          <w:lang w:val="hi_IN" w:bidi="hi_IN"/>
-        </w:rPr>
-      </w:r>
-      <w:r>
-        <w:rPr>
           <w:b/>
           <w:lang w:val="hi_IN" w:bidi="hi_IN"/>
         </w:rPr>
@@ -15290,20 +13517,6 @@
       </w:r>
       <w:r>
         <w:rPr>
-          <w:lang w:val="hi_IN" w:bidi="hi_IN"/>
-        </w:rPr>
-        <w:t>וַ⁠יְכַ֣ס שַׂ֔ק וַ⁠יֵּ֖שֶׁב עַל־הָ⁠אֵֽפֶר</w:t>
-      </w:r>
-    </w:p>
-    <w:p>
-      <w:pPr/>
-      <w:r>
-        <w:rPr>
-          <w:lang w:val="hi_IN" w:bidi="hi_IN"/>
-        </w:rPr>
-      </w:r>
-      <w:r>
-        <w:rPr>
           <w:b/>
           <w:lang w:val="hi_IN" w:bidi="hi_IN"/>
         </w:rPr>
@@ -15387,20 +13600,6 @@
       </w:r>
       <w:r>
         <w:rPr>
-          <w:lang w:val="hi_IN" w:bidi="hi_IN"/>
-        </w:rPr>
-        <w:t>וַ⁠יַּזְעֵ֗ק וַ⁠יֹּ֨אמֶר֙</w:t>
-      </w:r>
-    </w:p>
-    <w:p>
-      <w:pPr/>
-      <w:r>
-        <w:rPr>
-          <w:lang w:val="hi_IN" w:bidi="hi_IN"/>
-        </w:rPr>
-      </w:r>
-      <w:r>
-        <w:rPr>
           <w:b/>
           <w:lang w:val="hi_IN" w:bidi="hi_IN"/>
         </w:rPr>
@@ -15478,20 +13677,6 @@
       </w:r>
       <w:r>
         <w:rPr>
-          <w:lang w:val="hi_IN" w:bidi="hi_IN"/>
-        </w:rPr>
-        <w:t>מִ⁠טַּ֧עַם הַ⁠מֶּ֛לֶךְ וּ⁠גְדֹלָ֖י⁠ו</w:t>
-      </w:r>
-    </w:p>
-    <w:p>
-      <w:pPr/>
-      <w:r>
-        <w:rPr>
-          <w:lang w:val="hi_IN" w:bidi="hi_IN"/>
-        </w:rPr>
-      </w:r>
-      <w:r>
-        <w:rPr>
           <w:b/>
           <w:lang w:val="hi_IN" w:bidi="hi_IN"/>
         </w:rPr>
@@ -15556,20 +13741,6 @@
       </w:r>
       <w:r>
         <w:rPr>
-          <w:lang w:val="hi_IN" w:bidi="hi_IN"/>
-        </w:rPr>
-        <w:t>וּ⁠גְדֹלָ֖י⁠ו</w:t>
-      </w:r>
-    </w:p>
-    <w:p>
-      <w:pPr/>
-      <w:r>
-        <w:rPr>
-          <w:lang w:val="hi_IN" w:bidi="hi_IN"/>
-        </w:rPr>
-      </w:r>
-      <w:r>
-        <w:rPr>
           <w:b/>
           <w:lang w:val="hi_IN" w:bidi="hi_IN"/>
         </w:rPr>
@@ -15633,20 +13804,6 @@
       </w:r>
       <w:r>
         <w:rPr>
-          <w:lang w:val="hi_IN" w:bidi="hi_IN"/>
-        </w:rPr>
-        <w:t>הַ⁠בָּקָ֣ר וְ⁠הַ⁠צֹּ֗אן</w:t>
-      </w:r>
-    </w:p>
-    <w:p>
-      <w:pPr/>
-      <w:r>
-        <w:rPr>
-          <w:lang w:val="hi_IN" w:bidi="hi_IN"/>
-        </w:rPr>
-      </w:r>
-      <w:r>
-        <w:rPr>
           <w:b/>
           <w:lang w:val="hi_IN" w:bidi="hi_IN"/>
         </w:rPr>
@@ -15813,20 +13970,6 @@
       </w:r>
       <w:r>
         <w:rPr>
-          <w:lang w:val="hi_IN" w:bidi="hi_IN"/>
-        </w:rPr>
-        <w:t>וַ⁠יַּזְעֵ֗ק וַ⁠יֹּ֨אמֶר֙</w:t>
-      </w:r>
-    </w:p>
-    <w:p>
-      <w:pPr/>
-      <w:r>
-        <w:rPr>
-          <w:lang w:val="hi_IN" w:bidi="hi_IN"/>
-        </w:rPr>
-      </w:r>
-      <w:r>
-        <w:rPr>
           <w:b/>
           <w:lang w:val="hi_IN" w:bidi="hi_IN"/>
         </w:rPr>
@@ -15922,20 +14065,6 @@
       </w:r>
       <w:r>
         <w:rPr>
-          <w:lang w:val="hi_IN" w:bidi="hi_IN"/>
-        </w:rPr>
-        <w:t>וְ⁠הַ⁠בְּהֵמָ֔ה</w:t>
-      </w:r>
-    </w:p>
-    <w:p>
-      <w:pPr/>
-      <w:r>
-        <w:rPr>
-          <w:lang w:val="hi_IN" w:bidi="hi_IN"/>
-        </w:rPr>
-      </w:r>
-      <w:r>
-        <w:rPr>
           <w:b/>
           <w:lang w:val="hi_IN" w:bidi="hi_IN"/>
         </w:rPr>
@@ -16012,20 +14141,6 @@
       </w:r>
       <w:r>
         <w:rPr>
-          <w:lang w:val="hi_IN" w:bidi="hi_IN"/>
-        </w:rPr>
-        <w:t>וְ⁠יִקְרְא֥וּ אֶל־אֱלֹהִ֖ים בְּ⁠חָזְקָ֑ה</w:t>
-      </w:r>
-    </w:p>
-    <w:p>
-      <w:pPr/>
-      <w:r>
-        <w:rPr>
-          <w:lang w:val="hi_IN" w:bidi="hi_IN"/>
-        </w:rPr>
-      </w:r>
-      <w:r>
-        <w:rPr>
           <w:b/>
           <w:lang w:val="hi_IN" w:bidi="hi_IN"/>
         </w:rPr>
@@ -16122,20 +14237,6 @@
       </w:r>
       <w:r>
         <w:rPr>
-          <w:lang w:val="hi_IN" w:bidi="hi_IN"/>
-        </w:rPr>
-        <w:t>הֶ⁠חָמָ֖ס אֲשֶׁ֥ר בְּ⁠כַפֵּי⁠הֶֽם</w:t>
-      </w:r>
-    </w:p>
-    <w:p>
-      <w:pPr/>
-      <w:r>
-        <w:rPr>
-          <w:lang w:val="hi_IN" w:bidi="hi_IN"/>
-        </w:rPr>
-      </w:r>
-      <w:r>
-        <w:rPr>
           <w:b/>
           <w:lang w:val="hi_IN" w:bidi="hi_IN"/>
         </w:rPr>
@@ -16238,20 +14339,6 @@
       </w:r>
       <w:r>
         <w:rPr>
-          <w:lang w:val="hi_IN" w:bidi="hi_IN"/>
-        </w:rPr>
-        <w:t>וְ⁠יִקְרְא֥וּ</w:t>
-      </w:r>
-    </w:p>
-    <w:p>
-      <w:pPr/>
-      <w:r>
-        <w:rPr>
-          <w:lang w:val="hi_IN" w:bidi="hi_IN"/>
-        </w:rPr>
-      </w:r>
-      <w:r>
-        <w:rPr>
           <w:b/>
           <w:lang w:val="hi_IN" w:bidi="hi_IN"/>
         </w:rPr>
@@ -16348,20 +14435,6 @@
       </w:r>
       <w:r>
         <w:rPr>
-          <w:lang w:val="hi_IN" w:bidi="hi_IN"/>
-        </w:rPr>
-        <w:t>מִֽי־יוֹדֵ֣עַ</w:t>
-      </w:r>
-    </w:p>
-    <w:p>
-      <w:pPr/>
-      <w:r>
-        <w:rPr>
-          <w:lang w:val="hi_IN" w:bidi="hi_IN"/>
-        </w:rPr>
-      </w:r>
-      <w:r>
-        <w:rPr>
           <w:b/>
           <w:lang w:val="hi_IN" w:bidi="hi_IN"/>
         </w:rPr>
@@ -16445,20 +14518,6 @@
       </w:r>
       <w:r>
         <w:rPr>
-          <w:lang w:val="hi_IN" w:bidi="hi_IN"/>
-        </w:rPr>
-        <w:t>יָשׁ֔וּב וְ⁠נִחַ֖ם הָ⁠אֱלֹהִ֑ים</w:t>
-      </w:r>
-    </w:p>
-    <w:p>
-      <w:pPr/>
-      <w:r>
-        <w:rPr>
-          <w:lang w:val="hi_IN" w:bidi="hi_IN"/>
-        </w:rPr>
-      </w:r>
-      <w:r>
-        <w:rPr>
           <w:b/>
           <w:lang w:val="hi_IN" w:bidi="hi_IN"/>
         </w:rPr>
@@ -16542,20 +14601,6 @@
       </w:r>
       <w:r>
         <w:rPr>
-          <w:lang w:val="hi_IN" w:bidi="hi_IN"/>
-        </w:rPr>
-        <w:t>מֵ⁠חֲר֥וֹן אַפּ֖⁠וֹ</w:t>
-      </w:r>
-    </w:p>
-    <w:p>
-      <w:pPr/>
-      <w:r>
-        <w:rPr>
-          <w:lang w:val="hi_IN" w:bidi="hi_IN"/>
-        </w:rPr>
-      </w:r>
-      <w:r>
-        <w:rPr>
           <w:b/>
           <w:lang w:val="hi_IN" w:bidi="hi_IN"/>
         </w:rPr>
@@ -16639,20 +14684,6 @@
       </w:r>
       <w:r>
         <w:rPr>
-          <w:lang w:val="hi_IN" w:bidi="hi_IN"/>
-        </w:rPr>
-        <w:t>וְ⁠לֹ֥א נֹאבֵֽד</w:t>
-      </w:r>
-    </w:p>
-    <w:p>
-      <w:pPr/>
-      <w:r>
-        <w:rPr>
-          <w:lang w:val="hi_IN" w:bidi="hi_IN"/>
-        </w:rPr>
-      </w:r>
-      <w:r>
-        <w:rPr>
           <w:b/>
           <w:lang w:val="hi_IN" w:bidi="hi_IN"/>
         </w:rPr>
@@ -16717,20 +14748,6 @@
       </w:r>
       <w:r>
         <w:rPr>
-          <w:lang w:val="hi_IN" w:bidi="hi_IN"/>
-        </w:rPr>
-        <w:t>וַ⁠יַּ֤רְא הָֽ⁠אֱלֹהִים֙ אֶֽת־מַ֣עֲשֵׂי⁠הֶ֔ם כִּי־שָׁ֖בוּ מִ⁠דַּרְכָּ֣⁠ם הָ⁠רָעָ֑ה</w:t>
-      </w:r>
-    </w:p>
-    <w:p>
-      <w:pPr/>
-      <w:r>
-        <w:rPr>
-          <w:lang w:val="hi_IN" w:bidi="hi_IN"/>
-        </w:rPr>
-      </w:r>
-      <w:r>
-        <w:rPr>
           <w:b/>
           <w:lang w:val="hi_IN" w:bidi="hi_IN"/>
         </w:rPr>
@@ -16795,20 +14812,6 @@
       </w:r>
       <w:r>
         <w:rPr>
-          <w:lang w:val="hi_IN" w:bidi="hi_IN"/>
-        </w:rPr>
-        <w:t>שָׁ֖בוּ מִ⁠דַּרְכָּ֣⁠ם הָ⁠רָעָ֑ה</w:t>
-      </w:r>
-    </w:p>
-    <w:p>
-      <w:pPr/>
-      <w:r>
-        <w:rPr>
-          <w:lang w:val="hi_IN" w:bidi="hi_IN"/>
-        </w:rPr>
-      </w:r>
-      <w:r>
-        <w:rPr>
           <w:b/>
           <w:lang w:val="hi_IN" w:bidi="hi_IN"/>
         </w:rPr>
@@ -16892,20 +14895,6 @@
       </w:r>
       <w:r>
         <w:rPr>
-          <w:lang w:val="hi_IN" w:bidi="hi_IN"/>
-        </w:rPr>
-        <w:t>עַל־הָ⁠רָעָ֛ה</w:t>
-      </w:r>
-    </w:p>
-    <w:p>
-      <w:pPr/>
-      <w:r>
-        <w:rPr>
-          <w:lang w:val="hi_IN" w:bidi="hi_IN"/>
-        </w:rPr>
-      </w:r>
-      <w:r>
-        <w:rPr>
           <w:b/>
           <w:lang w:val="hi_IN" w:bidi="hi_IN"/>
         </w:rPr>
@@ -16982,20 +14971,6 @@
       </w:r>
       <w:r>
         <w:rPr>
-          <w:lang w:val="hi_IN" w:bidi="hi_IN"/>
-        </w:rPr>
-        <w:t>וְ⁠לֹ֥א עָשָֽׂה</w:t>
-      </w:r>
-    </w:p>
-    <w:p>
-      <w:pPr/>
-      <w:r>
-        <w:rPr>
-          <w:lang w:val="hi_IN" w:bidi="hi_IN"/>
-        </w:rPr>
-      </w:r>
-      <w:r>
-        <w:rPr>
           <w:b/>
           <w:lang w:val="hi_IN" w:bidi="hi_IN"/>
         </w:rPr>
@@ -17079,20 +15054,6 @@
       </w:r>
       <w:r>
         <w:rPr>
-          <w:lang w:val="hi_IN" w:bidi="hi_IN"/>
-        </w:rPr>
-        <w:t>הָ⁠רָעָ֛ה</w:t>
-      </w:r>
-    </w:p>
-    <w:p>
-      <w:pPr/>
-      <w:r>
-        <w:rPr>
-          <w:lang w:val="hi_IN" w:bidi="hi_IN"/>
-        </w:rPr>
-      </w:r>
-      <w:r>
-        <w:rPr>
           <w:b/>
           <w:lang w:val="hi_IN" w:bidi="hi_IN"/>
         </w:rPr>
@@ -17340,7 +15301,7 @@
         </w:rPr>
         <w:t xml:space="preserve">पद 2 में, योना परमेश्वर को कई विशेषताएँ प्रदान करते हैं। इस पुस्तक के एक यहूदी पाठक को यह पहचानने में देर नहीं लगेगी कि यह वही वर्णन है जो परमेश्वर ने मूसा से सीनै पर्वत पर बात करते समय अपने बारे में किया था (देखें </w:t>
       </w:r>
-      <w:hyperlink r:id="rId19">
+      <w:hyperlink r:id="rId17">
         <w:r>
           <w:rPr>
             <w:lang w:val="hi_IN" w:bidi="hi_IN"/>
@@ -17491,7 +15452,7 @@
         </w:rPr>
         <w:t xml:space="preserve">" के रूप में वर्णित करते हैं। पद 6 में, योना की स्थिति और दृष्टिकोण को बुराई के रूप में वर्णित किया गया है। यह तब है जब नीनवे के निवासियों के कार्यों को </w:t>
       </w:r>
-      <w:hyperlink r:id="rId20">
+      <w:hyperlink r:id="rId18">
         <w:r>
           <w:rPr>
             <w:lang w:val="hi_IN" w:bidi="hi_IN"/>
@@ -17509,7 +15470,7 @@
         </w:rPr>
         <w:t xml:space="preserve">, </w:t>
       </w:r>
-      <w:hyperlink r:id="rId21">
+      <w:hyperlink r:id="rId19">
         <w:r>
           <w:rPr>
             <w:lang w:val="hi_IN" w:bidi="hi_IN"/>
@@ -17527,7 +15488,7 @@
         </w:rPr>
         <w:t xml:space="preserve">, और </w:t>
       </w:r>
-      <w:hyperlink r:id="rId22">
+      <w:hyperlink r:id="rId20">
         <w:r>
           <w:rPr>
             <w:lang w:val="hi_IN" w:bidi="hi_IN"/>
@@ -17545,7 +15506,7 @@
         </w:rPr>
         <w:t xml:space="preserve"> में बुराई के रूप में वर्णित किया गया है, और नाविकों की स्थिति को </w:t>
       </w:r>
-      <w:hyperlink r:id="rId23">
+      <w:hyperlink r:id="rId21">
         <w:r>
           <w:rPr>
             <w:lang w:val="hi_IN" w:bidi="hi_IN"/>
@@ -17607,20 +15568,6 @@
       </w:r>
       <w:r>
         <w:rPr>
-          <w:lang w:val="hi_IN" w:bidi="hi_IN"/>
-        </w:rPr>
-        <w:t>וַ⁠יֵּ֥רַע אֶל־יוֹנָ֖ה</w:t>
-      </w:r>
-    </w:p>
-    <w:p>
-      <w:pPr/>
-      <w:r>
-        <w:rPr>
-          <w:lang w:val="hi_IN" w:bidi="hi_IN"/>
-        </w:rPr>
-      </w:r>
-      <w:r>
-        <w:rPr>
           <w:b/>
           <w:lang w:val="hi_IN" w:bidi="hi_IN"/>
         </w:rPr>
@@ -17704,20 +15651,6 @@
       </w:r>
       <w:r>
         <w:rPr>
-          <w:lang w:val="hi_IN" w:bidi="hi_IN"/>
-        </w:rPr>
-        <w:t>וַ⁠יִּ֖חַר לֽ⁠וֹ</w:t>
-      </w:r>
-    </w:p>
-    <w:p>
-      <w:pPr/>
-      <w:r>
-        <w:rPr>
-          <w:lang w:val="hi_IN" w:bidi="hi_IN"/>
-        </w:rPr>
-      </w:r>
-      <w:r>
-        <w:rPr>
           <w:b/>
           <w:lang w:val="hi_IN" w:bidi="hi_IN"/>
         </w:rPr>
@@ -17801,20 +15734,6 @@
       </w:r>
       <w:r>
         <w:rPr>
-          <w:lang w:val="hi_IN" w:bidi="hi_IN"/>
-        </w:rPr>
-        <w:t>וַ⁠יֵּ֥רַע</w:t>
-      </w:r>
-    </w:p>
-    <w:p>
-      <w:pPr/>
-      <w:r>
-        <w:rPr>
-          <w:lang w:val="hi_IN" w:bidi="hi_IN"/>
-        </w:rPr>
-      </w:r>
-      <w:r>
-        <w:rPr>
           <w:b/>
           <w:lang w:val="hi_IN" w:bidi="hi_IN"/>
         </w:rPr>
@@ -17923,20 +15842,6 @@
       </w:r>
       <w:r>
         <w:rPr>
-          <w:lang w:val="hi_IN" w:bidi="hi_IN"/>
-        </w:rPr>
-        <w:t>וַ⁠יֵּ֥רַע אֶל־יוֹנָ֖ה רָעָ֣ה גְדוֹלָ֑ה</w:t>
-      </w:r>
-    </w:p>
-    <w:p>
-      <w:pPr/>
-      <w:r>
-        <w:rPr>
-          <w:lang w:val="hi_IN" w:bidi="hi_IN"/>
-        </w:rPr>
-      </w:r>
-      <w:r>
-        <w:rPr>
           <w:b/>
           <w:lang w:val="hi_IN" w:bidi="hi_IN"/>
         </w:rPr>
@@ -18033,20 +15938,6 @@
       </w:r>
       <w:r>
         <w:rPr>
-          <w:lang w:val="hi_IN" w:bidi="hi_IN"/>
-        </w:rPr>
-        <w:t>אָנָּ֤ה</w:t>
-      </w:r>
-    </w:p>
-    <w:p>
-      <w:pPr/>
-      <w:r>
-        <w:rPr>
-          <w:lang w:val="hi_IN" w:bidi="hi_IN"/>
-        </w:rPr>
-      </w:r>
-      <w:r>
-        <w:rPr>
           <w:b/>
           <w:lang w:val="hi_IN" w:bidi="hi_IN"/>
         </w:rPr>
@@ -18143,20 +16034,6 @@
       </w:r>
       <w:r>
         <w:rPr>
-          <w:lang w:val="hi_IN" w:bidi="hi_IN"/>
-        </w:rPr>
-        <w:t>יְהוָה֙ הֲ⁠לוֹא־זֶ֣ה דְבָרִ֗⁠י עַד־הֱיוֹתִ⁠י֙ עַל־אַדְמָתִ֔⁠י</w:t>
-      </w:r>
-    </w:p>
-    <w:p>
-      <w:pPr/>
-      <w:r>
-        <w:rPr>
-          <w:lang w:val="hi_IN" w:bidi="hi_IN"/>
-        </w:rPr>
-      </w:r>
-      <w:r>
-        <w:rPr>
           <w:b/>
           <w:lang w:val="hi_IN" w:bidi="hi_IN"/>
         </w:rPr>
@@ -18253,20 +16130,6 @@
       </w:r>
       <w:r>
         <w:rPr>
-          <w:lang w:val="hi_IN" w:bidi="hi_IN"/>
-        </w:rPr>
-        <w:t>יְהוָה֙ הֲ⁠לוֹא־זֶ֣ה דְבָרִ֗⁠י עַד־הֱיוֹתִ⁠י֙ עַל־אַדְמָתִ֔⁠י</w:t>
-      </w:r>
-    </w:p>
-    <w:p>
-      <w:pPr/>
-      <w:r>
-        <w:rPr>
-          <w:lang w:val="hi_IN" w:bidi="hi_IN"/>
-        </w:rPr>
-      </w:r>
-      <w:r>
-        <w:rPr>
           <w:b/>
           <w:lang w:val="hi_IN" w:bidi="hi_IN"/>
         </w:rPr>
@@ -18363,20 +16226,6 @@
       </w:r>
       <w:r>
         <w:rPr>
-          <w:lang w:val="hi_IN" w:bidi="hi_IN"/>
-        </w:rPr>
-        <w:t>אֶ֤רֶךְ אַפַּ֨יִם֙</w:t>
-      </w:r>
-    </w:p>
-    <w:p>
-      <w:pPr/>
-      <w:r>
-        <w:rPr>
-          <w:lang w:val="hi_IN" w:bidi="hi_IN"/>
-        </w:rPr>
-      </w:r>
-      <w:r>
-        <w:rPr>
           <w:b/>
           <w:lang w:val="hi_IN" w:bidi="hi_IN"/>
         </w:rPr>
@@ -18460,20 +16309,6 @@
       </w:r>
       <w:r>
         <w:rPr>
-          <w:lang w:val="hi_IN" w:bidi="hi_IN"/>
-        </w:rPr>
-        <w:t>וְ⁠רַב־חֶ֔סֶד</w:t>
-      </w:r>
-    </w:p>
-    <w:p>
-      <w:pPr/>
-      <w:r>
-        <w:rPr>
-          <w:lang w:val="hi_IN" w:bidi="hi_IN"/>
-        </w:rPr>
-      </w:r>
-      <w:r>
-        <w:rPr>
           <w:b/>
           <w:lang w:val="hi_IN" w:bidi="hi_IN"/>
         </w:rPr>
@@ -18551,20 +16386,6 @@
       </w:r>
       <w:r>
         <w:rPr>
-          <w:lang w:val="hi_IN" w:bidi="hi_IN"/>
-        </w:rPr>
-        <w:t>וְ⁠נִחָ֖ם עַל־הָ⁠רָעָֽה</w:t>
-      </w:r>
-    </w:p>
-    <w:p>
-      <w:pPr/>
-      <w:r>
-        <w:rPr>
-          <w:lang w:val="hi_IN" w:bidi="hi_IN"/>
-        </w:rPr>
-      </w:r>
-      <w:r>
-        <w:rPr>
           <w:b/>
           <w:lang w:val="hi_IN" w:bidi="hi_IN"/>
         </w:rPr>
@@ -18674,20 +16495,6 @@
       </w:r>
       <w:r>
         <w:rPr>
-          <w:lang w:val="hi_IN" w:bidi="hi_IN"/>
-        </w:rPr>
-        <w:t>קַח־נָ֥א אֶת־נַפְשִׁ֖⁠י מִמֶּ֑⁠נִּי</w:t>
-      </w:r>
-    </w:p>
-    <w:p>
-      <w:pPr/>
-      <w:r>
-        <w:rPr>
-          <w:lang w:val="hi_IN" w:bidi="hi_IN"/>
-        </w:rPr>
-      </w:r>
-      <w:r>
-        <w:rPr>
           <w:b/>
           <w:lang w:val="hi_IN" w:bidi="hi_IN"/>
         </w:rPr>
@@ -18771,20 +16578,6 @@
       </w:r>
       <w:r>
         <w:rPr>
-          <w:lang w:val="hi_IN" w:bidi="hi_IN"/>
-        </w:rPr>
-        <w:t>כִּ֛י ט֥וֹב מוֹתִ֖⁠י מֵ⁠חַיָּֽ⁠י</w:t>
-      </w:r>
-    </w:p>
-    <w:p>
-      <w:pPr/>
-      <w:r>
-        <w:rPr>
-          <w:lang w:val="hi_IN" w:bidi="hi_IN"/>
-        </w:rPr>
-      </w:r>
-      <w:r>
-        <w:rPr>
           <w:b/>
           <w:lang w:val="hi_IN" w:bidi="hi_IN"/>
         </w:rPr>
@@ -18862,20 +16655,6 @@
       </w:r>
       <w:r>
         <w:rPr>
-          <w:lang w:val="hi_IN" w:bidi="hi_IN"/>
-        </w:rPr>
-        <w:t>הַ⁠הֵיטֵ֖ב חָ֥רָה לָֽ⁠ךְ</w:t>
-      </w:r>
-    </w:p>
-    <w:p>
-      <w:pPr/>
-      <w:r>
-        <w:rPr>
-          <w:lang w:val="hi_IN" w:bidi="hi_IN"/>
-        </w:rPr>
-      </w:r>
-      <w:r>
-        <w:rPr>
           <w:b/>
           <w:lang w:val="hi_IN" w:bidi="hi_IN"/>
         </w:rPr>
@@ -18959,20 +16738,6 @@
       </w:r>
       <w:r>
         <w:rPr>
-          <w:lang w:val="hi_IN" w:bidi="hi_IN"/>
-        </w:rPr>
-        <w:t>הַ⁠הֵיטֵ֖ב חָ֥רָה לָֽ⁠ךְ</w:t>
-      </w:r>
-    </w:p>
-    <w:p>
-      <w:pPr/>
-      <w:r>
-        <w:rPr>
-          <w:lang w:val="hi_IN" w:bidi="hi_IN"/>
-        </w:rPr>
-      </w:r>
-      <w:r>
-        <w:rPr>
           <w:b/>
           <w:lang w:val="hi_IN" w:bidi="hi_IN"/>
         </w:rPr>
@@ -19056,20 +16821,6 @@
       </w:r>
       <w:r>
         <w:rPr>
-          <w:lang w:val="hi_IN" w:bidi="hi_IN"/>
-        </w:rPr>
-        <w:t>הַ⁠הֵיטֵ֖ב חָ֥רָה לָֽ⁠ךְ</w:t>
-      </w:r>
-    </w:p>
-    <w:p>
-      <w:pPr/>
-      <w:r>
-        <w:rPr>
-          <w:lang w:val="hi_IN" w:bidi="hi_IN"/>
-        </w:rPr>
-      </w:r>
-      <w:r>
-        <w:rPr>
           <w:b/>
           <w:lang w:val="hi_IN" w:bidi="hi_IN"/>
         </w:rPr>
@@ -19217,20 +16968,6 @@
       </w:r>
       <w:r>
         <w:rPr>
-          <w:lang w:val="hi_IN" w:bidi="hi_IN"/>
-        </w:rPr>
-        <w:t>מַה־יִּהְיֶ֖ה בָּ⁠עִֽיר</w:t>
-      </w:r>
-    </w:p>
-    <w:p>
-      <w:pPr/>
-      <w:r>
-        <w:rPr>
-          <w:lang w:val="hi_IN" w:bidi="hi_IN"/>
-        </w:rPr>
-      </w:r>
-      <w:r>
-        <w:rPr>
           <w:b/>
           <w:lang w:val="hi_IN" w:bidi="hi_IN"/>
         </w:rPr>
@@ -19294,20 +17031,6 @@
       </w:r>
       <w:r>
         <w:rPr>
-          <w:lang w:val="hi_IN" w:bidi="hi_IN"/>
-        </w:rPr>
-        <w:t>מֵ⁠עַ֣ל לְ⁠יוֹנָ֗ה לִֽ⁠הְי֥וֹת צֵל֙ עַל־רֹאשׁ֔⁠וֹ</w:t>
-      </w:r>
-    </w:p>
-    <w:p>
-      <w:pPr/>
-      <w:r>
-        <w:rPr>
-          <w:lang w:val="hi_IN" w:bidi="hi_IN"/>
-        </w:rPr>
-      </w:r>
-      <w:r>
-        <w:rPr>
           <w:b/>
           <w:lang w:val="hi_IN" w:bidi="hi_IN"/>
         </w:rPr>
@@ -19372,20 +17095,6 @@
       </w:r>
       <w:r>
         <w:rPr>
-          <w:lang w:val="hi_IN" w:bidi="hi_IN"/>
-        </w:rPr>
-        <w:t>לְ⁠הַצִּ֥יל ל֖⁠וֹ מֵ⁠רָֽעָת֑⁠וֹ</w:t>
-      </w:r>
-    </w:p>
-    <w:p>
-      <w:pPr/>
-      <w:r>
-        <w:rPr>
-          <w:lang w:val="hi_IN" w:bidi="hi_IN"/>
-        </w:rPr>
-      </w:r>
-      <w:r>
-        <w:rPr>
           <w:b/>
           <w:lang w:val="hi_IN" w:bidi="hi_IN"/>
         </w:rPr>
@@ -19449,20 +17158,6 @@
       </w:r>
       <w:r>
         <w:rPr>
-          <w:lang w:val="hi_IN" w:bidi="hi_IN"/>
-        </w:rPr>
-        <w:t>וַ⁠יִּשְׂמַ֥ח יוֹנָ֛ה &amp; שִׂמְחָ֥ה גְדוֹלָֽה</w:t>
-      </w:r>
-    </w:p>
-    <w:p>
-      <w:pPr/>
-      <w:r>
-        <w:rPr>
-          <w:lang w:val="hi_IN" w:bidi="hi_IN"/>
-        </w:rPr>
-      </w:r>
-      <w:r>
-        <w:rPr>
           <w:b/>
           <w:lang w:val="hi_IN" w:bidi="hi_IN"/>
         </w:rPr>
@@ -19559,20 +17254,6 @@
       </w:r>
       <w:r>
         <w:rPr>
-          <w:lang w:val="hi_IN" w:bidi="hi_IN"/>
-        </w:rPr>
-        <w:t>וַ⁠יְמַ֤ן הָֽ⁠אֱלֹהִים֙ תּוֹלַ֔עַת</w:t>
-      </w:r>
-    </w:p>
-    <w:p>
-      <w:pPr/>
-      <w:r>
-        <w:rPr>
-          <w:lang w:val="hi_IN" w:bidi="hi_IN"/>
-        </w:rPr>
-      </w:r>
-      <w:r>
-        <w:rPr>
           <w:b/>
           <w:lang w:val="hi_IN" w:bidi="hi_IN"/>
         </w:rPr>
@@ -19701,20 +17382,6 @@
       </w:r>
       <w:r>
         <w:rPr>
-          <w:lang w:val="hi_IN" w:bidi="hi_IN"/>
-        </w:rPr>
-        <w:t>וַ⁠יִּיבָֽשׁ</w:t>
-      </w:r>
-    </w:p>
-    <w:p>
-      <w:pPr/>
-      <w:r>
-        <w:rPr>
-          <w:lang w:val="hi_IN" w:bidi="hi_IN"/>
-        </w:rPr>
-      </w:r>
-      <w:r>
-        <w:rPr>
           <w:b/>
           <w:lang w:val="hi_IN" w:bidi="hi_IN"/>
         </w:rPr>
@@ -19778,20 +17445,6 @@
       </w:r>
       <w:r>
         <w:rPr>
-          <w:lang w:val="hi_IN" w:bidi="hi_IN"/>
-        </w:rPr>
-        <w:t>וַ⁠יְהִ֣י ׀ כִּ⁠זְרֹ֣חַ הַ⁠שֶּׁ֗מֶשׁ</w:t>
-      </w:r>
-    </w:p>
-    <w:p>
-      <w:pPr/>
-      <w:r>
-        <w:rPr>
-          <w:lang w:val="hi_IN" w:bidi="hi_IN"/>
-        </w:rPr>
-      </w:r>
-      <w:r>
-        <w:rPr>
           <w:b/>
           <w:lang w:val="hi_IN" w:bidi="hi_IN"/>
         </w:rPr>
@@ -19875,20 +17528,6 @@
       </w:r>
       <w:r>
         <w:rPr>
-          <w:lang w:val="hi_IN" w:bidi="hi_IN"/>
-        </w:rPr>
-        <w:t>וַ⁠יְמַ֨ן אֱלֹהִ֜ים ר֤וּחַ קָדִים֙ חֲרִישִׁ֔ית</w:t>
-      </w:r>
-    </w:p>
-    <w:p>
-      <w:pPr/>
-      <w:r>
-        <w:rPr>
-          <w:lang w:val="hi_IN" w:bidi="hi_IN"/>
-        </w:rPr>
-      </w:r>
-      <w:r>
-        <w:rPr>
           <w:b/>
           <w:lang w:val="hi_IN" w:bidi="hi_IN"/>
         </w:rPr>
@@ -19972,20 +17611,6 @@
       </w:r>
       <w:r>
         <w:rPr>
-          <w:lang w:val="hi_IN" w:bidi="hi_IN"/>
-        </w:rPr>
-        <w:t>וַ⁠תַּ֥ךְ הַ⁠שֶּׁ֛מֶשׁ עַל</w:t>
-      </w:r>
-    </w:p>
-    <w:p>
-      <w:pPr/>
-      <w:r>
-        <w:rPr>
-          <w:lang w:val="hi_IN" w:bidi="hi_IN"/>
-        </w:rPr>
-      </w:r>
-      <w:r>
-        <w:rPr>
           <w:b/>
           <w:lang w:val="hi_IN" w:bidi="hi_IN"/>
         </w:rPr>
@@ -20063,20 +17688,6 @@
       </w:r>
       <w:r>
         <w:rPr>
-          <w:lang w:val="hi_IN" w:bidi="hi_IN"/>
-        </w:rPr>
-        <w:t>עַל־רֹ֥אשׁ יוֹנָ֖ה</w:t>
-      </w:r>
-    </w:p>
-    <w:p>
-      <w:pPr/>
-      <w:r>
-        <w:rPr>
-          <w:lang w:val="hi_IN" w:bidi="hi_IN"/>
-        </w:rPr>
-      </w:r>
-      <w:r>
-        <w:rPr>
           <w:b/>
           <w:lang w:val="hi_IN" w:bidi="hi_IN"/>
         </w:rPr>
@@ -20160,20 +17771,6 @@
       </w:r>
       <w:r>
         <w:rPr>
-          <w:lang w:val="hi_IN" w:bidi="hi_IN"/>
-        </w:rPr>
-        <w:t>וַ⁠יִּתְעַלָּ֑ף</w:t>
-      </w:r>
-    </w:p>
-    <w:p>
-      <w:pPr/>
-      <w:r>
-        <w:rPr>
-          <w:lang w:val="hi_IN" w:bidi="hi_IN"/>
-        </w:rPr>
-      </w:r>
-      <w:r>
-        <w:rPr>
           <w:b/>
           <w:lang w:val="hi_IN" w:bidi="hi_IN"/>
         </w:rPr>
@@ -20251,20 +17848,6 @@
       </w:r>
       <w:r>
         <w:rPr>
-          <w:lang w:val="hi_IN" w:bidi="hi_IN"/>
-        </w:rPr>
-        <w:t>וַ⁠יִּשְׁאַ֤ל אֶת־נַפְשׁ⁠וֹ֙ לָ⁠מ֔וּת</w:t>
-      </w:r>
-    </w:p>
-    <w:p>
-      <w:pPr/>
-      <w:r>
-        <w:rPr>
-          <w:lang w:val="hi_IN" w:bidi="hi_IN"/>
-        </w:rPr>
-      </w:r>
-      <w:r>
-        <w:rPr>
           <w:b/>
           <w:lang w:val="hi_IN" w:bidi="hi_IN"/>
         </w:rPr>
@@ -20328,20 +17911,6 @@
       </w:r>
       <w:r>
         <w:rPr>
-          <w:lang w:val="hi_IN" w:bidi="hi_IN"/>
-        </w:rPr>
-        <w:t>ט֥וֹב מוֹתִ֖⁠י מֵ⁠חַיָּֽ⁠י</w:t>
-      </w:r>
-    </w:p>
-    <w:p>
-      <w:pPr/>
-      <w:r>
-        <w:rPr>
-          <w:lang w:val="hi_IN" w:bidi="hi_IN"/>
-        </w:rPr>
-      </w:r>
-      <w:r>
-        <w:rPr>
           <w:b/>
           <w:lang w:val="hi_IN" w:bidi="hi_IN"/>
         </w:rPr>
@@ -20381,7 +17950,7 @@
         </w:rPr>
         <w:t xml:space="preserve">। देखें कि आपने इसका अनुवाद </w:t>
       </w:r>
-      <w:hyperlink r:id="rId24">
+      <w:hyperlink r:id="rId22">
         <w:r>
           <w:rPr>
             <w:lang w:val="hi_IN" w:bidi="hi_IN"/>
@@ -20443,20 +18012,6 @@
       </w:r>
       <w:r>
         <w:rPr>
-          <w:lang w:val="hi_IN" w:bidi="hi_IN"/>
-        </w:rPr>
-        <w:t>הַ⁠הֵיטֵ֥ב חָרָֽה־לְ⁠ךָ֖ עַל־הַ⁠קִּֽיקָי֑וֹן</w:t>
-      </w:r>
-    </w:p>
-    <w:p>
-      <w:pPr/>
-      <w:r>
-        <w:rPr>
-          <w:lang w:val="hi_IN" w:bidi="hi_IN"/>
-        </w:rPr>
-      </w:r>
-      <w:r>
-        <w:rPr>
           <w:b/>
           <w:lang w:val="hi_IN" w:bidi="hi_IN"/>
         </w:rPr>
@@ -20604,20 +18159,6 @@
       </w:r>
       <w:r>
         <w:rPr>
-          <w:lang w:val="hi_IN" w:bidi="hi_IN"/>
-        </w:rPr>
-        <w:t>חָרָֽה־לְ⁠ךָ֖ &amp; חָֽרָה־לִ֖⁠י</w:t>
-      </w:r>
-    </w:p>
-    <w:p>
-      <w:pPr/>
-      <w:r>
-        <w:rPr>
-          <w:lang w:val="hi_IN" w:bidi="hi_IN"/>
-        </w:rPr>
-      </w:r>
-      <w:r>
-        <w:rPr>
           <w:b/>
           <w:lang w:val="hi_IN" w:bidi="hi_IN"/>
         </w:rPr>
@@ -20676,7 +18217,7 @@
         </w:rPr>
         <w:t xml:space="preserve"> एक मुहावरे के उदाहरण हैं जो योना के क्रोध के बारे में इस तरह से बात करता है जैसे कि उसके अन्दर आग जल रही हो। देखें कि आपने इस मुहावरे का अनुवाद </w:t>
       </w:r>
-      <w:hyperlink r:id="rId25">
+      <w:hyperlink r:id="rId23">
         <w:r>
           <w:rPr>
             <w:lang w:val="hi_IN" w:bidi="hi_IN"/>
@@ -20758,20 +18299,6 @@
       </w:r>
       <w:r>
         <w:rPr>
-          <w:lang w:val="hi_IN" w:bidi="hi_IN"/>
-        </w:rPr>
-        <w:t>וַ⁠יֹּ֣אמֶר יְהוָ֔ה</w:t>
-      </w:r>
-    </w:p>
-    <w:p>
-      <w:pPr/>
-      <w:r>
-        <w:rPr>
-          <w:lang w:val="hi_IN" w:bidi="hi_IN"/>
-        </w:rPr>
-      </w:r>
-      <w:r>
-        <w:rPr>
           <w:b/>
           <w:lang w:val="hi_IN" w:bidi="hi_IN"/>
         </w:rPr>
@@ -20855,20 +18382,6 @@
       </w:r>
       <w:r>
         <w:rPr>
-          <w:lang w:val="hi_IN" w:bidi="hi_IN"/>
-        </w:rPr>
-        <w:t>שֶׁ⁠בִּן־לַ֥יְלָה הָיָ֖ה וּ⁠בִן־לַ֥יְלָה אָבָֽד</w:t>
-      </w:r>
-    </w:p>
-    <w:p>
-      <w:pPr/>
-      <w:r>
-        <w:rPr>
-          <w:lang w:val="hi_IN" w:bidi="hi_IN"/>
-        </w:rPr>
-      </w:r>
-      <w:r>
-        <w:rPr>
           <w:b/>
           <w:lang w:val="hi_IN" w:bidi="hi_IN"/>
         </w:rPr>
@@ -20952,20 +18465,6 @@
       </w:r>
       <w:r>
         <w:rPr>
-          <w:lang w:val="hi_IN" w:bidi="hi_IN"/>
-        </w:rPr>
-        <w:t>וַֽ⁠אֲנִי֙</w:t>
-      </w:r>
-    </w:p>
-    <w:p>
-      <w:pPr/>
-      <w:r>
-        <w:rPr>
-          <w:lang w:val="hi_IN" w:bidi="hi_IN"/>
-        </w:rPr>
-      </w:r>
-      <w:r>
-        <w:rPr>
           <w:b/>
           <w:lang w:val="hi_IN" w:bidi="hi_IN"/>
         </w:rPr>
@@ -21075,20 +18574,6 @@
       </w:r>
       <w:r>
         <w:rPr>
-          <w:lang w:val="hi_IN" w:bidi="hi_IN"/>
-        </w:rPr>
-        <w:t>וַֽ⁠אֲנִי֙ לֹ֣א אָח֔וּס עַל־נִינְוֵ֖ה הָ⁠עִ֣יר הַ⁠גְּדוֹלָ֑ה אֲשֶׁ֣ר יֶשׁ־בָּ֡⁠הּ הַרְבֵּה֩ מִֽ⁠שְׁתֵּים־עֶשְׂרֵ֨ה רִבּ֜וֹ אָדָ֗ם אֲשֶׁ֤ר לֹֽא־יָדַע֙ בֵּין־יְמִינ֣⁠וֹ לִ⁠שְׂמֹאל֔⁠וֹ וּ⁠בְהֵמָ֖ה רַבָּֽה</w:t>
-      </w:r>
-    </w:p>
-    <w:p>
-      <w:pPr/>
-      <w:r>
-        <w:rPr>
-          <w:lang w:val="hi_IN" w:bidi="hi_IN"/>
-        </w:rPr>
-      </w:r>
-      <w:r>
-        <w:rPr>
           <w:b/>
           <w:lang w:val="hi_IN" w:bidi="hi_IN"/>
         </w:rPr>
@@ -21172,20 +18657,6 @@
       </w:r>
       <w:r>
         <w:rPr>
-          <w:lang w:val="hi_IN" w:bidi="hi_IN"/>
-        </w:rPr>
-        <w:t>אֲשֶׁ֣ר יֶשׁ־בָּ֡⁠הּ הַרְבֵּה֩</w:t>
-      </w:r>
-    </w:p>
-    <w:p>
-      <w:pPr/>
-      <w:r>
-        <w:rPr>
-          <w:lang w:val="hi_IN" w:bidi="hi_IN"/>
-        </w:rPr>
-      </w:r>
-      <w:r>
-        <w:rPr>
           <w:b/>
           <w:lang w:val="hi_IN" w:bidi="hi_IN"/>
         </w:rPr>
@@ -21282,20 +18753,6 @@
       </w:r>
       <w:r>
         <w:rPr>
-          <w:lang w:val="hi_IN" w:bidi="hi_IN"/>
-        </w:rPr>
-        <w:t>מִֽ⁠שְׁתֵּים־עֶשְׂרֵ֨ה רִבּ֜וֹ</w:t>
-      </w:r>
-    </w:p>
-    <w:p>
-      <w:pPr/>
-      <w:r>
-        <w:rPr>
-          <w:lang w:val="hi_IN" w:bidi="hi_IN"/>
-        </w:rPr>
-      </w:r>
-      <w:r>
-        <w:rPr>
           <w:b/>
           <w:lang w:val="hi_IN" w:bidi="hi_IN"/>
         </w:rPr>
@@ -21382,20 +18839,6 @@
         <w:rPr>
           <w:lang w:val="hi_IN" w:bidi="hi_IN"/>
         </w:rPr>
-      </w:r>
-    </w:p>
-    <w:p>
-      <w:pPr/>
-      <w:r>
-        <w:rPr>
-          <w:lang w:val="hi_IN" w:bidi="hi_IN"/>
-        </w:rPr>
-      </w:r>
-      <w:r>
-        <w:rPr>
-          <w:lang w:val="hi_IN" w:bidi="hi_IN"/>
-        </w:rPr>
-        <w:t>אֲשֶׁ֤ר לֹֽא־יָדַע֙ בֵּין־יְמִינ֣⁠וֹ לִ⁠שְׂמֹאל֔⁠וֹ</w:t>
       </w:r>
     </w:p>
     <w:p>

--- a/hin/docx/32.content.docx
+++ b/hin/docx/32.content.docx
@@ -28,15 +28,49 @@
       </w:r>
     </w:p>
     <w:p>
-      <w:pPr/>
-      <w:r>
-        <w:rPr>
-          <w:lang w:val="hi_IN" w:bidi="hi_IN"/>
-        </w:rPr>
-      </w:r>
-      <w:r>
-        <w:rPr>
-          <w:b/>
+      <w:pPr>
+        <w:pStyle w:val="Heading2"/>
+      </w:pPr>
+      <w:r>
+        <w:rPr>
+          <w:lang w:val="hi_IN" w:bidi="hi_IN"/>
+        </w:rPr>
+        <w:t>License Information</w:t>
+      </w:r>
+      <w:r>
+        <w:rPr>
+          <w:lang w:val="hi_IN" w:bidi="hi_IN"/>
+        </w:rPr>
+      </w:r>
+    </w:p>
+    <w:p>
+      <w:pPr/>
+      <w:r>
+        <w:rPr>
+          <w:lang w:val="hi_IN" w:bidi="hi_IN"/>
+        </w:rPr>
+      </w:r>
+      <w:r>
+        <w:rPr>
+          <w:b/>
+          <w:lang w:val="hi_IN" w:bidi="hi_IN"/>
+        </w:rPr>
+        <w:t>अनुवाद नोट्स (अनफोल्डिंग वर्ड)</w:t>
+      </w:r>
+      <w:r>
+        <w:rPr>
+          <w:lang w:val="hi_IN" w:bidi="hi_IN"/>
+        </w:rPr>
+        <w:t xml:space="preserve"> (Hindi) is based on</w:t>
+      </w:r>
+      <w:r>
+        <w:rPr>
+          <w:lang w:val="hi_IN" w:bidi="hi_IN"/>
+        </w:rPr>
+        <w:t xml:space="preserve">: </w:t>
+      </w:r>
+      <w:r>
+        <w:rPr>
           <w:lang w:val="hi_IN" w:bidi="hi_IN"/>
         </w:rPr>
         <w:t>unfoldingWord® Translation Notes</w:t>
@@ -45,31 +79,62 @@
         <w:rPr>
           <w:lang w:val="hi_IN" w:bidi="hi_IN"/>
         </w:rPr>
-        <w:t xml:space="preserve"> © 2022 unfoldingWord. Released under CC BY-SA 4.0 license. </w:t>
-      </w:r>
-      <w:r>
-        <w:rPr>
-          <w:lang w:val="hi_IN" w:bidi="hi_IN"/>
-        </w:rPr>
-        <w:t>unfoldingWord® Translation Notes</w:t>
-      </w:r>
-      <w:r>
-        <w:rPr>
-          <w:lang w:val="hi_IN" w:bidi="hi_IN"/>
-        </w:rPr>
-        <w:t xml:space="preserve"> has been adapted in the following languages: Tok Pisin, Arabic (عربي), French (Français), Hindi (हिंदी), Indonesian (Bahasa Indonesia), Portuguese (Português), Russian (Русский), Spanish (Español), Swahili (Kiswahili), and Simplified Chinese (简体中文) from </w:t>
-      </w:r>
-      <w:r>
-        <w:rPr>
-          <w:lang w:val="hi_IN" w:bidi="hi_IN"/>
-        </w:rPr>
-        <w:t>unfoldingWord® Translation Notes</w:t>
-      </w:r>
-      <w:r>
-        <w:rPr>
-          <w:lang w:val="hi_IN" w:bidi="hi_IN"/>
-        </w:rPr>
-        <w:t xml:space="preserve"> © 2022 unfoldingWord. Released under CC BY-SA 4.0 license by Mission Mutual</w:t>
+        <w:t xml:space="preserve">, </w:t>
+      </w:r>
+      <w:hyperlink r:id="rId13">
+        <w:r>
+          <w:rPr>
+            <w:lang w:val="hi_IN" w:bidi="hi_IN"/>
+          </w:rPr>
+          <w:rPr>
+            <w:color w:val="0000EE"/>
+            <w:u w:val="single"/>
+          </w:rPr>
+          <w:t>unfoldingWord</w:t>
+        </w:r>
+      </w:hyperlink>
+      <w:r>
+        <w:rPr>
+          <w:lang w:val="hi_IN" w:bidi="hi_IN"/>
+        </w:rPr>
+        <w:t xml:space="preserve">, 2022, which is licensed under a </w:t>
+      </w:r>
+      <w:hyperlink r:id="rId14">
+        <w:r>
+          <w:rPr>
+            <w:lang w:val="hi_IN" w:bidi="hi_IN"/>
+          </w:rPr>
+          <w:rPr>
+            <w:color w:val="0000EE"/>
+            <w:u w:val="single"/>
+          </w:rPr>
+          <w:t>CC BY-SA 4.0 license</w:t>
+        </w:r>
+      </w:hyperlink>
+      <w:r>
+        <w:rPr>
+          <w:lang w:val="hi_IN" w:bidi="hi_IN"/>
+        </w:rPr>
+        <w:t>.</w:t>
+      </w:r>
+      <w:r>
+        <w:rPr>
+          <w:lang w:val="hi_IN" w:bidi="hi_IN"/>
+        </w:rPr>
+      </w:r>
+    </w:p>
+    <w:p>
+      <w:pPr/>
+      <w:r>
+        <w:rPr>
+          <w:lang w:val="hi_IN" w:bidi="hi_IN"/>
+        </w:rPr>
+      </w:r>
+      <w:r>
+        <w:rPr>
+          <w:lang w:val="hi_IN" w:bidi="hi_IN"/>
+        </w:rPr>
+        <w:t>This PDF version is provided under the same license.</w:t>
       </w:r>
       <w:r>
         <w:rPr>
@@ -802,7 +867,7 @@
         </w:rPr>
         <w:t xml:space="preserve">पद </w:t>
       </w:r>
-      <w:hyperlink r:id="rId13">
+      <w:hyperlink r:id="rId15">
         <w:r>
           <w:rPr>
             <w:lang w:val="hi_IN" w:bidi="hi_IN"/>
@@ -1153,6 +1218,20 @@
       </w:r>
       <w:r>
         <w:rPr>
+          <w:lang w:val="hi_IN" w:bidi="hi_IN"/>
+        </w:rPr>
+        <w:t>וַֽ⁠יְהִי֙ דְּבַר־יְהוָ֔ה</w:t>
+      </w:r>
+    </w:p>
+    <w:p>
+      <w:pPr/>
+      <w:r>
+        <w:rPr>
+          <w:lang w:val="hi_IN" w:bidi="hi_IN"/>
+        </w:rPr>
+      </w:r>
+      <w:r>
+        <w:rPr>
           <w:b/>
           <w:lang w:val="hi_IN" w:bidi="hi_IN"/>
         </w:rPr>
@@ -1376,6 +1455,20 @@
       </w:r>
       <w:r>
         <w:rPr>
+          <w:lang w:val="hi_IN" w:bidi="hi_IN"/>
+        </w:rPr>
+        <w:t>אֲמִתַּ֖י</w:t>
+      </w:r>
+    </w:p>
+    <w:p>
+      <w:pPr/>
+      <w:r>
+        <w:rPr>
+          <w:lang w:val="hi_IN" w:bidi="hi_IN"/>
+        </w:rPr>
+      </w:r>
+      <w:r>
+        <w:rPr>
           <w:b/>
           <w:lang w:val="hi_IN" w:bidi="hi_IN"/>
         </w:rPr>
@@ -1459,6 +1552,20 @@
       </w:r>
       <w:r>
         <w:rPr>
+          <w:lang w:val="hi_IN" w:bidi="hi_IN"/>
+        </w:rPr>
+        <w:t>נִֽינְוֵ֛ה הָ⁠עִ֥יר הַ⁠גְּדוֹלָ֖ה</w:t>
+      </w:r>
+    </w:p>
+    <w:p>
+      <w:pPr/>
+      <w:r>
+        <w:rPr>
+          <w:lang w:val="hi_IN" w:bidi="hi_IN"/>
+        </w:rPr>
+      </w:r>
+      <w:r>
+        <w:rPr>
           <w:b/>
           <w:lang w:val="hi_IN" w:bidi="hi_IN"/>
         </w:rPr>
@@ -1523,6 +1630,20 @@
       </w:r>
       <w:r>
         <w:rPr>
+          <w:lang w:val="hi_IN" w:bidi="hi_IN"/>
+        </w:rPr>
+        <w:t>ק֠וּם</w:t>
+      </w:r>
+    </w:p>
+    <w:p>
+      <w:pPr/>
+      <w:r>
+        <w:rPr>
+          <w:lang w:val="hi_IN" w:bidi="hi_IN"/>
+        </w:rPr>
+      </w:r>
+      <w:r>
+        <w:rPr>
           <w:b/>
           <w:lang w:val="hi_IN" w:bidi="hi_IN"/>
         </w:rPr>
@@ -1606,6 +1727,20 @@
       </w:r>
       <w:r>
         <w:rPr>
+          <w:lang w:val="hi_IN" w:bidi="hi_IN"/>
+        </w:rPr>
+        <w:t>וּ⁠קְרָ֣א עָלֶ֑י⁠הָ</w:t>
+      </w:r>
+    </w:p>
+    <w:p>
+      <w:pPr/>
+      <w:r>
+        <w:rPr>
+          <w:lang w:val="hi_IN" w:bidi="hi_IN"/>
+        </w:rPr>
+      </w:r>
+      <w:r>
+        <w:rPr>
           <w:b/>
           <w:lang w:val="hi_IN" w:bidi="hi_IN"/>
         </w:rPr>
@@ -1702,6 +1837,20 @@
       </w:r>
       <w:r>
         <w:rPr>
+          <w:lang w:val="hi_IN" w:bidi="hi_IN"/>
+        </w:rPr>
+        <w:t>עָלְתָ֥ה רָעָתָ֖⁠ם לְ⁠פָנָֽ⁠י</w:t>
+      </w:r>
+    </w:p>
+    <w:p>
+      <w:pPr/>
+      <w:r>
+        <w:rPr>
+          <w:lang w:val="hi_IN" w:bidi="hi_IN"/>
+        </w:rPr>
+      </w:r>
+      <w:r>
+        <w:rPr>
           <w:b/>
           <w:lang w:val="hi_IN" w:bidi="hi_IN"/>
         </w:rPr>
@@ -1862,6 +2011,20 @@
       </w:r>
       <w:r>
         <w:rPr>
+          <w:lang w:val="hi_IN" w:bidi="hi_IN"/>
+        </w:rPr>
+        <w:t>ק֠וּם לֵ֧ךְ אֶל־נִֽינְוֵ֛ה הָ⁠עִ֥יר הַ⁠גְּדוֹלָ֖ה וּ⁠קְרָ֣א עָלֶ֑י⁠הָ כִּֽי־עָלְתָ֥ה רָעָתָ֖⁠ם לְ⁠פָנָֽ⁠י</w:t>
+      </w:r>
+    </w:p>
+    <w:p>
+      <w:pPr/>
+      <w:r>
+        <w:rPr>
+          <w:lang w:val="hi_IN" w:bidi="hi_IN"/>
+        </w:rPr>
+      </w:r>
+      <w:r>
+        <w:rPr>
           <w:b/>
           <w:lang w:val="hi_IN" w:bidi="hi_IN"/>
         </w:rPr>
@@ -1945,6 +2108,20 @@
       </w:r>
       <w:r>
         <w:rPr>
+          <w:lang w:val="hi_IN" w:bidi="hi_IN"/>
+        </w:rPr>
+        <w:t>עָלְתָ֥ה רָעָתָ֖⁠ם לְ⁠פָנָֽ⁠י</w:t>
+      </w:r>
+    </w:p>
+    <w:p>
+      <w:pPr/>
+      <w:r>
+        <w:rPr>
+          <w:lang w:val="hi_IN" w:bidi="hi_IN"/>
+        </w:rPr>
+      </w:r>
+      <w:r>
+        <w:rPr>
           <w:b/>
           <w:lang w:val="hi_IN" w:bidi="hi_IN"/>
         </w:rPr>
@@ -2041,6 +2218,20 @@
       </w:r>
       <w:r>
         <w:rPr>
+          <w:lang w:val="hi_IN" w:bidi="hi_IN"/>
+        </w:rPr>
+        <w:t>וַ⁠יָּ֤קָם יוֹנָה֙ לִ⁠בְרֹ֣חַ</w:t>
+      </w:r>
+    </w:p>
+    <w:p>
+      <w:pPr/>
+      <w:r>
+        <w:rPr>
+          <w:lang w:val="hi_IN" w:bidi="hi_IN"/>
+        </w:rPr>
+      </w:r>
+      <w:r>
+        <w:rPr>
           <w:b/>
           <w:lang w:val="hi_IN" w:bidi="hi_IN"/>
         </w:rPr>
@@ -2150,6 +2341,20 @@
       </w:r>
       <w:r>
         <w:rPr>
+          <w:lang w:val="hi_IN" w:bidi="hi_IN"/>
+        </w:rPr>
+        <w:t>מִ⁠לִּ⁠פְנֵ֖י יְהוָ֑ה &amp; מִ⁠לִּ⁠פְנֵ֖י יְהוָֽה</w:t>
+      </w:r>
+    </w:p>
+    <w:p>
+      <w:pPr/>
+      <w:r>
+        <w:rPr>
+          <w:lang w:val="hi_IN" w:bidi="hi_IN"/>
+        </w:rPr>
+      </w:r>
+      <w:r>
+        <w:rPr>
           <w:b/>
           <w:lang w:val="hi_IN" w:bidi="hi_IN"/>
         </w:rPr>
@@ -2233,6 +2438,20 @@
       </w:r>
       <w:r>
         <w:rPr>
+          <w:lang w:val="hi_IN" w:bidi="hi_IN"/>
+        </w:rPr>
+        <w:t>לִ⁠בְרֹ֣חַ תַּרְשִׁ֔ישָׁ⁠ה</w:t>
+      </w:r>
+    </w:p>
+    <w:p>
+      <w:pPr/>
+      <w:r>
+        <w:rPr>
+          <w:lang w:val="hi_IN" w:bidi="hi_IN"/>
+        </w:rPr>
+      </w:r>
+      <w:r>
+        <w:rPr>
           <w:b/>
           <w:lang w:val="hi_IN" w:bidi="hi_IN"/>
         </w:rPr>
@@ -2393,6 +2612,20 @@
       </w:r>
       <w:r>
         <w:rPr>
+          <w:lang w:val="hi_IN" w:bidi="hi_IN"/>
+        </w:rPr>
+        <w:t>אָנִיָּ֣ה</w:t>
+      </w:r>
+    </w:p>
+    <w:p>
+      <w:pPr/>
+      <w:r>
+        <w:rPr>
+          <w:lang w:val="hi_IN" w:bidi="hi_IN"/>
+        </w:rPr>
+      </w:r>
+      <w:r>
+        <w:rPr>
           <w:b/>
           <w:lang w:val="hi_IN" w:bidi="hi_IN"/>
         </w:rPr>
@@ -2533,6 +2766,20 @@
       </w:r>
       <w:r>
         <w:rPr>
+          <w:lang w:val="hi_IN" w:bidi="hi_IN"/>
+        </w:rPr>
+        <w:t>וַ⁠יֵּ֤רֶד בָּ⁠הּ֙</w:t>
+      </w:r>
+    </w:p>
+    <w:p>
+      <w:pPr/>
+      <w:r>
+        <w:rPr>
+          <w:lang w:val="hi_IN" w:bidi="hi_IN"/>
+        </w:rPr>
+      </w:r>
+      <w:r>
+        <w:rPr>
           <w:b/>
           <w:lang w:val="hi_IN" w:bidi="hi_IN"/>
         </w:rPr>
@@ -2597,6 +2844,20 @@
       </w:r>
       <w:r>
         <w:rPr>
+          <w:lang w:val="hi_IN" w:bidi="hi_IN"/>
+        </w:rPr>
+        <w:t>עִמָּ⁠הֶם֙</w:t>
+      </w:r>
+    </w:p>
+    <w:p>
+      <w:pPr/>
+      <w:r>
+        <w:rPr>
+          <w:lang w:val="hi_IN" w:bidi="hi_IN"/>
+        </w:rPr>
+      </w:r>
+      <w:r>
+        <w:rPr>
           <w:b/>
           <w:lang w:val="hi_IN" w:bidi="hi_IN"/>
         </w:rPr>
@@ -2756,6 +3017,20 @@
       </w:r>
       <w:r>
         <w:rPr>
+          <w:lang w:val="hi_IN" w:bidi="hi_IN"/>
+        </w:rPr>
+        <w:t>וַֽ⁠יהוָ֗ה</w:t>
+      </w:r>
+    </w:p>
+    <w:p>
+      <w:pPr/>
+      <w:r>
+        <w:rPr>
+          <w:lang w:val="hi_IN" w:bidi="hi_IN"/>
+        </w:rPr>
+      </w:r>
+      <w:r>
+        <w:rPr>
           <w:b/>
           <w:lang w:val="hi_IN" w:bidi="hi_IN"/>
         </w:rPr>
@@ -2839,6 +3114,20 @@
       </w:r>
       <w:r>
         <w:rPr>
+          <w:lang w:val="hi_IN" w:bidi="hi_IN"/>
+        </w:rPr>
+        <w:t>וְ⁠הָ֣⁠אֳנִיָּ֔ה חִשְּׁבָ֖ה לְ⁠הִשָּׁבֵֽר</w:t>
+      </w:r>
+    </w:p>
+    <w:p>
+      <w:pPr/>
+      <w:r>
+        <w:rPr>
+          <w:lang w:val="hi_IN" w:bidi="hi_IN"/>
+        </w:rPr>
+      </w:r>
+      <w:r>
+        <w:rPr>
           <w:b/>
           <w:lang w:val="hi_IN" w:bidi="hi_IN"/>
         </w:rPr>
@@ -2942,6 +3231,20 @@
       </w:r>
       <w:r>
         <w:rPr>
+          <w:lang w:val="hi_IN" w:bidi="hi_IN"/>
+        </w:rPr>
+        <w:t>לְ⁠הִשָּׁבֵֽר</w:t>
+      </w:r>
+    </w:p>
+    <w:p>
+      <w:pPr/>
+      <w:r>
+        <w:rPr>
+          <w:lang w:val="hi_IN" w:bidi="hi_IN"/>
+        </w:rPr>
+      </w:r>
+      <w:r>
+        <w:rPr>
           <w:b/>
           <w:lang w:val="hi_IN" w:bidi="hi_IN"/>
         </w:rPr>
@@ -3025,6 +3328,20 @@
       </w:r>
       <w:r>
         <w:rPr>
+          <w:lang w:val="hi_IN" w:bidi="hi_IN"/>
+        </w:rPr>
+        <w:t>הַ⁠מַּלָּחִ֗ים</w:t>
+      </w:r>
+    </w:p>
+    <w:p>
+      <w:pPr/>
+      <w:r>
+        <w:rPr>
+          <w:lang w:val="hi_IN" w:bidi="hi_IN"/>
+        </w:rPr>
+      </w:r>
+      <w:r>
+        <w:rPr>
           <w:b/>
           <w:lang w:val="hi_IN" w:bidi="hi_IN"/>
         </w:rPr>
@@ -3088,6 +3405,20 @@
       </w:r>
       <w:r>
         <w:rPr>
+          <w:lang w:val="hi_IN" w:bidi="hi_IN"/>
+        </w:rPr>
+        <w:t>אֱלֹהָי⁠ו֒</w:t>
+      </w:r>
+    </w:p>
+    <w:p>
+      <w:pPr/>
+      <w:r>
+        <w:rPr>
+          <w:lang w:val="hi_IN" w:bidi="hi_IN"/>
+        </w:rPr>
+      </w:r>
+      <w:r>
+        <w:rPr>
           <w:b/>
           <w:lang w:val="hi_IN" w:bidi="hi_IN"/>
         </w:rPr>
@@ -3247,6 +3578,20 @@
       </w:r>
       <w:r>
         <w:rPr>
+          <w:lang w:val="hi_IN" w:bidi="hi_IN"/>
+        </w:rPr>
+        <w:t>לְ⁠הָקֵ֖ל מֵֽ⁠עֲלֵי⁠הֶ֑ם</w:t>
+      </w:r>
+    </w:p>
+    <w:p>
+      <w:pPr/>
+      <w:r>
+        <w:rPr>
+          <w:lang w:val="hi_IN" w:bidi="hi_IN"/>
+        </w:rPr>
+      </w:r>
+      <w:r>
+        <w:rPr>
           <w:b/>
           <w:lang w:val="hi_IN" w:bidi="hi_IN"/>
         </w:rPr>
@@ -3330,6 +3675,20 @@
       </w:r>
       <w:r>
         <w:rPr>
+          <w:lang w:val="hi_IN" w:bidi="hi_IN"/>
+        </w:rPr>
+        <w:t>וְ⁠יוֹנָ֗ה יָרַד֙ אֶל־יַרְכְּתֵ֣י הַ⁠סְּפִינָ֔ה וַ⁠יִּשְׁכַּ֖ב וַ⁠יֵּרָדַֽם</w:t>
+      </w:r>
+    </w:p>
+    <w:p>
+      <w:pPr/>
+      <w:r>
+        <w:rPr>
+          <w:lang w:val="hi_IN" w:bidi="hi_IN"/>
+        </w:rPr>
+      </w:r>
+      <w:r>
+        <w:rPr>
           <w:b/>
           <w:lang w:val="hi_IN" w:bidi="hi_IN"/>
         </w:rPr>
@@ -3413,6 +3772,20 @@
       </w:r>
       <w:r>
         <w:rPr>
+          <w:lang w:val="hi_IN" w:bidi="hi_IN"/>
+        </w:rPr>
+        <w:t>יַרְכְּתֵ֣י הַ⁠סְּפִינָ֔ה</w:t>
+      </w:r>
+    </w:p>
+    <w:p>
+      <w:pPr/>
+      <w:r>
+        <w:rPr>
+          <w:lang w:val="hi_IN" w:bidi="hi_IN"/>
+        </w:rPr>
+      </w:r>
+      <w:r>
+        <w:rPr>
           <w:b/>
           <w:lang w:val="hi_IN" w:bidi="hi_IN"/>
         </w:rPr>
@@ -3477,6 +3850,20 @@
       </w:r>
       <w:r>
         <w:rPr>
+          <w:lang w:val="hi_IN" w:bidi="hi_IN"/>
+        </w:rPr>
+        <w:t>וַ⁠יִּשְׁכַּ֖ב וַ⁠יֵּרָדַֽם</w:t>
+      </w:r>
+    </w:p>
+    <w:p>
+      <w:pPr/>
+      <w:r>
+        <w:rPr>
+          <w:lang w:val="hi_IN" w:bidi="hi_IN"/>
+        </w:rPr>
+      </w:r>
+      <w:r>
+        <w:rPr>
           <w:b/>
           <w:lang w:val="hi_IN" w:bidi="hi_IN"/>
         </w:rPr>
@@ -3560,6 +3947,20 @@
       </w:r>
       <w:r>
         <w:rPr>
+          <w:lang w:val="hi_IN" w:bidi="hi_IN"/>
+        </w:rPr>
+        <w:t>וַ⁠יִּקְרַ֤ב אֵלָי⁠ו֙ רַ֣ב הַ⁠חֹבֵ֔ל וַ⁠יֹּ֥אמֶר ל֖⁠וֹ</w:t>
+      </w:r>
+    </w:p>
+    <w:p>
+      <w:pPr/>
+      <w:r>
+        <w:rPr>
+          <w:lang w:val="hi_IN" w:bidi="hi_IN"/>
+        </w:rPr>
+      </w:r>
+      <w:r>
+        <w:rPr>
           <w:b/>
           <w:lang w:val="hi_IN" w:bidi="hi_IN"/>
         </w:rPr>
@@ -3624,6 +4025,20 @@
       </w:r>
       <w:r>
         <w:rPr>
+          <w:lang w:val="hi_IN" w:bidi="hi_IN"/>
+        </w:rPr>
+        <w:t>מַה־לְּ⁠ךָ֣ נִרְדָּ֑ם</w:t>
+      </w:r>
+    </w:p>
+    <w:p>
+      <w:pPr/>
+      <w:r>
+        <w:rPr>
+          <w:lang w:val="hi_IN" w:bidi="hi_IN"/>
+        </w:rPr>
+      </w:r>
+      <w:r>
+        <w:rPr>
           <w:b/>
           <w:lang w:val="hi_IN" w:bidi="hi_IN"/>
         </w:rPr>
@@ -3720,6 +4135,20 @@
       </w:r>
       <w:r>
         <w:rPr>
+          <w:lang w:val="hi_IN" w:bidi="hi_IN"/>
+        </w:rPr>
+        <w:t>ק֚וּם</w:t>
+      </w:r>
+    </w:p>
+    <w:p>
+      <w:pPr/>
+      <w:r>
+        <w:rPr>
+          <w:lang w:val="hi_IN" w:bidi="hi_IN"/>
+        </w:rPr>
+      </w:r>
+      <w:r>
+        <w:rPr>
           <w:b/>
           <w:lang w:val="hi_IN" w:bidi="hi_IN"/>
         </w:rPr>
@@ -3803,6 +4232,20 @@
       </w:r>
       <w:r>
         <w:rPr>
+          <w:lang w:val="hi_IN" w:bidi="hi_IN"/>
+        </w:rPr>
+        <w:t>קְרָ֣א אֶל־אֱלֹהֶ֔י⁠ךָ</w:t>
+      </w:r>
+    </w:p>
+    <w:p>
+      <w:pPr/>
+      <w:r>
+        <w:rPr>
+          <w:lang w:val="hi_IN" w:bidi="hi_IN"/>
+        </w:rPr>
+      </w:r>
+      <w:r>
+        <w:rPr>
           <w:b/>
           <w:lang w:val="hi_IN" w:bidi="hi_IN"/>
         </w:rPr>
@@ -3906,6 +4349,20 @@
       </w:r>
       <w:r>
         <w:rPr>
+          <w:lang w:val="hi_IN" w:bidi="hi_IN"/>
+        </w:rPr>
+        <w:t>אוּלַ֞י יִתְעַשֵּׁ֧ת הָ⁠אֱלֹהִ֛ים לָ֖⁠נוּ וְ⁠לֹ֥א נֹאבֵֽד</w:t>
+      </w:r>
+    </w:p>
+    <w:p>
+      <w:pPr/>
+      <w:r>
+        <w:rPr>
+          <w:lang w:val="hi_IN" w:bidi="hi_IN"/>
+        </w:rPr>
+      </w:r>
+      <w:r>
+        <w:rPr>
           <w:b/>
           <w:lang w:val="hi_IN" w:bidi="hi_IN"/>
         </w:rPr>
@@ -3989,6 +4446,20 @@
       </w:r>
       <w:r>
         <w:rPr>
+          <w:lang w:val="hi_IN" w:bidi="hi_IN"/>
+        </w:rPr>
+        <w:t>וְ⁠לֹ֥א נֹאבֵֽד</w:t>
+      </w:r>
+    </w:p>
+    <w:p>
+      <w:pPr/>
+      <w:r>
+        <w:rPr>
+          <w:lang w:val="hi_IN" w:bidi="hi_IN"/>
+        </w:rPr>
+      </w:r>
+      <w:r>
+        <w:rPr>
           <w:b/>
           <w:lang w:val="hi_IN" w:bidi="hi_IN"/>
         </w:rPr>
@@ -4072,6 +4543,20 @@
       </w:r>
       <w:r>
         <w:rPr>
+          <w:lang w:val="hi_IN" w:bidi="hi_IN"/>
+        </w:rPr>
+        <w:t>וַ⁠יֹּאמְר֞וּ אִ֣ישׁ אֶל־רֵעֵ֗⁠הוּ</w:t>
+      </w:r>
+    </w:p>
+    <w:p>
+      <w:pPr/>
+      <w:r>
+        <w:rPr>
+          <w:lang w:val="hi_IN" w:bidi="hi_IN"/>
+        </w:rPr>
+      </w:r>
+      <w:r>
+        <w:rPr>
           <w:b/>
           <w:lang w:val="hi_IN" w:bidi="hi_IN"/>
         </w:rPr>
@@ -4148,6 +4633,20 @@
       </w:r>
       <w:r>
         <w:rPr>
+          <w:lang w:val="hi_IN" w:bidi="hi_IN"/>
+        </w:rPr>
+        <w:t>וְ⁠נֵ֣דְעָ֔ה בְּ⁠שֶׁ⁠לְּ⁠מִ֛י הָ⁠רָעָ֥ה הַ⁠זֹּ֖את לָ֑⁠נוּ</w:t>
+      </w:r>
+    </w:p>
+    <w:p>
+      <w:pPr/>
+      <w:r>
+        <w:rPr>
+          <w:lang w:val="hi_IN" w:bidi="hi_IN"/>
+        </w:rPr>
+      </w:r>
+      <w:r>
+        <w:rPr>
           <w:b/>
           <w:lang w:val="hi_IN" w:bidi="hi_IN"/>
         </w:rPr>
@@ -4281,6 +4780,20 @@
       </w:r>
       <w:r>
         <w:rPr>
+          <w:lang w:val="hi_IN" w:bidi="hi_IN"/>
+        </w:rPr>
+        <w:t>וַ⁠יִּפֹּ֥ל הַ⁠גּוֹרָ֖ל עַל־יוֹנָֽה</w:t>
+      </w:r>
+    </w:p>
+    <w:p>
+      <w:pPr/>
+      <w:r>
+        <w:rPr>
+          <w:lang w:val="hi_IN" w:bidi="hi_IN"/>
+        </w:rPr>
+      </w:r>
+      <w:r>
+        <w:rPr>
           <w:b/>
           <w:lang w:val="hi_IN" w:bidi="hi_IN"/>
         </w:rPr>
@@ -4344,6 +4857,20 @@
       </w:r>
       <w:r>
         <w:rPr>
+          <w:lang w:val="hi_IN" w:bidi="hi_IN"/>
+        </w:rPr>
+        <w:t>לְכוּ֙ וְ⁠נַפִּ֣ילָה גֽוֹרָל֔וֹת</w:t>
+      </w:r>
+    </w:p>
+    <w:p>
+      <w:pPr/>
+      <w:r>
+        <w:rPr>
+          <w:lang w:val="hi_IN" w:bidi="hi_IN"/>
+        </w:rPr>
+      </w:r>
+      <w:r>
+        <w:rPr>
           <w:b/>
           <w:lang w:val="hi_IN" w:bidi="hi_IN"/>
         </w:rPr>
@@ -4465,6 +4992,20 @@
       </w:r>
       <w:r>
         <w:rPr>
+          <w:lang w:val="hi_IN" w:bidi="hi_IN"/>
+        </w:rPr>
+        <w:t>וְ⁠נַפִּ֣ילָה גֽוֹרָל֔וֹת</w:t>
+      </w:r>
+    </w:p>
+    <w:p>
+      <w:pPr/>
+      <w:r>
+        <w:rPr>
+          <w:lang w:val="hi_IN" w:bidi="hi_IN"/>
+        </w:rPr>
+      </w:r>
+      <w:r>
+        <w:rPr>
           <w:b/>
           <w:lang w:val="hi_IN" w:bidi="hi_IN"/>
         </w:rPr>
@@ -4584,6 +5125,20 @@
       </w:r>
       <w:r>
         <w:rPr>
+          <w:lang w:val="hi_IN" w:bidi="hi_IN"/>
+        </w:rPr>
+        <w:t>וַ⁠יֹּאמְר֣וּ אֵלָ֔י⁠ו</w:t>
+      </w:r>
+    </w:p>
+    <w:p>
+      <w:pPr/>
+      <w:r>
+        <w:rPr>
+          <w:lang w:val="hi_IN" w:bidi="hi_IN"/>
+        </w:rPr>
+      </w:r>
+      <w:r>
+        <w:rPr>
           <w:b/>
           <w:lang w:val="hi_IN" w:bidi="hi_IN"/>
         </w:rPr>
@@ -4712,6 +5267,20 @@
       </w:r>
       <w:r>
         <w:rPr>
+          <w:lang w:val="hi_IN" w:bidi="hi_IN"/>
+        </w:rPr>
+        <w:t>יְהוָ֞ה &amp; אֲנִ֣י יָרֵ֔א</w:t>
+      </w:r>
+    </w:p>
+    <w:p>
+      <w:pPr/>
+      <w:r>
+        <w:rPr>
+          <w:lang w:val="hi_IN" w:bidi="hi_IN"/>
+        </w:rPr>
+      </w:r>
+      <w:r>
+        <w:rPr>
           <w:b/>
           <w:lang w:val="hi_IN" w:bidi="hi_IN"/>
         </w:rPr>
@@ -4788,6 +5357,20 @@
       </w:r>
       <w:r>
         <w:rPr>
+          <w:lang w:val="hi_IN" w:bidi="hi_IN"/>
+        </w:rPr>
+        <w:t>וַ⁠יִּֽירְא֤וּ הָֽ⁠אֲנָשִׁים֙ יִרְאָ֣ה גְדוֹלָ֔ה</w:t>
+      </w:r>
+    </w:p>
+    <w:p>
+      <w:pPr/>
+      <w:r>
+        <w:rPr>
+          <w:lang w:val="hi_IN" w:bidi="hi_IN"/>
+        </w:rPr>
+      </w:r>
+      <w:r>
+        <w:rPr>
           <w:b/>
           <w:lang w:val="hi_IN" w:bidi="hi_IN"/>
         </w:rPr>
@@ -4852,6 +5435,20 @@
       </w:r>
       <w:r>
         <w:rPr>
+          <w:lang w:val="hi_IN" w:bidi="hi_IN"/>
+        </w:rPr>
+        <w:t>מַה־זֹּ֣את עָשִׂ֑יתָ</w:t>
+      </w:r>
+    </w:p>
+    <w:p>
+      <w:pPr/>
+      <w:r>
+        <w:rPr>
+          <w:lang w:val="hi_IN" w:bidi="hi_IN"/>
+        </w:rPr>
+      </w:r>
+      <w:r>
+        <w:rPr>
           <w:b/>
           <w:lang w:val="hi_IN" w:bidi="hi_IN"/>
         </w:rPr>
@@ -4935,6 +5532,20 @@
       </w:r>
       <w:r>
         <w:rPr>
+          <w:lang w:val="hi_IN" w:bidi="hi_IN"/>
+        </w:rPr>
+        <w:t>מִ⁠לִּ⁠פְנֵ֤י יְהוָה֙</w:t>
+      </w:r>
+    </w:p>
+    <w:p>
+      <w:pPr/>
+      <w:r>
+        <w:rPr>
+          <w:lang w:val="hi_IN" w:bidi="hi_IN"/>
+        </w:rPr>
+      </w:r>
+      <w:r>
+        <w:rPr>
           <w:b/>
           <w:lang w:val="hi_IN" w:bidi="hi_IN"/>
         </w:rPr>
@@ -5018,6 +5629,20 @@
       </w:r>
       <w:r>
         <w:rPr>
+          <w:lang w:val="hi_IN" w:bidi="hi_IN"/>
+        </w:rPr>
+        <w:t>כִּ֥י הִגִּ֖יד לָ⁠הֶֽם</w:t>
+      </w:r>
+    </w:p>
+    <w:p>
+      <w:pPr/>
+      <w:r>
+        <w:rPr>
+          <w:lang w:val="hi_IN" w:bidi="hi_IN"/>
+        </w:rPr>
+      </w:r>
+      <w:r>
+        <w:rPr>
           <w:b/>
           <w:lang w:val="hi_IN" w:bidi="hi_IN"/>
         </w:rPr>
@@ -5184,6 +5809,20 @@
       </w:r>
       <w:r>
         <w:rPr>
+          <w:lang w:val="hi_IN" w:bidi="hi_IN"/>
+        </w:rPr>
+        <w:t>כִּֽי־יָדְע֣וּ הָ⁠אֲנָשִׁ֗ים כִּֽי־מִ⁠לִּ⁠פְנֵ֤י יְהוָה֙ ה֣וּא בֹרֵ֔חַ כִּ֥י הִגִּ֖יד לָ⁠הֶֽם</w:t>
+      </w:r>
+    </w:p>
+    <w:p>
+      <w:pPr/>
+      <w:r>
+        <w:rPr>
+          <w:lang w:val="hi_IN" w:bidi="hi_IN"/>
+        </w:rPr>
+      </w:r>
+      <w:r>
+        <w:rPr>
           <w:b/>
           <w:lang w:val="hi_IN" w:bidi="hi_IN"/>
         </w:rPr>
@@ -5305,6 +5944,20 @@
       </w:r>
       <w:r>
         <w:rPr>
+          <w:lang w:val="hi_IN" w:bidi="hi_IN"/>
+        </w:rPr>
+        <w:t>וַ⁠יֹּאמְר֤וּ אֵלָי⁠ו֙</w:t>
+      </w:r>
+    </w:p>
+    <w:p>
+      <w:pPr/>
+      <w:r>
+        <w:rPr>
+          <w:lang w:val="hi_IN" w:bidi="hi_IN"/>
+        </w:rPr>
+      </w:r>
+      <w:r>
+        <w:rPr>
           <w:b/>
           <w:lang w:val="hi_IN" w:bidi="hi_IN"/>
         </w:rPr>
@@ -5382,6 +6035,20 @@
       </w:r>
       <w:r>
         <w:rPr>
+          <w:lang w:val="hi_IN" w:bidi="hi_IN"/>
+        </w:rPr>
+        <w:t>וְ⁠יִשְׁתֹּ֥ק הַ⁠יָּ֖ם מֵֽ⁠עָלֵ֑י⁠נוּ</w:t>
+      </w:r>
+    </w:p>
+    <w:p>
+      <w:pPr/>
+      <w:r>
+        <w:rPr>
+          <w:lang w:val="hi_IN" w:bidi="hi_IN"/>
+        </w:rPr>
+      </w:r>
+      <w:r>
+        <w:rPr>
           <w:b/>
           <w:lang w:val="hi_IN" w:bidi="hi_IN"/>
         </w:rPr>
@@ -5446,6 +6113,20 @@
       </w:r>
       <w:r>
         <w:rPr>
+          <w:lang w:val="hi_IN" w:bidi="hi_IN"/>
+        </w:rPr>
+        <w:t>הַ⁠יָּ֖ם הוֹלֵ֥ךְ וְ⁠סֹעֵֽר</w:t>
+      </w:r>
+    </w:p>
+    <w:p>
+      <w:pPr/>
+      <w:r>
+        <w:rPr>
+          <w:lang w:val="hi_IN" w:bidi="hi_IN"/>
+        </w:rPr>
+      </w:r>
+      <w:r>
+        <w:rPr>
           <w:b/>
           <w:lang w:val="hi_IN" w:bidi="hi_IN"/>
         </w:rPr>
@@ -5529,6 +6210,20 @@
       </w:r>
       <w:r>
         <w:rPr>
+          <w:lang w:val="hi_IN" w:bidi="hi_IN"/>
+        </w:rPr>
+        <w:t>וַ⁠יֹּאמְר֤וּ אֵלָי⁠ו֙ מַה־נַּ֣עֲשֶׂה לָּ֔⁠ךְ וְ⁠יִשְׁתֹּ֥ק הַ⁠יָּ֖ם מֵֽ⁠עָלֵ֑י⁠נוּ כִּ֥י הַ⁠יָּ֖ם הוֹלֵ֥ךְ וְ⁠סֹעֵֽר</w:t>
+      </w:r>
+    </w:p>
+    <w:p>
+      <w:pPr/>
+      <w:r>
+        <w:rPr>
+          <w:lang w:val="hi_IN" w:bidi="hi_IN"/>
+        </w:rPr>
+      </w:r>
+      <w:r>
+        <w:rPr>
           <w:b/>
           <w:lang w:val="hi_IN" w:bidi="hi_IN"/>
         </w:rPr>
@@ -5612,6 +6307,20 @@
       </w:r>
       <w:r>
         <w:rPr>
+          <w:lang w:val="hi_IN" w:bidi="hi_IN"/>
+        </w:rPr>
+        <w:t>כִּ֚י יוֹדֵ֣עַ אָ֔נִי כִּ֣י בְ⁠שֶׁ⁠לִּ֔⁠י הַ⁠סַּ֧עַר הַ⁠גָּד֛וֹל הַ⁠זֶּ֖ה עֲלֵי⁠כֶֽם</w:t>
+      </w:r>
+    </w:p>
+    <w:p>
+      <w:pPr/>
+      <w:r>
+        <w:rPr>
+          <w:lang w:val="hi_IN" w:bidi="hi_IN"/>
+        </w:rPr>
+      </w:r>
+      <w:r>
+        <w:rPr>
           <w:b/>
           <w:lang w:val="hi_IN" w:bidi="hi_IN"/>
         </w:rPr>
@@ -5708,7 +6417,7 @@
         </w:rPr>
         <w:t xml:space="preserve">को </w:t>
       </w:r>
-      <w:hyperlink r:id="rId14">
+      <w:hyperlink r:id="rId16">
         <w:r>
           <w:rPr>
             <w:lang w:val="hi_IN" w:bidi="hi_IN"/>
@@ -5790,6 +6499,20 @@
       </w:r>
       <w:r>
         <w:rPr>
+          <w:lang w:val="hi_IN" w:bidi="hi_IN"/>
+        </w:rPr>
+        <w:t>וַ⁠יַּחְתְּר֣וּ הָ⁠אֲנָשִׁ֗ים</w:t>
+      </w:r>
+    </w:p>
+    <w:p>
+      <w:pPr/>
+      <w:r>
+        <w:rPr>
+          <w:lang w:val="hi_IN" w:bidi="hi_IN"/>
+        </w:rPr>
+      </w:r>
+      <w:r>
+        <w:rPr>
           <w:b/>
           <w:lang w:val="hi_IN" w:bidi="hi_IN"/>
         </w:rPr>
@@ -5873,6 +6596,20 @@
       </w:r>
       <w:r>
         <w:rPr>
+          <w:lang w:val="hi_IN" w:bidi="hi_IN"/>
+        </w:rPr>
+        <w:t>הַ⁠יָּ֔ם הוֹלֵ֥ךְ וְ⁠סֹעֵ֖ר</w:t>
+      </w:r>
+    </w:p>
+    <w:p>
+      <w:pPr/>
+      <w:r>
+        <w:rPr>
+          <w:lang w:val="hi_IN" w:bidi="hi_IN"/>
+        </w:rPr>
+      </w:r>
+      <w:r>
+        <w:rPr>
           <w:b/>
           <w:lang w:val="hi_IN" w:bidi="hi_IN"/>
         </w:rPr>
@@ -5956,6 +6693,20 @@
       </w:r>
       <w:r>
         <w:rPr>
+          <w:lang w:val="hi_IN" w:bidi="hi_IN"/>
+        </w:rPr>
+        <w:t>וַ⁠יִּקְרְא֨וּ</w:t>
+      </w:r>
+    </w:p>
+    <w:p>
+      <w:pPr/>
+      <w:r>
+        <w:rPr>
+          <w:lang w:val="hi_IN" w:bidi="hi_IN"/>
+        </w:rPr>
+      </w:r>
+      <w:r>
+        <w:rPr>
           <w:b/>
           <w:lang w:val="hi_IN" w:bidi="hi_IN"/>
         </w:rPr>
@@ -6046,6 +6797,20 @@
       </w:r>
       <w:r>
         <w:rPr>
+          <w:lang w:val="hi_IN" w:bidi="hi_IN"/>
+        </w:rPr>
+        <w:t>וַ⁠יִּקְרְא֨וּ אֶל־יְהוָ֜ה</w:t>
+      </w:r>
+    </w:p>
+    <w:p>
+      <w:pPr/>
+      <w:r>
+        <w:rPr>
+          <w:lang w:val="hi_IN" w:bidi="hi_IN"/>
+        </w:rPr>
+      </w:r>
+      <w:r>
+        <w:rPr>
           <w:b/>
           <w:lang w:val="hi_IN" w:bidi="hi_IN"/>
         </w:rPr>
@@ -6123,6 +6888,20 @@
       </w:r>
       <w:r>
         <w:rPr>
+          <w:lang w:val="hi_IN" w:bidi="hi_IN"/>
+        </w:rPr>
+        <w:t>אָנָּ֤ה</w:t>
+      </w:r>
+    </w:p>
+    <w:p>
+      <w:pPr/>
+      <w:r>
+        <w:rPr>
+          <w:lang w:val="hi_IN" w:bidi="hi_IN"/>
+        </w:rPr>
+      </w:r>
+      <w:r>
+        <w:rPr>
           <w:b/>
           <w:lang w:val="hi_IN" w:bidi="hi_IN"/>
         </w:rPr>
@@ -6219,6 +6998,20 @@
       </w:r>
       <w:r>
         <w:rPr>
+          <w:lang w:val="hi_IN" w:bidi="hi_IN"/>
+        </w:rPr>
+        <w:t>אַל־נָ֣א נֹאבְדָ֗ה בְּ⁠נֶ֨פֶשׁ֙ הָ⁠אִ֣ישׁ הַ⁠זֶּ֔ה</w:t>
+      </w:r>
+    </w:p>
+    <w:p>
+      <w:pPr/>
+      <w:r>
+        <w:rPr>
+          <w:lang w:val="hi_IN" w:bidi="hi_IN"/>
+        </w:rPr>
+      </w:r>
+      <w:r>
+        <w:rPr>
           <w:b/>
           <w:lang w:val="hi_IN" w:bidi="hi_IN"/>
         </w:rPr>
@@ -6309,6 +7102,20 @@
       </w:r>
       <w:r>
         <w:rPr>
+          <w:lang w:val="hi_IN" w:bidi="hi_IN"/>
+        </w:rPr>
+        <w:t>וְ⁠אַל־תִּתֵּ֥ן עָלֵ֖י⁠נוּ דָּ֣ם נָקִ֑יא</w:t>
+      </w:r>
+    </w:p>
+    <w:p>
+      <w:pPr/>
+      <w:r>
+        <w:rPr>
+          <w:lang w:val="hi_IN" w:bidi="hi_IN"/>
+        </w:rPr>
+      </w:r>
+      <w:r>
+        <w:rPr>
           <w:b/>
           <w:lang w:val="hi_IN" w:bidi="hi_IN"/>
         </w:rPr>
@@ -6392,6 +7199,20 @@
       </w:r>
       <w:r>
         <w:rPr>
+          <w:lang w:val="hi_IN" w:bidi="hi_IN"/>
+        </w:rPr>
+        <w:t>אָנָּ֤ה יְהוָה֙ אַל־נָ֣א נֹאבְדָ֗ה בְּ⁠נֶ֨פֶשׁ֙ הָ⁠אִ֣ישׁ הַ⁠זֶּ֔ה וְ⁠אַל־תִּתֵּ֥ן עָלֵ֖י⁠נוּ דָּ֣ם נָקִ֑יא כִּֽי־אַתָּ֣ה יְהוָ֔ה כַּ⁠אֲשֶׁ֥ר חָפַ֖צְתָּ עָשִֽׂיתָ</w:t>
+      </w:r>
+    </w:p>
+    <w:p>
+      <w:pPr/>
+      <w:r>
+        <w:rPr>
+          <w:lang w:val="hi_IN" w:bidi="hi_IN"/>
+        </w:rPr>
+      </w:r>
+      <w:r>
+        <w:rPr>
           <w:b/>
           <w:lang w:val="hi_IN" w:bidi="hi_IN"/>
         </w:rPr>
@@ -6462,6 +7283,20 @@
       </w:r>
       <w:r>
         <w:rPr>
+          <w:lang w:val="hi_IN" w:bidi="hi_IN"/>
+        </w:rPr>
+        <w:t>אַל־נָ֣א נֹאבְדָ֗ה בְּ⁠נֶ֨פֶשׁ֙ הָ⁠אִ֣ישׁ הַ⁠זֶּ֔ה וְ⁠אַל־תִּתֵּ֥ן עָלֵ֖י⁠נוּ דָּ֣ם נָקִ֑יא</w:t>
+      </w:r>
+    </w:p>
+    <w:p>
+      <w:pPr/>
+      <w:r>
+        <w:rPr>
+          <w:lang w:val="hi_IN" w:bidi="hi_IN"/>
+        </w:rPr>
+      </w:r>
+      <w:r>
+        <w:rPr>
           <w:b/>
           <w:lang w:val="hi_IN" w:bidi="hi_IN"/>
         </w:rPr>
@@ -6594,6 +7429,20 @@
       </w:r>
       <w:r>
         <w:rPr>
+          <w:lang w:val="hi_IN" w:bidi="hi_IN"/>
+        </w:rPr>
+        <w:t>וַ⁠יַּעֲמֹ֥ד הַ⁠יָּ֖ם מִ⁠זַּעְפּֽ⁠וֹ</w:t>
+      </w:r>
+    </w:p>
+    <w:p>
+      <w:pPr/>
+      <w:r>
+        <w:rPr>
+          <w:lang w:val="hi_IN" w:bidi="hi_IN"/>
+        </w:rPr>
+      </w:r>
+      <w:r>
+        <w:rPr>
           <w:b/>
           <w:lang w:val="hi_IN" w:bidi="hi_IN"/>
         </w:rPr>
@@ -6721,6 +7570,20 @@
       </w:r>
       <w:r>
         <w:rPr>
+          <w:lang w:val="hi_IN" w:bidi="hi_IN"/>
+        </w:rPr>
+        <w:t>וַ⁠יַּעֲמֹ֥ד הַ⁠יָּ֖ם מִ⁠זַּעְפּֽ⁠וֹ</w:t>
+      </w:r>
+    </w:p>
+    <w:p>
+      <w:pPr/>
+      <w:r>
+        <w:rPr>
+          <w:lang w:val="hi_IN" w:bidi="hi_IN"/>
+        </w:rPr>
+      </w:r>
+      <w:r>
+        <w:rPr>
           <w:b/>
           <w:lang w:val="hi_IN" w:bidi="hi_IN"/>
         </w:rPr>
@@ -6830,6 +7693,20 @@
       </w:r>
       <w:r>
         <w:rPr>
+          <w:lang w:val="hi_IN" w:bidi="hi_IN"/>
+        </w:rPr>
+        <w:t>וַ⁠יִּֽירְא֧וּ הָ⁠אֲנָשִׁ֛ים יִרְאָ֥ה גְדוֹלָ֖ה אֶת־יְהוָ֑ה</w:t>
+      </w:r>
+    </w:p>
+    <w:p>
+      <w:pPr/>
+      <w:r>
+        <w:rPr>
+          <w:lang w:val="hi_IN" w:bidi="hi_IN"/>
+        </w:rPr>
+      </w:r>
+      <w:r>
+        <w:rPr>
           <w:b/>
           <w:lang w:val="hi_IN" w:bidi="hi_IN"/>
         </w:rPr>
@@ -6907,6 +7784,20 @@
       </w:r>
       <w:r>
         <w:rPr>
+          <w:lang w:val="hi_IN" w:bidi="hi_IN"/>
+        </w:rPr>
+        <w:t>וַ⁠יִּֽזְבְּחוּ־זֶ֨בַח֙ לַֽ⁠יהוָ֔ה וַֽ⁠יִּדְּר֖וּ נְדָרִֽים</w:t>
+      </w:r>
+    </w:p>
+    <w:p>
+      <w:pPr/>
+      <w:r>
+        <w:rPr>
+          <w:lang w:val="hi_IN" w:bidi="hi_IN"/>
+        </w:rPr>
+      </w:r>
+      <w:r>
+        <w:rPr>
           <w:b/>
           <w:lang w:val="hi_IN" w:bidi="hi_IN"/>
         </w:rPr>
@@ -7016,6 +7907,20 @@
       </w:r>
       <w:r>
         <w:rPr>
+          <w:lang w:val="hi_IN" w:bidi="hi_IN"/>
+        </w:rPr>
+        <w:t>וַ⁠יְמַ֤ן יְהוָה֙ דָּ֣ג גָּד֔וֹל לִ⁠בְלֹ֖עַ אֶת־יוֹנָ֑ה וַ⁠יְהִ֤י יוֹנָה֙ בִּ⁠מְעֵ֣י הַ⁠דָּ֔ג שְׁלֹשָׁ֥ה יָמִ֖ים וּ⁠שְׁלֹשָׁ֥ה לֵילֽוֹת</w:t>
+      </w:r>
+    </w:p>
+    <w:p>
+      <w:pPr/>
+      <w:r>
+        <w:rPr>
+          <w:lang w:val="hi_IN" w:bidi="hi_IN"/>
+        </w:rPr>
+      </w:r>
+      <w:r>
+        <w:rPr>
           <w:b/>
           <w:lang w:val="hi_IN" w:bidi="hi_IN"/>
         </w:rPr>
@@ -7079,6 +7984,20 @@
       </w:r>
       <w:r>
         <w:rPr>
+          <w:lang w:val="hi_IN" w:bidi="hi_IN"/>
+        </w:rPr>
+        <w:t>וַ⁠יְמַ֤ן יְהוָה֙ דָּ֣ג גָּד֔וֹל לִ⁠בְלֹ֖עַ אֶת־יוֹנָ֑ה</w:t>
+      </w:r>
+    </w:p>
+    <w:p>
+      <w:pPr/>
+      <w:r>
+        <w:rPr>
+          <w:lang w:val="hi_IN" w:bidi="hi_IN"/>
+        </w:rPr>
+      </w:r>
+      <w:r>
+        <w:rPr>
           <w:b/>
           <w:lang w:val="hi_IN" w:bidi="hi_IN"/>
         </w:rPr>
@@ -7502,6 +8421,20 @@
       </w:r>
       <w:r>
         <w:rPr>
+          <w:lang w:val="hi_IN" w:bidi="hi_IN"/>
+        </w:rPr>
+        <w:t>יְהוָ֖ה אֱלֹהָ֑י⁠ו</w:t>
+      </w:r>
+    </w:p>
+    <w:p>
+      <w:pPr/>
+      <w:r>
+        <w:rPr>
+          <w:lang w:val="hi_IN" w:bidi="hi_IN"/>
+        </w:rPr>
+      </w:r>
+      <w:r>
+        <w:rPr>
           <w:b/>
           <w:lang w:val="hi_IN" w:bidi="hi_IN"/>
         </w:rPr>
@@ -7591,6 +8524,20 @@
       </w:r>
       <w:r>
         <w:rPr>
+          <w:lang w:val="hi_IN" w:bidi="hi_IN"/>
+        </w:rPr>
+        <w:t>וַ⁠יֹּ֗אמֶר</w:t>
+      </w:r>
+    </w:p>
+    <w:p>
+      <w:pPr/>
+      <w:r>
+        <w:rPr>
+          <w:lang w:val="hi_IN" w:bidi="hi_IN"/>
+        </w:rPr>
+      </w:r>
+      <w:r>
+        <w:rPr>
           <w:b/>
           <w:lang w:val="hi_IN" w:bidi="hi_IN"/>
         </w:rPr>
@@ -7655,6 +8602,20 @@
       </w:r>
       <w:r>
         <w:rPr>
+          <w:lang w:val="hi_IN" w:bidi="hi_IN"/>
+        </w:rPr>
+        <w:t>קָ֠רָאתִי מִ⁠צָּ֥רָה לִ֛⁠י אֶל־יְהוָ֖ה וַֽ⁠יַּעֲנֵ֑⁠נִי</w:t>
+      </w:r>
+    </w:p>
+    <w:p>
+      <w:pPr/>
+      <w:r>
+        <w:rPr>
+          <w:lang w:val="hi_IN" w:bidi="hi_IN"/>
+        </w:rPr>
+      </w:r>
+      <w:r>
+        <w:rPr>
           <w:b/>
           <w:lang w:val="hi_IN" w:bidi="hi_IN"/>
         </w:rPr>
@@ -7738,6 +8699,20 @@
       </w:r>
       <w:r>
         <w:rPr>
+          <w:lang w:val="hi_IN" w:bidi="hi_IN"/>
+        </w:rPr>
+        <w:t>קָ֠רָאתִי מִ⁠צָּ֥רָה לִ֛⁠י אֶל־יְהוָ֖ה וַֽ⁠יַּעֲנֵ֑⁠נִי</w:t>
+      </w:r>
+    </w:p>
+    <w:p>
+      <w:pPr/>
+      <w:r>
+        <w:rPr>
+          <w:lang w:val="hi_IN" w:bidi="hi_IN"/>
+        </w:rPr>
+      </w:r>
+      <w:r>
+        <w:rPr>
           <w:b/>
           <w:lang w:val="hi_IN" w:bidi="hi_IN"/>
         </w:rPr>
@@ -7815,6 +8790,20 @@
       </w:r>
       <w:r>
         <w:rPr>
+          <w:lang w:val="hi_IN" w:bidi="hi_IN"/>
+        </w:rPr>
+        <w:t>וַֽ⁠יַּעֲנֵ֑⁠נִי</w:t>
+      </w:r>
+    </w:p>
+    <w:p>
+      <w:pPr/>
+      <w:r>
+        <w:rPr>
+          <w:lang w:val="hi_IN" w:bidi="hi_IN"/>
+        </w:rPr>
+      </w:r>
+      <w:r>
+        <w:rPr>
           <w:b/>
           <w:lang w:val="hi_IN" w:bidi="hi_IN"/>
         </w:rPr>
@@ -7905,6 +8894,20 @@
       </w:r>
       <w:r>
         <w:rPr>
+          <w:lang w:val="hi_IN" w:bidi="hi_IN"/>
+        </w:rPr>
+        <w:t>מִ⁠בֶּ֧טֶן שְׁא֛וֹל</w:t>
+      </w:r>
+    </w:p>
+    <w:p>
+      <w:pPr/>
+      <w:r>
+        <w:rPr>
+          <w:lang w:val="hi_IN" w:bidi="hi_IN"/>
+        </w:rPr>
+      </w:r>
+      <w:r>
+        <w:rPr>
           <w:b/>
           <w:lang w:val="hi_IN" w:bidi="hi_IN"/>
         </w:rPr>
@@ -8008,6 +9011,20 @@
       </w:r>
       <w:r>
         <w:rPr>
+          <w:lang w:val="hi_IN" w:bidi="hi_IN"/>
+        </w:rPr>
+        <w:t>שְׁא֛וֹל</w:t>
+      </w:r>
+    </w:p>
+    <w:p>
+      <w:pPr/>
+      <w:r>
+        <w:rPr>
+          <w:lang w:val="hi_IN" w:bidi="hi_IN"/>
+        </w:rPr>
+      </w:r>
+      <w:r>
+        <w:rPr>
           <w:b/>
           <w:lang w:val="hi_IN" w:bidi="hi_IN"/>
         </w:rPr>
@@ -8104,6 +9121,20 @@
       </w:r>
       <w:r>
         <w:rPr>
+          <w:lang w:val="hi_IN" w:bidi="hi_IN"/>
+        </w:rPr>
+        <w:t>שָׁמַ֥עְתָּ קוֹלִֽ⁠י</w:t>
+      </w:r>
+    </w:p>
+    <w:p>
+      <w:pPr/>
+      <w:r>
+        <w:rPr>
+          <w:lang w:val="hi_IN" w:bidi="hi_IN"/>
+        </w:rPr>
+      </w:r>
+      <w:r>
+        <w:rPr>
           <w:b/>
           <w:lang w:val="hi_IN" w:bidi="hi_IN"/>
         </w:rPr>
@@ -8187,6 +9218,20 @@
       </w:r>
       <w:r>
         <w:rPr>
+          <w:lang w:val="hi_IN" w:bidi="hi_IN"/>
+        </w:rPr>
+        <w:t>קָ֠רָאתִי מִ⁠צָּ֥רָה לִ֛⁠י אֶל־יְהוָ֖ה וַֽ⁠יַּעֲנֵ֑⁠נִי מִ⁠בֶּ֧טֶן שְׁא֛וֹל שִׁוַּ֖עְתִּי שָׁמַ֥עְתָּ קוֹלִֽ⁠י</w:t>
+      </w:r>
+    </w:p>
+    <w:p>
+      <w:pPr/>
+      <w:r>
+        <w:rPr>
+          <w:lang w:val="hi_IN" w:bidi="hi_IN"/>
+        </w:rPr>
+      </w:r>
+      <w:r>
+        <w:rPr>
           <w:b/>
           <w:lang w:val="hi_IN" w:bidi="hi_IN"/>
         </w:rPr>
@@ -8270,6 +9315,20 @@
       </w:r>
       <w:r>
         <w:rPr>
+          <w:lang w:val="hi_IN" w:bidi="hi_IN"/>
+        </w:rPr>
+        <w:t>בִּ⁠לְבַ֣ב יַמִּ֔ים</w:t>
+      </w:r>
+    </w:p>
+    <w:p>
+      <w:pPr/>
+      <w:r>
+        <w:rPr>
+          <w:lang w:val="hi_IN" w:bidi="hi_IN"/>
+        </w:rPr>
+      </w:r>
+      <w:r>
+        <w:rPr>
           <w:b/>
           <w:lang w:val="hi_IN" w:bidi="hi_IN"/>
         </w:rPr>
@@ -8346,6 +9405,20 @@
       </w:r>
       <w:r>
         <w:rPr>
+          <w:lang w:val="hi_IN" w:bidi="hi_IN"/>
+        </w:rPr>
+        <w:t>וְ⁠נָהָ֖ר יְסֹבְבֵ֑⁠נִי</w:t>
+      </w:r>
+    </w:p>
+    <w:p>
+      <w:pPr/>
+      <w:r>
+        <w:rPr>
+          <w:lang w:val="hi_IN" w:bidi="hi_IN"/>
+        </w:rPr>
+      </w:r>
+      <w:r>
+        <w:rPr>
           <w:b/>
           <w:lang w:val="hi_IN" w:bidi="hi_IN"/>
         </w:rPr>
@@ -8410,6 +9483,20 @@
       </w:r>
       <w:r>
         <w:rPr>
+          <w:lang w:val="hi_IN" w:bidi="hi_IN"/>
+        </w:rPr>
+        <w:t>מִשְׁבָּרֶ֥י⁠ךָ וְ⁠גַלֶּ֖י⁠ךָ</w:t>
+      </w:r>
+    </w:p>
+    <w:p>
+      <w:pPr/>
+      <w:r>
+        <w:rPr>
+          <w:lang w:val="hi_IN" w:bidi="hi_IN"/>
+        </w:rPr>
+      </w:r>
+      <w:r>
+        <w:rPr>
           <w:b/>
           <w:lang w:val="hi_IN" w:bidi="hi_IN"/>
         </w:rPr>
@@ -8506,6 +9593,20 @@
       </w:r>
       <w:r>
         <w:rPr>
+          <w:lang w:val="hi_IN" w:bidi="hi_IN"/>
+        </w:rPr>
+        <w:t>יַמִּ֔ים</w:t>
+      </w:r>
+    </w:p>
+    <w:p>
+      <w:pPr/>
+      <w:r>
+        <w:rPr>
+          <w:lang w:val="hi_IN" w:bidi="hi_IN"/>
+        </w:rPr>
+      </w:r>
+      <w:r>
+        <w:rPr>
           <w:b/>
           <w:lang w:val="hi_IN" w:bidi="hi_IN"/>
         </w:rPr>
@@ -8602,6 +9703,20 @@
       </w:r>
       <w:r>
         <w:rPr>
+          <w:lang w:val="hi_IN" w:bidi="hi_IN"/>
+        </w:rPr>
+        <w:t>מִשְׁבָּרֶ֥י⁠ךָ וְ⁠גַלֶּ֖י⁠ךָ</w:t>
+      </w:r>
+    </w:p>
+    <w:p>
+      <w:pPr/>
+      <w:r>
+        <w:rPr>
+          <w:lang w:val="hi_IN" w:bidi="hi_IN"/>
+        </w:rPr>
+      </w:r>
+      <w:r>
+        <w:rPr>
           <w:b/>
           <w:lang w:val="hi_IN" w:bidi="hi_IN"/>
         </w:rPr>
@@ -8736,6 +9851,20 @@
       </w:r>
       <w:r>
         <w:rPr>
+          <w:lang w:val="hi_IN" w:bidi="hi_IN"/>
+        </w:rPr>
+        <w:t>וַ⁠אֲנִ֣י</w:t>
+      </w:r>
+    </w:p>
+    <w:p>
+      <w:pPr/>
+      <w:r>
+        <w:rPr>
+          <w:lang w:val="hi_IN" w:bidi="hi_IN"/>
+        </w:rPr>
+      </w:r>
+      <w:r>
+        <w:rPr>
           <w:b/>
           <w:lang w:val="hi_IN" w:bidi="hi_IN"/>
         </w:rPr>
@@ -8819,6 +9948,20 @@
       </w:r>
       <w:r>
         <w:rPr>
+          <w:lang w:val="hi_IN" w:bidi="hi_IN"/>
+        </w:rPr>
+        <w:t>נִגְרַ֖שְׁתִּי</w:t>
+      </w:r>
+    </w:p>
+    <w:p>
+      <w:pPr/>
+      <w:r>
+        <w:rPr>
+          <w:lang w:val="hi_IN" w:bidi="hi_IN"/>
+        </w:rPr>
+      </w:r>
+      <w:r>
+        <w:rPr>
           <w:b/>
           <w:lang w:val="hi_IN" w:bidi="hi_IN"/>
         </w:rPr>
@@ -8915,6 +10058,20 @@
       </w:r>
       <w:r>
         <w:rPr>
+          <w:lang w:val="hi_IN" w:bidi="hi_IN"/>
+        </w:rPr>
+        <w:t>מִ⁠נֶּ֣גֶד עֵינֶ֑י⁠ךָ</w:t>
+      </w:r>
+    </w:p>
+    <w:p>
+      <w:pPr/>
+      <w:r>
+        <w:rPr>
+          <w:lang w:val="hi_IN" w:bidi="hi_IN"/>
+        </w:rPr>
+      </w:r>
+      <w:r>
+        <w:rPr>
           <w:b/>
           <w:lang w:val="hi_IN" w:bidi="hi_IN"/>
         </w:rPr>
@@ -9074,6 +10231,20 @@
       </w:r>
       <w:r>
         <w:rPr>
+          <w:lang w:val="hi_IN" w:bidi="hi_IN"/>
+        </w:rPr>
+        <w:t>אַ֚ךְ</w:t>
+      </w:r>
+    </w:p>
+    <w:p>
+      <w:pPr/>
+      <w:r>
+        <w:rPr>
+          <w:lang w:val="hi_IN" w:bidi="hi_IN"/>
+        </w:rPr>
+      </w:r>
+      <w:r>
+        <w:rPr>
           <w:b/>
           <w:lang w:val="hi_IN" w:bidi="hi_IN"/>
         </w:rPr>
@@ -9176,6 +10347,20 @@
       </w:r>
       <w:r>
         <w:rPr>
+          <w:lang w:val="hi_IN" w:bidi="hi_IN"/>
+        </w:rPr>
+        <w:t>אֲפָפ֤וּ⁠נִי מַ֨יִם֙ עַד־נֶ֔פֶשׁ תְּה֖וֹם יְסֹבְבֵ֑⁠נִי</w:t>
+      </w:r>
+    </w:p>
+    <w:p>
+      <w:pPr/>
+      <w:r>
+        <w:rPr>
+          <w:lang w:val="hi_IN" w:bidi="hi_IN"/>
+        </w:rPr>
+      </w:r>
+      <w:r>
+        <w:rPr>
           <w:b/>
           <w:lang w:val="hi_IN" w:bidi="hi_IN"/>
         </w:rPr>
@@ -9335,6 +10520,20 @@
       </w:r>
       <w:r>
         <w:rPr>
+          <w:lang w:val="hi_IN" w:bidi="hi_IN"/>
+        </w:rPr>
+        <w:t>עַד־נֶ֔פֶשׁ</w:t>
+      </w:r>
+    </w:p>
+    <w:p>
+      <w:pPr/>
+      <w:r>
+        <w:rPr>
+          <w:lang w:val="hi_IN" w:bidi="hi_IN"/>
+        </w:rPr>
+      </w:r>
+      <w:r>
+        <w:rPr>
           <w:b/>
           <w:lang w:val="hi_IN" w:bidi="hi_IN"/>
         </w:rPr>
@@ -9463,6 +10662,20 @@
       </w:r>
       <w:r>
         <w:rPr>
+          <w:lang w:val="hi_IN" w:bidi="hi_IN"/>
+        </w:rPr>
+        <w:t>תְּה֖וֹם יְסֹבְבֵ֑⁠נִי</w:t>
+      </w:r>
+    </w:p>
+    <w:p>
+      <w:pPr/>
+      <w:r>
+        <w:rPr>
+          <w:lang w:val="hi_IN" w:bidi="hi_IN"/>
+        </w:rPr>
+      </w:r>
+      <w:r>
+        <w:rPr>
           <w:b/>
           <w:lang w:val="hi_IN" w:bidi="hi_IN"/>
         </w:rPr>
@@ -9527,6 +10740,20 @@
       </w:r>
       <w:r>
         <w:rPr>
+          <w:lang w:val="hi_IN" w:bidi="hi_IN"/>
+        </w:rPr>
+        <w:t>ס֖וּף</w:t>
+      </w:r>
+    </w:p>
+    <w:p>
+      <w:pPr/>
+      <w:r>
+        <w:rPr>
+          <w:lang w:val="hi_IN" w:bidi="hi_IN"/>
+        </w:rPr>
+      </w:r>
+      <w:r>
+        <w:rPr>
           <w:b/>
           <w:lang w:val="hi_IN" w:bidi="hi_IN"/>
         </w:rPr>
@@ -9597,6 +10824,20 @@
       </w:r>
       <w:r>
         <w:rPr>
+          <w:lang w:val="hi_IN" w:bidi="hi_IN"/>
+        </w:rPr>
+        <w:t>הָ⁠אָ֛רֶץ בְּרִחֶ֥י⁠הָ בַעֲדִ֖⁠י לְ⁠עוֹלָ֑ם</w:t>
+      </w:r>
+    </w:p>
+    <w:p>
+      <w:pPr/>
+      <w:r>
+        <w:rPr>
+          <w:lang w:val="hi_IN" w:bidi="hi_IN"/>
+        </w:rPr>
+      </w:r>
+      <w:r>
+        <w:rPr>
           <w:b/>
           <w:lang w:val="hi_IN" w:bidi="hi_IN"/>
         </w:rPr>
@@ -9680,6 +10921,20 @@
       </w:r>
       <w:r>
         <w:rPr>
+          <w:lang w:val="hi_IN" w:bidi="hi_IN"/>
+        </w:rPr>
+        <w:t>וַ⁠תַּ֧עַל מִ⁠שַּׁ֛חַת חַיַּ֖⁠י</w:t>
+      </w:r>
+    </w:p>
+    <w:p>
+      <w:pPr/>
+      <w:r>
+        <w:rPr>
+          <w:lang w:val="hi_IN" w:bidi="hi_IN"/>
+        </w:rPr>
+      </w:r>
+      <w:r>
+        <w:rPr>
           <w:b/>
           <w:lang w:val="hi_IN" w:bidi="hi_IN"/>
         </w:rPr>
@@ -9776,6 +11031,20 @@
       </w:r>
       <w:r>
         <w:rPr>
+          <w:lang w:val="hi_IN" w:bidi="hi_IN"/>
+        </w:rPr>
+        <w:t>יְהוָ֥ה אֱלֹהָֽ⁠י</w:t>
+      </w:r>
+    </w:p>
+    <w:p>
+      <w:pPr/>
+      <w:r>
+        <w:rPr>
+          <w:lang w:val="hi_IN" w:bidi="hi_IN"/>
+        </w:rPr>
+      </w:r>
+      <w:r>
+        <w:rPr>
           <w:b/>
           <w:lang w:val="hi_IN" w:bidi="hi_IN"/>
         </w:rPr>
@@ -9839,6 +11108,20 @@
       </w:r>
       <w:r>
         <w:rPr>
+          <w:lang w:val="hi_IN" w:bidi="hi_IN"/>
+        </w:rPr>
+        <w:t>חַיַּ֖⁠י</w:t>
+      </w:r>
+    </w:p>
+    <w:p>
+      <w:pPr/>
+      <w:r>
+        <w:rPr>
+          <w:lang w:val="hi_IN" w:bidi="hi_IN"/>
+        </w:rPr>
+      </w:r>
+      <w:r>
+        <w:rPr>
           <w:b/>
           <w:lang w:val="hi_IN" w:bidi="hi_IN"/>
         </w:rPr>
@@ -9947,6 +11230,20 @@
       </w:r>
       <w:r>
         <w:rPr>
+          <w:lang w:val="hi_IN" w:bidi="hi_IN"/>
+        </w:rPr>
+        <w:t>אֱלֹהָֽ⁠י</w:t>
+      </w:r>
+    </w:p>
+    <w:p>
+      <w:pPr/>
+      <w:r>
+        <w:rPr>
+          <w:lang w:val="hi_IN" w:bidi="hi_IN"/>
+        </w:rPr>
+      </w:r>
+      <w:r>
+        <w:rPr>
           <w:b/>
           <w:lang w:val="hi_IN" w:bidi="hi_IN"/>
         </w:rPr>
@@ -10056,6 +11353,20 @@
       </w:r>
       <w:r>
         <w:rPr>
+          <w:lang w:val="hi_IN" w:bidi="hi_IN"/>
+        </w:rPr>
+        <w:t>בְּ⁠הִתְעַטֵּ֤ף עָלַ⁠י֙ נַפְשִׁ֔⁠י</w:t>
+      </w:r>
+    </w:p>
+    <w:p>
+      <w:pPr/>
+      <w:r>
+        <w:rPr>
+          <w:lang w:val="hi_IN" w:bidi="hi_IN"/>
+        </w:rPr>
+      </w:r>
+      <w:r>
+        <w:rPr>
           <w:b/>
           <w:lang w:val="hi_IN" w:bidi="hi_IN"/>
         </w:rPr>
@@ -10139,6 +11450,20 @@
       </w:r>
       <w:r>
         <w:rPr>
+          <w:lang w:val="hi_IN" w:bidi="hi_IN"/>
+        </w:rPr>
+        <w:t>אֶת־יְהוָ֖ה זָכָ֑רְתִּי</w:t>
+      </w:r>
+    </w:p>
+    <w:p>
+      <w:pPr/>
+      <w:r>
+        <w:rPr>
+          <w:lang w:val="hi_IN" w:bidi="hi_IN"/>
+        </w:rPr>
+      </w:r>
+      <w:r>
+        <w:rPr>
           <w:b/>
           <w:lang w:val="hi_IN" w:bidi="hi_IN"/>
         </w:rPr>
@@ -10202,6 +11527,20 @@
       </w:r>
       <w:r>
         <w:rPr>
+          <w:lang w:val="hi_IN" w:bidi="hi_IN"/>
+        </w:rPr>
+        <w:t>וַ⁠תָּב֤וֹא אֵלֶ֨י⁠ךָ֙ תְּפִלָּתִ֔⁠י אֶל־הֵיכַ֖ל קָדְשֶֽׁ⁠ךָ</w:t>
+      </w:r>
+    </w:p>
+    <w:p>
+      <w:pPr/>
+      <w:r>
+        <w:rPr>
+          <w:lang w:val="hi_IN" w:bidi="hi_IN"/>
+        </w:rPr>
+      </w:r>
+      <w:r>
+        <w:rPr>
           <w:b/>
           <w:lang w:val="hi_IN" w:bidi="hi_IN"/>
         </w:rPr>
@@ -10368,6 +11707,20 @@
       </w:r>
       <w:r>
         <w:rPr>
+          <w:lang w:val="hi_IN" w:bidi="hi_IN"/>
+        </w:rPr>
+        <w:t>אֶת־יְהוָ֖ה זָכָ֑רְתִּי</w:t>
+      </w:r>
+    </w:p>
+    <w:p>
+      <w:pPr/>
+      <w:r>
+        <w:rPr>
+          <w:lang w:val="hi_IN" w:bidi="hi_IN"/>
+        </w:rPr>
+      </w:r>
+      <w:r>
+        <w:rPr>
           <w:b/>
           <w:lang w:val="hi_IN" w:bidi="hi_IN"/>
         </w:rPr>
@@ -10527,6 +11880,20 @@
       </w:r>
       <w:r>
         <w:rPr>
+          <w:lang w:val="hi_IN" w:bidi="hi_IN"/>
+        </w:rPr>
+        <w:t>מְשַׁמְּרִ֖ים הַבְלֵי־שָׁ֑וְא</w:t>
+      </w:r>
+    </w:p>
+    <w:p>
+      <w:pPr/>
+      <w:r>
+        <w:rPr>
+          <w:lang w:val="hi_IN" w:bidi="hi_IN"/>
+        </w:rPr>
+      </w:r>
+      <w:r>
+        <w:rPr>
           <w:b/>
           <w:lang w:val="hi_IN" w:bidi="hi_IN"/>
         </w:rPr>
@@ -10610,6 +11977,20 @@
       </w:r>
       <w:r>
         <w:rPr>
+          <w:lang w:val="hi_IN" w:bidi="hi_IN"/>
+        </w:rPr>
+        <w:t>חַסְדָּ֖⁠ם יַעֲזֹֽבוּ</w:t>
+      </w:r>
+    </w:p>
+    <w:p>
+      <w:pPr/>
+      <w:r>
+        <w:rPr>
+          <w:lang w:val="hi_IN" w:bidi="hi_IN"/>
+        </w:rPr>
+      </w:r>
+      <w:r>
+        <w:rPr>
           <w:b/>
           <w:lang w:val="hi_IN" w:bidi="hi_IN"/>
         </w:rPr>
@@ -10686,6 +12067,20 @@
       </w:r>
       <w:r>
         <w:rPr>
+          <w:lang w:val="hi_IN" w:bidi="hi_IN"/>
+        </w:rPr>
+        <w:t>וַ⁠אֲנִ֗י</w:t>
+      </w:r>
+    </w:p>
+    <w:p>
+      <w:pPr/>
+      <w:r>
+        <w:rPr>
+          <w:lang w:val="hi_IN" w:bidi="hi_IN"/>
+        </w:rPr>
+      </w:r>
+      <w:r>
+        <w:rPr>
           <w:b/>
           <w:lang w:val="hi_IN" w:bidi="hi_IN"/>
         </w:rPr>
@@ -10769,6 +12164,20 @@
       </w:r>
       <w:r>
         <w:rPr>
+          <w:lang w:val="hi_IN" w:bidi="hi_IN"/>
+        </w:rPr>
+        <w:t>בְּ⁠ק֤וֹל תּוֹדָה֙</w:t>
+      </w:r>
+    </w:p>
+    <w:p>
+      <w:pPr/>
+      <w:r>
+        <w:rPr>
+          <w:lang w:val="hi_IN" w:bidi="hi_IN"/>
+        </w:rPr>
+      </w:r>
+      <w:r>
+        <w:rPr>
           <w:b/>
           <w:lang w:val="hi_IN" w:bidi="hi_IN"/>
         </w:rPr>
@@ -10832,6 +12241,20 @@
       </w:r>
       <w:r>
         <w:rPr>
+          <w:lang w:val="hi_IN" w:bidi="hi_IN"/>
+        </w:rPr>
+        <w:t>יְשׁוּעָ֖תָ⁠ה לַ⁠יהוָֽה</w:t>
+      </w:r>
+    </w:p>
+    <w:p>
+      <w:pPr/>
+      <w:r>
+        <w:rPr>
+          <w:lang w:val="hi_IN" w:bidi="hi_IN"/>
+        </w:rPr>
+      </w:r>
+      <w:r>
+        <w:rPr>
           <w:b/>
           <w:lang w:val="hi_IN" w:bidi="hi_IN"/>
         </w:rPr>
@@ -10851,7 +12274,7 @@
         </w:rPr>
         <w:t xml:space="preserve">"कविता की इस अंतिम पंक्ति को दो में से एक तरीके से समझा जा सकता है: या तो 1) यहोवा को प्रार्थना के वर्णन के हिस्से के रूप में संबोधित किया जा सकता है; या 2) प्रार्थना के वर्णन के निष्कर्ष के रूप में किसी अन्य व्यक्ति को संबोधित किया जा रहा है। </w:t>
       </w:r>
-      <w:hyperlink r:id="rId15">
+      <w:hyperlink r:id="rId17">
         <w:r>
           <w:rPr>
             <w:lang w:val="hi_IN" w:bidi="hi_IN"/>
@@ -10913,6 +12336,20 @@
       </w:r>
       <w:r>
         <w:rPr>
+          <w:lang w:val="hi_IN" w:bidi="hi_IN"/>
+        </w:rPr>
+        <w:t>יְשׁוּעָ֖תָ⁠ה לַ⁠יהוָֽה</w:t>
+      </w:r>
+    </w:p>
+    <w:p>
+      <w:pPr/>
+      <w:r>
+        <w:rPr>
+          <w:lang w:val="hi_IN" w:bidi="hi_IN"/>
+        </w:rPr>
+      </w:r>
+      <w:r>
+        <w:rPr>
           <w:b/>
           <w:lang w:val="hi_IN" w:bidi="hi_IN"/>
         </w:rPr>
@@ -11022,6 +12459,20 @@
       </w:r>
       <w:r>
         <w:rPr>
+          <w:lang w:val="hi_IN" w:bidi="hi_IN"/>
+        </w:rPr>
+        <w:t>יְשׁוּעָ֖תָ⁠ה לַ⁠יהוָֽה</w:t>
+      </w:r>
+    </w:p>
+    <w:p>
+      <w:pPr/>
+      <w:r>
+        <w:rPr>
+          <w:lang w:val="hi_IN" w:bidi="hi_IN"/>
+        </w:rPr>
+      </w:r>
+      <w:r>
+        <w:rPr>
           <w:b/>
           <w:lang w:val="hi_IN" w:bidi="hi_IN"/>
         </w:rPr>
@@ -11041,7 +12492,7 @@
         </w:rPr>
         <w:t xml:space="preserve">यहाँ योना यहोवा से अपनी प्रार्थना के एक भाग के रूप में तृतीय पुरुष में यहोवा के बारे में एक कथन कहता है। यदि यह आपकी भाषा में स्वाभाविक नहीं लगता, तो आप इसे द्वितीय पुरुष के रूप में बनाने के लिए "आप" जोड़ सकते हैं। </w:t>
       </w:r>
-      <w:hyperlink r:id="rId15">
+      <w:hyperlink r:id="rId17">
         <w:r>
           <w:rPr>
             <w:lang w:val="hi_IN" w:bidi="hi_IN"/>
@@ -11123,6 +12574,20 @@
       </w:r>
       <w:r>
         <w:rPr>
+          <w:lang w:val="hi_IN" w:bidi="hi_IN"/>
+        </w:rPr>
+        <w:t>אֶל־הַ⁠יַּבָּשָֽׁה</w:t>
+      </w:r>
+    </w:p>
+    <w:p>
+      <w:pPr/>
+      <w:r>
+        <w:rPr>
+          <w:lang w:val="hi_IN" w:bidi="hi_IN"/>
+        </w:rPr>
+      </w:r>
+      <w:r>
+        <w:rPr>
           <w:b/>
           <w:lang w:val="hi_IN" w:bidi="hi_IN"/>
         </w:rPr>
@@ -11200,6 +12665,20 @@
       </w:r>
       <w:r>
         <w:rPr>
+          <w:lang w:val="hi_IN" w:bidi="hi_IN"/>
+        </w:rPr>
+        <w:t>וַ⁠יֹּ֥אמֶר יְהוָ֖ה לַ⁠דָּ֑ג</w:t>
+      </w:r>
+    </w:p>
+    <w:p>
+      <w:pPr/>
+      <w:r>
+        <w:rPr>
+          <w:lang w:val="hi_IN" w:bidi="hi_IN"/>
+        </w:rPr>
+      </w:r>
+      <w:r>
+        <w:rPr>
           <w:b/>
           <w:lang w:val="hi_IN" w:bidi="hi_IN"/>
         </w:rPr>
@@ -11302,6 +12781,20 @@
       </w:r>
       <w:r>
         <w:rPr>
+          <w:lang w:val="hi_IN" w:bidi="hi_IN"/>
+        </w:rPr>
+        <w:t>וַ⁠יֹּ֥אמֶר יְהוָ֖ה לַ⁠דָּ֑ג</w:t>
+      </w:r>
+    </w:p>
+    <w:p>
+      <w:pPr/>
+      <w:r>
+        <w:rPr>
+          <w:lang w:val="hi_IN" w:bidi="hi_IN"/>
+        </w:rPr>
+      </w:r>
+      <w:r>
+        <w:rPr>
           <w:b/>
           <w:lang w:val="hi_IN" w:bidi="hi_IN"/>
         </w:rPr>
@@ -11655,6 +13148,20 @@
       </w:r>
       <w:r>
         <w:rPr>
+          <w:lang w:val="hi_IN" w:bidi="hi_IN"/>
+        </w:rPr>
+        <w:t>וַ⁠יְהִ֧י דְבַר־יְהוָ֛ה</w:t>
+      </w:r>
+    </w:p>
+    <w:p>
+      <w:pPr/>
+      <w:r>
+        <w:rPr>
+          <w:lang w:val="hi_IN" w:bidi="hi_IN"/>
+        </w:rPr>
+      </w:r>
+      <w:r>
+        <w:rPr>
           <w:b/>
           <w:lang w:val="hi_IN" w:bidi="hi_IN"/>
         </w:rPr>
@@ -11751,6 +13258,20 @@
       </w:r>
       <w:r>
         <w:rPr>
+          <w:lang w:val="hi_IN" w:bidi="hi_IN"/>
+        </w:rPr>
+        <w:t>וַ⁠יְהִ֧י דְבַר־יְהוָ֛ה</w:t>
+      </w:r>
+    </w:p>
+    <w:p>
+      <w:pPr/>
+      <w:r>
+        <w:rPr>
+          <w:lang w:val="hi_IN" w:bidi="hi_IN"/>
+        </w:rPr>
+      </w:r>
+      <w:r>
+        <w:rPr>
           <w:b/>
           <w:lang w:val="hi_IN" w:bidi="hi_IN"/>
         </w:rPr>
@@ -11783,7 +13304,7 @@
         </w:rPr>
         <w:t xml:space="preserve">"यह एक मुहावरा है जिसका अर्थ है कि यहोवा ने किसी तरह से अपने संदेश को बोला या संवाद किया.. देखें कि आपने </w:t>
       </w:r>
-      <w:hyperlink r:id="rId16">
+      <w:hyperlink r:id="rId18">
         <w:r>
           <w:rPr>
             <w:lang w:val="hi_IN" w:bidi="hi_IN"/>
@@ -11865,6 +13386,20 @@
       </w:r>
       <w:r>
         <w:rPr>
+          <w:lang w:val="hi_IN" w:bidi="hi_IN"/>
+        </w:rPr>
+        <w:t>הָ⁠עִ֣יר הַ⁠גְּדוֹלָ֑ה</w:t>
+      </w:r>
+    </w:p>
+    <w:p>
+      <w:pPr/>
+      <w:r>
+        <w:rPr>
+          <w:lang w:val="hi_IN" w:bidi="hi_IN"/>
+        </w:rPr>
+      </w:r>
+      <w:r>
+        <w:rPr>
           <w:b/>
           <w:lang w:val="hi_IN" w:bidi="hi_IN"/>
         </w:rPr>
@@ -11929,6 +13464,20 @@
       </w:r>
       <w:r>
         <w:rPr>
+          <w:lang w:val="hi_IN" w:bidi="hi_IN"/>
+        </w:rPr>
+        <w:t>ק֛וּם</w:t>
+      </w:r>
+    </w:p>
+    <w:p>
+      <w:pPr/>
+      <w:r>
+        <w:rPr>
+          <w:lang w:val="hi_IN" w:bidi="hi_IN"/>
+        </w:rPr>
+      </w:r>
+      <w:r>
+        <w:rPr>
           <w:b/>
           <w:lang w:val="hi_IN" w:bidi="hi_IN"/>
         </w:rPr>
@@ -12019,6 +13568,20 @@
       </w:r>
       <w:r>
         <w:rPr>
+          <w:lang w:val="hi_IN" w:bidi="hi_IN"/>
+        </w:rPr>
+        <w:t>וִּ⁠קְרָ֤א אֵלֶ֨י⁠הָ֙ אֶת־הַ⁠קְּרִיאָ֔ה אֲשֶׁ֥ר אָנֹכִ֖י דֹּבֵ֥ר אֵלֶֽי⁠ךָ</w:t>
+      </w:r>
+    </w:p>
+    <w:p>
+      <w:pPr/>
+      <w:r>
+        <w:rPr>
+          <w:lang w:val="hi_IN" w:bidi="hi_IN"/>
+        </w:rPr>
+      </w:r>
+      <w:r>
+        <w:rPr>
           <w:b/>
           <w:lang w:val="hi_IN" w:bidi="hi_IN"/>
         </w:rPr>
@@ -12083,6 +13646,20 @@
       </w:r>
       <w:r>
         <w:rPr>
+          <w:lang w:val="hi_IN" w:bidi="hi_IN"/>
+        </w:rPr>
+        <w:t>וַ⁠יָּ֣קָם יוֹנָ֗ה וַ⁠יֵּ֛לֶךְ אֶל־נִֽינְוֶ֖ה כִּ⁠דְבַ֣ר יְהוָ֑ה</w:t>
+      </w:r>
+    </w:p>
+    <w:p>
+      <w:pPr/>
+      <w:r>
+        <w:rPr>
+          <w:lang w:val="hi_IN" w:bidi="hi_IN"/>
+        </w:rPr>
+      </w:r>
+      <w:r>
+        <w:rPr>
           <w:b/>
           <w:lang w:val="hi_IN" w:bidi="hi_IN"/>
         </w:rPr>
@@ -12192,6 +13769,20 @@
       </w:r>
       <w:r>
         <w:rPr>
+          <w:lang w:val="hi_IN" w:bidi="hi_IN"/>
+        </w:rPr>
+        <w:t>כִּ⁠דְבַ֣ר יְהוָ֑ה</w:t>
+      </w:r>
+    </w:p>
+    <w:p>
+      <w:pPr/>
+      <w:r>
+        <w:rPr>
+          <w:lang w:val="hi_IN" w:bidi="hi_IN"/>
+        </w:rPr>
+      </w:r>
+      <w:r>
+        <w:rPr>
           <w:b/>
           <w:lang w:val="hi_IN" w:bidi="hi_IN"/>
         </w:rPr>
@@ -12289,6 +13880,20 @@
       </w:r>
       <w:r>
         <w:rPr>
+          <w:lang w:val="hi_IN" w:bidi="hi_IN"/>
+        </w:rPr>
+        <w:t>וְ⁠נִֽינְוֵ֗ה הָיְתָ֤ה עִיר־גְּדוֹלָה֙ לֵֽ⁠אלֹהִ֔ים מַהֲלַ֖ךְ שְׁלֹ֥שֶׁת יָמִֽים</w:t>
+      </w:r>
+    </w:p>
+    <w:p>
+      <w:pPr/>
+      <w:r>
+        <w:rPr>
+          <w:lang w:val="hi_IN" w:bidi="hi_IN"/>
+        </w:rPr>
+      </w:r>
+      <w:r>
+        <w:rPr>
           <w:b/>
           <w:lang w:val="hi_IN" w:bidi="hi_IN"/>
         </w:rPr>
@@ -12372,6 +13977,20 @@
       </w:r>
       <w:r>
         <w:rPr>
+          <w:lang w:val="hi_IN" w:bidi="hi_IN"/>
+        </w:rPr>
+        <w:t>עִיר־גְּדוֹלָה֙ לֵֽ⁠אלֹהִ֔ים</w:t>
+      </w:r>
+    </w:p>
+    <w:p>
+      <w:pPr/>
+      <w:r>
+        <w:rPr>
+          <w:lang w:val="hi_IN" w:bidi="hi_IN"/>
+        </w:rPr>
+      </w:r>
+      <w:r>
+        <w:rPr>
           <w:b/>
           <w:lang w:val="hi_IN" w:bidi="hi_IN"/>
         </w:rPr>
@@ -12455,6 +14074,20 @@
       </w:r>
       <w:r>
         <w:rPr>
+          <w:lang w:val="hi_IN" w:bidi="hi_IN"/>
+        </w:rPr>
+        <w:t>מַהֲלַ֖ךְ שְׁלֹ֥שֶׁת יָמִֽים</w:t>
+      </w:r>
+    </w:p>
+    <w:p>
+      <w:pPr/>
+      <w:r>
+        <w:rPr>
+          <w:lang w:val="hi_IN" w:bidi="hi_IN"/>
+        </w:rPr>
+      </w:r>
+      <w:r>
+        <w:rPr>
           <w:b/>
           <w:lang w:val="hi_IN" w:bidi="hi_IN"/>
         </w:rPr>
@@ -12538,6 +14171,20 @@
       </w:r>
       <w:r>
         <w:rPr>
+          <w:lang w:val="hi_IN" w:bidi="hi_IN"/>
+        </w:rPr>
+        <w:t>וַ⁠יָּ֤חֶל יוֹנָה֙ לָ⁠ב֣וֹא בָ⁠עִ֔יר מַהֲלַ֖ךְ י֣וֹם אֶחָ֑ד וַ⁠יִּקְרָא֙</w:t>
+      </w:r>
+    </w:p>
+    <w:p>
+      <w:pPr/>
+      <w:r>
+        <w:rPr>
+          <w:lang w:val="hi_IN" w:bidi="hi_IN"/>
+        </w:rPr>
+      </w:r>
+      <w:r>
+        <w:rPr>
           <w:b/>
           <w:lang w:val="hi_IN" w:bidi="hi_IN"/>
         </w:rPr>
@@ -12601,6 +14248,20 @@
       </w:r>
       <w:r>
         <w:rPr>
+          <w:lang w:val="hi_IN" w:bidi="hi_IN"/>
+        </w:rPr>
+        <w:t>וַ⁠יִּקְרָא֙ וַ⁠יֹּאמַ֔ר</w:t>
+      </w:r>
+    </w:p>
+    <w:p>
+      <w:pPr/>
+      <w:r>
+        <w:rPr>
+          <w:lang w:val="hi_IN" w:bidi="hi_IN"/>
+        </w:rPr>
+      </w:r>
+      <w:r>
+        <w:rPr>
           <w:b/>
           <w:lang w:val="hi_IN" w:bidi="hi_IN"/>
         </w:rPr>
@@ -12678,6 +14339,20 @@
       </w:r>
       <w:r>
         <w:rPr>
+          <w:lang w:val="hi_IN" w:bidi="hi_IN"/>
+        </w:rPr>
+        <w:t>ע֚וֹד אַרְבָּעִ֣ים י֔וֹם</w:t>
+      </w:r>
+    </w:p>
+    <w:p>
+      <w:pPr/>
+      <w:r>
+        <w:rPr>
+          <w:lang w:val="hi_IN" w:bidi="hi_IN"/>
+        </w:rPr>
+      </w:r>
+      <w:r>
+        <w:rPr>
           <w:b/>
           <w:lang w:val="hi_IN" w:bidi="hi_IN"/>
         </w:rPr>
@@ -12852,6 +14527,20 @@
       </w:r>
       <w:r>
         <w:rPr>
+          <w:lang w:val="hi_IN" w:bidi="hi_IN"/>
+        </w:rPr>
+        <w:t>וְ⁠נִֽינְוֵ֖ה נֶהְפָּֽכֶת</w:t>
+      </w:r>
+    </w:p>
+    <w:p>
+      <w:pPr/>
+      <w:r>
+        <w:rPr>
+          <w:lang w:val="hi_IN" w:bidi="hi_IN"/>
+        </w:rPr>
+      </w:r>
+      <w:r>
+        <w:rPr>
           <w:b/>
           <w:lang w:val="hi_IN" w:bidi="hi_IN"/>
         </w:rPr>
@@ -12935,6 +14624,20 @@
       </w:r>
       <w:r>
         <w:rPr>
+          <w:lang w:val="hi_IN" w:bidi="hi_IN"/>
+        </w:rPr>
+        <w:t>וַ⁠יִּקְרְאוּ־צוֹם֙ וַ⁠יִּלְבְּשׁ֣וּ שַׂקִּ֔ים</w:t>
+      </w:r>
+    </w:p>
+    <w:p>
+      <w:pPr/>
+      <w:r>
+        <w:rPr>
+          <w:lang w:val="hi_IN" w:bidi="hi_IN"/>
+        </w:rPr>
+      </w:r>
+      <w:r>
+        <w:rPr>
           <w:b/>
           <w:lang w:val="hi_IN" w:bidi="hi_IN"/>
         </w:rPr>
@@ -13114,6 +14817,20 @@
       </w:r>
       <w:r>
         <w:rPr>
+          <w:lang w:val="hi_IN" w:bidi="hi_IN"/>
+        </w:rPr>
+        <w:t>מִ⁠גְּדוֹלָ֖⁠ם וְ⁠עַד־קְטַנָּֽ⁠ם</w:t>
+      </w:r>
+    </w:p>
+    <w:p>
+      <w:pPr/>
+      <w:r>
+        <w:rPr>
+          <w:lang w:val="hi_IN" w:bidi="hi_IN"/>
+        </w:rPr>
+      </w:r>
+      <w:r>
+        <w:rPr>
           <w:b/>
           <w:lang w:val="hi_IN" w:bidi="hi_IN"/>
         </w:rPr>
@@ -13191,6 +14908,20 @@
       </w:r>
       <w:r>
         <w:rPr>
+          <w:lang w:val="hi_IN" w:bidi="hi_IN"/>
+        </w:rPr>
+        <w:t>אַנְשֵׁ֥י נִֽינְוֵ֖ה</w:t>
+      </w:r>
+    </w:p>
+    <w:p>
+      <w:pPr/>
+      <w:r>
+        <w:rPr>
+          <w:lang w:val="hi_IN" w:bidi="hi_IN"/>
+        </w:rPr>
+      </w:r>
+      <w:r>
+        <w:rPr>
           <w:b/>
           <w:lang w:val="hi_IN" w:bidi="hi_IN"/>
         </w:rPr>
@@ -13287,6 +15018,20 @@
       </w:r>
       <w:r>
         <w:rPr>
+          <w:lang w:val="hi_IN" w:bidi="hi_IN"/>
+        </w:rPr>
+        <w:t>הַ⁠דָּבָר֙</w:t>
+      </w:r>
+    </w:p>
+    <w:p>
+      <w:pPr/>
+      <w:r>
+        <w:rPr>
+          <w:lang w:val="hi_IN" w:bidi="hi_IN"/>
+        </w:rPr>
+      </w:r>
+      <w:r>
+        <w:rPr>
           <w:b/>
           <w:lang w:val="hi_IN" w:bidi="hi_IN"/>
         </w:rPr>
@@ -13351,6 +15096,20 @@
       </w:r>
       <w:r>
         <w:rPr>
+          <w:lang w:val="hi_IN" w:bidi="hi_IN"/>
+        </w:rPr>
+        <w:t>וַ⁠יָּ֨קָם֙ מִ⁠כִּסְא֔⁠וֹ וַ⁠יַּעֲבֵ֥ר אַדַּרְתּ֖⁠וֹ מֵֽ⁠עָלָ֑י⁠ו</w:t>
+      </w:r>
+    </w:p>
+    <w:p>
+      <w:pPr/>
+      <w:r>
+        <w:rPr>
+          <w:lang w:val="hi_IN" w:bidi="hi_IN"/>
+        </w:rPr>
+      </w:r>
+      <w:r>
+        <w:rPr>
           <w:b/>
           <w:lang w:val="hi_IN" w:bidi="hi_IN"/>
         </w:rPr>
@@ -13454,6 +15213,20 @@
       </w:r>
       <w:r>
         <w:rPr>
+          <w:lang w:val="hi_IN" w:bidi="hi_IN"/>
+        </w:rPr>
+        <w:t>מִ⁠כִּסְא֔⁠וֹ</w:t>
+      </w:r>
+    </w:p>
+    <w:p>
+      <w:pPr/>
+      <w:r>
+        <w:rPr>
+          <w:lang w:val="hi_IN" w:bidi="hi_IN"/>
+        </w:rPr>
+      </w:r>
+      <w:r>
+        <w:rPr>
           <w:b/>
           <w:lang w:val="hi_IN" w:bidi="hi_IN"/>
         </w:rPr>
@@ -13517,6 +15290,20 @@
       </w:r>
       <w:r>
         <w:rPr>
+          <w:lang w:val="hi_IN" w:bidi="hi_IN"/>
+        </w:rPr>
+        <w:t>וַ⁠יְכַ֣ס שַׂ֔ק וַ⁠יֵּ֖שֶׁב עַל־הָ⁠אֵֽפֶר</w:t>
+      </w:r>
+    </w:p>
+    <w:p>
+      <w:pPr/>
+      <w:r>
+        <w:rPr>
+          <w:lang w:val="hi_IN" w:bidi="hi_IN"/>
+        </w:rPr>
+      </w:r>
+      <w:r>
+        <w:rPr>
           <w:b/>
           <w:lang w:val="hi_IN" w:bidi="hi_IN"/>
         </w:rPr>
@@ -13600,6 +15387,20 @@
       </w:r>
       <w:r>
         <w:rPr>
+          <w:lang w:val="hi_IN" w:bidi="hi_IN"/>
+        </w:rPr>
+        <w:t>וַ⁠יַּזְעֵ֗ק וַ⁠יֹּ֨אמֶר֙</w:t>
+      </w:r>
+    </w:p>
+    <w:p>
+      <w:pPr/>
+      <w:r>
+        <w:rPr>
+          <w:lang w:val="hi_IN" w:bidi="hi_IN"/>
+        </w:rPr>
+      </w:r>
+      <w:r>
+        <w:rPr>
           <w:b/>
           <w:lang w:val="hi_IN" w:bidi="hi_IN"/>
         </w:rPr>
@@ -13677,6 +15478,20 @@
       </w:r>
       <w:r>
         <w:rPr>
+          <w:lang w:val="hi_IN" w:bidi="hi_IN"/>
+        </w:rPr>
+        <w:t>מִ⁠טַּ֧עַם הַ⁠מֶּ֛לֶךְ וּ⁠גְדֹלָ֖י⁠ו</w:t>
+      </w:r>
+    </w:p>
+    <w:p>
+      <w:pPr/>
+      <w:r>
+        <w:rPr>
+          <w:lang w:val="hi_IN" w:bidi="hi_IN"/>
+        </w:rPr>
+      </w:r>
+      <w:r>
+        <w:rPr>
           <w:b/>
           <w:lang w:val="hi_IN" w:bidi="hi_IN"/>
         </w:rPr>
@@ -13741,6 +15556,20 @@
       </w:r>
       <w:r>
         <w:rPr>
+          <w:lang w:val="hi_IN" w:bidi="hi_IN"/>
+        </w:rPr>
+        <w:t>וּ⁠גְדֹלָ֖י⁠ו</w:t>
+      </w:r>
+    </w:p>
+    <w:p>
+      <w:pPr/>
+      <w:r>
+        <w:rPr>
+          <w:lang w:val="hi_IN" w:bidi="hi_IN"/>
+        </w:rPr>
+      </w:r>
+      <w:r>
+        <w:rPr>
           <w:b/>
           <w:lang w:val="hi_IN" w:bidi="hi_IN"/>
         </w:rPr>
@@ -13804,6 +15633,20 @@
       </w:r>
       <w:r>
         <w:rPr>
+          <w:lang w:val="hi_IN" w:bidi="hi_IN"/>
+        </w:rPr>
+        <w:t>הַ⁠בָּקָ֣ר וְ⁠הַ⁠צֹּ֗אן</w:t>
+      </w:r>
+    </w:p>
+    <w:p>
+      <w:pPr/>
+      <w:r>
+        <w:rPr>
+          <w:lang w:val="hi_IN" w:bidi="hi_IN"/>
+        </w:rPr>
+      </w:r>
+      <w:r>
+        <w:rPr>
           <w:b/>
           <w:lang w:val="hi_IN" w:bidi="hi_IN"/>
         </w:rPr>
@@ -13970,6 +15813,20 @@
       </w:r>
       <w:r>
         <w:rPr>
+          <w:lang w:val="hi_IN" w:bidi="hi_IN"/>
+        </w:rPr>
+        <w:t>וַ⁠יַּזְעֵ֗ק וַ⁠יֹּ֨אמֶר֙</w:t>
+      </w:r>
+    </w:p>
+    <w:p>
+      <w:pPr/>
+      <w:r>
+        <w:rPr>
+          <w:lang w:val="hi_IN" w:bidi="hi_IN"/>
+        </w:rPr>
+      </w:r>
+      <w:r>
+        <w:rPr>
           <w:b/>
           <w:lang w:val="hi_IN" w:bidi="hi_IN"/>
         </w:rPr>
@@ -14065,6 +15922,20 @@
       </w:r>
       <w:r>
         <w:rPr>
+          <w:lang w:val="hi_IN" w:bidi="hi_IN"/>
+        </w:rPr>
+        <w:t>וְ⁠הַ⁠בְּהֵמָ֔ה</w:t>
+      </w:r>
+    </w:p>
+    <w:p>
+      <w:pPr/>
+      <w:r>
+        <w:rPr>
+          <w:lang w:val="hi_IN" w:bidi="hi_IN"/>
+        </w:rPr>
+      </w:r>
+      <w:r>
+        <w:rPr>
           <w:b/>
           <w:lang w:val="hi_IN" w:bidi="hi_IN"/>
         </w:rPr>
@@ -14141,6 +16012,20 @@
       </w:r>
       <w:r>
         <w:rPr>
+          <w:lang w:val="hi_IN" w:bidi="hi_IN"/>
+        </w:rPr>
+        <w:t>וְ⁠יִקְרְא֥וּ אֶל־אֱלֹהִ֖ים בְּ⁠חָזְקָ֑ה</w:t>
+      </w:r>
+    </w:p>
+    <w:p>
+      <w:pPr/>
+      <w:r>
+        <w:rPr>
+          <w:lang w:val="hi_IN" w:bidi="hi_IN"/>
+        </w:rPr>
+      </w:r>
+      <w:r>
+        <w:rPr>
           <w:b/>
           <w:lang w:val="hi_IN" w:bidi="hi_IN"/>
         </w:rPr>
@@ -14237,6 +16122,20 @@
       </w:r>
       <w:r>
         <w:rPr>
+          <w:lang w:val="hi_IN" w:bidi="hi_IN"/>
+        </w:rPr>
+        <w:t>הֶ⁠חָמָ֖ס אֲשֶׁ֥ר בְּ⁠כַפֵּי⁠הֶֽם</w:t>
+      </w:r>
+    </w:p>
+    <w:p>
+      <w:pPr/>
+      <w:r>
+        <w:rPr>
+          <w:lang w:val="hi_IN" w:bidi="hi_IN"/>
+        </w:rPr>
+      </w:r>
+      <w:r>
+        <w:rPr>
           <w:b/>
           <w:lang w:val="hi_IN" w:bidi="hi_IN"/>
         </w:rPr>
@@ -14339,6 +16238,20 @@
       </w:r>
       <w:r>
         <w:rPr>
+          <w:lang w:val="hi_IN" w:bidi="hi_IN"/>
+        </w:rPr>
+        <w:t>וְ⁠יִקְרְא֥וּ</w:t>
+      </w:r>
+    </w:p>
+    <w:p>
+      <w:pPr/>
+      <w:r>
+        <w:rPr>
+          <w:lang w:val="hi_IN" w:bidi="hi_IN"/>
+        </w:rPr>
+      </w:r>
+      <w:r>
+        <w:rPr>
           <w:b/>
           <w:lang w:val="hi_IN" w:bidi="hi_IN"/>
         </w:rPr>
@@ -14435,6 +16348,20 @@
       </w:r>
       <w:r>
         <w:rPr>
+          <w:lang w:val="hi_IN" w:bidi="hi_IN"/>
+        </w:rPr>
+        <w:t>מִֽי־יוֹדֵ֣עַ</w:t>
+      </w:r>
+    </w:p>
+    <w:p>
+      <w:pPr/>
+      <w:r>
+        <w:rPr>
+          <w:lang w:val="hi_IN" w:bidi="hi_IN"/>
+        </w:rPr>
+      </w:r>
+      <w:r>
+        <w:rPr>
           <w:b/>
           <w:lang w:val="hi_IN" w:bidi="hi_IN"/>
         </w:rPr>
@@ -14518,6 +16445,20 @@
       </w:r>
       <w:r>
         <w:rPr>
+          <w:lang w:val="hi_IN" w:bidi="hi_IN"/>
+        </w:rPr>
+        <w:t>יָשׁ֔וּב וְ⁠נִחַ֖ם הָ⁠אֱלֹהִ֑ים</w:t>
+      </w:r>
+    </w:p>
+    <w:p>
+      <w:pPr/>
+      <w:r>
+        <w:rPr>
+          <w:lang w:val="hi_IN" w:bidi="hi_IN"/>
+        </w:rPr>
+      </w:r>
+      <w:r>
+        <w:rPr>
           <w:b/>
           <w:lang w:val="hi_IN" w:bidi="hi_IN"/>
         </w:rPr>
@@ -14601,6 +16542,20 @@
       </w:r>
       <w:r>
         <w:rPr>
+          <w:lang w:val="hi_IN" w:bidi="hi_IN"/>
+        </w:rPr>
+        <w:t>מֵ⁠חֲר֥וֹן אַפּ֖⁠וֹ</w:t>
+      </w:r>
+    </w:p>
+    <w:p>
+      <w:pPr/>
+      <w:r>
+        <w:rPr>
+          <w:lang w:val="hi_IN" w:bidi="hi_IN"/>
+        </w:rPr>
+      </w:r>
+      <w:r>
+        <w:rPr>
           <w:b/>
           <w:lang w:val="hi_IN" w:bidi="hi_IN"/>
         </w:rPr>
@@ -14684,6 +16639,20 @@
       </w:r>
       <w:r>
         <w:rPr>
+          <w:lang w:val="hi_IN" w:bidi="hi_IN"/>
+        </w:rPr>
+        <w:t>וְ⁠לֹ֥א נֹאבֵֽד</w:t>
+      </w:r>
+    </w:p>
+    <w:p>
+      <w:pPr/>
+      <w:r>
+        <w:rPr>
+          <w:lang w:val="hi_IN" w:bidi="hi_IN"/>
+        </w:rPr>
+      </w:r>
+      <w:r>
+        <w:rPr>
           <w:b/>
           <w:lang w:val="hi_IN" w:bidi="hi_IN"/>
         </w:rPr>
@@ -14748,6 +16717,20 @@
       </w:r>
       <w:r>
         <w:rPr>
+          <w:lang w:val="hi_IN" w:bidi="hi_IN"/>
+        </w:rPr>
+        <w:t>וַ⁠יַּ֤רְא הָֽ⁠אֱלֹהִים֙ אֶֽת־מַ֣עֲשֵׂי⁠הֶ֔ם כִּי־שָׁ֖בוּ מִ⁠דַּרְכָּ֣⁠ם הָ⁠רָעָ֑ה</w:t>
+      </w:r>
+    </w:p>
+    <w:p>
+      <w:pPr/>
+      <w:r>
+        <w:rPr>
+          <w:lang w:val="hi_IN" w:bidi="hi_IN"/>
+        </w:rPr>
+      </w:r>
+      <w:r>
+        <w:rPr>
           <w:b/>
           <w:lang w:val="hi_IN" w:bidi="hi_IN"/>
         </w:rPr>
@@ -14812,6 +16795,20 @@
       </w:r>
       <w:r>
         <w:rPr>
+          <w:lang w:val="hi_IN" w:bidi="hi_IN"/>
+        </w:rPr>
+        <w:t>שָׁ֖בוּ מִ⁠דַּרְכָּ֣⁠ם הָ⁠רָעָ֑ה</w:t>
+      </w:r>
+    </w:p>
+    <w:p>
+      <w:pPr/>
+      <w:r>
+        <w:rPr>
+          <w:lang w:val="hi_IN" w:bidi="hi_IN"/>
+        </w:rPr>
+      </w:r>
+      <w:r>
+        <w:rPr>
           <w:b/>
           <w:lang w:val="hi_IN" w:bidi="hi_IN"/>
         </w:rPr>
@@ -14895,6 +16892,20 @@
       </w:r>
       <w:r>
         <w:rPr>
+          <w:lang w:val="hi_IN" w:bidi="hi_IN"/>
+        </w:rPr>
+        <w:t>עַל־הָ⁠רָעָ֛ה</w:t>
+      </w:r>
+    </w:p>
+    <w:p>
+      <w:pPr/>
+      <w:r>
+        <w:rPr>
+          <w:lang w:val="hi_IN" w:bidi="hi_IN"/>
+        </w:rPr>
+      </w:r>
+      <w:r>
+        <w:rPr>
           <w:b/>
           <w:lang w:val="hi_IN" w:bidi="hi_IN"/>
         </w:rPr>
@@ -14971,6 +16982,20 @@
       </w:r>
       <w:r>
         <w:rPr>
+          <w:lang w:val="hi_IN" w:bidi="hi_IN"/>
+        </w:rPr>
+        <w:t>וְ⁠לֹ֥א עָשָֽׂה</w:t>
+      </w:r>
+    </w:p>
+    <w:p>
+      <w:pPr/>
+      <w:r>
+        <w:rPr>
+          <w:lang w:val="hi_IN" w:bidi="hi_IN"/>
+        </w:rPr>
+      </w:r>
+      <w:r>
+        <w:rPr>
           <w:b/>
           <w:lang w:val="hi_IN" w:bidi="hi_IN"/>
         </w:rPr>
@@ -15054,6 +17079,20 @@
       </w:r>
       <w:r>
         <w:rPr>
+          <w:lang w:val="hi_IN" w:bidi="hi_IN"/>
+        </w:rPr>
+        <w:t>הָ⁠רָעָ֛ה</w:t>
+      </w:r>
+    </w:p>
+    <w:p>
+      <w:pPr/>
+      <w:r>
+        <w:rPr>
+          <w:lang w:val="hi_IN" w:bidi="hi_IN"/>
+        </w:rPr>
+      </w:r>
+      <w:r>
+        <w:rPr>
           <w:b/>
           <w:lang w:val="hi_IN" w:bidi="hi_IN"/>
         </w:rPr>
@@ -15301,7 +17340,7 @@
         </w:rPr>
         <w:t xml:space="preserve">पद 2 में, योना परमेश्वर को कई विशेषताएँ प्रदान करते हैं। इस पुस्तक के एक यहूदी पाठक को यह पहचानने में देर नहीं लगेगी कि यह वही वर्णन है जो परमेश्वर ने मूसा से सीनै पर्वत पर बात करते समय अपने बारे में किया था (देखें </w:t>
       </w:r>
-      <w:hyperlink r:id="rId17">
+      <w:hyperlink r:id="rId19">
         <w:r>
           <w:rPr>
             <w:lang w:val="hi_IN" w:bidi="hi_IN"/>
@@ -15452,7 +17491,7 @@
         </w:rPr>
         <w:t xml:space="preserve">" के रूप में वर्णित करते हैं। पद 6 में, योना की स्थिति और दृष्टिकोण को बुराई के रूप में वर्णित किया गया है। यह तब है जब नीनवे के निवासियों के कार्यों को </w:t>
       </w:r>
-      <w:hyperlink r:id="rId18">
+      <w:hyperlink r:id="rId20">
         <w:r>
           <w:rPr>
             <w:lang w:val="hi_IN" w:bidi="hi_IN"/>
@@ -15470,7 +17509,7 @@
         </w:rPr>
         <w:t xml:space="preserve">, </w:t>
       </w:r>
-      <w:hyperlink r:id="rId19">
+      <w:hyperlink r:id="rId21">
         <w:r>
           <w:rPr>
             <w:lang w:val="hi_IN" w:bidi="hi_IN"/>
@@ -15488,7 +17527,7 @@
         </w:rPr>
         <w:t xml:space="preserve">, और </w:t>
       </w:r>
-      <w:hyperlink r:id="rId20">
+      <w:hyperlink r:id="rId22">
         <w:r>
           <w:rPr>
             <w:lang w:val="hi_IN" w:bidi="hi_IN"/>
@@ -15506,7 +17545,7 @@
         </w:rPr>
         <w:t xml:space="preserve"> में बुराई के रूप में वर्णित किया गया है, और नाविकों की स्थिति को </w:t>
       </w:r>
-      <w:hyperlink r:id="rId21">
+      <w:hyperlink r:id="rId23">
         <w:r>
           <w:rPr>
             <w:lang w:val="hi_IN" w:bidi="hi_IN"/>
@@ -15568,6 +17607,20 @@
       </w:r>
       <w:r>
         <w:rPr>
+          <w:lang w:val="hi_IN" w:bidi="hi_IN"/>
+        </w:rPr>
+        <w:t>וַ⁠יֵּ֥רַע אֶל־יוֹנָ֖ה</w:t>
+      </w:r>
+    </w:p>
+    <w:p>
+      <w:pPr/>
+      <w:r>
+        <w:rPr>
+          <w:lang w:val="hi_IN" w:bidi="hi_IN"/>
+        </w:rPr>
+      </w:r>
+      <w:r>
+        <w:rPr>
           <w:b/>
           <w:lang w:val="hi_IN" w:bidi="hi_IN"/>
         </w:rPr>
@@ -15651,6 +17704,20 @@
       </w:r>
       <w:r>
         <w:rPr>
+          <w:lang w:val="hi_IN" w:bidi="hi_IN"/>
+        </w:rPr>
+        <w:t>וַ⁠יִּ֖חַר לֽ⁠וֹ</w:t>
+      </w:r>
+    </w:p>
+    <w:p>
+      <w:pPr/>
+      <w:r>
+        <w:rPr>
+          <w:lang w:val="hi_IN" w:bidi="hi_IN"/>
+        </w:rPr>
+      </w:r>
+      <w:r>
+        <w:rPr>
           <w:b/>
           <w:lang w:val="hi_IN" w:bidi="hi_IN"/>
         </w:rPr>
@@ -15734,6 +17801,20 @@
       </w:r>
       <w:r>
         <w:rPr>
+          <w:lang w:val="hi_IN" w:bidi="hi_IN"/>
+        </w:rPr>
+        <w:t>וַ⁠יֵּ֥רַע</w:t>
+      </w:r>
+    </w:p>
+    <w:p>
+      <w:pPr/>
+      <w:r>
+        <w:rPr>
+          <w:lang w:val="hi_IN" w:bidi="hi_IN"/>
+        </w:rPr>
+      </w:r>
+      <w:r>
+        <w:rPr>
           <w:b/>
           <w:lang w:val="hi_IN" w:bidi="hi_IN"/>
         </w:rPr>
@@ -15842,6 +17923,20 @@
       </w:r>
       <w:r>
         <w:rPr>
+          <w:lang w:val="hi_IN" w:bidi="hi_IN"/>
+        </w:rPr>
+        <w:t>וַ⁠יֵּ֥רַע אֶל־יוֹנָ֖ה רָעָ֣ה גְדוֹלָ֑ה</w:t>
+      </w:r>
+    </w:p>
+    <w:p>
+      <w:pPr/>
+      <w:r>
+        <w:rPr>
+          <w:lang w:val="hi_IN" w:bidi="hi_IN"/>
+        </w:rPr>
+      </w:r>
+      <w:r>
+        <w:rPr>
           <w:b/>
           <w:lang w:val="hi_IN" w:bidi="hi_IN"/>
         </w:rPr>
@@ -15938,6 +18033,20 @@
       </w:r>
       <w:r>
         <w:rPr>
+          <w:lang w:val="hi_IN" w:bidi="hi_IN"/>
+        </w:rPr>
+        <w:t>אָנָּ֤ה</w:t>
+      </w:r>
+    </w:p>
+    <w:p>
+      <w:pPr/>
+      <w:r>
+        <w:rPr>
+          <w:lang w:val="hi_IN" w:bidi="hi_IN"/>
+        </w:rPr>
+      </w:r>
+      <w:r>
+        <w:rPr>
           <w:b/>
           <w:lang w:val="hi_IN" w:bidi="hi_IN"/>
         </w:rPr>
@@ -16034,6 +18143,20 @@
       </w:r>
       <w:r>
         <w:rPr>
+          <w:lang w:val="hi_IN" w:bidi="hi_IN"/>
+        </w:rPr>
+        <w:t>יְהוָה֙ הֲ⁠לוֹא־זֶ֣ה דְבָרִ֗⁠י עַד־הֱיוֹתִ⁠י֙ עַל־אַדְמָתִ֔⁠י</w:t>
+      </w:r>
+    </w:p>
+    <w:p>
+      <w:pPr/>
+      <w:r>
+        <w:rPr>
+          <w:lang w:val="hi_IN" w:bidi="hi_IN"/>
+        </w:rPr>
+      </w:r>
+      <w:r>
+        <w:rPr>
           <w:b/>
           <w:lang w:val="hi_IN" w:bidi="hi_IN"/>
         </w:rPr>
@@ -16130,6 +18253,20 @@
       </w:r>
       <w:r>
         <w:rPr>
+          <w:lang w:val="hi_IN" w:bidi="hi_IN"/>
+        </w:rPr>
+        <w:t>יְהוָה֙ הֲ⁠לוֹא־זֶ֣ה דְבָרִ֗⁠י עַד־הֱיוֹתִ⁠י֙ עַל־אַדְמָתִ֔⁠י</w:t>
+      </w:r>
+    </w:p>
+    <w:p>
+      <w:pPr/>
+      <w:r>
+        <w:rPr>
+          <w:lang w:val="hi_IN" w:bidi="hi_IN"/>
+        </w:rPr>
+      </w:r>
+      <w:r>
+        <w:rPr>
           <w:b/>
           <w:lang w:val="hi_IN" w:bidi="hi_IN"/>
         </w:rPr>
@@ -16226,6 +18363,20 @@
       </w:r>
       <w:r>
         <w:rPr>
+          <w:lang w:val="hi_IN" w:bidi="hi_IN"/>
+        </w:rPr>
+        <w:t>אֶ֤רֶךְ אַפַּ֨יִם֙</w:t>
+      </w:r>
+    </w:p>
+    <w:p>
+      <w:pPr/>
+      <w:r>
+        <w:rPr>
+          <w:lang w:val="hi_IN" w:bidi="hi_IN"/>
+        </w:rPr>
+      </w:r>
+      <w:r>
+        <w:rPr>
           <w:b/>
           <w:lang w:val="hi_IN" w:bidi="hi_IN"/>
         </w:rPr>
@@ -16309,6 +18460,20 @@
       </w:r>
       <w:r>
         <w:rPr>
+          <w:lang w:val="hi_IN" w:bidi="hi_IN"/>
+        </w:rPr>
+        <w:t>וְ⁠רַב־חֶ֔סֶד</w:t>
+      </w:r>
+    </w:p>
+    <w:p>
+      <w:pPr/>
+      <w:r>
+        <w:rPr>
+          <w:lang w:val="hi_IN" w:bidi="hi_IN"/>
+        </w:rPr>
+      </w:r>
+      <w:r>
+        <w:rPr>
           <w:b/>
           <w:lang w:val="hi_IN" w:bidi="hi_IN"/>
         </w:rPr>
@@ -16386,6 +18551,20 @@
       </w:r>
       <w:r>
         <w:rPr>
+          <w:lang w:val="hi_IN" w:bidi="hi_IN"/>
+        </w:rPr>
+        <w:t>וְ⁠נִחָ֖ם עַל־הָ⁠רָעָֽה</w:t>
+      </w:r>
+    </w:p>
+    <w:p>
+      <w:pPr/>
+      <w:r>
+        <w:rPr>
+          <w:lang w:val="hi_IN" w:bidi="hi_IN"/>
+        </w:rPr>
+      </w:r>
+      <w:r>
+        <w:rPr>
           <w:b/>
           <w:lang w:val="hi_IN" w:bidi="hi_IN"/>
         </w:rPr>
@@ -16495,6 +18674,20 @@
       </w:r>
       <w:r>
         <w:rPr>
+          <w:lang w:val="hi_IN" w:bidi="hi_IN"/>
+        </w:rPr>
+        <w:t>קַח־נָ֥א אֶת־נַפְשִׁ֖⁠י מִמֶּ֑⁠נִּי</w:t>
+      </w:r>
+    </w:p>
+    <w:p>
+      <w:pPr/>
+      <w:r>
+        <w:rPr>
+          <w:lang w:val="hi_IN" w:bidi="hi_IN"/>
+        </w:rPr>
+      </w:r>
+      <w:r>
+        <w:rPr>
           <w:b/>
           <w:lang w:val="hi_IN" w:bidi="hi_IN"/>
         </w:rPr>
@@ -16578,6 +18771,20 @@
       </w:r>
       <w:r>
         <w:rPr>
+          <w:lang w:val="hi_IN" w:bidi="hi_IN"/>
+        </w:rPr>
+        <w:t>כִּ֛י ט֥וֹב מוֹתִ֖⁠י מֵ⁠חַיָּֽ⁠י</w:t>
+      </w:r>
+    </w:p>
+    <w:p>
+      <w:pPr/>
+      <w:r>
+        <w:rPr>
+          <w:lang w:val="hi_IN" w:bidi="hi_IN"/>
+        </w:rPr>
+      </w:r>
+      <w:r>
+        <w:rPr>
           <w:b/>
           <w:lang w:val="hi_IN" w:bidi="hi_IN"/>
         </w:rPr>
@@ -16655,6 +18862,20 @@
       </w:r>
       <w:r>
         <w:rPr>
+          <w:lang w:val="hi_IN" w:bidi="hi_IN"/>
+        </w:rPr>
+        <w:t>הַ⁠הֵיטֵ֖ב חָ֥רָה לָֽ⁠ךְ</w:t>
+      </w:r>
+    </w:p>
+    <w:p>
+      <w:pPr/>
+      <w:r>
+        <w:rPr>
+          <w:lang w:val="hi_IN" w:bidi="hi_IN"/>
+        </w:rPr>
+      </w:r>
+      <w:r>
+        <w:rPr>
           <w:b/>
           <w:lang w:val="hi_IN" w:bidi="hi_IN"/>
         </w:rPr>
@@ -16738,6 +18959,20 @@
       </w:r>
       <w:r>
         <w:rPr>
+          <w:lang w:val="hi_IN" w:bidi="hi_IN"/>
+        </w:rPr>
+        <w:t>הַ⁠הֵיטֵ֖ב חָ֥רָה לָֽ⁠ךְ</w:t>
+      </w:r>
+    </w:p>
+    <w:p>
+      <w:pPr/>
+      <w:r>
+        <w:rPr>
+          <w:lang w:val="hi_IN" w:bidi="hi_IN"/>
+        </w:rPr>
+      </w:r>
+      <w:r>
+        <w:rPr>
           <w:b/>
           <w:lang w:val="hi_IN" w:bidi="hi_IN"/>
         </w:rPr>
@@ -16821,6 +19056,20 @@
       </w:r>
       <w:r>
         <w:rPr>
+          <w:lang w:val="hi_IN" w:bidi="hi_IN"/>
+        </w:rPr>
+        <w:t>הַ⁠הֵיטֵ֖ב חָ֥רָה לָֽ⁠ךְ</w:t>
+      </w:r>
+    </w:p>
+    <w:p>
+      <w:pPr/>
+      <w:r>
+        <w:rPr>
+          <w:lang w:val="hi_IN" w:bidi="hi_IN"/>
+        </w:rPr>
+      </w:r>
+      <w:r>
+        <w:rPr>
           <w:b/>
           <w:lang w:val="hi_IN" w:bidi="hi_IN"/>
         </w:rPr>
@@ -16968,6 +19217,20 @@
       </w:r>
       <w:r>
         <w:rPr>
+          <w:lang w:val="hi_IN" w:bidi="hi_IN"/>
+        </w:rPr>
+        <w:t>מַה־יִּהְיֶ֖ה בָּ⁠עִֽיר</w:t>
+      </w:r>
+    </w:p>
+    <w:p>
+      <w:pPr/>
+      <w:r>
+        <w:rPr>
+          <w:lang w:val="hi_IN" w:bidi="hi_IN"/>
+        </w:rPr>
+      </w:r>
+      <w:r>
+        <w:rPr>
           <w:b/>
           <w:lang w:val="hi_IN" w:bidi="hi_IN"/>
         </w:rPr>
@@ -17031,6 +19294,20 @@
       </w:r>
       <w:r>
         <w:rPr>
+          <w:lang w:val="hi_IN" w:bidi="hi_IN"/>
+        </w:rPr>
+        <w:t>מֵ⁠עַ֣ל לְ⁠יוֹנָ֗ה לִֽ⁠הְי֥וֹת צֵל֙ עַל־רֹאשׁ֔⁠וֹ</w:t>
+      </w:r>
+    </w:p>
+    <w:p>
+      <w:pPr/>
+      <w:r>
+        <w:rPr>
+          <w:lang w:val="hi_IN" w:bidi="hi_IN"/>
+        </w:rPr>
+      </w:r>
+      <w:r>
+        <w:rPr>
           <w:b/>
           <w:lang w:val="hi_IN" w:bidi="hi_IN"/>
         </w:rPr>
@@ -17095,6 +19372,20 @@
       </w:r>
       <w:r>
         <w:rPr>
+          <w:lang w:val="hi_IN" w:bidi="hi_IN"/>
+        </w:rPr>
+        <w:t>לְ⁠הַצִּ֥יל ל֖⁠וֹ מֵ⁠רָֽעָת֑⁠וֹ</w:t>
+      </w:r>
+    </w:p>
+    <w:p>
+      <w:pPr/>
+      <w:r>
+        <w:rPr>
+          <w:lang w:val="hi_IN" w:bidi="hi_IN"/>
+        </w:rPr>
+      </w:r>
+      <w:r>
+        <w:rPr>
           <w:b/>
           <w:lang w:val="hi_IN" w:bidi="hi_IN"/>
         </w:rPr>
@@ -17158,6 +19449,20 @@
       </w:r>
       <w:r>
         <w:rPr>
+          <w:lang w:val="hi_IN" w:bidi="hi_IN"/>
+        </w:rPr>
+        <w:t>וַ⁠יִּשְׂמַ֥ח יוֹנָ֛ה &amp; שִׂמְחָ֥ה גְדוֹלָֽה</w:t>
+      </w:r>
+    </w:p>
+    <w:p>
+      <w:pPr/>
+      <w:r>
+        <w:rPr>
+          <w:lang w:val="hi_IN" w:bidi="hi_IN"/>
+        </w:rPr>
+      </w:r>
+      <w:r>
+        <w:rPr>
           <w:b/>
           <w:lang w:val="hi_IN" w:bidi="hi_IN"/>
         </w:rPr>
@@ -17254,6 +19559,20 @@
       </w:r>
       <w:r>
         <w:rPr>
+          <w:lang w:val="hi_IN" w:bidi="hi_IN"/>
+        </w:rPr>
+        <w:t>וַ⁠יְמַ֤ן הָֽ⁠אֱלֹהִים֙ תּוֹלַ֔עַת</w:t>
+      </w:r>
+    </w:p>
+    <w:p>
+      <w:pPr/>
+      <w:r>
+        <w:rPr>
+          <w:lang w:val="hi_IN" w:bidi="hi_IN"/>
+        </w:rPr>
+      </w:r>
+      <w:r>
+        <w:rPr>
           <w:b/>
           <w:lang w:val="hi_IN" w:bidi="hi_IN"/>
         </w:rPr>
@@ -17382,6 +19701,20 @@
       </w:r>
       <w:r>
         <w:rPr>
+          <w:lang w:val="hi_IN" w:bidi="hi_IN"/>
+        </w:rPr>
+        <w:t>וַ⁠יִּיבָֽשׁ</w:t>
+      </w:r>
+    </w:p>
+    <w:p>
+      <w:pPr/>
+      <w:r>
+        <w:rPr>
+          <w:lang w:val="hi_IN" w:bidi="hi_IN"/>
+        </w:rPr>
+      </w:r>
+      <w:r>
+        <w:rPr>
           <w:b/>
           <w:lang w:val="hi_IN" w:bidi="hi_IN"/>
         </w:rPr>
@@ -17445,6 +19778,20 @@
       </w:r>
       <w:r>
         <w:rPr>
+          <w:lang w:val="hi_IN" w:bidi="hi_IN"/>
+        </w:rPr>
+        <w:t>וַ⁠יְהִ֣י ׀ כִּ⁠זְרֹ֣חַ הַ⁠שֶּׁ֗מֶשׁ</w:t>
+      </w:r>
+    </w:p>
+    <w:p>
+      <w:pPr/>
+      <w:r>
+        <w:rPr>
+          <w:lang w:val="hi_IN" w:bidi="hi_IN"/>
+        </w:rPr>
+      </w:r>
+      <w:r>
+        <w:rPr>
           <w:b/>
           <w:lang w:val="hi_IN" w:bidi="hi_IN"/>
         </w:rPr>
@@ -17528,6 +19875,20 @@
       </w:r>
       <w:r>
         <w:rPr>
+          <w:lang w:val="hi_IN" w:bidi="hi_IN"/>
+        </w:rPr>
+        <w:t>וַ⁠יְמַ֨ן אֱלֹהִ֜ים ר֤וּחַ קָדִים֙ חֲרִישִׁ֔ית</w:t>
+      </w:r>
+    </w:p>
+    <w:p>
+      <w:pPr/>
+      <w:r>
+        <w:rPr>
+          <w:lang w:val="hi_IN" w:bidi="hi_IN"/>
+        </w:rPr>
+      </w:r>
+      <w:r>
+        <w:rPr>
           <w:b/>
           <w:lang w:val="hi_IN" w:bidi="hi_IN"/>
         </w:rPr>
@@ -17611,6 +19972,20 @@
       </w:r>
       <w:r>
         <w:rPr>
+          <w:lang w:val="hi_IN" w:bidi="hi_IN"/>
+        </w:rPr>
+        <w:t>וַ⁠תַּ֥ךְ הַ⁠שֶּׁ֛מֶשׁ עַל</w:t>
+      </w:r>
+    </w:p>
+    <w:p>
+      <w:pPr/>
+      <w:r>
+        <w:rPr>
+          <w:lang w:val="hi_IN" w:bidi="hi_IN"/>
+        </w:rPr>
+      </w:r>
+      <w:r>
+        <w:rPr>
           <w:b/>
           <w:lang w:val="hi_IN" w:bidi="hi_IN"/>
         </w:rPr>
@@ -17688,6 +20063,20 @@
       </w:r>
       <w:r>
         <w:rPr>
+          <w:lang w:val="hi_IN" w:bidi="hi_IN"/>
+        </w:rPr>
+        <w:t>עַל־רֹ֥אשׁ יוֹנָ֖ה</w:t>
+      </w:r>
+    </w:p>
+    <w:p>
+      <w:pPr/>
+      <w:r>
+        <w:rPr>
+          <w:lang w:val="hi_IN" w:bidi="hi_IN"/>
+        </w:rPr>
+      </w:r>
+      <w:r>
+        <w:rPr>
           <w:b/>
           <w:lang w:val="hi_IN" w:bidi="hi_IN"/>
         </w:rPr>
@@ -17771,6 +20160,20 @@
       </w:r>
       <w:r>
         <w:rPr>
+          <w:lang w:val="hi_IN" w:bidi="hi_IN"/>
+        </w:rPr>
+        <w:t>וַ⁠יִּתְעַלָּ֑ף</w:t>
+      </w:r>
+    </w:p>
+    <w:p>
+      <w:pPr/>
+      <w:r>
+        <w:rPr>
+          <w:lang w:val="hi_IN" w:bidi="hi_IN"/>
+        </w:rPr>
+      </w:r>
+      <w:r>
+        <w:rPr>
           <w:b/>
           <w:lang w:val="hi_IN" w:bidi="hi_IN"/>
         </w:rPr>
@@ -17848,6 +20251,20 @@
       </w:r>
       <w:r>
         <w:rPr>
+          <w:lang w:val="hi_IN" w:bidi="hi_IN"/>
+        </w:rPr>
+        <w:t>וַ⁠יִּשְׁאַ֤ל אֶת־נַפְשׁ⁠וֹ֙ לָ⁠מ֔וּת</w:t>
+      </w:r>
+    </w:p>
+    <w:p>
+      <w:pPr/>
+      <w:r>
+        <w:rPr>
+          <w:lang w:val="hi_IN" w:bidi="hi_IN"/>
+        </w:rPr>
+      </w:r>
+      <w:r>
+        <w:rPr>
           <w:b/>
           <w:lang w:val="hi_IN" w:bidi="hi_IN"/>
         </w:rPr>
@@ -17911,6 +20328,20 @@
       </w:r>
       <w:r>
         <w:rPr>
+          <w:lang w:val="hi_IN" w:bidi="hi_IN"/>
+        </w:rPr>
+        <w:t>ט֥וֹב מוֹתִ֖⁠י מֵ⁠חַיָּֽ⁠י</w:t>
+      </w:r>
+    </w:p>
+    <w:p>
+      <w:pPr/>
+      <w:r>
+        <w:rPr>
+          <w:lang w:val="hi_IN" w:bidi="hi_IN"/>
+        </w:rPr>
+      </w:r>
+      <w:r>
+        <w:rPr>
           <w:b/>
           <w:lang w:val="hi_IN" w:bidi="hi_IN"/>
         </w:rPr>
@@ -17950,7 +20381,7 @@
         </w:rPr>
         <w:t xml:space="preserve">। देखें कि आपने इसका अनुवाद </w:t>
       </w:r>
-      <w:hyperlink r:id="rId22">
+      <w:hyperlink r:id="rId24">
         <w:r>
           <w:rPr>
             <w:lang w:val="hi_IN" w:bidi="hi_IN"/>
@@ -18012,6 +20443,20 @@
       </w:r>
       <w:r>
         <w:rPr>
+          <w:lang w:val="hi_IN" w:bidi="hi_IN"/>
+        </w:rPr>
+        <w:t>הַ⁠הֵיטֵ֥ב חָרָֽה־לְ⁠ךָ֖ עַל־הַ⁠קִּֽיקָי֑וֹן</w:t>
+      </w:r>
+    </w:p>
+    <w:p>
+      <w:pPr/>
+      <w:r>
+        <w:rPr>
+          <w:lang w:val="hi_IN" w:bidi="hi_IN"/>
+        </w:rPr>
+      </w:r>
+      <w:r>
+        <w:rPr>
           <w:b/>
           <w:lang w:val="hi_IN" w:bidi="hi_IN"/>
         </w:rPr>
@@ -18159,6 +20604,20 @@
       </w:r>
       <w:r>
         <w:rPr>
+          <w:lang w:val="hi_IN" w:bidi="hi_IN"/>
+        </w:rPr>
+        <w:t>חָרָֽה־לְ⁠ךָ֖ &amp; חָֽרָה־לִ֖⁠י</w:t>
+      </w:r>
+    </w:p>
+    <w:p>
+      <w:pPr/>
+      <w:r>
+        <w:rPr>
+          <w:lang w:val="hi_IN" w:bidi="hi_IN"/>
+        </w:rPr>
+      </w:r>
+      <w:r>
+        <w:rPr>
           <w:b/>
           <w:lang w:val="hi_IN" w:bidi="hi_IN"/>
         </w:rPr>
@@ -18217,7 +20676,7 @@
         </w:rPr>
         <w:t xml:space="preserve"> एक मुहावरे के उदाहरण हैं जो योना के क्रोध के बारे में इस तरह से बात करता है जैसे कि उसके अन्दर आग जल रही हो। देखें कि आपने इस मुहावरे का अनुवाद </w:t>
       </w:r>
-      <w:hyperlink r:id="rId23">
+      <w:hyperlink r:id="rId25">
         <w:r>
           <w:rPr>
             <w:lang w:val="hi_IN" w:bidi="hi_IN"/>
@@ -18299,6 +20758,20 @@
       </w:r>
       <w:r>
         <w:rPr>
+          <w:lang w:val="hi_IN" w:bidi="hi_IN"/>
+        </w:rPr>
+        <w:t>וַ⁠יֹּ֣אמֶר יְהוָ֔ה</w:t>
+      </w:r>
+    </w:p>
+    <w:p>
+      <w:pPr/>
+      <w:r>
+        <w:rPr>
+          <w:lang w:val="hi_IN" w:bidi="hi_IN"/>
+        </w:rPr>
+      </w:r>
+      <w:r>
+        <w:rPr>
           <w:b/>
           <w:lang w:val="hi_IN" w:bidi="hi_IN"/>
         </w:rPr>
@@ -18382,6 +20855,20 @@
       </w:r>
       <w:r>
         <w:rPr>
+          <w:lang w:val="hi_IN" w:bidi="hi_IN"/>
+        </w:rPr>
+        <w:t>שֶׁ⁠בִּן־לַ֥יְלָה הָיָ֖ה וּ⁠בִן־לַ֥יְלָה אָבָֽד</w:t>
+      </w:r>
+    </w:p>
+    <w:p>
+      <w:pPr/>
+      <w:r>
+        <w:rPr>
+          <w:lang w:val="hi_IN" w:bidi="hi_IN"/>
+        </w:rPr>
+      </w:r>
+      <w:r>
+        <w:rPr>
           <w:b/>
           <w:lang w:val="hi_IN" w:bidi="hi_IN"/>
         </w:rPr>
@@ -18465,6 +20952,20 @@
       </w:r>
       <w:r>
         <w:rPr>
+          <w:lang w:val="hi_IN" w:bidi="hi_IN"/>
+        </w:rPr>
+        <w:t>וַֽ⁠אֲנִי֙</w:t>
+      </w:r>
+    </w:p>
+    <w:p>
+      <w:pPr/>
+      <w:r>
+        <w:rPr>
+          <w:lang w:val="hi_IN" w:bidi="hi_IN"/>
+        </w:rPr>
+      </w:r>
+      <w:r>
+        <w:rPr>
           <w:b/>
           <w:lang w:val="hi_IN" w:bidi="hi_IN"/>
         </w:rPr>
@@ -18574,6 +21075,20 @@
       </w:r>
       <w:r>
         <w:rPr>
+          <w:lang w:val="hi_IN" w:bidi="hi_IN"/>
+        </w:rPr>
+        <w:t>וַֽ⁠אֲנִי֙ לֹ֣א אָח֔וּס עַל־נִינְוֵ֖ה הָ⁠עִ֣יר הַ⁠גְּדוֹלָ֑ה אֲשֶׁ֣ר יֶשׁ־בָּ֡⁠הּ הַרְבֵּה֩ מִֽ⁠שְׁתֵּים־עֶשְׂרֵ֨ה רִבּ֜וֹ אָדָ֗ם אֲשֶׁ֤ר לֹֽא־יָדַע֙ בֵּין־יְמִינ֣⁠וֹ לִ⁠שְׂמֹאל֔⁠וֹ וּ⁠בְהֵמָ֖ה רַבָּֽה</w:t>
+      </w:r>
+    </w:p>
+    <w:p>
+      <w:pPr/>
+      <w:r>
+        <w:rPr>
+          <w:lang w:val="hi_IN" w:bidi="hi_IN"/>
+        </w:rPr>
+      </w:r>
+      <w:r>
+        <w:rPr>
           <w:b/>
           <w:lang w:val="hi_IN" w:bidi="hi_IN"/>
         </w:rPr>
@@ -18657,6 +21172,20 @@
       </w:r>
       <w:r>
         <w:rPr>
+          <w:lang w:val="hi_IN" w:bidi="hi_IN"/>
+        </w:rPr>
+        <w:t>אֲשֶׁ֣ר יֶשׁ־בָּ֡⁠הּ הַרְבֵּה֩</w:t>
+      </w:r>
+    </w:p>
+    <w:p>
+      <w:pPr/>
+      <w:r>
+        <w:rPr>
+          <w:lang w:val="hi_IN" w:bidi="hi_IN"/>
+        </w:rPr>
+      </w:r>
+      <w:r>
+        <w:rPr>
           <w:b/>
           <w:lang w:val="hi_IN" w:bidi="hi_IN"/>
         </w:rPr>
@@ -18753,6 +21282,20 @@
       </w:r>
       <w:r>
         <w:rPr>
+          <w:lang w:val="hi_IN" w:bidi="hi_IN"/>
+        </w:rPr>
+        <w:t>מִֽ⁠שְׁתֵּים־עֶשְׂרֵ֨ה רִבּ֜וֹ</w:t>
+      </w:r>
+    </w:p>
+    <w:p>
+      <w:pPr/>
+      <w:r>
+        <w:rPr>
+          <w:lang w:val="hi_IN" w:bidi="hi_IN"/>
+        </w:rPr>
+      </w:r>
+      <w:r>
+        <w:rPr>
           <w:b/>
           <w:lang w:val="hi_IN" w:bidi="hi_IN"/>
         </w:rPr>
@@ -18839,6 +21382,20 @@
         <w:rPr>
           <w:lang w:val="hi_IN" w:bidi="hi_IN"/>
         </w:rPr>
+      </w:r>
+    </w:p>
+    <w:p>
+      <w:pPr/>
+      <w:r>
+        <w:rPr>
+          <w:lang w:val="hi_IN" w:bidi="hi_IN"/>
+        </w:rPr>
+      </w:r>
+      <w:r>
+        <w:rPr>
+          <w:lang w:val="hi_IN" w:bidi="hi_IN"/>
+        </w:rPr>
+        <w:t>אֲשֶׁ֤ר לֹֽא־יָדַע֙ בֵּין־יְמִינ֣⁠וֹ לִ⁠שְׂמֹאל֔⁠וֹ</w:t>
       </w:r>
     </w:p>
     <w:p>

--- a/hin/docx/32.content.docx
+++ b/hin/docx/32.content.docx
@@ -1153,6 +1153,20 @@
       </w:r>
       <w:r>
         <w:rPr>
+          <w:lang w:val="hi_IN" w:bidi="hi_IN"/>
+        </w:rPr>
+        <w:t>וַֽ⁠יְהִי֙ דְּבַר־יְהוָ֔ה</w:t>
+      </w:r>
+    </w:p>
+    <w:p>
+      <w:pPr/>
+      <w:r>
+        <w:rPr>
+          <w:lang w:val="hi_IN" w:bidi="hi_IN"/>
+        </w:rPr>
+      </w:r>
+      <w:r>
+        <w:rPr>
           <w:b/>
           <w:lang w:val="hi_IN" w:bidi="hi_IN"/>
         </w:rPr>
@@ -1376,6 +1390,20 @@
       </w:r>
       <w:r>
         <w:rPr>
+          <w:lang w:val="hi_IN" w:bidi="hi_IN"/>
+        </w:rPr>
+        <w:t>אֲמִתַּ֖י</w:t>
+      </w:r>
+    </w:p>
+    <w:p>
+      <w:pPr/>
+      <w:r>
+        <w:rPr>
+          <w:lang w:val="hi_IN" w:bidi="hi_IN"/>
+        </w:rPr>
+      </w:r>
+      <w:r>
+        <w:rPr>
           <w:b/>
           <w:lang w:val="hi_IN" w:bidi="hi_IN"/>
         </w:rPr>
@@ -1459,6 +1487,20 @@
       </w:r>
       <w:r>
         <w:rPr>
+          <w:lang w:val="hi_IN" w:bidi="hi_IN"/>
+        </w:rPr>
+        <w:t>נִֽינְוֵ֛ה הָ⁠עִ֥יר הַ⁠גְּדוֹלָ֖ה</w:t>
+      </w:r>
+    </w:p>
+    <w:p>
+      <w:pPr/>
+      <w:r>
+        <w:rPr>
+          <w:lang w:val="hi_IN" w:bidi="hi_IN"/>
+        </w:rPr>
+      </w:r>
+      <w:r>
+        <w:rPr>
           <w:b/>
           <w:lang w:val="hi_IN" w:bidi="hi_IN"/>
         </w:rPr>
@@ -1523,6 +1565,20 @@
       </w:r>
       <w:r>
         <w:rPr>
+          <w:lang w:val="hi_IN" w:bidi="hi_IN"/>
+        </w:rPr>
+        <w:t>ק֠וּם</w:t>
+      </w:r>
+    </w:p>
+    <w:p>
+      <w:pPr/>
+      <w:r>
+        <w:rPr>
+          <w:lang w:val="hi_IN" w:bidi="hi_IN"/>
+        </w:rPr>
+      </w:r>
+      <w:r>
+        <w:rPr>
           <w:b/>
           <w:lang w:val="hi_IN" w:bidi="hi_IN"/>
         </w:rPr>
@@ -1606,6 +1662,20 @@
       </w:r>
       <w:r>
         <w:rPr>
+          <w:lang w:val="hi_IN" w:bidi="hi_IN"/>
+        </w:rPr>
+        <w:t>וּ⁠קְרָ֣א עָלֶ֑י⁠הָ</w:t>
+      </w:r>
+    </w:p>
+    <w:p>
+      <w:pPr/>
+      <w:r>
+        <w:rPr>
+          <w:lang w:val="hi_IN" w:bidi="hi_IN"/>
+        </w:rPr>
+      </w:r>
+      <w:r>
+        <w:rPr>
           <w:b/>
           <w:lang w:val="hi_IN" w:bidi="hi_IN"/>
         </w:rPr>
@@ -1702,6 +1772,20 @@
       </w:r>
       <w:r>
         <w:rPr>
+          <w:lang w:val="hi_IN" w:bidi="hi_IN"/>
+        </w:rPr>
+        <w:t>עָלְתָ֥ה רָעָתָ֖⁠ם לְ⁠פָנָֽ⁠י</w:t>
+      </w:r>
+    </w:p>
+    <w:p>
+      <w:pPr/>
+      <w:r>
+        <w:rPr>
+          <w:lang w:val="hi_IN" w:bidi="hi_IN"/>
+        </w:rPr>
+      </w:r>
+      <w:r>
+        <w:rPr>
           <w:b/>
           <w:lang w:val="hi_IN" w:bidi="hi_IN"/>
         </w:rPr>
@@ -1862,6 +1946,20 @@
       </w:r>
       <w:r>
         <w:rPr>
+          <w:lang w:val="hi_IN" w:bidi="hi_IN"/>
+        </w:rPr>
+        <w:t>ק֠וּם לֵ֧ךְ אֶל־נִֽינְוֵ֛ה הָ⁠עִ֥יר הַ⁠גְּדוֹלָ֖ה וּ⁠קְרָ֣א עָלֶ֑י⁠הָ כִּֽי־עָלְתָ֥ה רָעָתָ֖⁠ם לְ⁠פָנָֽ⁠י</w:t>
+      </w:r>
+    </w:p>
+    <w:p>
+      <w:pPr/>
+      <w:r>
+        <w:rPr>
+          <w:lang w:val="hi_IN" w:bidi="hi_IN"/>
+        </w:rPr>
+      </w:r>
+      <w:r>
+        <w:rPr>
           <w:b/>
           <w:lang w:val="hi_IN" w:bidi="hi_IN"/>
         </w:rPr>
@@ -1945,6 +2043,20 @@
       </w:r>
       <w:r>
         <w:rPr>
+          <w:lang w:val="hi_IN" w:bidi="hi_IN"/>
+        </w:rPr>
+        <w:t>עָלְתָ֥ה רָעָתָ֖⁠ם לְ⁠פָנָֽ⁠י</w:t>
+      </w:r>
+    </w:p>
+    <w:p>
+      <w:pPr/>
+      <w:r>
+        <w:rPr>
+          <w:lang w:val="hi_IN" w:bidi="hi_IN"/>
+        </w:rPr>
+      </w:r>
+      <w:r>
+        <w:rPr>
           <w:b/>
           <w:lang w:val="hi_IN" w:bidi="hi_IN"/>
         </w:rPr>
@@ -2041,6 +2153,20 @@
       </w:r>
       <w:r>
         <w:rPr>
+          <w:lang w:val="hi_IN" w:bidi="hi_IN"/>
+        </w:rPr>
+        <w:t>וַ⁠יָּ֤קָם יוֹנָה֙ לִ⁠בְרֹ֣חַ</w:t>
+      </w:r>
+    </w:p>
+    <w:p>
+      <w:pPr/>
+      <w:r>
+        <w:rPr>
+          <w:lang w:val="hi_IN" w:bidi="hi_IN"/>
+        </w:rPr>
+      </w:r>
+      <w:r>
+        <w:rPr>
           <w:b/>
           <w:lang w:val="hi_IN" w:bidi="hi_IN"/>
         </w:rPr>
@@ -2150,6 +2276,20 @@
       </w:r>
       <w:r>
         <w:rPr>
+          <w:lang w:val="hi_IN" w:bidi="hi_IN"/>
+        </w:rPr>
+        <w:t>מִ⁠לִּ⁠פְנֵ֖י יְהוָ֑ה &amp; מִ⁠לִּ⁠פְנֵ֖י יְהוָֽה</w:t>
+      </w:r>
+    </w:p>
+    <w:p>
+      <w:pPr/>
+      <w:r>
+        <w:rPr>
+          <w:lang w:val="hi_IN" w:bidi="hi_IN"/>
+        </w:rPr>
+      </w:r>
+      <w:r>
+        <w:rPr>
           <w:b/>
           <w:lang w:val="hi_IN" w:bidi="hi_IN"/>
         </w:rPr>
@@ -2233,6 +2373,20 @@
       </w:r>
       <w:r>
         <w:rPr>
+          <w:lang w:val="hi_IN" w:bidi="hi_IN"/>
+        </w:rPr>
+        <w:t>לִ⁠בְרֹ֣חַ תַּרְשִׁ֔ישָׁ⁠ה</w:t>
+      </w:r>
+    </w:p>
+    <w:p>
+      <w:pPr/>
+      <w:r>
+        <w:rPr>
+          <w:lang w:val="hi_IN" w:bidi="hi_IN"/>
+        </w:rPr>
+      </w:r>
+      <w:r>
+        <w:rPr>
           <w:b/>
           <w:lang w:val="hi_IN" w:bidi="hi_IN"/>
         </w:rPr>
@@ -2393,6 +2547,20 @@
       </w:r>
       <w:r>
         <w:rPr>
+          <w:lang w:val="hi_IN" w:bidi="hi_IN"/>
+        </w:rPr>
+        <w:t>אָנִיָּ֣ה</w:t>
+      </w:r>
+    </w:p>
+    <w:p>
+      <w:pPr/>
+      <w:r>
+        <w:rPr>
+          <w:lang w:val="hi_IN" w:bidi="hi_IN"/>
+        </w:rPr>
+      </w:r>
+      <w:r>
+        <w:rPr>
           <w:b/>
           <w:lang w:val="hi_IN" w:bidi="hi_IN"/>
         </w:rPr>
@@ -2533,6 +2701,20 @@
       </w:r>
       <w:r>
         <w:rPr>
+          <w:lang w:val="hi_IN" w:bidi="hi_IN"/>
+        </w:rPr>
+        <w:t>וַ⁠יֵּ֤רֶד בָּ⁠הּ֙</w:t>
+      </w:r>
+    </w:p>
+    <w:p>
+      <w:pPr/>
+      <w:r>
+        <w:rPr>
+          <w:lang w:val="hi_IN" w:bidi="hi_IN"/>
+        </w:rPr>
+      </w:r>
+      <w:r>
+        <w:rPr>
           <w:b/>
           <w:lang w:val="hi_IN" w:bidi="hi_IN"/>
         </w:rPr>
@@ -2597,6 +2779,20 @@
       </w:r>
       <w:r>
         <w:rPr>
+          <w:lang w:val="hi_IN" w:bidi="hi_IN"/>
+        </w:rPr>
+        <w:t>עִמָּ⁠הֶם֙</w:t>
+      </w:r>
+    </w:p>
+    <w:p>
+      <w:pPr/>
+      <w:r>
+        <w:rPr>
+          <w:lang w:val="hi_IN" w:bidi="hi_IN"/>
+        </w:rPr>
+      </w:r>
+      <w:r>
+        <w:rPr>
           <w:b/>
           <w:lang w:val="hi_IN" w:bidi="hi_IN"/>
         </w:rPr>
@@ -2756,6 +2952,20 @@
       </w:r>
       <w:r>
         <w:rPr>
+          <w:lang w:val="hi_IN" w:bidi="hi_IN"/>
+        </w:rPr>
+        <w:t>וַֽ⁠יהוָ֗ה</w:t>
+      </w:r>
+    </w:p>
+    <w:p>
+      <w:pPr/>
+      <w:r>
+        <w:rPr>
+          <w:lang w:val="hi_IN" w:bidi="hi_IN"/>
+        </w:rPr>
+      </w:r>
+      <w:r>
+        <w:rPr>
           <w:b/>
           <w:lang w:val="hi_IN" w:bidi="hi_IN"/>
         </w:rPr>
@@ -2839,6 +3049,20 @@
       </w:r>
       <w:r>
         <w:rPr>
+          <w:lang w:val="hi_IN" w:bidi="hi_IN"/>
+        </w:rPr>
+        <w:t>וְ⁠הָ֣⁠אֳנִיָּ֔ה חִשְּׁבָ֖ה לְ⁠הִשָּׁבֵֽר</w:t>
+      </w:r>
+    </w:p>
+    <w:p>
+      <w:pPr/>
+      <w:r>
+        <w:rPr>
+          <w:lang w:val="hi_IN" w:bidi="hi_IN"/>
+        </w:rPr>
+      </w:r>
+      <w:r>
+        <w:rPr>
           <w:b/>
           <w:lang w:val="hi_IN" w:bidi="hi_IN"/>
         </w:rPr>
@@ -2942,6 +3166,20 @@
       </w:r>
       <w:r>
         <w:rPr>
+          <w:lang w:val="hi_IN" w:bidi="hi_IN"/>
+        </w:rPr>
+        <w:t>לְ⁠הִשָּׁבֵֽר</w:t>
+      </w:r>
+    </w:p>
+    <w:p>
+      <w:pPr/>
+      <w:r>
+        <w:rPr>
+          <w:lang w:val="hi_IN" w:bidi="hi_IN"/>
+        </w:rPr>
+      </w:r>
+      <w:r>
+        <w:rPr>
           <w:b/>
           <w:lang w:val="hi_IN" w:bidi="hi_IN"/>
         </w:rPr>
@@ -3025,6 +3263,20 @@
       </w:r>
       <w:r>
         <w:rPr>
+          <w:lang w:val="hi_IN" w:bidi="hi_IN"/>
+        </w:rPr>
+        <w:t>הַ⁠מַּלָּחִ֗ים</w:t>
+      </w:r>
+    </w:p>
+    <w:p>
+      <w:pPr/>
+      <w:r>
+        <w:rPr>
+          <w:lang w:val="hi_IN" w:bidi="hi_IN"/>
+        </w:rPr>
+      </w:r>
+      <w:r>
+        <w:rPr>
           <w:b/>
           <w:lang w:val="hi_IN" w:bidi="hi_IN"/>
         </w:rPr>
@@ -3088,6 +3340,20 @@
       </w:r>
       <w:r>
         <w:rPr>
+          <w:lang w:val="hi_IN" w:bidi="hi_IN"/>
+        </w:rPr>
+        <w:t>אֱלֹהָי⁠ו֒</w:t>
+      </w:r>
+    </w:p>
+    <w:p>
+      <w:pPr/>
+      <w:r>
+        <w:rPr>
+          <w:lang w:val="hi_IN" w:bidi="hi_IN"/>
+        </w:rPr>
+      </w:r>
+      <w:r>
+        <w:rPr>
           <w:b/>
           <w:lang w:val="hi_IN" w:bidi="hi_IN"/>
         </w:rPr>
@@ -3247,6 +3513,20 @@
       </w:r>
       <w:r>
         <w:rPr>
+          <w:lang w:val="hi_IN" w:bidi="hi_IN"/>
+        </w:rPr>
+        <w:t>לְ⁠הָקֵ֖ל מֵֽ⁠עֲלֵי⁠הֶ֑ם</w:t>
+      </w:r>
+    </w:p>
+    <w:p>
+      <w:pPr/>
+      <w:r>
+        <w:rPr>
+          <w:lang w:val="hi_IN" w:bidi="hi_IN"/>
+        </w:rPr>
+      </w:r>
+      <w:r>
+        <w:rPr>
           <w:b/>
           <w:lang w:val="hi_IN" w:bidi="hi_IN"/>
         </w:rPr>
@@ -3330,6 +3610,20 @@
       </w:r>
       <w:r>
         <w:rPr>
+          <w:lang w:val="hi_IN" w:bidi="hi_IN"/>
+        </w:rPr>
+        <w:t>וְ⁠יוֹנָ֗ה יָרַד֙ אֶל־יַרְכְּתֵ֣י הַ⁠סְּפִינָ֔ה וַ⁠יִּשְׁכַּ֖ב וַ⁠יֵּרָדַֽם</w:t>
+      </w:r>
+    </w:p>
+    <w:p>
+      <w:pPr/>
+      <w:r>
+        <w:rPr>
+          <w:lang w:val="hi_IN" w:bidi="hi_IN"/>
+        </w:rPr>
+      </w:r>
+      <w:r>
+        <w:rPr>
           <w:b/>
           <w:lang w:val="hi_IN" w:bidi="hi_IN"/>
         </w:rPr>
@@ -3413,6 +3707,20 @@
       </w:r>
       <w:r>
         <w:rPr>
+          <w:lang w:val="hi_IN" w:bidi="hi_IN"/>
+        </w:rPr>
+        <w:t>יַרְכְּתֵ֣י הַ⁠סְּפִינָ֔ה</w:t>
+      </w:r>
+    </w:p>
+    <w:p>
+      <w:pPr/>
+      <w:r>
+        <w:rPr>
+          <w:lang w:val="hi_IN" w:bidi="hi_IN"/>
+        </w:rPr>
+      </w:r>
+      <w:r>
+        <w:rPr>
           <w:b/>
           <w:lang w:val="hi_IN" w:bidi="hi_IN"/>
         </w:rPr>
@@ -3477,6 +3785,20 @@
       </w:r>
       <w:r>
         <w:rPr>
+          <w:lang w:val="hi_IN" w:bidi="hi_IN"/>
+        </w:rPr>
+        <w:t>וַ⁠יִּשְׁכַּ֖ב וַ⁠יֵּרָדַֽם</w:t>
+      </w:r>
+    </w:p>
+    <w:p>
+      <w:pPr/>
+      <w:r>
+        <w:rPr>
+          <w:lang w:val="hi_IN" w:bidi="hi_IN"/>
+        </w:rPr>
+      </w:r>
+      <w:r>
+        <w:rPr>
           <w:b/>
           <w:lang w:val="hi_IN" w:bidi="hi_IN"/>
         </w:rPr>
@@ -3560,6 +3882,20 @@
       </w:r>
       <w:r>
         <w:rPr>
+          <w:lang w:val="hi_IN" w:bidi="hi_IN"/>
+        </w:rPr>
+        <w:t>וַ⁠יִּקְרַ֤ב אֵלָי⁠ו֙ רַ֣ב הַ⁠חֹבֵ֔ל וַ⁠יֹּ֥אמֶר ל֖⁠וֹ</w:t>
+      </w:r>
+    </w:p>
+    <w:p>
+      <w:pPr/>
+      <w:r>
+        <w:rPr>
+          <w:lang w:val="hi_IN" w:bidi="hi_IN"/>
+        </w:rPr>
+      </w:r>
+      <w:r>
+        <w:rPr>
           <w:b/>
           <w:lang w:val="hi_IN" w:bidi="hi_IN"/>
         </w:rPr>
@@ -3624,6 +3960,20 @@
       </w:r>
       <w:r>
         <w:rPr>
+          <w:lang w:val="hi_IN" w:bidi="hi_IN"/>
+        </w:rPr>
+        <w:t>מַה־לְּ⁠ךָ֣ נִרְדָּ֑ם</w:t>
+      </w:r>
+    </w:p>
+    <w:p>
+      <w:pPr/>
+      <w:r>
+        <w:rPr>
+          <w:lang w:val="hi_IN" w:bidi="hi_IN"/>
+        </w:rPr>
+      </w:r>
+      <w:r>
+        <w:rPr>
           <w:b/>
           <w:lang w:val="hi_IN" w:bidi="hi_IN"/>
         </w:rPr>
@@ -3720,6 +4070,20 @@
       </w:r>
       <w:r>
         <w:rPr>
+          <w:lang w:val="hi_IN" w:bidi="hi_IN"/>
+        </w:rPr>
+        <w:t>ק֚וּם</w:t>
+      </w:r>
+    </w:p>
+    <w:p>
+      <w:pPr/>
+      <w:r>
+        <w:rPr>
+          <w:lang w:val="hi_IN" w:bidi="hi_IN"/>
+        </w:rPr>
+      </w:r>
+      <w:r>
+        <w:rPr>
           <w:b/>
           <w:lang w:val="hi_IN" w:bidi="hi_IN"/>
         </w:rPr>
@@ -3803,6 +4167,20 @@
       </w:r>
       <w:r>
         <w:rPr>
+          <w:lang w:val="hi_IN" w:bidi="hi_IN"/>
+        </w:rPr>
+        <w:t>קְרָ֣א אֶל־אֱלֹהֶ֔י⁠ךָ</w:t>
+      </w:r>
+    </w:p>
+    <w:p>
+      <w:pPr/>
+      <w:r>
+        <w:rPr>
+          <w:lang w:val="hi_IN" w:bidi="hi_IN"/>
+        </w:rPr>
+      </w:r>
+      <w:r>
+        <w:rPr>
           <w:b/>
           <w:lang w:val="hi_IN" w:bidi="hi_IN"/>
         </w:rPr>
@@ -3906,6 +4284,20 @@
       </w:r>
       <w:r>
         <w:rPr>
+          <w:lang w:val="hi_IN" w:bidi="hi_IN"/>
+        </w:rPr>
+        <w:t>אוּלַ֞י יִתְעַשֵּׁ֧ת הָ⁠אֱלֹהִ֛ים לָ֖⁠נוּ וְ⁠לֹ֥א נֹאבֵֽד</w:t>
+      </w:r>
+    </w:p>
+    <w:p>
+      <w:pPr/>
+      <w:r>
+        <w:rPr>
+          <w:lang w:val="hi_IN" w:bidi="hi_IN"/>
+        </w:rPr>
+      </w:r>
+      <w:r>
+        <w:rPr>
           <w:b/>
           <w:lang w:val="hi_IN" w:bidi="hi_IN"/>
         </w:rPr>
@@ -3989,6 +4381,20 @@
       </w:r>
       <w:r>
         <w:rPr>
+          <w:lang w:val="hi_IN" w:bidi="hi_IN"/>
+        </w:rPr>
+        <w:t>וְ⁠לֹ֥א נֹאבֵֽד</w:t>
+      </w:r>
+    </w:p>
+    <w:p>
+      <w:pPr/>
+      <w:r>
+        <w:rPr>
+          <w:lang w:val="hi_IN" w:bidi="hi_IN"/>
+        </w:rPr>
+      </w:r>
+      <w:r>
+        <w:rPr>
           <w:b/>
           <w:lang w:val="hi_IN" w:bidi="hi_IN"/>
         </w:rPr>
@@ -4072,6 +4478,20 @@
       </w:r>
       <w:r>
         <w:rPr>
+          <w:lang w:val="hi_IN" w:bidi="hi_IN"/>
+        </w:rPr>
+        <w:t>וַ⁠יֹּאמְר֞וּ אִ֣ישׁ אֶל־רֵעֵ֗⁠הוּ</w:t>
+      </w:r>
+    </w:p>
+    <w:p>
+      <w:pPr/>
+      <w:r>
+        <w:rPr>
+          <w:lang w:val="hi_IN" w:bidi="hi_IN"/>
+        </w:rPr>
+      </w:r>
+      <w:r>
+        <w:rPr>
           <w:b/>
           <w:lang w:val="hi_IN" w:bidi="hi_IN"/>
         </w:rPr>
@@ -4148,6 +4568,20 @@
       </w:r>
       <w:r>
         <w:rPr>
+          <w:lang w:val="hi_IN" w:bidi="hi_IN"/>
+        </w:rPr>
+        <w:t>וְ⁠נֵ֣דְעָ֔ה בְּ⁠שֶׁ⁠לְּ⁠מִ֛י הָ⁠רָעָ֥ה הַ⁠זֹּ֖את לָ֑⁠נוּ</w:t>
+      </w:r>
+    </w:p>
+    <w:p>
+      <w:pPr/>
+      <w:r>
+        <w:rPr>
+          <w:lang w:val="hi_IN" w:bidi="hi_IN"/>
+        </w:rPr>
+      </w:r>
+      <w:r>
+        <w:rPr>
           <w:b/>
           <w:lang w:val="hi_IN" w:bidi="hi_IN"/>
         </w:rPr>
@@ -4281,6 +4715,20 @@
       </w:r>
       <w:r>
         <w:rPr>
+          <w:lang w:val="hi_IN" w:bidi="hi_IN"/>
+        </w:rPr>
+        <w:t>וַ⁠יִּפֹּ֥ל הַ⁠גּוֹרָ֖ל עַל־יוֹנָֽה</w:t>
+      </w:r>
+    </w:p>
+    <w:p>
+      <w:pPr/>
+      <w:r>
+        <w:rPr>
+          <w:lang w:val="hi_IN" w:bidi="hi_IN"/>
+        </w:rPr>
+      </w:r>
+      <w:r>
+        <w:rPr>
           <w:b/>
           <w:lang w:val="hi_IN" w:bidi="hi_IN"/>
         </w:rPr>
@@ -4344,6 +4792,20 @@
       </w:r>
       <w:r>
         <w:rPr>
+          <w:lang w:val="hi_IN" w:bidi="hi_IN"/>
+        </w:rPr>
+        <w:t>לְכוּ֙ וְ⁠נַפִּ֣ילָה גֽוֹרָל֔וֹת</w:t>
+      </w:r>
+    </w:p>
+    <w:p>
+      <w:pPr/>
+      <w:r>
+        <w:rPr>
+          <w:lang w:val="hi_IN" w:bidi="hi_IN"/>
+        </w:rPr>
+      </w:r>
+      <w:r>
+        <w:rPr>
           <w:b/>
           <w:lang w:val="hi_IN" w:bidi="hi_IN"/>
         </w:rPr>
@@ -4465,6 +4927,20 @@
       </w:r>
       <w:r>
         <w:rPr>
+          <w:lang w:val="hi_IN" w:bidi="hi_IN"/>
+        </w:rPr>
+        <w:t>וְ⁠נַפִּ֣ילָה גֽוֹרָל֔וֹת</w:t>
+      </w:r>
+    </w:p>
+    <w:p>
+      <w:pPr/>
+      <w:r>
+        <w:rPr>
+          <w:lang w:val="hi_IN" w:bidi="hi_IN"/>
+        </w:rPr>
+      </w:r>
+      <w:r>
+        <w:rPr>
           <w:b/>
           <w:lang w:val="hi_IN" w:bidi="hi_IN"/>
         </w:rPr>
@@ -4584,6 +5060,20 @@
       </w:r>
       <w:r>
         <w:rPr>
+          <w:lang w:val="hi_IN" w:bidi="hi_IN"/>
+        </w:rPr>
+        <w:t>וַ⁠יֹּאמְר֣וּ אֵלָ֔י⁠ו</w:t>
+      </w:r>
+    </w:p>
+    <w:p>
+      <w:pPr/>
+      <w:r>
+        <w:rPr>
+          <w:lang w:val="hi_IN" w:bidi="hi_IN"/>
+        </w:rPr>
+      </w:r>
+      <w:r>
+        <w:rPr>
           <w:b/>
           <w:lang w:val="hi_IN" w:bidi="hi_IN"/>
         </w:rPr>
@@ -4712,6 +5202,20 @@
       </w:r>
       <w:r>
         <w:rPr>
+          <w:lang w:val="hi_IN" w:bidi="hi_IN"/>
+        </w:rPr>
+        <w:t>יְהוָ֞ה &amp; אֲנִ֣י יָרֵ֔א</w:t>
+      </w:r>
+    </w:p>
+    <w:p>
+      <w:pPr/>
+      <w:r>
+        <w:rPr>
+          <w:lang w:val="hi_IN" w:bidi="hi_IN"/>
+        </w:rPr>
+      </w:r>
+      <w:r>
+        <w:rPr>
           <w:b/>
           <w:lang w:val="hi_IN" w:bidi="hi_IN"/>
         </w:rPr>
@@ -4788,6 +5292,20 @@
       </w:r>
       <w:r>
         <w:rPr>
+          <w:lang w:val="hi_IN" w:bidi="hi_IN"/>
+        </w:rPr>
+        <w:t>וַ⁠יִּֽירְא֤וּ הָֽ⁠אֲנָשִׁים֙ יִרְאָ֣ה גְדוֹלָ֔ה</w:t>
+      </w:r>
+    </w:p>
+    <w:p>
+      <w:pPr/>
+      <w:r>
+        <w:rPr>
+          <w:lang w:val="hi_IN" w:bidi="hi_IN"/>
+        </w:rPr>
+      </w:r>
+      <w:r>
+        <w:rPr>
           <w:b/>
           <w:lang w:val="hi_IN" w:bidi="hi_IN"/>
         </w:rPr>
@@ -4852,6 +5370,20 @@
       </w:r>
       <w:r>
         <w:rPr>
+          <w:lang w:val="hi_IN" w:bidi="hi_IN"/>
+        </w:rPr>
+        <w:t>מַה־זֹּ֣את עָשִׂ֑יתָ</w:t>
+      </w:r>
+    </w:p>
+    <w:p>
+      <w:pPr/>
+      <w:r>
+        <w:rPr>
+          <w:lang w:val="hi_IN" w:bidi="hi_IN"/>
+        </w:rPr>
+      </w:r>
+      <w:r>
+        <w:rPr>
           <w:b/>
           <w:lang w:val="hi_IN" w:bidi="hi_IN"/>
         </w:rPr>
@@ -4935,6 +5467,20 @@
       </w:r>
       <w:r>
         <w:rPr>
+          <w:lang w:val="hi_IN" w:bidi="hi_IN"/>
+        </w:rPr>
+        <w:t>מִ⁠לִּ⁠פְנֵ֤י יְהוָה֙</w:t>
+      </w:r>
+    </w:p>
+    <w:p>
+      <w:pPr/>
+      <w:r>
+        <w:rPr>
+          <w:lang w:val="hi_IN" w:bidi="hi_IN"/>
+        </w:rPr>
+      </w:r>
+      <w:r>
+        <w:rPr>
           <w:b/>
           <w:lang w:val="hi_IN" w:bidi="hi_IN"/>
         </w:rPr>
@@ -5018,6 +5564,20 @@
       </w:r>
       <w:r>
         <w:rPr>
+          <w:lang w:val="hi_IN" w:bidi="hi_IN"/>
+        </w:rPr>
+        <w:t>כִּ֥י הִגִּ֖יד לָ⁠הֶֽם</w:t>
+      </w:r>
+    </w:p>
+    <w:p>
+      <w:pPr/>
+      <w:r>
+        <w:rPr>
+          <w:lang w:val="hi_IN" w:bidi="hi_IN"/>
+        </w:rPr>
+      </w:r>
+      <w:r>
+        <w:rPr>
           <w:b/>
           <w:lang w:val="hi_IN" w:bidi="hi_IN"/>
         </w:rPr>
@@ -5184,6 +5744,20 @@
       </w:r>
       <w:r>
         <w:rPr>
+          <w:lang w:val="hi_IN" w:bidi="hi_IN"/>
+        </w:rPr>
+        <w:t>כִּֽי־יָדְע֣וּ הָ⁠אֲנָשִׁ֗ים כִּֽי־מִ⁠לִּ⁠פְנֵ֤י יְהוָה֙ ה֣וּא בֹרֵ֔חַ כִּ֥י הִגִּ֖יד לָ⁠הֶֽם</w:t>
+      </w:r>
+    </w:p>
+    <w:p>
+      <w:pPr/>
+      <w:r>
+        <w:rPr>
+          <w:lang w:val="hi_IN" w:bidi="hi_IN"/>
+        </w:rPr>
+      </w:r>
+      <w:r>
+        <w:rPr>
           <w:b/>
           <w:lang w:val="hi_IN" w:bidi="hi_IN"/>
         </w:rPr>
@@ -5305,6 +5879,20 @@
       </w:r>
       <w:r>
         <w:rPr>
+          <w:lang w:val="hi_IN" w:bidi="hi_IN"/>
+        </w:rPr>
+        <w:t>וַ⁠יֹּאמְר֤וּ אֵלָי⁠ו֙</w:t>
+      </w:r>
+    </w:p>
+    <w:p>
+      <w:pPr/>
+      <w:r>
+        <w:rPr>
+          <w:lang w:val="hi_IN" w:bidi="hi_IN"/>
+        </w:rPr>
+      </w:r>
+      <w:r>
+        <w:rPr>
           <w:b/>
           <w:lang w:val="hi_IN" w:bidi="hi_IN"/>
         </w:rPr>
@@ -5382,6 +5970,20 @@
       </w:r>
       <w:r>
         <w:rPr>
+          <w:lang w:val="hi_IN" w:bidi="hi_IN"/>
+        </w:rPr>
+        <w:t>וְ⁠יִשְׁתֹּ֥ק הַ⁠יָּ֖ם מֵֽ⁠עָלֵ֑י⁠נוּ</w:t>
+      </w:r>
+    </w:p>
+    <w:p>
+      <w:pPr/>
+      <w:r>
+        <w:rPr>
+          <w:lang w:val="hi_IN" w:bidi="hi_IN"/>
+        </w:rPr>
+      </w:r>
+      <w:r>
+        <w:rPr>
           <w:b/>
           <w:lang w:val="hi_IN" w:bidi="hi_IN"/>
         </w:rPr>
@@ -5446,6 +6048,20 @@
       </w:r>
       <w:r>
         <w:rPr>
+          <w:lang w:val="hi_IN" w:bidi="hi_IN"/>
+        </w:rPr>
+        <w:t>הַ⁠יָּ֖ם הוֹלֵ֥ךְ וְ⁠סֹעֵֽר</w:t>
+      </w:r>
+    </w:p>
+    <w:p>
+      <w:pPr/>
+      <w:r>
+        <w:rPr>
+          <w:lang w:val="hi_IN" w:bidi="hi_IN"/>
+        </w:rPr>
+      </w:r>
+      <w:r>
+        <w:rPr>
           <w:b/>
           <w:lang w:val="hi_IN" w:bidi="hi_IN"/>
         </w:rPr>
@@ -5529,6 +6145,20 @@
       </w:r>
       <w:r>
         <w:rPr>
+          <w:lang w:val="hi_IN" w:bidi="hi_IN"/>
+        </w:rPr>
+        <w:t>וַ⁠יֹּאמְר֤וּ אֵלָי⁠ו֙ מַה־נַּ֣עֲשֶׂה לָּ֔⁠ךְ וְ⁠יִשְׁתֹּ֥ק הַ⁠יָּ֖ם מֵֽ⁠עָלֵ֑י⁠נוּ כִּ֥י הַ⁠יָּ֖ם הוֹלֵ֥ךְ וְ⁠סֹעֵֽר</w:t>
+      </w:r>
+    </w:p>
+    <w:p>
+      <w:pPr/>
+      <w:r>
+        <w:rPr>
+          <w:lang w:val="hi_IN" w:bidi="hi_IN"/>
+        </w:rPr>
+      </w:r>
+      <w:r>
+        <w:rPr>
           <w:b/>
           <w:lang w:val="hi_IN" w:bidi="hi_IN"/>
         </w:rPr>
@@ -5601,6 +6231,20 @@
         <w:rPr>
           <w:lang w:val="hi_IN" w:bidi="hi_IN"/>
         </w:rPr>
+      </w:r>
+    </w:p>
+    <w:p>
+      <w:pPr/>
+      <w:r>
+        <w:rPr>
+          <w:lang w:val="hi_IN" w:bidi="hi_IN"/>
+        </w:rPr>
+      </w:r>
+      <w:r>
+        <w:rPr>
+          <w:lang w:val="hi_IN" w:bidi="hi_IN"/>
+        </w:rPr>
+        <w:t>כִּ֚י יוֹדֵ֣עַ אָ֔נִי כִּ֣י בְ⁠שֶׁ⁠לִּ֔⁠י הַ⁠סַּ֧עַר הַ⁠גָּד֛וֹל הַ⁠זֶּ֖ה עֲלֵי⁠כֶֽם</w:t>
       </w:r>
     </w:p>
     <w:p>
@@ -5790,6 +6434,20 @@
       </w:r>
       <w:r>
         <w:rPr>
+          <w:lang w:val="hi_IN" w:bidi="hi_IN"/>
+        </w:rPr>
+        <w:t>וַ⁠יַּחְתְּר֣וּ הָ⁠אֲנָשִׁ֗ים</w:t>
+      </w:r>
+    </w:p>
+    <w:p>
+      <w:pPr/>
+      <w:r>
+        <w:rPr>
+          <w:lang w:val="hi_IN" w:bidi="hi_IN"/>
+        </w:rPr>
+      </w:r>
+      <w:r>
+        <w:rPr>
           <w:b/>
           <w:lang w:val="hi_IN" w:bidi="hi_IN"/>
         </w:rPr>
@@ -5873,6 +6531,20 @@
       </w:r>
       <w:r>
         <w:rPr>
+          <w:lang w:val="hi_IN" w:bidi="hi_IN"/>
+        </w:rPr>
+        <w:t>הַ⁠יָּ֔ם הוֹלֵ֥ךְ וְ⁠סֹעֵ֖ר</w:t>
+      </w:r>
+    </w:p>
+    <w:p>
+      <w:pPr/>
+      <w:r>
+        <w:rPr>
+          <w:lang w:val="hi_IN" w:bidi="hi_IN"/>
+        </w:rPr>
+      </w:r>
+      <w:r>
+        <w:rPr>
           <w:b/>
           <w:lang w:val="hi_IN" w:bidi="hi_IN"/>
         </w:rPr>
@@ -5956,6 +6628,20 @@
       </w:r>
       <w:r>
         <w:rPr>
+          <w:lang w:val="hi_IN" w:bidi="hi_IN"/>
+        </w:rPr>
+        <w:t>וַ⁠יִּקְרְא֨וּ</w:t>
+      </w:r>
+    </w:p>
+    <w:p>
+      <w:pPr/>
+      <w:r>
+        <w:rPr>
+          <w:lang w:val="hi_IN" w:bidi="hi_IN"/>
+        </w:rPr>
+      </w:r>
+      <w:r>
+        <w:rPr>
           <w:b/>
           <w:lang w:val="hi_IN" w:bidi="hi_IN"/>
         </w:rPr>
@@ -6046,6 +6732,20 @@
       </w:r>
       <w:r>
         <w:rPr>
+          <w:lang w:val="hi_IN" w:bidi="hi_IN"/>
+        </w:rPr>
+        <w:t>וַ⁠יִּקְרְא֨וּ אֶל־יְהוָ֜ה</w:t>
+      </w:r>
+    </w:p>
+    <w:p>
+      <w:pPr/>
+      <w:r>
+        <w:rPr>
+          <w:lang w:val="hi_IN" w:bidi="hi_IN"/>
+        </w:rPr>
+      </w:r>
+      <w:r>
+        <w:rPr>
           <w:b/>
           <w:lang w:val="hi_IN" w:bidi="hi_IN"/>
         </w:rPr>
@@ -6123,6 +6823,20 @@
       </w:r>
       <w:r>
         <w:rPr>
+          <w:lang w:val="hi_IN" w:bidi="hi_IN"/>
+        </w:rPr>
+        <w:t>אָנָּ֤ה</w:t>
+      </w:r>
+    </w:p>
+    <w:p>
+      <w:pPr/>
+      <w:r>
+        <w:rPr>
+          <w:lang w:val="hi_IN" w:bidi="hi_IN"/>
+        </w:rPr>
+      </w:r>
+      <w:r>
+        <w:rPr>
           <w:b/>
           <w:lang w:val="hi_IN" w:bidi="hi_IN"/>
         </w:rPr>
@@ -6219,6 +6933,20 @@
       </w:r>
       <w:r>
         <w:rPr>
+          <w:lang w:val="hi_IN" w:bidi="hi_IN"/>
+        </w:rPr>
+        <w:t>אַל־נָ֣א נֹאבְדָ֗ה בְּ⁠נֶ֨פֶשׁ֙ הָ⁠אִ֣ישׁ הַ⁠זֶּ֔ה</w:t>
+      </w:r>
+    </w:p>
+    <w:p>
+      <w:pPr/>
+      <w:r>
+        <w:rPr>
+          <w:lang w:val="hi_IN" w:bidi="hi_IN"/>
+        </w:rPr>
+      </w:r>
+      <w:r>
+        <w:rPr>
           <w:b/>
           <w:lang w:val="hi_IN" w:bidi="hi_IN"/>
         </w:rPr>
@@ -6309,6 +7037,20 @@
       </w:r>
       <w:r>
         <w:rPr>
+          <w:lang w:val="hi_IN" w:bidi="hi_IN"/>
+        </w:rPr>
+        <w:t>וְ⁠אַל־תִּתֵּ֥ן עָלֵ֖י⁠נוּ דָּ֣ם נָקִ֑יא</w:t>
+      </w:r>
+    </w:p>
+    <w:p>
+      <w:pPr/>
+      <w:r>
+        <w:rPr>
+          <w:lang w:val="hi_IN" w:bidi="hi_IN"/>
+        </w:rPr>
+      </w:r>
+      <w:r>
+        <w:rPr>
           <w:b/>
           <w:lang w:val="hi_IN" w:bidi="hi_IN"/>
         </w:rPr>
@@ -6392,6 +7134,20 @@
       </w:r>
       <w:r>
         <w:rPr>
+          <w:lang w:val="hi_IN" w:bidi="hi_IN"/>
+        </w:rPr>
+        <w:t>אָנָּ֤ה יְהוָה֙ אַל־נָ֣א נֹאבְדָ֗ה בְּ⁠נֶ֨פֶשׁ֙ הָ⁠אִ֣ישׁ הַ⁠זֶּ֔ה וְ⁠אַל־תִּתֵּ֥ן עָלֵ֖י⁠נוּ דָּ֣ם נָקִ֑יא כִּֽי־אַתָּ֣ה יְהוָ֔ה כַּ⁠אֲשֶׁ֥ר חָפַ֖צְתָּ עָשִֽׂיתָ</w:t>
+      </w:r>
+    </w:p>
+    <w:p>
+      <w:pPr/>
+      <w:r>
+        <w:rPr>
+          <w:lang w:val="hi_IN" w:bidi="hi_IN"/>
+        </w:rPr>
+      </w:r>
+      <w:r>
+        <w:rPr>
           <w:b/>
           <w:lang w:val="hi_IN" w:bidi="hi_IN"/>
         </w:rPr>
@@ -6462,6 +7218,20 @@
       </w:r>
       <w:r>
         <w:rPr>
+          <w:lang w:val="hi_IN" w:bidi="hi_IN"/>
+        </w:rPr>
+        <w:t>אַל־נָ֣א נֹאבְדָ֗ה בְּ⁠נֶ֨פֶשׁ֙ הָ⁠אִ֣ישׁ הַ⁠זֶּ֔ה וְ⁠אַל־תִּתֵּ֥ן עָלֵ֖י⁠נוּ דָּ֣ם נָקִ֑יא</w:t>
+      </w:r>
+    </w:p>
+    <w:p>
+      <w:pPr/>
+      <w:r>
+        <w:rPr>
+          <w:lang w:val="hi_IN" w:bidi="hi_IN"/>
+        </w:rPr>
+      </w:r>
+      <w:r>
+        <w:rPr>
           <w:b/>
           <w:lang w:val="hi_IN" w:bidi="hi_IN"/>
         </w:rPr>
@@ -6594,6 +7364,20 @@
       </w:r>
       <w:r>
         <w:rPr>
+          <w:lang w:val="hi_IN" w:bidi="hi_IN"/>
+        </w:rPr>
+        <w:t>וַ⁠יַּעֲמֹ֥ד הַ⁠יָּ֖ם מִ⁠זַּעְפּֽ⁠וֹ</w:t>
+      </w:r>
+    </w:p>
+    <w:p>
+      <w:pPr/>
+      <w:r>
+        <w:rPr>
+          <w:lang w:val="hi_IN" w:bidi="hi_IN"/>
+        </w:rPr>
+      </w:r>
+      <w:r>
+        <w:rPr>
           <w:b/>
           <w:lang w:val="hi_IN" w:bidi="hi_IN"/>
         </w:rPr>
@@ -6721,6 +7505,20 @@
       </w:r>
       <w:r>
         <w:rPr>
+          <w:lang w:val="hi_IN" w:bidi="hi_IN"/>
+        </w:rPr>
+        <w:t>וַ⁠יַּעֲמֹ֥ד הַ⁠יָּ֖ם מִ⁠זַּעְפּֽ⁠וֹ</w:t>
+      </w:r>
+    </w:p>
+    <w:p>
+      <w:pPr/>
+      <w:r>
+        <w:rPr>
+          <w:lang w:val="hi_IN" w:bidi="hi_IN"/>
+        </w:rPr>
+      </w:r>
+      <w:r>
+        <w:rPr>
           <w:b/>
           <w:lang w:val="hi_IN" w:bidi="hi_IN"/>
         </w:rPr>
@@ -6830,6 +7628,20 @@
       </w:r>
       <w:r>
         <w:rPr>
+          <w:lang w:val="hi_IN" w:bidi="hi_IN"/>
+        </w:rPr>
+        <w:t>וַ⁠יִּֽירְא֧וּ הָ⁠אֲנָשִׁ֛ים יִרְאָ֥ה גְדוֹלָ֖ה אֶת־יְהוָ֑ה</w:t>
+      </w:r>
+    </w:p>
+    <w:p>
+      <w:pPr/>
+      <w:r>
+        <w:rPr>
+          <w:lang w:val="hi_IN" w:bidi="hi_IN"/>
+        </w:rPr>
+      </w:r>
+      <w:r>
+        <w:rPr>
           <w:b/>
           <w:lang w:val="hi_IN" w:bidi="hi_IN"/>
         </w:rPr>
@@ -6907,6 +7719,20 @@
       </w:r>
       <w:r>
         <w:rPr>
+          <w:lang w:val="hi_IN" w:bidi="hi_IN"/>
+        </w:rPr>
+        <w:t>וַ⁠יִּֽזְבְּחוּ־זֶ֨בַח֙ לַֽ⁠יהוָ֔ה וַֽ⁠יִּדְּר֖וּ נְדָרִֽים</w:t>
+      </w:r>
+    </w:p>
+    <w:p>
+      <w:pPr/>
+      <w:r>
+        <w:rPr>
+          <w:lang w:val="hi_IN" w:bidi="hi_IN"/>
+        </w:rPr>
+      </w:r>
+      <w:r>
+        <w:rPr>
           <w:b/>
           <w:lang w:val="hi_IN" w:bidi="hi_IN"/>
         </w:rPr>
@@ -7016,6 +7842,20 @@
       </w:r>
       <w:r>
         <w:rPr>
+          <w:lang w:val="hi_IN" w:bidi="hi_IN"/>
+        </w:rPr>
+        <w:t>וַ⁠יְמַ֤ן יְהוָה֙ דָּ֣ג גָּד֔וֹל לִ⁠בְלֹ֖עַ אֶת־יוֹנָ֑ה וַ⁠יְהִ֤י יוֹנָה֙ בִּ⁠מְעֵ֣י הַ⁠דָּ֔ג שְׁלֹשָׁ֥ה יָמִ֖ים וּ⁠שְׁלֹשָׁ֥ה לֵילֽוֹת</w:t>
+      </w:r>
+    </w:p>
+    <w:p>
+      <w:pPr/>
+      <w:r>
+        <w:rPr>
+          <w:lang w:val="hi_IN" w:bidi="hi_IN"/>
+        </w:rPr>
+      </w:r>
+      <w:r>
+        <w:rPr>
           <w:b/>
           <w:lang w:val="hi_IN" w:bidi="hi_IN"/>
         </w:rPr>
@@ -7079,6 +7919,20 @@
       </w:r>
       <w:r>
         <w:rPr>
+          <w:lang w:val="hi_IN" w:bidi="hi_IN"/>
+        </w:rPr>
+        <w:t>וַ⁠יְמַ֤ן יְהוָה֙ דָּ֣ג גָּד֔וֹל לִ⁠בְלֹ֖עַ אֶת־יוֹנָ֑ה</w:t>
+      </w:r>
+    </w:p>
+    <w:p>
+      <w:pPr/>
+      <w:r>
+        <w:rPr>
+          <w:lang w:val="hi_IN" w:bidi="hi_IN"/>
+        </w:rPr>
+      </w:r>
+      <w:r>
+        <w:rPr>
           <w:b/>
           <w:lang w:val="hi_IN" w:bidi="hi_IN"/>
         </w:rPr>
@@ -7502,6 +8356,20 @@
       </w:r>
       <w:r>
         <w:rPr>
+          <w:lang w:val="hi_IN" w:bidi="hi_IN"/>
+        </w:rPr>
+        <w:t>יְהוָ֖ה אֱלֹהָ֑י⁠ו</w:t>
+      </w:r>
+    </w:p>
+    <w:p>
+      <w:pPr/>
+      <w:r>
+        <w:rPr>
+          <w:lang w:val="hi_IN" w:bidi="hi_IN"/>
+        </w:rPr>
+      </w:r>
+      <w:r>
+        <w:rPr>
           <w:b/>
           <w:lang w:val="hi_IN" w:bidi="hi_IN"/>
         </w:rPr>
@@ -7591,6 +8459,20 @@
       </w:r>
       <w:r>
         <w:rPr>
+          <w:lang w:val="hi_IN" w:bidi="hi_IN"/>
+        </w:rPr>
+        <w:t>וַ⁠יֹּ֗אמֶר</w:t>
+      </w:r>
+    </w:p>
+    <w:p>
+      <w:pPr/>
+      <w:r>
+        <w:rPr>
+          <w:lang w:val="hi_IN" w:bidi="hi_IN"/>
+        </w:rPr>
+      </w:r>
+      <w:r>
+        <w:rPr>
           <w:b/>
           <w:lang w:val="hi_IN" w:bidi="hi_IN"/>
         </w:rPr>
@@ -7655,6 +8537,20 @@
       </w:r>
       <w:r>
         <w:rPr>
+          <w:lang w:val="hi_IN" w:bidi="hi_IN"/>
+        </w:rPr>
+        <w:t>קָ֠רָאתִי מִ⁠צָּ֥רָה לִ֛⁠י אֶל־יְהוָ֖ה וַֽ⁠יַּעֲנֵ֑⁠נִי</w:t>
+      </w:r>
+    </w:p>
+    <w:p>
+      <w:pPr/>
+      <w:r>
+        <w:rPr>
+          <w:lang w:val="hi_IN" w:bidi="hi_IN"/>
+        </w:rPr>
+      </w:r>
+      <w:r>
+        <w:rPr>
           <w:b/>
           <w:lang w:val="hi_IN" w:bidi="hi_IN"/>
         </w:rPr>
@@ -7738,6 +8634,20 @@
       </w:r>
       <w:r>
         <w:rPr>
+          <w:lang w:val="hi_IN" w:bidi="hi_IN"/>
+        </w:rPr>
+        <w:t>קָ֠רָאתִי מִ⁠צָּ֥רָה לִ֛⁠י אֶל־יְהוָ֖ה וַֽ⁠יַּעֲנֵ֑⁠נִי</w:t>
+      </w:r>
+    </w:p>
+    <w:p>
+      <w:pPr/>
+      <w:r>
+        <w:rPr>
+          <w:lang w:val="hi_IN" w:bidi="hi_IN"/>
+        </w:rPr>
+      </w:r>
+      <w:r>
+        <w:rPr>
           <w:b/>
           <w:lang w:val="hi_IN" w:bidi="hi_IN"/>
         </w:rPr>
@@ -7815,6 +8725,20 @@
       </w:r>
       <w:r>
         <w:rPr>
+          <w:lang w:val="hi_IN" w:bidi="hi_IN"/>
+        </w:rPr>
+        <w:t>וַֽ⁠יַּעֲנֵ֑⁠נִי</w:t>
+      </w:r>
+    </w:p>
+    <w:p>
+      <w:pPr/>
+      <w:r>
+        <w:rPr>
+          <w:lang w:val="hi_IN" w:bidi="hi_IN"/>
+        </w:rPr>
+      </w:r>
+      <w:r>
+        <w:rPr>
           <w:b/>
           <w:lang w:val="hi_IN" w:bidi="hi_IN"/>
         </w:rPr>
@@ -7905,6 +8829,20 @@
       </w:r>
       <w:r>
         <w:rPr>
+          <w:lang w:val="hi_IN" w:bidi="hi_IN"/>
+        </w:rPr>
+        <w:t>מִ⁠בֶּ֧טֶן שְׁא֛וֹל</w:t>
+      </w:r>
+    </w:p>
+    <w:p>
+      <w:pPr/>
+      <w:r>
+        <w:rPr>
+          <w:lang w:val="hi_IN" w:bidi="hi_IN"/>
+        </w:rPr>
+      </w:r>
+      <w:r>
+        <w:rPr>
           <w:b/>
           <w:lang w:val="hi_IN" w:bidi="hi_IN"/>
         </w:rPr>
@@ -8008,6 +8946,20 @@
       </w:r>
       <w:r>
         <w:rPr>
+          <w:lang w:val="hi_IN" w:bidi="hi_IN"/>
+        </w:rPr>
+        <w:t>שְׁא֛וֹל</w:t>
+      </w:r>
+    </w:p>
+    <w:p>
+      <w:pPr/>
+      <w:r>
+        <w:rPr>
+          <w:lang w:val="hi_IN" w:bidi="hi_IN"/>
+        </w:rPr>
+      </w:r>
+      <w:r>
+        <w:rPr>
           <w:b/>
           <w:lang w:val="hi_IN" w:bidi="hi_IN"/>
         </w:rPr>
@@ -8104,6 +9056,20 @@
       </w:r>
       <w:r>
         <w:rPr>
+          <w:lang w:val="hi_IN" w:bidi="hi_IN"/>
+        </w:rPr>
+        <w:t>שָׁמַ֥עְתָּ קוֹלִֽ⁠י</w:t>
+      </w:r>
+    </w:p>
+    <w:p>
+      <w:pPr/>
+      <w:r>
+        <w:rPr>
+          <w:lang w:val="hi_IN" w:bidi="hi_IN"/>
+        </w:rPr>
+      </w:r>
+      <w:r>
+        <w:rPr>
           <w:b/>
           <w:lang w:val="hi_IN" w:bidi="hi_IN"/>
         </w:rPr>
@@ -8187,6 +9153,20 @@
       </w:r>
       <w:r>
         <w:rPr>
+          <w:lang w:val="hi_IN" w:bidi="hi_IN"/>
+        </w:rPr>
+        <w:t>קָ֠רָאתִי מִ⁠צָּ֥רָה לִ֛⁠י אֶל־יְהוָ֖ה וַֽ⁠יַּעֲנֵ֑⁠נִי מִ⁠בֶּ֧טֶן שְׁא֛וֹל שִׁוַּ֖עְתִּי שָׁמַ֥עְתָּ קוֹלִֽ⁠י</w:t>
+      </w:r>
+    </w:p>
+    <w:p>
+      <w:pPr/>
+      <w:r>
+        <w:rPr>
+          <w:lang w:val="hi_IN" w:bidi="hi_IN"/>
+        </w:rPr>
+      </w:r>
+      <w:r>
+        <w:rPr>
           <w:b/>
           <w:lang w:val="hi_IN" w:bidi="hi_IN"/>
         </w:rPr>
@@ -8270,6 +9250,20 @@
       </w:r>
       <w:r>
         <w:rPr>
+          <w:lang w:val="hi_IN" w:bidi="hi_IN"/>
+        </w:rPr>
+        <w:t>בִּ⁠לְבַ֣ב יַמִּ֔ים</w:t>
+      </w:r>
+    </w:p>
+    <w:p>
+      <w:pPr/>
+      <w:r>
+        <w:rPr>
+          <w:lang w:val="hi_IN" w:bidi="hi_IN"/>
+        </w:rPr>
+      </w:r>
+      <w:r>
+        <w:rPr>
           <w:b/>
           <w:lang w:val="hi_IN" w:bidi="hi_IN"/>
         </w:rPr>
@@ -8346,6 +9340,20 @@
       </w:r>
       <w:r>
         <w:rPr>
+          <w:lang w:val="hi_IN" w:bidi="hi_IN"/>
+        </w:rPr>
+        <w:t>וְ⁠נָהָ֖ר יְסֹבְבֵ֑⁠נִי</w:t>
+      </w:r>
+    </w:p>
+    <w:p>
+      <w:pPr/>
+      <w:r>
+        <w:rPr>
+          <w:lang w:val="hi_IN" w:bidi="hi_IN"/>
+        </w:rPr>
+      </w:r>
+      <w:r>
+        <w:rPr>
           <w:b/>
           <w:lang w:val="hi_IN" w:bidi="hi_IN"/>
         </w:rPr>
@@ -8410,6 +9418,20 @@
       </w:r>
       <w:r>
         <w:rPr>
+          <w:lang w:val="hi_IN" w:bidi="hi_IN"/>
+        </w:rPr>
+        <w:t>מִשְׁבָּרֶ֥י⁠ךָ וְ⁠גַלֶּ֖י⁠ךָ</w:t>
+      </w:r>
+    </w:p>
+    <w:p>
+      <w:pPr/>
+      <w:r>
+        <w:rPr>
+          <w:lang w:val="hi_IN" w:bidi="hi_IN"/>
+        </w:rPr>
+      </w:r>
+      <w:r>
+        <w:rPr>
           <w:b/>
           <w:lang w:val="hi_IN" w:bidi="hi_IN"/>
         </w:rPr>
@@ -8506,6 +9528,20 @@
       </w:r>
       <w:r>
         <w:rPr>
+          <w:lang w:val="hi_IN" w:bidi="hi_IN"/>
+        </w:rPr>
+        <w:t>יַמִּ֔ים</w:t>
+      </w:r>
+    </w:p>
+    <w:p>
+      <w:pPr/>
+      <w:r>
+        <w:rPr>
+          <w:lang w:val="hi_IN" w:bidi="hi_IN"/>
+        </w:rPr>
+      </w:r>
+      <w:r>
+        <w:rPr>
           <w:b/>
           <w:lang w:val="hi_IN" w:bidi="hi_IN"/>
         </w:rPr>
@@ -8602,6 +9638,20 @@
       </w:r>
       <w:r>
         <w:rPr>
+          <w:lang w:val="hi_IN" w:bidi="hi_IN"/>
+        </w:rPr>
+        <w:t>מִשְׁבָּרֶ֥י⁠ךָ וְ⁠גַלֶּ֖י⁠ךָ</w:t>
+      </w:r>
+    </w:p>
+    <w:p>
+      <w:pPr/>
+      <w:r>
+        <w:rPr>
+          <w:lang w:val="hi_IN" w:bidi="hi_IN"/>
+        </w:rPr>
+      </w:r>
+      <w:r>
+        <w:rPr>
           <w:b/>
           <w:lang w:val="hi_IN" w:bidi="hi_IN"/>
         </w:rPr>
@@ -8736,6 +9786,20 @@
       </w:r>
       <w:r>
         <w:rPr>
+          <w:lang w:val="hi_IN" w:bidi="hi_IN"/>
+        </w:rPr>
+        <w:t>וַ⁠אֲנִ֣י</w:t>
+      </w:r>
+    </w:p>
+    <w:p>
+      <w:pPr/>
+      <w:r>
+        <w:rPr>
+          <w:lang w:val="hi_IN" w:bidi="hi_IN"/>
+        </w:rPr>
+      </w:r>
+      <w:r>
+        <w:rPr>
           <w:b/>
           <w:lang w:val="hi_IN" w:bidi="hi_IN"/>
         </w:rPr>
@@ -8819,6 +9883,20 @@
       </w:r>
       <w:r>
         <w:rPr>
+          <w:lang w:val="hi_IN" w:bidi="hi_IN"/>
+        </w:rPr>
+        <w:t>נִגְרַ֖שְׁתִּי</w:t>
+      </w:r>
+    </w:p>
+    <w:p>
+      <w:pPr/>
+      <w:r>
+        <w:rPr>
+          <w:lang w:val="hi_IN" w:bidi="hi_IN"/>
+        </w:rPr>
+      </w:r>
+      <w:r>
+        <w:rPr>
           <w:b/>
           <w:lang w:val="hi_IN" w:bidi="hi_IN"/>
         </w:rPr>
@@ -8915,6 +9993,20 @@
       </w:r>
       <w:r>
         <w:rPr>
+          <w:lang w:val="hi_IN" w:bidi="hi_IN"/>
+        </w:rPr>
+        <w:t>מִ⁠נֶּ֣גֶד עֵינֶ֑י⁠ךָ</w:t>
+      </w:r>
+    </w:p>
+    <w:p>
+      <w:pPr/>
+      <w:r>
+        <w:rPr>
+          <w:lang w:val="hi_IN" w:bidi="hi_IN"/>
+        </w:rPr>
+      </w:r>
+      <w:r>
+        <w:rPr>
           <w:b/>
           <w:lang w:val="hi_IN" w:bidi="hi_IN"/>
         </w:rPr>
@@ -9074,6 +10166,20 @@
       </w:r>
       <w:r>
         <w:rPr>
+          <w:lang w:val="hi_IN" w:bidi="hi_IN"/>
+        </w:rPr>
+        <w:t>אַ֚ךְ</w:t>
+      </w:r>
+    </w:p>
+    <w:p>
+      <w:pPr/>
+      <w:r>
+        <w:rPr>
+          <w:lang w:val="hi_IN" w:bidi="hi_IN"/>
+        </w:rPr>
+      </w:r>
+      <w:r>
+        <w:rPr>
           <w:b/>
           <w:lang w:val="hi_IN" w:bidi="hi_IN"/>
         </w:rPr>
@@ -9176,6 +10282,20 @@
       </w:r>
       <w:r>
         <w:rPr>
+          <w:lang w:val="hi_IN" w:bidi="hi_IN"/>
+        </w:rPr>
+        <w:t>אֲפָפ֤וּ⁠נִי מַ֨יִם֙ עַד־נֶ֔פֶשׁ תְּה֖וֹם יְסֹבְבֵ֑⁠נִי</w:t>
+      </w:r>
+    </w:p>
+    <w:p>
+      <w:pPr/>
+      <w:r>
+        <w:rPr>
+          <w:lang w:val="hi_IN" w:bidi="hi_IN"/>
+        </w:rPr>
+      </w:r>
+      <w:r>
+        <w:rPr>
           <w:b/>
           <w:lang w:val="hi_IN" w:bidi="hi_IN"/>
         </w:rPr>
@@ -9335,6 +10455,20 @@
       </w:r>
       <w:r>
         <w:rPr>
+          <w:lang w:val="hi_IN" w:bidi="hi_IN"/>
+        </w:rPr>
+        <w:t>עַד־נֶ֔פֶשׁ</w:t>
+      </w:r>
+    </w:p>
+    <w:p>
+      <w:pPr/>
+      <w:r>
+        <w:rPr>
+          <w:lang w:val="hi_IN" w:bidi="hi_IN"/>
+        </w:rPr>
+      </w:r>
+      <w:r>
+        <w:rPr>
           <w:b/>
           <w:lang w:val="hi_IN" w:bidi="hi_IN"/>
         </w:rPr>
@@ -9463,6 +10597,20 @@
       </w:r>
       <w:r>
         <w:rPr>
+          <w:lang w:val="hi_IN" w:bidi="hi_IN"/>
+        </w:rPr>
+        <w:t>תְּה֖וֹם יְסֹבְבֵ֑⁠נִי</w:t>
+      </w:r>
+    </w:p>
+    <w:p>
+      <w:pPr/>
+      <w:r>
+        <w:rPr>
+          <w:lang w:val="hi_IN" w:bidi="hi_IN"/>
+        </w:rPr>
+      </w:r>
+      <w:r>
+        <w:rPr>
           <w:b/>
           <w:lang w:val="hi_IN" w:bidi="hi_IN"/>
         </w:rPr>
@@ -9527,6 +10675,20 @@
       </w:r>
       <w:r>
         <w:rPr>
+          <w:lang w:val="hi_IN" w:bidi="hi_IN"/>
+        </w:rPr>
+        <w:t>ס֖וּף</w:t>
+      </w:r>
+    </w:p>
+    <w:p>
+      <w:pPr/>
+      <w:r>
+        <w:rPr>
+          <w:lang w:val="hi_IN" w:bidi="hi_IN"/>
+        </w:rPr>
+      </w:r>
+      <w:r>
+        <w:rPr>
           <w:b/>
           <w:lang w:val="hi_IN" w:bidi="hi_IN"/>
         </w:rPr>
@@ -9597,6 +10759,20 @@
       </w:r>
       <w:r>
         <w:rPr>
+          <w:lang w:val="hi_IN" w:bidi="hi_IN"/>
+        </w:rPr>
+        <w:t>הָ⁠אָ֛רֶץ בְּרִחֶ֥י⁠הָ בַעֲדִ֖⁠י לְ⁠עוֹלָ֑ם</w:t>
+      </w:r>
+    </w:p>
+    <w:p>
+      <w:pPr/>
+      <w:r>
+        <w:rPr>
+          <w:lang w:val="hi_IN" w:bidi="hi_IN"/>
+        </w:rPr>
+      </w:r>
+      <w:r>
+        <w:rPr>
           <w:b/>
           <w:lang w:val="hi_IN" w:bidi="hi_IN"/>
         </w:rPr>
@@ -9680,6 +10856,20 @@
       </w:r>
       <w:r>
         <w:rPr>
+          <w:lang w:val="hi_IN" w:bidi="hi_IN"/>
+        </w:rPr>
+        <w:t>וַ⁠תַּ֧עַל מִ⁠שַּׁ֛חַת חַיַּ֖⁠י</w:t>
+      </w:r>
+    </w:p>
+    <w:p>
+      <w:pPr/>
+      <w:r>
+        <w:rPr>
+          <w:lang w:val="hi_IN" w:bidi="hi_IN"/>
+        </w:rPr>
+      </w:r>
+      <w:r>
+        <w:rPr>
           <w:b/>
           <w:lang w:val="hi_IN" w:bidi="hi_IN"/>
         </w:rPr>
@@ -9776,6 +10966,20 @@
       </w:r>
       <w:r>
         <w:rPr>
+          <w:lang w:val="hi_IN" w:bidi="hi_IN"/>
+        </w:rPr>
+        <w:t>יְהוָ֥ה אֱלֹהָֽ⁠י</w:t>
+      </w:r>
+    </w:p>
+    <w:p>
+      <w:pPr/>
+      <w:r>
+        <w:rPr>
+          <w:lang w:val="hi_IN" w:bidi="hi_IN"/>
+        </w:rPr>
+      </w:r>
+      <w:r>
+        <w:rPr>
           <w:b/>
           <w:lang w:val="hi_IN" w:bidi="hi_IN"/>
         </w:rPr>
@@ -9839,6 +11043,20 @@
       </w:r>
       <w:r>
         <w:rPr>
+          <w:lang w:val="hi_IN" w:bidi="hi_IN"/>
+        </w:rPr>
+        <w:t>חַיַּ֖⁠י</w:t>
+      </w:r>
+    </w:p>
+    <w:p>
+      <w:pPr/>
+      <w:r>
+        <w:rPr>
+          <w:lang w:val="hi_IN" w:bidi="hi_IN"/>
+        </w:rPr>
+      </w:r>
+      <w:r>
+        <w:rPr>
           <w:b/>
           <w:lang w:val="hi_IN" w:bidi="hi_IN"/>
         </w:rPr>
@@ -9947,6 +11165,20 @@
       </w:r>
       <w:r>
         <w:rPr>
+          <w:lang w:val="hi_IN" w:bidi="hi_IN"/>
+        </w:rPr>
+        <w:t>אֱלֹהָֽ⁠י</w:t>
+      </w:r>
+    </w:p>
+    <w:p>
+      <w:pPr/>
+      <w:r>
+        <w:rPr>
+          <w:lang w:val="hi_IN" w:bidi="hi_IN"/>
+        </w:rPr>
+      </w:r>
+      <w:r>
+        <w:rPr>
           <w:b/>
           <w:lang w:val="hi_IN" w:bidi="hi_IN"/>
         </w:rPr>
@@ -10056,6 +11288,20 @@
       </w:r>
       <w:r>
         <w:rPr>
+          <w:lang w:val="hi_IN" w:bidi="hi_IN"/>
+        </w:rPr>
+        <w:t>בְּ⁠הִתְעַטֵּ֤ף עָלַ⁠י֙ נַפְשִׁ֔⁠י</w:t>
+      </w:r>
+    </w:p>
+    <w:p>
+      <w:pPr/>
+      <w:r>
+        <w:rPr>
+          <w:lang w:val="hi_IN" w:bidi="hi_IN"/>
+        </w:rPr>
+      </w:r>
+      <w:r>
+        <w:rPr>
           <w:b/>
           <w:lang w:val="hi_IN" w:bidi="hi_IN"/>
         </w:rPr>
@@ -10139,6 +11385,20 @@
       </w:r>
       <w:r>
         <w:rPr>
+          <w:lang w:val="hi_IN" w:bidi="hi_IN"/>
+        </w:rPr>
+        <w:t>אֶת־יְהוָ֖ה זָכָ֑רְתִּי</w:t>
+      </w:r>
+    </w:p>
+    <w:p>
+      <w:pPr/>
+      <w:r>
+        <w:rPr>
+          <w:lang w:val="hi_IN" w:bidi="hi_IN"/>
+        </w:rPr>
+      </w:r>
+      <w:r>
+        <w:rPr>
           <w:b/>
           <w:lang w:val="hi_IN" w:bidi="hi_IN"/>
         </w:rPr>
@@ -10202,6 +11462,20 @@
       </w:r>
       <w:r>
         <w:rPr>
+          <w:lang w:val="hi_IN" w:bidi="hi_IN"/>
+        </w:rPr>
+        <w:t>וַ⁠תָּב֤וֹא אֵלֶ֨י⁠ךָ֙ תְּפִלָּתִ֔⁠י אֶל־הֵיכַ֖ל קָדְשֶֽׁ⁠ךָ</w:t>
+      </w:r>
+    </w:p>
+    <w:p>
+      <w:pPr/>
+      <w:r>
+        <w:rPr>
+          <w:lang w:val="hi_IN" w:bidi="hi_IN"/>
+        </w:rPr>
+      </w:r>
+      <w:r>
+        <w:rPr>
           <w:b/>
           <w:lang w:val="hi_IN" w:bidi="hi_IN"/>
         </w:rPr>
@@ -10368,6 +11642,20 @@
       </w:r>
       <w:r>
         <w:rPr>
+          <w:lang w:val="hi_IN" w:bidi="hi_IN"/>
+        </w:rPr>
+        <w:t>אֶת־יְהוָ֖ה זָכָ֑רְתִּי</w:t>
+      </w:r>
+    </w:p>
+    <w:p>
+      <w:pPr/>
+      <w:r>
+        <w:rPr>
+          <w:lang w:val="hi_IN" w:bidi="hi_IN"/>
+        </w:rPr>
+      </w:r>
+      <w:r>
+        <w:rPr>
           <w:b/>
           <w:lang w:val="hi_IN" w:bidi="hi_IN"/>
         </w:rPr>
@@ -10527,6 +11815,20 @@
       </w:r>
       <w:r>
         <w:rPr>
+          <w:lang w:val="hi_IN" w:bidi="hi_IN"/>
+        </w:rPr>
+        <w:t>מְשַׁמְּרִ֖ים הַבְלֵי־שָׁ֑וְא</w:t>
+      </w:r>
+    </w:p>
+    <w:p>
+      <w:pPr/>
+      <w:r>
+        <w:rPr>
+          <w:lang w:val="hi_IN" w:bidi="hi_IN"/>
+        </w:rPr>
+      </w:r>
+      <w:r>
+        <w:rPr>
           <w:b/>
           <w:lang w:val="hi_IN" w:bidi="hi_IN"/>
         </w:rPr>
@@ -10610,6 +11912,20 @@
       </w:r>
       <w:r>
         <w:rPr>
+          <w:lang w:val="hi_IN" w:bidi="hi_IN"/>
+        </w:rPr>
+        <w:t>חַסְדָּ֖⁠ם יַעֲזֹֽבוּ</w:t>
+      </w:r>
+    </w:p>
+    <w:p>
+      <w:pPr/>
+      <w:r>
+        <w:rPr>
+          <w:lang w:val="hi_IN" w:bidi="hi_IN"/>
+        </w:rPr>
+      </w:r>
+      <w:r>
+        <w:rPr>
           <w:b/>
           <w:lang w:val="hi_IN" w:bidi="hi_IN"/>
         </w:rPr>
@@ -10686,6 +12002,20 @@
       </w:r>
       <w:r>
         <w:rPr>
+          <w:lang w:val="hi_IN" w:bidi="hi_IN"/>
+        </w:rPr>
+        <w:t>וַ⁠אֲנִ֗י</w:t>
+      </w:r>
+    </w:p>
+    <w:p>
+      <w:pPr/>
+      <w:r>
+        <w:rPr>
+          <w:lang w:val="hi_IN" w:bidi="hi_IN"/>
+        </w:rPr>
+      </w:r>
+      <w:r>
+        <w:rPr>
           <w:b/>
           <w:lang w:val="hi_IN" w:bidi="hi_IN"/>
         </w:rPr>
@@ -10769,6 +12099,20 @@
       </w:r>
       <w:r>
         <w:rPr>
+          <w:lang w:val="hi_IN" w:bidi="hi_IN"/>
+        </w:rPr>
+        <w:t>בְּ⁠ק֤וֹל תּוֹדָה֙</w:t>
+      </w:r>
+    </w:p>
+    <w:p>
+      <w:pPr/>
+      <w:r>
+        <w:rPr>
+          <w:lang w:val="hi_IN" w:bidi="hi_IN"/>
+        </w:rPr>
+      </w:r>
+      <w:r>
+        <w:rPr>
           <w:b/>
           <w:lang w:val="hi_IN" w:bidi="hi_IN"/>
         </w:rPr>
@@ -10821,6 +12165,20 @@
         <w:rPr>
           <w:lang w:val="hi_IN" w:bidi="hi_IN"/>
         </w:rPr>
+      </w:r>
+    </w:p>
+    <w:p>
+      <w:pPr/>
+      <w:r>
+        <w:rPr>
+          <w:lang w:val="hi_IN" w:bidi="hi_IN"/>
+        </w:rPr>
+      </w:r>
+      <w:r>
+        <w:rPr>
+          <w:lang w:val="hi_IN" w:bidi="hi_IN"/>
+        </w:rPr>
+        <w:t>יְשׁוּעָ֖תָ⁠ה לַ⁠יהוָֽה</w:t>
       </w:r>
     </w:p>
     <w:p>
@@ -10913,6 +12271,20 @@
       </w:r>
       <w:r>
         <w:rPr>
+          <w:lang w:val="hi_IN" w:bidi="hi_IN"/>
+        </w:rPr>
+        <w:t>יְשׁוּעָ֖תָ⁠ה לַ⁠יהוָֽה</w:t>
+      </w:r>
+    </w:p>
+    <w:p>
+      <w:pPr/>
+      <w:r>
+        <w:rPr>
+          <w:lang w:val="hi_IN" w:bidi="hi_IN"/>
+        </w:rPr>
+      </w:r>
+      <w:r>
+        <w:rPr>
           <w:b/>
           <w:lang w:val="hi_IN" w:bidi="hi_IN"/>
         </w:rPr>
@@ -11011,6 +12383,20 @@
         <w:rPr>
           <w:lang w:val="hi_IN" w:bidi="hi_IN"/>
         </w:rPr>
+      </w:r>
+    </w:p>
+    <w:p>
+      <w:pPr/>
+      <w:r>
+        <w:rPr>
+          <w:lang w:val="hi_IN" w:bidi="hi_IN"/>
+        </w:rPr>
+      </w:r>
+      <w:r>
+        <w:rPr>
+          <w:lang w:val="hi_IN" w:bidi="hi_IN"/>
+        </w:rPr>
+        <w:t>יְשׁוּעָ֖תָ⁠ה לַ⁠יהוָֽה</w:t>
       </w:r>
     </w:p>
     <w:p>
@@ -11123,6 +12509,20 @@
       </w:r>
       <w:r>
         <w:rPr>
+          <w:lang w:val="hi_IN" w:bidi="hi_IN"/>
+        </w:rPr>
+        <w:t>אֶל־הַ⁠יַּבָּשָֽׁה</w:t>
+      </w:r>
+    </w:p>
+    <w:p>
+      <w:pPr/>
+      <w:r>
+        <w:rPr>
+          <w:lang w:val="hi_IN" w:bidi="hi_IN"/>
+        </w:rPr>
+      </w:r>
+      <w:r>
+        <w:rPr>
           <w:b/>
           <w:lang w:val="hi_IN" w:bidi="hi_IN"/>
         </w:rPr>
@@ -11200,6 +12600,20 @@
       </w:r>
       <w:r>
         <w:rPr>
+          <w:lang w:val="hi_IN" w:bidi="hi_IN"/>
+        </w:rPr>
+        <w:t>וַ⁠יֹּ֥אמֶר יְהוָ֖ה לַ⁠דָּ֑ג</w:t>
+      </w:r>
+    </w:p>
+    <w:p>
+      <w:pPr/>
+      <w:r>
+        <w:rPr>
+          <w:lang w:val="hi_IN" w:bidi="hi_IN"/>
+        </w:rPr>
+      </w:r>
+      <w:r>
+        <w:rPr>
           <w:b/>
           <w:lang w:val="hi_IN" w:bidi="hi_IN"/>
         </w:rPr>
@@ -11302,6 +12716,20 @@
       </w:r>
       <w:r>
         <w:rPr>
+          <w:lang w:val="hi_IN" w:bidi="hi_IN"/>
+        </w:rPr>
+        <w:t>וַ⁠יֹּ֥אמֶר יְהוָ֖ה לַ⁠דָּ֑ג</w:t>
+      </w:r>
+    </w:p>
+    <w:p>
+      <w:pPr/>
+      <w:r>
+        <w:rPr>
+          <w:lang w:val="hi_IN" w:bidi="hi_IN"/>
+        </w:rPr>
+      </w:r>
+      <w:r>
+        <w:rPr>
           <w:b/>
           <w:lang w:val="hi_IN" w:bidi="hi_IN"/>
         </w:rPr>
@@ -11655,6 +13083,20 @@
       </w:r>
       <w:r>
         <w:rPr>
+          <w:lang w:val="hi_IN" w:bidi="hi_IN"/>
+        </w:rPr>
+        <w:t>וַ⁠יְהִ֧י דְבַר־יְהוָ֛ה</w:t>
+      </w:r>
+    </w:p>
+    <w:p>
+      <w:pPr/>
+      <w:r>
+        <w:rPr>
+          <w:lang w:val="hi_IN" w:bidi="hi_IN"/>
+        </w:rPr>
+      </w:r>
+      <w:r>
+        <w:rPr>
           <w:b/>
           <w:lang w:val="hi_IN" w:bidi="hi_IN"/>
         </w:rPr>
@@ -11740,6 +13182,20 @@
         <w:rPr>
           <w:lang w:val="hi_IN" w:bidi="hi_IN"/>
         </w:rPr>
+      </w:r>
+    </w:p>
+    <w:p>
+      <w:pPr/>
+      <w:r>
+        <w:rPr>
+          <w:lang w:val="hi_IN" w:bidi="hi_IN"/>
+        </w:rPr>
+      </w:r>
+      <w:r>
+        <w:rPr>
+          <w:lang w:val="hi_IN" w:bidi="hi_IN"/>
+        </w:rPr>
+        <w:t>וַ⁠יְהִ֧י דְבַר־יְהוָ֛ה</w:t>
       </w:r>
     </w:p>
     <w:p>
@@ -11865,6 +13321,20 @@
       </w:r>
       <w:r>
         <w:rPr>
+          <w:lang w:val="hi_IN" w:bidi="hi_IN"/>
+        </w:rPr>
+        <w:t>הָ⁠עִ֣יר הַ⁠גְּדוֹלָ֑ה</w:t>
+      </w:r>
+    </w:p>
+    <w:p>
+      <w:pPr/>
+      <w:r>
+        <w:rPr>
+          <w:lang w:val="hi_IN" w:bidi="hi_IN"/>
+        </w:rPr>
+      </w:r>
+      <w:r>
+        <w:rPr>
           <w:b/>
           <w:lang w:val="hi_IN" w:bidi="hi_IN"/>
         </w:rPr>
@@ -11929,6 +13399,20 @@
       </w:r>
       <w:r>
         <w:rPr>
+          <w:lang w:val="hi_IN" w:bidi="hi_IN"/>
+        </w:rPr>
+        <w:t>ק֛וּם</w:t>
+      </w:r>
+    </w:p>
+    <w:p>
+      <w:pPr/>
+      <w:r>
+        <w:rPr>
+          <w:lang w:val="hi_IN" w:bidi="hi_IN"/>
+        </w:rPr>
+      </w:r>
+      <w:r>
+        <w:rPr>
           <w:b/>
           <w:lang w:val="hi_IN" w:bidi="hi_IN"/>
         </w:rPr>
@@ -12019,6 +13503,20 @@
       </w:r>
       <w:r>
         <w:rPr>
+          <w:lang w:val="hi_IN" w:bidi="hi_IN"/>
+        </w:rPr>
+        <w:t>וִּ⁠קְרָ֤א אֵלֶ֨י⁠הָ֙ אֶת־הַ⁠קְּרִיאָ֔ה אֲשֶׁ֥ר אָנֹכִ֖י דֹּבֵ֥ר אֵלֶֽי⁠ךָ</w:t>
+      </w:r>
+    </w:p>
+    <w:p>
+      <w:pPr/>
+      <w:r>
+        <w:rPr>
+          <w:lang w:val="hi_IN" w:bidi="hi_IN"/>
+        </w:rPr>
+      </w:r>
+      <w:r>
+        <w:rPr>
           <w:b/>
           <w:lang w:val="hi_IN" w:bidi="hi_IN"/>
         </w:rPr>
@@ -12083,6 +13581,20 @@
       </w:r>
       <w:r>
         <w:rPr>
+          <w:lang w:val="hi_IN" w:bidi="hi_IN"/>
+        </w:rPr>
+        <w:t>וַ⁠יָּ֣קָם יוֹנָ֗ה וַ⁠יֵּ֛לֶךְ אֶל־נִֽינְוֶ֖ה כִּ⁠דְבַ֣ר יְהוָ֑ה</w:t>
+      </w:r>
+    </w:p>
+    <w:p>
+      <w:pPr/>
+      <w:r>
+        <w:rPr>
+          <w:lang w:val="hi_IN" w:bidi="hi_IN"/>
+        </w:rPr>
+      </w:r>
+      <w:r>
+        <w:rPr>
           <w:b/>
           <w:lang w:val="hi_IN" w:bidi="hi_IN"/>
         </w:rPr>
@@ -12192,6 +13704,20 @@
       </w:r>
       <w:r>
         <w:rPr>
+          <w:lang w:val="hi_IN" w:bidi="hi_IN"/>
+        </w:rPr>
+        <w:t>כִּ⁠דְבַ֣ר יְהוָ֑ה</w:t>
+      </w:r>
+    </w:p>
+    <w:p>
+      <w:pPr/>
+      <w:r>
+        <w:rPr>
+          <w:lang w:val="hi_IN" w:bidi="hi_IN"/>
+        </w:rPr>
+      </w:r>
+      <w:r>
+        <w:rPr>
           <w:b/>
           <w:lang w:val="hi_IN" w:bidi="hi_IN"/>
         </w:rPr>
@@ -12289,6 +13815,20 @@
       </w:r>
       <w:r>
         <w:rPr>
+          <w:lang w:val="hi_IN" w:bidi="hi_IN"/>
+        </w:rPr>
+        <w:t>וְ⁠נִֽינְוֵ֗ה הָיְתָ֤ה עִיר־גְּדוֹלָה֙ לֵֽ⁠אלֹהִ֔ים מַהֲלַ֖ךְ שְׁלֹ֥שֶׁת יָמִֽים</w:t>
+      </w:r>
+    </w:p>
+    <w:p>
+      <w:pPr/>
+      <w:r>
+        <w:rPr>
+          <w:lang w:val="hi_IN" w:bidi="hi_IN"/>
+        </w:rPr>
+      </w:r>
+      <w:r>
+        <w:rPr>
           <w:b/>
           <w:lang w:val="hi_IN" w:bidi="hi_IN"/>
         </w:rPr>
@@ -12372,6 +13912,20 @@
       </w:r>
       <w:r>
         <w:rPr>
+          <w:lang w:val="hi_IN" w:bidi="hi_IN"/>
+        </w:rPr>
+        <w:t>עִיר־גְּדוֹלָה֙ לֵֽ⁠אלֹהִ֔ים</w:t>
+      </w:r>
+    </w:p>
+    <w:p>
+      <w:pPr/>
+      <w:r>
+        <w:rPr>
+          <w:lang w:val="hi_IN" w:bidi="hi_IN"/>
+        </w:rPr>
+      </w:r>
+      <w:r>
+        <w:rPr>
           <w:b/>
           <w:lang w:val="hi_IN" w:bidi="hi_IN"/>
         </w:rPr>
@@ -12455,6 +14009,20 @@
       </w:r>
       <w:r>
         <w:rPr>
+          <w:lang w:val="hi_IN" w:bidi="hi_IN"/>
+        </w:rPr>
+        <w:t>מַהֲלַ֖ךְ שְׁלֹ֥שֶׁת יָמִֽים</w:t>
+      </w:r>
+    </w:p>
+    <w:p>
+      <w:pPr/>
+      <w:r>
+        <w:rPr>
+          <w:lang w:val="hi_IN" w:bidi="hi_IN"/>
+        </w:rPr>
+      </w:r>
+      <w:r>
+        <w:rPr>
           <w:b/>
           <w:lang w:val="hi_IN" w:bidi="hi_IN"/>
         </w:rPr>
@@ -12538,6 +14106,20 @@
       </w:r>
       <w:r>
         <w:rPr>
+          <w:lang w:val="hi_IN" w:bidi="hi_IN"/>
+        </w:rPr>
+        <w:t>וַ⁠יָּ֤חֶל יוֹנָה֙ לָ⁠ב֣וֹא בָ⁠עִ֔יר מַהֲלַ֖ךְ י֣וֹם אֶחָ֑ד וַ⁠יִּקְרָא֙</w:t>
+      </w:r>
+    </w:p>
+    <w:p>
+      <w:pPr/>
+      <w:r>
+        <w:rPr>
+          <w:lang w:val="hi_IN" w:bidi="hi_IN"/>
+        </w:rPr>
+      </w:r>
+      <w:r>
+        <w:rPr>
           <w:b/>
           <w:lang w:val="hi_IN" w:bidi="hi_IN"/>
         </w:rPr>
@@ -12601,6 +14183,20 @@
       </w:r>
       <w:r>
         <w:rPr>
+          <w:lang w:val="hi_IN" w:bidi="hi_IN"/>
+        </w:rPr>
+        <w:t>וַ⁠יִּקְרָא֙ וַ⁠יֹּאמַ֔ר</w:t>
+      </w:r>
+    </w:p>
+    <w:p>
+      <w:pPr/>
+      <w:r>
+        <w:rPr>
+          <w:lang w:val="hi_IN" w:bidi="hi_IN"/>
+        </w:rPr>
+      </w:r>
+      <w:r>
+        <w:rPr>
           <w:b/>
           <w:lang w:val="hi_IN" w:bidi="hi_IN"/>
         </w:rPr>
@@ -12678,6 +14274,20 @@
       </w:r>
       <w:r>
         <w:rPr>
+          <w:lang w:val="hi_IN" w:bidi="hi_IN"/>
+        </w:rPr>
+        <w:t>ע֚וֹד אַרְבָּעִ֣ים י֔וֹם</w:t>
+      </w:r>
+    </w:p>
+    <w:p>
+      <w:pPr/>
+      <w:r>
+        <w:rPr>
+          <w:lang w:val="hi_IN" w:bidi="hi_IN"/>
+        </w:rPr>
+      </w:r>
+      <w:r>
+        <w:rPr>
           <w:b/>
           <w:lang w:val="hi_IN" w:bidi="hi_IN"/>
         </w:rPr>
@@ -12852,6 +14462,20 @@
       </w:r>
       <w:r>
         <w:rPr>
+          <w:lang w:val="hi_IN" w:bidi="hi_IN"/>
+        </w:rPr>
+        <w:t>וְ⁠נִֽינְוֵ֖ה נֶהְפָּֽכֶת</w:t>
+      </w:r>
+    </w:p>
+    <w:p>
+      <w:pPr/>
+      <w:r>
+        <w:rPr>
+          <w:lang w:val="hi_IN" w:bidi="hi_IN"/>
+        </w:rPr>
+      </w:r>
+      <w:r>
+        <w:rPr>
           <w:b/>
           <w:lang w:val="hi_IN" w:bidi="hi_IN"/>
         </w:rPr>
@@ -12935,6 +14559,20 @@
       </w:r>
       <w:r>
         <w:rPr>
+          <w:lang w:val="hi_IN" w:bidi="hi_IN"/>
+        </w:rPr>
+        <w:t>וַ⁠יִּקְרְאוּ־צוֹם֙ וַ⁠יִּלְבְּשׁ֣וּ שַׂקִּ֔ים</w:t>
+      </w:r>
+    </w:p>
+    <w:p>
+      <w:pPr/>
+      <w:r>
+        <w:rPr>
+          <w:lang w:val="hi_IN" w:bidi="hi_IN"/>
+        </w:rPr>
+      </w:r>
+      <w:r>
+        <w:rPr>
           <w:b/>
           <w:lang w:val="hi_IN" w:bidi="hi_IN"/>
         </w:rPr>
@@ -13114,6 +14752,20 @@
       </w:r>
       <w:r>
         <w:rPr>
+          <w:lang w:val="hi_IN" w:bidi="hi_IN"/>
+        </w:rPr>
+        <w:t>מִ⁠גְּדוֹלָ֖⁠ם וְ⁠עַד־קְטַנָּֽ⁠ם</w:t>
+      </w:r>
+    </w:p>
+    <w:p>
+      <w:pPr/>
+      <w:r>
+        <w:rPr>
+          <w:lang w:val="hi_IN" w:bidi="hi_IN"/>
+        </w:rPr>
+      </w:r>
+      <w:r>
+        <w:rPr>
           <w:b/>
           <w:lang w:val="hi_IN" w:bidi="hi_IN"/>
         </w:rPr>
@@ -13191,6 +14843,20 @@
       </w:r>
       <w:r>
         <w:rPr>
+          <w:lang w:val="hi_IN" w:bidi="hi_IN"/>
+        </w:rPr>
+        <w:t>אַנְשֵׁ֥י נִֽינְוֵ֖ה</w:t>
+      </w:r>
+    </w:p>
+    <w:p>
+      <w:pPr/>
+      <w:r>
+        <w:rPr>
+          <w:lang w:val="hi_IN" w:bidi="hi_IN"/>
+        </w:rPr>
+      </w:r>
+      <w:r>
+        <w:rPr>
           <w:b/>
           <w:lang w:val="hi_IN" w:bidi="hi_IN"/>
         </w:rPr>
@@ -13287,6 +14953,20 @@
       </w:r>
       <w:r>
         <w:rPr>
+          <w:lang w:val="hi_IN" w:bidi="hi_IN"/>
+        </w:rPr>
+        <w:t>הַ⁠דָּבָר֙</w:t>
+      </w:r>
+    </w:p>
+    <w:p>
+      <w:pPr/>
+      <w:r>
+        <w:rPr>
+          <w:lang w:val="hi_IN" w:bidi="hi_IN"/>
+        </w:rPr>
+      </w:r>
+      <w:r>
+        <w:rPr>
           <w:b/>
           <w:lang w:val="hi_IN" w:bidi="hi_IN"/>
         </w:rPr>
@@ -13351,6 +15031,20 @@
       </w:r>
       <w:r>
         <w:rPr>
+          <w:lang w:val="hi_IN" w:bidi="hi_IN"/>
+        </w:rPr>
+        <w:t>וַ⁠יָּ֨קָם֙ מִ⁠כִּסְא֔⁠וֹ וַ⁠יַּעֲבֵ֥ר אַדַּרְתּ֖⁠וֹ מֵֽ⁠עָלָ֑י⁠ו</w:t>
+      </w:r>
+    </w:p>
+    <w:p>
+      <w:pPr/>
+      <w:r>
+        <w:rPr>
+          <w:lang w:val="hi_IN" w:bidi="hi_IN"/>
+        </w:rPr>
+      </w:r>
+      <w:r>
+        <w:rPr>
           <w:b/>
           <w:lang w:val="hi_IN" w:bidi="hi_IN"/>
         </w:rPr>
@@ -13454,6 +15148,20 @@
       </w:r>
       <w:r>
         <w:rPr>
+          <w:lang w:val="hi_IN" w:bidi="hi_IN"/>
+        </w:rPr>
+        <w:t>מִ⁠כִּסְא֔⁠וֹ</w:t>
+      </w:r>
+    </w:p>
+    <w:p>
+      <w:pPr/>
+      <w:r>
+        <w:rPr>
+          <w:lang w:val="hi_IN" w:bidi="hi_IN"/>
+        </w:rPr>
+      </w:r>
+      <w:r>
+        <w:rPr>
           <w:b/>
           <w:lang w:val="hi_IN" w:bidi="hi_IN"/>
         </w:rPr>
@@ -13517,6 +15225,20 @@
       </w:r>
       <w:r>
         <w:rPr>
+          <w:lang w:val="hi_IN" w:bidi="hi_IN"/>
+        </w:rPr>
+        <w:t>וַ⁠יְכַ֣ס שַׂ֔ק וַ⁠יֵּ֖שֶׁב עַל־הָ⁠אֵֽפֶר</w:t>
+      </w:r>
+    </w:p>
+    <w:p>
+      <w:pPr/>
+      <w:r>
+        <w:rPr>
+          <w:lang w:val="hi_IN" w:bidi="hi_IN"/>
+        </w:rPr>
+      </w:r>
+      <w:r>
+        <w:rPr>
           <w:b/>
           <w:lang w:val="hi_IN" w:bidi="hi_IN"/>
         </w:rPr>
@@ -13600,6 +15322,20 @@
       </w:r>
       <w:r>
         <w:rPr>
+          <w:lang w:val="hi_IN" w:bidi="hi_IN"/>
+        </w:rPr>
+        <w:t>וַ⁠יַּזְעֵ֗ק וַ⁠יֹּ֨אמֶר֙</w:t>
+      </w:r>
+    </w:p>
+    <w:p>
+      <w:pPr/>
+      <w:r>
+        <w:rPr>
+          <w:lang w:val="hi_IN" w:bidi="hi_IN"/>
+        </w:rPr>
+      </w:r>
+      <w:r>
+        <w:rPr>
           <w:b/>
           <w:lang w:val="hi_IN" w:bidi="hi_IN"/>
         </w:rPr>
@@ -13677,6 +15413,20 @@
       </w:r>
       <w:r>
         <w:rPr>
+          <w:lang w:val="hi_IN" w:bidi="hi_IN"/>
+        </w:rPr>
+        <w:t>מִ⁠טַּ֧עַם הַ⁠מֶּ֛לֶךְ וּ⁠גְדֹלָ֖י⁠ו</w:t>
+      </w:r>
+    </w:p>
+    <w:p>
+      <w:pPr/>
+      <w:r>
+        <w:rPr>
+          <w:lang w:val="hi_IN" w:bidi="hi_IN"/>
+        </w:rPr>
+      </w:r>
+      <w:r>
+        <w:rPr>
           <w:b/>
           <w:lang w:val="hi_IN" w:bidi="hi_IN"/>
         </w:rPr>
@@ -13741,6 +15491,20 @@
       </w:r>
       <w:r>
         <w:rPr>
+          <w:lang w:val="hi_IN" w:bidi="hi_IN"/>
+        </w:rPr>
+        <w:t>וּ⁠גְדֹלָ֖י⁠ו</w:t>
+      </w:r>
+    </w:p>
+    <w:p>
+      <w:pPr/>
+      <w:r>
+        <w:rPr>
+          <w:lang w:val="hi_IN" w:bidi="hi_IN"/>
+        </w:rPr>
+      </w:r>
+      <w:r>
+        <w:rPr>
           <w:b/>
           <w:lang w:val="hi_IN" w:bidi="hi_IN"/>
         </w:rPr>
@@ -13804,6 +15568,20 @@
       </w:r>
       <w:r>
         <w:rPr>
+          <w:lang w:val="hi_IN" w:bidi="hi_IN"/>
+        </w:rPr>
+        <w:t>הַ⁠בָּקָ֣ר וְ⁠הַ⁠צֹּ֗אן</w:t>
+      </w:r>
+    </w:p>
+    <w:p>
+      <w:pPr/>
+      <w:r>
+        <w:rPr>
+          <w:lang w:val="hi_IN" w:bidi="hi_IN"/>
+        </w:rPr>
+      </w:r>
+      <w:r>
+        <w:rPr>
           <w:b/>
           <w:lang w:val="hi_IN" w:bidi="hi_IN"/>
         </w:rPr>
@@ -13970,6 +15748,20 @@
       </w:r>
       <w:r>
         <w:rPr>
+          <w:lang w:val="hi_IN" w:bidi="hi_IN"/>
+        </w:rPr>
+        <w:t>וַ⁠יַּזְעֵ֗ק וַ⁠יֹּ֨אמֶר֙</w:t>
+      </w:r>
+    </w:p>
+    <w:p>
+      <w:pPr/>
+      <w:r>
+        <w:rPr>
+          <w:lang w:val="hi_IN" w:bidi="hi_IN"/>
+        </w:rPr>
+      </w:r>
+      <w:r>
+        <w:rPr>
           <w:b/>
           <w:lang w:val="hi_IN" w:bidi="hi_IN"/>
         </w:rPr>
@@ -14065,6 +15857,20 @@
       </w:r>
       <w:r>
         <w:rPr>
+          <w:lang w:val="hi_IN" w:bidi="hi_IN"/>
+        </w:rPr>
+        <w:t>וְ⁠הַ⁠בְּהֵמָ֔ה</w:t>
+      </w:r>
+    </w:p>
+    <w:p>
+      <w:pPr/>
+      <w:r>
+        <w:rPr>
+          <w:lang w:val="hi_IN" w:bidi="hi_IN"/>
+        </w:rPr>
+      </w:r>
+      <w:r>
+        <w:rPr>
           <w:b/>
           <w:lang w:val="hi_IN" w:bidi="hi_IN"/>
         </w:rPr>
@@ -14141,6 +15947,20 @@
       </w:r>
       <w:r>
         <w:rPr>
+          <w:lang w:val="hi_IN" w:bidi="hi_IN"/>
+        </w:rPr>
+        <w:t>וְ⁠יִקְרְא֥וּ אֶל־אֱלֹהִ֖ים בְּ⁠חָזְקָ֑ה</w:t>
+      </w:r>
+    </w:p>
+    <w:p>
+      <w:pPr/>
+      <w:r>
+        <w:rPr>
+          <w:lang w:val="hi_IN" w:bidi="hi_IN"/>
+        </w:rPr>
+      </w:r>
+      <w:r>
+        <w:rPr>
           <w:b/>
           <w:lang w:val="hi_IN" w:bidi="hi_IN"/>
         </w:rPr>
@@ -14237,6 +16057,20 @@
       </w:r>
       <w:r>
         <w:rPr>
+          <w:lang w:val="hi_IN" w:bidi="hi_IN"/>
+        </w:rPr>
+        <w:t>הֶ⁠חָמָ֖ס אֲשֶׁ֥ר בְּ⁠כַפֵּי⁠הֶֽם</w:t>
+      </w:r>
+    </w:p>
+    <w:p>
+      <w:pPr/>
+      <w:r>
+        <w:rPr>
+          <w:lang w:val="hi_IN" w:bidi="hi_IN"/>
+        </w:rPr>
+      </w:r>
+      <w:r>
+        <w:rPr>
           <w:b/>
           <w:lang w:val="hi_IN" w:bidi="hi_IN"/>
         </w:rPr>
@@ -14339,6 +16173,20 @@
       </w:r>
       <w:r>
         <w:rPr>
+          <w:lang w:val="hi_IN" w:bidi="hi_IN"/>
+        </w:rPr>
+        <w:t>וְ⁠יִקְרְא֥וּ</w:t>
+      </w:r>
+    </w:p>
+    <w:p>
+      <w:pPr/>
+      <w:r>
+        <w:rPr>
+          <w:lang w:val="hi_IN" w:bidi="hi_IN"/>
+        </w:rPr>
+      </w:r>
+      <w:r>
+        <w:rPr>
           <w:b/>
           <w:lang w:val="hi_IN" w:bidi="hi_IN"/>
         </w:rPr>
@@ -14435,6 +16283,20 @@
       </w:r>
       <w:r>
         <w:rPr>
+          <w:lang w:val="hi_IN" w:bidi="hi_IN"/>
+        </w:rPr>
+        <w:t>מִֽי־יוֹדֵ֣עַ</w:t>
+      </w:r>
+    </w:p>
+    <w:p>
+      <w:pPr/>
+      <w:r>
+        <w:rPr>
+          <w:lang w:val="hi_IN" w:bidi="hi_IN"/>
+        </w:rPr>
+      </w:r>
+      <w:r>
+        <w:rPr>
           <w:b/>
           <w:lang w:val="hi_IN" w:bidi="hi_IN"/>
         </w:rPr>
@@ -14518,6 +16380,20 @@
       </w:r>
       <w:r>
         <w:rPr>
+          <w:lang w:val="hi_IN" w:bidi="hi_IN"/>
+        </w:rPr>
+        <w:t>יָשׁ֔וּב וְ⁠נִחַ֖ם הָ⁠אֱלֹהִ֑ים</w:t>
+      </w:r>
+    </w:p>
+    <w:p>
+      <w:pPr/>
+      <w:r>
+        <w:rPr>
+          <w:lang w:val="hi_IN" w:bidi="hi_IN"/>
+        </w:rPr>
+      </w:r>
+      <w:r>
+        <w:rPr>
           <w:b/>
           <w:lang w:val="hi_IN" w:bidi="hi_IN"/>
         </w:rPr>
@@ -14601,6 +16477,20 @@
       </w:r>
       <w:r>
         <w:rPr>
+          <w:lang w:val="hi_IN" w:bidi="hi_IN"/>
+        </w:rPr>
+        <w:t>מֵ⁠חֲר֥וֹן אַפּ֖⁠וֹ</w:t>
+      </w:r>
+    </w:p>
+    <w:p>
+      <w:pPr/>
+      <w:r>
+        <w:rPr>
+          <w:lang w:val="hi_IN" w:bidi="hi_IN"/>
+        </w:rPr>
+      </w:r>
+      <w:r>
+        <w:rPr>
           <w:b/>
           <w:lang w:val="hi_IN" w:bidi="hi_IN"/>
         </w:rPr>
@@ -14684,6 +16574,20 @@
       </w:r>
       <w:r>
         <w:rPr>
+          <w:lang w:val="hi_IN" w:bidi="hi_IN"/>
+        </w:rPr>
+        <w:t>וְ⁠לֹ֥א נֹאבֵֽד</w:t>
+      </w:r>
+    </w:p>
+    <w:p>
+      <w:pPr/>
+      <w:r>
+        <w:rPr>
+          <w:lang w:val="hi_IN" w:bidi="hi_IN"/>
+        </w:rPr>
+      </w:r>
+      <w:r>
+        <w:rPr>
           <w:b/>
           <w:lang w:val="hi_IN" w:bidi="hi_IN"/>
         </w:rPr>
@@ -14748,6 +16652,20 @@
       </w:r>
       <w:r>
         <w:rPr>
+          <w:lang w:val="hi_IN" w:bidi="hi_IN"/>
+        </w:rPr>
+        <w:t>וַ⁠יַּ֤רְא הָֽ⁠אֱלֹהִים֙ אֶֽת־מַ֣עֲשֵׂי⁠הֶ֔ם כִּי־שָׁ֖בוּ מִ⁠דַּרְכָּ֣⁠ם הָ⁠רָעָ֑ה</w:t>
+      </w:r>
+    </w:p>
+    <w:p>
+      <w:pPr/>
+      <w:r>
+        <w:rPr>
+          <w:lang w:val="hi_IN" w:bidi="hi_IN"/>
+        </w:rPr>
+      </w:r>
+      <w:r>
+        <w:rPr>
           <w:b/>
           <w:lang w:val="hi_IN" w:bidi="hi_IN"/>
         </w:rPr>
@@ -14812,6 +16730,20 @@
       </w:r>
       <w:r>
         <w:rPr>
+          <w:lang w:val="hi_IN" w:bidi="hi_IN"/>
+        </w:rPr>
+        <w:t>שָׁ֖בוּ מִ⁠דַּרְכָּ֣⁠ם הָ⁠רָעָ֑ה</w:t>
+      </w:r>
+    </w:p>
+    <w:p>
+      <w:pPr/>
+      <w:r>
+        <w:rPr>
+          <w:lang w:val="hi_IN" w:bidi="hi_IN"/>
+        </w:rPr>
+      </w:r>
+      <w:r>
+        <w:rPr>
           <w:b/>
           <w:lang w:val="hi_IN" w:bidi="hi_IN"/>
         </w:rPr>
@@ -14895,6 +16827,20 @@
       </w:r>
       <w:r>
         <w:rPr>
+          <w:lang w:val="hi_IN" w:bidi="hi_IN"/>
+        </w:rPr>
+        <w:t>עַל־הָ⁠רָעָ֛ה</w:t>
+      </w:r>
+    </w:p>
+    <w:p>
+      <w:pPr/>
+      <w:r>
+        <w:rPr>
+          <w:lang w:val="hi_IN" w:bidi="hi_IN"/>
+        </w:rPr>
+      </w:r>
+      <w:r>
+        <w:rPr>
           <w:b/>
           <w:lang w:val="hi_IN" w:bidi="hi_IN"/>
         </w:rPr>
@@ -14971,6 +16917,20 @@
       </w:r>
       <w:r>
         <w:rPr>
+          <w:lang w:val="hi_IN" w:bidi="hi_IN"/>
+        </w:rPr>
+        <w:t>וְ⁠לֹ֥א עָשָֽׂה</w:t>
+      </w:r>
+    </w:p>
+    <w:p>
+      <w:pPr/>
+      <w:r>
+        <w:rPr>
+          <w:lang w:val="hi_IN" w:bidi="hi_IN"/>
+        </w:rPr>
+      </w:r>
+      <w:r>
+        <w:rPr>
           <w:b/>
           <w:lang w:val="hi_IN" w:bidi="hi_IN"/>
         </w:rPr>
@@ -15043,6 +17003,20 @@
         <w:rPr>
           <w:lang w:val="hi_IN" w:bidi="hi_IN"/>
         </w:rPr>
+      </w:r>
+    </w:p>
+    <w:p>
+      <w:pPr/>
+      <w:r>
+        <w:rPr>
+          <w:lang w:val="hi_IN" w:bidi="hi_IN"/>
+        </w:rPr>
+      </w:r>
+      <w:r>
+        <w:rPr>
+          <w:lang w:val="hi_IN" w:bidi="hi_IN"/>
+        </w:rPr>
+        <w:t>הָ⁠רָעָ֛ה</w:t>
       </w:r>
     </w:p>
     <w:p>
@@ -15568,6 +17542,20 @@
       </w:r>
       <w:r>
         <w:rPr>
+          <w:lang w:val="hi_IN" w:bidi="hi_IN"/>
+        </w:rPr>
+        <w:t>וַ⁠יֵּ֥רַע אֶל־יוֹנָ֖ה</w:t>
+      </w:r>
+    </w:p>
+    <w:p>
+      <w:pPr/>
+      <w:r>
+        <w:rPr>
+          <w:lang w:val="hi_IN" w:bidi="hi_IN"/>
+        </w:rPr>
+      </w:r>
+      <w:r>
+        <w:rPr>
           <w:b/>
           <w:lang w:val="hi_IN" w:bidi="hi_IN"/>
         </w:rPr>
@@ -15651,6 +17639,20 @@
       </w:r>
       <w:r>
         <w:rPr>
+          <w:lang w:val="hi_IN" w:bidi="hi_IN"/>
+        </w:rPr>
+        <w:t>וַ⁠יִּ֖חַר לֽ⁠וֹ</w:t>
+      </w:r>
+    </w:p>
+    <w:p>
+      <w:pPr/>
+      <w:r>
+        <w:rPr>
+          <w:lang w:val="hi_IN" w:bidi="hi_IN"/>
+        </w:rPr>
+      </w:r>
+      <w:r>
+        <w:rPr>
           <w:b/>
           <w:lang w:val="hi_IN" w:bidi="hi_IN"/>
         </w:rPr>
@@ -15734,6 +17736,20 @@
       </w:r>
       <w:r>
         <w:rPr>
+          <w:lang w:val="hi_IN" w:bidi="hi_IN"/>
+        </w:rPr>
+        <w:t>וַ⁠יֵּ֥רַע</w:t>
+      </w:r>
+    </w:p>
+    <w:p>
+      <w:pPr/>
+      <w:r>
+        <w:rPr>
+          <w:lang w:val="hi_IN" w:bidi="hi_IN"/>
+        </w:rPr>
+      </w:r>
+      <w:r>
+        <w:rPr>
           <w:b/>
           <w:lang w:val="hi_IN" w:bidi="hi_IN"/>
         </w:rPr>
@@ -15842,6 +17858,20 @@
       </w:r>
       <w:r>
         <w:rPr>
+          <w:lang w:val="hi_IN" w:bidi="hi_IN"/>
+        </w:rPr>
+        <w:t>וַ⁠יֵּ֥רַע אֶל־יוֹנָ֖ה רָעָ֣ה גְדוֹלָ֑ה</w:t>
+      </w:r>
+    </w:p>
+    <w:p>
+      <w:pPr/>
+      <w:r>
+        <w:rPr>
+          <w:lang w:val="hi_IN" w:bidi="hi_IN"/>
+        </w:rPr>
+      </w:r>
+      <w:r>
+        <w:rPr>
           <w:b/>
           <w:lang w:val="hi_IN" w:bidi="hi_IN"/>
         </w:rPr>
@@ -15938,6 +17968,20 @@
       </w:r>
       <w:r>
         <w:rPr>
+          <w:lang w:val="hi_IN" w:bidi="hi_IN"/>
+        </w:rPr>
+        <w:t>אָנָּ֤ה</w:t>
+      </w:r>
+    </w:p>
+    <w:p>
+      <w:pPr/>
+      <w:r>
+        <w:rPr>
+          <w:lang w:val="hi_IN" w:bidi="hi_IN"/>
+        </w:rPr>
+      </w:r>
+      <w:r>
+        <w:rPr>
           <w:b/>
           <w:lang w:val="hi_IN" w:bidi="hi_IN"/>
         </w:rPr>
@@ -16034,6 +18078,20 @@
       </w:r>
       <w:r>
         <w:rPr>
+          <w:lang w:val="hi_IN" w:bidi="hi_IN"/>
+        </w:rPr>
+        <w:t>יְהוָה֙ הֲ⁠לוֹא־זֶ֣ה דְבָרִ֗⁠י עַד־הֱיוֹתִ⁠י֙ עַל־אַדְמָתִ֔⁠י</w:t>
+      </w:r>
+    </w:p>
+    <w:p>
+      <w:pPr/>
+      <w:r>
+        <w:rPr>
+          <w:lang w:val="hi_IN" w:bidi="hi_IN"/>
+        </w:rPr>
+      </w:r>
+      <w:r>
+        <w:rPr>
           <w:b/>
           <w:lang w:val="hi_IN" w:bidi="hi_IN"/>
         </w:rPr>
@@ -16130,6 +18188,20 @@
       </w:r>
       <w:r>
         <w:rPr>
+          <w:lang w:val="hi_IN" w:bidi="hi_IN"/>
+        </w:rPr>
+        <w:t>יְהוָה֙ הֲ⁠לוֹא־זֶ֣ה דְבָרִ֗⁠י עַד־הֱיוֹתִ⁠י֙ עַל־אַדְמָתִ֔⁠י</w:t>
+      </w:r>
+    </w:p>
+    <w:p>
+      <w:pPr/>
+      <w:r>
+        <w:rPr>
+          <w:lang w:val="hi_IN" w:bidi="hi_IN"/>
+        </w:rPr>
+      </w:r>
+      <w:r>
+        <w:rPr>
           <w:b/>
           <w:lang w:val="hi_IN" w:bidi="hi_IN"/>
         </w:rPr>
@@ -16226,6 +18298,20 @@
       </w:r>
       <w:r>
         <w:rPr>
+          <w:lang w:val="hi_IN" w:bidi="hi_IN"/>
+        </w:rPr>
+        <w:t>אֶ֤רֶךְ אַפַּ֨יִם֙</w:t>
+      </w:r>
+    </w:p>
+    <w:p>
+      <w:pPr/>
+      <w:r>
+        <w:rPr>
+          <w:lang w:val="hi_IN" w:bidi="hi_IN"/>
+        </w:rPr>
+      </w:r>
+      <w:r>
+        <w:rPr>
           <w:b/>
           <w:lang w:val="hi_IN" w:bidi="hi_IN"/>
         </w:rPr>
@@ -16309,6 +18395,20 @@
       </w:r>
       <w:r>
         <w:rPr>
+          <w:lang w:val="hi_IN" w:bidi="hi_IN"/>
+        </w:rPr>
+        <w:t>וְ⁠רַב־חֶ֔סֶד</w:t>
+      </w:r>
+    </w:p>
+    <w:p>
+      <w:pPr/>
+      <w:r>
+        <w:rPr>
+          <w:lang w:val="hi_IN" w:bidi="hi_IN"/>
+        </w:rPr>
+      </w:r>
+      <w:r>
+        <w:rPr>
           <w:b/>
           <w:lang w:val="hi_IN" w:bidi="hi_IN"/>
         </w:rPr>
@@ -16386,6 +18486,20 @@
       </w:r>
       <w:r>
         <w:rPr>
+          <w:lang w:val="hi_IN" w:bidi="hi_IN"/>
+        </w:rPr>
+        <w:t>וְ⁠נִחָ֖ם עַל־הָ⁠רָעָֽה</w:t>
+      </w:r>
+    </w:p>
+    <w:p>
+      <w:pPr/>
+      <w:r>
+        <w:rPr>
+          <w:lang w:val="hi_IN" w:bidi="hi_IN"/>
+        </w:rPr>
+      </w:r>
+      <w:r>
+        <w:rPr>
           <w:b/>
           <w:lang w:val="hi_IN" w:bidi="hi_IN"/>
         </w:rPr>
@@ -16495,6 +18609,20 @@
       </w:r>
       <w:r>
         <w:rPr>
+          <w:lang w:val="hi_IN" w:bidi="hi_IN"/>
+        </w:rPr>
+        <w:t>קַח־נָ֥א אֶת־נַפְשִׁ֖⁠י מִמֶּ֑⁠נִּי</w:t>
+      </w:r>
+    </w:p>
+    <w:p>
+      <w:pPr/>
+      <w:r>
+        <w:rPr>
+          <w:lang w:val="hi_IN" w:bidi="hi_IN"/>
+        </w:rPr>
+      </w:r>
+      <w:r>
+        <w:rPr>
           <w:b/>
           <w:lang w:val="hi_IN" w:bidi="hi_IN"/>
         </w:rPr>
@@ -16578,6 +18706,20 @@
       </w:r>
       <w:r>
         <w:rPr>
+          <w:lang w:val="hi_IN" w:bidi="hi_IN"/>
+        </w:rPr>
+        <w:t>כִּ֛י ט֥וֹב מוֹתִ֖⁠י מֵ⁠חַיָּֽ⁠י</w:t>
+      </w:r>
+    </w:p>
+    <w:p>
+      <w:pPr/>
+      <w:r>
+        <w:rPr>
+          <w:lang w:val="hi_IN" w:bidi="hi_IN"/>
+        </w:rPr>
+      </w:r>
+      <w:r>
+        <w:rPr>
           <w:b/>
           <w:lang w:val="hi_IN" w:bidi="hi_IN"/>
         </w:rPr>
@@ -16655,6 +18797,20 @@
       </w:r>
       <w:r>
         <w:rPr>
+          <w:lang w:val="hi_IN" w:bidi="hi_IN"/>
+        </w:rPr>
+        <w:t>הַ⁠הֵיטֵ֖ב חָ֥רָה לָֽ⁠ךְ</w:t>
+      </w:r>
+    </w:p>
+    <w:p>
+      <w:pPr/>
+      <w:r>
+        <w:rPr>
+          <w:lang w:val="hi_IN" w:bidi="hi_IN"/>
+        </w:rPr>
+      </w:r>
+      <w:r>
+        <w:rPr>
           <w:b/>
           <w:lang w:val="hi_IN" w:bidi="hi_IN"/>
         </w:rPr>
@@ -16738,6 +18894,20 @@
       </w:r>
       <w:r>
         <w:rPr>
+          <w:lang w:val="hi_IN" w:bidi="hi_IN"/>
+        </w:rPr>
+        <w:t>הַ⁠הֵיטֵ֖ב חָ֥רָה לָֽ⁠ךְ</w:t>
+      </w:r>
+    </w:p>
+    <w:p>
+      <w:pPr/>
+      <w:r>
+        <w:rPr>
+          <w:lang w:val="hi_IN" w:bidi="hi_IN"/>
+        </w:rPr>
+      </w:r>
+      <w:r>
+        <w:rPr>
           <w:b/>
           <w:lang w:val="hi_IN" w:bidi="hi_IN"/>
         </w:rPr>
@@ -16821,6 +18991,20 @@
       </w:r>
       <w:r>
         <w:rPr>
+          <w:lang w:val="hi_IN" w:bidi="hi_IN"/>
+        </w:rPr>
+        <w:t>הַ⁠הֵיטֵ֖ב חָ֥רָה לָֽ⁠ךְ</w:t>
+      </w:r>
+    </w:p>
+    <w:p>
+      <w:pPr/>
+      <w:r>
+        <w:rPr>
+          <w:lang w:val="hi_IN" w:bidi="hi_IN"/>
+        </w:rPr>
+      </w:r>
+      <w:r>
+        <w:rPr>
           <w:b/>
           <w:lang w:val="hi_IN" w:bidi="hi_IN"/>
         </w:rPr>
@@ -16968,6 +19152,20 @@
       </w:r>
       <w:r>
         <w:rPr>
+          <w:lang w:val="hi_IN" w:bidi="hi_IN"/>
+        </w:rPr>
+        <w:t>מַה־יִּהְיֶ֖ה בָּ⁠עִֽיר</w:t>
+      </w:r>
+    </w:p>
+    <w:p>
+      <w:pPr/>
+      <w:r>
+        <w:rPr>
+          <w:lang w:val="hi_IN" w:bidi="hi_IN"/>
+        </w:rPr>
+      </w:r>
+      <w:r>
+        <w:rPr>
           <w:b/>
           <w:lang w:val="hi_IN" w:bidi="hi_IN"/>
         </w:rPr>
@@ -17031,6 +19229,20 @@
       </w:r>
       <w:r>
         <w:rPr>
+          <w:lang w:val="hi_IN" w:bidi="hi_IN"/>
+        </w:rPr>
+        <w:t>מֵ⁠עַ֣ל לְ⁠יוֹנָ֗ה לִֽ⁠הְי֥וֹת צֵל֙ עַל־רֹאשׁ֔⁠וֹ</w:t>
+      </w:r>
+    </w:p>
+    <w:p>
+      <w:pPr/>
+      <w:r>
+        <w:rPr>
+          <w:lang w:val="hi_IN" w:bidi="hi_IN"/>
+        </w:rPr>
+      </w:r>
+      <w:r>
+        <w:rPr>
           <w:b/>
           <w:lang w:val="hi_IN" w:bidi="hi_IN"/>
         </w:rPr>
@@ -17095,6 +19307,20 @@
       </w:r>
       <w:r>
         <w:rPr>
+          <w:lang w:val="hi_IN" w:bidi="hi_IN"/>
+        </w:rPr>
+        <w:t>לְ⁠הַצִּ֥יל ל֖⁠וֹ מֵ⁠רָֽעָת֑⁠וֹ</w:t>
+      </w:r>
+    </w:p>
+    <w:p>
+      <w:pPr/>
+      <w:r>
+        <w:rPr>
+          <w:lang w:val="hi_IN" w:bidi="hi_IN"/>
+        </w:rPr>
+      </w:r>
+      <w:r>
+        <w:rPr>
           <w:b/>
           <w:lang w:val="hi_IN" w:bidi="hi_IN"/>
         </w:rPr>
@@ -17158,6 +19384,20 @@
       </w:r>
       <w:r>
         <w:rPr>
+          <w:lang w:val="hi_IN" w:bidi="hi_IN"/>
+        </w:rPr>
+        <w:t>וַ⁠יִּשְׂמַ֥ח יוֹנָ֛ה &amp; שִׂמְחָ֥ה גְדוֹלָֽה</w:t>
+      </w:r>
+    </w:p>
+    <w:p>
+      <w:pPr/>
+      <w:r>
+        <w:rPr>
+          <w:lang w:val="hi_IN" w:bidi="hi_IN"/>
+        </w:rPr>
+      </w:r>
+      <w:r>
+        <w:rPr>
           <w:b/>
           <w:lang w:val="hi_IN" w:bidi="hi_IN"/>
         </w:rPr>
@@ -17254,6 +19494,20 @@
       </w:r>
       <w:r>
         <w:rPr>
+          <w:lang w:val="hi_IN" w:bidi="hi_IN"/>
+        </w:rPr>
+        <w:t>וַ⁠יְמַ֤ן הָֽ⁠אֱלֹהִים֙ תּוֹלַ֔עַת</w:t>
+      </w:r>
+    </w:p>
+    <w:p>
+      <w:pPr/>
+      <w:r>
+        <w:rPr>
+          <w:lang w:val="hi_IN" w:bidi="hi_IN"/>
+        </w:rPr>
+      </w:r>
+      <w:r>
+        <w:rPr>
           <w:b/>
           <w:lang w:val="hi_IN" w:bidi="hi_IN"/>
         </w:rPr>
@@ -17382,6 +19636,20 @@
       </w:r>
       <w:r>
         <w:rPr>
+          <w:lang w:val="hi_IN" w:bidi="hi_IN"/>
+        </w:rPr>
+        <w:t>וַ⁠יִּיבָֽשׁ</w:t>
+      </w:r>
+    </w:p>
+    <w:p>
+      <w:pPr/>
+      <w:r>
+        <w:rPr>
+          <w:lang w:val="hi_IN" w:bidi="hi_IN"/>
+        </w:rPr>
+      </w:r>
+      <w:r>
+        <w:rPr>
           <w:b/>
           <w:lang w:val="hi_IN" w:bidi="hi_IN"/>
         </w:rPr>
@@ -17445,6 +19713,20 @@
       </w:r>
       <w:r>
         <w:rPr>
+          <w:lang w:val="hi_IN" w:bidi="hi_IN"/>
+        </w:rPr>
+        <w:t>וַ⁠יְהִ֣י ׀ כִּ⁠זְרֹ֣חַ הַ⁠שֶּׁ֗מֶשׁ</w:t>
+      </w:r>
+    </w:p>
+    <w:p>
+      <w:pPr/>
+      <w:r>
+        <w:rPr>
+          <w:lang w:val="hi_IN" w:bidi="hi_IN"/>
+        </w:rPr>
+      </w:r>
+      <w:r>
+        <w:rPr>
           <w:b/>
           <w:lang w:val="hi_IN" w:bidi="hi_IN"/>
         </w:rPr>
@@ -17528,6 +19810,20 @@
       </w:r>
       <w:r>
         <w:rPr>
+          <w:lang w:val="hi_IN" w:bidi="hi_IN"/>
+        </w:rPr>
+        <w:t>וַ⁠יְמַ֨ן אֱלֹהִ֜ים ר֤וּחַ קָדִים֙ חֲרִישִׁ֔ית</w:t>
+      </w:r>
+    </w:p>
+    <w:p>
+      <w:pPr/>
+      <w:r>
+        <w:rPr>
+          <w:lang w:val="hi_IN" w:bidi="hi_IN"/>
+        </w:rPr>
+      </w:r>
+      <w:r>
+        <w:rPr>
           <w:b/>
           <w:lang w:val="hi_IN" w:bidi="hi_IN"/>
         </w:rPr>
@@ -17611,6 +19907,20 @@
       </w:r>
       <w:r>
         <w:rPr>
+          <w:lang w:val="hi_IN" w:bidi="hi_IN"/>
+        </w:rPr>
+        <w:t>וַ⁠תַּ֥ךְ הַ⁠שֶּׁ֛מֶשׁ עַל</w:t>
+      </w:r>
+    </w:p>
+    <w:p>
+      <w:pPr/>
+      <w:r>
+        <w:rPr>
+          <w:lang w:val="hi_IN" w:bidi="hi_IN"/>
+        </w:rPr>
+      </w:r>
+      <w:r>
+        <w:rPr>
           <w:b/>
           <w:lang w:val="hi_IN" w:bidi="hi_IN"/>
         </w:rPr>
@@ -17688,6 +19998,20 @@
       </w:r>
       <w:r>
         <w:rPr>
+          <w:lang w:val="hi_IN" w:bidi="hi_IN"/>
+        </w:rPr>
+        <w:t>עַל־רֹ֥אשׁ יוֹנָ֖ה</w:t>
+      </w:r>
+    </w:p>
+    <w:p>
+      <w:pPr/>
+      <w:r>
+        <w:rPr>
+          <w:lang w:val="hi_IN" w:bidi="hi_IN"/>
+        </w:rPr>
+      </w:r>
+      <w:r>
+        <w:rPr>
           <w:b/>
           <w:lang w:val="hi_IN" w:bidi="hi_IN"/>
         </w:rPr>
@@ -17771,6 +20095,20 @@
       </w:r>
       <w:r>
         <w:rPr>
+          <w:lang w:val="hi_IN" w:bidi="hi_IN"/>
+        </w:rPr>
+        <w:t>וַ⁠יִּתְעַלָּ֑ף</w:t>
+      </w:r>
+    </w:p>
+    <w:p>
+      <w:pPr/>
+      <w:r>
+        <w:rPr>
+          <w:lang w:val="hi_IN" w:bidi="hi_IN"/>
+        </w:rPr>
+      </w:r>
+      <w:r>
+        <w:rPr>
           <w:b/>
           <w:lang w:val="hi_IN" w:bidi="hi_IN"/>
         </w:rPr>
@@ -17848,6 +20186,20 @@
       </w:r>
       <w:r>
         <w:rPr>
+          <w:lang w:val="hi_IN" w:bidi="hi_IN"/>
+        </w:rPr>
+        <w:t>וַ⁠יִּשְׁאַ֤ל אֶת־נַפְשׁ⁠וֹ֙ לָ⁠מ֔וּת</w:t>
+      </w:r>
+    </w:p>
+    <w:p>
+      <w:pPr/>
+      <w:r>
+        <w:rPr>
+          <w:lang w:val="hi_IN" w:bidi="hi_IN"/>
+        </w:rPr>
+      </w:r>
+      <w:r>
+        <w:rPr>
           <w:b/>
           <w:lang w:val="hi_IN" w:bidi="hi_IN"/>
         </w:rPr>
@@ -17900,6 +20252,20 @@
         <w:rPr>
           <w:lang w:val="hi_IN" w:bidi="hi_IN"/>
         </w:rPr>
+      </w:r>
+    </w:p>
+    <w:p>
+      <w:pPr/>
+      <w:r>
+        <w:rPr>
+          <w:lang w:val="hi_IN" w:bidi="hi_IN"/>
+        </w:rPr>
+      </w:r>
+      <w:r>
+        <w:rPr>
+          <w:lang w:val="hi_IN" w:bidi="hi_IN"/>
+        </w:rPr>
+        <w:t>ט֥וֹב מוֹתִ֖⁠י מֵ⁠חַיָּֽ⁠י</w:t>
       </w:r>
     </w:p>
     <w:p>
@@ -18012,6 +20378,20 @@
       </w:r>
       <w:r>
         <w:rPr>
+          <w:lang w:val="hi_IN" w:bidi="hi_IN"/>
+        </w:rPr>
+        <w:t>הַ⁠הֵיטֵ֥ב חָרָֽה־לְ⁠ךָ֖ עַל־הַ⁠קִּֽיקָי֑וֹן</w:t>
+      </w:r>
+    </w:p>
+    <w:p>
+      <w:pPr/>
+      <w:r>
+        <w:rPr>
+          <w:lang w:val="hi_IN" w:bidi="hi_IN"/>
+        </w:rPr>
+      </w:r>
+      <w:r>
+        <w:rPr>
           <w:b/>
           <w:lang w:val="hi_IN" w:bidi="hi_IN"/>
         </w:rPr>
@@ -18148,6 +20528,20 @@
         <w:rPr>
           <w:lang w:val="hi_IN" w:bidi="hi_IN"/>
         </w:rPr>
+      </w:r>
+    </w:p>
+    <w:p>
+      <w:pPr/>
+      <w:r>
+        <w:rPr>
+          <w:lang w:val="hi_IN" w:bidi="hi_IN"/>
+        </w:rPr>
+      </w:r>
+      <w:r>
+        <w:rPr>
+          <w:lang w:val="hi_IN" w:bidi="hi_IN"/>
+        </w:rPr>
+        <w:t>חָרָֽה־לְ⁠ךָ֖ &amp; חָֽרָה־לִ֖⁠י</w:t>
       </w:r>
     </w:p>
     <w:p>
@@ -18299,6 +20693,20 @@
       </w:r>
       <w:r>
         <w:rPr>
+          <w:lang w:val="hi_IN" w:bidi="hi_IN"/>
+        </w:rPr>
+        <w:t>וַ⁠יֹּ֣אמֶר יְהוָ֔ה</w:t>
+      </w:r>
+    </w:p>
+    <w:p>
+      <w:pPr/>
+      <w:r>
+        <w:rPr>
+          <w:lang w:val="hi_IN" w:bidi="hi_IN"/>
+        </w:rPr>
+      </w:r>
+      <w:r>
+        <w:rPr>
           <w:b/>
           <w:lang w:val="hi_IN" w:bidi="hi_IN"/>
         </w:rPr>
@@ -18382,6 +20790,20 @@
       </w:r>
       <w:r>
         <w:rPr>
+          <w:lang w:val="hi_IN" w:bidi="hi_IN"/>
+        </w:rPr>
+        <w:t>שֶׁ⁠בִּן־לַ֥יְלָה הָיָ֖ה וּ⁠בִן־לַ֥יְלָה אָבָֽד</w:t>
+      </w:r>
+    </w:p>
+    <w:p>
+      <w:pPr/>
+      <w:r>
+        <w:rPr>
+          <w:lang w:val="hi_IN" w:bidi="hi_IN"/>
+        </w:rPr>
+      </w:r>
+      <w:r>
+        <w:rPr>
           <w:b/>
           <w:lang w:val="hi_IN" w:bidi="hi_IN"/>
         </w:rPr>
@@ -18465,6 +20887,20 @@
       </w:r>
       <w:r>
         <w:rPr>
+          <w:lang w:val="hi_IN" w:bidi="hi_IN"/>
+        </w:rPr>
+        <w:t>וַֽ⁠אֲנִי֙</w:t>
+      </w:r>
+    </w:p>
+    <w:p>
+      <w:pPr/>
+      <w:r>
+        <w:rPr>
+          <w:lang w:val="hi_IN" w:bidi="hi_IN"/>
+        </w:rPr>
+      </w:r>
+      <w:r>
+        <w:rPr>
           <w:b/>
           <w:lang w:val="hi_IN" w:bidi="hi_IN"/>
         </w:rPr>
@@ -18574,6 +21010,20 @@
       </w:r>
       <w:r>
         <w:rPr>
+          <w:lang w:val="hi_IN" w:bidi="hi_IN"/>
+        </w:rPr>
+        <w:t>וַֽ⁠אֲנִי֙ לֹ֣א אָח֔וּס עַל־נִינְוֵ֖ה הָ⁠עִ֣יר הַ⁠גְּדוֹלָ֑ה אֲשֶׁ֣ר יֶשׁ־בָּ֡⁠הּ הַרְבֵּה֩ מִֽ⁠שְׁתֵּים־עֶשְׂרֵ֨ה רִבּ֜וֹ אָדָ֗ם אֲשֶׁ֤ר לֹֽא־יָדַע֙ בֵּין־יְמִינ֣⁠וֹ לִ⁠שְׂמֹאל֔⁠וֹ וּ⁠בְהֵמָ֖ה רַבָּֽה</w:t>
+      </w:r>
+    </w:p>
+    <w:p>
+      <w:pPr/>
+      <w:r>
+        <w:rPr>
+          <w:lang w:val="hi_IN" w:bidi="hi_IN"/>
+        </w:rPr>
+      </w:r>
+      <w:r>
+        <w:rPr>
           <w:b/>
           <w:lang w:val="hi_IN" w:bidi="hi_IN"/>
         </w:rPr>
@@ -18657,6 +21107,20 @@
       </w:r>
       <w:r>
         <w:rPr>
+          <w:lang w:val="hi_IN" w:bidi="hi_IN"/>
+        </w:rPr>
+        <w:t>אֲשֶׁ֣ר יֶשׁ־בָּ֡⁠הּ הַרְבֵּה֩</w:t>
+      </w:r>
+    </w:p>
+    <w:p>
+      <w:pPr/>
+      <w:r>
+        <w:rPr>
+          <w:lang w:val="hi_IN" w:bidi="hi_IN"/>
+        </w:rPr>
+      </w:r>
+      <w:r>
+        <w:rPr>
           <w:b/>
           <w:lang w:val="hi_IN" w:bidi="hi_IN"/>
         </w:rPr>
@@ -18753,6 +21217,20 @@
       </w:r>
       <w:r>
         <w:rPr>
+          <w:lang w:val="hi_IN" w:bidi="hi_IN"/>
+        </w:rPr>
+        <w:t>מִֽ⁠שְׁתֵּים־עֶשְׂרֵ֨ה רִבּ֜וֹ</w:t>
+      </w:r>
+    </w:p>
+    <w:p>
+      <w:pPr/>
+      <w:r>
+        <w:rPr>
+          <w:lang w:val="hi_IN" w:bidi="hi_IN"/>
+        </w:rPr>
+      </w:r>
+      <w:r>
+        <w:rPr>
           <w:b/>
           <w:lang w:val="hi_IN" w:bidi="hi_IN"/>
         </w:rPr>
@@ -18839,6 +21317,20 @@
         <w:rPr>
           <w:lang w:val="hi_IN" w:bidi="hi_IN"/>
         </w:rPr>
+      </w:r>
+    </w:p>
+    <w:p>
+      <w:pPr/>
+      <w:r>
+        <w:rPr>
+          <w:lang w:val="hi_IN" w:bidi="hi_IN"/>
+        </w:rPr>
+      </w:r>
+      <w:r>
+        <w:rPr>
+          <w:lang w:val="hi_IN" w:bidi="hi_IN"/>
+        </w:rPr>
+        <w:t>אֲשֶׁ֤ר לֹֽא־יָדַע֙ בֵּין־יְמִינ֣⁠וֹ לִ⁠שְׂמֹאל֔⁠וֹ</w:t>
       </w:r>
     </w:p>
     <w:p>

--- a/hin/docx/32.content.docx
+++ b/hin/docx/32.content.docx
@@ -28,49 +28,15 @@
       </w:r>
     </w:p>
     <w:p>
-      <w:pPr>
-        <w:pStyle w:val="Heading2"/>
-      </w:pPr>
-      <w:r>
-        <w:rPr>
-          <w:lang w:val="hi_IN" w:bidi="hi_IN"/>
-        </w:rPr>
-        <w:t>License Information</w:t>
-      </w:r>
-      <w:r>
-        <w:rPr>
-          <w:lang w:val="hi_IN" w:bidi="hi_IN"/>
-        </w:rPr>
-      </w:r>
-    </w:p>
-    <w:p>
-      <w:pPr/>
-      <w:r>
-        <w:rPr>
-          <w:lang w:val="hi_IN" w:bidi="hi_IN"/>
-        </w:rPr>
-      </w:r>
-      <w:r>
-        <w:rPr>
-          <w:b/>
-          <w:lang w:val="hi_IN" w:bidi="hi_IN"/>
-        </w:rPr>
-        <w:t>अनुवाद नोट्स (अनफोल्डिंग वर्ड)</w:t>
-      </w:r>
-      <w:r>
-        <w:rPr>
-          <w:lang w:val="hi_IN" w:bidi="hi_IN"/>
-        </w:rPr>
-        <w:t xml:space="preserve"> (Hindi) is based on</w:t>
-      </w:r>
-      <w:r>
-        <w:rPr>
-          <w:lang w:val="hi_IN" w:bidi="hi_IN"/>
-        </w:rPr>
-        <w:t xml:space="preserve">: </w:t>
-      </w:r>
-      <w:r>
-        <w:rPr>
+      <w:pPr/>
+      <w:r>
+        <w:rPr>
+          <w:lang w:val="hi_IN" w:bidi="hi_IN"/>
+        </w:rPr>
+      </w:r>
+      <w:r>
+        <w:rPr>
+          <w:b/>
           <w:lang w:val="hi_IN" w:bidi="hi_IN"/>
         </w:rPr>
         <w:t>unfoldingWord® Translation Notes</w:t>
@@ -79,62 +45,31 @@
         <w:rPr>
           <w:lang w:val="hi_IN" w:bidi="hi_IN"/>
         </w:rPr>
-        <w:t xml:space="preserve">, </w:t>
-      </w:r>
-      <w:hyperlink r:id="rId13">
-        <w:r>
-          <w:rPr>
-            <w:lang w:val="hi_IN" w:bidi="hi_IN"/>
-          </w:rPr>
-          <w:rPr>
-            <w:color w:val="0000EE"/>
-            <w:u w:val="single"/>
-          </w:rPr>
-          <w:t>unfoldingWord</w:t>
-        </w:r>
-      </w:hyperlink>
-      <w:r>
-        <w:rPr>
-          <w:lang w:val="hi_IN" w:bidi="hi_IN"/>
-        </w:rPr>
-        <w:t xml:space="preserve">, 2022, which is licensed under a </w:t>
-      </w:r>
-      <w:hyperlink r:id="rId14">
-        <w:r>
-          <w:rPr>
-            <w:lang w:val="hi_IN" w:bidi="hi_IN"/>
-          </w:rPr>
-          <w:rPr>
-            <w:color w:val="0000EE"/>
-            <w:u w:val="single"/>
-          </w:rPr>
-          <w:t>CC BY-SA 4.0 license</w:t>
-        </w:r>
-      </w:hyperlink>
-      <w:r>
-        <w:rPr>
-          <w:lang w:val="hi_IN" w:bidi="hi_IN"/>
-        </w:rPr>
-        <w:t>.</w:t>
-      </w:r>
-      <w:r>
-        <w:rPr>
-          <w:lang w:val="hi_IN" w:bidi="hi_IN"/>
-        </w:rPr>
-      </w:r>
-    </w:p>
-    <w:p>
-      <w:pPr/>
-      <w:r>
-        <w:rPr>
-          <w:lang w:val="hi_IN" w:bidi="hi_IN"/>
-        </w:rPr>
-      </w:r>
-      <w:r>
-        <w:rPr>
-          <w:lang w:val="hi_IN" w:bidi="hi_IN"/>
-        </w:rPr>
-        <w:t>This PDF version is provided under the same license.</w:t>
+        <w:t xml:space="preserve"> © 2022 unfoldingWord. Released under CC BY-SA 4.0 license. </w:t>
+      </w:r>
+      <w:r>
+        <w:rPr>
+          <w:lang w:val="hi_IN" w:bidi="hi_IN"/>
+        </w:rPr>
+        <w:t>unfoldingWord® Translation Notes</w:t>
+      </w:r>
+      <w:r>
+        <w:rPr>
+          <w:lang w:val="hi_IN" w:bidi="hi_IN"/>
+        </w:rPr>
+        <w:t xml:space="preserve"> has been adapted in the following languages: Tok Pisin, Arabic (عربي), French (Français), Hindi (हिंदी), Indonesian (Bahasa Indonesia), Portuguese (Português), Russian (Русский), Spanish (Español), Swahili (Kiswahili), and Simplified Chinese (简体中文) from </w:t>
+      </w:r>
+      <w:r>
+        <w:rPr>
+          <w:lang w:val="hi_IN" w:bidi="hi_IN"/>
+        </w:rPr>
+        <w:t>unfoldingWord® Translation Notes</w:t>
+      </w:r>
+      <w:r>
+        <w:rPr>
+          <w:lang w:val="hi_IN" w:bidi="hi_IN"/>
+        </w:rPr>
+        <w:t xml:space="preserve"> © 2022 unfoldingWord. Released under CC BY-SA 4.0 license by Mission Mutual</w:t>
       </w:r>
       <w:r>
         <w:rPr>
@@ -867,7 +802,7 @@
         </w:rPr>
         <w:t xml:space="preserve">पद </w:t>
       </w:r>
-      <w:hyperlink r:id="rId15">
+      <w:hyperlink r:id="rId13">
         <w:r>
           <w:rPr>
             <w:lang w:val="hi_IN" w:bidi="hi_IN"/>
@@ -6417,7 +6352,7 @@
         </w:rPr>
         <w:t xml:space="preserve">को </w:t>
       </w:r>
-      <w:hyperlink r:id="rId16">
+      <w:hyperlink r:id="rId14">
         <w:r>
           <w:rPr>
             <w:lang w:val="hi_IN" w:bidi="hi_IN"/>
@@ -12274,7 +12209,7 @@
         </w:rPr>
         <w:t xml:space="preserve">"कविता की इस अंतिम पंक्ति को दो में से एक तरीके से समझा जा सकता है: या तो 1) यहोवा को प्रार्थना के वर्णन के हिस्से के रूप में संबोधित किया जा सकता है; या 2) प्रार्थना के वर्णन के निष्कर्ष के रूप में किसी अन्य व्यक्ति को संबोधित किया जा रहा है। </w:t>
       </w:r>
-      <w:hyperlink r:id="rId17">
+      <w:hyperlink r:id="rId15">
         <w:r>
           <w:rPr>
             <w:lang w:val="hi_IN" w:bidi="hi_IN"/>
@@ -12492,7 +12427,7 @@
         </w:rPr>
         <w:t xml:space="preserve">यहाँ योना यहोवा से अपनी प्रार्थना के एक भाग के रूप में तृतीय पुरुष में यहोवा के बारे में एक कथन कहता है। यदि यह आपकी भाषा में स्वाभाविक नहीं लगता, तो आप इसे द्वितीय पुरुष के रूप में बनाने के लिए "आप" जोड़ सकते हैं। </w:t>
       </w:r>
-      <w:hyperlink r:id="rId17">
+      <w:hyperlink r:id="rId15">
         <w:r>
           <w:rPr>
             <w:lang w:val="hi_IN" w:bidi="hi_IN"/>
@@ -13304,7 +13239,7 @@
         </w:rPr>
         <w:t xml:space="preserve">"यह एक मुहावरा है जिसका अर्थ है कि यहोवा ने किसी तरह से अपने संदेश को बोला या संवाद किया.. देखें कि आपने </w:t>
       </w:r>
-      <w:hyperlink r:id="rId18">
+      <w:hyperlink r:id="rId16">
         <w:r>
           <w:rPr>
             <w:lang w:val="hi_IN" w:bidi="hi_IN"/>
@@ -17340,7 +17275,7 @@
         </w:rPr>
         <w:t xml:space="preserve">पद 2 में, योना परमेश्वर को कई विशेषताएँ प्रदान करते हैं। इस पुस्तक के एक यहूदी पाठक को यह पहचानने में देर नहीं लगेगी कि यह वही वर्णन है जो परमेश्वर ने मूसा से सीनै पर्वत पर बात करते समय अपने बारे में किया था (देखें </w:t>
       </w:r>
-      <w:hyperlink r:id="rId19">
+      <w:hyperlink r:id="rId17">
         <w:r>
           <w:rPr>
             <w:lang w:val="hi_IN" w:bidi="hi_IN"/>
@@ -17491,7 +17426,7 @@
         </w:rPr>
         <w:t xml:space="preserve">" के रूप में वर्णित करते हैं। पद 6 में, योना की स्थिति और दृष्टिकोण को बुराई के रूप में वर्णित किया गया है। यह तब है जब नीनवे के निवासियों के कार्यों को </w:t>
       </w:r>
-      <w:hyperlink r:id="rId20">
+      <w:hyperlink r:id="rId18">
         <w:r>
           <w:rPr>
             <w:lang w:val="hi_IN" w:bidi="hi_IN"/>
@@ -17509,7 +17444,7 @@
         </w:rPr>
         <w:t xml:space="preserve">, </w:t>
       </w:r>
-      <w:hyperlink r:id="rId21">
+      <w:hyperlink r:id="rId19">
         <w:r>
           <w:rPr>
             <w:lang w:val="hi_IN" w:bidi="hi_IN"/>
@@ -17527,7 +17462,7 @@
         </w:rPr>
         <w:t xml:space="preserve">, और </w:t>
       </w:r>
-      <w:hyperlink r:id="rId22">
+      <w:hyperlink r:id="rId20">
         <w:r>
           <w:rPr>
             <w:lang w:val="hi_IN" w:bidi="hi_IN"/>
@@ -17545,7 +17480,7 @@
         </w:rPr>
         <w:t xml:space="preserve"> में बुराई के रूप में वर्णित किया गया है, और नाविकों की स्थिति को </w:t>
       </w:r>
-      <w:hyperlink r:id="rId23">
+      <w:hyperlink r:id="rId21">
         <w:r>
           <w:rPr>
             <w:lang w:val="hi_IN" w:bidi="hi_IN"/>
@@ -20381,7 +20316,7 @@
         </w:rPr>
         <w:t xml:space="preserve">। देखें कि आपने इसका अनुवाद </w:t>
       </w:r>
-      <w:hyperlink r:id="rId24">
+      <w:hyperlink r:id="rId22">
         <w:r>
           <w:rPr>
             <w:lang w:val="hi_IN" w:bidi="hi_IN"/>
@@ -20676,7 +20611,7 @@
         </w:rPr>
         <w:t xml:space="preserve"> एक मुहावरे के उदाहरण हैं जो योना के क्रोध के बारे में इस तरह से बात करता है जैसे कि उसके अन्दर आग जल रही हो। देखें कि आपने इस मुहावरे का अनुवाद </w:t>
       </w:r>
-      <w:hyperlink r:id="rId25">
+      <w:hyperlink r:id="rId23">
         <w:r>
           <w:rPr>
             <w:lang w:val="hi_IN" w:bidi="hi_IN"/>

--- a/hin/docx/32.content.docx
+++ b/hin/docx/32.content.docx
@@ -141,13 +141,6 @@
         <w:rPr>
           <w:lang w:val="hi_IN" w:bidi="hi_IN"/>
         </w:rPr>
-      </w:r>
-      <w:r>
-        <w:rPr>
-          <w:i/>
-          <w:lang w:val="hi_IN" w:bidi="hi_IN"/>
-        </w:rPr>
-        <w:t>योना - परिचय, योना - अध्याय 1 परिचय, योना 1:1 (#1), योना 1:1 (#2), योना 1:1 (#3), योना 1:1 (#4), योना 1:1 (#5), योना 1:2 (#1), योना 1:2 (#2), योना 1:2 (#3), योना 1:2 (#4), योना 1:2 (#5), योना 1:2 (#1), योना 1:2 (#6), योना 1:3 (#1), योना 1:3 (#2), योना 1:3 (#3), योना 1:3 (#4), योना 1:3 (#5), योना 1:3 (#6), योना 1:3 (#7), योना 1:3 (#8), योना 1:3 (#9), योना 1:4 (#1), योना 1:4 (#2), योना 1:4 (#3), योना 1:5 (#1), योना 1:5 (#2), योना 1:5 (#3), योना 1:5 (#4), योना 1:5 (#5), योना 1:5 (#6), योना 1:5 (#7), योना 1:6 (#1), योना 1:6 (#2), योना 1:6 (#3), योना 1:6 (#4), योना 1:6 (#5), योना 1:6 (#6), योना 1:7 (#1), योना 1:7 (#2), योना 1:7 (#3), योना 1:7 (#4), योना 1:7 (#2), योना 1:7 (#3), योना 1:8 (#1), योना 1:8 (#2), योना 1:9 (#1), योना 1:10 (#1), योना 1:10 (#2), योना 1:10 (#3), योना 1:10 (#4), योना 1:10 (#5), योना 1:10 (#5), योना 1:11 (#1), योना 1:11 (#2), योना 1:11 (#3), योना 1:11 (#4), योना 1:12 (#1), योना 1:12 (#2), योना 1:13 (#1), योना 1:13 (#2), योना 1:14 (#1), योना 1:14 (#2), योना 1:14 (#3), योना 1:14 (#4), योना 1:14 (#5), योना 1:14 (#6), योना 1:14 (#6), योना 1:15 (#1), योना 1:15 (#2), योना 1:15 (#2), योना 1:16 (#1), योना 1:16 (#2), योना 1:17 (#1), योना 1:17 (#2), योना 1:17 (#3), योना - अध्याय 2 परिचय, योना 2:1 (#1), योना 2:2 (#1), योना 2:2 (#2), योना 2:2 (#3), योना 2:2 (#4), योना 2:2 (#5), योना 2:2 (#6), योना 2:2 (#7), योना 2:2 (#5), योना 2:3 (#1), योना 2:3 (#2), योना 2:3 (#3), योना 2:3 (#2), योना 2:3 (#5), योना 2:4 (#1), योना 2:4 (#2), योना 2:4 (#3), योना 2:4 (#4), योना 2:4 (#4), योना 2:5 (#1), योना 2:5 (#2), योना 2:5 (#3), योना 2:5 (#4), योना 2:5 (#5), योना 2:6 (#1), योना 2:6 (#2), योना 2:6 (#3), योना 2:6 (#2), योना 2:6 (#5), योना 2:7 (#1), योना 2:7 (#2), योना 2:7 (#3), योना 2:7 (#4), योना 2:7 (#3), योना 2:8 (#1), योना 2:8 (#2), योना 2:8 (#3), योना 2:9 (#1), योना 2:9 (#2), योना 2:9 (#3), योना 2:9 (#4), योना 2:9 (#4), योना 2:10 (#1), योना 2:10 (#1), योना 2:10 (#2), योना - अध्याय 3 परिचय, योना 3:1 (#1), योना 3:1 (#2), योना 3:2 (#1), योना 3:2 (#2), योना 3:2 (#3), योना 3:3 (#1), योना 3:3 (#2), योना 3:3 (#3), योना 3:3 (#4), योना 3:3 (#5), योना 3:4 (#1), योना 3:4 (#2), योना 3:4 (#3), योना 3:4 (#4), योना 3:4 (#4), योना 3:5 (#1), योना 3:5 (#2), योना 3:5 (#3), योना 3:5 (#1), योना 3:6 (#1), योना 3:6 (#2), योना 3:6 (#3), योना 3:6 (#4), योना 3:7 (#1), योना 3:7 (#2), योना 3:7 (#3), योना 3:7 (#4), योना 3:7 (#5), योना 3:7 (#2), योना 3:8 (#1), योना 3:8 (#2), योना 3:8 (#3), योना 3:8 (#3), योना 3:9 (#1), योना 3:9 (#2), योना 3:9 (#3), योना 3:9 (#4), योना 3:10 (#1), योना 3:10 (#2), योना 3:10 (#3), योना 3:10 (#4), योना 3:10 (#4), योना - अध्याय 4 परिचय, योना 4:1 (#1), योना 4:1 (#2), योना 4:1 (#2), योना 4:1 (#3), योना 4:2 (#1), योना 4:2 (#2), योना 4:2 (#3), योना 4:2 (#4), योना 4:2 (#5), योना 4:2 (#6), योना 4:3 (#1), योना 4:3 (#2), योना 4:4 (#1), योना 4:4 (#2), योना 4:4 (#3), योना 4:5 (#1), योना 4:5 (#2), योना 4:6 (#1), योना 4:6 (#2), योना 4:6 (#3), योना 4:7 (#1), योना 4:7 (#2), योना 4:7 (#3), योना 4:8 (#1), योना 4:8 (#2), योना 4:8 (#3), योना 4:8 (#4), योना 4:8 (#5), योना 4:8 (#6), योना 4:8 (#7), योना 4:9 (#1), योना 4:9 (#2), योना 4:9 (#2), योना 4:10 (#1), योना 4:10 (#2), योना 4:11 (#1), योना 4:11 (#2), योना 4:11 (#3), योना 4:11 (#4), योना 4:11 (#5)</w:t>
       </w:r>
       <w:r>
         <w:rPr>

--- a/hin/docx/32.content.docx
+++ b/hin/docx/32.content.docx
@@ -19,7 +19,7 @@
         <w:rPr>
           <w:lang w:val="hi_IN" w:bidi="hi_IN"/>
         </w:rPr>
-        <w:t>Resource: अनुवाद नोट्स (अनफोल्डिंग वर्ड)</w:t>
+        <w:t>Resource: unfoldingWord® Translation Notes</w:t>
       </w:r>
       <w:r>
         <w:rPr>
@@ -90,7 +90,7 @@
         <w:rPr>
           <w:lang w:val="hi_IN" w:bidi="hi_IN"/>
         </w:rPr>
-        <w:t>अनुवाद नोट्स (अनफोल्डिंग वर्ड)</w:t>
+        <w:t>unfoldingWord® Translation Notes</w:t>
       </w:r>
     </w:p>
     <w:p>

--- a/hin/docx/32.content.docx
+++ b/hin/docx/32.content.docx
@@ -813,6 +813,20 @@
       </w:r>
       <w:r>
         <w:rPr>
+          <w:lang w:val="hi_IN" w:bidi="hi_IN"/>
+        </w:rPr>
+        <w:t>וַֽ⁠יְהִי֙ דְּבַר־יְהוָ֔ה</w:t>
+      </w:r>
+    </w:p>
+    <w:p>
+      <w:pPr/>
+      <w:r>
+        <w:rPr>
+          <w:lang w:val="hi_IN" w:bidi="hi_IN"/>
+        </w:rPr>
+      </w:r>
+      <w:r>
+        <w:rPr>
           <w:b/>
           <w:lang w:val="hi_IN" w:bidi="hi_IN"/>
         </w:rPr>
@@ -1036,6 +1050,20 @@
       </w:r>
       <w:r>
         <w:rPr>
+          <w:lang w:val="hi_IN" w:bidi="hi_IN"/>
+        </w:rPr>
+        <w:t>אֲמִתַּ֖י</w:t>
+      </w:r>
+    </w:p>
+    <w:p>
+      <w:pPr/>
+      <w:r>
+        <w:rPr>
+          <w:lang w:val="hi_IN" w:bidi="hi_IN"/>
+        </w:rPr>
+      </w:r>
+      <w:r>
+        <w:rPr>
           <w:b/>
           <w:lang w:val="hi_IN" w:bidi="hi_IN"/>
         </w:rPr>
@@ -1119,6 +1147,20 @@
       </w:r>
       <w:r>
         <w:rPr>
+          <w:lang w:val="hi_IN" w:bidi="hi_IN"/>
+        </w:rPr>
+        <w:t>נִֽינְוֵ֛ה הָ⁠עִ֥יר הַ⁠גְּדוֹלָ֖ה</w:t>
+      </w:r>
+    </w:p>
+    <w:p>
+      <w:pPr/>
+      <w:r>
+        <w:rPr>
+          <w:lang w:val="hi_IN" w:bidi="hi_IN"/>
+        </w:rPr>
+      </w:r>
+      <w:r>
+        <w:rPr>
           <w:b/>
           <w:lang w:val="hi_IN" w:bidi="hi_IN"/>
         </w:rPr>
@@ -1183,6 +1225,20 @@
       </w:r>
       <w:r>
         <w:rPr>
+          <w:lang w:val="hi_IN" w:bidi="hi_IN"/>
+        </w:rPr>
+        <w:t>ק֠וּם</w:t>
+      </w:r>
+    </w:p>
+    <w:p>
+      <w:pPr/>
+      <w:r>
+        <w:rPr>
+          <w:lang w:val="hi_IN" w:bidi="hi_IN"/>
+        </w:rPr>
+      </w:r>
+      <w:r>
+        <w:rPr>
           <w:b/>
           <w:lang w:val="hi_IN" w:bidi="hi_IN"/>
         </w:rPr>
@@ -1266,6 +1322,20 @@
       </w:r>
       <w:r>
         <w:rPr>
+          <w:lang w:val="hi_IN" w:bidi="hi_IN"/>
+        </w:rPr>
+        <w:t>וּ⁠קְרָ֣א עָלֶ֑י⁠הָ</w:t>
+      </w:r>
+    </w:p>
+    <w:p>
+      <w:pPr/>
+      <w:r>
+        <w:rPr>
+          <w:lang w:val="hi_IN" w:bidi="hi_IN"/>
+        </w:rPr>
+      </w:r>
+      <w:r>
+        <w:rPr>
           <w:b/>
           <w:lang w:val="hi_IN" w:bidi="hi_IN"/>
         </w:rPr>
@@ -1362,6 +1432,20 @@
       </w:r>
       <w:r>
         <w:rPr>
+          <w:lang w:val="hi_IN" w:bidi="hi_IN"/>
+        </w:rPr>
+        <w:t>עָלְתָ֥ה רָעָתָ֖⁠ם לְ⁠פָנָֽ⁠י</w:t>
+      </w:r>
+    </w:p>
+    <w:p>
+      <w:pPr/>
+      <w:r>
+        <w:rPr>
+          <w:lang w:val="hi_IN" w:bidi="hi_IN"/>
+        </w:rPr>
+      </w:r>
+      <w:r>
+        <w:rPr>
           <w:b/>
           <w:lang w:val="hi_IN" w:bidi="hi_IN"/>
         </w:rPr>
@@ -1522,6 +1606,20 @@
       </w:r>
       <w:r>
         <w:rPr>
+          <w:lang w:val="hi_IN" w:bidi="hi_IN"/>
+        </w:rPr>
+        <w:t>ק֠וּם לֵ֧ךְ אֶל־נִֽינְוֵ֛ה הָ⁠עִ֥יר הַ⁠גְּדוֹלָ֖ה וּ⁠קְרָ֣א עָלֶ֑י⁠הָ כִּֽי־עָלְתָ֥ה רָעָתָ֖⁠ם לְ⁠פָנָֽ⁠י</w:t>
+      </w:r>
+    </w:p>
+    <w:p>
+      <w:pPr/>
+      <w:r>
+        <w:rPr>
+          <w:lang w:val="hi_IN" w:bidi="hi_IN"/>
+        </w:rPr>
+      </w:r>
+      <w:r>
+        <w:rPr>
           <w:b/>
           <w:lang w:val="hi_IN" w:bidi="hi_IN"/>
         </w:rPr>
@@ -1605,6 +1703,20 @@
       </w:r>
       <w:r>
         <w:rPr>
+          <w:lang w:val="hi_IN" w:bidi="hi_IN"/>
+        </w:rPr>
+        <w:t>עָלְתָ֥ה רָעָתָ֖⁠ם לְ⁠פָנָֽ⁠י</w:t>
+      </w:r>
+    </w:p>
+    <w:p>
+      <w:pPr/>
+      <w:r>
+        <w:rPr>
+          <w:lang w:val="hi_IN" w:bidi="hi_IN"/>
+        </w:rPr>
+      </w:r>
+      <w:r>
+        <w:rPr>
           <w:b/>
           <w:lang w:val="hi_IN" w:bidi="hi_IN"/>
         </w:rPr>
@@ -1701,6 +1813,20 @@
       </w:r>
       <w:r>
         <w:rPr>
+          <w:lang w:val="hi_IN" w:bidi="hi_IN"/>
+        </w:rPr>
+        <w:t>וַ⁠יָּ֤קָם יוֹנָה֙ לִ⁠בְרֹ֣חַ</w:t>
+      </w:r>
+    </w:p>
+    <w:p>
+      <w:pPr/>
+      <w:r>
+        <w:rPr>
+          <w:lang w:val="hi_IN" w:bidi="hi_IN"/>
+        </w:rPr>
+      </w:r>
+      <w:r>
+        <w:rPr>
           <w:b/>
           <w:lang w:val="hi_IN" w:bidi="hi_IN"/>
         </w:rPr>
@@ -1810,6 +1936,20 @@
       </w:r>
       <w:r>
         <w:rPr>
+          <w:lang w:val="hi_IN" w:bidi="hi_IN"/>
+        </w:rPr>
+        <w:t>מִ⁠לִּ⁠פְנֵ֖י יְהוָ֑ה &amp; מִ⁠לִּ⁠פְנֵ֖י יְהוָֽה</w:t>
+      </w:r>
+    </w:p>
+    <w:p>
+      <w:pPr/>
+      <w:r>
+        <w:rPr>
+          <w:lang w:val="hi_IN" w:bidi="hi_IN"/>
+        </w:rPr>
+      </w:r>
+      <w:r>
+        <w:rPr>
           <w:b/>
           <w:lang w:val="hi_IN" w:bidi="hi_IN"/>
         </w:rPr>
@@ -1893,6 +2033,20 @@
       </w:r>
       <w:r>
         <w:rPr>
+          <w:lang w:val="hi_IN" w:bidi="hi_IN"/>
+        </w:rPr>
+        <w:t>לִ⁠בְרֹ֣חַ תַּרְשִׁ֔ישָׁ⁠ה</w:t>
+      </w:r>
+    </w:p>
+    <w:p>
+      <w:pPr/>
+      <w:r>
+        <w:rPr>
+          <w:lang w:val="hi_IN" w:bidi="hi_IN"/>
+        </w:rPr>
+      </w:r>
+      <w:r>
+        <w:rPr>
           <w:b/>
           <w:lang w:val="hi_IN" w:bidi="hi_IN"/>
         </w:rPr>
@@ -2053,6 +2207,20 @@
       </w:r>
       <w:r>
         <w:rPr>
+          <w:lang w:val="hi_IN" w:bidi="hi_IN"/>
+        </w:rPr>
+        <w:t>אָנִיָּ֣ה</w:t>
+      </w:r>
+    </w:p>
+    <w:p>
+      <w:pPr/>
+      <w:r>
+        <w:rPr>
+          <w:lang w:val="hi_IN" w:bidi="hi_IN"/>
+        </w:rPr>
+      </w:r>
+      <w:r>
+        <w:rPr>
           <w:b/>
           <w:lang w:val="hi_IN" w:bidi="hi_IN"/>
         </w:rPr>
@@ -2193,6 +2361,20 @@
       </w:r>
       <w:r>
         <w:rPr>
+          <w:lang w:val="hi_IN" w:bidi="hi_IN"/>
+        </w:rPr>
+        <w:t>וַ⁠יֵּ֤רֶד בָּ⁠הּ֙</w:t>
+      </w:r>
+    </w:p>
+    <w:p>
+      <w:pPr/>
+      <w:r>
+        <w:rPr>
+          <w:lang w:val="hi_IN" w:bidi="hi_IN"/>
+        </w:rPr>
+      </w:r>
+      <w:r>
+        <w:rPr>
           <w:b/>
           <w:lang w:val="hi_IN" w:bidi="hi_IN"/>
         </w:rPr>
@@ -2257,6 +2439,20 @@
       </w:r>
       <w:r>
         <w:rPr>
+          <w:lang w:val="hi_IN" w:bidi="hi_IN"/>
+        </w:rPr>
+        <w:t>עִמָּ⁠הֶם֙</w:t>
+      </w:r>
+    </w:p>
+    <w:p>
+      <w:pPr/>
+      <w:r>
+        <w:rPr>
+          <w:lang w:val="hi_IN" w:bidi="hi_IN"/>
+        </w:rPr>
+      </w:r>
+      <w:r>
+        <w:rPr>
           <w:b/>
           <w:lang w:val="hi_IN" w:bidi="hi_IN"/>
         </w:rPr>
@@ -2416,6 +2612,20 @@
       </w:r>
       <w:r>
         <w:rPr>
+          <w:lang w:val="hi_IN" w:bidi="hi_IN"/>
+        </w:rPr>
+        <w:t>וַֽ⁠יהוָ֗ה</w:t>
+      </w:r>
+    </w:p>
+    <w:p>
+      <w:pPr/>
+      <w:r>
+        <w:rPr>
+          <w:lang w:val="hi_IN" w:bidi="hi_IN"/>
+        </w:rPr>
+      </w:r>
+      <w:r>
+        <w:rPr>
           <w:b/>
           <w:lang w:val="hi_IN" w:bidi="hi_IN"/>
         </w:rPr>
@@ -2499,6 +2709,20 @@
       </w:r>
       <w:r>
         <w:rPr>
+          <w:lang w:val="hi_IN" w:bidi="hi_IN"/>
+        </w:rPr>
+        <w:t>וְ⁠הָ֣⁠אֳנִיָּ֔ה חִשְּׁבָ֖ה לְ⁠הִשָּׁבֵֽר</w:t>
+      </w:r>
+    </w:p>
+    <w:p>
+      <w:pPr/>
+      <w:r>
+        <w:rPr>
+          <w:lang w:val="hi_IN" w:bidi="hi_IN"/>
+        </w:rPr>
+      </w:r>
+      <w:r>
+        <w:rPr>
           <w:b/>
           <w:lang w:val="hi_IN" w:bidi="hi_IN"/>
         </w:rPr>
@@ -2602,6 +2826,20 @@
       </w:r>
       <w:r>
         <w:rPr>
+          <w:lang w:val="hi_IN" w:bidi="hi_IN"/>
+        </w:rPr>
+        <w:t>לְ⁠הִשָּׁבֵֽר</w:t>
+      </w:r>
+    </w:p>
+    <w:p>
+      <w:pPr/>
+      <w:r>
+        <w:rPr>
+          <w:lang w:val="hi_IN" w:bidi="hi_IN"/>
+        </w:rPr>
+      </w:r>
+      <w:r>
+        <w:rPr>
           <w:b/>
           <w:lang w:val="hi_IN" w:bidi="hi_IN"/>
         </w:rPr>
@@ -2685,6 +2923,20 @@
       </w:r>
       <w:r>
         <w:rPr>
+          <w:lang w:val="hi_IN" w:bidi="hi_IN"/>
+        </w:rPr>
+        <w:t>הַ⁠מַּלָּחִ֗ים</w:t>
+      </w:r>
+    </w:p>
+    <w:p>
+      <w:pPr/>
+      <w:r>
+        <w:rPr>
+          <w:lang w:val="hi_IN" w:bidi="hi_IN"/>
+        </w:rPr>
+      </w:r>
+      <w:r>
+        <w:rPr>
           <w:b/>
           <w:lang w:val="hi_IN" w:bidi="hi_IN"/>
         </w:rPr>
@@ -2748,6 +3000,20 @@
       </w:r>
       <w:r>
         <w:rPr>
+          <w:lang w:val="hi_IN" w:bidi="hi_IN"/>
+        </w:rPr>
+        <w:t>אֱלֹהָי⁠ו֒</w:t>
+      </w:r>
+    </w:p>
+    <w:p>
+      <w:pPr/>
+      <w:r>
+        <w:rPr>
+          <w:lang w:val="hi_IN" w:bidi="hi_IN"/>
+        </w:rPr>
+      </w:r>
+      <w:r>
+        <w:rPr>
           <w:b/>
           <w:lang w:val="hi_IN" w:bidi="hi_IN"/>
         </w:rPr>
@@ -2907,6 +3173,20 @@
       </w:r>
       <w:r>
         <w:rPr>
+          <w:lang w:val="hi_IN" w:bidi="hi_IN"/>
+        </w:rPr>
+        <w:t>לְ⁠הָקֵ֖ל מֵֽ⁠עֲלֵי⁠הֶ֑ם</w:t>
+      </w:r>
+    </w:p>
+    <w:p>
+      <w:pPr/>
+      <w:r>
+        <w:rPr>
+          <w:lang w:val="hi_IN" w:bidi="hi_IN"/>
+        </w:rPr>
+      </w:r>
+      <w:r>
+        <w:rPr>
           <w:b/>
           <w:lang w:val="hi_IN" w:bidi="hi_IN"/>
         </w:rPr>
@@ -2990,6 +3270,20 @@
       </w:r>
       <w:r>
         <w:rPr>
+          <w:lang w:val="hi_IN" w:bidi="hi_IN"/>
+        </w:rPr>
+        <w:t>וְ⁠יוֹנָ֗ה יָרַד֙ אֶל־יַרְכְּתֵ֣י הַ⁠סְּפִינָ֔ה וַ⁠יִּשְׁכַּ֖ב וַ⁠יֵּרָדַֽם</w:t>
+      </w:r>
+    </w:p>
+    <w:p>
+      <w:pPr/>
+      <w:r>
+        <w:rPr>
+          <w:lang w:val="hi_IN" w:bidi="hi_IN"/>
+        </w:rPr>
+      </w:r>
+      <w:r>
+        <w:rPr>
           <w:b/>
           <w:lang w:val="hi_IN" w:bidi="hi_IN"/>
         </w:rPr>
@@ -3073,6 +3367,20 @@
       </w:r>
       <w:r>
         <w:rPr>
+          <w:lang w:val="hi_IN" w:bidi="hi_IN"/>
+        </w:rPr>
+        <w:t>יַרְכְּתֵ֣י הַ⁠סְּפִינָ֔ה</w:t>
+      </w:r>
+    </w:p>
+    <w:p>
+      <w:pPr/>
+      <w:r>
+        <w:rPr>
+          <w:lang w:val="hi_IN" w:bidi="hi_IN"/>
+        </w:rPr>
+      </w:r>
+      <w:r>
+        <w:rPr>
           <w:b/>
           <w:lang w:val="hi_IN" w:bidi="hi_IN"/>
         </w:rPr>
@@ -3137,6 +3445,20 @@
       </w:r>
       <w:r>
         <w:rPr>
+          <w:lang w:val="hi_IN" w:bidi="hi_IN"/>
+        </w:rPr>
+        <w:t>וַ⁠יִּשְׁכַּ֖ב וַ⁠יֵּרָדַֽם</w:t>
+      </w:r>
+    </w:p>
+    <w:p>
+      <w:pPr/>
+      <w:r>
+        <w:rPr>
+          <w:lang w:val="hi_IN" w:bidi="hi_IN"/>
+        </w:rPr>
+      </w:r>
+      <w:r>
+        <w:rPr>
           <w:b/>
           <w:lang w:val="hi_IN" w:bidi="hi_IN"/>
         </w:rPr>
@@ -3220,6 +3542,20 @@
       </w:r>
       <w:r>
         <w:rPr>
+          <w:lang w:val="hi_IN" w:bidi="hi_IN"/>
+        </w:rPr>
+        <w:t>וַ⁠יִּקְרַ֤ב אֵלָי⁠ו֙ רַ֣ב הַ⁠חֹבֵ֔ל וַ⁠יֹּ֥אמֶר ל֖⁠וֹ</w:t>
+      </w:r>
+    </w:p>
+    <w:p>
+      <w:pPr/>
+      <w:r>
+        <w:rPr>
+          <w:lang w:val="hi_IN" w:bidi="hi_IN"/>
+        </w:rPr>
+      </w:r>
+      <w:r>
+        <w:rPr>
           <w:b/>
           <w:lang w:val="hi_IN" w:bidi="hi_IN"/>
         </w:rPr>
@@ -3284,6 +3620,20 @@
       </w:r>
       <w:r>
         <w:rPr>
+          <w:lang w:val="hi_IN" w:bidi="hi_IN"/>
+        </w:rPr>
+        <w:t>מַה־לְּ⁠ךָ֣ נִרְדָּ֑ם</w:t>
+      </w:r>
+    </w:p>
+    <w:p>
+      <w:pPr/>
+      <w:r>
+        <w:rPr>
+          <w:lang w:val="hi_IN" w:bidi="hi_IN"/>
+        </w:rPr>
+      </w:r>
+      <w:r>
+        <w:rPr>
           <w:b/>
           <w:lang w:val="hi_IN" w:bidi="hi_IN"/>
         </w:rPr>
@@ -3380,6 +3730,20 @@
       </w:r>
       <w:r>
         <w:rPr>
+          <w:lang w:val="hi_IN" w:bidi="hi_IN"/>
+        </w:rPr>
+        <w:t>ק֚וּם</w:t>
+      </w:r>
+    </w:p>
+    <w:p>
+      <w:pPr/>
+      <w:r>
+        <w:rPr>
+          <w:lang w:val="hi_IN" w:bidi="hi_IN"/>
+        </w:rPr>
+      </w:r>
+      <w:r>
+        <w:rPr>
           <w:b/>
           <w:lang w:val="hi_IN" w:bidi="hi_IN"/>
         </w:rPr>
@@ -3463,6 +3827,20 @@
       </w:r>
       <w:r>
         <w:rPr>
+          <w:lang w:val="hi_IN" w:bidi="hi_IN"/>
+        </w:rPr>
+        <w:t>קְרָ֣א אֶל־אֱלֹהֶ֔י⁠ךָ</w:t>
+      </w:r>
+    </w:p>
+    <w:p>
+      <w:pPr/>
+      <w:r>
+        <w:rPr>
+          <w:lang w:val="hi_IN" w:bidi="hi_IN"/>
+        </w:rPr>
+      </w:r>
+      <w:r>
+        <w:rPr>
           <w:b/>
           <w:lang w:val="hi_IN" w:bidi="hi_IN"/>
         </w:rPr>
@@ -3566,6 +3944,20 @@
       </w:r>
       <w:r>
         <w:rPr>
+          <w:lang w:val="hi_IN" w:bidi="hi_IN"/>
+        </w:rPr>
+        <w:t>אוּלַ֞י יִתְעַשֵּׁ֧ת הָ⁠אֱלֹהִ֛ים לָ֖⁠נוּ וְ⁠לֹ֥א נֹאבֵֽד</w:t>
+      </w:r>
+    </w:p>
+    <w:p>
+      <w:pPr/>
+      <w:r>
+        <w:rPr>
+          <w:lang w:val="hi_IN" w:bidi="hi_IN"/>
+        </w:rPr>
+      </w:r>
+      <w:r>
+        <w:rPr>
           <w:b/>
           <w:lang w:val="hi_IN" w:bidi="hi_IN"/>
         </w:rPr>
@@ -3649,6 +4041,20 @@
       </w:r>
       <w:r>
         <w:rPr>
+          <w:lang w:val="hi_IN" w:bidi="hi_IN"/>
+        </w:rPr>
+        <w:t>וְ⁠לֹ֥א נֹאבֵֽד</w:t>
+      </w:r>
+    </w:p>
+    <w:p>
+      <w:pPr/>
+      <w:r>
+        <w:rPr>
+          <w:lang w:val="hi_IN" w:bidi="hi_IN"/>
+        </w:rPr>
+      </w:r>
+      <w:r>
+        <w:rPr>
           <w:b/>
           <w:lang w:val="hi_IN" w:bidi="hi_IN"/>
         </w:rPr>
@@ -3732,6 +4138,20 @@
       </w:r>
       <w:r>
         <w:rPr>
+          <w:lang w:val="hi_IN" w:bidi="hi_IN"/>
+        </w:rPr>
+        <w:t>וַ⁠יֹּאמְר֞וּ אִ֣ישׁ אֶל־רֵעֵ֗⁠הוּ</w:t>
+      </w:r>
+    </w:p>
+    <w:p>
+      <w:pPr/>
+      <w:r>
+        <w:rPr>
+          <w:lang w:val="hi_IN" w:bidi="hi_IN"/>
+        </w:rPr>
+      </w:r>
+      <w:r>
+        <w:rPr>
           <w:b/>
           <w:lang w:val="hi_IN" w:bidi="hi_IN"/>
         </w:rPr>
@@ -3808,6 +4228,20 @@
       </w:r>
       <w:r>
         <w:rPr>
+          <w:lang w:val="hi_IN" w:bidi="hi_IN"/>
+        </w:rPr>
+        <w:t>וְ⁠נֵ֣דְעָ֔ה בְּ⁠שֶׁ⁠לְּ⁠מִ֛י הָ⁠רָעָ֥ה הַ⁠זֹּ֖את לָ֑⁠נוּ</w:t>
+      </w:r>
+    </w:p>
+    <w:p>
+      <w:pPr/>
+      <w:r>
+        <w:rPr>
+          <w:lang w:val="hi_IN" w:bidi="hi_IN"/>
+        </w:rPr>
+      </w:r>
+      <w:r>
+        <w:rPr>
           <w:b/>
           <w:lang w:val="hi_IN" w:bidi="hi_IN"/>
         </w:rPr>
@@ -3941,6 +4375,20 @@
       </w:r>
       <w:r>
         <w:rPr>
+          <w:lang w:val="hi_IN" w:bidi="hi_IN"/>
+        </w:rPr>
+        <w:t>וַ⁠יִּפֹּ֥ל הַ⁠גּוֹרָ֖ל עַל־יוֹנָֽה</w:t>
+      </w:r>
+    </w:p>
+    <w:p>
+      <w:pPr/>
+      <w:r>
+        <w:rPr>
+          <w:lang w:val="hi_IN" w:bidi="hi_IN"/>
+        </w:rPr>
+      </w:r>
+      <w:r>
+        <w:rPr>
           <w:b/>
           <w:lang w:val="hi_IN" w:bidi="hi_IN"/>
         </w:rPr>
@@ -4004,6 +4452,20 @@
       </w:r>
       <w:r>
         <w:rPr>
+          <w:lang w:val="hi_IN" w:bidi="hi_IN"/>
+        </w:rPr>
+        <w:t>לְכוּ֙ וְ⁠נַפִּ֣ילָה גֽוֹרָל֔וֹת</w:t>
+      </w:r>
+    </w:p>
+    <w:p>
+      <w:pPr/>
+      <w:r>
+        <w:rPr>
+          <w:lang w:val="hi_IN" w:bidi="hi_IN"/>
+        </w:rPr>
+      </w:r>
+      <w:r>
+        <w:rPr>
           <w:b/>
           <w:lang w:val="hi_IN" w:bidi="hi_IN"/>
         </w:rPr>
@@ -4125,6 +4587,20 @@
       </w:r>
       <w:r>
         <w:rPr>
+          <w:lang w:val="hi_IN" w:bidi="hi_IN"/>
+        </w:rPr>
+        <w:t>וְ⁠נַפִּ֣ילָה גֽוֹרָל֔וֹת</w:t>
+      </w:r>
+    </w:p>
+    <w:p>
+      <w:pPr/>
+      <w:r>
+        <w:rPr>
+          <w:lang w:val="hi_IN" w:bidi="hi_IN"/>
+        </w:rPr>
+      </w:r>
+      <w:r>
+        <w:rPr>
           <w:b/>
           <w:lang w:val="hi_IN" w:bidi="hi_IN"/>
         </w:rPr>
@@ -4244,6 +4720,20 @@
       </w:r>
       <w:r>
         <w:rPr>
+          <w:lang w:val="hi_IN" w:bidi="hi_IN"/>
+        </w:rPr>
+        <w:t>וַ⁠יֹּאמְר֣וּ אֵלָ֔י⁠ו</w:t>
+      </w:r>
+    </w:p>
+    <w:p>
+      <w:pPr/>
+      <w:r>
+        <w:rPr>
+          <w:lang w:val="hi_IN" w:bidi="hi_IN"/>
+        </w:rPr>
+      </w:r>
+      <w:r>
+        <w:rPr>
           <w:b/>
           <w:lang w:val="hi_IN" w:bidi="hi_IN"/>
         </w:rPr>
@@ -4372,6 +4862,20 @@
       </w:r>
       <w:r>
         <w:rPr>
+          <w:lang w:val="hi_IN" w:bidi="hi_IN"/>
+        </w:rPr>
+        <w:t>יְהוָ֞ה &amp; אֲנִ֣י יָרֵ֔א</w:t>
+      </w:r>
+    </w:p>
+    <w:p>
+      <w:pPr/>
+      <w:r>
+        <w:rPr>
+          <w:lang w:val="hi_IN" w:bidi="hi_IN"/>
+        </w:rPr>
+      </w:r>
+      <w:r>
+        <w:rPr>
           <w:b/>
           <w:lang w:val="hi_IN" w:bidi="hi_IN"/>
         </w:rPr>
@@ -4448,6 +4952,20 @@
       </w:r>
       <w:r>
         <w:rPr>
+          <w:lang w:val="hi_IN" w:bidi="hi_IN"/>
+        </w:rPr>
+        <w:t>וַ⁠יִּֽירְא֤וּ הָֽ⁠אֲנָשִׁים֙ יִרְאָ֣ה גְדוֹלָ֔ה</w:t>
+      </w:r>
+    </w:p>
+    <w:p>
+      <w:pPr/>
+      <w:r>
+        <w:rPr>
+          <w:lang w:val="hi_IN" w:bidi="hi_IN"/>
+        </w:rPr>
+      </w:r>
+      <w:r>
+        <w:rPr>
           <w:b/>
           <w:lang w:val="hi_IN" w:bidi="hi_IN"/>
         </w:rPr>
@@ -4512,6 +5030,20 @@
       </w:r>
       <w:r>
         <w:rPr>
+          <w:lang w:val="hi_IN" w:bidi="hi_IN"/>
+        </w:rPr>
+        <w:t>מַה־זֹּ֣את עָשִׂ֑יתָ</w:t>
+      </w:r>
+    </w:p>
+    <w:p>
+      <w:pPr/>
+      <w:r>
+        <w:rPr>
+          <w:lang w:val="hi_IN" w:bidi="hi_IN"/>
+        </w:rPr>
+      </w:r>
+      <w:r>
+        <w:rPr>
           <w:b/>
           <w:lang w:val="hi_IN" w:bidi="hi_IN"/>
         </w:rPr>
@@ -4595,6 +5127,20 @@
       </w:r>
       <w:r>
         <w:rPr>
+          <w:lang w:val="hi_IN" w:bidi="hi_IN"/>
+        </w:rPr>
+        <w:t>מִ⁠לִּ⁠פְנֵ֤י יְהוָה֙</w:t>
+      </w:r>
+    </w:p>
+    <w:p>
+      <w:pPr/>
+      <w:r>
+        <w:rPr>
+          <w:lang w:val="hi_IN" w:bidi="hi_IN"/>
+        </w:rPr>
+      </w:r>
+      <w:r>
+        <w:rPr>
           <w:b/>
           <w:lang w:val="hi_IN" w:bidi="hi_IN"/>
         </w:rPr>
@@ -4678,6 +5224,20 @@
       </w:r>
       <w:r>
         <w:rPr>
+          <w:lang w:val="hi_IN" w:bidi="hi_IN"/>
+        </w:rPr>
+        <w:t>כִּ֥י הִגִּ֖יד לָ⁠הֶֽם</w:t>
+      </w:r>
+    </w:p>
+    <w:p>
+      <w:pPr/>
+      <w:r>
+        <w:rPr>
+          <w:lang w:val="hi_IN" w:bidi="hi_IN"/>
+        </w:rPr>
+      </w:r>
+      <w:r>
+        <w:rPr>
           <w:b/>
           <w:lang w:val="hi_IN" w:bidi="hi_IN"/>
         </w:rPr>
@@ -4844,6 +5404,20 @@
       </w:r>
       <w:r>
         <w:rPr>
+          <w:lang w:val="hi_IN" w:bidi="hi_IN"/>
+        </w:rPr>
+        <w:t>כִּֽי־יָדְע֣וּ הָ⁠אֲנָשִׁ֗ים כִּֽי־מִ⁠לִּ⁠פְנֵ֤י יְהוָה֙ ה֣וּא בֹרֵ֔חַ כִּ֥י הִגִּ֖יד לָ⁠הֶֽם</w:t>
+      </w:r>
+    </w:p>
+    <w:p>
+      <w:pPr/>
+      <w:r>
+        <w:rPr>
+          <w:lang w:val="hi_IN" w:bidi="hi_IN"/>
+        </w:rPr>
+      </w:r>
+      <w:r>
+        <w:rPr>
           <w:b/>
           <w:lang w:val="hi_IN" w:bidi="hi_IN"/>
         </w:rPr>
@@ -4965,6 +5539,20 @@
       </w:r>
       <w:r>
         <w:rPr>
+          <w:lang w:val="hi_IN" w:bidi="hi_IN"/>
+        </w:rPr>
+        <w:t>וַ⁠יֹּאמְר֤וּ אֵלָי⁠ו֙</w:t>
+      </w:r>
+    </w:p>
+    <w:p>
+      <w:pPr/>
+      <w:r>
+        <w:rPr>
+          <w:lang w:val="hi_IN" w:bidi="hi_IN"/>
+        </w:rPr>
+      </w:r>
+      <w:r>
+        <w:rPr>
           <w:b/>
           <w:lang w:val="hi_IN" w:bidi="hi_IN"/>
         </w:rPr>
@@ -5042,6 +5630,20 @@
       </w:r>
       <w:r>
         <w:rPr>
+          <w:lang w:val="hi_IN" w:bidi="hi_IN"/>
+        </w:rPr>
+        <w:t>וְ⁠יִשְׁתֹּ֥ק הַ⁠יָּ֖ם מֵֽ⁠עָלֵ֑י⁠נוּ</w:t>
+      </w:r>
+    </w:p>
+    <w:p>
+      <w:pPr/>
+      <w:r>
+        <w:rPr>
+          <w:lang w:val="hi_IN" w:bidi="hi_IN"/>
+        </w:rPr>
+      </w:r>
+      <w:r>
+        <w:rPr>
           <w:b/>
           <w:lang w:val="hi_IN" w:bidi="hi_IN"/>
         </w:rPr>
@@ -5106,6 +5708,20 @@
       </w:r>
       <w:r>
         <w:rPr>
+          <w:lang w:val="hi_IN" w:bidi="hi_IN"/>
+        </w:rPr>
+        <w:t>הַ⁠יָּ֖ם הוֹלֵ֥ךְ וְ⁠סֹעֵֽר</w:t>
+      </w:r>
+    </w:p>
+    <w:p>
+      <w:pPr/>
+      <w:r>
+        <w:rPr>
+          <w:lang w:val="hi_IN" w:bidi="hi_IN"/>
+        </w:rPr>
+      </w:r>
+      <w:r>
+        <w:rPr>
           <w:b/>
           <w:lang w:val="hi_IN" w:bidi="hi_IN"/>
         </w:rPr>
@@ -5189,6 +5805,20 @@
       </w:r>
       <w:r>
         <w:rPr>
+          <w:lang w:val="hi_IN" w:bidi="hi_IN"/>
+        </w:rPr>
+        <w:t>וַ⁠יֹּאמְר֤וּ אֵלָי⁠ו֙ מַה־נַּ֣עֲשֶׂה לָּ֔⁠ךְ וְ⁠יִשְׁתֹּ֥ק הַ⁠יָּ֖ם מֵֽ⁠עָלֵ֑י⁠נוּ כִּ֥י הַ⁠יָּ֖ם הוֹלֵ֥ךְ וְ⁠סֹעֵֽר</w:t>
+      </w:r>
+    </w:p>
+    <w:p>
+      <w:pPr/>
+      <w:r>
+        <w:rPr>
+          <w:lang w:val="hi_IN" w:bidi="hi_IN"/>
+        </w:rPr>
+      </w:r>
+      <w:r>
+        <w:rPr>
           <w:b/>
           <w:lang w:val="hi_IN" w:bidi="hi_IN"/>
         </w:rPr>
@@ -5261,6 +5891,20 @@
         <w:rPr>
           <w:lang w:val="hi_IN" w:bidi="hi_IN"/>
         </w:rPr>
+      </w:r>
+    </w:p>
+    <w:p>
+      <w:pPr/>
+      <w:r>
+        <w:rPr>
+          <w:lang w:val="hi_IN" w:bidi="hi_IN"/>
+        </w:rPr>
+      </w:r>
+      <w:r>
+        <w:rPr>
+          <w:lang w:val="hi_IN" w:bidi="hi_IN"/>
+        </w:rPr>
+        <w:t>כִּ֚י יוֹדֵ֣עַ אָ֔נִי כִּ֣י בְ⁠שֶׁ⁠לִּ֔⁠י הַ⁠סַּ֧עַר הַ⁠גָּד֛וֹל הַ⁠זֶּ֖ה עֲלֵי⁠כֶֽם</w:t>
       </w:r>
     </w:p>
     <w:p>
@@ -5450,6 +6094,20 @@
       </w:r>
       <w:r>
         <w:rPr>
+          <w:lang w:val="hi_IN" w:bidi="hi_IN"/>
+        </w:rPr>
+        <w:t>וַ⁠יַּחְתְּר֣וּ הָ⁠אֲנָשִׁ֗ים</w:t>
+      </w:r>
+    </w:p>
+    <w:p>
+      <w:pPr/>
+      <w:r>
+        <w:rPr>
+          <w:lang w:val="hi_IN" w:bidi="hi_IN"/>
+        </w:rPr>
+      </w:r>
+      <w:r>
+        <w:rPr>
           <w:b/>
           <w:lang w:val="hi_IN" w:bidi="hi_IN"/>
         </w:rPr>
@@ -5533,6 +6191,20 @@
       </w:r>
       <w:r>
         <w:rPr>
+          <w:lang w:val="hi_IN" w:bidi="hi_IN"/>
+        </w:rPr>
+        <w:t>הַ⁠יָּ֔ם הוֹלֵ֥ךְ וְ⁠סֹעֵ֖ר</w:t>
+      </w:r>
+    </w:p>
+    <w:p>
+      <w:pPr/>
+      <w:r>
+        <w:rPr>
+          <w:lang w:val="hi_IN" w:bidi="hi_IN"/>
+        </w:rPr>
+      </w:r>
+      <w:r>
+        <w:rPr>
           <w:b/>
           <w:lang w:val="hi_IN" w:bidi="hi_IN"/>
         </w:rPr>
@@ -5616,6 +6288,20 @@
       </w:r>
       <w:r>
         <w:rPr>
+          <w:lang w:val="hi_IN" w:bidi="hi_IN"/>
+        </w:rPr>
+        <w:t>וַ⁠יִּקְרְא֨וּ</w:t>
+      </w:r>
+    </w:p>
+    <w:p>
+      <w:pPr/>
+      <w:r>
+        <w:rPr>
+          <w:lang w:val="hi_IN" w:bidi="hi_IN"/>
+        </w:rPr>
+      </w:r>
+      <w:r>
+        <w:rPr>
           <w:b/>
           <w:lang w:val="hi_IN" w:bidi="hi_IN"/>
         </w:rPr>
@@ -5706,6 +6392,20 @@
       </w:r>
       <w:r>
         <w:rPr>
+          <w:lang w:val="hi_IN" w:bidi="hi_IN"/>
+        </w:rPr>
+        <w:t>וַ⁠יִּקְרְא֨וּ אֶל־יְהוָ֜ה</w:t>
+      </w:r>
+    </w:p>
+    <w:p>
+      <w:pPr/>
+      <w:r>
+        <w:rPr>
+          <w:lang w:val="hi_IN" w:bidi="hi_IN"/>
+        </w:rPr>
+      </w:r>
+      <w:r>
+        <w:rPr>
           <w:b/>
           <w:lang w:val="hi_IN" w:bidi="hi_IN"/>
         </w:rPr>
@@ -5783,6 +6483,20 @@
       </w:r>
       <w:r>
         <w:rPr>
+          <w:lang w:val="hi_IN" w:bidi="hi_IN"/>
+        </w:rPr>
+        <w:t>אָנָּ֤ה</w:t>
+      </w:r>
+    </w:p>
+    <w:p>
+      <w:pPr/>
+      <w:r>
+        <w:rPr>
+          <w:lang w:val="hi_IN" w:bidi="hi_IN"/>
+        </w:rPr>
+      </w:r>
+      <w:r>
+        <w:rPr>
           <w:b/>
           <w:lang w:val="hi_IN" w:bidi="hi_IN"/>
         </w:rPr>
@@ -5879,6 +6593,20 @@
       </w:r>
       <w:r>
         <w:rPr>
+          <w:lang w:val="hi_IN" w:bidi="hi_IN"/>
+        </w:rPr>
+        <w:t>אַל־נָ֣א נֹאבְדָ֗ה בְּ⁠נֶ֨פֶשׁ֙ הָ⁠אִ֣ישׁ הַ⁠זֶּ֔ה</w:t>
+      </w:r>
+    </w:p>
+    <w:p>
+      <w:pPr/>
+      <w:r>
+        <w:rPr>
+          <w:lang w:val="hi_IN" w:bidi="hi_IN"/>
+        </w:rPr>
+      </w:r>
+      <w:r>
+        <w:rPr>
           <w:b/>
           <w:lang w:val="hi_IN" w:bidi="hi_IN"/>
         </w:rPr>
@@ -5969,6 +6697,20 @@
       </w:r>
       <w:r>
         <w:rPr>
+          <w:lang w:val="hi_IN" w:bidi="hi_IN"/>
+        </w:rPr>
+        <w:t>וְ⁠אַל־תִּתֵּ֥ן עָלֵ֖י⁠נוּ דָּ֣ם נָקִ֑יא</w:t>
+      </w:r>
+    </w:p>
+    <w:p>
+      <w:pPr/>
+      <w:r>
+        <w:rPr>
+          <w:lang w:val="hi_IN" w:bidi="hi_IN"/>
+        </w:rPr>
+      </w:r>
+      <w:r>
+        <w:rPr>
           <w:b/>
           <w:lang w:val="hi_IN" w:bidi="hi_IN"/>
         </w:rPr>
@@ -6052,6 +6794,20 @@
       </w:r>
       <w:r>
         <w:rPr>
+          <w:lang w:val="hi_IN" w:bidi="hi_IN"/>
+        </w:rPr>
+        <w:t>אָנָּ֤ה יְהוָה֙ אַל־נָ֣א נֹאבְדָ֗ה בְּ⁠נֶ֨פֶשׁ֙ הָ⁠אִ֣ישׁ הַ⁠זֶּ֔ה וְ⁠אַל־תִּתֵּ֥ן עָלֵ֖י⁠נוּ דָּ֣ם נָקִ֑יא כִּֽי־אַתָּ֣ה יְהוָ֔ה כַּ⁠אֲשֶׁ֥ר חָפַ֖צְתָּ עָשִֽׂיתָ</w:t>
+      </w:r>
+    </w:p>
+    <w:p>
+      <w:pPr/>
+      <w:r>
+        <w:rPr>
+          <w:lang w:val="hi_IN" w:bidi="hi_IN"/>
+        </w:rPr>
+      </w:r>
+      <w:r>
+        <w:rPr>
           <w:b/>
           <w:lang w:val="hi_IN" w:bidi="hi_IN"/>
         </w:rPr>
@@ -6122,6 +6878,20 @@
       </w:r>
       <w:r>
         <w:rPr>
+          <w:lang w:val="hi_IN" w:bidi="hi_IN"/>
+        </w:rPr>
+        <w:t>אַל־נָ֣א נֹאבְדָ֗ה בְּ⁠נֶ֨פֶשׁ֙ הָ⁠אִ֣ישׁ הַ⁠זֶּ֔ה וְ⁠אַל־תִּתֵּ֥ן עָלֵ֖י⁠נוּ דָּ֣ם נָקִ֑יא</w:t>
+      </w:r>
+    </w:p>
+    <w:p>
+      <w:pPr/>
+      <w:r>
+        <w:rPr>
+          <w:lang w:val="hi_IN" w:bidi="hi_IN"/>
+        </w:rPr>
+      </w:r>
+      <w:r>
+        <w:rPr>
           <w:b/>
           <w:lang w:val="hi_IN" w:bidi="hi_IN"/>
         </w:rPr>
@@ -6254,6 +7024,20 @@
       </w:r>
       <w:r>
         <w:rPr>
+          <w:lang w:val="hi_IN" w:bidi="hi_IN"/>
+        </w:rPr>
+        <w:t>וַ⁠יַּעֲמֹ֥ד הַ⁠יָּ֖ם מִ⁠זַּעְפּֽ⁠וֹ</w:t>
+      </w:r>
+    </w:p>
+    <w:p>
+      <w:pPr/>
+      <w:r>
+        <w:rPr>
+          <w:lang w:val="hi_IN" w:bidi="hi_IN"/>
+        </w:rPr>
+      </w:r>
+      <w:r>
+        <w:rPr>
           <w:b/>
           <w:lang w:val="hi_IN" w:bidi="hi_IN"/>
         </w:rPr>
@@ -6381,6 +7165,20 @@
       </w:r>
       <w:r>
         <w:rPr>
+          <w:lang w:val="hi_IN" w:bidi="hi_IN"/>
+        </w:rPr>
+        <w:t>וַ⁠יַּעֲמֹ֥ד הַ⁠יָּ֖ם מִ⁠זַּעְפּֽ⁠וֹ</w:t>
+      </w:r>
+    </w:p>
+    <w:p>
+      <w:pPr/>
+      <w:r>
+        <w:rPr>
+          <w:lang w:val="hi_IN" w:bidi="hi_IN"/>
+        </w:rPr>
+      </w:r>
+      <w:r>
+        <w:rPr>
           <w:b/>
           <w:lang w:val="hi_IN" w:bidi="hi_IN"/>
         </w:rPr>
@@ -6490,6 +7288,20 @@
       </w:r>
       <w:r>
         <w:rPr>
+          <w:lang w:val="hi_IN" w:bidi="hi_IN"/>
+        </w:rPr>
+        <w:t>וַ⁠יִּֽירְא֧וּ הָ⁠אֲנָשִׁ֛ים יִרְאָ֥ה גְדוֹלָ֖ה אֶת־יְהוָ֑ה</w:t>
+      </w:r>
+    </w:p>
+    <w:p>
+      <w:pPr/>
+      <w:r>
+        <w:rPr>
+          <w:lang w:val="hi_IN" w:bidi="hi_IN"/>
+        </w:rPr>
+      </w:r>
+      <w:r>
+        <w:rPr>
           <w:b/>
           <w:lang w:val="hi_IN" w:bidi="hi_IN"/>
         </w:rPr>
@@ -6567,6 +7379,20 @@
       </w:r>
       <w:r>
         <w:rPr>
+          <w:lang w:val="hi_IN" w:bidi="hi_IN"/>
+        </w:rPr>
+        <w:t>וַ⁠יִּֽזְבְּחוּ־זֶ֨בַח֙ לַֽ⁠יהוָ֔ה וַֽ⁠יִּדְּר֖וּ נְדָרִֽים</w:t>
+      </w:r>
+    </w:p>
+    <w:p>
+      <w:pPr/>
+      <w:r>
+        <w:rPr>
+          <w:lang w:val="hi_IN" w:bidi="hi_IN"/>
+        </w:rPr>
+      </w:r>
+      <w:r>
+        <w:rPr>
           <w:b/>
           <w:lang w:val="hi_IN" w:bidi="hi_IN"/>
         </w:rPr>
@@ -6676,6 +7502,20 @@
       </w:r>
       <w:r>
         <w:rPr>
+          <w:lang w:val="hi_IN" w:bidi="hi_IN"/>
+        </w:rPr>
+        <w:t>וַ⁠יְמַ֤ן יְהוָה֙ דָּ֣ג גָּד֔וֹל לִ⁠בְלֹ֖עַ אֶת־יוֹנָ֑ה וַ⁠יְהִ֤י יוֹנָה֙ בִּ⁠מְעֵ֣י הַ⁠דָּ֔ג שְׁלֹשָׁ֥ה יָמִ֖ים וּ⁠שְׁלֹשָׁ֥ה לֵילֽוֹת</w:t>
+      </w:r>
+    </w:p>
+    <w:p>
+      <w:pPr/>
+      <w:r>
+        <w:rPr>
+          <w:lang w:val="hi_IN" w:bidi="hi_IN"/>
+        </w:rPr>
+      </w:r>
+      <w:r>
+        <w:rPr>
           <w:b/>
           <w:lang w:val="hi_IN" w:bidi="hi_IN"/>
         </w:rPr>
@@ -6739,6 +7579,20 @@
       </w:r>
       <w:r>
         <w:rPr>
+          <w:lang w:val="hi_IN" w:bidi="hi_IN"/>
+        </w:rPr>
+        <w:t>וַ⁠יְמַ֤ן יְהוָה֙ דָּ֣ג גָּד֔וֹל לִ⁠בְלֹ֖עַ אֶת־יוֹנָ֑ה</w:t>
+      </w:r>
+    </w:p>
+    <w:p>
+      <w:pPr/>
+      <w:r>
+        <w:rPr>
+          <w:lang w:val="hi_IN" w:bidi="hi_IN"/>
+        </w:rPr>
+      </w:r>
+      <w:r>
+        <w:rPr>
           <w:b/>
           <w:lang w:val="hi_IN" w:bidi="hi_IN"/>
         </w:rPr>
@@ -6905,6 +7759,20 @@
       </w:r>
       <w:r>
         <w:rPr>
+          <w:lang w:val="hi_IN" w:bidi="hi_IN"/>
+        </w:rPr>
+        <w:t>יְהוָ֖ה אֱלֹהָ֑י⁠ו</w:t>
+      </w:r>
+    </w:p>
+    <w:p>
+      <w:pPr/>
+      <w:r>
+        <w:rPr>
+          <w:lang w:val="hi_IN" w:bidi="hi_IN"/>
+        </w:rPr>
+      </w:r>
+      <w:r>
+        <w:rPr>
           <w:b/>
           <w:lang w:val="hi_IN" w:bidi="hi_IN"/>
         </w:rPr>
@@ -6994,6 +7862,20 @@
       </w:r>
       <w:r>
         <w:rPr>
+          <w:lang w:val="hi_IN" w:bidi="hi_IN"/>
+        </w:rPr>
+        <w:t>וַ⁠יֹּ֗אמֶר</w:t>
+      </w:r>
+    </w:p>
+    <w:p>
+      <w:pPr/>
+      <w:r>
+        <w:rPr>
+          <w:lang w:val="hi_IN" w:bidi="hi_IN"/>
+        </w:rPr>
+      </w:r>
+      <w:r>
+        <w:rPr>
           <w:b/>
           <w:lang w:val="hi_IN" w:bidi="hi_IN"/>
         </w:rPr>
@@ -7058,6 +7940,20 @@
       </w:r>
       <w:r>
         <w:rPr>
+          <w:lang w:val="hi_IN" w:bidi="hi_IN"/>
+        </w:rPr>
+        <w:t>קָ֠רָאתִי מִ⁠צָּ֥רָה לִ֛⁠י אֶל־יְהוָ֖ה וַֽ⁠יַּעֲנֵ֑⁠נִי</w:t>
+      </w:r>
+    </w:p>
+    <w:p>
+      <w:pPr/>
+      <w:r>
+        <w:rPr>
+          <w:lang w:val="hi_IN" w:bidi="hi_IN"/>
+        </w:rPr>
+      </w:r>
+      <w:r>
+        <w:rPr>
           <w:b/>
           <w:lang w:val="hi_IN" w:bidi="hi_IN"/>
         </w:rPr>
@@ -7141,6 +8037,20 @@
       </w:r>
       <w:r>
         <w:rPr>
+          <w:lang w:val="hi_IN" w:bidi="hi_IN"/>
+        </w:rPr>
+        <w:t>קָ֠רָאתִי מִ⁠צָּ֥רָה לִ֛⁠י אֶל־יְהוָ֖ה וַֽ⁠יַּעֲנֵ֑⁠נִי</w:t>
+      </w:r>
+    </w:p>
+    <w:p>
+      <w:pPr/>
+      <w:r>
+        <w:rPr>
+          <w:lang w:val="hi_IN" w:bidi="hi_IN"/>
+        </w:rPr>
+      </w:r>
+      <w:r>
+        <w:rPr>
           <w:b/>
           <w:lang w:val="hi_IN" w:bidi="hi_IN"/>
         </w:rPr>
@@ -7218,6 +8128,20 @@
       </w:r>
       <w:r>
         <w:rPr>
+          <w:lang w:val="hi_IN" w:bidi="hi_IN"/>
+        </w:rPr>
+        <w:t>וַֽ⁠יַּעֲנֵ֑⁠נִי</w:t>
+      </w:r>
+    </w:p>
+    <w:p>
+      <w:pPr/>
+      <w:r>
+        <w:rPr>
+          <w:lang w:val="hi_IN" w:bidi="hi_IN"/>
+        </w:rPr>
+      </w:r>
+      <w:r>
+        <w:rPr>
           <w:b/>
           <w:lang w:val="hi_IN" w:bidi="hi_IN"/>
         </w:rPr>
@@ -7308,6 +8232,20 @@
       </w:r>
       <w:r>
         <w:rPr>
+          <w:lang w:val="hi_IN" w:bidi="hi_IN"/>
+        </w:rPr>
+        <w:t>מִ⁠בֶּ֧טֶן שְׁא֛וֹל</w:t>
+      </w:r>
+    </w:p>
+    <w:p>
+      <w:pPr/>
+      <w:r>
+        <w:rPr>
+          <w:lang w:val="hi_IN" w:bidi="hi_IN"/>
+        </w:rPr>
+      </w:r>
+      <w:r>
+        <w:rPr>
           <w:b/>
           <w:lang w:val="hi_IN" w:bidi="hi_IN"/>
         </w:rPr>
@@ -7411,6 +8349,20 @@
       </w:r>
       <w:r>
         <w:rPr>
+          <w:lang w:val="hi_IN" w:bidi="hi_IN"/>
+        </w:rPr>
+        <w:t>שְׁא֛וֹל</w:t>
+      </w:r>
+    </w:p>
+    <w:p>
+      <w:pPr/>
+      <w:r>
+        <w:rPr>
+          <w:lang w:val="hi_IN" w:bidi="hi_IN"/>
+        </w:rPr>
+      </w:r>
+      <w:r>
+        <w:rPr>
           <w:b/>
           <w:lang w:val="hi_IN" w:bidi="hi_IN"/>
         </w:rPr>
@@ -7507,6 +8459,20 @@
       </w:r>
       <w:r>
         <w:rPr>
+          <w:lang w:val="hi_IN" w:bidi="hi_IN"/>
+        </w:rPr>
+        <w:t>שָׁמַ֥עְתָּ קוֹלִֽ⁠י</w:t>
+      </w:r>
+    </w:p>
+    <w:p>
+      <w:pPr/>
+      <w:r>
+        <w:rPr>
+          <w:lang w:val="hi_IN" w:bidi="hi_IN"/>
+        </w:rPr>
+      </w:r>
+      <w:r>
+        <w:rPr>
           <w:b/>
           <w:lang w:val="hi_IN" w:bidi="hi_IN"/>
         </w:rPr>
@@ -7590,6 +8556,20 @@
       </w:r>
       <w:r>
         <w:rPr>
+          <w:lang w:val="hi_IN" w:bidi="hi_IN"/>
+        </w:rPr>
+        <w:t>קָ֠רָאתִי מִ⁠צָּ֥רָה לִ֛⁠י אֶל־יְהוָ֖ה וַֽ⁠יַּעֲנֵ֑⁠נִי מִ⁠בֶּ֧טֶן שְׁא֛וֹל שִׁוַּ֖עְתִּי שָׁמַ֥עְתָּ קוֹלִֽ⁠י</w:t>
+      </w:r>
+    </w:p>
+    <w:p>
+      <w:pPr/>
+      <w:r>
+        <w:rPr>
+          <w:lang w:val="hi_IN" w:bidi="hi_IN"/>
+        </w:rPr>
+      </w:r>
+      <w:r>
+        <w:rPr>
           <w:b/>
           <w:lang w:val="hi_IN" w:bidi="hi_IN"/>
         </w:rPr>
@@ -7673,6 +8653,20 @@
       </w:r>
       <w:r>
         <w:rPr>
+          <w:lang w:val="hi_IN" w:bidi="hi_IN"/>
+        </w:rPr>
+        <w:t>בִּ⁠לְבַ֣ב יַמִּ֔ים</w:t>
+      </w:r>
+    </w:p>
+    <w:p>
+      <w:pPr/>
+      <w:r>
+        <w:rPr>
+          <w:lang w:val="hi_IN" w:bidi="hi_IN"/>
+        </w:rPr>
+      </w:r>
+      <w:r>
+        <w:rPr>
           <w:b/>
           <w:lang w:val="hi_IN" w:bidi="hi_IN"/>
         </w:rPr>
@@ -7749,6 +8743,20 @@
       </w:r>
       <w:r>
         <w:rPr>
+          <w:lang w:val="hi_IN" w:bidi="hi_IN"/>
+        </w:rPr>
+        <w:t>וְ⁠נָהָ֖ר יְסֹבְבֵ֑⁠נִי</w:t>
+      </w:r>
+    </w:p>
+    <w:p>
+      <w:pPr/>
+      <w:r>
+        <w:rPr>
+          <w:lang w:val="hi_IN" w:bidi="hi_IN"/>
+        </w:rPr>
+      </w:r>
+      <w:r>
+        <w:rPr>
           <w:b/>
           <w:lang w:val="hi_IN" w:bidi="hi_IN"/>
         </w:rPr>
@@ -7813,6 +8821,20 @@
       </w:r>
       <w:r>
         <w:rPr>
+          <w:lang w:val="hi_IN" w:bidi="hi_IN"/>
+        </w:rPr>
+        <w:t>מִשְׁבָּרֶ֥י⁠ךָ וְ⁠גַלֶּ֖י⁠ךָ</w:t>
+      </w:r>
+    </w:p>
+    <w:p>
+      <w:pPr/>
+      <w:r>
+        <w:rPr>
+          <w:lang w:val="hi_IN" w:bidi="hi_IN"/>
+        </w:rPr>
+      </w:r>
+      <w:r>
+        <w:rPr>
           <w:b/>
           <w:lang w:val="hi_IN" w:bidi="hi_IN"/>
         </w:rPr>
@@ -7909,6 +8931,20 @@
       </w:r>
       <w:r>
         <w:rPr>
+          <w:lang w:val="hi_IN" w:bidi="hi_IN"/>
+        </w:rPr>
+        <w:t>יַמִּ֔ים</w:t>
+      </w:r>
+    </w:p>
+    <w:p>
+      <w:pPr/>
+      <w:r>
+        <w:rPr>
+          <w:lang w:val="hi_IN" w:bidi="hi_IN"/>
+        </w:rPr>
+      </w:r>
+      <w:r>
+        <w:rPr>
           <w:b/>
           <w:lang w:val="hi_IN" w:bidi="hi_IN"/>
         </w:rPr>
@@ -8005,6 +9041,20 @@
       </w:r>
       <w:r>
         <w:rPr>
+          <w:lang w:val="hi_IN" w:bidi="hi_IN"/>
+        </w:rPr>
+        <w:t>מִשְׁבָּרֶ֥י⁠ךָ וְ⁠גַלֶּ֖י⁠ךָ</w:t>
+      </w:r>
+    </w:p>
+    <w:p>
+      <w:pPr/>
+      <w:r>
+        <w:rPr>
+          <w:lang w:val="hi_IN" w:bidi="hi_IN"/>
+        </w:rPr>
+      </w:r>
+      <w:r>
+        <w:rPr>
           <w:b/>
           <w:lang w:val="hi_IN" w:bidi="hi_IN"/>
         </w:rPr>
@@ -8139,6 +9189,20 @@
       </w:r>
       <w:r>
         <w:rPr>
+          <w:lang w:val="hi_IN" w:bidi="hi_IN"/>
+        </w:rPr>
+        <w:t>וַ⁠אֲנִ֣י</w:t>
+      </w:r>
+    </w:p>
+    <w:p>
+      <w:pPr/>
+      <w:r>
+        <w:rPr>
+          <w:lang w:val="hi_IN" w:bidi="hi_IN"/>
+        </w:rPr>
+      </w:r>
+      <w:r>
+        <w:rPr>
           <w:b/>
           <w:lang w:val="hi_IN" w:bidi="hi_IN"/>
         </w:rPr>
@@ -8222,6 +9286,20 @@
       </w:r>
       <w:r>
         <w:rPr>
+          <w:lang w:val="hi_IN" w:bidi="hi_IN"/>
+        </w:rPr>
+        <w:t>נִגְרַ֖שְׁתִּי</w:t>
+      </w:r>
+    </w:p>
+    <w:p>
+      <w:pPr/>
+      <w:r>
+        <w:rPr>
+          <w:lang w:val="hi_IN" w:bidi="hi_IN"/>
+        </w:rPr>
+      </w:r>
+      <w:r>
+        <w:rPr>
           <w:b/>
           <w:lang w:val="hi_IN" w:bidi="hi_IN"/>
         </w:rPr>
@@ -8318,6 +9396,20 @@
       </w:r>
       <w:r>
         <w:rPr>
+          <w:lang w:val="hi_IN" w:bidi="hi_IN"/>
+        </w:rPr>
+        <w:t>מִ⁠נֶּ֣גֶד עֵינֶ֑י⁠ךָ</w:t>
+      </w:r>
+    </w:p>
+    <w:p>
+      <w:pPr/>
+      <w:r>
+        <w:rPr>
+          <w:lang w:val="hi_IN" w:bidi="hi_IN"/>
+        </w:rPr>
+      </w:r>
+      <w:r>
+        <w:rPr>
           <w:b/>
           <w:lang w:val="hi_IN" w:bidi="hi_IN"/>
         </w:rPr>
@@ -8477,6 +9569,20 @@
       </w:r>
       <w:r>
         <w:rPr>
+          <w:lang w:val="hi_IN" w:bidi="hi_IN"/>
+        </w:rPr>
+        <w:t>אַ֚ךְ</w:t>
+      </w:r>
+    </w:p>
+    <w:p>
+      <w:pPr/>
+      <w:r>
+        <w:rPr>
+          <w:lang w:val="hi_IN" w:bidi="hi_IN"/>
+        </w:rPr>
+      </w:r>
+      <w:r>
+        <w:rPr>
           <w:b/>
           <w:lang w:val="hi_IN" w:bidi="hi_IN"/>
         </w:rPr>
@@ -8579,6 +9685,20 @@
       </w:r>
       <w:r>
         <w:rPr>
+          <w:lang w:val="hi_IN" w:bidi="hi_IN"/>
+        </w:rPr>
+        <w:t>אֲפָפ֤וּ⁠נִי מַ֨יִם֙ עַד־נֶ֔פֶשׁ תְּה֖וֹם יְסֹבְבֵ֑⁠נִי</w:t>
+      </w:r>
+    </w:p>
+    <w:p>
+      <w:pPr/>
+      <w:r>
+        <w:rPr>
+          <w:lang w:val="hi_IN" w:bidi="hi_IN"/>
+        </w:rPr>
+      </w:r>
+      <w:r>
+        <w:rPr>
           <w:b/>
           <w:lang w:val="hi_IN" w:bidi="hi_IN"/>
         </w:rPr>
@@ -8738,6 +9858,20 @@
       </w:r>
       <w:r>
         <w:rPr>
+          <w:lang w:val="hi_IN" w:bidi="hi_IN"/>
+        </w:rPr>
+        <w:t>עַד־נֶ֔פֶשׁ</w:t>
+      </w:r>
+    </w:p>
+    <w:p>
+      <w:pPr/>
+      <w:r>
+        <w:rPr>
+          <w:lang w:val="hi_IN" w:bidi="hi_IN"/>
+        </w:rPr>
+      </w:r>
+      <w:r>
+        <w:rPr>
           <w:b/>
           <w:lang w:val="hi_IN" w:bidi="hi_IN"/>
         </w:rPr>
@@ -8866,6 +10000,20 @@
       </w:r>
       <w:r>
         <w:rPr>
+          <w:lang w:val="hi_IN" w:bidi="hi_IN"/>
+        </w:rPr>
+        <w:t>תְּה֖וֹם יְסֹבְבֵ֑⁠נִי</w:t>
+      </w:r>
+    </w:p>
+    <w:p>
+      <w:pPr/>
+      <w:r>
+        <w:rPr>
+          <w:lang w:val="hi_IN" w:bidi="hi_IN"/>
+        </w:rPr>
+      </w:r>
+      <w:r>
+        <w:rPr>
           <w:b/>
           <w:lang w:val="hi_IN" w:bidi="hi_IN"/>
         </w:rPr>
@@ -8930,6 +10078,20 @@
       </w:r>
       <w:r>
         <w:rPr>
+          <w:lang w:val="hi_IN" w:bidi="hi_IN"/>
+        </w:rPr>
+        <w:t>ס֖וּף</w:t>
+      </w:r>
+    </w:p>
+    <w:p>
+      <w:pPr/>
+      <w:r>
+        <w:rPr>
+          <w:lang w:val="hi_IN" w:bidi="hi_IN"/>
+        </w:rPr>
+      </w:r>
+      <w:r>
+        <w:rPr>
           <w:b/>
           <w:lang w:val="hi_IN" w:bidi="hi_IN"/>
         </w:rPr>
@@ -9000,6 +10162,20 @@
       </w:r>
       <w:r>
         <w:rPr>
+          <w:lang w:val="hi_IN" w:bidi="hi_IN"/>
+        </w:rPr>
+        <w:t>הָ⁠אָ֛רֶץ בְּרִחֶ֥י⁠הָ בַעֲדִ֖⁠י לְ⁠עוֹלָ֑ם</w:t>
+      </w:r>
+    </w:p>
+    <w:p>
+      <w:pPr/>
+      <w:r>
+        <w:rPr>
+          <w:lang w:val="hi_IN" w:bidi="hi_IN"/>
+        </w:rPr>
+      </w:r>
+      <w:r>
+        <w:rPr>
           <w:b/>
           <w:lang w:val="hi_IN" w:bidi="hi_IN"/>
         </w:rPr>
@@ -9083,6 +10259,20 @@
       </w:r>
       <w:r>
         <w:rPr>
+          <w:lang w:val="hi_IN" w:bidi="hi_IN"/>
+        </w:rPr>
+        <w:t>וַ⁠תַּ֧עַל מִ⁠שַּׁ֛חַת חַיַּ֖⁠י</w:t>
+      </w:r>
+    </w:p>
+    <w:p>
+      <w:pPr/>
+      <w:r>
+        <w:rPr>
+          <w:lang w:val="hi_IN" w:bidi="hi_IN"/>
+        </w:rPr>
+      </w:r>
+      <w:r>
+        <w:rPr>
           <w:b/>
           <w:lang w:val="hi_IN" w:bidi="hi_IN"/>
         </w:rPr>
@@ -9179,6 +10369,20 @@
       </w:r>
       <w:r>
         <w:rPr>
+          <w:lang w:val="hi_IN" w:bidi="hi_IN"/>
+        </w:rPr>
+        <w:t>יְהוָ֥ה אֱלֹהָֽ⁠י</w:t>
+      </w:r>
+    </w:p>
+    <w:p>
+      <w:pPr/>
+      <w:r>
+        <w:rPr>
+          <w:lang w:val="hi_IN" w:bidi="hi_IN"/>
+        </w:rPr>
+      </w:r>
+      <w:r>
+        <w:rPr>
           <w:b/>
           <w:lang w:val="hi_IN" w:bidi="hi_IN"/>
         </w:rPr>
@@ -9242,6 +10446,20 @@
       </w:r>
       <w:r>
         <w:rPr>
+          <w:lang w:val="hi_IN" w:bidi="hi_IN"/>
+        </w:rPr>
+        <w:t>חַיַּ֖⁠י</w:t>
+      </w:r>
+    </w:p>
+    <w:p>
+      <w:pPr/>
+      <w:r>
+        <w:rPr>
+          <w:lang w:val="hi_IN" w:bidi="hi_IN"/>
+        </w:rPr>
+      </w:r>
+      <w:r>
+        <w:rPr>
           <w:b/>
           <w:lang w:val="hi_IN" w:bidi="hi_IN"/>
         </w:rPr>
@@ -9350,6 +10568,20 @@
       </w:r>
       <w:r>
         <w:rPr>
+          <w:lang w:val="hi_IN" w:bidi="hi_IN"/>
+        </w:rPr>
+        <w:t>אֱלֹהָֽ⁠י</w:t>
+      </w:r>
+    </w:p>
+    <w:p>
+      <w:pPr/>
+      <w:r>
+        <w:rPr>
+          <w:lang w:val="hi_IN" w:bidi="hi_IN"/>
+        </w:rPr>
+      </w:r>
+      <w:r>
+        <w:rPr>
           <w:b/>
           <w:lang w:val="hi_IN" w:bidi="hi_IN"/>
         </w:rPr>
@@ -9459,6 +10691,20 @@
       </w:r>
       <w:r>
         <w:rPr>
+          <w:lang w:val="hi_IN" w:bidi="hi_IN"/>
+        </w:rPr>
+        <w:t>בְּ⁠הִתְעַטֵּ֤ף עָלַ⁠י֙ נַפְשִׁ֔⁠י</w:t>
+      </w:r>
+    </w:p>
+    <w:p>
+      <w:pPr/>
+      <w:r>
+        <w:rPr>
+          <w:lang w:val="hi_IN" w:bidi="hi_IN"/>
+        </w:rPr>
+      </w:r>
+      <w:r>
+        <w:rPr>
           <w:b/>
           <w:lang w:val="hi_IN" w:bidi="hi_IN"/>
         </w:rPr>
@@ -9542,6 +10788,20 @@
       </w:r>
       <w:r>
         <w:rPr>
+          <w:lang w:val="hi_IN" w:bidi="hi_IN"/>
+        </w:rPr>
+        <w:t>אֶת־יְהוָ֖ה זָכָ֑רְתִּי</w:t>
+      </w:r>
+    </w:p>
+    <w:p>
+      <w:pPr/>
+      <w:r>
+        <w:rPr>
+          <w:lang w:val="hi_IN" w:bidi="hi_IN"/>
+        </w:rPr>
+      </w:r>
+      <w:r>
+        <w:rPr>
           <w:b/>
           <w:lang w:val="hi_IN" w:bidi="hi_IN"/>
         </w:rPr>
@@ -9605,6 +10865,20 @@
       </w:r>
       <w:r>
         <w:rPr>
+          <w:lang w:val="hi_IN" w:bidi="hi_IN"/>
+        </w:rPr>
+        <w:t>וַ⁠תָּב֤וֹא אֵלֶ֨י⁠ךָ֙ תְּפִלָּתִ֔⁠י אֶל־הֵיכַ֖ל קָדְשֶֽׁ⁠ךָ</w:t>
+      </w:r>
+    </w:p>
+    <w:p>
+      <w:pPr/>
+      <w:r>
+        <w:rPr>
+          <w:lang w:val="hi_IN" w:bidi="hi_IN"/>
+        </w:rPr>
+      </w:r>
+      <w:r>
+        <w:rPr>
           <w:b/>
           <w:lang w:val="hi_IN" w:bidi="hi_IN"/>
         </w:rPr>
@@ -9771,6 +11045,20 @@
       </w:r>
       <w:r>
         <w:rPr>
+          <w:lang w:val="hi_IN" w:bidi="hi_IN"/>
+        </w:rPr>
+        <w:t>אֶת־יְהוָ֖ה זָכָ֑רְתִּי</w:t>
+      </w:r>
+    </w:p>
+    <w:p>
+      <w:pPr/>
+      <w:r>
+        <w:rPr>
+          <w:lang w:val="hi_IN" w:bidi="hi_IN"/>
+        </w:rPr>
+      </w:r>
+      <w:r>
+        <w:rPr>
           <w:b/>
           <w:lang w:val="hi_IN" w:bidi="hi_IN"/>
         </w:rPr>
@@ -9930,6 +11218,20 @@
       </w:r>
       <w:r>
         <w:rPr>
+          <w:lang w:val="hi_IN" w:bidi="hi_IN"/>
+        </w:rPr>
+        <w:t>מְשַׁמְּרִ֖ים הַבְלֵי־שָׁ֑וְא</w:t>
+      </w:r>
+    </w:p>
+    <w:p>
+      <w:pPr/>
+      <w:r>
+        <w:rPr>
+          <w:lang w:val="hi_IN" w:bidi="hi_IN"/>
+        </w:rPr>
+      </w:r>
+      <w:r>
+        <w:rPr>
           <w:b/>
           <w:lang w:val="hi_IN" w:bidi="hi_IN"/>
         </w:rPr>
@@ -10013,6 +11315,20 @@
       </w:r>
       <w:r>
         <w:rPr>
+          <w:lang w:val="hi_IN" w:bidi="hi_IN"/>
+        </w:rPr>
+        <w:t>חַסְדָּ֖⁠ם יַעֲזֹֽבוּ</w:t>
+      </w:r>
+    </w:p>
+    <w:p>
+      <w:pPr/>
+      <w:r>
+        <w:rPr>
+          <w:lang w:val="hi_IN" w:bidi="hi_IN"/>
+        </w:rPr>
+      </w:r>
+      <w:r>
+        <w:rPr>
           <w:b/>
           <w:lang w:val="hi_IN" w:bidi="hi_IN"/>
         </w:rPr>
@@ -10089,6 +11405,20 @@
       </w:r>
       <w:r>
         <w:rPr>
+          <w:lang w:val="hi_IN" w:bidi="hi_IN"/>
+        </w:rPr>
+        <w:t>וַ⁠אֲנִ֗י</w:t>
+      </w:r>
+    </w:p>
+    <w:p>
+      <w:pPr/>
+      <w:r>
+        <w:rPr>
+          <w:lang w:val="hi_IN" w:bidi="hi_IN"/>
+        </w:rPr>
+      </w:r>
+      <w:r>
+        <w:rPr>
           <w:b/>
           <w:lang w:val="hi_IN" w:bidi="hi_IN"/>
         </w:rPr>
@@ -10172,6 +11502,20 @@
       </w:r>
       <w:r>
         <w:rPr>
+          <w:lang w:val="hi_IN" w:bidi="hi_IN"/>
+        </w:rPr>
+        <w:t>בְּ⁠ק֤וֹל תּוֹדָה֙</w:t>
+      </w:r>
+    </w:p>
+    <w:p>
+      <w:pPr/>
+      <w:r>
+        <w:rPr>
+          <w:lang w:val="hi_IN" w:bidi="hi_IN"/>
+        </w:rPr>
+      </w:r>
+      <w:r>
+        <w:rPr>
           <w:b/>
           <w:lang w:val="hi_IN" w:bidi="hi_IN"/>
         </w:rPr>
@@ -10224,6 +11568,20 @@
         <w:rPr>
           <w:lang w:val="hi_IN" w:bidi="hi_IN"/>
         </w:rPr>
+      </w:r>
+    </w:p>
+    <w:p>
+      <w:pPr/>
+      <w:r>
+        <w:rPr>
+          <w:lang w:val="hi_IN" w:bidi="hi_IN"/>
+        </w:rPr>
+      </w:r>
+      <w:r>
+        <w:rPr>
+          <w:lang w:val="hi_IN" w:bidi="hi_IN"/>
+        </w:rPr>
+        <w:t>יְשׁוּעָ֖תָ⁠ה לַ⁠יהוָֽה</w:t>
       </w:r>
     </w:p>
     <w:p>
@@ -10316,6 +11674,20 @@
       </w:r>
       <w:r>
         <w:rPr>
+          <w:lang w:val="hi_IN" w:bidi="hi_IN"/>
+        </w:rPr>
+        <w:t>יְשׁוּעָ֖תָ⁠ה לַ⁠יהוָֽה</w:t>
+      </w:r>
+    </w:p>
+    <w:p>
+      <w:pPr/>
+      <w:r>
+        <w:rPr>
+          <w:lang w:val="hi_IN" w:bidi="hi_IN"/>
+        </w:rPr>
+      </w:r>
+      <w:r>
+        <w:rPr>
           <w:b/>
           <w:lang w:val="hi_IN" w:bidi="hi_IN"/>
         </w:rPr>
@@ -10414,6 +11786,20 @@
         <w:rPr>
           <w:lang w:val="hi_IN" w:bidi="hi_IN"/>
         </w:rPr>
+      </w:r>
+    </w:p>
+    <w:p>
+      <w:pPr/>
+      <w:r>
+        <w:rPr>
+          <w:lang w:val="hi_IN" w:bidi="hi_IN"/>
+        </w:rPr>
+      </w:r>
+      <w:r>
+        <w:rPr>
+          <w:lang w:val="hi_IN" w:bidi="hi_IN"/>
+        </w:rPr>
+        <w:t>יְשׁוּעָ֖תָ⁠ה לַ⁠יהוָֽה</w:t>
       </w:r>
     </w:p>
     <w:p>
@@ -10526,6 +11912,20 @@
       </w:r>
       <w:r>
         <w:rPr>
+          <w:lang w:val="hi_IN" w:bidi="hi_IN"/>
+        </w:rPr>
+        <w:t>אֶל־הַ⁠יַּבָּשָֽׁה</w:t>
+      </w:r>
+    </w:p>
+    <w:p>
+      <w:pPr/>
+      <w:r>
+        <w:rPr>
+          <w:lang w:val="hi_IN" w:bidi="hi_IN"/>
+        </w:rPr>
+      </w:r>
+      <w:r>
+        <w:rPr>
           <w:b/>
           <w:lang w:val="hi_IN" w:bidi="hi_IN"/>
         </w:rPr>
@@ -10603,6 +12003,20 @@
       </w:r>
       <w:r>
         <w:rPr>
+          <w:lang w:val="hi_IN" w:bidi="hi_IN"/>
+        </w:rPr>
+        <w:t>וַ⁠יֹּ֥אמֶר יְהוָ֖ה לַ⁠דָּ֑ג</w:t>
+      </w:r>
+    </w:p>
+    <w:p>
+      <w:pPr/>
+      <w:r>
+        <w:rPr>
+          <w:lang w:val="hi_IN" w:bidi="hi_IN"/>
+        </w:rPr>
+      </w:r>
+      <w:r>
+        <w:rPr>
           <w:b/>
           <w:lang w:val="hi_IN" w:bidi="hi_IN"/>
         </w:rPr>
@@ -10705,6 +12119,20 @@
       </w:r>
       <w:r>
         <w:rPr>
+          <w:lang w:val="hi_IN" w:bidi="hi_IN"/>
+        </w:rPr>
+        <w:t>וַ⁠יֹּ֥אמֶר יְהוָ֖ה לַ⁠דָּ֑ג</w:t>
+      </w:r>
+    </w:p>
+    <w:p>
+      <w:pPr/>
+      <w:r>
+        <w:rPr>
+          <w:lang w:val="hi_IN" w:bidi="hi_IN"/>
+        </w:rPr>
+      </w:r>
+      <w:r>
+        <w:rPr>
           <w:b/>
           <w:lang w:val="hi_IN" w:bidi="hi_IN"/>
         </w:rPr>
@@ -10788,6 +12216,20 @@
       </w:r>
       <w:r>
         <w:rPr>
+          <w:lang w:val="hi_IN" w:bidi="hi_IN"/>
+        </w:rPr>
+        <w:t>וַ⁠יְהִ֧י דְבַר־יְהוָ֛ה</w:t>
+      </w:r>
+    </w:p>
+    <w:p>
+      <w:pPr/>
+      <w:r>
+        <w:rPr>
+          <w:lang w:val="hi_IN" w:bidi="hi_IN"/>
+        </w:rPr>
+      </w:r>
+      <w:r>
+        <w:rPr>
           <w:b/>
           <w:lang w:val="hi_IN" w:bidi="hi_IN"/>
         </w:rPr>
@@ -10873,6 +12315,20 @@
         <w:rPr>
           <w:lang w:val="hi_IN" w:bidi="hi_IN"/>
         </w:rPr>
+      </w:r>
+    </w:p>
+    <w:p>
+      <w:pPr/>
+      <w:r>
+        <w:rPr>
+          <w:lang w:val="hi_IN" w:bidi="hi_IN"/>
+        </w:rPr>
+      </w:r>
+      <w:r>
+        <w:rPr>
+          <w:lang w:val="hi_IN" w:bidi="hi_IN"/>
+        </w:rPr>
+        <w:t>וַ⁠יְהִ֧י דְבַר־יְהוָ֛ה</w:t>
       </w:r>
     </w:p>
     <w:p>
@@ -10998,6 +12454,20 @@
       </w:r>
       <w:r>
         <w:rPr>
+          <w:lang w:val="hi_IN" w:bidi="hi_IN"/>
+        </w:rPr>
+        <w:t>הָ⁠עִ֣יר הַ⁠גְּדוֹלָ֑ה</w:t>
+      </w:r>
+    </w:p>
+    <w:p>
+      <w:pPr/>
+      <w:r>
+        <w:rPr>
+          <w:lang w:val="hi_IN" w:bidi="hi_IN"/>
+        </w:rPr>
+      </w:r>
+      <w:r>
+        <w:rPr>
           <w:b/>
           <w:lang w:val="hi_IN" w:bidi="hi_IN"/>
         </w:rPr>
@@ -11062,6 +12532,20 @@
       </w:r>
       <w:r>
         <w:rPr>
+          <w:lang w:val="hi_IN" w:bidi="hi_IN"/>
+        </w:rPr>
+        <w:t>ק֛וּם</w:t>
+      </w:r>
+    </w:p>
+    <w:p>
+      <w:pPr/>
+      <w:r>
+        <w:rPr>
+          <w:lang w:val="hi_IN" w:bidi="hi_IN"/>
+        </w:rPr>
+      </w:r>
+      <w:r>
+        <w:rPr>
           <w:b/>
           <w:lang w:val="hi_IN" w:bidi="hi_IN"/>
         </w:rPr>
@@ -11152,6 +12636,20 @@
       </w:r>
       <w:r>
         <w:rPr>
+          <w:lang w:val="hi_IN" w:bidi="hi_IN"/>
+        </w:rPr>
+        <w:t>וִּ⁠קְרָ֤א אֵלֶ֨י⁠הָ֙ אֶת־הַ⁠קְּרִיאָ֔ה אֲשֶׁ֥ר אָנֹכִ֖י דֹּבֵ֥ר אֵלֶֽי⁠ךָ</w:t>
+      </w:r>
+    </w:p>
+    <w:p>
+      <w:pPr/>
+      <w:r>
+        <w:rPr>
+          <w:lang w:val="hi_IN" w:bidi="hi_IN"/>
+        </w:rPr>
+      </w:r>
+      <w:r>
+        <w:rPr>
           <w:b/>
           <w:lang w:val="hi_IN" w:bidi="hi_IN"/>
         </w:rPr>
@@ -11216,6 +12714,20 @@
       </w:r>
       <w:r>
         <w:rPr>
+          <w:lang w:val="hi_IN" w:bidi="hi_IN"/>
+        </w:rPr>
+        <w:t>וַ⁠יָּ֣קָם יוֹנָ֗ה וַ⁠יֵּ֛לֶךְ אֶל־נִֽינְוֶ֖ה כִּ⁠דְבַ֣ר יְהוָ֑ה</w:t>
+      </w:r>
+    </w:p>
+    <w:p>
+      <w:pPr/>
+      <w:r>
+        <w:rPr>
+          <w:lang w:val="hi_IN" w:bidi="hi_IN"/>
+        </w:rPr>
+      </w:r>
+      <w:r>
+        <w:rPr>
           <w:b/>
           <w:lang w:val="hi_IN" w:bidi="hi_IN"/>
         </w:rPr>
@@ -11325,6 +12837,20 @@
       </w:r>
       <w:r>
         <w:rPr>
+          <w:lang w:val="hi_IN" w:bidi="hi_IN"/>
+        </w:rPr>
+        <w:t>כִּ⁠דְבַ֣ר יְהוָ֑ה</w:t>
+      </w:r>
+    </w:p>
+    <w:p>
+      <w:pPr/>
+      <w:r>
+        <w:rPr>
+          <w:lang w:val="hi_IN" w:bidi="hi_IN"/>
+        </w:rPr>
+      </w:r>
+      <w:r>
+        <w:rPr>
           <w:b/>
           <w:lang w:val="hi_IN" w:bidi="hi_IN"/>
         </w:rPr>
@@ -11422,6 +12948,20 @@
       </w:r>
       <w:r>
         <w:rPr>
+          <w:lang w:val="hi_IN" w:bidi="hi_IN"/>
+        </w:rPr>
+        <w:t>וְ⁠נִֽינְוֵ֗ה הָיְתָ֤ה עִיר־גְּדוֹלָה֙ לֵֽ⁠אלֹהִ֔ים מַהֲלַ֖ךְ שְׁלֹ֥שֶׁת יָמִֽים</w:t>
+      </w:r>
+    </w:p>
+    <w:p>
+      <w:pPr/>
+      <w:r>
+        <w:rPr>
+          <w:lang w:val="hi_IN" w:bidi="hi_IN"/>
+        </w:rPr>
+      </w:r>
+      <w:r>
+        <w:rPr>
           <w:b/>
           <w:lang w:val="hi_IN" w:bidi="hi_IN"/>
         </w:rPr>
@@ -11505,6 +13045,20 @@
       </w:r>
       <w:r>
         <w:rPr>
+          <w:lang w:val="hi_IN" w:bidi="hi_IN"/>
+        </w:rPr>
+        <w:t>עִיר־גְּדוֹלָה֙ לֵֽ⁠אלֹהִ֔ים</w:t>
+      </w:r>
+    </w:p>
+    <w:p>
+      <w:pPr/>
+      <w:r>
+        <w:rPr>
+          <w:lang w:val="hi_IN" w:bidi="hi_IN"/>
+        </w:rPr>
+      </w:r>
+      <w:r>
+        <w:rPr>
           <w:b/>
           <w:lang w:val="hi_IN" w:bidi="hi_IN"/>
         </w:rPr>
@@ -11588,6 +13142,20 @@
       </w:r>
       <w:r>
         <w:rPr>
+          <w:lang w:val="hi_IN" w:bidi="hi_IN"/>
+        </w:rPr>
+        <w:t>מַהֲלַ֖ךְ שְׁלֹ֥שֶׁת יָמִֽים</w:t>
+      </w:r>
+    </w:p>
+    <w:p>
+      <w:pPr/>
+      <w:r>
+        <w:rPr>
+          <w:lang w:val="hi_IN" w:bidi="hi_IN"/>
+        </w:rPr>
+      </w:r>
+      <w:r>
+        <w:rPr>
           <w:b/>
           <w:lang w:val="hi_IN" w:bidi="hi_IN"/>
         </w:rPr>
@@ -11671,6 +13239,20 @@
       </w:r>
       <w:r>
         <w:rPr>
+          <w:lang w:val="hi_IN" w:bidi="hi_IN"/>
+        </w:rPr>
+        <w:t>וַ⁠יָּ֤חֶל יוֹנָה֙ לָ⁠ב֣וֹא בָ⁠עִ֔יר מַהֲלַ֖ךְ י֣וֹם אֶחָ֑ד וַ⁠יִּקְרָא֙</w:t>
+      </w:r>
+    </w:p>
+    <w:p>
+      <w:pPr/>
+      <w:r>
+        <w:rPr>
+          <w:lang w:val="hi_IN" w:bidi="hi_IN"/>
+        </w:rPr>
+      </w:r>
+      <w:r>
+        <w:rPr>
           <w:b/>
           <w:lang w:val="hi_IN" w:bidi="hi_IN"/>
         </w:rPr>
@@ -11734,6 +13316,20 @@
       </w:r>
       <w:r>
         <w:rPr>
+          <w:lang w:val="hi_IN" w:bidi="hi_IN"/>
+        </w:rPr>
+        <w:t>וַ⁠יִּקְרָא֙ וַ⁠יֹּאמַ֔ר</w:t>
+      </w:r>
+    </w:p>
+    <w:p>
+      <w:pPr/>
+      <w:r>
+        <w:rPr>
+          <w:lang w:val="hi_IN" w:bidi="hi_IN"/>
+        </w:rPr>
+      </w:r>
+      <w:r>
+        <w:rPr>
           <w:b/>
           <w:lang w:val="hi_IN" w:bidi="hi_IN"/>
         </w:rPr>
@@ -11811,6 +13407,20 @@
       </w:r>
       <w:r>
         <w:rPr>
+          <w:lang w:val="hi_IN" w:bidi="hi_IN"/>
+        </w:rPr>
+        <w:t>ע֚וֹד אַרְבָּעִ֣ים י֔וֹם</w:t>
+      </w:r>
+    </w:p>
+    <w:p>
+      <w:pPr/>
+      <w:r>
+        <w:rPr>
+          <w:lang w:val="hi_IN" w:bidi="hi_IN"/>
+        </w:rPr>
+      </w:r>
+      <w:r>
+        <w:rPr>
           <w:b/>
           <w:lang w:val="hi_IN" w:bidi="hi_IN"/>
         </w:rPr>
@@ -11985,6 +13595,20 @@
       </w:r>
       <w:r>
         <w:rPr>
+          <w:lang w:val="hi_IN" w:bidi="hi_IN"/>
+        </w:rPr>
+        <w:t>וְ⁠נִֽינְוֵ֖ה נֶהְפָּֽכֶת</w:t>
+      </w:r>
+    </w:p>
+    <w:p>
+      <w:pPr/>
+      <w:r>
+        <w:rPr>
+          <w:lang w:val="hi_IN" w:bidi="hi_IN"/>
+        </w:rPr>
+      </w:r>
+      <w:r>
+        <w:rPr>
           <w:b/>
           <w:lang w:val="hi_IN" w:bidi="hi_IN"/>
         </w:rPr>
@@ -12068,6 +13692,20 @@
       </w:r>
       <w:r>
         <w:rPr>
+          <w:lang w:val="hi_IN" w:bidi="hi_IN"/>
+        </w:rPr>
+        <w:t>וַ⁠יִּקְרְאוּ־צוֹם֙ וַ⁠יִּלְבְּשׁ֣וּ שַׂקִּ֔ים</w:t>
+      </w:r>
+    </w:p>
+    <w:p>
+      <w:pPr/>
+      <w:r>
+        <w:rPr>
+          <w:lang w:val="hi_IN" w:bidi="hi_IN"/>
+        </w:rPr>
+      </w:r>
+      <w:r>
+        <w:rPr>
           <w:b/>
           <w:lang w:val="hi_IN" w:bidi="hi_IN"/>
         </w:rPr>
@@ -12247,6 +13885,20 @@
       </w:r>
       <w:r>
         <w:rPr>
+          <w:lang w:val="hi_IN" w:bidi="hi_IN"/>
+        </w:rPr>
+        <w:t>מִ⁠גְּדוֹלָ֖⁠ם וְ⁠עַד־קְטַנָּֽ⁠ם</w:t>
+      </w:r>
+    </w:p>
+    <w:p>
+      <w:pPr/>
+      <w:r>
+        <w:rPr>
+          <w:lang w:val="hi_IN" w:bidi="hi_IN"/>
+        </w:rPr>
+      </w:r>
+      <w:r>
+        <w:rPr>
           <w:b/>
           <w:lang w:val="hi_IN" w:bidi="hi_IN"/>
         </w:rPr>
@@ -12324,6 +13976,20 @@
       </w:r>
       <w:r>
         <w:rPr>
+          <w:lang w:val="hi_IN" w:bidi="hi_IN"/>
+        </w:rPr>
+        <w:t>אַנְשֵׁ֥י נִֽינְוֵ֖ה</w:t>
+      </w:r>
+    </w:p>
+    <w:p>
+      <w:pPr/>
+      <w:r>
+        <w:rPr>
+          <w:lang w:val="hi_IN" w:bidi="hi_IN"/>
+        </w:rPr>
+      </w:r>
+      <w:r>
+        <w:rPr>
           <w:b/>
           <w:lang w:val="hi_IN" w:bidi="hi_IN"/>
         </w:rPr>
@@ -12420,6 +14086,20 @@
       </w:r>
       <w:r>
         <w:rPr>
+          <w:lang w:val="hi_IN" w:bidi="hi_IN"/>
+        </w:rPr>
+        <w:t>הַ⁠דָּבָר֙</w:t>
+      </w:r>
+    </w:p>
+    <w:p>
+      <w:pPr/>
+      <w:r>
+        <w:rPr>
+          <w:lang w:val="hi_IN" w:bidi="hi_IN"/>
+        </w:rPr>
+      </w:r>
+      <w:r>
+        <w:rPr>
           <w:b/>
           <w:lang w:val="hi_IN" w:bidi="hi_IN"/>
         </w:rPr>
@@ -12484,6 +14164,20 @@
       </w:r>
       <w:r>
         <w:rPr>
+          <w:lang w:val="hi_IN" w:bidi="hi_IN"/>
+        </w:rPr>
+        <w:t>וַ⁠יָּ֨קָם֙ מִ⁠כִּסְא֔⁠וֹ וַ⁠יַּעֲבֵ֥ר אַדַּרְתּ֖⁠וֹ מֵֽ⁠עָלָ֑י⁠ו</w:t>
+      </w:r>
+    </w:p>
+    <w:p>
+      <w:pPr/>
+      <w:r>
+        <w:rPr>
+          <w:lang w:val="hi_IN" w:bidi="hi_IN"/>
+        </w:rPr>
+      </w:r>
+      <w:r>
+        <w:rPr>
           <w:b/>
           <w:lang w:val="hi_IN" w:bidi="hi_IN"/>
         </w:rPr>
@@ -12587,6 +14281,20 @@
       </w:r>
       <w:r>
         <w:rPr>
+          <w:lang w:val="hi_IN" w:bidi="hi_IN"/>
+        </w:rPr>
+        <w:t>מִ⁠כִּסְא֔⁠וֹ</w:t>
+      </w:r>
+    </w:p>
+    <w:p>
+      <w:pPr/>
+      <w:r>
+        <w:rPr>
+          <w:lang w:val="hi_IN" w:bidi="hi_IN"/>
+        </w:rPr>
+      </w:r>
+      <w:r>
+        <w:rPr>
           <w:b/>
           <w:lang w:val="hi_IN" w:bidi="hi_IN"/>
         </w:rPr>
@@ -12650,6 +14358,20 @@
       </w:r>
       <w:r>
         <w:rPr>
+          <w:lang w:val="hi_IN" w:bidi="hi_IN"/>
+        </w:rPr>
+        <w:t>וַ⁠יְכַ֣ס שַׂ֔ק וַ⁠יֵּ֖שֶׁב עַל־הָ⁠אֵֽפֶר</w:t>
+      </w:r>
+    </w:p>
+    <w:p>
+      <w:pPr/>
+      <w:r>
+        <w:rPr>
+          <w:lang w:val="hi_IN" w:bidi="hi_IN"/>
+        </w:rPr>
+      </w:r>
+      <w:r>
+        <w:rPr>
           <w:b/>
           <w:lang w:val="hi_IN" w:bidi="hi_IN"/>
         </w:rPr>
@@ -12733,6 +14455,20 @@
       </w:r>
       <w:r>
         <w:rPr>
+          <w:lang w:val="hi_IN" w:bidi="hi_IN"/>
+        </w:rPr>
+        <w:t>וַ⁠יַּזְעֵ֗ק וַ⁠יֹּ֨אמֶר֙</w:t>
+      </w:r>
+    </w:p>
+    <w:p>
+      <w:pPr/>
+      <w:r>
+        <w:rPr>
+          <w:lang w:val="hi_IN" w:bidi="hi_IN"/>
+        </w:rPr>
+      </w:r>
+      <w:r>
+        <w:rPr>
           <w:b/>
           <w:lang w:val="hi_IN" w:bidi="hi_IN"/>
         </w:rPr>
@@ -12810,6 +14546,20 @@
       </w:r>
       <w:r>
         <w:rPr>
+          <w:lang w:val="hi_IN" w:bidi="hi_IN"/>
+        </w:rPr>
+        <w:t>מִ⁠טַּ֧עַם הַ⁠מֶּ֛לֶךְ וּ⁠גְדֹלָ֖י⁠ו</w:t>
+      </w:r>
+    </w:p>
+    <w:p>
+      <w:pPr/>
+      <w:r>
+        <w:rPr>
+          <w:lang w:val="hi_IN" w:bidi="hi_IN"/>
+        </w:rPr>
+      </w:r>
+      <w:r>
+        <w:rPr>
           <w:b/>
           <w:lang w:val="hi_IN" w:bidi="hi_IN"/>
         </w:rPr>
@@ -12874,6 +14624,20 @@
       </w:r>
       <w:r>
         <w:rPr>
+          <w:lang w:val="hi_IN" w:bidi="hi_IN"/>
+        </w:rPr>
+        <w:t>וּ⁠גְדֹלָ֖י⁠ו</w:t>
+      </w:r>
+    </w:p>
+    <w:p>
+      <w:pPr/>
+      <w:r>
+        <w:rPr>
+          <w:lang w:val="hi_IN" w:bidi="hi_IN"/>
+        </w:rPr>
+      </w:r>
+      <w:r>
+        <w:rPr>
           <w:b/>
           <w:lang w:val="hi_IN" w:bidi="hi_IN"/>
         </w:rPr>
@@ -12937,6 +14701,20 @@
       </w:r>
       <w:r>
         <w:rPr>
+          <w:lang w:val="hi_IN" w:bidi="hi_IN"/>
+        </w:rPr>
+        <w:t>הַ⁠בָּקָ֣ר וְ⁠הַ⁠צֹּ֗אן</w:t>
+      </w:r>
+    </w:p>
+    <w:p>
+      <w:pPr/>
+      <w:r>
+        <w:rPr>
+          <w:lang w:val="hi_IN" w:bidi="hi_IN"/>
+        </w:rPr>
+      </w:r>
+      <w:r>
+        <w:rPr>
           <w:b/>
           <w:lang w:val="hi_IN" w:bidi="hi_IN"/>
         </w:rPr>
@@ -13103,6 +14881,20 @@
       </w:r>
       <w:r>
         <w:rPr>
+          <w:lang w:val="hi_IN" w:bidi="hi_IN"/>
+        </w:rPr>
+        <w:t>וַ⁠יַּזְעֵ֗ק וַ⁠יֹּ֨אמֶר֙</w:t>
+      </w:r>
+    </w:p>
+    <w:p>
+      <w:pPr/>
+      <w:r>
+        <w:rPr>
+          <w:lang w:val="hi_IN" w:bidi="hi_IN"/>
+        </w:rPr>
+      </w:r>
+      <w:r>
+        <w:rPr>
           <w:b/>
           <w:lang w:val="hi_IN" w:bidi="hi_IN"/>
         </w:rPr>
@@ -13198,6 +14990,20 @@
       </w:r>
       <w:r>
         <w:rPr>
+          <w:lang w:val="hi_IN" w:bidi="hi_IN"/>
+        </w:rPr>
+        <w:t>וְ⁠הַ⁠בְּהֵמָ֔ה</w:t>
+      </w:r>
+    </w:p>
+    <w:p>
+      <w:pPr/>
+      <w:r>
+        <w:rPr>
+          <w:lang w:val="hi_IN" w:bidi="hi_IN"/>
+        </w:rPr>
+      </w:r>
+      <w:r>
+        <w:rPr>
           <w:b/>
           <w:lang w:val="hi_IN" w:bidi="hi_IN"/>
         </w:rPr>
@@ -13274,6 +15080,20 @@
       </w:r>
       <w:r>
         <w:rPr>
+          <w:lang w:val="hi_IN" w:bidi="hi_IN"/>
+        </w:rPr>
+        <w:t>וְ⁠יִקְרְא֥וּ אֶל־אֱלֹהִ֖ים בְּ⁠חָזְקָ֑ה</w:t>
+      </w:r>
+    </w:p>
+    <w:p>
+      <w:pPr/>
+      <w:r>
+        <w:rPr>
+          <w:lang w:val="hi_IN" w:bidi="hi_IN"/>
+        </w:rPr>
+      </w:r>
+      <w:r>
+        <w:rPr>
           <w:b/>
           <w:lang w:val="hi_IN" w:bidi="hi_IN"/>
         </w:rPr>
@@ -13370,6 +15190,20 @@
       </w:r>
       <w:r>
         <w:rPr>
+          <w:lang w:val="hi_IN" w:bidi="hi_IN"/>
+        </w:rPr>
+        <w:t>הֶ⁠חָמָ֖ס אֲשֶׁ֥ר בְּ⁠כַפֵּי⁠הֶֽם</w:t>
+      </w:r>
+    </w:p>
+    <w:p>
+      <w:pPr/>
+      <w:r>
+        <w:rPr>
+          <w:lang w:val="hi_IN" w:bidi="hi_IN"/>
+        </w:rPr>
+      </w:r>
+      <w:r>
+        <w:rPr>
           <w:b/>
           <w:lang w:val="hi_IN" w:bidi="hi_IN"/>
         </w:rPr>
@@ -13472,6 +15306,20 @@
       </w:r>
       <w:r>
         <w:rPr>
+          <w:lang w:val="hi_IN" w:bidi="hi_IN"/>
+        </w:rPr>
+        <w:t>וְ⁠יִקְרְא֥וּ</w:t>
+      </w:r>
+    </w:p>
+    <w:p>
+      <w:pPr/>
+      <w:r>
+        <w:rPr>
+          <w:lang w:val="hi_IN" w:bidi="hi_IN"/>
+        </w:rPr>
+      </w:r>
+      <w:r>
+        <w:rPr>
           <w:b/>
           <w:lang w:val="hi_IN" w:bidi="hi_IN"/>
         </w:rPr>
@@ -13568,6 +15416,20 @@
       </w:r>
       <w:r>
         <w:rPr>
+          <w:lang w:val="hi_IN" w:bidi="hi_IN"/>
+        </w:rPr>
+        <w:t>מִֽי־יוֹדֵ֣עַ</w:t>
+      </w:r>
+    </w:p>
+    <w:p>
+      <w:pPr/>
+      <w:r>
+        <w:rPr>
+          <w:lang w:val="hi_IN" w:bidi="hi_IN"/>
+        </w:rPr>
+      </w:r>
+      <w:r>
+        <w:rPr>
           <w:b/>
           <w:lang w:val="hi_IN" w:bidi="hi_IN"/>
         </w:rPr>
@@ -13651,6 +15513,20 @@
       </w:r>
       <w:r>
         <w:rPr>
+          <w:lang w:val="hi_IN" w:bidi="hi_IN"/>
+        </w:rPr>
+        <w:t>יָשׁ֔וּב וְ⁠נִחַ֖ם הָ⁠אֱלֹהִ֑ים</w:t>
+      </w:r>
+    </w:p>
+    <w:p>
+      <w:pPr/>
+      <w:r>
+        <w:rPr>
+          <w:lang w:val="hi_IN" w:bidi="hi_IN"/>
+        </w:rPr>
+      </w:r>
+      <w:r>
+        <w:rPr>
           <w:b/>
           <w:lang w:val="hi_IN" w:bidi="hi_IN"/>
         </w:rPr>
@@ -13734,6 +15610,20 @@
       </w:r>
       <w:r>
         <w:rPr>
+          <w:lang w:val="hi_IN" w:bidi="hi_IN"/>
+        </w:rPr>
+        <w:t>מֵ⁠חֲר֥וֹן אַפּ֖⁠וֹ</w:t>
+      </w:r>
+    </w:p>
+    <w:p>
+      <w:pPr/>
+      <w:r>
+        <w:rPr>
+          <w:lang w:val="hi_IN" w:bidi="hi_IN"/>
+        </w:rPr>
+      </w:r>
+      <w:r>
+        <w:rPr>
           <w:b/>
           <w:lang w:val="hi_IN" w:bidi="hi_IN"/>
         </w:rPr>
@@ -13817,6 +15707,20 @@
       </w:r>
       <w:r>
         <w:rPr>
+          <w:lang w:val="hi_IN" w:bidi="hi_IN"/>
+        </w:rPr>
+        <w:t>וְ⁠לֹ֥א נֹאבֵֽד</w:t>
+      </w:r>
+    </w:p>
+    <w:p>
+      <w:pPr/>
+      <w:r>
+        <w:rPr>
+          <w:lang w:val="hi_IN" w:bidi="hi_IN"/>
+        </w:rPr>
+      </w:r>
+      <w:r>
+        <w:rPr>
           <w:b/>
           <w:lang w:val="hi_IN" w:bidi="hi_IN"/>
         </w:rPr>
@@ -13881,6 +15785,20 @@
       </w:r>
       <w:r>
         <w:rPr>
+          <w:lang w:val="hi_IN" w:bidi="hi_IN"/>
+        </w:rPr>
+        <w:t>וַ⁠יַּ֤רְא הָֽ⁠אֱלֹהִים֙ אֶֽת־מַ֣עֲשֵׂי⁠הֶ֔ם כִּי־שָׁ֖בוּ מִ⁠דַּרְכָּ֣⁠ם הָ⁠רָעָ֑ה</w:t>
+      </w:r>
+    </w:p>
+    <w:p>
+      <w:pPr/>
+      <w:r>
+        <w:rPr>
+          <w:lang w:val="hi_IN" w:bidi="hi_IN"/>
+        </w:rPr>
+      </w:r>
+      <w:r>
+        <w:rPr>
           <w:b/>
           <w:lang w:val="hi_IN" w:bidi="hi_IN"/>
         </w:rPr>
@@ -13945,6 +15863,20 @@
       </w:r>
       <w:r>
         <w:rPr>
+          <w:lang w:val="hi_IN" w:bidi="hi_IN"/>
+        </w:rPr>
+        <w:t>שָׁ֖בוּ מִ⁠דַּרְכָּ֣⁠ם הָ⁠רָעָ֑ה</w:t>
+      </w:r>
+    </w:p>
+    <w:p>
+      <w:pPr/>
+      <w:r>
+        <w:rPr>
+          <w:lang w:val="hi_IN" w:bidi="hi_IN"/>
+        </w:rPr>
+      </w:r>
+      <w:r>
+        <w:rPr>
           <w:b/>
           <w:lang w:val="hi_IN" w:bidi="hi_IN"/>
         </w:rPr>
@@ -14028,6 +15960,20 @@
       </w:r>
       <w:r>
         <w:rPr>
+          <w:lang w:val="hi_IN" w:bidi="hi_IN"/>
+        </w:rPr>
+        <w:t>עַל־הָ⁠רָעָ֛ה</w:t>
+      </w:r>
+    </w:p>
+    <w:p>
+      <w:pPr/>
+      <w:r>
+        <w:rPr>
+          <w:lang w:val="hi_IN" w:bidi="hi_IN"/>
+        </w:rPr>
+      </w:r>
+      <w:r>
+        <w:rPr>
           <w:b/>
           <w:lang w:val="hi_IN" w:bidi="hi_IN"/>
         </w:rPr>
@@ -14104,6 +16050,20 @@
       </w:r>
       <w:r>
         <w:rPr>
+          <w:lang w:val="hi_IN" w:bidi="hi_IN"/>
+        </w:rPr>
+        <w:t>וְ⁠לֹ֥א עָשָֽׂה</w:t>
+      </w:r>
+    </w:p>
+    <w:p>
+      <w:pPr/>
+      <w:r>
+        <w:rPr>
+          <w:lang w:val="hi_IN" w:bidi="hi_IN"/>
+        </w:rPr>
+      </w:r>
+      <w:r>
+        <w:rPr>
           <w:b/>
           <w:lang w:val="hi_IN" w:bidi="hi_IN"/>
         </w:rPr>
@@ -14187,6 +16147,20 @@
       </w:r>
       <w:r>
         <w:rPr>
+          <w:lang w:val="hi_IN" w:bidi="hi_IN"/>
+        </w:rPr>
+        <w:t>הָ⁠רָעָ֛ה</w:t>
+      </w:r>
+    </w:p>
+    <w:p>
+      <w:pPr/>
+      <w:r>
+        <w:rPr>
+          <w:lang w:val="hi_IN" w:bidi="hi_IN"/>
+        </w:rPr>
+      </w:r>
+      <w:r>
+        <w:rPr>
           <w:b/>
           <w:lang w:val="hi_IN" w:bidi="hi_IN"/>
         </w:rPr>
@@ -14283,6 +16257,20 @@
       </w:r>
       <w:r>
         <w:rPr>
+          <w:lang w:val="hi_IN" w:bidi="hi_IN"/>
+        </w:rPr>
+        <w:t>וַ⁠יֵּ֥רַע אֶל־יוֹנָ֖ה</w:t>
+      </w:r>
+    </w:p>
+    <w:p>
+      <w:pPr/>
+      <w:r>
+        <w:rPr>
+          <w:lang w:val="hi_IN" w:bidi="hi_IN"/>
+        </w:rPr>
+      </w:r>
+      <w:r>
+        <w:rPr>
           <w:b/>
           <w:lang w:val="hi_IN" w:bidi="hi_IN"/>
         </w:rPr>
@@ -14366,6 +16354,20 @@
       </w:r>
       <w:r>
         <w:rPr>
+          <w:lang w:val="hi_IN" w:bidi="hi_IN"/>
+        </w:rPr>
+        <w:t>וַ⁠יִּ֖חַר לֽ⁠וֹ</w:t>
+      </w:r>
+    </w:p>
+    <w:p>
+      <w:pPr/>
+      <w:r>
+        <w:rPr>
+          <w:lang w:val="hi_IN" w:bidi="hi_IN"/>
+        </w:rPr>
+      </w:r>
+      <w:r>
+        <w:rPr>
           <w:b/>
           <w:lang w:val="hi_IN" w:bidi="hi_IN"/>
         </w:rPr>
@@ -14449,6 +16451,20 @@
       </w:r>
       <w:r>
         <w:rPr>
+          <w:lang w:val="hi_IN" w:bidi="hi_IN"/>
+        </w:rPr>
+        <w:t>וַ⁠יֵּ֥רַע</w:t>
+      </w:r>
+    </w:p>
+    <w:p>
+      <w:pPr/>
+      <w:r>
+        <w:rPr>
+          <w:lang w:val="hi_IN" w:bidi="hi_IN"/>
+        </w:rPr>
+      </w:r>
+      <w:r>
+        <w:rPr>
           <w:b/>
           <w:lang w:val="hi_IN" w:bidi="hi_IN"/>
         </w:rPr>
@@ -14557,6 +16573,20 @@
       </w:r>
       <w:r>
         <w:rPr>
+          <w:lang w:val="hi_IN" w:bidi="hi_IN"/>
+        </w:rPr>
+        <w:t>וַ⁠יֵּ֥רַע אֶל־יוֹנָ֖ה רָעָ֣ה גְדוֹלָ֑ה</w:t>
+      </w:r>
+    </w:p>
+    <w:p>
+      <w:pPr/>
+      <w:r>
+        <w:rPr>
+          <w:lang w:val="hi_IN" w:bidi="hi_IN"/>
+        </w:rPr>
+      </w:r>
+      <w:r>
+        <w:rPr>
           <w:b/>
           <w:lang w:val="hi_IN" w:bidi="hi_IN"/>
         </w:rPr>
@@ -14653,6 +16683,20 @@
       </w:r>
       <w:r>
         <w:rPr>
+          <w:lang w:val="hi_IN" w:bidi="hi_IN"/>
+        </w:rPr>
+        <w:t>אָנָּ֤ה</w:t>
+      </w:r>
+    </w:p>
+    <w:p>
+      <w:pPr/>
+      <w:r>
+        <w:rPr>
+          <w:lang w:val="hi_IN" w:bidi="hi_IN"/>
+        </w:rPr>
+      </w:r>
+      <w:r>
+        <w:rPr>
           <w:b/>
           <w:lang w:val="hi_IN" w:bidi="hi_IN"/>
         </w:rPr>
@@ -14749,6 +16793,20 @@
       </w:r>
       <w:r>
         <w:rPr>
+          <w:lang w:val="hi_IN" w:bidi="hi_IN"/>
+        </w:rPr>
+        <w:t>יְהוָה֙ הֲ⁠לוֹא־זֶ֣ה דְבָרִ֗⁠י עַד־הֱיוֹתִ⁠י֙ עַל־אַדְמָתִ֔⁠י</w:t>
+      </w:r>
+    </w:p>
+    <w:p>
+      <w:pPr/>
+      <w:r>
+        <w:rPr>
+          <w:lang w:val="hi_IN" w:bidi="hi_IN"/>
+        </w:rPr>
+      </w:r>
+      <w:r>
+        <w:rPr>
           <w:b/>
           <w:lang w:val="hi_IN" w:bidi="hi_IN"/>
         </w:rPr>
@@ -14845,6 +16903,20 @@
       </w:r>
       <w:r>
         <w:rPr>
+          <w:lang w:val="hi_IN" w:bidi="hi_IN"/>
+        </w:rPr>
+        <w:t>יְהוָה֙ הֲ⁠לוֹא־זֶ֣ה דְבָרִ֗⁠י עַד־הֱיוֹתִ⁠י֙ עַל־אַדְמָתִ֔⁠י</w:t>
+      </w:r>
+    </w:p>
+    <w:p>
+      <w:pPr/>
+      <w:r>
+        <w:rPr>
+          <w:lang w:val="hi_IN" w:bidi="hi_IN"/>
+        </w:rPr>
+      </w:r>
+      <w:r>
+        <w:rPr>
           <w:b/>
           <w:lang w:val="hi_IN" w:bidi="hi_IN"/>
         </w:rPr>
@@ -14941,6 +17013,20 @@
       </w:r>
       <w:r>
         <w:rPr>
+          <w:lang w:val="hi_IN" w:bidi="hi_IN"/>
+        </w:rPr>
+        <w:t>אֶ֤רֶךְ אַפַּ֨יִם֙</w:t>
+      </w:r>
+    </w:p>
+    <w:p>
+      <w:pPr/>
+      <w:r>
+        <w:rPr>
+          <w:lang w:val="hi_IN" w:bidi="hi_IN"/>
+        </w:rPr>
+      </w:r>
+      <w:r>
+        <w:rPr>
           <w:b/>
           <w:lang w:val="hi_IN" w:bidi="hi_IN"/>
         </w:rPr>
@@ -15024,6 +17110,20 @@
       </w:r>
       <w:r>
         <w:rPr>
+          <w:lang w:val="hi_IN" w:bidi="hi_IN"/>
+        </w:rPr>
+        <w:t>וְ⁠רַב־חֶ֔סֶד</w:t>
+      </w:r>
+    </w:p>
+    <w:p>
+      <w:pPr/>
+      <w:r>
+        <w:rPr>
+          <w:lang w:val="hi_IN" w:bidi="hi_IN"/>
+        </w:rPr>
+      </w:r>
+      <w:r>
+        <w:rPr>
           <w:b/>
           <w:lang w:val="hi_IN" w:bidi="hi_IN"/>
         </w:rPr>
@@ -15101,6 +17201,20 @@
       </w:r>
       <w:r>
         <w:rPr>
+          <w:lang w:val="hi_IN" w:bidi="hi_IN"/>
+        </w:rPr>
+        <w:t>וְ⁠נִחָ֖ם עַל־הָ⁠רָעָֽה</w:t>
+      </w:r>
+    </w:p>
+    <w:p>
+      <w:pPr/>
+      <w:r>
+        <w:rPr>
+          <w:lang w:val="hi_IN" w:bidi="hi_IN"/>
+        </w:rPr>
+      </w:r>
+      <w:r>
+        <w:rPr>
           <w:b/>
           <w:lang w:val="hi_IN" w:bidi="hi_IN"/>
         </w:rPr>
@@ -15210,6 +17324,20 @@
       </w:r>
       <w:r>
         <w:rPr>
+          <w:lang w:val="hi_IN" w:bidi="hi_IN"/>
+        </w:rPr>
+        <w:t>קַח־נָ֥א אֶת־נַפְשִׁ֖⁠י מִמֶּ֑⁠נִּי</w:t>
+      </w:r>
+    </w:p>
+    <w:p>
+      <w:pPr/>
+      <w:r>
+        <w:rPr>
+          <w:lang w:val="hi_IN" w:bidi="hi_IN"/>
+        </w:rPr>
+      </w:r>
+      <w:r>
+        <w:rPr>
           <w:b/>
           <w:lang w:val="hi_IN" w:bidi="hi_IN"/>
         </w:rPr>
@@ -15293,6 +17421,20 @@
       </w:r>
       <w:r>
         <w:rPr>
+          <w:lang w:val="hi_IN" w:bidi="hi_IN"/>
+        </w:rPr>
+        <w:t>כִּ֛י ט֥וֹב מוֹתִ֖⁠י מֵ⁠חַיָּֽ⁠י</w:t>
+      </w:r>
+    </w:p>
+    <w:p>
+      <w:pPr/>
+      <w:r>
+        <w:rPr>
+          <w:lang w:val="hi_IN" w:bidi="hi_IN"/>
+        </w:rPr>
+      </w:r>
+      <w:r>
+        <w:rPr>
           <w:b/>
           <w:lang w:val="hi_IN" w:bidi="hi_IN"/>
         </w:rPr>
@@ -15370,6 +17512,20 @@
       </w:r>
       <w:r>
         <w:rPr>
+          <w:lang w:val="hi_IN" w:bidi="hi_IN"/>
+        </w:rPr>
+        <w:t>הַ⁠הֵיטֵ֖ב חָ֥רָה לָֽ⁠ךְ</w:t>
+      </w:r>
+    </w:p>
+    <w:p>
+      <w:pPr/>
+      <w:r>
+        <w:rPr>
+          <w:lang w:val="hi_IN" w:bidi="hi_IN"/>
+        </w:rPr>
+      </w:r>
+      <w:r>
+        <w:rPr>
           <w:b/>
           <w:lang w:val="hi_IN" w:bidi="hi_IN"/>
         </w:rPr>
@@ -15453,6 +17609,20 @@
       </w:r>
       <w:r>
         <w:rPr>
+          <w:lang w:val="hi_IN" w:bidi="hi_IN"/>
+        </w:rPr>
+        <w:t>הַ⁠הֵיטֵ֖ב חָ֥רָה לָֽ⁠ךְ</w:t>
+      </w:r>
+    </w:p>
+    <w:p>
+      <w:pPr/>
+      <w:r>
+        <w:rPr>
+          <w:lang w:val="hi_IN" w:bidi="hi_IN"/>
+        </w:rPr>
+      </w:r>
+      <w:r>
+        <w:rPr>
           <w:b/>
           <w:lang w:val="hi_IN" w:bidi="hi_IN"/>
         </w:rPr>
@@ -15536,6 +17706,20 @@
       </w:r>
       <w:r>
         <w:rPr>
+          <w:lang w:val="hi_IN" w:bidi="hi_IN"/>
+        </w:rPr>
+        <w:t>הַ⁠הֵיטֵ֖ב חָ֥רָה לָֽ⁠ךְ</w:t>
+      </w:r>
+    </w:p>
+    <w:p>
+      <w:pPr/>
+      <w:r>
+        <w:rPr>
+          <w:lang w:val="hi_IN" w:bidi="hi_IN"/>
+        </w:rPr>
+      </w:r>
+      <w:r>
+        <w:rPr>
           <w:b/>
           <w:lang w:val="hi_IN" w:bidi="hi_IN"/>
         </w:rPr>
@@ -15683,6 +17867,20 @@
       </w:r>
       <w:r>
         <w:rPr>
+          <w:lang w:val="hi_IN" w:bidi="hi_IN"/>
+        </w:rPr>
+        <w:t>מַה־יִּהְיֶ֖ה בָּ⁠עִֽיר</w:t>
+      </w:r>
+    </w:p>
+    <w:p>
+      <w:pPr/>
+      <w:r>
+        <w:rPr>
+          <w:lang w:val="hi_IN" w:bidi="hi_IN"/>
+        </w:rPr>
+      </w:r>
+      <w:r>
+        <w:rPr>
           <w:b/>
           <w:lang w:val="hi_IN" w:bidi="hi_IN"/>
         </w:rPr>
@@ -15746,6 +17944,20 @@
       </w:r>
       <w:r>
         <w:rPr>
+          <w:lang w:val="hi_IN" w:bidi="hi_IN"/>
+        </w:rPr>
+        <w:t>מֵ⁠עַ֣ל לְ⁠יוֹנָ֗ה לִֽ⁠הְי֥וֹת צֵל֙ עַל־רֹאשׁ֔⁠וֹ</w:t>
+      </w:r>
+    </w:p>
+    <w:p>
+      <w:pPr/>
+      <w:r>
+        <w:rPr>
+          <w:lang w:val="hi_IN" w:bidi="hi_IN"/>
+        </w:rPr>
+      </w:r>
+      <w:r>
+        <w:rPr>
           <w:b/>
           <w:lang w:val="hi_IN" w:bidi="hi_IN"/>
         </w:rPr>
@@ -15810,6 +18022,20 @@
       </w:r>
       <w:r>
         <w:rPr>
+          <w:lang w:val="hi_IN" w:bidi="hi_IN"/>
+        </w:rPr>
+        <w:t>לְ⁠הַצִּ֥יל ל֖⁠וֹ מֵ⁠רָֽעָת֑⁠וֹ</w:t>
+      </w:r>
+    </w:p>
+    <w:p>
+      <w:pPr/>
+      <w:r>
+        <w:rPr>
+          <w:lang w:val="hi_IN" w:bidi="hi_IN"/>
+        </w:rPr>
+      </w:r>
+      <w:r>
+        <w:rPr>
           <w:b/>
           <w:lang w:val="hi_IN" w:bidi="hi_IN"/>
         </w:rPr>
@@ -15873,6 +18099,20 @@
       </w:r>
       <w:r>
         <w:rPr>
+          <w:lang w:val="hi_IN" w:bidi="hi_IN"/>
+        </w:rPr>
+        <w:t>וַ⁠יִּשְׂמַ֥ח יוֹנָ֛ה &amp; שִׂמְחָ֥ה גְדוֹלָֽה</w:t>
+      </w:r>
+    </w:p>
+    <w:p>
+      <w:pPr/>
+      <w:r>
+        <w:rPr>
+          <w:lang w:val="hi_IN" w:bidi="hi_IN"/>
+        </w:rPr>
+      </w:r>
+      <w:r>
+        <w:rPr>
           <w:b/>
           <w:lang w:val="hi_IN" w:bidi="hi_IN"/>
         </w:rPr>
@@ -15969,6 +18209,20 @@
       </w:r>
       <w:r>
         <w:rPr>
+          <w:lang w:val="hi_IN" w:bidi="hi_IN"/>
+        </w:rPr>
+        <w:t>וַ⁠יְמַ֤ן הָֽ⁠אֱלֹהִים֙ תּוֹלַ֔עַת</w:t>
+      </w:r>
+    </w:p>
+    <w:p>
+      <w:pPr/>
+      <w:r>
+        <w:rPr>
+          <w:lang w:val="hi_IN" w:bidi="hi_IN"/>
+        </w:rPr>
+      </w:r>
+      <w:r>
+        <w:rPr>
           <w:b/>
           <w:lang w:val="hi_IN" w:bidi="hi_IN"/>
         </w:rPr>
@@ -16097,6 +18351,20 @@
       </w:r>
       <w:r>
         <w:rPr>
+          <w:lang w:val="hi_IN" w:bidi="hi_IN"/>
+        </w:rPr>
+        <w:t>וַ⁠יִּיבָֽשׁ</w:t>
+      </w:r>
+    </w:p>
+    <w:p>
+      <w:pPr/>
+      <w:r>
+        <w:rPr>
+          <w:lang w:val="hi_IN" w:bidi="hi_IN"/>
+        </w:rPr>
+      </w:r>
+      <w:r>
+        <w:rPr>
           <w:b/>
           <w:lang w:val="hi_IN" w:bidi="hi_IN"/>
         </w:rPr>
@@ -16160,6 +18428,20 @@
       </w:r>
       <w:r>
         <w:rPr>
+          <w:lang w:val="hi_IN" w:bidi="hi_IN"/>
+        </w:rPr>
+        <w:t>וַ⁠יְהִ֣י ׀ כִּ⁠זְרֹ֣חַ הַ⁠שֶּׁ֗מֶשׁ</w:t>
+      </w:r>
+    </w:p>
+    <w:p>
+      <w:pPr/>
+      <w:r>
+        <w:rPr>
+          <w:lang w:val="hi_IN" w:bidi="hi_IN"/>
+        </w:rPr>
+      </w:r>
+      <w:r>
+        <w:rPr>
           <w:b/>
           <w:lang w:val="hi_IN" w:bidi="hi_IN"/>
         </w:rPr>
@@ -16243,6 +18525,20 @@
       </w:r>
       <w:r>
         <w:rPr>
+          <w:lang w:val="hi_IN" w:bidi="hi_IN"/>
+        </w:rPr>
+        <w:t>וַ⁠יְמַ֨ן אֱלֹהִ֜ים ר֤וּחַ קָדִים֙ חֲרִישִׁ֔ית</w:t>
+      </w:r>
+    </w:p>
+    <w:p>
+      <w:pPr/>
+      <w:r>
+        <w:rPr>
+          <w:lang w:val="hi_IN" w:bidi="hi_IN"/>
+        </w:rPr>
+      </w:r>
+      <w:r>
+        <w:rPr>
           <w:b/>
           <w:lang w:val="hi_IN" w:bidi="hi_IN"/>
         </w:rPr>
@@ -16326,6 +18622,20 @@
       </w:r>
       <w:r>
         <w:rPr>
+          <w:lang w:val="hi_IN" w:bidi="hi_IN"/>
+        </w:rPr>
+        <w:t>וַ⁠תַּ֥ךְ הַ⁠שֶּׁ֛מֶשׁ עַל</w:t>
+      </w:r>
+    </w:p>
+    <w:p>
+      <w:pPr/>
+      <w:r>
+        <w:rPr>
+          <w:lang w:val="hi_IN" w:bidi="hi_IN"/>
+        </w:rPr>
+      </w:r>
+      <w:r>
+        <w:rPr>
           <w:b/>
           <w:lang w:val="hi_IN" w:bidi="hi_IN"/>
         </w:rPr>
@@ -16403,6 +18713,20 @@
       </w:r>
       <w:r>
         <w:rPr>
+          <w:lang w:val="hi_IN" w:bidi="hi_IN"/>
+        </w:rPr>
+        <w:t>עַל־רֹ֥אשׁ יוֹנָ֖ה</w:t>
+      </w:r>
+    </w:p>
+    <w:p>
+      <w:pPr/>
+      <w:r>
+        <w:rPr>
+          <w:lang w:val="hi_IN" w:bidi="hi_IN"/>
+        </w:rPr>
+      </w:r>
+      <w:r>
+        <w:rPr>
           <w:b/>
           <w:lang w:val="hi_IN" w:bidi="hi_IN"/>
         </w:rPr>
@@ -16486,6 +18810,20 @@
       </w:r>
       <w:r>
         <w:rPr>
+          <w:lang w:val="hi_IN" w:bidi="hi_IN"/>
+        </w:rPr>
+        <w:t>וַ⁠יִּתְעַלָּ֑ף</w:t>
+      </w:r>
+    </w:p>
+    <w:p>
+      <w:pPr/>
+      <w:r>
+        <w:rPr>
+          <w:lang w:val="hi_IN" w:bidi="hi_IN"/>
+        </w:rPr>
+      </w:r>
+      <w:r>
+        <w:rPr>
           <w:b/>
           <w:lang w:val="hi_IN" w:bidi="hi_IN"/>
         </w:rPr>
@@ -16563,6 +18901,20 @@
       </w:r>
       <w:r>
         <w:rPr>
+          <w:lang w:val="hi_IN" w:bidi="hi_IN"/>
+        </w:rPr>
+        <w:t>וַ⁠יִּשְׁאַ֤ל אֶת־נַפְשׁ⁠וֹ֙ לָ⁠מ֔וּת</w:t>
+      </w:r>
+    </w:p>
+    <w:p>
+      <w:pPr/>
+      <w:r>
+        <w:rPr>
+          <w:lang w:val="hi_IN" w:bidi="hi_IN"/>
+        </w:rPr>
+      </w:r>
+      <w:r>
+        <w:rPr>
           <w:b/>
           <w:lang w:val="hi_IN" w:bidi="hi_IN"/>
         </w:rPr>
@@ -16615,6 +18967,20 @@
         <w:rPr>
           <w:lang w:val="hi_IN" w:bidi="hi_IN"/>
         </w:rPr>
+      </w:r>
+    </w:p>
+    <w:p>
+      <w:pPr/>
+      <w:r>
+        <w:rPr>
+          <w:lang w:val="hi_IN" w:bidi="hi_IN"/>
+        </w:rPr>
+      </w:r>
+      <w:r>
+        <w:rPr>
+          <w:lang w:val="hi_IN" w:bidi="hi_IN"/>
+        </w:rPr>
+        <w:t>ט֥וֹב מוֹתִ֖⁠י מֵ⁠חַיָּֽ⁠י</w:t>
       </w:r>
     </w:p>
     <w:p>
@@ -16727,6 +19093,20 @@
       </w:r>
       <w:r>
         <w:rPr>
+          <w:lang w:val="hi_IN" w:bidi="hi_IN"/>
+        </w:rPr>
+        <w:t>הַ⁠הֵיטֵ֥ב חָרָֽה־לְ⁠ךָ֖ עַל־הַ⁠קִּֽיקָי֑וֹן</w:t>
+      </w:r>
+    </w:p>
+    <w:p>
+      <w:pPr/>
+      <w:r>
+        <w:rPr>
+          <w:lang w:val="hi_IN" w:bidi="hi_IN"/>
+        </w:rPr>
+      </w:r>
+      <w:r>
+        <w:rPr>
           <w:b/>
           <w:lang w:val="hi_IN" w:bidi="hi_IN"/>
         </w:rPr>
@@ -16863,6 +19243,20 @@
         <w:rPr>
           <w:lang w:val="hi_IN" w:bidi="hi_IN"/>
         </w:rPr>
+      </w:r>
+    </w:p>
+    <w:p>
+      <w:pPr/>
+      <w:r>
+        <w:rPr>
+          <w:lang w:val="hi_IN" w:bidi="hi_IN"/>
+        </w:rPr>
+      </w:r>
+      <w:r>
+        <w:rPr>
+          <w:lang w:val="hi_IN" w:bidi="hi_IN"/>
+        </w:rPr>
+        <w:t>חָרָֽה־לְ⁠ךָ֖ &amp; חָֽרָה־לִ֖⁠י</w:t>
       </w:r>
     </w:p>
     <w:p>
@@ -17014,6 +19408,20 @@
       </w:r>
       <w:r>
         <w:rPr>
+          <w:lang w:val="hi_IN" w:bidi="hi_IN"/>
+        </w:rPr>
+        <w:t>וַ⁠יֹּ֣אמֶר יְהוָ֔ה</w:t>
+      </w:r>
+    </w:p>
+    <w:p>
+      <w:pPr/>
+      <w:r>
+        <w:rPr>
+          <w:lang w:val="hi_IN" w:bidi="hi_IN"/>
+        </w:rPr>
+      </w:r>
+      <w:r>
+        <w:rPr>
           <w:b/>
           <w:lang w:val="hi_IN" w:bidi="hi_IN"/>
         </w:rPr>
@@ -17097,6 +19505,20 @@
       </w:r>
       <w:r>
         <w:rPr>
+          <w:lang w:val="hi_IN" w:bidi="hi_IN"/>
+        </w:rPr>
+        <w:t>שֶׁ⁠בִּן־לַ֥יְלָה הָיָ֖ה וּ⁠בִן־לַ֥יְלָה אָבָֽד</w:t>
+      </w:r>
+    </w:p>
+    <w:p>
+      <w:pPr/>
+      <w:r>
+        <w:rPr>
+          <w:lang w:val="hi_IN" w:bidi="hi_IN"/>
+        </w:rPr>
+      </w:r>
+      <w:r>
+        <w:rPr>
           <w:b/>
           <w:lang w:val="hi_IN" w:bidi="hi_IN"/>
         </w:rPr>
@@ -17180,6 +19602,20 @@
       </w:r>
       <w:r>
         <w:rPr>
+          <w:lang w:val="hi_IN" w:bidi="hi_IN"/>
+        </w:rPr>
+        <w:t>וַֽ⁠אֲנִי֙</w:t>
+      </w:r>
+    </w:p>
+    <w:p>
+      <w:pPr/>
+      <w:r>
+        <w:rPr>
+          <w:lang w:val="hi_IN" w:bidi="hi_IN"/>
+        </w:rPr>
+      </w:r>
+      <w:r>
+        <w:rPr>
           <w:b/>
           <w:lang w:val="hi_IN" w:bidi="hi_IN"/>
         </w:rPr>
@@ -17289,6 +19725,20 @@
       </w:r>
       <w:r>
         <w:rPr>
+          <w:lang w:val="hi_IN" w:bidi="hi_IN"/>
+        </w:rPr>
+        <w:t>וַֽ⁠אֲנִי֙ לֹ֣א אָח֔וּס עַל־נִינְוֵ֖ה הָ⁠עִ֣יר הַ⁠גְּדוֹלָ֑ה אֲשֶׁ֣ר יֶשׁ־בָּ֡⁠הּ הַרְבֵּה֩ מִֽ⁠שְׁתֵּים־עֶשְׂרֵ֨ה רִבּ֜וֹ אָדָ֗ם אֲשֶׁ֤ר לֹֽא־יָדַע֙ בֵּין־יְמִינ֣⁠וֹ לִ⁠שְׂמֹאל֔⁠וֹ וּ⁠בְהֵמָ֖ה רַבָּֽה</w:t>
+      </w:r>
+    </w:p>
+    <w:p>
+      <w:pPr/>
+      <w:r>
+        <w:rPr>
+          <w:lang w:val="hi_IN" w:bidi="hi_IN"/>
+        </w:rPr>
+      </w:r>
+      <w:r>
+        <w:rPr>
           <w:b/>
           <w:lang w:val="hi_IN" w:bidi="hi_IN"/>
         </w:rPr>
@@ -17372,6 +19822,20 @@
       </w:r>
       <w:r>
         <w:rPr>
+          <w:lang w:val="hi_IN" w:bidi="hi_IN"/>
+        </w:rPr>
+        <w:t>אֲשֶׁ֣ר יֶשׁ־בָּ֡⁠הּ הַרְבֵּה֩</w:t>
+      </w:r>
+    </w:p>
+    <w:p>
+      <w:pPr/>
+      <w:r>
+        <w:rPr>
+          <w:lang w:val="hi_IN" w:bidi="hi_IN"/>
+        </w:rPr>
+      </w:r>
+      <w:r>
+        <w:rPr>
           <w:b/>
           <w:lang w:val="hi_IN" w:bidi="hi_IN"/>
         </w:rPr>
@@ -17468,6 +19932,20 @@
       </w:r>
       <w:r>
         <w:rPr>
+          <w:lang w:val="hi_IN" w:bidi="hi_IN"/>
+        </w:rPr>
+        <w:t>מִֽ⁠שְׁתֵּים־עֶשְׂרֵ֨ה רִבּ֜וֹ</w:t>
+      </w:r>
+    </w:p>
+    <w:p>
+      <w:pPr/>
+      <w:r>
+        <w:rPr>
+          <w:lang w:val="hi_IN" w:bidi="hi_IN"/>
+        </w:rPr>
+      </w:r>
+      <w:r>
+        <w:rPr>
           <w:b/>
           <w:lang w:val="hi_IN" w:bidi="hi_IN"/>
         </w:rPr>
@@ -17554,6 +20032,20 @@
         <w:rPr>
           <w:lang w:val="hi_IN" w:bidi="hi_IN"/>
         </w:rPr>
+      </w:r>
+    </w:p>
+    <w:p>
+      <w:pPr/>
+      <w:r>
+        <w:rPr>
+          <w:lang w:val="hi_IN" w:bidi="hi_IN"/>
+        </w:rPr>
+      </w:r>
+      <w:r>
+        <w:rPr>
+          <w:lang w:val="hi_IN" w:bidi="hi_IN"/>
+        </w:rPr>
+        <w:t>אֲשֶׁ֤ר לֹֽא־יָדַע֙ בֵּין־יְמִינ֣⁠וֹ לִ⁠שְׂמֹאל֔⁠וֹ</w:t>
       </w:r>
     </w:p>
     <w:p>

--- a/hin/docx/32.content.docx
+++ b/hin/docx/32.content.docx
@@ -815,7 +815,7 @@
         <w:rPr>
           <w:lang w:val="hi_IN" w:bidi="hi_IN"/>
         </w:rPr>
-        <w:t>וַֽ⁠יְהִי֙ דְּבַר־יְהוָ֔ה</w:t>
+        <w:t>וַֽ⁠יְהִי֙ דְּבַר־יְהוָ֔ה</w:t>
       </w:r>
     </w:p>
     <w:p>
@@ -1052,7 +1052,7 @@
         <w:rPr>
           <w:lang w:val="hi_IN" w:bidi="hi_IN"/>
         </w:rPr>
-        <w:t>אֲמִתַּ֖י</w:t>
+        <w:t>אֲמִתַּ֖י</w:t>
       </w:r>
     </w:p>
     <w:p>
@@ -1149,7 +1149,7 @@
         <w:rPr>
           <w:lang w:val="hi_IN" w:bidi="hi_IN"/>
         </w:rPr>
-        <w:t>נִֽינְוֵ֛ה הָ⁠עִ֥יר הַ⁠גְּדוֹלָ֖ה</w:t>
+        <w:t>נִֽינְוֵ֛ה הָ⁠עִ֥יר הַ⁠גְּדוֹלָ֖ה</w:t>
       </w:r>
     </w:p>
     <w:p>
@@ -1608,7 +1608,7 @@
         <w:rPr>
           <w:lang w:val="hi_IN" w:bidi="hi_IN"/>
         </w:rPr>
-        <w:t>ק֠וּם לֵ֧ךְ אֶל־נִֽינְוֵ֛ה הָ⁠עִ֥יר הַ⁠גְּדוֹלָ֖ה וּ⁠קְרָ֣א עָלֶ֑י⁠הָ כִּֽי־עָלְתָ֥ה רָעָתָ֖⁠ם לְ⁠פָנָֽ⁠י</w:t>
+        <w:t>ק֠וּם לֵ֧ךְ אֶל־נִֽינְוֵ֛ה הָ⁠עִ֥יר הַ⁠גְּדוֹלָ֖ה וּ⁠קְרָ֣א עָלֶ֑י⁠הָ כִּֽי־עָלְתָ֥ה רָעָתָ֖⁠ם לְ⁠פָנָֽ⁠י</w:t>
       </w:r>
     </w:p>
     <w:p>
@@ -1815,7 +1815,7 @@
         <w:rPr>
           <w:lang w:val="hi_IN" w:bidi="hi_IN"/>
         </w:rPr>
-        <w:t>וַ⁠יָּ֤קָם יוֹנָה֙ לִ⁠בְרֹ֣חַ</w:t>
+        <w:t>וַ⁠יָּ֤קָם יוֹנָה֙ לִ⁠בְרֹ֣חַ</w:t>
       </w:r>
     </w:p>
     <w:p>
@@ -1938,7 +1938,7 @@
         <w:rPr>
           <w:lang w:val="hi_IN" w:bidi="hi_IN"/>
         </w:rPr>
-        <w:t>מִ⁠לִּ⁠פְנֵ֖י יְהוָ֑ה &amp; מִ⁠לִּ⁠פְנֵ֖י יְהוָֽה</w:t>
+        <w:t>מִ⁠לִּ⁠פְנֵ֖י יְהוָ֑ה &amp; מִ⁠לִּ⁠פְנֵ֖י יְהוָֽה</w:t>
       </w:r>
     </w:p>
     <w:p>
@@ -2035,7 +2035,7 @@
         <w:rPr>
           <w:lang w:val="hi_IN" w:bidi="hi_IN"/>
         </w:rPr>
-        <w:t>לִ⁠בְרֹ֣חַ תַּרְשִׁ֔ישָׁ⁠ה</w:t>
+        <w:t>לִ⁠בְרֹ֣חַ תַּרְשִׁ֔ישָׁ⁠ה</w:t>
       </w:r>
     </w:p>
     <w:p>
@@ -2209,7 +2209,7 @@
         <w:rPr>
           <w:lang w:val="hi_IN" w:bidi="hi_IN"/>
         </w:rPr>
-        <w:t>אָנִיָּ֣ה</w:t>
+        <w:t>אָנִיָּ֣ה</w:t>
       </w:r>
     </w:p>
     <w:p>
@@ -2363,7 +2363,7 @@
         <w:rPr>
           <w:lang w:val="hi_IN" w:bidi="hi_IN"/>
         </w:rPr>
-        <w:t>וַ⁠יֵּ֤רֶד בָּ⁠הּ֙</w:t>
+        <w:t>וַ⁠יֵּ֤רֶד בָּ⁠הּ֙</w:t>
       </w:r>
     </w:p>
     <w:p>
@@ -2441,7 +2441,7 @@
         <w:rPr>
           <w:lang w:val="hi_IN" w:bidi="hi_IN"/>
         </w:rPr>
-        <w:t>עִמָּ⁠הֶם֙</w:t>
+        <w:t>עִמָּ⁠הֶם֙</w:t>
       </w:r>
     </w:p>
     <w:p>
@@ -2711,7 +2711,7 @@
         <w:rPr>
           <w:lang w:val="hi_IN" w:bidi="hi_IN"/>
         </w:rPr>
-        <w:t>וְ⁠הָ֣⁠אֳנִיָּ֔ה חִשְּׁבָ֖ה לְ⁠הִשָּׁבֵֽר</w:t>
+        <w:t>וְ⁠הָ֣⁠אֳנִיָּ֔ה חִשְּׁבָ֖ה לְ⁠הִשָּׁבֵֽר</w:t>
       </w:r>
     </w:p>
     <w:p>
@@ -2828,7 +2828,7 @@
         <w:rPr>
           <w:lang w:val="hi_IN" w:bidi="hi_IN"/>
         </w:rPr>
-        <w:t>לְ⁠הִשָּׁבֵֽר</w:t>
+        <w:t>לְ⁠הִשָּׁבֵֽר</w:t>
       </w:r>
     </w:p>
     <w:p>
@@ -2925,7 +2925,7 @@
         <w:rPr>
           <w:lang w:val="hi_IN" w:bidi="hi_IN"/>
         </w:rPr>
-        <w:t>הַ⁠מַּלָּחִ֗ים</w:t>
+        <w:t>הַ⁠מַּלָּחִ֗ים</w:t>
       </w:r>
     </w:p>
     <w:p>
@@ -3272,7 +3272,7 @@
         <w:rPr>
           <w:lang w:val="hi_IN" w:bidi="hi_IN"/>
         </w:rPr>
-        <w:t>וְ⁠יוֹנָ֗ה יָרַד֙ אֶל־יַרְכְּתֵ֣י הַ⁠סְּפִינָ֔ה וַ⁠יִּשְׁכַּ֖ב וַ⁠יֵּרָדַֽם</w:t>
+        <w:t>וְ⁠יוֹנָ֗ה יָרַד֙ אֶל־יַרְכְּתֵ֣י הַ⁠סְּפִינָ֔ה וַ⁠יִּשְׁכַּ֖ב וַ⁠יֵּרָדַֽם</w:t>
       </w:r>
     </w:p>
     <w:p>
@@ -3369,7 +3369,7 @@
         <w:rPr>
           <w:lang w:val="hi_IN" w:bidi="hi_IN"/>
         </w:rPr>
-        <w:t>יַרְכְּתֵ֣י הַ⁠סְּפִינָ֔ה</w:t>
+        <w:t>יַרְכְּתֵ֣י הַ⁠סְּפִינָ֔ה</w:t>
       </w:r>
     </w:p>
     <w:p>
@@ -3447,7 +3447,7 @@
         <w:rPr>
           <w:lang w:val="hi_IN" w:bidi="hi_IN"/>
         </w:rPr>
-        <w:t>וַ⁠יִּשְׁכַּ֖ב וַ⁠יֵּרָדַֽם</w:t>
+        <w:t>וַ⁠יִּשְׁכַּ֖ב וַ⁠יֵּרָדַֽם</w:t>
       </w:r>
     </w:p>
     <w:p>
@@ -3544,7 +3544,7 @@
         <w:rPr>
           <w:lang w:val="hi_IN" w:bidi="hi_IN"/>
         </w:rPr>
-        <w:t>וַ⁠יִּקְרַ֤ב אֵלָי⁠ו֙ רַ֣ב הַ⁠חֹבֵ֔ל וַ⁠יֹּ֥אמֶר ל֖⁠וֹ</w:t>
+        <w:t>וַ⁠יִּקְרַ֤ב אֵלָי⁠ו֙ רַ֣ב הַ⁠חֹבֵ֔ל וַ⁠יֹּ֥אמֶר ל֖⁠וֹ</w:t>
       </w:r>
     </w:p>
     <w:p>
@@ -3622,7 +3622,7 @@
         <w:rPr>
           <w:lang w:val="hi_IN" w:bidi="hi_IN"/>
         </w:rPr>
-        <w:t>מַה־לְּ⁠ךָ֣ נִרְדָּ֑ם</w:t>
+        <w:t>מַה־לְּ⁠ךָ֣ נִרְדָּ֑ם</w:t>
       </w:r>
     </w:p>
     <w:p>
@@ -3946,7 +3946,7 @@
         <w:rPr>
           <w:lang w:val="hi_IN" w:bidi="hi_IN"/>
         </w:rPr>
-        <w:t>אוּלַ֞י יִתְעַשֵּׁ֧ת הָ⁠אֱלֹהִ֛ים לָ֖⁠נוּ וְ⁠לֹ֥א נֹאבֵֽד</w:t>
+        <w:t>אוּלַ֞י יִתְעַשֵּׁ֧ת הָ⁠אֱלֹהִ֛ים לָ֖⁠נוּ וְ⁠לֹ֥א נֹאבֵֽד</w:t>
       </w:r>
     </w:p>
     <w:p>
@@ -4140,7 +4140,7 @@
         <w:rPr>
           <w:lang w:val="hi_IN" w:bidi="hi_IN"/>
         </w:rPr>
-        <w:t>וַ⁠יֹּאמְר֞וּ אִ֣ישׁ אֶל־רֵעֵ֗⁠הוּ</w:t>
+        <w:t>וַ⁠יֹּאמְר֞וּ אִ֣ישׁ אֶל־רֵעֵ֗⁠הוּ</w:t>
       </w:r>
     </w:p>
     <w:p>
@@ -4230,7 +4230,7 @@
         <w:rPr>
           <w:lang w:val="hi_IN" w:bidi="hi_IN"/>
         </w:rPr>
-        <w:t>וְ⁠נֵ֣דְעָ֔ה בְּ⁠שֶׁ⁠לְּ⁠מִ֛י הָ⁠רָעָ֥ה הַ⁠זֹּ֖את לָ֑⁠נוּ</w:t>
+        <w:t>וְ⁠נֵ֣דְעָ֔ה בְּ⁠שֶׁ⁠לְּ⁠מִ֛י הָ⁠רָעָ֥ה הַ⁠זֹּ֖את לָ֑⁠נוּ</w:t>
       </w:r>
     </w:p>
     <w:p>
@@ -4377,7 +4377,7 @@
         <w:rPr>
           <w:lang w:val="hi_IN" w:bidi="hi_IN"/>
         </w:rPr>
-        <w:t>וַ⁠יִּפֹּ֥ל הַ⁠גּוֹרָ֖ל עַל־יוֹנָֽה</w:t>
+        <w:t>וַ⁠יִּפֹּ֥ל הַ⁠גּוֹרָ֖ל עַל־יוֹנָֽה</w:t>
       </w:r>
     </w:p>
     <w:p>
@@ -4454,7 +4454,7 @@
         <w:rPr>
           <w:lang w:val="hi_IN" w:bidi="hi_IN"/>
         </w:rPr>
-        <w:t>לְכוּ֙ וְ⁠נַפִּ֣ילָה גֽוֹרָל֔וֹת</w:t>
+        <w:t>לְכוּ֙ וְ⁠נַפִּ֣ילָה גֽוֹרָל֔וֹת</w:t>
       </w:r>
     </w:p>
     <w:p>
@@ -4589,7 +4589,7 @@
         <w:rPr>
           <w:lang w:val="hi_IN" w:bidi="hi_IN"/>
         </w:rPr>
-        <w:t>וְ⁠נַפִּ֣ילָה גֽוֹרָל֔וֹת</w:t>
+        <w:t>וְ⁠נַפִּ֣ילָה גֽוֹרָל֔וֹת</w:t>
       </w:r>
     </w:p>
     <w:p>
@@ -4722,7 +4722,7 @@
         <w:rPr>
           <w:lang w:val="hi_IN" w:bidi="hi_IN"/>
         </w:rPr>
-        <w:t>וַ⁠יֹּאמְר֣וּ אֵלָ֔י⁠ו</w:t>
+        <w:t>וַ⁠יֹּאמְר֣וּ אֵלָ֔י⁠ו</w:t>
       </w:r>
     </w:p>
     <w:p>
@@ -4954,7 +4954,7 @@
         <w:rPr>
           <w:lang w:val="hi_IN" w:bidi="hi_IN"/>
         </w:rPr>
-        <w:t>וַ⁠יִּֽירְא֤וּ הָֽ⁠אֲנָשִׁים֙ יִרְאָ֣ה גְדוֹלָ֔ה</w:t>
+        <w:t>וַ⁠יִּֽירְא֤וּ הָֽ⁠אֲנָשִׁים֙ יִרְאָ֣ה גְדוֹלָ֔ה</w:t>
       </w:r>
     </w:p>
     <w:p>
@@ -5032,7 +5032,7 @@
         <w:rPr>
           <w:lang w:val="hi_IN" w:bidi="hi_IN"/>
         </w:rPr>
-        <w:t>מַה־זֹּ֣את עָשִׂ֑יתָ</w:t>
+        <w:t>מַה־זֹּ֣את עָשִׂ֑יתָ</w:t>
       </w:r>
     </w:p>
     <w:p>
@@ -5129,7 +5129,7 @@
         <w:rPr>
           <w:lang w:val="hi_IN" w:bidi="hi_IN"/>
         </w:rPr>
-        <w:t>מִ⁠לִּ⁠פְנֵ֤י יְהוָה֙</w:t>
+        <w:t>מִ⁠לִּ⁠פְנֵ֤י יְהוָה֙</w:t>
       </w:r>
     </w:p>
     <w:p>
@@ -5226,7 +5226,7 @@
         <w:rPr>
           <w:lang w:val="hi_IN" w:bidi="hi_IN"/>
         </w:rPr>
-        <w:t>כִּ֥י הִגִּ֖יד לָ⁠הֶֽם</w:t>
+        <w:t>כִּ֥י הִגִּ֖יד לָ⁠הֶֽם</w:t>
       </w:r>
     </w:p>
     <w:p>
@@ -5406,7 +5406,7 @@
         <w:rPr>
           <w:lang w:val="hi_IN" w:bidi="hi_IN"/>
         </w:rPr>
-        <w:t>כִּֽי־יָדְע֣וּ הָ⁠אֲנָשִׁ֗ים כִּֽי־מִ⁠לִּ⁠פְנֵ֤י יְהוָה֙ ה֣וּא בֹרֵ֔חַ כִּ֥י הִגִּ֖יד לָ⁠הֶֽם</w:t>
+        <w:t>כִּֽי־יָדְע֣וּ הָ⁠אֲנָשִׁ֗ים כִּֽי־מִ⁠לִּ⁠פְנֵ֤י יְהוָה֙ ה֣וּא בֹרֵ֔חַ כִּ֥י הִגִּ֖יד לָ⁠הֶֽם</w:t>
       </w:r>
     </w:p>
     <w:p>
@@ -5541,7 +5541,7 @@
         <w:rPr>
           <w:lang w:val="hi_IN" w:bidi="hi_IN"/>
         </w:rPr>
-        <w:t>וַ⁠יֹּאמְר֤וּ אֵלָי⁠ו֙</w:t>
+        <w:t>וַ⁠יֹּאמְר֤וּ אֵלָי⁠ו֙</w:t>
       </w:r>
     </w:p>
     <w:p>
@@ -5632,7 +5632,7 @@
         <w:rPr>
           <w:lang w:val="hi_IN" w:bidi="hi_IN"/>
         </w:rPr>
-        <w:t>וְ⁠יִשְׁתֹּ֥ק הַ⁠יָּ֖ם מֵֽ⁠עָלֵ֑י⁠נוּ</w:t>
+        <w:t>וְ⁠יִשְׁתֹּ֥ק הַ⁠יָּ֖ם מֵֽ⁠עָלֵ֑י⁠נוּ</w:t>
       </w:r>
     </w:p>
     <w:p>
@@ -5710,7 +5710,7 @@
         <w:rPr>
           <w:lang w:val="hi_IN" w:bidi="hi_IN"/>
         </w:rPr>
-        <w:t>הַ⁠יָּ֖ם הוֹלֵ֥ךְ וְ⁠סֹעֵֽר</w:t>
+        <w:t>הַ⁠יָּ֖ם הוֹלֵ֥ךְ וְ⁠סֹעֵֽר</w:t>
       </w:r>
     </w:p>
     <w:p>
@@ -5807,7 +5807,7 @@
         <w:rPr>
           <w:lang w:val="hi_IN" w:bidi="hi_IN"/>
         </w:rPr>
-        <w:t>וַ⁠יֹּאמְר֤וּ אֵלָי⁠ו֙ מַה־נַּ֣עֲשֶׂה לָּ֔⁠ךְ וְ⁠יִשְׁתֹּ֥ק הַ⁠יָּ֖ם מֵֽ⁠עָלֵ֑י⁠נוּ כִּ֥י הַ⁠יָּ֖ם הוֹלֵ֥ךְ וְ⁠סֹעֵֽר</w:t>
+        <w:t>וַ⁠יֹּאמְר֤וּ אֵלָי⁠ו֙ מַה־נַּ֣עֲשֶׂה לָּ֔⁠ךְ וְ⁠יִשְׁתֹּ֥ק הַ⁠יָּ֖ם מֵֽ⁠עָלֵ֑י⁠נוּ כִּ֥י הַ⁠יָּ֖ם הוֹלֵ֥ךְ וְ⁠סֹעֵֽר</w:t>
       </w:r>
     </w:p>
     <w:p>
@@ -5904,7 +5904,7 @@
         <w:rPr>
           <w:lang w:val="hi_IN" w:bidi="hi_IN"/>
         </w:rPr>
-        <w:t>כִּ֚י יוֹדֵ֣עַ אָ֔נִי כִּ֣י בְ⁠שֶׁ⁠לִּ֔⁠י הַ⁠סַּ֧עַר הַ⁠גָּד֛וֹל הַ⁠זֶּ֖ה עֲלֵי⁠כֶֽם</w:t>
+        <w:t>כִּ֚י יוֹדֵ֣עַ אָ֔נִי כִּ֣י בְ⁠שֶׁ⁠לִּ֔⁠י הַ⁠סַּ֧עַר הַ⁠גָּד֛וֹל הַ⁠זֶּ֖ה עֲלֵי⁠כֶֽם</w:t>
       </w:r>
     </w:p>
     <w:p>
@@ -6096,7 +6096,7 @@
         <w:rPr>
           <w:lang w:val="hi_IN" w:bidi="hi_IN"/>
         </w:rPr>
-        <w:t>וַ⁠יַּחְתְּר֣וּ הָ⁠אֲנָשִׁ֗ים</w:t>
+        <w:t>וַ⁠יַּחְתְּר֣וּ הָ⁠אֲנָשִׁ֗ים</w:t>
       </w:r>
     </w:p>
     <w:p>
@@ -6193,7 +6193,7 @@
         <w:rPr>
           <w:lang w:val="hi_IN" w:bidi="hi_IN"/>
         </w:rPr>
-        <w:t>הַ⁠יָּ֔ם הוֹלֵ֥ךְ וְ⁠סֹעֵ֖ר</w:t>
+        <w:t>הַ⁠יָּ֔ם הוֹלֵ֥ךְ וְ⁠סֹעֵ֖ר</w:t>
       </w:r>
     </w:p>
     <w:p>
@@ -6290,7 +6290,7 @@
         <w:rPr>
           <w:lang w:val="hi_IN" w:bidi="hi_IN"/>
         </w:rPr>
-        <w:t>וַ⁠יִּקְרְא֨וּ</w:t>
+        <w:t>וַ⁠יִּקְרְא֨וּ</w:t>
       </w:r>
     </w:p>
     <w:p>
@@ -6394,7 +6394,7 @@
         <w:rPr>
           <w:lang w:val="hi_IN" w:bidi="hi_IN"/>
         </w:rPr>
-        <w:t>וַ⁠יִּקְרְא֨וּ אֶל־יְהוָ֜ה</w:t>
+        <w:t>וַ⁠יִּקְרְא֨וּ אֶל־יְהוָ֜ה</w:t>
       </w:r>
     </w:p>
     <w:p>
@@ -6485,7 +6485,7 @@
         <w:rPr>
           <w:lang w:val="hi_IN" w:bidi="hi_IN"/>
         </w:rPr>
-        <w:t>אָנָּ֤ה</w:t>
+        <w:t>אָנָּ֤ה</w:t>
       </w:r>
     </w:p>
     <w:p>
@@ -6595,7 +6595,7 @@
         <w:rPr>
           <w:lang w:val="hi_IN" w:bidi="hi_IN"/>
         </w:rPr>
-        <w:t>אַל־נָ֣א נֹאבְדָ֗ה בְּ⁠נֶ֨פֶשׁ֙ הָ⁠אִ֣ישׁ הַ⁠זֶּ֔ה</w:t>
+        <w:t>אַל־נָ֣א נֹאבְדָ֗ה בְּ⁠נֶ֨פֶשׁ֙ הָ⁠אִ֣ישׁ הַ⁠זֶּ֔ה</w:t>
       </w:r>
     </w:p>
     <w:p>
@@ -6699,7 +6699,7 @@
         <w:rPr>
           <w:lang w:val="hi_IN" w:bidi="hi_IN"/>
         </w:rPr>
-        <w:t>וְ⁠אַל־תִּתֵּ֥ן עָלֵ֖י⁠נוּ דָּ֣ם נָקִ֑יא</w:t>
+        <w:t>וְ⁠אַל־תִּתֵּ֥ן עָלֵ֖י⁠נוּ דָּ֣ם נָקִ֑יא</w:t>
       </w:r>
     </w:p>
     <w:p>
@@ -6796,7 +6796,7 @@
         <w:rPr>
           <w:lang w:val="hi_IN" w:bidi="hi_IN"/>
         </w:rPr>
-        <w:t>אָנָּ֤ה יְהוָה֙ אַל־נָ֣א נֹאבְדָ֗ה בְּ⁠נֶ֨פֶשׁ֙ הָ⁠אִ֣ישׁ הַ⁠זֶּ֔ה וְ⁠אַל־תִּתֵּ֥ן עָלֵ֖י⁠נוּ דָּ֣ם נָקִ֑יא כִּֽי־אַתָּ֣ה יְהוָ֔ה כַּ⁠אֲשֶׁ֥ר חָפַ֖צְתָּ עָשִֽׂיתָ</w:t>
+        <w:t>אָנָּ֤ה יְהוָה֙ אַל־נָ֣א נֹאבְדָ֗ה בְּ⁠נֶ֨פֶשׁ֙ הָ⁠אִ֣ישׁ הַ⁠זֶּ֔ה וְ⁠אַל־תִּתֵּ֥ן עָלֵ֖י⁠נוּ דָּ֣ם נָקִ֑יא כִּֽי־אַתָּ֣ה יְהוָ֔ה כַּ⁠אֲשֶׁ֥ר חָפַ֖צְתָּ עָשִֽׂיתָ</w:t>
       </w:r>
     </w:p>
     <w:p>
@@ -6880,7 +6880,7 @@
         <w:rPr>
           <w:lang w:val="hi_IN" w:bidi="hi_IN"/>
         </w:rPr>
-        <w:t>אַל־נָ֣א נֹאבְדָ֗ה בְּ⁠נֶ֨פֶשׁ֙ הָ⁠אִ֣ישׁ הַ⁠זֶּ֔ה וְ⁠אַל־תִּתֵּ֥ן עָלֵ֖י⁠נוּ דָּ֣ם נָקִ֑יא</w:t>
+        <w:t>אַל־נָ֣א נֹאבְדָ֗ה בְּ⁠נֶ֨פֶשׁ֙ הָ⁠אִ֣ישׁ הַ⁠זֶּ֔ה וְ⁠אַל־תִּתֵּ֥ן עָלֵ֖י⁠נוּ דָּ֣ם נָקִ֑יא</w:t>
       </w:r>
     </w:p>
     <w:p>
@@ -7026,7 +7026,7 @@
         <w:rPr>
           <w:lang w:val="hi_IN" w:bidi="hi_IN"/>
         </w:rPr>
-        <w:t>וַ⁠יַּעֲמֹ֥ד הַ⁠יָּ֖ם מִ⁠זַּעְפּֽ⁠וֹ</w:t>
+        <w:t>וַ⁠יַּעֲמֹ֥ד הַ⁠יָּ֖ם מִ⁠זַּעְפּֽ⁠וֹ</w:t>
       </w:r>
     </w:p>
     <w:p>
@@ -7167,7 +7167,7 @@
         <w:rPr>
           <w:lang w:val="hi_IN" w:bidi="hi_IN"/>
         </w:rPr>
-        <w:t>וַ⁠יַּעֲמֹ֥ד הַ⁠יָּ֖ם מִ⁠זַּעְפּֽ⁠וֹ</w:t>
+        <w:t>וַ⁠יַּעֲמֹ֥ד הַ⁠יָּ֖ם מִ⁠זַּעְפּֽ⁠וֹ</w:t>
       </w:r>
     </w:p>
     <w:p>
@@ -7290,7 +7290,7 @@
         <w:rPr>
           <w:lang w:val="hi_IN" w:bidi="hi_IN"/>
         </w:rPr>
-        <w:t>וַ⁠יִּֽירְא֧וּ הָ⁠אֲנָשִׁ֛ים יִרְאָ֥ה גְדוֹלָ֖ה אֶת־יְהוָ֑ה</w:t>
+        <w:t>וַ⁠יִּֽירְא֧וּ הָ⁠אֲנָשִׁ֛ים יִרְאָ֥ה גְדוֹלָ֖ה אֶת־יְהוָ֑ה</w:t>
       </w:r>
     </w:p>
     <w:p>
@@ -7381,7 +7381,7 @@
         <w:rPr>
           <w:lang w:val="hi_IN" w:bidi="hi_IN"/>
         </w:rPr>
-        <w:t>וַ⁠יִּֽזְבְּחוּ־זֶ֨בַח֙ לַֽ⁠יהוָ֔ה וַֽ⁠יִּדְּר֖וּ נְדָרִֽים</w:t>
+        <w:t>וַ⁠יִּֽזְבְּחוּ־זֶ֨בַח֙ לַֽ⁠יהוָ֔ה וַֽ⁠יִּדְּר֖וּ נְדָרִֽים</w:t>
       </w:r>
     </w:p>
     <w:p>
@@ -7504,7 +7504,7 @@
         <w:rPr>
           <w:lang w:val="hi_IN" w:bidi="hi_IN"/>
         </w:rPr>
-        <w:t>וַ⁠יְמַ֤ן יְהוָה֙ דָּ֣ג גָּד֔וֹל לִ⁠בְלֹ֖עַ אֶת־יוֹנָ֑ה וַ⁠יְהִ֤י יוֹנָה֙ בִּ⁠מְעֵ֣י הַ⁠דָּ֔ג שְׁלֹשָׁ֥ה יָמִ֖ים וּ⁠שְׁלֹשָׁ֥ה לֵילֽוֹת</w:t>
+        <w:t>וַ⁠יְמַ֤ן יְהוָה֙ דָּ֣ג גָּד֔וֹל לִ⁠בְלֹ֖עַ אֶת־יוֹנָ֑ה וַ⁠יְהִ֤י יוֹנָה֙ בִּ⁠מְעֵ֣י הַ⁠דָּ֔ג שְׁלֹשָׁ֥ה יָמִ֖ים וּ⁠שְׁלֹשָׁ֥ה לֵילֽוֹת</w:t>
       </w:r>
     </w:p>
     <w:p>
@@ -7581,7 +7581,7 @@
         <w:rPr>
           <w:lang w:val="hi_IN" w:bidi="hi_IN"/>
         </w:rPr>
-        <w:t>וַ⁠יְמַ֤ן יְהוָה֙ דָּ֣ג גָּד֔וֹל לִ⁠בְלֹ֖עַ אֶת־יוֹנָ֑ה</w:t>
+        <w:t>וַ⁠יְמַ֤ן יְהוָה֙ דָּ֣ג גָּד֔וֹל לִ⁠בְלֹ֖עַ אֶת־יוֹנָ֑ה</w:t>
       </w:r>
     </w:p>
     <w:p>
@@ -7864,7 +7864,7 @@
         <w:rPr>
           <w:lang w:val="hi_IN" w:bidi="hi_IN"/>
         </w:rPr>
-        <w:t>וַ⁠יֹּ֗אמֶר</w:t>
+        <w:t>וַ⁠יֹּ֗אמֶר</w:t>
       </w:r>
     </w:p>
     <w:p>
@@ -7942,7 +7942,7 @@
         <w:rPr>
           <w:lang w:val="hi_IN" w:bidi="hi_IN"/>
         </w:rPr>
-        <w:t>קָ֠רָאתִי מִ⁠צָּ֥רָה לִ֛⁠י אֶל־יְהוָ֖ה וַֽ⁠יַּעֲנֵ֑⁠נִי</w:t>
+        <w:t>קָ֠רָאתִי מִ⁠צָּ֥רָה לִ֛⁠י אֶל־יְהוָ֖ה וַֽ⁠יַּעֲנֵ֑⁠נִי</w:t>
       </w:r>
     </w:p>
     <w:p>
@@ -8039,7 +8039,7 @@
         <w:rPr>
           <w:lang w:val="hi_IN" w:bidi="hi_IN"/>
         </w:rPr>
-        <w:t>קָ֠רָאתִי מִ⁠צָּ֥רָה לִ֛⁠י אֶל־יְהוָ֖ה וַֽ⁠יַּעֲנֵ֑⁠נִי</w:t>
+        <w:t>קָ֠רָאתִי מִ⁠צָּ֥רָה לִ֛⁠י אֶל־יְהוָ֖ה וַֽ⁠יַּעֲנֵ֑⁠נִי</w:t>
       </w:r>
     </w:p>
     <w:p>
@@ -8130,7 +8130,7 @@
         <w:rPr>
           <w:lang w:val="hi_IN" w:bidi="hi_IN"/>
         </w:rPr>
-        <w:t>וַֽ⁠יַּעֲנֵ֑⁠נִי</w:t>
+        <w:t>וַֽ⁠יַּעֲנֵ֑⁠נִי</w:t>
       </w:r>
     </w:p>
     <w:p>
@@ -8234,7 +8234,7 @@
         <w:rPr>
           <w:lang w:val="hi_IN" w:bidi="hi_IN"/>
         </w:rPr>
-        <w:t>מִ⁠בֶּ֧טֶן שְׁא֛וֹל</w:t>
+        <w:t>מִ⁠בֶּ֧טֶן שְׁא֛וֹל</w:t>
       </w:r>
     </w:p>
     <w:p>
@@ -8351,7 +8351,7 @@
         <w:rPr>
           <w:lang w:val="hi_IN" w:bidi="hi_IN"/>
         </w:rPr>
-        <w:t>שְׁא֛וֹל</w:t>
+        <w:t>שְׁא֛וֹל</w:t>
       </w:r>
     </w:p>
     <w:p>
@@ -8461,7 +8461,7 @@
         <w:rPr>
           <w:lang w:val="hi_IN" w:bidi="hi_IN"/>
         </w:rPr>
-        <w:t>שָׁמַ֥עְתָּ קוֹלִֽ⁠י</w:t>
+        <w:t>שָׁמַ֥עְתָּ קוֹלִֽ⁠י</w:t>
       </w:r>
     </w:p>
     <w:p>
@@ -8558,7 +8558,7 @@
         <w:rPr>
           <w:lang w:val="hi_IN" w:bidi="hi_IN"/>
         </w:rPr>
-        <w:t>קָ֠רָאתִי מִ⁠צָּ֥רָה לִ֛⁠י אֶל־יְהוָ֖ה וַֽ⁠יַּעֲנֵ֑⁠נִי מִ⁠בֶּ֧טֶן שְׁא֛וֹל שִׁוַּ֖עְתִּי שָׁמַ֥עְתָּ קוֹלִֽ⁠י</w:t>
+        <w:t>קָ֠רָאתִי מִ⁠צָּ֥רָה לִ֛⁠י אֶל־יְהוָ֖ה וַֽ⁠יַּעֲנֵ֑⁠נִי מִ⁠בֶּ֧טֶן שְׁא֛וֹל שִׁוַּ֖עְתִּי שָׁמַ֥עְתָּ קוֹלִֽ⁠י</w:t>
       </w:r>
     </w:p>
     <w:p>
@@ -8655,7 +8655,7 @@
         <w:rPr>
           <w:lang w:val="hi_IN" w:bidi="hi_IN"/>
         </w:rPr>
-        <w:t>בִּ⁠לְבַ֣ב יַמִּ֔ים</w:t>
+        <w:t>בִּ⁠לְבַ֣ב יַמִּ֔ים</w:t>
       </w:r>
     </w:p>
     <w:p>
@@ -8823,7 +8823,7 @@
         <w:rPr>
           <w:lang w:val="hi_IN" w:bidi="hi_IN"/>
         </w:rPr>
-        <w:t>מִשְׁבָּרֶ֥י⁠ךָ וְ⁠גַלֶּ֖י⁠ךָ</w:t>
+        <w:t>מִשְׁבָּרֶ֥י⁠ךָ וְ⁠גַלֶּ֖י⁠ךָ</w:t>
       </w:r>
     </w:p>
     <w:p>
@@ -8933,7 +8933,7 @@
         <w:rPr>
           <w:lang w:val="hi_IN" w:bidi="hi_IN"/>
         </w:rPr>
-        <w:t>יַמִּ֔ים</w:t>
+        <w:t>יַמִּ֔ים</w:t>
       </w:r>
     </w:p>
     <w:p>
@@ -9043,7 +9043,7 @@
         <w:rPr>
           <w:lang w:val="hi_IN" w:bidi="hi_IN"/>
         </w:rPr>
-        <w:t>מִשְׁבָּרֶ֥י⁠ךָ וְ⁠גַלֶּ֖י⁠ךָ</w:t>
+        <w:t>מִשְׁבָּרֶ֥י⁠ךָ וְ⁠גַלֶּ֖י⁠ךָ</w:t>
       </w:r>
     </w:p>
     <w:p>
@@ -9288,7 +9288,7 @@
         <w:rPr>
           <w:lang w:val="hi_IN" w:bidi="hi_IN"/>
         </w:rPr>
-        <w:t>נִגְרַ֖שְׁתִּי</w:t>
+        <w:t>נִגְרַ֖שְׁתִּי</w:t>
       </w:r>
     </w:p>
     <w:p>
@@ -9398,7 +9398,7 @@
         <w:rPr>
           <w:lang w:val="hi_IN" w:bidi="hi_IN"/>
         </w:rPr>
-        <w:t>מִ⁠נֶּ֣גֶד עֵינֶ֑י⁠ךָ</w:t>
+        <w:t>מִ⁠נֶּ֣גֶד עֵינֶ֑י⁠ךָ</w:t>
       </w:r>
     </w:p>
     <w:p>
@@ -9687,7 +9687,7 @@
         <w:rPr>
           <w:lang w:val="hi_IN" w:bidi="hi_IN"/>
         </w:rPr>
-        <w:t>אֲפָפ֤וּ⁠נִי מַ֨יִם֙ עַד־נֶ֔פֶשׁ תְּה֖וֹם יְסֹבְבֵ֑⁠נִי</w:t>
+        <w:t>אֲפָפ֤וּ⁠נִי מַ֨יִם֙ עַד־נֶ֔פֶשׁ תְּה֖וֹם יְסֹבְבֵ֑⁠נִי</w:t>
       </w:r>
     </w:p>
     <w:p>
@@ -10002,7 +10002,7 @@
         <w:rPr>
           <w:lang w:val="hi_IN" w:bidi="hi_IN"/>
         </w:rPr>
-        <w:t>תְּה֖וֹם יְסֹבְבֵ֑⁠נִי</w:t>
+        <w:t>תְּה֖וֹם יְסֹבְבֵ֑⁠נִי</w:t>
       </w:r>
     </w:p>
     <w:p>
@@ -10164,7 +10164,7 @@
         <w:rPr>
           <w:lang w:val="hi_IN" w:bidi="hi_IN"/>
         </w:rPr>
-        <w:t>הָ⁠אָ֛רֶץ בְּרִחֶ֥י⁠הָ בַעֲדִ֖⁠י לְ⁠עוֹלָ֑ם</w:t>
+        <w:t>הָ⁠אָ֛רֶץ בְּרִחֶ֥י⁠הָ בַעֲדִ֖⁠י לְ⁠עוֹלָ֑ם</w:t>
       </w:r>
     </w:p>
     <w:p>
@@ -10261,7 +10261,7 @@
         <w:rPr>
           <w:lang w:val="hi_IN" w:bidi="hi_IN"/>
         </w:rPr>
-        <w:t>וַ⁠תַּ֧עַל מִ⁠שַּׁ֛חַת חַיַּ֖⁠י</w:t>
+        <w:t>וַ⁠תַּ֧עַל מִ⁠שַּׁ֛חַת חַיַּ֖⁠י</w:t>
       </w:r>
     </w:p>
     <w:p>
@@ -10448,7 +10448,7 @@
         <w:rPr>
           <w:lang w:val="hi_IN" w:bidi="hi_IN"/>
         </w:rPr>
-        <w:t>חַיַּ֖⁠י</w:t>
+        <w:t>חַיַּ֖⁠י</w:t>
       </w:r>
     </w:p>
     <w:p>
@@ -10693,7 +10693,7 @@
         <w:rPr>
           <w:lang w:val="hi_IN" w:bidi="hi_IN"/>
         </w:rPr>
-        <w:t>בְּ⁠הִתְעַטֵּ֤ף עָלַ⁠י֙ נַפְשִׁ֔⁠י</w:t>
+        <w:t>בְּ⁠הִתְעַטֵּ֤ף עָלַ⁠י֙ נַפְשִׁ֔⁠י</w:t>
       </w:r>
     </w:p>
     <w:p>
@@ -10790,7 +10790,7 @@
         <w:rPr>
           <w:lang w:val="hi_IN" w:bidi="hi_IN"/>
         </w:rPr>
-        <w:t>אֶת־יְהוָ֖ה זָכָ֑רְתִּי</w:t>
+        <w:t>אֶת־יְהוָ֖ה זָכָ֑רְתִּי</w:t>
       </w:r>
     </w:p>
     <w:p>
@@ -10867,7 +10867,7 @@
         <w:rPr>
           <w:lang w:val="hi_IN" w:bidi="hi_IN"/>
         </w:rPr>
-        <w:t>וַ⁠תָּב֤וֹא אֵלֶ֨י⁠ךָ֙ תְּפִלָּתִ֔⁠י אֶל־הֵיכַ֖ל קָדְשֶֽׁ⁠ךָ</w:t>
+        <w:t>וַ⁠תָּב֤וֹא אֵלֶ֨י⁠ךָ֙ תְּפִלָּתִ֔⁠י אֶל־הֵיכַ֖ל קָדְשֶֽׁ⁠ךָ</w:t>
       </w:r>
     </w:p>
     <w:p>
@@ -11047,7 +11047,7 @@
         <w:rPr>
           <w:lang w:val="hi_IN" w:bidi="hi_IN"/>
         </w:rPr>
-        <w:t>אֶת־יְהוָ֖ה זָכָ֑רְתִּי</w:t>
+        <w:t>אֶת־יְהוָ֖ה זָכָ֑רְתִּי</w:t>
       </w:r>
     </w:p>
     <w:p>
@@ -11220,7 +11220,7 @@
         <w:rPr>
           <w:lang w:val="hi_IN" w:bidi="hi_IN"/>
         </w:rPr>
-        <w:t>מְשַׁמְּרִ֖ים הַבְלֵי־שָׁ֑וְא</w:t>
+        <w:t>מְשַׁמְּרִ֖ים הַבְלֵי־שָׁ֑וְא</w:t>
       </w:r>
     </w:p>
     <w:p>
@@ -11317,7 +11317,7 @@
         <w:rPr>
           <w:lang w:val="hi_IN" w:bidi="hi_IN"/>
         </w:rPr>
-        <w:t>חַסְדָּ֖⁠ם יַעֲזֹֽבוּ</w:t>
+        <w:t>חַסְדָּ֖⁠ם יַעֲזֹֽבוּ</w:t>
       </w:r>
     </w:p>
     <w:p>
@@ -11504,7 +11504,7 @@
         <w:rPr>
           <w:lang w:val="hi_IN" w:bidi="hi_IN"/>
         </w:rPr>
-        <w:t>בְּ⁠ק֤וֹל תּוֹדָה֙</w:t>
+        <w:t>בְּ⁠ק֤וֹל תּוֹדָה֙</w:t>
       </w:r>
     </w:p>
     <w:p>
@@ -11914,7 +11914,7 @@
         <w:rPr>
           <w:lang w:val="hi_IN" w:bidi="hi_IN"/>
         </w:rPr>
-        <w:t>אֶל־הַ⁠יַּבָּשָֽׁה</w:t>
+        <w:t>אֶל־הַ⁠יַּבָּשָֽׁה</w:t>
       </w:r>
     </w:p>
     <w:p>
@@ -12005,7 +12005,7 @@
         <w:rPr>
           <w:lang w:val="hi_IN" w:bidi="hi_IN"/>
         </w:rPr>
-        <w:t>וַ⁠יֹּ֥אמֶר יְהוָ֖ה לַ⁠דָּ֑ג</w:t>
+        <w:t>וַ⁠יֹּ֥אמֶר יְהוָ֖ה לַ⁠דָּ֑ג</w:t>
       </w:r>
     </w:p>
     <w:p>
@@ -12121,7 +12121,7 @@
         <w:rPr>
           <w:lang w:val="hi_IN" w:bidi="hi_IN"/>
         </w:rPr>
-        <w:t>וַ⁠יֹּ֥אמֶר יְהוָ֖ה לַ⁠דָּ֑ג</w:t>
+        <w:t>וַ⁠יֹּ֥אמֶר יְהוָ֖ה לַ⁠דָּ֑ג</w:t>
       </w:r>
     </w:p>
     <w:p>
@@ -12456,7 +12456,7 @@
         <w:rPr>
           <w:lang w:val="hi_IN" w:bidi="hi_IN"/>
         </w:rPr>
-        <w:t>הָ⁠עִ֣יר הַ⁠גְּדוֹלָ֑ה</w:t>
+        <w:t>הָ⁠עִ֣יר הַ⁠גְּדוֹלָ֑ה</w:t>
       </w:r>
     </w:p>
     <w:p>
@@ -12638,7 +12638,7 @@
         <w:rPr>
           <w:lang w:val="hi_IN" w:bidi="hi_IN"/>
         </w:rPr>
-        <w:t>וִּ⁠קְרָ֤א אֵלֶ֨י⁠הָ֙ אֶת־הַ⁠קְּרִיאָ֔ה אֲשֶׁ֥ר אָנֹכִ֖י דֹּבֵ֥ר אֵלֶֽי⁠ךָ</w:t>
+        <w:t>וִּ⁠קְרָ֤א אֵלֶ֨י⁠הָ֙ אֶת־הַ⁠קְּרִיאָ֔ה אֲשֶׁ֥ר אָנֹכִ֖י דֹּבֵ֥ר אֵלֶֽי⁠ךָ</w:t>
       </w:r>
     </w:p>
     <w:p>
@@ -12716,7 +12716,7 @@
         <w:rPr>
           <w:lang w:val="hi_IN" w:bidi="hi_IN"/>
         </w:rPr>
-        <w:t>וַ⁠יָּ֣קָם יוֹנָ֗ה וַ⁠יֵּ֛לֶךְ אֶל־נִֽינְוֶ֖ה כִּ⁠דְבַ֣ר יְהוָ֑ה</w:t>
+        <w:t>וַ⁠יָּ֣קָם יוֹנָ֗ה וַ⁠יֵּ֛לֶךְ אֶל־נִֽינְוֶ֖ה כִּ⁠דְבַ֣ר יְהוָ֑ה</w:t>
       </w:r>
     </w:p>
     <w:p>
@@ -12839,7 +12839,7 @@
         <w:rPr>
           <w:lang w:val="hi_IN" w:bidi="hi_IN"/>
         </w:rPr>
-        <w:t>כִּ⁠דְבַ֣ר יְהוָ֑ה</w:t>
+        <w:t>כִּ⁠דְבַ֣ר יְהוָ֑ה</w:t>
       </w:r>
     </w:p>
     <w:p>
@@ -12950,7 +12950,7 @@
         <w:rPr>
           <w:lang w:val="hi_IN" w:bidi="hi_IN"/>
         </w:rPr>
-        <w:t>וְ⁠נִֽינְוֵ֗ה הָיְתָ֤ה עִיר־גְּדוֹלָה֙ לֵֽ⁠אלֹהִ֔ים מַהֲלַ֖ךְ שְׁלֹ֥שֶׁת יָמִֽים</w:t>
+        <w:t>וְ⁠נִֽינְוֵ֗ה הָיְתָ֤ה עִיר־גְּדוֹלָה֙ לֵֽ⁠אלֹהִ֔ים מַהֲלַ֖ךְ שְׁלֹ֥שֶׁת יָמִֽים</w:t>
       </w:r>
     </w:p>
     <w:p>
@@ -13047,7 +13047,7 @@
         <w:rPr>
           <w:lang w:val="hi_IN" w:bidi="hi_IN"/>
         </w:rPr>
-        <w:t>עִיר־גְּדוֹלָה֙ לֵֽ⁠אלֹהִ֔ים</w:t>
+        <w:t>עִיר־גְּדוֹלָה֙ לֵֽ⁠אלֹהִ֔ים</w:t>
       </w:r>
     </w:p>
     <w:p>
@@ -13144,7 +13144,7 @@
         <w:rPr>
           <w:lang w:val="hi_IN" w:bidi="hi_IN"/>
         </w:rPr>
-        <w:t>מַהֲלַ֖ךְ שְׁלֹ֥שֶׁת יָמִֽים</w:t>
+        <w:t>מַהֲלַ֖ךְ שְׁלֹ֥שֶׁת יָמִֽים</w:t>
       </w:r>
     </w:p>
     <w:p>
@@ -13241,7 +13241,7 @@
         <w:rPr>
           <w:lang w:val="hi_IN" w:bidi="hi_IN"/>
         </w:rPr>
-        <w:t>וַ⁠יָּ֤חֶל יוֹנָה֙ לָ⁠ב֣וֹא בָ⁠עִ֔יר מַהֲלַ֖ךְ י֣וֹם אֶחָ֑ד וַ⁠יִּקְרָא֙</w:t>
+        <w:t>וַ⁠יָּ֤חֶל יוֹנָה֙ לָ⁠ב֣וֹא בָ⁠עִ֔יר מַהֲלַ֖ךְ י֣וֹם אֶחָ֑ד וַ⁠יִּקְרָא֙</w:t>
       </w:r>
     </w:p>
     <w:p>
@@ -13318,7 +13318,7 @@
         <w:rPr>
           <w:lang w:val="hi_IN" w:bidi="hi_IN"/>
         </w:rPr>
-        <w:t>וַ⁠יִּקְרָא֙ וַ⁠יֹּאמַ֔ר</w:t>
+        <w:t>וַ⁠יִּקְרָא֙ וַ⁠יֹּאמַ֔ר</w:t>
       </w:r>
     </w:p>
     <w:p>
@@ -13409,7 +13409,7 @@
         <w:rPr>
           <w:lang w:val="hi_IN" w:bidi="hi_IN"/>
         </w:rPr>
-        <w:t>ע֚וֹד אַרְבָּעִ֣ים י֔וֹם</w:t>
+        <w:t>ע֚וֹד אַרְבָּעִ֣ים י֔וֹם</w:t>
       </w:r>
     </w:p>
     <w:p>
@@ -13597,7 +13597,7 @@
         <w:rPr>
           <w:lang w:val="hi_IN" w:bidi="hi_IN"/>
         </w:rPr>
-        <w:t>וְ⁠נִֽינְוֵ֖ה נֶהְפָּֽכֶת</w:t>
+        <w:t>וְ⁠נִֽינְוֵ֖ה נֶהְפָּֽכֶת</w:t>
       </w:r>
     </w:p>
     <w:p>
@@ -13694,7 +13694,7 @@
         <w:rPr>
           <w:lang w:val="hi_IN" w:bidi="hi_IN"/>
         </w:rPr>
-        <w:t>וַ⁠יִּקְרְאוּ־צוֹם֙ וַ⁠יִּלְבְּשׁ֣וּ שַׂקִּ֔ים</w:t>
+        <w:t>וַ⁠יִּקְרְאוּ־צוֹם֙ וַ⁠יִּלְבְּשׁ֣וּ שַׂקִּ֔ים</w:t>
       </w:r>
     </w:p>
     <w:p>
@@ -13887,7 +13887,7 @@
         <w:rPr>
           <w:lang w:val="hi_IN" w:bidi="hi_IN"/>
         </w:rPr>
-        <w:t>מִ⁠גְּדוֹלָ֖⁠ם וְ⁠עַד־קְטַנָּֽ⁠ם</w:t>
+        <w:t>מִ⁠גְּדוֹלָ֖⁠ם וְ⁠עַד־קְטַנָּֽ⁠ם</w:t>
       </w:r>
     </w:p>
     <w:p>
@@ -13978,7 +13978,7 @@
         <w:rPr>
           <w:lang w:val="hi_IN" w:bidi="hi_IN"/>
         </w:rPr>
-        <w:t>אַנְשֵׁ֥י נִֽינְוֵ֖ה</w:t>
+        <w:t>אַנְשֵׁ֥י נִֽינְוֵ֖ה</w:t>
       </w:r>
     </w:p>
     <w:p>
@@ -14088,7 +14088,7 @@
         <w:rPr>
           <w:lang w:val="hi_IN" w:bidi="hi_IN"/>
         </w:rPr>
-        <w:t>הַ⁠דָּבָר֙</w:t>
+        <w:t>הַ⁠דָּבָר֙</w:t>
       </w:r>
     </w:p>
     <w:p>
@@ -14166,7 +14166,7 @@
         <w:rPr>
           <w:lang w:val="hi_IN" w:bidi="hi_IN"/>
         </w:rPr>
-        <w:t>וַ⁠יָּ֨קָם֙ מִ⁠כִּסְא֔⁠וֹ וַ⁠יַּעֲבֵ֥ר אַדַּרְתּ֖⁠וֹ מֵֽ⁠עָלָ֑י⁠ו</w:t>
+        <w:t>וַ⁠יָּ֨קָם֙ מִ⁠כִּסְא֔⁠וֹ וַ⁠יַּעֲבֵ֥ר אַדַּרְתּ֖⁠וֹ מֵֽ⁠עָלָ֑י⁠ו</w:t>
       </w:r>
     </w:p>
     <w:p>
@@ -14283,7 +14283,7 @@
         <w:rPr>
           <w:lang w:val="hi_IN" w:bidi="hi_IN"/>
         </w:rPr>
-        <w:t>מִ⁠כִּסְא֔⁠וֹ</w:t>
+        <w:t>מִ⁠כִּסְא֔⁠וֹ</w:t>
       </w:r>
     </w:p>
     <w:p>
@@ -14360,7 +14360,7 @@
         <w:rPr>
           <w:lang w:val="hi_IN" w:bidi="hi_IN"/>
         </w:rPr>
-        <w:t>וַ⁠יְכַ֣ס שַׂ֔ק וַ⁠יֵּ֖שֶׁב עַל־הָ⁠אֵֽפֶר</w:t>
+        <w:t>וַ⁠יְכַ֣ס שַׂ֔ק וַ⁠יֵּ֖שֶׁב עַל־הָ⁠אֵֽפֶר</w:t>
       </w:r>
     </w:p>
     <w:p>
@@ -14457,7 +14457,7 @@
         <w:rPr>
           <w:lang w:val="hi_IN" w:bidi="hi_IN"/>
         </w:rPr>
-        <w:t>וַ⁠יַּזְעֵ֗ק וַ⁠יֹּ֨אמֶר֙</w:t>
+        <w:t>וַ⁠יַּזְעֵ֗ק וַ⁠יֹּ֨אמֶר֙</w:t>
       </w:r>
     </w:p>
     <w:p>
@@ -14548,7 +14548,7 @@
         <w:rPr>
           <w:lang w:val="hi_IN" w:bidi="hi_IN"/>
         </w:rPr>
-        <w:t>מִ⁠טַּ֧עַם הַ⁠מֶּ֛לֶךְ וּ⁠גְדֹלָ֖י⁠ו</w:t>
+        <w:t>מִ⁠טַּ֧עַם הַ⁠מֶּ֛לֶךְ וּ⁠גְדֹלָ֖י⁠ו</w:t>
       </w:r>
     </w:p>
     <w:p>
@@ -14703,7 +14703,7 @@
         <w:rPr>
           <w:lang w:val="hi_IN" w:bidi="hi_IN"/>
         </w:rPr>
-        <w:t>הַ⁠בָּקָ֣ר וְ⁠הַ⁠צֹּ֗אן</w:t>
+        <w:t>הַ⁠בָּקָ֣ר וְ⁠הַ⁠צֹּ֗אן</w:t>
       </w:r>
     </w:p>
     <w:p>
@@ -14883,7 +14883,7 @@
         <w:rPr>
           <w:lang w:val="hi_IN" w:bidi="hi_IN"/>
         </w:rPr>
-        <w:t>וַ⁠יַּזְעֵ֗ק וַ⁠יֹּ֨אמֶר֙</w:t>
+        <w:t>וַ⁠יַּזְעֵ֗ק וַ⁠יֹּ֨אמֶר֙</w:t>
       </w:r>
     </w:p>
     <w:p>
@@ -14992,7 +14992,7 @@
         <w:rPr>
           <w:lang w:val="hi_IN" w:bidi="hi_IN"/>
         </w:rPr>
-        <w:t>וְ⁠הַ⁠בְּהֵמָ֔ה</w:t>
+        <w:t>וְ⁠הַ⁠בְּהֵמָ֔ה</w:t>
       </w:r>
     </w:p>
     <w:p>
@@ -15082,7 +15082,7 @@
         <w:rPr>
           <w:lang w:val="hi_IN" w:bidi="hi_IN"/>
         </w:rPr>
-        <w:t>וְ⁠יִקְרְא֥וּ אֶל־אֱלֹהִ֖ים בְּ⁠חָזְקָ֑ה</w:t>
+        <w:t>וְ⁠יִקְרְא֥וּ אֶל־אֱלֹהִ֖ים בְּ⁠חָזְקָ֑ה</w:t>
       </w:r>
     </w:p>
     <w:p>
@@ -15192,7 +15192,7 @@
         <w:rPr>
           <w:lang w:val="hi_IN" w:bidi="hi_IN"/>
         </w:rPr>
-        <w:t>הֶ⁠חָמָ֖ס אֲשֶׁ֥ר בְּ⁠כַפֵּי⁠הֶֽם</w:t>
+        <w:t>הֶ⁠חָמָ֖ס אֲשֶׁ֥ר בְּ⁠כַפֵּי⁠הֶֽם</w:t>
       </w:r>
     </w:p>
     <w:p>
@@ -15787,7 +15787,7 @@
         <w:rPr>
           <w:lang w:val="hi_IN" w:bidi="hi_IN"/>
         </w:rPr>
-        <w:t>וַ⁠יַּ֤רְא הָֽ⁠אֱלֹהִים֙ אֶֽת־מַ֣עֲשֵׂי⁠הֶ֔ם כִּי־שָׁ֖בוּ מִ⁠דַּרְכָּ֣⁠ם הָ⁠רָעָ֑ה</w:t>
+        <w:t>וַ⁠יַּ֤רְא הָֽ⁠אֱלֹהִים֙ אֶֽת־מַ֣עֲשֵׂי⁠הֶ֔ם כִּי־שָׁ֖בוּ מִ⁠דַּרְכָּ֣⁠ם הָ⁠רָעָ֑ה</w:t>
       </w:r>
     </w:p>
     <w:p>
@@ -15865,7 +15865,7 @@
         <w:rPr>
           <w:lang w:val="hi_IN" w:bidi="hi_IN"/>
         </w:rPr>
-        <w:t>שָׁ֖בוּ מִ⁠דַּרְכָּ֣⁠ם הָ⁠רָעָ֑ה</w:t>
+        <w:t>שָׁ֖בוּ מִ⁠דַּרְכָּ֣⁠ם הָ⁠רָעָ֑ה</w:t>
       </w:r>
     </w:p>
     <w:p>
@@ -16052,7 +16052,7 @@
         <w:rPr>
           <w:lang w:val="hi_IN" w:bidi="hi_IN"/>
         </w:rPr>
-        <w:t>וְ⁠לֹ֥א עָשָֽׂה</w:t>
+        <w:t>וְ⁠לֹ֥א עָשָֽׂה</w:t>
       </w:r>
     </w:p>
     <w:p>
@@ -16259,7 +16259,7 @@
         <w:rPr>
           <w:lang w:val="hi_IN" w:bidi="hi_IN"/>
         </w:rPr>
-        <w:t>וַ⁠יֵּ֥רַע אֶל־יוֹנָ֖ה</w:t>
+        <w:t>וַ⁠יֵּ֥רַע אֶל־יוֹנָ֖ה</w:t>
       </w:r>
     </w:p>
     <w:p>
@@ -16356,7 +16356,7 @@
         <w:rPr>
           <w:lang w:val="hi_IN" w:bidi="hi_IN"/>
         </w:rPr>
-        <w:t>וַ⁠יִּ֖חַר לֽ⁠וֹ</w:t>
+        <w:t>וַ⁠יִּ֖חַר לֽ⁠וֹ</w:t>
       </w:r>
     </w:p>
     <w:p>
@@ -16453,7 +16453,7 @@
         <w:rPr>
           <w:lang w:val="hi_IN" w:bidi="hi_IN"/>
         </w:rPr>
-        <w:t>וַ⁠יֵּ֥רַע</w:t>
+        <w:t>וַ⁠יֵּ֥רַע</w:t>
       </w:r>
     </w:p>
     <w:p>
@@ -16575,7 +16575,7 @@
         <w:rPr>
           <w:lang w:val="hi_IN" w:bidi="hi_IN"/>
         </w:rPr>
-        <w:t>וַ⁠יֵּ֥רַע אֶל־יוֹנָ֖ה רָעָ֣ה גְדוֹלָ֑ה</w:t>
+        <w:t>וַ⁠יֵּ֥רַע אֶל־יוֹנָ֖ה רָעָ֣ה גְדוֹלָ֑ה</w:t>
       </w:r>
     </w:p>
     <w:p>
@@ -16685,7 +16685,7 @@
         <w:rPr>
           <w:lang w:val="hi_IN" w:bidi="hi_IN"/>
         </w:rPr>
-        <w:t>אָנָּ֤ה</w:t>
+        <w:t>אָנָּ֤ה</w:t>
       </w:r>
     </w:p>
     <w:p>
@@ -17015,7 +17015,7 @@
         <w:rPr>
           <w:lang w:val="hi_IN" w:bidi="hi_IN"/>
         </w:rPr>
-        <w:t>אֶ֤רֶךְ אַפַּ֨יִם֙</w:t>
+        <w:t>אֶ֤רֶךְ אַפַּ֨יִם֙</w:t>
       </w:r>
     </w:p>
     <w:p>
@@ -17326,7 +17326,7 @@
         <w:rPr>
           <w:lang w:val="hi_IN" w:bidi="hi_IN"/>
         </w:rPr>
-        <w:t>קַח־נָ֥א אֶת־נַפְשִׁ֖⁠י מִמֶּ֑⁠נִּי</w:t>
+        <w:t>קַח־נָ֥א אֶת־נַפְשִׁ֖⁠י מִמֶּ֑⁠נִּי</w:t>
       </w:r>
     </w:p>
     <w:p>
@@ -17423,7 +17423,7 @@
         <w:rPr>
           <w:lang w:val="hi_IN" w:bidi="hi_IN"/>
         </w:rPr>
-        <w:t>כִּ֛י ט֥וֹב מוֹתִ֖⁠י מֵ⁠חַיָּֽ⁠י</w:t>
+        <w:t>כִּ֛י ט֥וֹב מוֹתִ֖⁠י מֵ⁠חַיָּֽ⁠י</w:t>
       </w:r>
     </w:p>
     <w:p>
@@ -17869,7 +17869,7 @@
         <w:rPr>
           <w:lang w:val="hi_IN" w:bidi="hi_IN"/>
         </w:rPr>
-        <w:t>מַה־יִּהְיֶ֖ה בָּ⁠עִֽיר</w:t>
+        <w:t>מַה־יִּהְיֶ֖ה בָּ⁠עִֽיר</w:t>
       </w:r>
     </w:p>
     <w:p>
@@ -18024,7 +18024,7 @@
         <w:rPr>
           <w:lang w:val="hi_IN" w:bidi="hi_IN"/>
         </w:rPr>
-        <w:t>לְ⁠הַצִּ֥יל ל֖⁠וֹ מֵ⁠רָֽעָת֑⁠וֹ</w:t>
+        <w:t>לְ⁠הַצִּ֥יל ל֖⁠וֹ מֵ⁠רָֽעָת֑⁠וֹ</w:t>
       </w:r>
     </w:p>
     <w:p>
@@ -18101,7 +18101,7 @@
         <w:rPr>
           <w:lang w:val="hi_IN" w:bidi="hi_IN"/>
         </w:rPr>
-        <w:t>וַ⁠יִּשְׂמַ֥ח יוֹנָ֛ה &amp; שִׂמְחָ֥ה גְדוֹלָֽה</w:t>
+        <w:t>וַ⁠יִּשְׂמַ֥ח יוֹנָ֛ה &amp; שִׂמְחָ֥ה גְדוֹלָֽה</w:t>
       </w:r>
     </w:p>
     <w:p>
@@ -18353,7 +18353,7 @@
         <w:rPr>
           <w:lang w:val="hi_IN" w:bidi="hi_IN"/>
         </w:rPr>
-        <w:t>וַ⁠יִּיבָֽשׁ</w:t>
+        <w:t>וַ⁠יִּיבָֽשׁ</w:t>
       </w:r>
     </w:p>
     <w:p>
@@ -18430,7 +18430,7 @@
         <w:rPr>
           <w:lang w:val="hi_IN" w:bidi="hi_IN"/>
         </w:rPr>
-        <w:t>וַ⁠יְהִ֣י ׀ כִּ⁠זְרֹ֣חַ הַ⁠שֶּׁ֗מֶשׁ</w:t>
+        <w:t>וַ⁠יְהִ֣י ׀ כִּ⁠זְרֹ֣חַ הַ⁠שֶּׁ֗מֶשׁ</w:t>
       </w:r>
     </w:p>
     <w:p>
@@ -18527,7 +18527,7 @@
         <w:rPr>
           <w:lang w:val="hi_IN" w:bidi="hi_IN"/>
         </w:rPr>
-        <w:t>וַ⁠יְמַ֨ן אֱלֹהִ֜ים ר֤וּחַ קָדִים֙ חֲרִישִׁ֔ית</w:t>
+        <w:t>וַ⁠יְמַ֨ן אֱלֹהִ֜ים ר֤וּחַ קָדִים֙ חֲרִישִׁ֔ית</w:t>
       </w:r>
     </w:p>
     <w:p>
@@ -18624,7 +18624,7 @@
         <w:rPr>
           <w:lang w:val="hi_IN" w:bidi="hi_IN"/>
         </w:rPr>
-        <w:t>וַ⁠תַּ֥ךְ הַ⁠שֶּׁ֛מֶשׁ עַל</w:t>
+        <w:t>וַ⁠תַּ֥ךְ הַ⁠שֶּׁ֛מֶשׁ עַל</w:t>
       </w:r>
     </w:p>
     <w:p>
@@ -18812,7 +18812,7 @@
         <w:rPr>
           <w:lang w:val="hi_IN" w:bidi="hi_IN"/>
         </w:rPr>
-        <w:t>וַ⁠יִּתְעַלָּ֑ף</w:t>
+        <w:t>וַ⁠יִּתְעַלָּ֑ף</w:t>
       </w:r>
     </w:p>
     <w:p>
@@ -18903,7 +18903,7 @@
         <w:rPr>
           <w:lang w:val="hi_IN" w:bidi="hi_IN"/>
         </w:rPr>
-        <w:t>וַ⁠יִּשְׁאַ֤ל אֶת־נַפְשׁ⁠וֹ֙ לָ⁠מ֔וּת</w:t>
+        <w:t>וַ⁠יִּשְׁאַ֤ל אֶת־נַפְשׁ⁠וֹ֙ לָ⁠מ֔וּת</w:t>
       </w:r>
     </w:p>
     <w:p>
@@ -18980,7 +18980,7 @@
         <w:rPr>
           <w:lang w:val="hi_IN" w:bidi="hi_IN"/>
         </w:rPr>
-        <w:t>ט֥וֹב מוֹתִ֖⁠י מֵ⁠חַיָּֽ⁠י</w:t>
+        <w:t>ט֥וֹב מוֹתִ֖⁠י מֵ⁠חַיָּֽ⁠י</w:t>
       </w:r>
     </w:p>
     <w:p>
@@ -19095,7 +19095,7 @@
         <w:rPr>
           <w:lang w:val="hi_IN" w:bidi="hi_IN"/>
         </w:rPr>
-        <w:t>הַ⁠הֵיטֵ֥ב חָרָֽה־לְ⁠ךָ֖ עַל־הַ⁠קִּֽיקָי֑וֹן</w:t>
+        <w:t>הַ⁠הֵיטֵ֥ב חָרָֽה־לְ⁠ךָ֖ עַל־הַ⁠קִּֽיקָי֑וֹן</w:t>
       </w:r>
     </w:p>
     <w:p>
@@ -19410,7 +19410,7 @@
         <w:rPr>
           <w:lang w:val="hi_IN" w:bidi="hi_IN"/>
         </w:rPr>
-        <w:t>וַ⁠יֹּ֣אמֶר יְהוָ֔ה</w:t>
+        <w:t>וַ⁠יֹּ֣אמֶר יְהוָ֔ה</w:t>
       </w:r>
     </w:p>
     <w:p>
@@ -19507,7 +19507,7 @@
         <w:rPr>
           <w:lang w:val="hi_IN" w:bidi="hi_IN"/>
         </w:rPr>
-        <w:t>שֶׁ⁠בִּן־לַ֥יְלָה הָיָ֖ה וּ⁠בִן־לַ֥יְלָה אָבָֽד</w:t>
+        <w:t>שֶׁ⁠בִּן־לַ֥יְלָה הָיָ֖ה וּ⁠בִן־לַ֥יְלָה אָבָֽד</w:t>
       </w:r>
     </w:p>
     <w:p>
@@ -19727,7 +19727,7 @@
         <w:rPr>
           <w:lang w:val="hi_IN" w:bidi="hi_IN"/>
         </w:rPr>
-        <w:t>וַֽ⁠אֲנִי֙ לֹ֣א אָח֔וּס עַל־נִינְוֵ֖ה הָ⁠עִ֣יר הַ⁠גְּדוֹלָ֑ה אֲשֶׁ֣ר יֶשׁ־בָּ֡⁠הּ הַרְבֵּה֩ מִֽ⁠שְׁתֵּים־עֶשְׂרֵ֨ה רִבּ֜וֹ אָדָ֗ם אֲשֶׁ֤ר לֹֽא־יָדַע֙ בֵּין־יְמִינ֣⁠וֹ לִ⁠שְׂמֹאל֔⁠וֹ וּ⁠בְהֵמָ֖ה רַבָּֽה</w:t>
+        <w:t>וַֽ⁠אֲנִי֙ לֹ֣א אָח֔וּס עַל־נִינְוֵ֖ה הָ⁠עִ֣יר הַ⁠גְּדוֹלָ֑ה אֲשֶׁ֣ר יֶשׁ־בָּ֡⁠הּ הַרְבֵּה֩ מִֽ⁠שְׁתֵּים־עֶשְׂרֵ֨ה רִבּ֜וֹ אָדָ֗ם אֲשֶׁ֤ר לֹֽא־יָדַע֙ בֵּין־יְמִינ֣⁠וֹ לִ⁠שְׂמֹאל֔⁠וֹ וּ⁠בְהֵמָ֖ה רַבָּֽה</w:t>
       </w:r>
     </w:p>
     <w:p>
@@ -19824,7 +19824,7 @@
         <w:rPr>
           <w:lang w:val="hi_IN" w:bidi="hi_IN"/>
         </w:rPr>
-        <w:t>אֲשֶׁ֣ר יֶשׁ־בָּ֡⁠הּ הַרְבֵּה֩</w:t>
+        <w:t>אֲשֶׁ֣ר יֶשׁ־בָּ֡⁠הּ הַרְבֵּה֩</w:t>
       </w:r>
     </w:p>
     <w:p>
@@ -19934,7 +19934,7 @@
         <w:rPr>
           <w:lang w:val="hi_IN" w:bidi="hi_IN"/>
         </w:rPr>
-        <w:t>מִֽ⁠שְׁתֵּים־עֶשְׂרֵ֨ה רִבּ֜וֹ</w:t>
+        <w:t>מִֽ⁠שְׁתֵּים־עֶשְׂרֵ֨ה רִבּ֜וֹ</w:t>
       </w:r>
     </w:p>
     <w:p>
@@ -20045,7 +20045,7 @@
         <w:rPr>
           <w:lang w:val="hi_IN" w:bidi="hi_IN"/>
         </w:rPr>
-        <w:t>אֲשֶׁ֤ר לֹֽא־יָדַע֙ בֵּין־יְמִינ֣⁠וֹ לִ⁠שְׂמֹאל֔⁠וֹ</w:t>
+        <w:t>אֲשֶׁ֤ר לֹֽא־יָדַע֙ בֵּין־יְמִינ֣⁠וֹ לִ⁠שְׂמֹאל֔⁠וֹ</w:t>
       </w:r>
     </w:p>
     <w:p>

--- a/hin/docx/32.content.docx
+++ b/hin/docx/32.content.docx
@@ -700,6 +700,326 @@
         <w:rPr>
           <w:lang w:val="hi_IN" w:bidi="hi_IN"/>
         </w:rPr>
+        <w:t>योना - अध्याय 1 परिचय</w:t>
+      </w:r>
+      <w:r>
+        <w:rPr>
+          <w:lang w:val="hi_IN" w:bidi="hi_IN"/>
+        </w:rPr>
+      </w:r>
+    </w:p>
+    <w:p>
+      <w:pPr/>
+      <w:r>
+        <w:rPr>
+          <w:lang w:val="hi_IN" w:bidi="hi_IN"/>
+        </w:rPr>
+      </w:r>
+      <w:r>
+        <w:rPr>
+          <w:lang w:val="hi_IN" w:bidi="hi_IN"/>
+        </w:rPr>
+        <w:t>योना 1 सामान्य टिप्पणियाँ</w:t>
+      </w:r>
+    </w:p>
+    <w:p>
+      <w:pPr>
+        <w:pStyle w:val="Heading3"/>
+      </w:pPr>
+      <w:r>
+        <w:rPr>
+          <w:lang w:val="hi_IN" w:bidi="hi_IN"/>
+        </w:rPr>
+        <w:t xml:space="preserve">संरचना और स्वरूपण </w:t>
+      </w:r>
+    </w:p>
+    <w:p>
+      <w:pPr/>
+      <w:r>
+        <w:rPr>
+          <w:lang w:val="hi_IN" w:bidi="hi_IN"/>
+        </w:rPr>
+      </w:r>
+      <w:r>
+        <w:rPr>
+          <w:lang w:val="hi_IN" w:bidi="hi_IN"/>
+        </w:rPr>
+        <w:t>इस अध्याय की कथा अचानक शुरू होती है। यह किसी भविष्यद्वाणी वाली पुस्तक के आरंभ का एक विशिष्ट तरीका है। अनुवादक को इस परिचय को सहज बनाने के लिए अतिरिक्त जानकारी नहीं जोड़नी चाहिए, लेकिन पहले पद को कई वाक्यों में परिवर्तित किया जा सकता है ताकि एक अधिक स्वाभाविक शुरुआत हो सके। आई.आर.वि. देखें।</w:t>
+      </w:r>
+    </w:p>
+    <w:p>
+      <w:pPr>
+        <w:pStyle w:val="Heading3"/>
+      </w:pPr>
+      <w:r>
+        <w:rPr>
+          <w:lang w:val="hi_IN" w:bidi="hi_IN"/>
+        </w:rPr>
+        <w:t>इस अध्याय की मुख्य अवधारणाएँ</w:t>
+      </w:r>
+    </w:p>
+    <w:p>
+      <w:pPr>
+        <w:pStyle w:val="Heading4"/>
+      </w:pPr>
+      <w:r>
+        <w:rPr>
+          <w:lang w:val="hi_IN" w:bidi="hi_IN"/>
+        </w:rPr>
+        <w:t>चमत्कार</w:t>
+      </w:r>
+    </w:p>
+    <w:p>
+      <w:pPr/>
+      <w:r>
+        <w:rPr>
+          <w:lang w:val="hi_IN" w:bidi="hi_IN"/>
+        </w:rPr>
+      </w:r>
+      <w:r>
+        <w:rPr>
+          <w:lang w:val="hi_IN" w:bidi="hi_IN"/>
+        </w:rPr>
+        <w:t xml:space="preserve">पद </w:t>
+      </w:r>
+      <w:hyperlink r:id="rId13">
+        <w:r>
+          <w:rPr>
+            <w:lang w:val="hi_IN" w:bidi="hi_IN"/>
+          </w:rPr>
+          <w:rPr>
+            <w:color w:val="0000EE"/>
+            <w:u w:val="single"/>
+          </w:rPr>
+          <w:t>1:17</w:t>
+        </w:r>
+      </w:hyperlink>
+      <w:r>
+        <w:rPr>
+          <w:lang w:val="hi_IN" w:bidi="hi_IN"/>
+        </w:rPr>
+        <w:t xml:space="preserve"> में "एक </w:t>
+      </w:r>
+      <w:r>
+        <w:rPr>
+          <w:lang w:val="hi_IN" w:bidi="hi_IN"/>
+        </w:rPr>
+        <w:t>महा मच्छ</w:t>
+      </w:r>
+      <w:r>
+        <w:rPr>
+          <w:lang w:val="hi_IN" w:bidi="hi_IN"/>
+        </w:rPr>
+        <w:t xml:space="preserve">" का उल्लेख है। एक समुद्री जीव की कल्पना करना कठिन हो सकता है जो एक पुरुष को पूरा निगल सके, और हम नहीं जानते कि यह किस प्रकार का जीव था। योना फिर तीन दिन और रात मछली के अंदर जीवित रहते हैं। यह कुछ ऐसा है जो परमेश्वर द्वारा संभव हैं। अनुवादकों को चमत्कारी घटनाओं को समझाने के प्रयास में उन्हें आसान करने की कोशिश नहीं करनी चाहिए। (देखें: </w:t>
+      </w:r>
+      <w:r>
+        <w:rPr>
+          <w:lang w:val="hi_IN" w:bidi="hi_IN"/>
+        </w:rPr>
+        <w:t>चमत्कार</w:t>
+      </w:r>
+      <w:r>
+        <w:rPr>
+          <w:lang w:val="hi_IN" w:bidi="hi_IN"/>
+        </w:rPr>
+        <w:t>)</w:t>
+      </w:r>
+    </w:p>
+    <w:p>
+      <w:pPr>
+        <w:pStyle w:val="Heading3"/>
+      </w:pPr>
+      <w:r>
+        <w:rPr>
+          <w:lang w:val="hi_IN" w:bidi="hi_IN"/>
+        </w:rPr>
+        <w:t>इस अध्याय में प्रमुख अलंकार</w:t>
+      </w:r>
+    </w:p>
+    <w:p>
+      <w:pPr>
+        <w:pStyle w:val="Heading4"/>
+      </w:pPr>
+      <w:r>
+        <w:rPr>
+          <w:lang w:val="hi_IN" w:bidi="hi_IN"/>
+        </w:rPr>
+        <w:t>स्थितिपरक विडंबना</w:t>
+      </w:r>
+    </w:p>
+    <w:p>
+      <w:pPr/>
+      <w:r>
+        <w:rPr>
+          <w:lang w:val="hi_IN" w:bidi="hi_IN"/>
+        </w:rPr>
+      </w:r>
+      <w:r>
+        <w:rPr>
+          <w:lang w:val="hi_IN" w:bidi="hi_IN"/>
+        </w:rPr>
+        <w:t xml:space="preserve">इस अध्याय में एक विडंबनापूर्ण स्थिति है। इसका अर्थ है कि लोग ऐसी बातें या व्यवहार करते हैं जो उनसे अपेक्षा किए गए व्यवहार से विपरीत होती हैं। योना परमेश्वर के भविष्यद्वक्ता हैं, और इस प्रकार, उनसे अपेक्षा की जाती है कि वे परमेश्वर की इच्छा पूरी करने का प्रयास करेंगे। इसके विपरीत, वे परमेश्वर से दूर भागते हैं। यद्यपि गैर-यहूदी नाविक इस्राएली नहीं थे, फिर भी उन्होंने यहोवा के प्रति विश्वास और भय के कारण ऐसा किया जब उन्होंने योना को जहाज से नीचे फेंककर लगभग निश्चित मृत्यु की ओर भेज दिया। (देखें: </w:t>
+      </w:r>
+      <w:r>
+        <w:rPr>
+          <w:lang w:val="hi_IN" w:bidi="hi_IN"/>
+        </w:rPr>
+        <w:t>विडंबना</w:t>
+      </w:r>
+      <w:r>
+        <w:rPr>
+          <w:lang w:val="hi_IN" w:bidi="hi_IN"/>
+        </w:rPr>
+        <w:t xml:space="preserve">, </w:t>
+      </w:r>
+      <w:r>
+        <w:rPr>
+          <w:lang w:val="hi_IN" w:bidi="hi_IN"/>
+        </w:rPr>
+        <w:t>भविष्यद्वक्ता</w:t>
+      </w:r>
+      <w:r>
+        <w:rPr>
+          <w:lang w:val="hi_IN" w:bidi="hi_IN"/>
+        </w:rPr>
+        <w:t xml:space="preserve"> और </w:t>
+      </w:r>
+      <w:r>
+        <w:rPr>
+          <w:lang w:val="hi_IN" w:bidi="hi_IN"/>
+        </w:rPr>
+        <w:t>परमेश्वर की इच्छा</w:t>
+      </w:r>
+      <w:r>
+        <w:rPr>
+          <w:lang w:val="hi_IN" w:bidi="hi_IN"/>
+        </w:rPr>
+        <w:t xml:space="preserve"> और </w:t>
+      </w:r>
+      <w:r>
+        <w:rPr>
+          <w:lang w:val="hi_IN" w:bidi="hi_IN"/>
+        </w:rPr>
+        <w:t>विश्वास</w:t>
+      </w:r>
+      <w:r>
+        <w:rPr>
+          <w:lang w:val="hi_IN" w:bidi="hi_IN"/>
+        </w:rPr>
+        <w:t>)</w:t>
+      </w:r>
+    </w:p>
+    <w:p>
+      <w:pPr>
+        <w:pStyle w:val="Heading4"/>
+      </w:pPr>
+      <w:r>
+        <w:rPr>
+          <w:lang w:val="hi_IN" w:bidi="hi_IN"/>
+        </w:rPr>
+        <w:t>सागर</w:t>
+      </w:r>
+    </w:p>
+    <w:p>
+      <w:pPr/>
+      <w:r>
+        <w:rPr>
+          <w:lang w:val="hi_IN" w:bidi="hi_IN"/>
+        </w:rPr>
+      </w:r>
+      <w:r>
+        <w:rPr>
+          <w:lang w:val="hi_IN" w:bidi="hi_IN"/>
+        </w:rPr>
+        <w:t xml:space="preserve">प्राचीन पश्चिमी एशिया के लोग समुद्र को अराजक मानते थे, और वे उस पर भरोसा नहीं करते थे। जिन देवताओं की वे पूजा करते थे, उनमें से कुछ समुद्र के देवता थे। योना के लोग, अर्थात इब्री लोग, समुद्र से बहुत डरते थे। हालाँकि, योना का समुद्र से भय उसे जहाज़ पर सवार होकर यहोवा की आज्ञा मानने से रोकने के लिए पर्याप्त नहीं था। (देखें: </w:t>
+      </w:r>
+      <w:r>
+        <w:rPr>
+          <w:lang w:val="hi_IN" w:bidi="hi_IN"/>
+        </w:rPr>
+        <w:t>भय</w:t>
+      </w:r>
+      <w:r>
+        <w:rPr>
+          <w:lang w:val="hi_IN" w:bidi="hi_IN"/>
+        </w:rPr>
+        <w:t>)</w:t>
+      </w:r>
+    </w:p>
+    <w:p>
+      <w:pPr>
+        <w:pStyle w:val="Heading3"/>
+      </w:pPr>
+      <w:r>
+        <w:rPr>
+          <w:lang w:val="hi_IN" w:bidi="hi_IN"/>
+        </w:rPr>
+        <w:t>इस अध्याय में अन्य संभावित अनुवाद चुनौतियाँ</w:t>
+      </w:r>
+    </w:p>
+    <w:p>
+      <w:pPr>
+        <w:pStyle w:val="Heading4"/>
+      </w:pPr>
+      <w:r>
+        <w:rPr>
+          <w:lang w:val="hi_IN" w:bidi="hi_IN"/>
+        </w:rPr>
+        <w:t>अंतर्निहित जानकारी</w:t>
+      </w:r>
+    </w:p>
+    <w:p>
+      <w:pPr/>
+      <w:r>
+        <w:rPr>
+          <w:lang w:val="hi_IN" w:bidi="hi_IN"/>
+        </w:rPr>
+      </w:r>
+      <w:r>
+        <w:rPr>
+          <w:lang w:val="hi_IN" w:bidi="hi_IN"/>
+        </w:rPr>
+        <w:t>हालांकि कोई नहीं जानता कि तर्शीश कहाँ था, लेखक मानते हैं कि पाठक जानते हैं कि योना को वहाँ जाने के लिए नीनवे से मुंह मोड़ना पड़ा। (देखें:</w:t>
+      </w:r>
+      <w:r>
+        <w:rPr>
+          <w:lang w:val="hi_IN" w:bidi="hi_IN"/>
+        </w:rPr>
+        <w:t xml:space="preserve"> अनुमानित ज्ञान और अंतर्निहित जानकारी</w:t>
+      </w:r>
+      <w:r>
+        <w:rPr>
+          <w:lang w:val="hi_IN" w:bidi="hi_IN"/>
+        </w:rPr>
+        <w:t>)</w:t>
+      </w:r>
+      <w:r>
+        <w:rPr>
+          <w:lang w:val="hi_IN" w:bidi="hi_IN"/>
+        </w:rPr>
+      </w:r>
+      <w:r>
+        <w:rPr>
+          <w:lang w:val="hi_IN" w:bidi="hi_IN"/>
+        </w:rPr>
+      </w:r>
+    </w:p>
+    <w:p>
+      <w:pPr/>
+      <w:r>
+        <w:rPr>
+          <w:lang w:val="hi_IN" w:bidi="hi_IN"/>
+        </w:rPr>
+      </w:r>
+    </w:p>
+    <w:p>
+      <w:pPr>
+        <w:pStyle w:val="Heading2"/>
+      </w:pPr>
+      <w:r>
+        <w:rPr>
+          <w:lang w:val="hi_IN" w:bidi="hi_IN"/>
+        </w:rPr>
         <w:t>योना 1:1 (#1)</w:t>
       </w:r>
       <w:r>
@@ -6012,7 +6332,7 @@
         </w:rPr>
         <w:t xml:space="preserve">को </w:t>
       </w:r>
-      <w:hyperlink r:id="rId13">
+      <w:hyperlink r:id="rId14">
         <w:r>
           <w:rPr>
             <w:lang w:val="hi_IN" w:bidi="hi_IN"/>
@@ -7742,6 +8062,263 @@
         <w:rPr>
           <w:lang w:val="hi_IN" w:bidi="hi_IN"/>
         </w:rPr>
+        <w:t>योना - अध्याय 2 परिचय</w:t>
+      </w:r>
+      <w:r>
+        <w:rPr>
+          <w:lang w:val="hi_IN" w:bidi="hi_IN"/>
+        </w:rPr>
+      </w:r>
+    </w:p>
+    <w:p>
+      <w:pPr/>
+      <w:r>
+        <w:rPr>
+          <w:lang w:val="hi_IN" w:bidi="hi_IN"/>
+        </w:rPr>
+      </w:r>
+      <w:r>
+        <w:rPr>
+          <w:lang w:val="hi_IN" w:bidi="hi_IN"/>
+        </w:rPr>
+        <w:t>योना 2 सामान्य टिप्पणियाँ</w:t>
+      </w:r>
+    </w:p>
+    <w:p>
+      <w:pPr>
+        <w:pStyle w:val="Heading3"/>
+      </w:pPr>
+      <w:r>
+        <w:rPr>
+          <w:lang w:val="hi_IN" w:bidi="hi_IN"/>
+        </w:rPr>
+        <w:t>संरचना और स्वरूपण</w:t>
+      </w:r>
+    </w:p>
+    <w:p>
+      <w:pPr/>
+      <w:r>
+        <w:rPr>
+          <w:lang w:val="hi_IN" w:bidi="hi_IN"/>
+        </w:rPr>
+      </w:r>
+      <w:r>
+        <w:rPr>
+          <w:lang w:val="hi_IN" w:bidi="hi_IN"/>
+        </w:rPr>
+        <w:t>यह अध्याय योना की प्रार्थना से शुरू होता है, और कई अनुवादकों ने इसकी पंक्तियों को शेष पाठ की तुलना में पृष्ठ पर दाईं ओर रखकर इसे अलग पहचान देने का विकल्प चुना है। इसके अलावा, प्रार्थना कविता की शैली में है। इसे दर्शाने के लिए, कई अनुवाद प्रत्येक पंक्ति को अलग-अलग पंक्ति पर रखते हैं। अनुवादक इस पद्धति का पालन कर सकते हैं, लेकिन ऐसा करने के लिए वे बाध्य नहीं हैं। आप अपने क्षेत्र में एक प्रसिद्ध अनुवाद के प्रारूप का अनुसरण करना चाह सकते हैं।</w:t>
+      </w:r>
+    </w:p>
+    <w:p>
+      <w:pPr>
+        <w:pStyle w:val="Heading3"/>
+      </w:pPr>
+      <w:r>
+        <w:rPr>
+          <w:lang w:val="hi_IN" w:bidi="hi_IN"/>
+        </w:rPr>
+        <w:t>इस अध्याय की मुख्य अवधारणाएँ</w:t>
+      </w:r>
+    </w:p>
+    <w:p>
+      <w:pPr>
+        <w:pStyle w:val="Heading4"/>
+      </w:pPr>
+      <w:r>
+        <w:rPr>
+          <w:lang w:val="hi_IN" w:bidi="hi_IN"/>
+        </w:rPr>
+        <w:t>समुद्र</w:t>
+      </w:r>
+    </w:p>
+    <w:p>
+      <w:pPr/>
+      <w:r>
+        <w:rPr>
+          <w:lang w:val="hi_IN" w:bidi="hi_IN"/>
+        </w:rPr>
+      </w:r>
+      <w:r>
+        <w:rPr>
+          <w:lang w:val="hi_IN" w:bidi="hi_IN"/>
+        </w:rPr>
+        <w:t>इस अध्याय में समुद्र का वर्णन करने वाले कई शब्द शामिल हैं। यदि आपकी भाषा बोलने वाले लोग समुद्र से अपरिचित हैं, तो आपको इन चीजों का वर्णन कैसे किया जाए, इस पर चर्चा करनी होगी। (देखें:</w:t>
+      </w:r>
+      <w:r>
+        <w:rPr>
+          <w:lang w:val="hi_IN" w:bidi="hi_IN"/>
+        </w:rPr>
+        <w:t xml:space="preserve"> अज्ञातों का अनुवाद करें</w:t>
+      </w:r>
+      <w:r>
+        <w:rPr>
+          <w:lang w:val="hi_IN" w:bidi="hi_IN"/>
+        </w:rPr>
+        <w:t>)</w:t>
+      </w:r>
+    </w:p>
+    <w:p>
+      <w:pPr>
+        <w:pStyle w:val="Heading3"/>
+      </w:pPr>
+      <w:r>
+        <w:rPr>
+          <w:lang w:val="hi_IN" w:bidi="hi_IN"/>
+        </w:rPr>
+        <w:t>इस अध्याय में महत्वपूर्ण अलंकार</w:t>
+      </w:r>
+    </w:p>
+    <w:p>
+      <w:pPr>
+        <w:pStyle w:val="Heading4"/>
+      </w:pPr>
+      <w:r>
+        <w:rPr>
+          <w:lang w:val="hi_IN" w:bidi="hi_IN"/>
+        </w:rPr>
+        <w:t>काव्यात्मक कल्पना</w:t>
+      </w:r>
+    </w:p>
+    <w:p>
+      <w:pPr/>
+      <w:r>
+        <w:rPr>
+          <w:lang w:val="hi_IN" w:bidi="hi_IN"/>
+        </w:rPr>
+      </w:r>
+      <w:r>
+        <w:rPr>
+          <w:lang w:val="hi_IN" w:bidi="hi_IN"/>
+        </w:rPr>
+        <w:t xml:space="preserve">पवित्रशास्त्र में प्रार्थनाएँ अक्सर कविता के रूप में प्रस्तुत की जाती हैं। कविता अक्सर रूपकों और अन्य चित्रों का उपयोग करती है ताकि अत्यंत भावनात्मक विषयों को अधिक प्रभावशाली ढंग से संप्रेषित किया जा सके। उदाहरण के लिए, योना ने सोचा कि वह समुद्र में एक </w:t>
+      </w:r>
+      <w:r>
+        <w:rPr>
+          <w:lang w:val="hi_IN" w:bidi="hi_IN"/>
+        </w:rPr>
+        <w:t>महा मच्छ</w:t>
+      </w:r>
+      <w:r>
+        <w:rPr>
+          <w:lang w:val="hi_IN" w:bidi="hi_IN"/>
+        </w:rPr>
+        <w:t xml:space="preserve"> के भीतर मर जाएंगे, और इसलिए वह वहाँ फंसे होने की तुलना पृथ्वी की सलाखों से घिरे होने और "अधोलोक के गर्भ" में होने से करते हैं। योना समुद्र की गहराई से अभिभूत हैं और इसे "पहाड़ों के आधार" पर होने की बात करके व्यक्त करते हैं। (देखें: </w:t>
+      </w:r>
+      <w:r>
+        <w:rPr>
+          <w:lang w:val="hi_IN" w:bidi="hi_IN"/>
+        </w:rPr>
+        <w:t>रूपक</w:t>
+      </w:r>
+      <w:r>
+        <w:rPr>
+          <w:lang w:val="hi_IN" w:bidi="hi_IN"/>
+        </w:rPr>
+        <w:t>)</w:t>
+      </w:r>
+    </w:p>
+    <w:p>
+      <w:pPr>
+        <w:pStyle w:val="Heading3"/>
+      </w:pPr>
+      <w:r>
+        <w:rPr>
+          <w:lang w:val="hi_IN" w:bidi="hi_IN"/>
+        </w:rPr>
+        <w:t>इस अध्याय में अन्य संभावित अनुवाद चुनौतियाँ</w:t>
+      </w:r>
+    </w:p>
+    <w:p>
+      <w:pPr>
+        <w:pStyle w:val="Heading4"/>
+      </w:pPr>
+      <w:r>
+        <w:rPr>
+          <w:lang w:val="hi_IN" w:bidi="hi_IN"/>
+        </w:rPr>
+        <w:t>समानांतरता</w:t>
+      </w:r>
+    </w:p>
+    <w:p>
+      <w:pPr/>
+      <w:r>
+        <w:rPr>
+          <w:lang w:val="hi_IN" w:bidi="hi_IN"/>
+        </w:rPr>
+      </w:r>
+      <w:r>
+        <w:rPr>
+          <w:lang w:val="hi_IN" w:bidi="hi_IN"/>
+        </w:rPr>
+        <w:t>इब्रानी कविता अक्सर एक पंक्ति में कुछ व्यक्त करती है और फिर उसी विचार को दूसरी पंक्ति में अलग शब्दों का उपयोग करके व्यक्त करती है। यह समानांतरता पंक्तियों में विचारों पर जोर देती है। उदाहरण के लिए, पद 2 के दो हिस्से मूल रूप से एक ही बात कह रहे हैं।</w:t>
+      </w:r>
+    </w:p>
+    <w:p>
+      <w:pPr/>
+      <w:r>
+        <w:rPr>
+          <w:lang w:val="hi_IN" w:bidi="hi_IN"/>
+        </w:rPr>
+      </w:r>
+      <w:r>
+        <w:rPr>
+          <w:lang w:val="hi_IN" w:bidi="hi_IN"/>
+        </w:rPr>
+        <w:t>मैंने अपनी पीड़ा में यहोवा को पुकारा, और उन्होंने मुझे उत्तर दिया; अधोलोक के गर्भ से मैंने पुकारा; आपने मेरी आवाज़ सुनी।</w:t>
+      </w:r>
+    </w:p>
+    <w:p>
+      <w:pPr/>
+      <w:r>
+        <w:rPr>
+          <w:lang w:val="hi_IN" w:bidi="hi_IN"/>
+        </w:rPr>
+      </w:r>
+      <w:r>
+        <w:rPr>
+          <w:lang w:val="hi_IN" w:bidi="hi_IN"/>
+        </w:rPr>
+        <w:t xml:space="preserve">प्रत्येक आधे भाग में भी दो भाग होते हैं। प्रत्येक आधे भाग का पहला भाग वही बात कहता है जो दूसरा कहता है, और प्रत्येक आधे भाग का दूसरा भाग भी वही बात कहता है जो दूसरा कहता है। यदि आपकी भाषा कविता में इस तरह के विचारों को नहीं दोहराती है, तो इस प्रकार की कविता का अनुवाद कैसे करें, इसके लिए देखें: </w:t>
+      </w:r>
+      <w:r>
+        <w:rPr>
+          <w:lang w:val="hi_IN" w:bidi="hi_IN"/>
+        </w:rPr>
+        <w:t>समानांतरता</w:t>
+      </w:r>
+      <w:r>
+        <w:rPr>
+          <w:lang w:val="hi_IN" w:bidi="hi_IN"/>
+        </w:rPr>
+        <w:t>।</w:t>
+      </w:r>
+      <w:r>
+        <w:rPr>
+          <w:lang w:val="hi_IN" w:bidi="hi_IN"/>
+        </w:rPr>
+      </w:r>
+      <w:r>
+        <w:rPr>
+          <w:lang w:val="hi_IN" w:bidi="hi_IN"/>
+        </w:rPr>
+      </w:r>
+    </w:p>
+    <w:p>
+      <w:pPr/>
+      <w:r>
+        <w:rPr>
+          <w:lang w:val="hi_IN" w:bidi="hi_IN"/>
+        </w:rPr>
+      </w:r>
+    </w:p>
+    <w:p>
+      <w:pPr>
+        <w:pStyle w:val="Heading2"/>
+      </w:pPr>
+      <w:r>
+        <w:rPr>
+          <w:lang w:val="hi_IN" w:bidi="hi_IN"/>
+        </w:rPr>
         <w:t>योना 2:1 (#1)</w:t>
       </w:r>
       <w:r>
@@ -11612,7 +12189,7 @@
         </w:rPr>
         <w:t xml:space="preserve">"कविता की इस अंतिम पंक्ति को दो में से एक तरीके से समझा जा सकता है: या तो 1) यहोवा को प्रार्थना के वर्णन के हिस्से के रूप में संबोधित किया जा सकता है; या 2) प्रार्थना के वर्णन के निष्कर्ष के रूप में किसी अन्य व्यक्ति को संबोधित किया जा रहा है। </w:t>
       </w:r>
-      <w:hyperlink r:id="rId14">
+      <w:hyperlink r:id="rId15">
         <w:r>
           <w:rPr>
             <w:lang w:val="hi_IN" w:bidi="hi_IN"/>
@@ -11830,7 +12407,7 @@
         </w:rPr>
         <w:t xml:space="preserve">यहाँ योना यहोवा से अपनी प्रार्थना के एक भाग के रूप में तृतीय पुरुष में यहोवा के बारे में एक कथन कहता है। यदि यह आपकी भाषा में स्वाभाविक नहीं लगता, तो आप इसे द्वितीय पुरुष के रूप में बनाने के लिए "आप" जोड़ सकते हैं। </w:t>
       </w:r>
-      <w:hyperlink r:id="rId14">
+      <w:hyperlink r:id="rId15">
         <w:r>
           <w:rPr>
             <w:lang w:val="hi_IN" w:bidi="hi_IN"/>
@@ -12199,6 +12776,276 @@
         <w:rPr>
           <w:lang w:val="hi_IN" w:bidi="hi_IN"/>
         </w:rPr>
+        <w:t>योना - अध्याय 3 परिचय</w:t>
+      </w:r>
+      <w:r>
+        <w:rPr>
+          <w:lang w:val="hi_IN" w:bidi="hi_IN"/>
+        </w:rPr>
+      </w:r>
+    </w:p>
+    <w:p>
+      <w:pPr/>
+      <w:r>
+        <w:rPr>
+          <w:lang w:val="hi_IN" w:bidi="hi_IN"/>
+        </w:rPr>
+      </w:r>
+      <w:r>
+        <w:rPr>
+          <w:lang w:val="hi_IN" w:bidi="hi_IN"/>
+        </w:rPr>
+        <w:t>"# योना 3 सामान्य नोट्स</w:t>
+      </w:r>
+    </w:p>
+    <w:p>
+      <w:pPr>
+        <w:pStyle w:val="Heading3"/>
+      </w:pPr>
+      <w:r>
+        <w:rPr>
+          <w:lang w:val="hi_IN" w:bidi="hi_IN"/>
+        </w:rPr>
+        <w:t>संरचना और स्वरूपण</w:t>
+      </w:r>
+    </w:p>
+    <w:p>
+      <w:pPr/>
+      <w:r>
+        <w:rPr>
+          <w:lang w:val="hi_IN" w:bidi="hi_IN"/>
+        </w:rPr>
+      </w:r>
+      <w:r>
+        <w:rPr>
+          <w:lang w:val="hi_IN" w:bidi="hi_IN"/>
+        </w:rPr>
+        <w:t>यह अध्याय योना की कथा पर लौटता है।</w:t>
+      </w:r>
+    </w:p>
+    <w:p>
+      <w:pPr>
+        <w:pStyle w:val="Heading3"/>
+      </w:pPr>
+      <w:r>
+        <w:rPr>
+          <w:lang w:val="hi_IN" w:bidi="hi_IN"/>
+        </w:rPr>
+        <w:t>इस अध्याय में विशेष अवधारणाएँ</w:t>
+      </w:r>
+    </w:p>
+    <w:p>
+      <w:pPr>
+        <w:pStyle w:val="Heading4"/>
+      </w:pPr>
+      <w:r>
+        <w:rPr>
+          <w:lang w:val="hi_IN" w:bidi="hi_IN"/>
+        </w:rPr>
+        <w:t>पशु</w:t>
+      </w:r>
+    </w:p>
+    <w:p>
+      <w:pPr/>
+      <w:r>
+        <w:rPr>
+          <w:lang w:val="hi_IN" w:bidi="hi_IN"/>
+        </w:rPr>
+      </w:r>
+      <w:r>
+        <w:rPr>
+          <w:lang w:val="hi_IN" w:bidi="hi_IN"/>
+        </w:rPr>
+        <w:t xml:space="preserve">राजा की घोषणा के अनुसार, पशुओं को उस उपवास में भाग लेना था जो उन्होंने आदेशित किया था। यह असामान्य था और संभवतः यह दर्शाता है कि राजा चाहते थे कि परमेश्वर देखें कि पूरा नीनवे उनकी विनाश की घोषणा को बहुत गंभीरता से ले रहा है। व्यवस्था में ऐसा कुछ नहीं है जो लोगों को उनके जानवरों को उपवास में भाग लेने के लिए निर्देशित करता हो। (देखें: </w:t>
+      </w:r>
+      <w:r>
+        <w:rPr>
+          <w:lang w:val="hi_IN" w:bidi="hi_IN"/>
+        </w:rPr>
+        <w:t>मूसा की</w:t>
+      </w:r>
+      <w:r>
+        <w:rPr>
+          <w:lang w:val="hi_IN" w:bidi="hi_IN"/>
+        </w:rPr>
+        <w:t xml:space="preserve"> </w:t>
+      </w:r>
+      <w:r>
+        <w:rPr>
+          <w:lang w:val="hi_IN" w:bidi="hi_IN"/>
+        </w:rPr>
+        <w:t>व्यवस्था</w:t>
+      </w:r>
+      <w:r>
+        <w:rPr>
+          <w:lang w:val="hi_IN" w:bidi="hi_IN"/>
+        </w:rPr>
+        <w:t>)</w:t>
+      </w:r>
+    </w:p>
+    <w:p>
+      <w:pPr>
+        <w:pStyle w:val="Heading4"/>
+      </w:pPr>
+      <w:r>
+        <w:rPr>
+          <w:lang w:val="hi_IN" w:bidi="hi_IN"/>
+        </w:rPr>
+        <w:t>परमेश्वर का मन फिराना या नरम पड़ना</w:t>
+      </w:r>
+    </w:p>
+    <w:p>
+      <w:pPr/>
+      <w:r>
+        <w:rPr>
+          <w:lang w:val="hi_IN" w:bidi="hi_IN"/>
+        </w:rPr>
+      </w:r>
+      <w:r>
+        <w:rPr>
+          <w:lang w:val="hi_IN" w:bidi="hi_IN"/>
+        </w:rPr>
+        <w:t>इस अध्याय की अंतिम पंक्ति कहती है, "</w:t>
+      </w:r>
+      <w:r>
+        <w:rPr>
+          <w:lang w:val="hi_IN" w:bidi="hi_IN"/>
+        </w:rPr>
+        <w:t>जब परमेश्वर ने उनके कामों को देखा, कि वे कुमार्ग से फिर रहे हैं, तब परमेश्वर ने नरमी दिखाई, और उनकी जो हानि करने की ठानी थी, उसको न किया</w:t>
+      </w:r>
+      <w:r>
+        <w:rPr>
+          <w:lang w:val="hi_IN" w:bidi="hi_IN"/>
+        </w:rPr>
+        <w:t>।" परमेश्वर के विचार बदलने की यह अवधारणा इस तथ्य के साथ असंगत लग सकती है कि परमेश्वर का चरित्र और उनकी योजनाएँ अपरिवर्तनीय हैं।</w:t>
+      </w:r>
+    </w:p>
+    <w:p>
+      <w:pPr/>
+      <w:r>
+        <w:rPr>
+          <w:lang w:val="hi_IN" w:bidi="hi_IN"/>
+        </w:rPr>
+      </w:r>
+      <w:r>
+        <w:rPr>
+          <w:lang w:val="hi_IN" w:bidi="hi_IN"/>
+        </w:rPr>
+        <w:t>हालांकि, परमेश्वर के दण्ड या करुणा के कार्य मनुष्यों के कार्यों पर निर्भर करते हैं। परमेश्वर अक्सर अपने दण्ड को करुणा में बदल देते हैं जब मनुष्य अपने पापों से मन फिराते हैं, क्योंकि वे दयालु होना पसंद करते हैं। चूंकि नीनवे के लोगों ने पश्चाताप किया, परमेश्वर ने उस दण्ड को पूरा नहीं किया जिसे उन्होंने योना को घोषित करने को कहा था, और योना ने इसे मनुष्यों के तरीके से "नरमी दिखाना" या कुछ संस्करणों में "अपने मन को बदलना" के रूप में वर्णित किया। पाठक समझते है कि प्रारंभ से ही यहीं परमेश्वर की योजना थी।</w:t>
+      </w:r>
+    </w:p>
+    <w:p>
+      <w:pPr>
+        <w:pStyle w:val="Heading4"/>
+      </w:pPr>
+      <w:r>
+        <w:rPr>
+          <w:lang w:val="hi_IN" w:bidi="hi_IN"/>
+        </w:rPr>
+        <w:t>परमेश्वर की ओर से बुराई की योजना</w:t>
+      </w:r>
+    </w:p>
+    <w:p>
+      <w:pPr/>
+      <w:r>
+        <w:rPr>
+          <w:lang w:val="hi_IN" w:bidi="hi_IN"/>
+        </w:rPr>
+      </w:r>
+      <w:r>
+        <w:rPr>
+          <w:lang w:val="hi_IN" w:bidi="hi_IN"/>
+        </w:rPr>
+        <w:t>आई.आर.वि. में "बुराई" के रूप में अनुवादित इब्रानी शब्द बहुत व्यापक है, जिसमें नैतिक बुराई, शारीरिक बुराई, और हर वह चीज़ शामिल है जो बुरी है। इसलिए पद 10 में, लेखक परमेश्वर की नीनवे के विनाश की योजना के लिए वही शब्द का उपयोग करते हैं जैसा कि उन्होंने लोगों के बुरे व्यवहार के लिए किया था। आई.आर.वि. इन सभी उपयोगों का अनुवाद "बुराई" के रूप में करता है ताकि उपयोगकर्ता को दिखाया जा सके कि प्रत्येक स्थान पर यह वही इब्रानी शब्द है। एक ही शब्द का उपयोग करके, लेखक दिखा रहे हैं कि जब लोग नैतिक बुराई से मन फिराते हैं, तो परमेश्वर शारीरिक बुराई (दण्ड) करने से रुक जाते हैं। परमेश्वर कभी भी नैतिक बुराई नहीं करते। यदि आपकी भाषा इन दोनों के लिए एक ही शब्द का उपयोग नहीं करेगी, तो आप उनके लिए अलग-अलग शब्दों का उपयोग करना चाहेंगे।</w:t>
+      </w:r>
+    </w:p>
+    <w:p>
+      <w:pPr>
+        <w:pStyle w:val="Heading3"/>
+      </w:pPr>
+      <w:r>
+        <w:rPr>
+          <w:lang w:val="hi_IN" w:bidi="hi_IN"/>
+        </w:rPr>
+        <w:t xml:space="preserve">इस अध्याय में अन्य संभावित अनुवाद की चुनौतियाँ </w:t>
+      </w:r>
+    </w:p>
+    <w:p>
+      <w:pPr>
+        <w:pStyle w:val="Heading4"/>
+      </w:pPr>
+      <w:r>
+        <w:rPr>
+          <w:lang w:val="hi_IN" w:bidi="hi_IN"/>
+        </w:rPr>
+        <w:t xml:space="preserve">नीनवे का आकार </w:t>
+      </w:r>
+    </w:p>
+    <w:p>
+      <w:pPr/>
+      <w:r>
+        <w:rPr>
+          <w:lang w:val="hi_IN" w:bidi="hi_IN"/>
+        </w:rPr>
+      </w:r>
+      <w:r>
+        <w:rPr>
+          <w:lang w:val="hi_IN" w:bidi="hi_IN"/>
+        </w:rPr>
+        <w:t>प्राचीन शहर नीनवे के खंडहर जो खोजे गए हैं, लगभग 8 मील या 13 किलोमीटर के आसपास हैं। इसलिए, हालांकि नीनवे प्राचीन संसार में एक बहुत बड़ा शहर था, यह अधिकांश आधुनिक शहरों जितना बड़ा नहीं था। नीनवे का वर्णन "तीन दिनों की यात्रा" के रूप में किया गया है, जिसका अर्थ यह प्रतीत होता है कि इसे पार करने में तीन दिन लगते थे, हालांकि यह समय उस आकार के शहर को पार करने के लिए आवश्यक समय से अधिक लगता है। बेशक, यह कई कारणों पर निर्भर करता है: एक व्यक्ति इस यात्रा के दौरान शहर में क्या कर रहा है, और यह कि शहर की दीवारों के बाहर व्यापक बस्तियाँ हो सकती थीं। इसके अलावा, दिया गया समय शायद केवल एक सामान्य अनुमान है। अनुवादकों को केवल पाठ का अनुवाद करना चाहिए और इसे आधुनिक पुरातत्वविदों के विचारों के साथ मेल कराने की कोशिश नहीं करनी चाहिए कि वे प्राचीन नीनवे और इसके माध्यम से चलने वाले लोगों के बारे में क्या जानते हैं।</w:t>
+      </w:r>
+    </w:p>
+    <w:p>
+      <w:pPr>
+        <w:pStyle w:val="Heading4"/>
+      </w:pPr>
+      <w:r>
+        <w:rPr>
+          <w:lang w:val="hi_IN" w:bidi="hi_IN"/>
+        </w:rPr>
+        <w:t>परमेश्वर के लिए एक महान नगर</w:t>
+      </w:r>
+    </w:p>
+    <w:p>
+      <w:pPr/>
+      <w:r>
+        <w:rPr>
+          <w:lang w:val="hi_IN" w:bidi="hi_IN"/>
+        </w:rPr>
+      </w:r>
+      <w:r>
+        <w:rPr>
+          <w:lang w:val="hi_IN" w:bidi="hi_IN"/>
+        </w:rPr>
+        <w:t>आई.आर.वि. में पद तीन नीनवे का वर्णन करता है “एक शहर जो परमेश्वर के लिए महान है।” इब्रानी में, जब कुछ कहा जाता है कि यह "परमेश्वर के लिए" या "परमेश्वर का" है, तो यह एक मुहावरा है जिसका अर्थ है कि यह उस चीज़ का एक अत्यधिक उदाहरण है। उदाहरण के लिए, उत्पत्ति 30:8 में, राहेल अपनी बहन के साथ हुए संघर्ष को “परमेश्वर का संघर्ष” कहती हैं, जिसका अर्थ है “एक पराक्रमी संघर्ष” या “एक अत्यंत कठिन संघर्ष।” बाइबल में इस मुहावरे के अन्य उदाहरण उत्पत्ति 23:6, निर्गमन 9:28, 1 शमूएल 14:15, भजन संहिता 36:6, और भजन संहिता 80:10 में पाए जाते हैं। योना 3:3 में, यह मुहावरा संभवतः यह दर्शाता है कि नीनवे एक अत्यंत बड़ा शहर था। देखें कि आपके क्षेत्र में सबसे अधिक उपयोग की जाने वाली बाइबल में इसे कैसे अनुवादित किया गया है। आप यह जानना चाहेंगे कि उन्होंने इस मुहावरे का अनुवाद किस प्रकार किया है।"</w:t>
+      </w:r>
+      <w:r>
+        <w:rPr>
+          <w:lang w:val="hi_IN" w:bidi="hi_IN"/>
+        </w:rPr>
+      </w:r>
+      <w:r>
+        <w:rPr>
+          <w:lang w:val="hi_IN" w:bidi="hi_IN"/>
+        </w:rPr>
+      </w:r>
+    </w:p>
+    <w:p>
+      <w:pPr/>
+      <w:r>
+        <w:rPr>
+          <w:lang w:val="hi_IN" w:bidi="hi_IN"/>
+        </w:rPr>
+      </w:r>
+    </w:p>
+    <w:p>
+      <w:pPr>
+        <w:pStyle w:val="Heading2"/>
+      </w:pPr>
+      <w:r>
+        <w:rPr>
+          <w:lang w:val="hi_IN" w:bidi="hi_IN"/>
+        </w:rPr>
         <w:t>योना 3:1 (#1)</w:t>
       </w:r>
       <w:r>
@@ -12372,7 +13219,7 @@
         </w:rPr>
         <w:t xml:space="preserve">"यह एक मुहावरा है जिसका अर्थ है कि यहोवा ने किसी तरह से अपने संदेश को बोला या संवाद किया.. देखें कि आपने </w:t>
       </w:r>
-      <w:hyperlink r:id="rId15">
+      <w:hyperlink r:id="rId16">
         <w:r>
           <w:rPr>
             <w:lang w:val="hi_IN" w:bidi="hi_IN"/>
@@ -16240,6 +17087,424 @@
         <w:rPr>
           <w:lang w:val="hi_IN" w:bidi="hi_IN"/>
         </w:rPr>
+        <w:t>योना - अध्याय 4 परिचय</w:t>
+      </w:r>
+      <w:r>
+        <w:rPr>
+          <w:lang w:val="hi_IN" w:bidi="hi_IN"/>
+        </w:rPr>
+      </w:r>
+    </w:p>
+    <w:p>
+      <w:pPr/>
+      <w:r>
+        <w:rPr>
+          <w:lang w:val="hi_IN" w:bidi="hi_IN"/>
+        </w:rPr>
+      </w:r>
+      <w:r>
+        <w:rPr>
+          <w:lang w:val="hi_IN" w:bidi="hi_IN"/>
+        </w:rPr>
+        <w:t>योना 4 सामान्य टिप्पणियाँ</w:t>
+      </w:r>
+    </w:p>
+    <w:p>
+      <w:pPr>
+        <w:pStyle w:val="Heading3"/>
+      </w:pPr>
+      <w:r>
+        <w:rPr>
+          <w:lang w:val="hi_IN" w:bidi="hi_IN"/>
+        </w:rPr>
+        <w:t xml:space="preserve">संरचना और स्वरूपण </w:t>
+      </w:r>
+    </w:p>
+    <w:p>
+      <w:pPr/>
+      <w:r>
+        <w:rPr>
+          <w:lang w:val="hi_IN" w:bidi="hi_IN"/>
+        </w:rPr>
+      </w:r>
+      <w:r>
+        <w:rPr>
+          <w:lang w:val="hi_IN" w:bidi="hi_IN"/>
+        </w:rPr>
+        <w:t xml:space="preserve">योना की कथा को जारी रखते हुए पुस्तक को एक असामान्य निष्कर्ष पर लाया गया है, जो इसे परमेश्वर के एक प्रश्न के साथ समाप्त करता है। यह इस बात पर जोर देता है कि पुस्तक वास्तव में योना के बारे में नहीं है। यह परमेश्वर की इस इच्छा के बारे में है कि वे सभी के प्रति दयालु हों, चाहे वे यहूदी हों या अन्यजाति। (देखें: </w:t>
+      </w:r>
+      <w:r>
+        <w:rPr>
+          <w:lang w:val="hi_IN" w:bidi="hi_IN"/>
+        </w:rPr>
+        <w:t>करुणा</w:t>
+      </w:r>
+      <w:r>
+        <w:rPr>
+          <w:lang w:val="hi_IN" w:bidi="hi_IN"/>
+        </w:rPr>
+        <w:t>)</w:t>
+      </w:r>
+    </w:p>
+    <w:p>
+      <w:pPr>
+        <w:pStyle w:val="Heading3"/>
+      </w:pPr>
+      <w:r>
+        <w:rPr>
+          <w:lang w:val="hi_IN" w:bidi="hi_IN"/>
+        </w:rPr>
+        <w:t>इस अध्याय में मुख्य अवधारणाएँ</w:t>
+      </w:r>
+    </w:p>
+    <w:p>
+      <w:pPr>
+        <w:pStyle w:val="Heading4"/>
+      </w:pPr>
+      <w:r>
+        <w:rPr>
+          <w:lang w:val="hi_IN" w:bidi="hi_IN"/>
+        </w:rPr>
+        <w:t>भविष्यद्वाणी में विलंब</w:t>
+      </w:r>
+    </w:p>
+    <w:p>
+      <w:pPr/>
+      <w:r>
+        <w:rPr>
+          <w:lang w:val="hi_IN" w:bidi="hi_IN"/>
+        </w:rPr>
+      </w:r>
+      <w:r>
+        <w:rPr>
+          <w:lang w:val="hi_IN" w:bidi="hi_IN"/>
+        </w:rPr>
+        <w:t xml:space="preserve">व्यवस्था के अनुसार, एक भविष्यद्वक्ता को वही भविष्यद्वाणी करनी चाहिए जो यहोवा उन्हें बताते हैं, और उनके शब्द पूर्ण होने चाहिए। यदि ऐसा नहीं होता, तो दंड मृत्यु था, क्योंकि वह अपूर्ण भविष्यद्वाणी दिखाती है कि वह व्यक्ति एक वास्तविक भविष्यद्वक्ता नहीं था। लेकिन जब योना ने नीनवे के शहर से कहा कि यह 40 दिनों में नष्ट हो जाएगा, तो उस समय ऐसा नहीं हुआ। इसका कारण यह है कि परमेश्वर करुनामय होने का अधिकार रखते हैं। (देखें: </w:t>
+      </w:r>
+      <w:r>
+        <w:rPr>
+          <w:lang w:val="hi_IN" w:bidi="hi_IN"/>
+        </w:rPr>
+        <w:t>भविष्यद्वक्ता</w:t>
+      </w:r>
+      <w:r>
+        <w:rPr>
+          <w:lang w:val="hi_IN" w:bidi="hi_IN"/>
+        </w:rPr>
+        <w:t xml:space="preserve"> और </w:t>
+      </w:r>
+      <w:r>
+        <w:rPr>
+          <w:lang w:val="hi_IN" w:bidi="hi_IN"/>
+        </w:rPr>
+        <w:t>मूसा की व्यवस्था</w:t>
+      </w:r>
+      <w:r>
+        <w:rPr>
+          <w:lang w:val="hi_IN" w:bidi="hi_IN"/>
+        </w:rPr>
+        <w:t>)</w:t>
+      </w:r>
+    </w:p>
+    <w:p>
+      <w:pPr>
+        <w:pStyle w:val="Heading4"/>
+      </w:pPr>
+      <w:r>
+        <w:rPr>
+          <w:lang w:val="hi_IN" w:bidi="hi_IN"/>
+        </w:rPr>
+        <w:t>योना का क्रोध</w:t>
+      </w:r>
+    </w:p>
+    <w:p>
+      <w:pPr/>
+      <w:r>
+        <w:rPr>
+          <w:lang w:val="hi_IN" w:bidi="hi_IN"/>
+        </w:rPr>
+      </w:r>
+      <w:r>
+        <w:rPr>
+          <w:lang w:val="hi_IN" w:bidi="hi_IN"/>
+        </w:rPr>
+        <w:t>जब परमेश्वर ने नीनवे को नष्ट नहीं किया, तो योना परमेश्वर से नाराज हो गए क्योंकि योना नीनवे के लोगों से घृणा करते थे। वे इस्राएल के शत्रु थे। लेकिन परमेश्वर चाहते थे कि योना और इस पुस्तक के पाठक यह सीखें कि परमेश्वर सभी लोगों से प्रेम करते हैं।</w:t>
+      </w:r>
+    </w:p>
+    <w:p>
+      <w:pPr>
+        <w:pStyle w:val="Heading4"/>
+      </w:pPr>
+      <w:r>
+        <w:rPr>
+          <w:lang w:val="hi_IN" w:bidi="hi_IN"/>
+        </w:rPr>
+        <w:t>परमेश्वर की विशेषताएँ</w:t>
+      </w:r>
+    </w:p>
+    <w:p>
+      <w:pPr/>
+      <w:r>
+        <w:rPr>
+          <w:lang w:val="hi_IN" w:bidi="hi_IN"/>
+        </w:rPr>
+      </w:r>
+      <w:r>
+        <w:rPr>
+          <w:lang w:val="hi_IN" w:bidi="hi_IN"/>
+        </w:rPr>
+        <w:t xml:space="preserve">पद 2 में, योना परमेश्वर को कई विशेषताएँ प्रदान करते हैं। इस पुस्तक के एक यहूदी पाठक को यह पहचानने में देर नहीं लगेगी कि यह वही वर्णन है जो परमेश्वर ने मूसा से सीनै पर्वत पर बात करते समय अपने बारे में किया था (देखें </w:t>
+      </w:r>
+      <w:hyperlink r:id="rId17">
+        <w:r>
+          <w:rPr>
+            <w:lang w:val="hi_IN" w:bidi="hi_IN"/>
+          </w:rPr>
+          <w:rPr>
+            <w:color w:val="0000EE"/>
+            <w:u w:val="single"/>
+          </w:rPr>
+          <w:t>निर्गमन 34:6–7</w:t>
+        </w:r>
+      </w:hyperlink>
+      <w:r>
+        <w:rPr>
+          <w:lang w:val="hi_IN" w:bidi="hi_IN"/>
+        </w:rPr>
+        <w:t>)।</w:t>
+      </w:r>
+    </w:p>
+    <w:p>
+      <w:pPr>
+        <w:pStyle w:val="Heading4"/>
+      </w:pPr>
+      <w:r>
+        <w:rPr>
+          <w:lang w:val="hi_IN" w:bidi="hi_IN"/>
+        </w:rPr>
+        <w:t xml:space="preserve">परमेश्वर का अनुग्रह </w:t>
+      </w:r>
+    </w:p>
+    <w:p>
+      <w:pPr/>
+      <w:r>
+        <w:rPr>
+          <w:lang w:val="hi_IN" w:bidi="hi_IN"/>
+        </w:rPr>
+      </w:r>
+      <w:r>
+        <w:rPr>
+          <w:lang w:val="hi_IN" w:bidi="hi_IN"/>
+        </w:rPr>
+        <w:t xml:space="preserve">जब योना शहर के बाहर गए, तो उन्हें बहुत गर्मी लगी; परमेश्वर ने कृपापूर्वक पौधे के माध्यम से कुछ राहत प्रदान की। परमेश्वर इस उदाहरण के माध्यम से योना को यह सिखाने का प्रयास कर रहे थे कि वह एक दयालु परमेश्वर है। (देखें: </w:t>
+      </w:r>
+      <w:r>
+        <w:rPr>
+          <w:lang w:val="hi_IN" w:bidi="hi_IN"/>
+        </w:rPr>
+        <w:t>अनुग्रह</w:t>
+      </w:r>
+      <w:r>
+        <w:rPr>
+          <w:lang w:val="hi_IN" w:bidi="hi_IN"/>
+        </w:rPr>
+        <w:t>)</w:t>
+      </w:r>
+    </w:p>
+    <w:p>
+      <w:pPr>
+        <w:pStyle w:val="Heading3"/>
+      </w:pPr>
+      <w:r>
+        <w:rPr>
+          <w:lang w:val="hi_IN" w:bidi="hi_IN"/>
+        </w:rPr>
+        <w:t>इस अध्याय में महत्वपूर्ण अलंकार</w:t>
+      </w:r>
+    </w:p>
+    <w:p>
+      <w:pPr>
+        <w:pStyle w:val="Heading4"/>
+      </w:pPr>
+      <w:r>
+        <w:rPr>
+          <w:lang w:val="hi_IN" w:bidi="hi_IN"/>
+        </w:rPr>
+        <w:t>आलंकारिक प्रश्न</w:t>
+      </w:r>
+    </w:p>
+    <w:p>
+      <w:pPr/>
+      <w:r>
+        <w:rPr>
+          <w:lang w:val="hi_IN" w:bidi="hi_IN"/>
+        </w:rPr>
+      </w:r>
+      <w:r>
+        <w:rPr>
+          <w:lang w:val="hi_IN" w:bidi="hi_IN"/>
+        </w:rPr>
+        <w:t xml:space="preserve">इस अध्याय में, योना एक अलंकारिक प्रश्न का उपयोग करते हैं यह दिखाने के लिए कि वे यहोवा से कितने नाराज हैं। यहोवा फिर तीन अलंकारिक प्रश्नों की एक श्रृंखला का उपयोग करते हैं योना को यह सिखाने के लिए कि उन्हें किस प्रकार का स्वभाव अपनाना चाहिए। यदि आपकी भाषा इन उद्देश्यों के लिए अलंकारिक प्रश्नों का उपयोग नहीं करती है, तो एक अधिक स्वाभाविक रूप का उपयोग करें। (देखें: </w:t>
+      </w:r>
+      <w:r>
+        <w:rPr>
+          <w:lang w:val="hi_IN" w:bidi="hi_IN"/>
+        </w:rPr>
+        <w:t>अलंकारिक प्रश्न</w:t>
+      </w:r>
+      <w:r>
+        <w:rPr>
+          <w:lang w:val="hi_IN" w:bidi="hi_IN"/>
+        </w:rPr>
+        <w:t>)</w:t>
+      </w:r>
+    </w:p>
+    <w:p>
+      <w:pPr>
+        <w:pStyle w:val="Heading3"/>
+      </w:pPr>
+      <w:r>
+        <w:rPr>
+          <w:lang w:val="hi_IN" w:bidi="hi_IN"/>
+        </w:rPr>
+        <w:t xml:space="preserve">इस अध्याय में अन्य संभावित अनुवाद की चुनौतियाँ </w:t>
+      </w:r>
+    </w:p>
+    <w:p>
+      <w:pPr>
+        <w:pStyle w:val="Heading4"/>
+      </w:pPr>
+      <w:r>
+        <w:rPr>
+          <w:lang w:val="hi_IN" w:bidi="hi_IN"/>
+        </w:rPr>
+        <w:t>बुराई</w:t>
+      </w:r>
+    </w:p>
+    <w:p>
+      <w:pPr/>
+      <w:r>
+        <w:rPr>
+          <w:lang w:val="hi_IN" w:bidi="hi_IN"/>
+        </w:rPr>
+      </w:r>
+      <w:r>
+        <w:rPr>
+          <w:lang w:val="hi_IN" w:bidi="hi_IN"/>
+        </w:rPr>
+        <w:t>आई.आर.वि. में "बुराई" के रूप में अनुवादित इब्रानी शब्द बहुत व्यापक है, जिसमें नैतिक बुराई, शारीरिक बुराई, और हर वह चीज शामिल है जो बुरी है। परमेश्वर कभी नैतिक बुराई नहीं करते। पद 1 में, लेखक कहते हैं कि योना ने नीनवे के लोगों को बचाने में परमेश्वर की करुणा के कार्य को बुराई माना। पद 2 में, योना परमेश्वर को "</w:t>
+      </w:r>
+      <w:r>
+        <w:rPr>
+          <w:lang w:val="hi_IN" w:bidi="hi_IN"/>
+        </w:rPr>
+        <w:t>दुःख देने से प्रसन्न नहीं होता</w:t>
+      </w:r>
+      <w:r>
+        <w:rPr>
+          <w:lang w:val="hi_IN" w:bidi="hi_IN"/>
+        </w:rPr>
+        <w:t xml:space="preserve">" के रूप में वर्णित करते हैं। पद 6 में, योना की स्थिति और दृष्टिकोण को बुराई के रूप में वर्णित किया गया है। यह तब है जब नीनवे के निवासियों के कार्यों को </w:t>
+      </w:r>
+      <w:hyperlink r:id="rId18">
+        <w:r>
+          <w:rPr>
+            <w:lang w:val="hi_IN" w:bidi="hi_IN"/>
+          </w:rPr>
+          <w:rPr>
+            <w:color w:val="0000EE"/>
+            <w:u w:val="single"/>
+          </w:rPr>
+          <w:t>1:2</w:t>
+        </w:r>
+      </w:hyperlink>
+      <w:r>
+        <w:rPr>
+          <w:lang w:val="hi_IN" w:bidi="hi_IN"/>
+        </w:rPr>
+        <w:t xml:space="preserve">, </w:t>
+      </w:r>
+      <w:hyperlink r:id="rId19">
+        <w:r>
+          <w:rPr>
+            <w:lang w:val="hi_IN" w:bidi="hi_IN"/>
+          </w:rPr>
+          <w:rPr>
+            <w:color w:val="0000EE"/>
+            <w:u w:val="single"/>
+          </w:rPr>
+          <w:t>3:8</w:t>
+        </w:r>
+      </w:hyperlink>
+      <w:r>
+        <w:rPr>
+          <w:lang w:val="hi_IN" w:bidi="hi_IN"/>
+        </w:rPr>
+        <w:t xml:space="preserve">, और </w:t>
+      </w:r>
+      <w:hyperlink r:id="rId20">
+        <w:r>
+          <w:rPr>
+            <w:lang w:val="hi_IN" w:bidi="hi_IN"/>
+          </w:rPr>
+          <w:rPr>
+            <w:color w:val="0000EE"/>
+            <w:u w:val="single"/>
+          </w:rPr>
+          <w:t>3:10</w:t>
+        </w:r>
+      </w:hyperlink>
+      <w:r>
+        <w:rPr>
+          <w:lang w:val="hi_IN" w:bidi="hi_IN"/>
+        </w:rPr>
+        <w:t xml:space="preserve"> में बुराई के रूप में वर्णित किया गया है, और नाविकों की स्थिति को </w:t>
+      </w:r>
+      <w:hyperlink r:id="rId21">
+        <w:r>
+          <w:rPr>
+            <w:lang w:val="hi_IN" w:bidi="hi_IN"/>
+          </w:rPr>
+          <w:rPr>
+            <w:color w:val="0000EE"/>
+            <w:u w:val="single"/>
+          </w:rPr>
+          <w:t>1:7</w:t>
+        </w:r>
+      </w:hyperlink>
+      <w:r>
+        <w:rPr>
+          <w:lang w:val="hi_IN" w:bidi="hi_IN"/>
+        </w:rPr>
+        <w:t xml:space="preserve"> में। आई.आर.वि. प्रत्येक स्थान पर शब्द को "बुराई" के रूप में अनुवादित करता है ताकि उस विडंबना को दिखाया जा सके जिसे लेखक पुस्तक में प्रत्येक अलग बुरी चीज़ और एक अच्छी चीज़—परमेश्वर की करुणा नीनवे पर (योना के दृष्टिकोण से) के लिए एक ही इब्रानी शब्द का उपयोग करके व्यक्त करना चाहते हैं। यदि आपकी भाषा नैतिक और शारीरिक बुराई के लिए एक ही शब्द का उपयोग नहीं करेगी, तो आप प्रत्येक के लिए अलग-अलग शब्दों का उपयोग करना चाहेंगे।</w:t>
+      </w:r>
+      <w:r>
+        <w:rPr>
+          <w:lang w:val="hi_IN" w:bidi="hi_IN"/>
+        </w:rPr>
+      </w:r>
+      <w:r>
+        <w:rPr>
+          <w:lang w:val="hi_IN" w:bidi="hi_IN"/>
+        </w:rPr>
+      </w:r>
+    </w:p>
+    <w:p>
+      <w:pPr/>
+      <w:r>
+        <w:rPr>
+          <w:lang w:val="hi_IN" w:bidi="hi_IN"/>
+        </w:rPr>
+      </w:r>
+    </w:p>
+    <w:p>
+      <w:pPr>
+        <w:pStyle w:val="Heading2"/>
+      </w:pPr>
+      <w:r>
+        <w:rPr>
+          <w:lang w:val="hi_IN" w:bidi="hi_IN"/>
+        </w:rPr>
         <w:t>योना 4:1 (#1)</w:t>
       </w:r>
       <w:r>
@@ -19031,7 +20296,7 @@
         </w:rPr>
         <w:t xml:space="preserve">। देखें कि आपने इसका अनुवाद </w:t>
       </w:r>
-      <w:hyperlink r:id="rId16">
+      <w:hyperlink r:id="rId22">
         <w:r>
           <w:rPr>
             <w:lang w:val="hi_IN" w:bidi="hi_IN"/>
@@ -19326,7 +20591,7 @@
         </w:rPr>
         <w:t xml:space="preserve"> एक मुहावरे के उदाहरण हैं जो योना के क्रोध के बारे में इस तरह से बात करता है जैसे कि उसके अन्दर आग जल रही हो। देखें कि आपने इस मुहावरे का अनुवाद </w:t>
       </w:r>
-      <w:hyperlink r:id="rId17">
+      <w:hyperlink r:id="rId23">
         <w:r>
           <w:rPr>
             <w:lang w:val="hi_IN" w:bidi="hi_IN"/>
@@ -20108,1271 +21373,6 @@
           <w:lang w:val="hi_IN" w:bidi="hi_IN"/>
         </w:rPr>
         <w:t>मुहावरा</w:t>
-      </w:r>
-      <w:r>
-        <w:rPr>
-          <w:lang w:val="hi_IN" w:bidi="hi_IN"/>
-        </w:rPr>
-      </w:r>
-      <w:r>
-        <w:rPr>
-          <w:lang w:val="hi_IN" w:bidi="hi_IN"/>
-        </w:rPr>
-      </w:r>
-    </w:p>
-    <w:p>
-      <w:pPr/>
-      <w:r>
-        <w:rPr>
-          <w:lang w:val="hi_IN" w:bidi="hi_IN"/>
-        </w:rPr>
-      </w:r>
-    </w:p>
-    <w:p>
-      <w:pPr>
-        <w:pStyle w:val="Heading2"/>
-      </w:pPr>
-      <w:r>
-        <w:rPr>
-          <w:lang w:val="hi_IN" w:bidi="hi_IN"/>
-        </w:rPr>
-        <w:t>योना - अध्याय 1 परिचय</w:t>
-      </w:r>
-      <w:r>
-        <w:rPr>
-          <w:lang w:val="hi_IN" w:bidi="hi_IN"/>
-        </w:rPr>
-      </w:r>
-    </w:p>
-    <w:p>
-      <w:pPr/>
-      <w:r>
-        <w:rPr>
-          <w:lang w:val="hi_IN" w:bidi="hi_IN"/>
-        </w:rPr>
-      </w:r>
-      <w:r>
-        <w:rPr>
-          <w:lang w:val="hi_IN" w:bidi="hi_IN"/>
-        </w:rPr>
-        <w:t>योना 1 सामान्य टिप्पणियाँ</w:t>
-      </w:r>
-    </w:p>
-    <w:p>
-      <w:pPr>
-        <w:pStyle w:val="Heading3"/>
-      </w:pPr>
-      <w:r>
-        <w:rPr>
-          <w:lang w:val="hi_IN" w:bidi="hi_IN"/>
-        </w:rPr>
-        <w:t xml:space="preserve">संरचना और स्वरूपण </w:t>
-      </w:r>
-    </w:p>
-    <w:p>
-      <w:pPr/>
-      <w:r>
-        <w:rPr>
-          <w:lang w:val="hi_IN" w:bidi="hi_IN"/>
-        </w:rPr>
-      </w:r>
-      <w:r>
-        <w:rPr>
-          <w:lang w:val="hi_IN" w:bidi="hi_IN"/>
-        </w:rPr>
-        <w:t>इस अध्याय की कथा अचानक शुरू होती है। यह किसी भविष्यद्वाणी वाली पुस्तक के आरंभ का एक विशिष्ट तरीका है। अनुवादक को इस परिचय को सहज बनाने के लिए अतिरिक्त जानकारी नहीं जोड़नी चाहिए, लेकिन पहले पद को कई वाक्यों में परिवर्तित किया जा सकता है ताकि एक अधिक स्वाभाविक शुरुआत हो सके। आई.आर.वि. देखें।</w:t>
-      </w:r>
-    </w:p>
-    <w:p>
-      <w:pPr>
-        <w:pStyle w:val="Heading3"/>
-      </w:pPr>
-      <w:r>
-        <w:rPr>
-          <w:lang w:val="hi_IN" w:bidi="hi_IN"/>
-        </w:rPr>
-        <w:t>इस अध्याय की मुख्य अवधारणाएँ</w:t>
-      </w:r>
-    </w:p>
-    <w:p>
-      <w:pPr>
-        <w:pStyle w:val="Heading4"/>
-      </w:pPr>
-      <w:r>
-        <w:rPr>
-          <w:lang w:val="hi_IN" w:bidi="hi_IN"/>
-        </w:rPr>
-        <w:t>चमत्कार</w:t>
-      </w:r>
-    </w:p>
-    <w:p>
-      <w:pPr/>
-      <w:r>
-        <w:rPr>
-          <w:lang w:val="hi_IN" w:bidi="hi_IN"/>
-        </w:rPr>
-      </w:r>
-      <w:r>
-        <w:rPr>
-          <w:lang w:val="hi_IN" w:bidi="hi_IN"/>
-        </w:rPr>
-        <w:t xml:space="preserve">पद </w:t>
-      </w:r>
-      <w:hyperlink r:id="rId18">
-        <w:r>
-          <w:rPr>
-            <w:lang w:val="hi_IN" w:bidi="hi_IN"/>
-          </w:rPr>
-          <w:rPr>
-            <w:color w:val="0000EE"/>
-            <w:u w:val="single"/>
-          </w:rPr>
-          <w:t>1:17</w:t>
-        </w:r>
-      </w:hyperlink>
-      <w:r>
-        <w:rPr>
-          <w:lang w:val="hi_IN" w:bidi="hi_IN"/>
-        </w:rPr>
-        <w:t xml:space="preserve"> में "एक </w:t>
-      </w:r>
-      <w:r>
-        <w:rPr>
-          <w:lang w:val="hi_IN" w:bidi="hi_IN"/>
-        </w:rPr>
-        <w:t>महा मच्छ</w:t>
-      </w:r>
-      <w:r>
-        <w:rPr>
-          <w:lang w:val="hi_IN" w:bidi="hi_IN"/>
-        </w:rPr>
-        <w:t xml:space="preserve">" का उल्लेख है। एक समुद्री जीव की कल्पना करना कठिन हो सकता है जो एक पुरुष को पूरा निगल सके, और हम नहीं जानते कि यह किस प्रकार का जीव था। योना फिर तीन दिन और रात मछली के अंदर जीवित रहते हैं। यह कुछ ऐसा है जो परमेश्वर द्वारा संभव हैं। अनुवादकों को चमत्कारी घटनाओं को समझाने के प्रयास में उन्हें आसान करने की कोशिश नहीं करनी चाहिए। (देखें: </w:t>
-      </w:r>
-      <w:r>
-        <w:rPr>
-          <w:lang w:val="hi_IN" w:bidi="hi_IN"/>
-        </w:rPr>
-        <w:t>चमत्कार</w:t>
-      </w:r>
-      <w:r>
-        <w:rPr>
-          <w:lang w:val="hi_IN" w:bidi="hi_IN"/>
-        </w:rPr>
-        <w:t>)</w:t>
-      </w:r>
-    </w:p>
-    <w:p>
-      <w:pPr>
-        <w:pStyle w:val="Heading3"/>
-      </w:pPr>
-      <w:r>
-        <w:rPr>
-          <w:lang w:val="hi_IN" w:bidi="hi_IN"/>
-        </w:rPr>
-        <w:t>इस अध्याय में प्रमुख अलंकार</w:t>
-      </w:r>
-    </w:p>
-    <w:p>
-      <w:pPr>
-        <w:pStyle w:val="Heading4"/>
-      </w:pPr>
-      <w:r>
-        <w:rPr>
-          <w:lang w:val="hi_IN" w:bidi="hi_IN"/>
-        </w:rPr>
-        <w:t>स्थितिपरक विडंबना</w:t>
-      </w:r>
-    </w:p>
-    <w:p>
-      <w:pPr/>
-      <w:r>
-        <w:rPr>
-          <w:lang w:val="hi_IN" w:bidi="hi_IN"/>
-        </w:rPr>
-      </w:r>
-      <w:r>
-        <w:rPr>
-          <w:lang w:val="hi_IN" w:bidi="hi_IN"/>
-        </w:rPr>
-        <w:t xml:space="preserve">इस अध्याय में एक विडंबनापूर्ण स्थिति है। इसका अर्थ है कि लोग ऐसी बातें या व्यवहार करते हैं जो उनसे अपेक्षा किए गए व्यवहार से विपरीत होती हैं। योना परमेश्वर के भविष्यद्वक्ता हैं, और इस प्रकार, उनसे अपेक्षा की जाती है कि वे परमेश्वर की इच्छा पूरी करने का प्रयास करेंगे। इसके विपरीत, वे परमेश्वर से दूर भागते हैं। यद्यपि गैर-यहूदी नाविक इस्राएली नहीं थे, फिर भी उन्होंने यहोवा के प्रति विश्वास और भय के कारण ऐसा किया जब उन्होंने योना को जहाज से नीचे फेंककर लगभग निश्चित मृत्यु की ओर भेज दिया। (देखें: </w:t>
-      </w:r>
-      <w:r>
-        <w:rPr>
-          <w:lang w:val="hi_IN" w:bidi="hi_IN"/>
-        </w:rPr>
-        <w:t>विडंबना</w:t>
-      </w:r>
-      <w:r>
-        <w:rPr>
-          <w:lang w:val="hi_IN" w:bidi="hi_IN"/>
-        </w:rPr>
-        <w:t xml:space="preserve">, </w:t>
-      </w:r>
-      <w:r>
-        <w:rPr>
-          <w:lang w:val="hi_IN" w:bidi="hi_IN"/>
-        </w:rPr>
-        <w:t>भविष्यद्वक्ता</w:t>
-      </w:r>
-      <w:r>
-        <w:rPr>
-          <w:lang w:val="hi_IN" w:bidi="hi_IN"/>
-        </w:rPr>
-        <w:t xml:space="preserve"> और </w:t>
-      </w:r>
-      <w:r>
-        <w:rPr>
-          <w:lang w:val="hi_IN" w:bidi="hi_IN"/>
-        </w:rPr>
-        <w:t>परमेश्वर की इच्छा</w:t>
-      </w:r>
-      <w:r>
-        <w:rPr>
-          <w:lang w:val="hi_IN" w:bidi="hi_IN"/>
-        </w:rPr>
-        <w:t xml:space="preserve"> और </w:t>
-      </w:r>
-      <w:r>
-        <w:rPr>
-          <w:lang w:val="hi_IN" w:bidi="hi_IN"/>
-        </w:rPr>
-        <w:t>विश्वास</w:t>
-      </w:r>
-      <w:r>
-        <w:rPr>
-          <w:lang w:val="hi_IN" w:bidi="hi_IN"/>
-        </w:rPr>
-        <w:t>)</w:t>
-      </w:r>
-    </w:p>
-    <w:p>
-      <w:pPr>
-        <w:pStyle w:val="Heading4"/>
-      </w:pPr>
-      <w:r>
-        <w:rPr>
-          <w:lang w:val="hi_IN" w:bidi="hi_IN"/>
-        </w:rPr>
-        <w:t>सागर</w:t>
-      </w:r>
-    </w:p>
-    <w:p>
-      <w:pPr/>
-      <w:r>
-        <w:rPr>
-          <w:lang w:val="hi_IN" w:bidi="hi_IN"/>
-        </w:rPr>
-      </w:r>
-      <w:r>
-        <w:rPr>
-          <w:lang w:val="hi_IN" w:bidi="hi_IN"/>
-        </w:rPr>
-        <w:t xml:space="preserve">प्राचीन पश्चिमी एशिया के लोग समुद्र को अराजक मानते थे, और वे उस पर भरोसा नहीं करते थे। जिन देवताओं की वे पूजा करते थे, उनमें से कुछ समुद्र के देवता थे। योना के लोग, अर्थात इब्री लोग, समुद्र से बहुत डरते थे। हालाँकि, योना का समुद्र से भय उसे जहाज़ पर सवार होकर यहोवा की आज्ञा मानने से रोकने के लिए पर्याप्त नहीं था। (देखें: </w:t>
-      </w:r>
-      <w:r>
-        <w:rPr>
-          <w:lang w:val="hi_IN" w:bidi="hi_IN"/>
-        </w:rPr>
-        <w:t>भय</w:t>
-      </w:r>
-      <w:r>
-        <w:rPr>
-          <w:lang w:val="hi_IN" w:bidi="hi_IN"/>
-        </w:rPr>
-        <w:t>)</w:t>
-      </w:r>
-    </w:p>
-    <w:p>
-      <w:pPr>
-        <w:pStyle w:val="Heading3"/>
-      </w:pPr>
-      <w:r>
-        <w:rPr>
-          <w:lang w:val="hi_IN" w:bidi="hi_IN"/>
-        </w:rPr>
-        <w:t>इस अध्याय में अन्य संभावित अनुवाद चुनौतियाँ</w:t>
-      </w:r>
-    </w:p>
-    <w:p>
-      <w:pPr>
-        <w:pStyle w:val="Heading4"/>
-      </w:pPr>
-      <w:r>
-        <w:rPr>
-          <w:lang w:val="hi_IN" w:bidi="hi_IN"/>
-        </w:rPr>
-        <w:t>अंतर्निहित जानकारी</w:t>
-      </w:r>
-    </w:p>
-    <w:p>
-      <w:pPr/>
-      <w:r>
-        <w:rPr>
-          <w:lang w:val="hi_IN" w:bidi="hi_IN"/>
-        </w:rPr>
-      </w:r>
-      <w:r>
-        <w:rPr>
-          <w:lang w:val="hi_IN" w:bidi="hi_IN"/>
-        </w:rPr>
-        <w:t>हालांकि कोई नहीं जानता कि तर्शीश कहाँ था, लेखक मानते हैं कि पाठक जानते हैं कि योना को वहाँ जाने के लिए नीनवे से मुंह मोड़ना पड़ा। (देखें:</w:t>
-      </w:r>
-      <w:r>
-        <w:rPr>
-          <w:lang w:val="hi_IN" w:bidi="hi_IN"/>
-        </w:rPr>
-        <w:t xml:space="preserve"> अनुमानित ज्ञान और अंतर्निहित जानकारी</w:t>
-      </w:r>
-      <w:r>
-        <w:rPr>
-          <w:lang w:val="hi_IN" w:bidi="hi_IN"/>
-        </w:rPr>
-        <w:t>)</w:t>
-      </w:r>
-      <w:r>
-        <w:rPr>
-          <w:lang w:val="hi_IN" w:bidi="hi_IN"/>
-        </w:rPr>
-      </w:r>
-      <w:r>
-        <w:rPr>
-          <w:lang w:val="hi_IN" w:bidi="hi_IN"/>
-        </w:rPr>
-      </w:r>
-    </w:p>
-    <w:p>
-      <w:pPr/>
-      <w:r>
-        <w:rPr>
-          <w:lang w:val="hi_IN" w:bidi="hi_IN"/>
-        </w:rPr>
-      </w:r>
-    </w:p>
-    <w:p>
-      <w:pPr>
-        <w:pStyle w:val="Heading2"/>
-      </w:pPr>
-      <w:r>
-        <w:rPr>
-          <w:lang w:val="hi_IN" w:bidi="hi_IN"/>
-        </w:rPr>
-        <w:t>योना - अध्याय 2 परिचय</w:t>
-      </w:r>
-      <w:r>
-        <w:rPr>
-          <w:lang w:val="hi_IN" w:bidi="hi_IN"/>
-        </w:rPr>
-      </w:r>
-    </w:p>
-    <w:p>
-      <w:pPr/>
-      <w:r>
-        <w:rPr>
-          <w:lang w:val="hi_IN" w:bidi="hi_IN"/>
-        </w:rPr>
-      </w:r>
-      <w:r>
-        <w:rPr>
-          <w:lang w:val="hi_IN" w:bidi="hi_IN"/>
-        </w:rPr>
-        <w:t>योना 2 सामान्य टिप्पणियाँ</w:t>
-      </w:r>
-    </w:p>
-    <w:p>
-      <w:pPr>
-        <w:pStyle w:val="Heading3"/>
-      </w:pPr>
-      <w:r>
-        <w:rPr>
-          <w:lang w:val="hi_IN" w:bidi="hi_IN"/>
-        </w:rPr>
-        <w:t>संरचना और स्वरूपण</w:t>
-      </w:r>
-    </w:p>
-    <w:p>
-      <w:pPr/>
-      <w:r>
-        <w:rPr>
-          <w:lang w:val="hi_IN" w:bidi="hi_IN"/>
-        </w:rPr>
-      </w:r>
-      <w:r>
-        <w:rPr>
-          <w:lang w:val="hi_IN" w:bidi="hi_IN"/>
-        </w:rPr>
-        <w:t>यह अध्याय योना की प्रार्थना से शुरू होता है, और कई अनुवादकों ने इसकी पंक्तियों को शेष पाठ की तुलना में पृष्ठ पर दाईं ओर रखकर इसे अलग पहचान देने का विकल्प चुना है। इसके अलावा, प्रार्थना कविता की शैली में है। इसे दर्शाने के लिए, कई अनुवाद प्रत्येक पंक्ति को अलग-अलग पंक्ति पर रखते हैं। अनुवादक इस पद्धति का पालन कर सकते हैं, लेकिन ऐसा करने के लिए वे बाध्य नहीं हैं। आप अपने क्षेत्र में एक प्रसिद्ध अनुवाद के प्रारूप का अनुसरण करना चाह सकते हैं।</w:t>
-      </w:r>
-    </w:p>
-    <w:p>
-      <w:pPr>
-        <w:pStyle w:val="Heading3"/>
-      </w:pPr>
-      <w:r>
-        <w:rPr>
-          <w:lang w:val="hi_IN" w:bidi="hi_IN"/>
-        </w:rPr>
-        <w:t>इस अध्याय की मुख्य अवधारणाएँ</w:t>
-      </w:r>
-    </w:p>
-    <w:p>
-      <w:pPr>
-        <w:pStyle w:val="Heading4"/>
-      </w:pPr>
-      <w:r>
-        <w:rPr>
-          <w:lang w:val="hi_IN" w:bidi="hi_IN"/>
-        </w:rPr>
-        <w:t>समुद्र</w:t>
-      </w:r>
-    </w:p>
-    <w:p>
-      <w:pPr/>
-      <w:r>
-        <w:rPr>
-          <w:lang w:val="hi_IN" w:bidi="hi_IN"/>
-        </w:rPr>
-      </w:r>
-      <w:r>
-        <w:rPr>
-          <w:lang w:val="hi_IN" w:bidi="hi_IN"/>
-        </w:rPr>
-        <w:t>इस अध्याय में समुद्र का वर्णन करने वाले कई शब्द शामिल हैं। यदि आपकी भाषा बोलने वाले लोग समुद्र से अपरिचित हैं, तो आपको इन चीजों का वर्णन कैसे किया जाए, इस पर चर्चा करनी होगी। (देखें:</w:t>
-      </w:r>
-      <w:r>
-        <w:rPr>
-          <w:lang w:val="hi_IN" w:bidi="hi_IN"/>
-        </w:rPr>
-        <w:t xml:space="preserve"> अज्ञातों का अनुवाद करें</w:t>
-      </w:r>
-      <w:r>
-        <w:rPr>
-          <w:lang w:val="hi_IN" w:bidi="hi_IN"/>
-        </w:rPr>
-        <w:t>)</w:t>
-      </w:r>
-    </w:p>
-    <w:p>
-      <w:pPr>
-        <w:pStyle w:val="Heading3"/>
-      </w:pPr>
-      <w:r>
-        <w:rPr>
-          <w:lang w:val="hi_IN" w:bidi="hi_IN"/>
-        </w:rPr>
-        <w:t>इस अध्याय में महत्वपूर्ण अलंकार</w:t>
-      </w:r>
-    </w:p>
-    <w:p>
-      <w:pPr>
-        <w:pStyle w:val="Heading4"/>
-      </w:pPr>
-      <w:r>
-        <w:rPr>
-          <w:lang w:val="hi_IN" w:bidi="hi_IN"/>
-        </w:rPr>
-        <w:t>काव्यात्मक कल्पना</w:t>
-      </w:r>
-    </w:p>
-    <w:p>
-      <w:pPr/>
-      <w:r>
-        <w:rPr>
-          <w:lang w:val="hi_IN" w:bidi="hi_IN"/>
-        </w:rPr>
-      </w:r>
-      <w:r>
-        <w:rPr>
-          <w:lang w:val="hi_IN" w:bidi="hi_IN"/>
-        </w:rPr>
-        <w:t xml:space="preserve">पवित्रशास्त्र में प्रार्थनाएँ अक्सर कविता के रूप में प्रस्तुत की जाती हैं। कविता अक्सर रूपकों और अन्य चित्रों का उपयोग करती है ताकि अत्यंत भावनात्मक विषयों को अधिक प्रभावशाली ढंग से संप्रेषित किया जा सके। उदाहरण के लिए, योना ने सोचा कि वह समुद्र में एक </w:t>
-      </w:r>
-      <w:r>
-        <w:rPr>
-          <w:lang w:val="hi_IN" w:bidi="hi_IN"/>
-        </w:rPr>
-        <w:t>महा मच्छ</w:t>
-      </w:r>
-      <w:r>
-        <w:rPr>
-          <w:lang w:val="hi_IN" w:bidi="hi_IN"/>
-        </w:rPr>
-        <w:t xml:space="preserve"> के भीतर मर जाएंगे, और इसलिए वह वहाँ फंसे होने की तुलना पृथ्वी की सलाखों से घिरे होने और "अधोलोक के गर्भ" में होने से करते हैं। योना समुद्र की गहराई से अभिभूत हैं और इसे "पहाड़ों के आधार" पर होने की बात करके व्यक्त करते हैं। (देखें: </w:t>
-      </w:r>
-      <w:r>
-        <w:rPr>
-          <w:lang w:val="hi_IN" w:bidi="hi_IN"/>
-        </w:rPr>
-        <w:t>रूपक</w:t>
-      </w:r>
-      <w:r>
-        <w:rPr>
-          <w:lang w:val="hi_IN" w:bidi="hi_IN"/>
-        </w:rPr>
-        <w:t>)</w:t>
-      </w:r>
-    </w:p>
-    <w:p>
-      <w:pPr>
-        <w:pStyle w:val="Heading3"/>
-      </w:pPr>
-      <w:r>
-        <w:rPr>
-          <w:lang w:val="hi_IN" w:bidi="hi_IN"/>
-        </w:rPr>
-        <w:t>इस अध्याय में अन्य संभावित अनुवाद चुनौतियाँ</w:t>
-      </w:r>
-    </w:p>
-    <w:p>
-      <w:pPr>
-        <w:pStyle w:val="Heading4"/>
-      </w:pPr>
-      <w:r>
-        <w:rPr>
-          <w:lang w:val="hi_IN" w:bidi="hi_IN"/>
-        </w:rPr>
-        <w:t>समानांतरता</w:t>
-      </w:r>
-    </w:p>
-    <w:p>
-      <w:pPr/>
-      <w:r>
-        <w:rPr>
-          <w:lang w:val="hi_IN" w:bidi="hi_IN"/>
-        </w:rPr>
-      </w:r>
-      <w:r>
-        <w:rPr>
-          <w:lang w:val="hi_IN" w:bidi="hi_IN"/>
-        </w:rPr>
-        <w:t>इब्रानी कविता अक्सर एक पंक्ति में कुछ व्यक्त करती है और फिर उसी विचार को दूसरी पंक्ति में अलग शब्दों का उपयोग करके व्यक्त करती है। यह समानांतरता पंक्तियों में विचारों पर जोर देती है। उदाहरण के लिए, पद 2 के दो हिस्से मूल रूप से एक ही बात कह रहे हैं।</w:t>
-      </w:r>
-    </w:p>
-    <w:p>
-      <w:pPr/>
-      <w:r>
-        <w:rPr>
-          <w:lang w:val="hi_IN" w:bidi="hi_IN"/>
-        </w:rPr>
-      </w:r>
-      <w:r>
-        <w:rPr>
-          <w:lang w:val="hi_IN" w:bidi="hi_IN"/>
-        </w:rPr>
-        <w:t>मैंने अपनी पीड़ा में यहोवा को पुकारा, और उन्होंने मुझे उत्तर दिया; अधोलोक के गर्भ से मैंने पुकारा; आपने मेरी आवाज़ सुनी।</w:t>
-      </w:r>
-    </w:p>
-    <w:p>
-      <w:pPr/>
-      <w:r>
-        <w:rPr>
-          <w:lang w:val="hi_IN" w:bidi="hi_IN"/>
-        </w:rPr>
-      </w:r>
-      <w:r>
-        <w:rPr>
-          <w:lang w:val="hi_IN" w:bidi="hi_IN"/>
-        </w:rPr>
-        <w:t xml:space="preserve">प्रत्येक आधे भाग में भी दो भाग होते हैं। प्रत्येक आधे भाग का पहला भाग वही बात कहता है जो दूसरा कहता है, और प्रत्येक आधे भाग का दूसरा भाग भी वही बात कहता है जो दूसरा कहता है। यदि आपकी भाषा कविता में इस तरह के विचारों को नहीं दोहराती है, तो इस प्रकार की कविता का अनुवाद कैसे करें, इसके लिए देखें: </w:t>
-      </w:r>
-      <w:r>
-        <w:rPr>
-          <w:lang w:val="hi_IN" w:bidi="hi_IN"/>
-        </w:rPr>
-        <w:t>समानांतरता</w:t>
-      </w:r>
-      <w:r>
-        <w:rPr>
-          <w:lang w:val="hi_IN" w:bidi="hi_IN"/>
-        </w:rPr>
-        <w:t>।</w:t>
-      </w:r>
-      <w:r>
-        <w:rPr>
-          <w:lang w:val="hi_IN" w:bidi="hi_IN"/>
-        </w:rPr>
-      </w:r>
-      <w:r>
-        <w:rPr>
-          <w:lang w:val="hi_IN" w:bidi="hi_IN"/>
-        </w:rPr>
-      </w:r>
-    </w:p>
-    <w:p>
-      <w:pPr/>
-      <w:r>
-        <w:rPr>
-          <w:lang w:val="hi_IN" w:bidi="hi_IN"/>
-        </w:rPr>
-      </w:r>
-    </w:p>
-    <w:p>
-      <w:pPr>
-        <w:pStyle w:val="Heading2"/>
-      </w:pPr>
-      <w:r>
-        <w:rPr>
-          <w:lang w:val="hi_IN" w:bidi="hi_IN"/>
-        </w:rPr>
-        <w:t>योना - अध्याय 3 परिचय</w:t>
-      </w:r>
-      <w:r>
-        <w:rPr>
-          <w:lang w:val="hi_IN" w:bidi="hi_IN"/>
-        </w:rPr>
-      </w:r>
-    </w:p>
-    <w:p>
-      <w:pPr/>
-      <w:r>
-        <w:rPr>
-          <w:lang w:val="hi_IN" w:bidi="hi_IN"/>
-        </w:rPr>
-      </w:r>
-      <w:r>
-        <w:rPr>
-          <w:lang w:val="hi_IN" w:bidi="hi_IN"/>
-        </w:rPr>
-        <w:t>"# योना 3 सामान्य नोट्स</w:t>
-      </w:r>
-    </w:p>
-    <w:p>
-      <w:pPr>
-        <w:pStyle w:val="Heading3"/>
-      </w:pPr>
-      <w:r>
-        <w:rPr>
-          <w:lang w:val="hi_IN" w:bidi="hi_IN"/>
-        </w:rPr>
-        <w:t>संरचना और स्वरूपण</w:t>
-      </w:r>
-    </w:p>
-    <w:p>
-      <w:pPr/>
-      <w:r>
-        <w:rPr>
-          <w:lang w:val="hi_IN" w:bidi="hi_IN"/>
-        </w:rPr>
-      </w:r>
-      <w:r>
-        <w:rPr>
-          <w:lang w:val="hi_IN" w:bidi="hi_IN"/>
-        </w:rPr>
-        <w:t>यह अध्याय योना की कथा पर लौटता है।</w:t>
-      </w:r>
-    </w:p>
-    <w:p>
-      <w:pPr>
-        <w:pStyle w:val="Heading3"/>
-      </w:pPr>
-      <w:r>
-        <w:rPr>
-          <w:lang w:val="hi_IN" w:bidi="hi_IN"/>
-        </w:rPr>
-        <w:t>इस अध्याय में विशेष अवधारणाएँ</w:t>
-      </w:r>
-    </w:p>
-    <w:p>
-      <w:pPr>
-        <w:pStyle w:val="Heading4"/>
-      </w:pPr>
-      <w:r>
-        <w:rPr>
-          <w:lang w:val="hi_IN" w:bidi="hi_IN"/>
-        </w:rPr>
-        <w:t>पशु</w:t>
-      </w:r>
-    </w:p>
-    <w:p>
-      <w:pPr/>
-      <w:r>
-        <w:rPr>
-          <w:lang w:val="hi_IN" w:bidi="hi_IN"/>
-        </w:rPr>
-      </w:r>
-      <w:r>
-        <w:rPr>
-          <w:lang w:val="hi_IN" w:bidi="hi_IN"/>
-        </w:rPr>
-        <w:t xml:space="preserve">राजा की घोषणा के अनुसार, पशुओं को उस उपवास में भाग लेना था जो उन्होंने आदेशित किया था। यह असामान्य था और संभवतः यह दर्शाता है कि राजा चाहते थे कि परमेश्वर देखें कि पूरा नीनवे उनकी विनाश की घोषणा को बहुत गंभीरता से ले रहा है। व्यवस्था में ऐसा कुछ नहीं है जो लोगों को उनके जानवरों को उपवास में भाग लेने के लिए निर्देशित करता हो। (देखें: </w:t>
-      </w:r>
-      <w:r>
-        <w:rPr>
-          <w:lang w:val="hi_IN" w:bidi="hi_IN"/>
-        </w:rPr>
-        <w:t>मूसा की</w:t>
-      </w:r>
-      <w:r>
-        <w:rPr>
-          <w:lang w:val="hi_IN" w:bidi="hi_IN"/>
-        </w:rPr>
-        <w:t xml:space="preserve"> </w:t>
-      </w:r>
-      <w:r>
-        <w:rPr>
-          <w:lang w:val="hi_IN" w:bidi="hi_IN"/>
-        </w:rPr>
-        <w:t>व्यवस्था</w:t>
-      </w:r>
-      <w:r>
-        <w:rPr>
-          <w:lang w:val="hi_IN" w:bidi="hi_IN"/>
-        </w:rPr>
-        <w:t>)</w:t>
-      </w:r>
-    </w:p>
-    <w:p>
-      <w:pPr>
-        <w:pStyle w:val="Heading4"/>
-      </w:pPr>
-      <w:r>
-        <w:rPr>
-          <w:lang w:val="hi_IN" w:bidi="hi_IN"/>
-        </w:rPr>
-        <w:t>परमेश्वर का मन फिराना या नरम पड़ना</w:t>
-      </w:r>
-    </w:p>
-    <w:p>
-      <w:pPr/>
-      <w:r>
-        <w:rPr>
-          <w:lang w:val="hi_IN" w:bidi="hi_IN"/>
-        </w:rPr>
-      </w:r>
-      <w:r>
-        <w:rPr>
-          <w:lang w:val="hi_IN" w:bidi="hi_IN"/>
-        </w:rPr>
-        <w:t>इस अध्याय की अंतिम पंक्ति कहती है, "</w:t>
-      </w:r>
-      <w:r>
-        <w:rPr>
-          <w:lang w:val="hi_IN" w:bidi="hi_IN"/>
-        </w:rPr>
-        <w:t>जब परमेश्वर ने उनके कामों को देखा, कि वे कुमार्ग से फिर रहे हैं, तब परमेश्वर ने नरमी दिखाई, और उनकी जो हानि करने की ठानी थी, उसको न किया</w:t>
-      </w:r>
-      <w:r>
-        <w:rPr>
-          <w:lang w:val="hi_IN" w:bidi="hi_IN"/>
-        </w:rPr>
-        <w:t>।" परमेश्वर के विचार बदलने की यह अवधारणा इस तथ्य के साथ असंगत लग सकती है कि परमेश्वर का चरित्र और उनकी योजनाएँ अपरिवर्तनीय हैं।</w:t>
-      </w:r>
-    </w:p>
-    <w:p>
-      <w:pPr/>
-      <w:r>
-        <w:rPr>
-          <w:lang w:val="hi_IN" w:bidi="hi_IN"/>
-        </w:rPr>
-      </w:r>
-      <w:r>
-        <w:rPr>
-          <w:lang w:val="hi_IN" w:bidi="hi_IN"/>
-        </w:rPr>
-        <w:t>हालांकि, परमेश्वर के दण्ड या करुणा के कार्य मनुष्यों के कार्यों पर निर्भर करते हैं। परमेश्वर अक्सर अपने दण्ड को करुणा में बदल देते हैं जब मनुष्य अपने पापों से मन फिराते हैं, क्योंकि वे दयालु होना पसंद करते हैं। चूंकि नीनवे के लोगों ने पश्चाताप किया, परमेश्वर ने उस दण्ड को पूरा नहीं किया जिसे उन्होंने योना को घोषित करने को कहा था, और योना ने इसे मनुष्यों के तरीके से "नरमी दिखाना" या कुछ संस्करणों में "अपने मन को बदलना" के रूप में वर्णित किया। पाठक समझते है कि प्रारंभ से ही यहीं परमेश्वर की योजना थी।</w:t>
-      </w:r>
-    </w:p>
-    <w:p>
-      <w:pPr>
-        <w:pStyle w:val="Heading4"/>
-      </w:pPr>
-      <w:r>
-        <w:rPr>
-          <w:lang w:val="hi_IN" w:bidi="hi_IN"/>
-        </w:rPr>
-        <w:t>परमेश्वर की ओर से बुराई की योजना</w:t>
-      </w:r>
-    </w:p>
-    <w:p>
-      <w:pPr/>
-      <w:r>
-        <w:rPr>
-          <w:lang w:val="hi_IN" w:bidi="hi_IN"/>
-        </w:rPr>
-      </w:r>
-      <w:r>
-        <w:rPr>
-          <w:lang w:val="hi_IN" w:bidi="hi_IN"/>
-        </w:rPr>
-        <w:t>आई.आर.वि. में "बुराई" के रूप में अनुवादित इब्रानी शब्द बहुत व्यापक है, जिसमें नैतिक बुराई, शारीरिक बुराई, और हर वह चीज़ शामिल है जो बुरी है। इसलिए पद 10 में, लेखक परमेश्वर की नीनवे के विनाश की योजना के लिए वही शब्द का उपयोग करते हैं जैसा कि उन्होंने लोगों के बुरे व्यवहार के लिए किया था। आई.आर.वि. इन सभी उपयोगों का अनुवाद "बुराई" के रूप में करता है ताकि उपयोगकर्ता को दिखाया जा सके कि प्रत्येक स्थान पर यह वही इब्रानी शब्द है। एक ही शब्द का उपयोग करके, लेखक दिखा रहे हैं कि जब लोग नैतिक बुराई से मन फिराते हैं, तो परमेश्वर शारीरिक बुराई (दण्ड) करने से रुक जाते हैं। परमेश्वर कभी भी नैतिक बुराई नहीं करते। यदि आपकी भाषा इन दोनों के लिए एक ही शब्द का उपयोग नहीं करेगी, तो आप उनके लिए अलग-अलग शब्दों का उपयोग करना चाहेंगे।</w:t>
-      </w:r>
-    </w:p>
-    <w:p>
-      <w:pPr>
-        <w:pStyle w:val="Heading3"/>
-      </w:pPr>
-      <w:r>
-        <w:rPr>
-          <w:lang w:val="hi_IN" w:bidi="hi_IN"/>
-        </w:rPr>
-        <w:t xml:space="preserve">इस अध्याय में अन्य संभावित अनुवाद की चुनौतियाँ </w:t>
-      </w:r>
-    </w:p>
-    <w:p>
-      <w:pPr>
-        <w:pStyle w:val="Heading4"/>
-      </w:pPr>
-      <w:r>
-        <w:rPr>
-          <w:lang w:val="hi_IN" w:bidi="hi_IN"/>
-        </w:rPr>
-        <w:t xml:space="preserve">नीनवे का आकार </w:t>
-      </w:r>
-    </w:p>
-    <w:p>
-      <w:pPr/>
-      <w:r>
-        <w:rPr>
-          <w:lang w:val="hi_IN" w:bidi="hi_IN"/>
-        </w:rPr>
-      </w:r>
-      <w:r>
-        <w:rPr>
-          <w:lang w:val="hi_IN" w:bidi="hi_IN"/>
-        </w:rPr>
-        <w:t>प्राचीन शहर नीनवे के खंडहर जो खोजे गए हैं, लगभग 8 मील या 13 किलोमीटर के आसपास हैं। इसलिए, हालांकि नीनवे प्राचीन संसार में एक बहुत बड़ा शहर था, यह अधिकांश आधुनिक शहरों जितना बड़ा नहीं था। नीनवे का वर्णन "तीन दिनों की यात्रा" के रूप में किया गया है, जिसका अर्थ यह प्रतीत होता है कि इसे पार करने में तीन दिन लगते थे, हालांकि यह समय उस आकार के शहर को पार करने के लिए आवश्यक समय से अधिक लगता है। बेशक, यह कई कारणों पर निर्भर करता है: एक व्यक्ति इस यात्रा के दौरान शहर में क्या कर रहा है, और यह कि शहर की दीवारों के बाहर व्यापक बस्तियाँ हो सकती थीं। इसके अलावा, दिया गया समय शायद केवल एक सामान्य अनुमान है। अनुवादकों को केवल पाठ का अनुवाद करना चाहिए और इसे आधुनिक पुरातत्वविदों के विचारों के साथ मेल कराने की कोशिश नहीं करनी चाहिए कि वे प्राचीन नीनवे और इसके माध्यम से चलने वाले लोगों के बारे में क्या जानते हैं।</w:t>
-      </w:r>
-    </w:p>
-    <w:p>
-      <w:pPr>
-        <w:pStyle w:val="Heading4"/>
-      </w:pPr>
-      <w:r>
-        <w:rPr>
-          <w:lang w:val="hi_IN" w:bidi="hi_IN"/>
-        </w:rPr>
-        <w:t>परमेश्वर के लिए एक महान नगर</w:t>
-      </w:r>
-    </w:p>
-    <w:p>
-      <w:pPr/>
-      <w:r>
-        <w:rPr>
-          <w:lang w:val="hi_IN" w:bidi="hi_IN"/>
-        </w:rPr>
-      </w:r>
-      <w:r>
-        <w:rPr>
-          <w:lang w:val="hi_IN" w:bidi="hi_IN"/>
-        </w:rPr>
-        <w:t>आई.आर.वि. में पद तीन नीनवे का वर्णन करता है “एक शहर जो परमेश्वर के लिए महान है।” इब्रानी में, जब कुछ कहा जाता है कि यह "परमेश्वर के लिए" या "परमेश्वर का" है, तो यह एक मुहावरा है जिसका अर्थ है कि यह उस चीज़ का एक अत्यधिक उदाहरण है। उदाहरण के लिए, उत्पत्ति 30:8 में, राहेल अपनी बहन के साथ हुए संघर्ष को “परमेश्वर का संघर्ष” कहती हैं, जिसका अर्थ है “एक पराक्रमी संघर्ष” या “एक अत्यंत कठिन संघर्ष।” बाइबल में इस मुहावरे के अन्य उदाहरण उत्पत्ति 23:6, निर्गमन 9:28, 1 शमूएल 14:15, भजन संहिता 36:6, और भजन संहिता 80:10 में पाए जाते हैं। योना 3:3 में, यह मुहावरा संभवतः यह दर्शाता है कि नीनवे एक अत्यंत बड़ा शहर था। देखें कि आपके क्षेत्र में सबसे अधिक उपयोग की जाने वाली बाइबल में इसे कैसे अनुवादित किया गया है। आप यह जानना चाहेंगे कि उन्होंने इस मुहावरे का अनुवाद किस प्रकार किया है।"</w:t>
-      </w:r>
-      <w:r>
-        <w:rPr>
-          <w:lang w:val="hi_IN" w:bidi="hi_IN"/>
-        </w:rPr>
-      </w:r>
-      <w:r>
-        <w:rPr>
-          <w:lang w:val="hi_IN" w:bidi="hi_IN"/>
-        </w:rPr>
-      </w:r>
-    </w:p>
-    <w:p>
-      <w:pPr/>
-      <w:r>
-        <w:rPr>
-          <w:lang w:val="hi_IN" w:bidi="hi_IN"/>
-        </w:rPr>
-      </w:r>
-    </w:p>
-    <w:p>
-      <w:pPr>
-        <w:pStyle w:val="Heading2"/>
-      </w:pPr>
-      <w:r>
-        <w:rPr>
-          <w:lang w:val="hi_IN" w:bidi="hi_IN"/>
-        </w:rPr>
-        <w:t>योना - अध्याय 4 परिचय</w:t>
-      </w:r>
-      <w:r>
-        <w:rPr>
-          <w:lang w:val="hi_IN" w:bidi="hi_IN"/>
-        </w:rPr>
-      </w:r>
-    </w:p>
-    <w:p>
-      <w:pPr/>
-      <w:r>
-        <w:rPr>
-          <w:lang w:val="hi_IN" w:bidi="hi_IN"/>
-        </w:rPr>
-      </w:r>
-      <w:r>
-        <w:rPr>
-          <w:lang w:val="hi_IN" w:bidi="hi_IN"/>
-        </w:rPr>
-        <w:t>योना 4 सामान्य टिप्पणियाँ</w:t>
-      </w:r>
-    </w:p>
-    <w:p>
-      <w:pPr>
-        <w:pStyle w:val="Heading3"/>
-      </w:pPr>
-      <w:r>
-        <w:rPr>
-          <w:lang w:val="hi_IN" w:bidi="hi_IN"/>
-        </w:rPr>
-        <w:t xml:space="preserve">संरचना और स्वरूपण </w:t>
-      </w:r>
-    </w:p>
-    <w:p>
-      <w:pPr/>
-      <w:r>
-        <w:rPr>
-          <w:lang w:val="hi_IN" w:bidi="hi_IN"/>
-        </w:rPr>
-      </w:r>
-      <w:r>
-        <w:rPr>
-          <w:lang w:val="hi_IN" w:bidi="hi_IN"/>
-        </w:rPr>
-        <w:t xml:space="preserve">योना की कथा को जारी रखते हुए पुस्तक को एक असामान्य निष्कर्ष पर लाया गया है, जो इसे परमेश्वर के एक प्रश्न के साथ समाप्त करता है। यह इस बात पर जोर देता है कि पुस्तक वास्तव में योना के बारे में नहीं है। यह परमेश्वर की इस इच्छा के बारे में है कि वे सभी के प्रति दयालु हों, चाहे वे यहूदी हों या अन्यजाति। (देखें: </w:t>
-      </w:r>
-      <w:r>
-        <w:rPr>
-          <w:lang w:val="hi_IN" w:bidi="hi_IN"/>
-        </w:rPr>
-        <w:t>करुणा</w:t>
-      </w:r>
-      <w:r>
-        <w:rPr>
-          <w:lang w:val="hi_IN" w:bidi="hi_IN"/>
-        </w:rPr>
-        <w:t>)</w:t>
-      </w:r>
-    </w:p>
-    <w:p>
-      <w:pPr>
-        <w:pStyle w:val="Heading3"/>
-      </w:pPr>
-      <w:r>
-        <w:rPr>
-          <w:lang w:val="hi_IN" w:bidi="hi_IN"/>
-        </w:rPr>
-        <w:t>इस अध्याय में मुख्य अवधारणाएँ</w:t>
-      </w:r>
-    </w:p>
-    <w:p>
-      <w:pPr>
-        <w:pStyle w:val="Heading4"/>
-      </w:pPr>
-      <w:r>
-        <w:rPr>
-          <w:lang w:val="hi_IN" w:bidi="hi_IN"/>
-        </w:rPr>
-        <w:t>भविष्यद्वाणी में विलंब</w:t>
-      </w:r>
-    </w:p>
-    <w:p>
-      <w:pPr/>
-      <w:r>
-        <w:rPr>
-          <w:lang w:val="hi_IN" w:bidi="hi_IN"/>
-        </w:rPr>
-      </w:r>
-      <w:r>
-        <w:rPr>
-          <w:lang w:val="hi_IN" w:bidi="hi_IN"/>
-        </w:rPr>
-        <w:t xml:space="preserve">व्यवस्था के अनुसार, एक भविष्यद्वक्ता को वही भविष्यद्वाणी करनी चाहिए जो यहोवा उन्हें बताते हैं, और उनके शब्द पूर्ण होने चाहिए। यदि ऐसा नहीं होता, तो दंड मृत्यु था, क्योंकि वह अपूर्ण भविष्यद्वाणी दिखाती है कि वह व्यक्ति एक वास्तविक भविष्यद्वक्ता नहीं था। लेकिन जब योना ने नीनवे के शहर से कहा कि यह 40 दिनों में नष्ट हो जाएगा, तो उस समय ऐसा नहीं हुआ। इसका कारण यह है कि परमेश्वर करुनामय होने का अधिकार रखते हैं। (देखें: </w:t>
-      </w:r>
-      <w:r>
-        <w:rPr>
-          <w:lang w:val="hi_IN" w:bidi="hi_IN"/>
-        </w:rPr>
-        <w:t>भविष्यद्वक्ता</w:t>
-      </w:r>
-      <w:r>
-        <w:rPr>
-          <w:lang w:val="hi_IN" w:bidi="hi_IN"/>
-        </w:rPr>
-        <w:t xml:space="preserve"> और </w:t>
-      </w:r>
-      <w:r>
-        <w:rPr>
-          <w:lang w:val="hi_IN" w:bidi="hi_IN"/>
-        </w:rPr>
-        <w:t>मूसा की व्यवस्था</w:t>
-      </w:r>
-      <w:r>
-        <w:rPr>
-          <w:lang w:val="hi_IN" w:bidi="hi_IN"/>
-        </w:rPr>
-        <w:t>)</w:t>
-      </w:r>
-    </w:p>
-    <w:p>
-      <w:pPr>
-        <w:pStyle w:val="Heading4"/>
-      </w:pPr>
-      <w:r>
-        <w:rPr>
-          <w:lang w:val="hi_IN" w:bidi="hi_IN"/>
-        </w:rPr>
-        <w:t>योना का क्रोध</w:t>
-      </w:r>
-    </w:p>
-    <w:p>
-      <w:pPr/>
-      <w:r>
-        <w:rPr>
-          <w:lang w:val="hi_IN" w:bidi="hi_IN"/>
-        </w:rPr>
-      </w:r>
-      <w:r>
-        <w:rPr>
-          <w:lang w:val="hi_IN" w:bidi="hi_IN"/>
-        </w:rPr>
-        <w:t>जब परमेश्वर ने नीनवे को नष्ट नहीं किया, तो योना परमेश्वर से नाराज हो गए क्योंकि योना नीनवे के लोगों से घृणा करते थे। वे इस्राएल के शत्रु थे। लेकिन परमेश्वर चाहते थे कि योना और इस पुस्तक के पाठक यह सीखें कि परमेश्वर सभी लोगों से प्रेम करते हैं।</w:t>
-      </w:r>
-    </w:p>
-    <w:p>
-      <w:pPr>
-        <w:pStyle w:val="Heading4"/>
-      </w:pPr>
-      <w:r>
-        <w:rPr>
-          <w:lang w:val="hi_IN" w:bidi="hi_IN"/>
-        </w:rPr>
-        <w:t>परमेश्वर की विशेषताएँ</w:t>
-      </w:r>
-    </w:p>
-    <w:p>
-      <w:pPr/>
-      <w:r>
-        <w:rPr>
-          <w:lang w:val="hi_IN" w:bidi="hi_IN"/>
-        </w:rPr>
-      </w:r>
-      <w:r>
-        <w:rPr>
-          <w:lang w:val="hi_IN" w:bidi="hi_IN"/>
-        </w:rPr>
-        <w:t xml:space="preserve">पद 2 में, योना परमेश्वर को कई विशेषताएँ प्रदान करते हैं। इस पुस्तक के एक यहूदी पाठक को यह पहचानने में देर नहीं लगेगी कि यह वही वर्णन है जो परमेश्वर ने मूसा से सीनै पर्वत पर बात करते समय अपने बारे में किया था (देखें </w:t>
-      </w:r>
-      <w:hyperlink r:id="rId19">
-        <w:r>
-          <w:rPr>
-            <w:lang w:val="hi_IN" w:bidi="hi_IN"/>
-          </w:rPr>
-          <w:rPr>
-            <w:color w:val="0000EE"/>
-            <w:u w:val="single"/>
-          </w:rPr>
-          <w:t>निर्गमन 34:6–7</w:t>
-        </w:r>
-      </w:hyperlink>
-      <w:r>
-        <w:rPr>
-          <w:lang w:val="hi_IN" w:bidi="hi_IN"/>
-        </w:rPr>
-        <w:t>)।</w:t>
-      </w:r>
-    </w:p>
-    <w:p>
-      <w:pPr>
-        <w:pStyle w:val="Heading4"/>
-      </w:pPr>
-      <w:r>
-        <w:rPr>
-          <w:lang w:val="hi_IN" w:bidi="hi_IN"/>
-        </w:rPr>
-        <w:t xml:space="preserve">परमेश्वर का अनुग्रह </w:t>
-      </w:r>
-    </w:p>
-    <w:p>
-      <w:pPr/>
-      <w:r>
-        <w:rPr>
-          <w:lang w:val="hi_IN" w:bidi="hi_IN"/>
-        </w:rPr>
-      </w:r>
-      <w:r>
-        <w:rPr>
-          <w:lang w:val="hi_IN" w:bidi="hi_IN"/>
-        </w:rPr>
-        <w:t xml:space="preserve">जब योना शहर के बाहर गए, तो उन्हें बहुत गर्मी लगी; परमेश्वर ने कृपापूर्वक पौधे के माध्यम से कुछ राहत प्रदान की। परमेश्वर इस उदाहरण के माध्यम से योना को यह सिखाने का प्रयास कर रहे थे कि वह एक दयालु परमेश्वर है। (देखें: </w:t>
-      </w:r>
-      <w:r>
-        <w:rPr>
-          <w:lang w:val="hi_IN" w:bidi="hi_IN"/>
-        </w:rPr>
-        <w:t>अनुग्रह</w:t>
-      </w:r>
-      <w:r>
-        <w:rPr>
-          <w:lang w:val="hi_IN" w:bidi="hi_IN"/>
-        </w:rPr>
-        <w:t>)</w:t>
-      </w:r>
-    </w:p>
-    <w:p>
-      <w:pPr>
-        <w:pStyle w:val="Heading3"/>
-      </w:pPr>
-      <w:r>
-        <w:rPr>
-          <w:lang w:val="hi_IN" w:bidi="hi_IN"/>
-        </w:rPr>
-        <w:t>इस अध्याय में महत्वपूर्ण अलंकार</w:t>
-      </w:r>
-    </w:p>
-    <w:p>
-      <w:pPr>
-        <w:pStyle w:val="Heading4"/>
-      </w:pPr>
-      <w:r>
-        <w:rPr>
-          <w:lang w:val="hi_IN" w:bidi="hi_IN"/>
-        </w:rPr>
-        <w:t>आलंकारिक प्रश्न</w:t>
-      </w:r>
-    </w:p>
-    <w:p>
-      <w:pPr/>
-      <w:r>
-        <w:rPr>
-          <w:lang w:val="hi_IN" w:bidi="hi_IN"/>
-        </w:rPr>
-      </w:r>
-      <w:r>
-        <w:rPr>
-          <w:lang w:val="hi_IN" w:bidi="hi_IN"/>
-        </w:rPr>
-        <w:t xml:space="preserve">इस अध्याय में, योना एक अलंकारिक प्रश्न का उपयोग करते हैं यह दिखाने के लिए कि वे यहोवा से कितने नाराज हैं। यहोवा फिर तीन अलंकारिक प्रश्नों की एक श्रृंखला का उपयोग करते हैं योना को यह सिखाने के लिए कि उन्हें किस प्रकार का स्वभाव अपनाना चाहिए। यदि आपकी भाषा इन उद्देश्यों के लिए अलंकारिक प्रश्नों का उपयोग नहीं करती है, तो एक अधिक स्वाभाविक रूप का उपयोग करें। (देखें: </w:t>
-      </w:r>
-      <w:r>
-        <w:rPr>
-          <w:lang w:val="hi_IN" w:bidi="hi_IN"/>
-        </w:rPr>
-        <w:t>अलंकारिक प्रश्न</w:t>
-      </w:r>
-      <w:r>
-        <w:rPr>
-          <w:lang w:val="hi_IN" w:bidi="hi_IN"/>
-        </w:rPr>
-        <w:t>)</w:t>
-      </w:r>
-    </w:p>
-    <w:p>
-      <w:pPr>
-        <w:pStyle w:val="Heading3"/>
-      </w:pPr>
-      <w:r>
-        <w:rPr>
-          <w:lang w:val="hi_IN" w:bidi="hi_IN"/>
-        </w:rPr>
-        <w:t xml:space="preserve">इस अध्याय में अन्य संभावित अनुवाद की चुनौतियाँ </w:t>
-      </w:r>
-    </w:p>
-    <w:p>
-      <w:pPr>
-        <w:pStyle w:val="Heading4"/>
-      </w:pPr>
-      <w:r>
-        <w:rPr>
-          <w:lang w:val="hi_IN" w:bidi="hi_IN"/>
-        </w:rPr>
-        <w:t>बुराई</w:t>
-      </w:r>
-    </w:p>
-    <w:p>
-      <w:pPr/>
-      <w:r>
-        <w:rPr>
-          <w:lang w:val="hi_IN" w:bidi="hi_IN"/>
-        </w:rPr>
-      </w:r>
-      <w:r>
-        <w:rPr>
-          <w:lang w:val="hi_IN" w:bidi="hi_IN"/>
-        </w:rPr>
-        <w:t>आई.आर.वि. में "बुराई" के रूप में अनुवादित इब्रानी शब्द बहुत व्यापक है, जिसमें नैतिक बुराई, शारीरिक बुराई, और हर वह चीज शामिल है जो बुरी है। परमेश्वर कभी नैतिक बुराई नहीं करते। पद 1 में, लेखक कहते हैं कि योना ने नीनवे के लोगों को बचाने में परमेश्वर की करुणा के कार्य को बुराई माना। पद 2 में, योना परमेश्वर को "</w:t>
-      </w:r>
-      <w:r>
-        <w:rPr>
-          <w:lang w:val="hi_IN" w:bidi="hi_IN"/>
-        </w:rPr>
-        <w:t>दुःख देने से प्रसन्न नहीं होता</w:t>
-      </w:r>
-      <w:r>
-        <w:rPr>
-          <w:lang w:val="hi_IN" w:bidi="hi_IN"/>
-        </w:rPr>
-        <w:t xml:space="preserve">" के रूप में वर्णित करते हैं। पद 6 में, योना की स्थिति और दृष्टिकोण को बुराई के रूप में वर्णित किया गया है। यह तब है जब नीनवे के निवासियों के कार्यों को </w:t>
-      </w:r>
-      <w:hyperlink r:id="rId20">
-        <w:r>
-          <w:rPr>
-            <w:lang w:val="hi_IN" w:bidi="hi_IN"/>
-          </w:rPr>
-          <w:rPr>
-            <w:color w:val="0000EE"/>
-            <w:u w:val="single"/>
-          </w:rPr>
-          <w:t>1:2</w:t>
-        </w:r>
-      </w:hyperlink>
-      <w:r>
-        <w:rPr>
-          <w:lang w:val="hi_IN" w:bidi="hi_IN"/>
-        </w:rPr>
-        <w:t xml:space="preserve">, </w:t>
-      </w:r>
-      <w:hyperlink r:id="rId21">
-        <w:r>
-          <w:rPr>
-            <w:lang w:val="hi_IN" w:bidi="hi_IN"/>
-          </w:rPr>
-          <w:rPr>
-            <w:color w:val="0000EE"/>
-            <w:u w:val="single"/>
-          </w:rPr>
-          <w:t>3:8</w:t>
-        </w:r>
-      </w:hyperlink>
-      <w:r>
-        <w:rPr>
-          <w:lang w:val="hi_IN" w:bidi="hi_IN"/>
-        </w:rPr>
-        <w:t xml:space="preserve">, और </w:t>
-      </w:r>
-      <w:hyperlink r:id="rId22">
-        <w:r>
-          <w:rPr>
-            <w:lang w:val="hi_IN" w:bidi="hi_IN"/>
-          </w:rPr>
-          <w:rPr>
-            <w:color w:val="0000EE"/>
-            <w:u w:val="single"/>
-          </w:rPr>
-          <w:t>3:10</w:t>
-        </w:r>
-      </w:hyperlink>
-      <w:r>
-        <w:rPr>
-          <w:lang w:val="hi_IN" w:bidi="hi_IN"/>
-        </w:rPr>
-        <w:t xml:space="preserve"> में बुराई के रूप में वर्णित किया गया है, और नाविकों की स्थिति को </w:t>
-      </w:r>
-      <w:hyperlink r:id="rId23">
-        <w:r>
-          <w:rPr>
-            <w:lang w:val="hi_IN" w:bidi="hi_IN"/>
-          </w:rPr>
-          <w:rPr>
-            <w:color w:val="0000EE"/>
-            <w:u w:val="single"/>
-          </w:rPr>
-          <w:t>1:7</w:t>
-        </w:r>
-      </w:hyperlink>
-      <w:r>
-        <w:rPr>
-          <w:lang w:val="hi_IN" w:bidi="hi_IN"/>
-        </w:rPr>
-        <w:t xml:space="preserve"> में। आई.आर.वि. प्रत्येक स्थान पर शब्द को "बुराई" के रूप में अनुवादित करता है ताकि उस विडंबना को दिखाया जा सके जिसे लेखक पुस्तक में प्रत्येक अलग बुरी चीज़ और एक अच्छी चीज़—परमेश्वर की करुणा नीनवे पर (योना के दृष्टिकोण से) के लिए एक ही इब्रानी शब्द का उपयोग करके व्यक्त करना चाहते हैं। यदि आपकी भाषा नैतिक और शारीरिक बुराई के लिए एक ही शब्द का उपयोग नहीं करेगी, तो आप प्रत्येक के लिए अलग-अलग शब्दों का उपयोग करना चाहेंगे।</w:t>
       </w:r>
       <w:r>
         <w:rPr>

--- a/hin/docx/32.content.docx
+++ b/hin/docx/32.content.docx
@@ -1370,20 +1370,6 @@
       </w:r>
       <w:r>
         <w:rPr>
-          <w:lang w:val="hi_IN" w:bidi="hi_IN"/>
-        </w:rPr>
-        <w:t>אֲמִתַּ֖י</w:t>
-      </w:r>
-    </w:p>
-    <w:p>
-      <w:pPr/>
-      <w:r>
-        <w:rPr>
-          <w:lang w:val="hi_IN" w:bidi="hi_IN"/>
-        </w:rPr>
-      </w:r>
-      <w:r>
-        <w:rPr>
           <w:b/>
           <w:lang w:val="hi_IN" w:bidi="hi_IN"/>
         </w:rPr>
@@ -1926,20 +1912,6 @@
       </w:r>
       <w:r>
         <w:rPr>
-          <w:lang w:val="hi_IN" w:bidi="hi_IN"/>
-        </w:rPr>
-        <w:t>ק֠וּם לֵ֧ךְ אֶל־נִֽינְוֵ֛ה הָ⁠עִ֥יר הַ⁠גְּדוֹלָ֖ה וּ⁠קְרָ֣א עָלֶ֑י⁠הָ כִּֽי־עָלְתָ֥ה רָעָתָ֖⁠ם לְ⁠פָנָֽ⁠י</w:t>
-      </w:r>
-    </w:p>
-    <w:p>
-      <w:pPr/>
-      <w:r>
-        <w:rPr>
-          <w:lang w:val="hi_IN" w:bidi="hi_IN"/>
-        </w:rPr>
-      </w:r>
-      <w:r>
-        <w:rPr>
           <w:b/>
           <w:lang w:val="hi_IN" w:bidi="hi_IN"/>
         </w:rPr>
@@ -2023,20 +1995,6 @@
       </w:r>
       <w:r>
         <w:rPr>
-          <w:lang w:val="hi_IN" w:bidi="hi_IN"/>
-        </w:rPr>
-        <w:t>עָלְתָ֥ה רָעָתָ֖⁠ם לְ⁠פָנָֽ⁠י</w:t>
-      </w:r>
-    </w:p>
-    <w:p>
-      <w:pPr/>
-      <w:r>
-        <w:rPr>
-          <w:lang w:val="hi_IN" w:bidi="hi_IN"/>
-        </w:rPr>
-      </w:r>
-      <w:r>
-        <w:rPr>
           <w:b/>
           <w:lang w:val="hi_IN" w:bidi="hi_IN"/>
         </w:rPr>
@@ -2256,20 +2214,6 @@
       </w:r>
       <w:r>
         <w:rPr>
-          <w:lang w:val="hi_IN" w:bidi="hi_IN"/>
-        </w:rPr>
-        <w:t>מִ⁠לִּ⁠פְנֵ֖י יְהוָ֑ה &amp; מִ⁠לִּ⁠פְנֵ֖י יְהוָֽה</w:t>
-      </w:r>
-    </w:p>
-    <w:p>
-      <w:pPr/>
-      <w:r>
-        <w:rPr>
-          <w:lang w:val="hi_IN" w:bidi="hi_IN"/>
-        </w:rPr>
-      </w:r>
-      <w:r>
-        <w:rPr>
           <w:b/>
           <w:lang w:val="hi_IN" w:bidi="hi_IN"/>
         </w:rPr>
@@ -3590,20 +3534,6 @@
       </w:r>
       <w:r>
         <w:rPr>
-          <w:lang w:val="hi_IN" w:bidi="hi_IN"/>
-        </w:rPr>
-        <w:t>וְ⁠יוֹנָ֗ה יָרַד֙ אֶל־יַרְכְּתֵ֣י הַ⁠סְּפִינָ֔ה וַ⁠יִּשְׁכַּ֖ב וַ⁠יֵּרָדַֽם</w:t>
-      </w:r>
-    </w:p>
-    <w:p>
-      <w:pPr/>
-      <w:r>
-        <w:rPr>
-          <w:lang w:val="hi_IN" w:bidi="hi_IN"/>
-        </w:rPr>
-      </w:r>
-      <w:r>
-        <w:rPr>
           <w:b/>
           <w:lang w:val="hi_IN" w:bidi="hi_IN"/>
         </w:rPr>
@@ -3687,20 +3617,6 @@
       </w:r>
       <w:r>
         <w:rPr>
-          <w:lang w:val="hi_IN" w:bidi="hi_IN"/>
-        </w:rPr>
-        <w:t>יַרְכְּתֵ֣י הַ⁠סְּפִינָ֔ה</w:t>
-      </w:r>
-    </w:p>
-    <w:p>
-      <w:pPr/>
-      <w:r>
-        <w:rPr>
-          <w:lang w:val="hi_IN" w:bidi="hi_IN"/>
-        </w:rPr>
-      </w:r>
-      <w:r>
-        <w:rPr>
           <w:b/>
           <w:lang w:val="hi_IN" w:bidi="hi_IN"/>
         </w:rPr>
@@ -3765,20 +3681,6 @@
       </w:r>
       <w:r>
         <w:rPr>
-          <w:lang w:val="hi_IN" w:bidi="hi_IN"/>
-        </w:rPr>
-        <w:t>וַ⁠יִּשְׁכַּ֖ב וַ⁠יֵּרָדַֽם</w:t>
-      </w:r>
-    </w:p>
-    <w:p>
-      <w:pPr/>
-      <w:r>
-        <w:rPr>
-          <w:lang w:val="hi_IN" w:bidi="hi_IN"/>
-        </w:rPr>
-      </w:r>
-      <w:r>
-        <w:rPr>
           <w:b/>
           <w:lang w:val="hi_IN" w:bidi="hi_IN"/>
         </w:rPr>
@@ -4147,20 +4049,6 @@
       </w:r>
       <w:r>
         <w:rPr>
-          <w:lang w:val="hi_IN" w:bidi="hi_IN"/>
-        </w:rPr>
-        <w:t>קְרָ֣א אֶל־אֱלֹהֶ֔י⁠ךָ</w:t>
-      </w:r>
-    </w:p>
-    <w:p>
-      <w:pPr/>
-      <w:r>
-        <w:rPr>
-          <w:lang w:val="hi_IN" w:bidi="hi_IN"/>
-        </w:rPr>
-      </w:r>
-      <w:r>
-        <w:rPr>
           <w:b/>
           <w:lang w:val="hi_IN" w:bidi="hi_IN"/>
         </w:rPr>
@@ -4264,20 +4152,6 @@
       </w:r>
       <w:r>
         <w:rPr>
-          <w:lang w:val="hi_IN" w:bidi="hi_IN"/>
-        </w:rPr>
-        <w:t>אוּלַ֞י יִתְעַשֵּׁ֧ת הָ⁠אֱלֹהִ֛ים לָ֖⁠נוּ וְ⁠לֹ֥א נֹאבֵֽד</w:t>
-      </w:r>
-    </w:p>
-    <w:p>
-      <w:pPr/>
-      <w:r>
-        <w:rPr>
-          <w:lang w:val="hi_IN" w:bidi="hi_IN"/>
-        </w:rPr>
-      </w:r>
-      <w:r>
-        <w:rPr>
           <w:b/>
           <w:lang w:val="hi_IN" w:bidi="hi_IN"/>
         </w:rPr>
@@ -4458,20 +4332,6 @@
       </w:r>
       <w:r>
         <w:rPr>
-          <w:lang w:val="hi_IN" w:bidi="hi_IN"/>
-        </w:rPr>
-        <w:t>וַ⁠יֹּאמְר֞וּ אִ֣ישׁ אֶל־רֵעֵ֗⁠הוּ</w:t>
-      </w:r>
-    </w:p>
-    <w:p>
-      <w:pPr/>
-      <w:r>
-        <w:rPr>
-          <w:lang w:val="hi_IN" w:bidi="hi_IN"/>
-        </w:rPr>
-      </w:r>
-      <w:r>
-        <w:rPr>
           <w:b/>
           <w:lang w:val="hi_IN" w:bidi="hi_IN"/>
         </w:rPr>
@@ -4548,20 +4408,6 @@
       </w:r>
       <w:r>
         <w:rPr>
-          <w:lang w:val="hi_IN" w:bidi="hi_IN"/>
-        </w:rPr>
-        <w:t>וְ⁠נֵ֣דְעָ֔ה בְּ⁠שֶׁ⁠לְּ⁠מִ֛י הָ⁠רָעָ֥ה הַ⁠זֹּ֖את לָ֑⁠נוּ</w:t>
-      </w:r>
-    </w:p>
-    <w:p>
-      <w:pPr/>
-      <w:r>
-        <w:rPr>
-          <w:lang w:val="hi_IN" w:bidi="hi_IN"/>
-        </w:rPr>
-      </w:r>
-      <w:r>
-        <w:rPr>
           <w:b/>
           <w:lang w:val="hi_IN" w:bidi="hi_IN"/>
         </w:rPr>
@@ -5724,20 +5570,6 @@
       </w:r>
       <w:r>
         <w:rPr>
-          <w:lang w:val="hi_IN" w:bidi="hi_IN"/>
-        </w:rPr>
-        <w:t>כִּֽי־יָדְע֣וּ הָ⁠אֲנָשִׁ֗ים כִּֽי־מִ⁠לִּ⁠פְנֵ֤י יְהוָה֙ ה֣וּא בֹרֵ֔חַ כִּ֥י הִגִּ֖יד לָ⁠הֶֽם</w:t>
-      </w:r>
-    </w:p>
-    <w:p>
-      <w:pPr/>
-      <w:r>
-        <w:rPr>
-          <w:lang w:val="hi_IN" w:bidi="hi_IN"/>
-        </w:rPr>
-      </w:r>
-      <w:r>
-        <w:rPr>
           <w:b/>
           <w:lang w:val="hi_IN" w:bidi="hi_IN"/>
         </w:rPr>
@@ -6125,20 +5957,6 @@
       </w:r>
       <w:r>
         <w:rPr>
-          <w:lang w:val="hi_IN" w:bidi="hi_IN"/>
-        </w:rPr>
-        <w:t>וַ⁠יֹּאמְר֤וּ אֵלָי⁠ו֙ מַה־נַּ֣עֲשֶׂה לָּ֔⁠ךְ וְ⁠יִשְׁתֹּ֥ק הַ⁠יָּ֖ם מֵֽ⁠עָלֵ֑י⁠נוּ כִּ֥י הַ⁠יָּ֖ם הוֹלֵ֥ךְ וְ⁠סֹעֵֽר</w:t>
-      </w:r>
-    </w:p>
-    <w:p>
-      <w:pPr/>
-      <w:r>
-        <w:rPr>
-          <w:lang w:val="hi_IN" w:bidi="hi_IN"/>
-        </w:rPr>
-      </w:r>
-      <w:r>
-        <w:rPr>
           <w:b/>
           <w:lang w:val="hi_IN" w:bidi="hi_IN"/>
         </w:rPr>
@@ -6211,20 +6029,6 @@
         <w:rPr>
           <w:lang w:val="hi_IN" w:bidi="hi_IN"/>
         </w:rPr>
-      </w:r>
-    </w:p>
-    <w:p>
-      <w:pPr/>
-      <w:r>
-        <w:rPr>
-          <w:lang w:val="hi_IN" w:bidi="hi_IN"/>
-        </w:rPr>
-      </w:r>
-      <w:r>
-        <w:rPr>
-          <w:lang w:val="hi_IN" w:bidi="hi_IN"/>
-        </w:rPr>
-        <w:t>כִּ֚י יוֹדֵ֣עַ אָ֔נִי כִּ֣י בְ⁠שֶׁ⁠לִּ֔⁠י הַ⁠סַּ֧עַר הַ⁠גָּד֛וֹל הַ⁠זֶּ֖ה עֲלֵי⁠כֶֽם</w:t>
       </w:r>
     </w:p>
     <w:p>
@@ -6511,20 +6315,6 @@
       </w:r>
       <w:r>
         <w:rPr>
-          <w:lang w:val="hi_IN" w:bidi="hi_IN"/>
-        </w:rPr>
-        <w:t>הַ⁠יָּ֔ם הוֹלֵ֥ךְ וְ⁠סֹעֵ֖ר</w:t>
-      </w:r>
-    </w:p>
-    <w:p>
-      <w:pPr/>
-      <w:r>
-        <w:rPr>
-          <w:lang w:val="hi_IN" w:bidi="hi_IN"/>
-        </w:rPr>
-      </w:r>
-      <w:r>
-        <w:rPr>
           <w:b/>
           <w:lang w:val="hi_IN" w:bidi="hi_IN"/>
         </w:rPr>
@@ -6712,20 +6502,6 @@
       </w:r>
       <w:r>
         <w:rPr>
-          <w:lang w:val="hi_IN" w:bidi="hi_IN"/>
-        </w:rPr>
-        <w:t>וַ⁠יִּקְרְא֨וּ אֶל־יְהוָ֜ה</w:t>
-      </w:r>
-    </w:p>
-    <w:p>
-      <w:pPr/>
-      <w:r>
-        <w:rPr>
-          <w:lang w:val="hi_IN" w:bidi="hi_IN"/>
-        </w:rPr>
-      </w:r>
-      <w:r>
-        <w:rPr>
           <w:b/>
           <w:lang w:val="hi_IN" w:bidi="hi_IN"/>
         </w:rPr>
@@ -6913,20 +6689,6 @@
       </w:r>
       <w:r>
         <w:rPr>
-          <w:lang w:val="hi_IN" w:bidi="hi_IN"/>
-        </w:rPr>
-        <w:t>אַל־נָ֣א נֹאבְדָ֗ה בְּ⁠נֶ֨פֶשׁ֙ הָ⁠אִ֣ישׁ הַ⁠זֶּ֔ה</w:t>
-      </w:r>
-    </w:p>
-    <w:p>
-      <w:pPr/>
-      <w:r>
-        <w:rPr>
-          <w:lang w:val="hi_IN" w:bidi="hi_IN"/>
-        </w:rPr>
-      </w:r>
-      <w:r>
-        <w:rPr>
           <w:b/>
           <w:lang w:val="hi_IN" w:bidi="hi_IN"/>
         </w:rPr>
@@ -7114,20 +6876,6 @@
       </w:r>
       <w:r>
         <w:rPr>
-          <w:lang w:val="hi_IN" w:bidi="hi_IN"/>
-        </w:rPr>
-        <w:t>אָנָּ֤ה יְהוָה֙ אַל־נָ֣א נֹאבְדָ֗ה בְּ⁠נֶ֨פֶשׁ֙ הָ⁠אִ֣ישׁ הַ⁠זֶּ֔ה וְ⁠אַל־תִּתֵּ֥ן עָלֵ֖י⁠נוּ דָּ֣ם נָקִ֑יא כִּֽי־אַתָּ֣ה יְהוָ֔ה כַּ⁠אֲשֶׁ֥ר חָפַ֖צְתָּ עָשִֽׂיתָ</w:t>
-      </w:r>
-    </w:p>
-    <w:p>
-      <w:pPr/>
-      <w:r>
-        <w:rPr>
-          <w:lang w:val="hi_IN" w:bidi="hi_IN"/>
-        </w:rPr>
-      </w:r>
-      <w:r>
-        <w:rPr>
           <w:b/>
           <w:lang w:val="hi_IN" w:bidi="hi_IN"/>
         </w:rPr>
@@ -7198,20 +6946,6 @@
       </w:r>
       <w:r>
         <w:rPr>
-          <w:lang w:val="hi_IN" w:bidi="hi_IN"/>
-        </w:rPr>
-        <w:t>אַל־נָ֣א נֹאבְדָ֗ה בְּ⁠נֶ֨פֶשׁ֙ הָ⁠אִ֣ישׁ הַ⁠זֶּ֔ה וְ⁠אַל־תִּתֵּ֥ן עָלֵ֖י⁠נוּ דָּ֣ם נָקִ֑יא</w:t>
-      </w:r>
-    </w:p>
-    <w:p>
-      <w:pPr/>
-      <w:r>
-        <w:rPr>
-          <w:lang w:val="hi_IN" w:bidi="hi_IN"/>
-        </w:rPr>
-      </w:r>
-      <w:r>
-        <w:rPr>
           <w:b/>
           <w:lang w:val="hi_IN" w:bidi="hi_IN"/>
         </w:rPr>
@@ -7344,6 +7078,133 @@
       </w:r>
       <w:r>
         <w:rPr>
+          <w:b/>
+          <w:lang w:val="hi_IN" w:bidi="hi_IN"/>
+        </w:rPr>
+        <w:t>"और समुद्र की भयानक लहरें थम गईं"</w:t>
+      </w:r>
+    </w:p>
+    <w:p>
+      <w:pPr/>
+      <w:r>
+        <w:rPr>
+          <w:lang w:val="hi_IN" w:bidi="hi_IN"/>
+        </w:rPr>
+      </w:r>
+      <w:r>
+        <w:rPr>
+          <w:b/>
+          <w:lang w:val="hi_IN" w:bidi="hi_IN"/>
+        </w:rPr>
+        <w:t>समुद्र की भयानक लहरें थम गईं</w:t>
+      </w:r>
+      <w:r>
+        <w:rPr>
+          <w:lang w:val="hi_IN" w:bidi="hi_IN"/>
+        </w:rPr>
+      </w:r>
+      <w:r>
+        <w:rPr>
+          <w:lang w:val="hi_IN" w:bidi="hi_IN"/>
+        </w:rPr>
+      </w:r>
+    </w:p>
+    <w:p>
+      <w:pPr/>
+      <w:r>
+        <w:rPr>
+          <w:lang w:val="hi_IN" w:bidi="hi_IN"/>
+        </w:rPr>
+      </w:r>
+    </w:p>
+    <w:p>
+      <w:pPr>
+        <w:pStyle w:val="Heading2"/>
+      </w:pPr>
+      <w:r>
+        <w:rPr>
+          <w:lang w:val="hi_IN" w:bidi="hi_IN"/>
+        </w:rPr>
+        <w:t>योना 1:15 (#2)</w:t>
+      </w:r>
+      <w:r>
+        <w:rPr>
+          <w:lang w:val="hi_IN" w:bidi="hi_IN"/>
+        </w:rPr>
+      </w:r>
+    </w:p>
+    <w:p>
+      <w:pPr/>
+      <w:r>
+        <w:rPr>
+          <w:lang w:val="hi_IN" w:bidi="hi_IN"/>
+        </w:rPr>
+      </w:r>
+      <w:r>
+        <w:rPr>
+          <w:b/>
+          <w:lang w:val="hi_IN" w:bidi="hi_IN"/>
+        </w:rPr>
+        <w:t>"और समुद्र की भयानक लहरें थम गईं"</w:t>
+      </w:r>
+    </w:p>
+    <w:p>
+      <w:pPr/>
+      <w:r>
+        <w:rPr>
+          <w:lang w:val="hi_IN" w:bidi="hi_IN"/>
+        </w:rPr>
+      </w:r>
+      <w:r>
+        <w:rPr>
+          <w:lang w:val="hi_IN" w:bidi="hi_IN"/>
+        </w:rPr>
+        <w:t>"इसे सकारात्मक कहा जा सकता है। वैकल्पिक अनुवाद: ""समुद्र शान्त हो गया"""</w:t>
+      </w:r>
+      <w:r>
+        <w:rPr>
+          <w:lang w:val="hi_IN" w:bidi="hi_IN"/>
+        </w:rPr>
+      </w:r>
+      <w:r>
+        <w:rPr>
+          <w:lang w:val="hi_IN" w:bidi="hi_IN"/>
+        </w:rPr>
+      </w:r>
+    </w:p>
+    <w:p>
+      <w:pPr/>
+      <w:r>
+        <w:rPr>
+          <w:lang w:val="hi_IN" w:bidi="hi_IN"/>
+        </w:rPr>
+      </w:r>
+    </w:p>
+    <w:p>
+      <w:pPr>
+        <w:pStyle w:val="Heading2"/>
+      </w:pPr>
+      <w:r>
+        <w:rPr>
+          <w:lang w:val="hi_IN" w:bidi="hi_IN"/>
+        </w:rPr>
+        <w:t>योना 1:15 (#2)</w:t>
+      </w:r>
+      <w:r>
+        <w:rPr>
+          <w:lang w:val="hi_IN" w:bidi="hi_IN"/>
+        </w:rPr>
+      </w:r>
+    </w:p>
+    <w:p>
+      <w:pPr/>
+      <w:r>
+        <w:rPr>
+          <w:lang w:val="hi_IN" w:bidi="hi_IN"/>
+        </w:rPr>
+      </w:r>
+      <w:r>
+        <w:rPr>
           <w:lang w:val="hi_IN" w:bidi="hi_IN"/>
         </w:rPr>
         <w:t>וַ⁠יַּעֲמֹ֥ד הַ⁠יָּ֖ם מִ⁠זַּעְפּֽ⁠וֹ</w:t>
@@ -7373,10 +7234,55 @@
       </w:r>
       <w:r>
         <w:rPr>
-          <w:b/>
-          <w:lang w:val="hi_IN" w:bidi="hi_IN"/>
-        </w:rPr>
-        <w:t>समुद्र की भयानक लहरें थम गईं</w:t>
+          <w:lang w:val="hi_IN" w:bidi="hi_IN"/>
+        </w:rPr>
+        <w:t xml:space="preserve">यदि आपकी भाषा में यह अधिक स्पष्ट हो, तो आप इस दोहरे नकारात्मक शब्द का अनुवाद करने के लिए सकारात्मक अभिव्यक्ति का उपयोग कर सकते हैं, जिसमें नकारात्मक शब्द </w:t>
+      </w:r>
+      <w:r>
+        <w:rPr>
+          <w:b/>
+          <w:lang w:val="hi_IN" w:bidi="hi_IN"/>
+        </w:rPr>
+        <w:t>थम गईं</w:t>
+      </w:r>
+      <w:r>
+        <w:rPr>
+          <w:lang w:val="hi_IN" w:bidi="hi_IN"/>
+        </w:rPr>
+        <w:t xml:space="preserve"> और </w:t>
+      </w:r>
+      <w:r>
+        <w:rPr>
+          <w:b/>
+          <w:lang w:val="hi_IN" w:bidi="hi_IN"/>
+        </w:rPr>
+        <w:t>भयानक</w:t>
+      </w:r>
+      <w:r>
+        <w:rPr>
+          <w:lang w:val="hi_IN" w:bidi="hi_IN"/>
+        </w:rPr>
+        <w:t xml:space="preserve"> शामिल हैं। वैकल्पिक अनुवाद: "और समुद्र शान्त हो गया"</w:t>
+      </w:r>
+    </w:p>
+    <w:p>
+      <w:pPr/>
+      <w:r>
+        <w:rPr>
+          <w:lang w:val="hi_IN" w:bidi="hi_IN"/>
+        </w:rPr>
+      </w:r>
+      <w:r>
+        <w:rPr>
+          <w:lang w:val="hi_IN" w:bidi="hi_IN"/>
+        </w:rPr>
+        <w:t xml:space="preserve">देखें: </w:t>
+      </w:r>
+      <w:r>
+        <w:rPr>
+          <w:lang w:val="hi_IN" w:bidi="hi_IN"/>
+        </w:rPr>
+        <w:t>दोहरी नकारात्मकताएँ</w:t>
       </w:r>
       <w:r>
         <w:rPr>
@@ -7405,41 +7311,69 @@
         <w:rPr>
           <w:lang w:val="hi_IN" w:bidi="hi_IN"/>
         </w:rPr>
-        <w:t>योना 1:15 (#2)</w:t>
-      </w:r>
-      <w:r>
-        <w:rPr>
-          <w:lang w:val="hi_IN" w:bidi="hi_IN"/>
-        </w:rPr>
-      </w:r>
-    </w:p>
-    <w:p>
-      <w:pPr/>
-      <w:r>
-        <w:rPr>
-          <w:lang w:val="hi_IN" w:bidi="hi_IN"/>
-        </w:rPr>
-      </w:r>
-      <w:r>
-        <w:rPr>
-          <w:b/>
-          <w:lang w:val="hi_IN" w:bidi="hi_IN"/>
-        </w:rPr>
-        <w:t>"और समुद्र की भयानक लहरें थम गईं"</w:t>
-      </w:r>
-    </w:p>
-    <w:p>
-      <w:pPr/>
-      <w:r>
-        <w:rPr>
-          <w:lang w:val="hi_IN" w:bidi="hi_IN"/>
-        </w:rPr>
-      </w:r>
-      <w:r>
-        <w:rPr>
-          <w:lang w:val="hi_IN" w:bidi="hi_IN"/>
-        </w:rPr>
-        <w:t>"इसे सकारात्मक कहा जा सकता है। वैकल्पिक अनुवाद: ""समुद्र शान्त हो गया"""</w:t>
+        <w:t>योना 1:16 (#1)</w:t>
+      </w:r>
+      <w:r>
+        <w:rPr>
+          <w:lang w:val="hi_IN" w:bidi="hi_IN"/>
+        </w:rPr>
+      </w:r>
+    </w:p>
+    <w:p>
+      <w:pPr/>
+      <w:r>
+        <w:rPr>
+          <w:lang w:val="hi_IN" w:bidi="hi_IN"/>
+        </w:rPr>
+      </w:r>
+      <w:r>
+        <w:rPr>
+          <w:lang w:val="hi_IN" w:bidi="hi_IN"/>
+        </w:rPr>
+        <w:t>וַ⁠יִּֽירְא֧וּ הָ⁠אֲנָשִׁ֛ים יִרְאָ֥ה גְדוֹלָ֖ה אֶת־יְהוָ֑ה</w:t>
+      </w:r>
+    </w:p>
+    <w:p>
+      <w:pPr/>
+      <w:r>
+        <w:rPr>
+          <w:lang w:val="hi_IN" w:bidi="hi_IN"/>
+        </w:rPr>
+      </w:r>
+      <w:r>
+        <w:rPr>
+          <w:b/>
+          <w:lang w:val="hi_IN" w:bidi="hi_IN"/>
+        </w:rPr>
+        <w:t>"तब उन मनुष्यों ने यहोवा का बहुत ही भय माना"</w:t>
+      </w:r>
+    </w:p>
+    <w:p>
+      <w:pPr/>
+      <w:r>
+        <w:rPr>
+          <w:lang w:val="hi_IN" w:bidi="hi_IN"/>
+        </w:rPr>
+      </w:r>
+      <w:r>
+        <w:rPr>
+          <w:b/>
+          <w:lang w:val="hi_IN" w:bidi="hi_IN"/>
+        </w:rPr>
+        <w:t>तब वे लोग यहोवा की सामर्थ्य से बहुत भयभीत हो गए</w:t>
+      </w:r>
+      <w:r>
+        <w:rPr>
+          <w:lang w:val="hi_IN" w:bidi="hi_IN"/>
+        </w:rPr>
+        <w:t xml:space="preserve"> या </w:t>
+      </w:r>
+      <w:r>
+        <w:rPr>
+          <w:b/>
+          <w:lang w:val="hi_IN" w:bidi="hi_IN"/>
+        </w:rPr>
+        <w:t>तब उन लोगों ने बड़े भय से यहोवा को भेंट चढ़ाई</w:t>
       </w:r>
       <w:r>
         <w:rPr>
@@ -7468,62 +7402,1896 @@
         <w:rPr>
           <w:lang w:val="hi_IN" w:bidi="hi_IN"/>
         </w:rPr>
-        <w:t>योना 1:15 (#2)</w:t>
-      </w:r>
-      <w:r>
-        <w:rPr>
-          <w:lang w:val="hi_IN" w:bidi="hi_IN"/>
-        </w:rPr>
-      </w:r>
-    </w:p>
-    <w:p>
-      <w:pPr/>
-      <w:r>
-        <w:rPr>
-          <w:lang w:val="hi_IN" w:bidi="hi_IN"/>
-        </w:rPr>
-      </w:r>
-      <w:r>
-        <w:rPr>
-          <w:lang w:val="hi_IN" w:bidi="hi_IN"/>
-        </w:rPr>
-        <w:t>וַ⁠יַּעֲמֹ֥ד הַ⁠יָּ֖ם מִ⁠זַּעְפּֽ⁠וֹ</w:t>
-      </w:r>
-    </w:p>
-    <w:p>
-      <w:pPr/>
-      <w:r>
-        <w:rPr>
-          <w:lang w:val="hi_IN" w:bidi="hi_IN"/>
-        </w:rPr>
-      </w:r>
-      <w:r>
-        <w:rPr>
-          <w:b/>
-          <w:lang w:val="hi_IN" w:bidi="hi_IN"/>
-        </w:rPr>
-        <w:t>"और समुद्र की भयानक लहरें थम गईं"</w:t>
-      </w:r>
-    </w:p>
-    <w:p>
-      <w:pPr/>
-      <w:r>
-        <w:rPr>
-          <w:lang w:val="hi_IN" w:bidi="hi_IN"/>
-        </w:rPr>
-      </w:r>
-      <w:r>
-        <w:rPr>
-          <w:lang w:val="hi_IN" w:bidi="hi_IN"/>
-        </w:rPr>
-        <w:t xml:space="preserve">यदि आपकी भाषा में यह अधिक स्पष्ट हो, तो आप इस दोहरे नकारात्मक शब्द का अनुवाद करने के लिए सकारात्मक अभिव्यक्ति का उपयोग कर सकते हैं, जिसमें नकारात्मक शब्द </w:t>
-      </w:r>
-      <w:r>
-        <w:rPr>
-          <w:b/>
-          <w:lang w:val="hi_IN" w:bidi="hi_IN"/>
-        </w:rPr>
-        <w:t>थम गईं</w:t>
+        <w:t>योना 1:16 (#2)</w:t>
+      </w:r>
+      <w:r>
+        <w:rPr>
+          <w:lang w:val="hi_IN" w:bidi="hi_IN"/>
+        </w:rPr>
+      </w:r>
+    </w:p>
+    <w:p>
+      <w:pPr/>
+      <w:r>
+        <w:rPr>
+          <w:lang w:val="hi_IN" w:bidi="hi_IN"/>
+        </w:rPr>
+      </w:r>
+      <w:r>
+        <w:rPr>
+          <w:lang w:val="hi_IN" w:bidi="hi_IN"/>
+        </w:rPr>
+        <w:t>וַ⁠יִּֽזְבְּחוּ־זֶ֨בַח֙ לַֽ⁠יהוָ֔ה וַֽ⁠יִּדְּר֖וּ נְדָרִֽים</w:t>
+      </w:r>
+    </w:p>
+    <w:p>
+      <w:pPr/>
+      <w:r>
+        <w:rPr>
+          <w:lang w:val="hi_IN" w:bidi="hi_IN"/>
+        </w:rPr>
+      </w:r>
+      <w:r>
+        <w:rPr>
+          <w:b/>
+          <w:lang w:val="hi_IN" w:bidi="hi_IN"/>
+        </w:rPr>
+        <w:t>"और उसको भेंट चढ़ाई और मन्नतें मानीं"</w:t>
+      </w:r>
+    </w:p>
+    <w:p>
+      <w:pPr/>
+      <w:r>
+        <w:rPr>
+          <w:lang w:val="hi_IN" w:bidi="hi_IN"/>
+        </w:rPr>
+      </w:r>
+      <w:r>
+        <w:rPr>
+          <w:lang w:val="hi_IN" w:bidi="hi_IN"/>
+        </w:rPr>
+        <w:t xml:space="preserve">यहाँ, </w:t>
+      </w:r>
+      <w:r>
+        <w:rPr>
+          <w:b/>
+          <w:lang w:val="hi_IN" w:bidi="hi_IN"/>
+        </w:rPr>
+        <w:t xml:space="preserve">भेंट चढ़ाई </w:t>
+      </w:r>
+      <w:r>
+        <w:rPr>
+          <w:lang w:val="hi_IN" w:bidi="hi_IN"/>
+        </w:rPr>
+        <w:t>और</w:t>
+      </w:r>
+      <w:r>
+        <w:rPr>
+          <w:b/>
+          <w:lang w:val="hi_IN" w:bidi="hi_IN"/>
+        </w:rPr>
+        <w:t xml:space="preserve"> मन्नतें मानीं</w:t>
+      </w:r>
+      <w:r>
+        <w:rPr>
+          <w:lang w:val="hi_IN" w:bidi="hi_IN"/>
+        </w:rPr>
+        <w:t xml:space="preserve"> दोनों में, विचारों पर ज़ोर देने के लिए एक ही मूल से आने वाली क्रिया और कर्म का प्रयोग किया गया है। आप यहाँ अर्थ व्यक्त करने के लिए अपनी भाषा में भी इसी संरचना का प्रयोग कर सकते हैं। वैकल्पिक रूप से, आपकी भाषा में जोर को दिखाने का कोई और तरीका हो सकता है। वैकल्पिक अनुवाद: "और उसको बलिदान चढ़ाया और उससे मन्नतें मानीं" </w:t>
+      </w:r>
+    </w:p>
+    <w:p>
+      <w:pPr/>
+      <w:r>
+        <w:rPr>
+          <w:lang w:val="hi_IN" w:bidi="hi_IN"/>
+        </w:rPr>
+      </w:r>
+      <w:r>
+        <w:rPr>
+          <w:lang w:val="hi_IN" w:bidi="hi_IN"/>
+        </w:rPr>
+        <w:t xml:space="preserve">देखें: </w:t>
+      </w:r>
+      <w:r>
+        <w:rPr>
+          <w:lang w:val="hi_IN" w:bidi="hi_IN"/>
+        </w:rPr>
+        <w:t>कविता</w:t>
+      </w:r>
+      <w:r>
+        <w:rPr>
+          <w:lang w:val="hi_IN" w:bidi="hi_IN"/>
+        </w:rPr>
+      </w:r>
+      <w:r>
+        <w:rPr>
+          <w:lang w:val="hi_IN" w:bidi="hi_IN"/>
+        </w:rPr>
+      </w:r>
+    </w:p>
+    <w:p>
+      <w:pPr/>
+      <w:r>
+        <w:rPr>
+          <w:lang w:val="hi_IN" w:bidi="hi_IN"/>
+        </w:rPr>
+      </w:r>
+    </w:p>
+    <w:p>
+      <w:pPr>
+        <w:pStyle w:val="Heading2"/>
+      </w:pPr>
+      <w:r>
+        <w:rPr>
+          <w:lang w:val="hi_IN" w:bidi="hi_IN"/>
+        </w:rPr>
+        <w:t>योना 1:17 (#1)</w:t>
+      </w:r>
+      <w:r>
+        <w:rPr>
+          <w:lang w:val="hi_IN" w:bidi="hi_IN"/>
+        </w:rPr>
+      </w:r>
+    </w:p>
+    <w:p>
+      <w:pPr/>
+      <w:r>
+        <w:rPr>
+          <w:lang w:val="hi_IN" w:bidi="hi_IN"/>
+        </w:rPr>
+      </w:r>
+      <w:r>
+        <w:rPr>
+          <w:b/>
+          <w:lang w:val="hi_IN" w:bidi="hi_IN"/>
+        </w:rPr>
+        <w:t>""</w:t>
+      </w:r>
+    </w:p>
+    <w:p>
+      <w:pPr/>
+      <w:r>
+        <w:rPr>
+          <w:lang w:val="hi_IN" w:bidi="hi_IN"/>
+        </w:rPr>
+      </w:r>
+      <w:r>
+        <w:rPr>
+          <w:lang w:val="hi_IN" w:bidi="hi_IN"/>
+        </w:rPr>
+        <w:t>General Information:\n\nकुछ संस्करण इस पद को अध्याय 2 के पहले पद के रूप में अंकित करते हैं। आप अपनी भाषा समूह द्वारा उपयोग किए जाने वाले मुख्य संस्करण के अनुसार पदों को अंकित कर सकते हैं।</w:t>
+      </w:r>
+      <w:r>
+        <w:rPr>
+          <w:lang w:val="hi_IN" w:bidi="hi_IN"/>
+        </w:rPr>
+      </w:r>
+      <w:r>
+        <w:rPr>
+          <w:lang w:val="hi_IN" w:bidi="hi_IN"/>
+        </w:rPr>
+      </w:r>
+    </w:p>
+    <w:p>
+      <w:pPr/>
+      <w:r>
+        <w:rPr>
+          <w:lang w:val="hi_IN" w:bidi="hi_IN"/>
+        </w:rPr>
+      </w:r>
+    </w:p>
+    <w:p>
+      <w:pPr>
+        <w:pStyle w:val="Heading2"/>
+      </w:pPr>
+      <w:r>
+        <w:rPr>
+          <w:lang w:val="hi_IN" w:bidi="hi_IN"/>
+        </w:rPr>
+        <w:t>योना 1:17 (#2)</w:t>
+      </w:r>
+      <w:r>
+        <w:rPr>
+          <w:lang w:val="hi_IN" w:bidi="hi_IN"/>
+        </w:rPr>
+      </w:r>
+    </w:p>
+    <w:p>
+      <w:pPr/>
+      <w:r>
+        <w:rPr>
+          <w:lang w:val="hi_IN" w:bidi="hi_IN"/>
+        </w:rPr>
+      </w:r>
+      <w:r>
+        <w:rPr>
+          <w:b/>
+          <w:lang w:val="hi_IN" w:bidi="hi_IN"/>
+        </w:rPr>
+        <w:t>"यहोवा ने एक महा मच्छ ठहराया था योना को निगल ले"</w:t>
+      </w:r>
+    </w:p>
+    <w:p>
+      <w:pPr/>
+      <w:r>
+        <w:rPr>
+          <w:lang w:val="hi_IN" w:bidi="hi_IN"/>
+        </w:rPr>
+      </w:r>
+      <w:r>
+        <w:rPr>
+          <w:lang w:val="hi_IN" w:bidi="hi_IN"/>
+        </w:rPr>
+        <w:t>"यह खंड कहानी के अगले भाग का परिचय देता है, जहाँ यहोवा योना को समुद्र से बचाता है, जब योना प्रार्थना करता है। इस संदर्भ में, कहानी का एक नया हिस्सा पेश करने के लिए अंग्रेजी में ""अब"" शब्द का उपयोग किया जाता है।</w:t>
+      </w:r>
+    </w:p>
+    <w:p>
+      <w:pPr/>
+      <w:r>
+        <w:rPr>
+          <w:lang w:val="hi_IN" w:bidi="hi_IN"/>
+        </w:rPr>
+      </w:r>
+      <w:r>
+        <w:rPr>
+          <w:lang w:val="hi_IN" w:bidi="hi_IN"/>
+        </w:rPr>
+        <w:t xml:space="preserve">देखें: </w:t>
+      </w:r>
+      <w:r>
+        <w:rPr>
+          <w:lang w:val="hi_IN" w:bidi="hi_IN"/>
+        </w:rPr>
+        <w:t>नए घटनाक्रम का परिचय</w:t>
+      </w:r>
+      <w:r>
+        <w:rPr>
+          <w:lang w:val="hi_IN" w:bidi="hi_IN"/>
+        </w:rPr>
+      </w:r>
+      <w:r>
+        <w:rPr>
+          <w:lang w:val="hi_IN" w:bidi="hi_IN"/>
+        </w:rPr>
+      </w:r>
+    </w:p>
+    <w:p>
+      <w:pPr/>
+      <w:r>
+        <w:rPr>
+          <w:lang w:val="hi_IN" w:bidi="hi_IN"/>
+        </w:rPr>
+      </w:r>
+    </w:p>
+    <w:p>
+      <w:pPr>
+        <w:pStyle w:val="Heading2"/>
+      </w:pPr>
+      <w:r>
+        <w:rPr>
+          <w:lang w:val="hi_IN" w:bidi="hi_IN"/>
+        </w:rPr>
+        <w:t>योना 1:17 (#3)</w:t>
+      </w:r>
+      <w:r>
+        <w:rPr>
+          <w:lang w:val="hi_IN" w:bidi="hi_IN"/>
+        </w:rPr>
+      </w:r>
+    </w:p>
+    <w:p>
+      <w:pPr/>
+      <w:r>
+        <w:rPr>
+          <w:lang w:val="hi_IN" w:bidi="hi_IN"/>
+        </w:rPr>
+      </w:r>
+      <w:r>
+        <w:rPr>
+          <w:b/>
+          <w:lang w:val="hi_IN" w:bidi="hi_IN"/>
+        </w:rPr>
+        <w:t>"तीन दिन और तीन रात"</w:t>
+      </w:r>
+    </w:p>
+    <w:p>
+      <w:pPr/>
+      <w:r>
+        <w:rPr>
+          <w:lang w:val="hi_IN" w:bidi="hi_IN"/>
+        </w:rPr>
+      </w:r>
+      <w:r>
+        <w:rPr>
+          <w:lang w:val="hi_IN" w:bidi="hi_IN"/>
+        </w:rPr>
+        <w:t>"शायद यह अभिव्यक्ति इब्रानी भाषा में ""कुछ दिनों"" या ""कुछ दिन"" या कुछ इसी तरह का एक मुहावरा है, लेकिन यह अनिश्चित है। वैकल्पिक अनुवाद: ""तीन दिन और तीन रात""</w:t>
+      </w:r>
+    </w:p>
+    <w:p>
+      <w:pPr/>
+      <w:r>
+        <w:rPr>
+          <w:lang w:val="hi_IN" w:bidi="hi_IN"/>
+        </w:rPr>
+      </w:r>
+      <w:r>
+        <w:rPr>
+          <w:lang w:val="hi_IN" w:bidi="hi_IN"/>
+        </w:rPr>
+        <w:t xml:space="preserve">देखें: </w:t>
+      </w:r>
+      <w:r>
+        <w:rPr>
+          <w:lang w:val="hi_IN" w:bidi="hi_IN"/>
+        </w:rPr>
+        <w:t>मुहावरा</w:t>
+      </w:r>
+      <w:r>
+        <w:rPr>
+          <w:lang w:val="hi_IN" w:bidi="hi_IN"/>
+        </w:rPr>
+      </w:r>
+      <w:r>
+        <w:rPr>
+          <w:lang w:val="hi_IN" w:bidi="hi_IN"/>
+        </w:rPr>
+      </w:r>
+    </w:p>
+    <w:p>
+      <w:pPr/>
+      <w:r>
+        <w:rPr>
+          <w:lang w:val="hi_IN" w:bidi="hi_IN"/>
+        </w:rPr>
+      </w:r>
+    </w:p>
+    <w:p>
+      <w:pPr>
+        <w:pStyle w:val="Heading2"/>
+      </w:pPr>
+      <w:r>
+        <w:rPr>
+          <w:lang w:val="hi_IN" w:bidi="hi_IN"/>
+        </w:rPr>
+        <w:t>योना - अध्याय 2 परिचय</w:t>
+      </w:r>
+      <w:r>
+        <w:rPr>
+          <w:lang w:val="hi_IN" w:bidi="hi_IN"/>
+        </w:rPr>
+      </w:r>
+    </w:p>
+    <w:p>
+      <w:pPr/>
+      <w:r>
+        <w:rPr>
+          <w:lang w:val="hi_IN" w:bidi="hi_IN"/>
+        </w:rPr>
+      </w:r>
+      <w:r>
+        <w:rPr>
+          <w:lang w:val="hi_IN" w:bidi="hi_IN"/>
+        </w:rPr>
+        <w:t>योना 2 सामान्य टिप्पणियाँ</w:t>
+      </w:r>
+    </w:p>
+    <w:p>
+      <w:pPr>
+        <w:pStyle w:val="Heading3"/>
+      </w:pPr>
+      <w:r>
+        <w:rPr>
+          <w:lang w:val="hi_IN" w:bidi="hi_IN"/>
+        </w:rPr>
+        <w:t>संरचना और स्वरूपण</w:t>
+      </w:r>
+    </w:p>
+    <w:p>
+      <w:pPr/>
+      <w:r>
+        <w:rPr>
+          <w:lang w:val="hi_IN" w:bidi="hi_IN"/>
+        </w:rPr>
+      </w:r>
+      <w:r>
+        <w:rPr>
+          <w:lang w:val="hi_IN" w:bidi="hi_IN"/>
+        </w:rPr>
+        <w:t>यह अध्याय योना की प्रार्थना से शुरू होता है, और कई अनुवादकों ने इसकी पंक्तियों को शेष पाठ की तुलना में पृष्ठ पर दाईं ओर रखकर इसे अलग पहचान देने का विकल्प चुना है। इसके अलावा, प्रार्थना कविता की शैली में है। इसे दर्शाने के लिए, कई अनुवाद प्रत्येक पंक्ति को अलग-अलग पंक्ति पर रखते हैं। अनुवादक इस पद्धति का पालन कर सकते हैं, लेकिन ऐसा करने के लिए वे बाध्य नहीं हैं। आप अपने क्षेत्र में एक प्रसिद्ध अनुवाद के प्रारूप का अनुसरण करना चाह सकते हैं।</w:t>
+      </w:r>
+    </w:p>
+    <w:p>
+      <w:pPr>
+        <w:pStyle w:val="Heading3"/>
+      </w:pPr>
+      <w:r>
+        <w:rPr>
+          <w:lang w:val="hi_IN" w:bidi="hi_IN"/>
+        </w:rPr>
+        <w:t>इस अध्याय की मुख्य अवधारणाएँ</w:t>
+      </w:r>
+    </w:p>
+    <w:p>
+      <w:pPr>
+        <w:pStyle w:val="Heading4"/>
+      </w:pPr>
+      <w:r>
+        <w:rPr>
+          <w:lang w:val="hi_IN" w:bidi="hi_IN"/>
+        </w:rPr>
+        <w:t>समुद्र</w:t>
+      </w:r>
+    </w:p>
+    <w:p>
+      <w:pPr/>
+      <w:r>
+        <w:rPr>
+          <w:lang w:val="hi_IN" w:bidi="hi_IN"/>
+        </w:rPr>
+      </w:r>
+      <w:r>
+        <w:rPr>
+          <w:lang w:val="hi_IN" w:bidi="hi_IN"/>
+        </w:rPr>
+        <w:t>इस अध्याय में समुद्र का वर्णन करने वाले कई शब्द शामिल हैं। यदि आपकी भाषा बोलने वाले लोग समुद्र से अपरिचित हैं, तो आपको इन चीजों का वर्णन कैसे किया जाए, इस पर चर्चा करनी होगी। (देखें:</w:t>
+      </w:r>
+      <w:r>
+        <w:rPr>
+          <w:lang w:val="hi_IN" w:bidi="hi_IN"/>
+        </w:rPr>
+        <w:t xml:space="preserve"> अज्ञातों का अनुवाद करें</w:t>
+      </w:r>
+      <w:r>
+        <w:rPr>
+          <w:lang w:val="hi_IN" w:bidi="hi_IN"/>
+        </w:rPr>
+        <w:t>)</w:t>
+      </w:r>
+    </w:p>
+    <w:p>
+      <w:pPr>
+        <w:pStyle w:val="Heading3"/>
+      </w:pPr>
+      <w:r>
+        <w:rPr>
+          <w:lang w:val="hi_IN" w:bidi="hi_IN"/>
+        </w:rPr>
+        <w:t>इस अध्याय में महत्वपूर्ण अलंकार</w:t>
+      </w:r>
+    </w:p>
+    <w:p>
+      <w:pPr>
+        <w:pStyle w:val="Heading4"/>
+      </w:pPr>
+      <w:r>
+        <w:rPr>
+          <w:lang w:val="hi_IN" w:bidi="hi_IN"/>
+        </w:rPr>
+        <w:t>काव्यात्मक कल्पना</w:t>
+      </w:r>
+    </w:p>
+    <w:p>
+      <w:pPr/>
+      <w:r>
+        <w:rPr>
+          <w:lang w:val="hi_IN" w:bidi="hi_IN"/>
+        </w:rPr>
+      </w:r>
+      <w:r>
+        <w:rPr>
+          <w:lang w:val="hi_IN" w:bidi="hi_IN"/>
+        </w:rPr>
+        <w:t xml:space="preserve">पवित्रशास्त्र में प्रार्थनाएँ अक्सर कविता के रूप में प्रस्तुत की जाती हैं। कविता अक्सर रूपकों और अन्य चित्रों का उपयोग करती है ताकि अत्यंत भावनात्मक विषयों को अधिक प्रभावशाली ढंग से संप्रेषित किया जा सके। उदाहरण के लिए, योना ने सोचा कि वह समुद्र में एक </w:t>
+      </w:r>
+      <w:r>
+        <w:rPr>
+          <w:lang w:val="hi_IN" w:bidi="hi_IN"/>
+        </w:rPr>
+        <w:t>महा मच्छ</w:t>
+      </w:r>
+      <w:r>
+        <w:rPr>
+          <w:lang w:val="hi_IN" w:bidi="hi_IN"/>
+        </w:rPr>
+        <w:t xml:space="preserve"> के भीतर मर जाएंगे, और इसलिए वह वहाँ फंसे होने की तुलना पृथ्वी की सलाखों से घिरे होने और "अधोलोक के गर्भ" में होने से करते हैं। योना समुद्र की गहराई से अभिभूत हैं और इसे "पहाड़ों के आधार" पर होने की बात करके व्यक्त करते हैं। (देखें: </w:t>
+      </w:r>
+      <w:r>
+        <w:rPr>
+          <w:lang w:val="hi_IN" w:bidi="hi_IN"/>
+        </w:rPr>
+        <w:t>रूपक</w:t>
+      </w:r>
+      <w:r>
+        <w:rPr>
+          <w:lang w:val="hi_IN" w:bidi="hi_IN"/>
+        </w:rPr>
+        <w:t>)</w:t>
+      </w:r>
+    </w:p>
+    <w:p>
+      <w:pPr>
+        <w:pStyle w:val="Heading3"/>
+      </w:pPr>
+      <w:r>
+        <w:rPr>
+          <w:lang w:val="hi_IN" w:bidi="hi_IN"/>
+        </w:rPr>
+        <w:t>इस अध्याय में अन्य संभावित अनुवाद चुनौतियाँ</w:t>
+      </w:r>
+    </w:p>
+    <w:p>
+      <w:pPr>
+        <w:pStyle w:val="Heading4"/>
+      </w:pPr>
+      <w:r>
+        <w:rPr>
+          <w:lang w:val="hi_IN" w:bidi="hi_IN"/>
+        </w:rPr>
+        <w:t>समानांतरता</w:t>
+      </w:r>
+    </w:p>
+    <w:p>
+      <w:pPr/>
+      <w:r>
+        <w:rPr>
+          <w:lang w:val="hi_IN" w:bidi="hi_IN"/>
+        </w:rPr>
+      </w:r>
+      <w:r>
+        <w:rPr>
+          <w:lang w:val="hi_IN" w:bidi="hi_IN"/>
+        </w:rPr>
+        <w:t>इब्रानी कविता अक्सर एक पंक्ति में कुछ व्यक्त करती है और फिर उसी विचार को दूसरी पंक्ति में अलग शब्दों का उपयोग करके व्यक्त करती है। यह समानांतरता पंक्तियों में विचारों पर जोर देती है। उदाहरण के लिए, पद 2 के दो हिस्से मूल रूप से एक ही बात कह रहे हैं।</w:t>
+      </w:r>
+    </w:p>
+    <w:p>
+      <w:pPr/>
+      <w:r>
+        <w:rPr>
+          <w:lang w:val="hi_IN" w:bidi="hi_IN"/>
+        </w:rPr>
+      </w:r>
+      <w:r>
+        <w:rPr>
+          <w:lang w:val="hi_IN" w:bidi="hi_IN"/>
+        </w:rPr>
+        <w:t>मैंने अपनी पीड़ा में यहोवा को पुकारा, और उन्होंने मुझे उत्तर दिया; अधोलोक के गर्भ से मैंने पुकारा; आपने मेरी आवाज़ सुनी।</w:t>
+      </w:r>
+    </w:p>
+    <w:p>
+      <w:pPr/>
+      <w:r>
+        <w:rPr>
+          <w:lang w:val="hi_IN" w:bidi="hi_IN"/>
+        </w:rPr>
+      </w:r>
+      <w:r>
+        <w:rPr>
+          <w:lang w:val="hi_IN" w:bidi="hi_IN"/>
+        </w:rPr>
+        <w:t xml:space="preserve">प्रत्येक आधे भाग में भी दो भाग होते हैं। प्रत्येक आधे भाग का पहला भाग वही बात कहता है जो दूसरा कहता है, और प्रत्येक आधे भाग का दूसरा भाग भी वही बात कहता है जो दूसरा कहता है। यदि आपकी भाषा कविता में इस तरह के विचारों को नहीं दोहराती है, तो इस प्रकार की कविता का अनुवाद कैसे करें, इसके लिए देखें: </w:t>
+      </w:r>
+      <w:r>
+        <w:rPr>
+          <w:lang w:val="hi_IN" w:bidi="hi_IN"/>
+        </w:rPr>
+        <w:t>समानांतरता</w:t>
+      </w:r>
+      <w:r>
+        <w:rPr>
+          <w:lang w:val="hi_IN" w:bidi="hi_IN"/>
+        </w:rPr>
+        <w:t>।</w:t>
+      </w:r>
+      <w:r>
+        <w:rPr>
+          <w:lang w:val="hi_IN" w:bidi="hi_IN"/>
+        </w:rPr>
+      </w:r>
+      <w:r>
+        <w:rPr>
+          <w:lang w:val="hi_IN" w:bidi="hi_IN"/>
+        </w:rPr>
+      </w:r>
+    </w:p>
+    <w:p>
+      <w:pPr/>
+      <w:r>
+        <w:rPr>
+          <w:lang w:val="hi_IN" w:bidi="hi_IN"/>
+        </w:rPr>
+      </w:r>
+    </w:p>
+    <w:p>
+      <w:pPr>
+        <w:pStyle w:val="Heading2"/>
+      </w:pPr>
+      <w:r>
+        <w:rPr>
+          <w:lang w:val="hi_IN" w:bidi="hi_IN"/>
+        </w:rPr>
+        <w:t>योना 2:1 (#1)</w:t>
+      </w:r>
+      <w:r>
+        <w:rPr>
+          <w:lang w:val="hi_IN" w:bidi="hi_IN"/>
+        </w:rPr>
+      </w:r>
+    </w:p>
+    <w:p>
+      <w:pPr/>
+      <w:r>
+        <w:rPr>
+          <w:lang w:val="hi_IN" w:bidi="hi_IN"/>
+        </w:rPr>
+      </w:r>
+      <w:r>
+        <w:rPr>
+          <w:lang w:val="hi_IN" w:bidi="hi_IN"/>
+        </w:rPr>
+        <w:t>יְהוָ֖ה אֱלֹהָ֑י⁠ו</w:t>
+      </w:r>
+    </w:p>
+    <w:p>
+      <w:pPr/>
+      <w:r>
+        <w:rPr>
+          <w:lang w:val="hi_IN" w:bidi="hi_IN"/>
+        </w:rPr>
+      </w:r>
+      <w:r>
+        <w:rPr>
+          <w:b/>
+          <w:lang w:val="hi_IN" w:bidi="hi_IN"/>
+        </w:rPr>
+        <w:t>"परमेश्वर यहोवा"</w:t>
+      </w:r>
+    </w:p>
+    <w:p>
+      <w:pPr/>
+      <w:r>
+        <w:rPr>
+          <w:lang w:val="hi_IN" w:bidi="hi_IN"/>
+        </w:rPr>
+      </w:r>
+      <w:r>
+        <w:rPr>
+          <w:lang w:val="hi_IN" w:bidi="hi_IN"/>
+        </w:rPr>
+        <w:t xml:space="preserve">इसका अर्थ है </w:t>
+      </w:r>
+      <w:r>
+        <w:rPr>
+          <w:b/>
+          <w:lang w:val="hi_IN" w:bidi="hi_IN"/>
+        </w:rPr>
+        <w:t>यहोवा, परमेश्वर की उसने उपासना की</w:t>
+      </w:r>
+      <w:r>
+        <w:rPr>
+          <w:lang w:val="hi_IN" w:bidi="hi_IN"/>
+        </w:rPr>
+        <w:t xml:space="preserve">l शब्द </w:t>
+      </w:r>
+      <w:r>
+        <w:rPr>
+          <w:b/>
+          <w:lang w:val="hi_IN" w:bidi="hi_IN"/>
+        </w:rPr>
+        <w:t>अपने</w:t>
+      </w:r>
+      <w:r>
+        <w:rPr>
+          <w:lang w:val="hi_IN" w:bidi="hi_IN"/>
+        </w:rPr>
+        <w:t xml:space="preserve"> का अर्थ यह नहीं है कि योना का परमेश्वर उसका निजी परमेश्वर था।</w:t>
+      </w:r>
+      <w:r>
+        <w:rPr>
+          <w:lang w:val="hi_IN" w:bidi="hi_IN"/>
+        </w:rPr>
+      </w:r>
+      <w:r>
+        <w:rPr>
+          <w:lang w:val="hi_IN" w:bidi="hi_IN"/>
+        </w:rPr>
+      </w:r>
+    </w:p>
+    <w:p>
+      <w:pPr/>
+      <w:r>
+        <w:rPr>
+          <w:lang w:val="hi_IN" w:bidi="hi_IN"/>
+        </w:rPr>
+      </w:r>
+    </w:p>
+    <w:p>
+      <w:pPr>
+        <w:pStyle w:val="Heading2"/>
+      </w:pPr>
+      <w:r>
+        <w:rPr>
+          <w:lang w:val="hi_IN" w:bidi="hi_IN"/>
+        </w:rPr>
+        <w:t>योना 2:2 (#1)</w:t>
+      </w:r>
+      <w:r>
+        <w:rPr>
+          <w:lang w:val="hi_IN" w:bidi="hi_IN"/>
+        </w:rPr>
+      </w:r>
+    </w:p>
+    <w:p>
+      <w:pPr/>
+      <w:r>
+        <w:rPr>
+          <w:lang w:val="hi_IN" w:bidi="hi_IN"/>
+        </w:rPr>
+      </w:r>
+      <w:r>
+        <w:rPr>
+          <w:b/>
+          <w:lang w:val="hi_IN" w:bidi="hi_IN"/>
+        </w:rPr>
+        <w:t>""</w:t>
+      </w:r>
+    </w:p>
+    <w:p>
+      <w:pPr/>
+      <w:r>
+        <w:rPr>
+          <w:lang w:val="hi_IN" w:bidi="hi_IN"/>
+        </w:rPr>
+      </w:r>
+      <w:r>
+        <w:rPr>
+          <w:b/>
+          <w:lang w:val="hi_IN" w:bidi="hi_IN"/>
+        </w:rPr>
+        <w:t>योना ने कहा</w:t>
+      </w:r>
+      <w:r>
+        <w:rPr>
+          <w:lang w:val="hi_IN" w:bidi="hi_IN"/>
+        </w:rPr>
+      </w:r>
+      <w:r>
+        <w:rPr>
+          <w:lang w:val="hi_IN" w:bidi="hi_IN"/>
+        </w:rPr>
+      </w:r>
+    </w:p>
+    <w:p>
+      <w:pPr/>
+      <w:r>
+        <w:rPr>
+          <w:lang w:val="hi_IN" w:bidi="hi_IN"/>
+        </w:rPr>
+      </w:r>
+    </w:p>
+    <w:p>
+      <w:pPr>
+        <w:pStyle w:val="Heading2"/>
+      </w:pPr>
+      <w:r>
+        <w:rPr>
+          <w:lang w:val="hi_IN" w:bidi="hi_IN"/>
+        </w:rPr>
+        <w:t>योना 2:2 (#2)</w:t>
+      </w:r>
+      <w:r>
+        <w:rPr>
+          <w:lang w:val="hi_IN" w:bidi="hi_IN"/>
+        </w:rPr>
+      </w:r>
+    </w:p>
+    <w:p>
+      <w:pPr/>
+      <w:r>
+        <w:rPr>
+          <w:lang w:val="hi_IN" w:bidi="hi_IN"/>
+        </w:rPr>
+      </w:r>
+      <w:r>
+        <w:rPr>
+          <w:b/>
+          <w:lang w:val="hi_IN" w:bidi="hi_IN"/>
+        </w:rPr>
+        <w:t>""मैंने संकट में पड़े हुए यहोवा की दुहाई दी,"</w:t>
+      </w:r>
+    </w:p>
+    <w:p>
+      <w:pPr/>
+      <w:r>
+        <w:rPr>
+          <w:lang w:val="hi_IN" w:bidi="hi_IN"/>
+        </w:rPr>
+      </w:r>
+      <w:r>
+        <w:rPr>
+          <w:lang w:val="hi_IN" w:bidi="hi_IN"/>
+        </w:rPr>
+        <w:t>"यह पंक्ति मछली के पेट में योना के अनुभव और प्रार्थना का वर्णन करते हुए एक काव्य की शुरुआत करती है। काव्य उस सटीक शब्द को नहीं देता जो उस समय योना ने प्रार्थना की थी क्योंकि काव्य पाठ बाद में लिखा गया था, मछली में योना के अनुभव, उसकी प्रार्थना और परमेश्वर के उत्तर का वर्णन करते हुए जैसे कि वे पहले ही बीत चुका था l काव्य की इस पहली पंक्ति को दो तरीकों में से एक में समझा जा सकता है: या तो प्रार्थना के वर्णन के रूप में यहोवा को संबोधित किया जा रहा है; या प्रार्थना के वर्णन के परिचय के रूप में किसी अन्य व्यक्ति को संबोधित किया जा रहा है। ""मुक्ति यहोवा ही से होती है !"" वाक्यांश से संबंधित नोट [2:9] में (../02/09/jdrh) में भी देखें ।</w:t>
+      </w:r>
+    </w:p>
+    <w:p>
+      <w:pPr/>
+      <w:r>
+        <w:rPr>
+          <w:lang w:val="hi_IN" w:bidi="hi_IN"/>
+        </w:rPr>
+      </w:r>
+      <w:r>
+        <w:rPr>
+          <w:lang w:val="hi_IN" w:bidi="hi_IN"/>
+        </w:rPr>
+        <w:t xml:space="preserve">देखें: </w:t>
+      </w:r>
+      <w:r>
+        <w:rPr>
+          <w:lang w:val="hi_IN" w:bidi="hi_IN"/>
+        </w:rPr>
+        <w:t>काव्य</w:t>
+      </w:r>
+      <w:r>
+        <w:rPr>
+          <w:lang w:val="hi_IN" w:bidi="hi_IN"/>
+        </w:rPr>
+      </w:r>
+      <w:r>
+        <w:rPr>
+          <w:lang w:val="hi_IN" w:bidi="hi_IN"/>
+        </w:rPr>
+      </w:r>
+    </w:p>
+    <w:p>
+      <w:pPr/>
+      <w:r>
+        <w:rPr>
+          <w:lang w:val="hi_IN" w:bidi="hi_IN"/>
+        </w:rPr>
+      </w:r>
+    </w:p>
+    <w:p>
+      <w:pPr>
+        <w:pStyle w:val="Heading2"/>
+      </w:pPr>
+      <w:r>
+        <w:rPr>
+          <w:lang w:val="hi_IN" w:bidi="hi_IN"/>
+        </w:rPr>
+        <w:t>योना 2:2 (#3)</w:t>
+      </w:r>
+      <w:r>
+        <w:rPr>
+          <w:lang w:val="hi_IN" w:bidi="hi_IN"/>
+        </w:rPr>
+      </w:r>
+    </w:p>
+    <w:p>
+      <w:pPr/>
+      <w:r>
+        <w:rPr>
+          <w:lang w:val="hi_IN" w:bidi="hi_IN"/>
+        </w:rPr>
+      </w:r>
+      <w:r>
+        <w:rPr>
+          <w:b/>
+          <w:lang w:val="hi_IN" w:bidi="hi_IN"/>
+        </w:rPr>
+        <w:t>"मैंने संकट में पड़े हुए यहोवा की दुहाई दी"</w:t>
+      </w:r>
+    </w:p>
+    <w:p>
+      <w:pPr/>
+      <w:r>
+        <w:rPr>
+          <w:lang w:val="hi_IN" w:bidi="hi_IN"/>
+        </w:rPr>
+      </w:r>
+      <w:r>
+        <w:rPr>
+          <w:b/>
+          <w:lang w:val="hi_IN" w:bidi="hi_IN"/>
+        </w:rPr>
+        <w:t>मैंने अपनी बड़ी मुसीबत के समय यहोवा से प्रार्थना की</w:t>
+      </w:r>
+      <w:r>
+        <w:rPr>
+          <w:lang w:val="hi_IN" w:bidi="hi_IN"/>
+        </w:rPr>
+        <w:t xml:space="preserve"> या </w:t>
+      </w:r>
+      <w:r>
+        <w:rPr>
+          <w:b/>
+          <w:lang w:val="hi_IN" w:bidi="hi_IN"/>
+        </w:rPr>
+        <w:t>यहोवा, मैंने अपने संकट के समय तुझे पुकारा</w:t>
+      </w:r>
+      <w:r>
+        <w:rPr>
+          <w:lang w:val="hi_IN" w:bidi="hi_IN"/>
+        </w:rPr>
+      </w:r>
+      <w:r>
+        <w:rPr>
+          <w:lang w:val="hi_IN" w:bidi="hi_IN"/>
+        </w:rPr>
+      </w:r>
+    </w:p>
+    <w:p>
+      <w:pPr/>
+      <w:r>
+        <w:rPr>
+          <w:lang w:val="hi_IN" w:bidi="hi_IN"/>
+        </w:rPr>
+      </w:r>
+    </w:p>
+    <w:p>
+      <w:pPr>
+        <w:pStyle w:val="Heading2"/>
+      </w:pPr>
+      <w:r>
+        <w:rPr>
+          <w:lang w:val="hi_IN" w:bidi="hi_IN"/>
+        </w:rPr>
+        <w:t>योना 2:2 (#4)</w:t>
+      </w:r>
+      <w:r>
+        <w:rPr>
+          <w:lang w:val="hi_IN" w:bidi="hi_IN"/>
+        </w:rPr>
+      </w:r>
+    </w:p>
+    <w:p>
+      <w:pPr/>
+      <w:r>
+        <w:rPr>
+          <w:lang w:val="hi_IN" w:bidi="hi_IN"/>
+        </w:rPr>
+      </w:r>
+      <w:r>
+        <w:rPr>
+          <w:lang w:val="hi_IN" w:bidi="hi_IN"/>
+        </w:rPr>
+        <w:t>וַֽ⁠יַּעֲנֵ֑⁠נִי</w:t>
+      </w:r>
+    </w:p>
+    <w:p>
+      <w:pPr/>
+      <w:r>
+        <w:rPr>
+          <w:lang w:val="hi_IN" w:bidi="hi_IN"/>
+        </w:rPr>
+      </w:r>
+      <w:r>
+        <w:rPr>
+          <w:b/>
+          <w:lang w:val="hi_IN" w:bidi="hi_IN"/>
+        </w:rPr>
+        <w:t>"और उसने मेरी सुन ली"</w:t>
+      </w:r>
+    </w:p>
+    <w:p>
+      <w:pPr/>
+      <w:r>
+        <w:rPr>
+          <w:lang w:val="hi_IN" w:bidi="hi_IN"/>
+        </w:rPr>
+      </w:r>
+      <w:r>
+        <w:rPr>
+          <w:b/>
+          <w:lang w:val="hi_IN" w:bidi="hi_IN"/>
+        </w:rPr>
+        <w:t>यहोवा ने मेरी सुनी</w:t>
+      </w:r>
+      <w:r>
+        <w:rPr>
+          <w:lang w:val="hi_IN" w:bidi="hi_IN"/>
+        </w:rPr>
+        <w:t xml:space="preserve"> या </w:t>
+      </w:r>
+      <w:r>
+        <w:rPr>
+          <w:b/>
+          <w:lang w:val="hi_IN" w:bidi="hi_IN"/>
+        </w:rPr>
+        <w:t>उसने मेरी मदद की</w:t>
+      </w:r>
+      <w:r>
+        <w:rPr>
+          <w:lang w:val="hi_IN" w:bidi="hi_IN"/>
+        </w:rPr>
+        <w:t xml:space="preserve"> या </w:t>
+      </w:r>
+      <w:r>
+        <w:rPr>
+          <w:b/>
+          <w:lang w:val="hi_IN" w:bidi="hi_IN"/>
+        </w:rPr>
+        <w:t>तूने मुझे उत्तर दिया</w:t>
+      </w:r>
+      <w:r>
+        <w:rPr>
+          <w:lang w:val="hi_IN" w:bidi="hi_IN"/>
+        </w:rPr>
+      </w:r>
+      <w:r>
+        <w:rPr>
+          <w:lang w:val="hi_IN" w:bidi="hi_IN"/>
+        </w:rPr>
+      </w:r>
+    </w:p>
+    <w:p>
+      <w:pPr/>
+      <w:r>
+        <w:rPr>
+          <w:lang w:val="hi_IN" w:bidi="hi_IN"/>
+        </w:rPr>
+      </w:r>
+    </w:p>
+    <w:p>
+      <w:pPr>
+        <w:pStyle w:val="Heading2"/>
+      </w:pPr>
+      <w:r>
+        <w:rPr>
+          <w:lang w:val="hi_IN" w:bidi="hi_IN"/>
+        </w:rPr>
+        <w:t>योना 2:2 (#5)</w:t>
+      </w:r>
+      <w:r>
+        <w:rPr>
+          <w:lang w:val="hi_IN" w:bidi="hi_IN"/>
+        </w:rPr>
+      </w:r>
+    </w:p>
+    <w:p>
+      <w:pPr/>
+      <w:r>
+        <w:rPr>
+          <w:lang w:val="hi_IN" w:bidi="hi_IN"/>
+        </w:rPr>
+      </w:r>
+      <w:r>
+        <w:rPr>
+          <w:lang w:val="hi_IN" w:bidi="hi_IN"/>
+        </w:rPr>
+        <w:t>מִ⁠בֶּ֧טֶן שְׁא֛וֹל</w:t>
+      </w:r>
+    </w:p>
+    <w:p>
+      <w:pPr/>
+      <w:r>
+        <w:rPr>
+          <w:lang w:val="hi_IN" w:bidi="hi_IN"/>
+        </w:rPr>
+      </w:r>
+      <w:r>
+        <w:rPr>
+          <w:b/>
+          <w:lang w:val="hi_IN" w:bidi="hi_IN"/>
+        </w:rPr>
+        <w:t>"अधोलोक के उदर में से"</w:t>
+      </w:r>
+    </w:p>
+    <w:p>
+      <w:pPr/>
+      <w:r>
+        <w:rPr>
+          <w:lang w:val="hi_IN" w:bidi="hi_IN"/>
+        </w:rPr>
+      </w:r>
+      <w:r>
+        <w:rPr>
+          <w:b/>
+          <w:lang w:val="hi_IN" w:bidi="hi_IN"/>
+        </w:rPr>
+        <w:t>अधोलोक में से</w:t>
+      </w:r>
+      <w:r>
+        <w:rPr>
+          <w:lang w:val="hi_IN" w:bidi="hi_IN"/>
+        </w:rPr>
+        <w:t xml:space="preserve"> या </w:t>
+      </w:r>
+      <w:r>
+        <w:rPr>
+          <w:b/>
+          <w:lang w:val="hi_IN" w:bidi="hi_IN"/>
+        </w:rPr>
+        <w:t>अधोलोक की गहराई में से</w:t>
+      </w:r>
+      <w:r>
+        <w:rPr>
+          <w:lang w:val="hi_IN" w:bidi="hi_IN"/>
+        </w:rPr>
+        <w:t>। संभव अर्थों में सम्मिलित: 1) योना मछली के पेट में होने की बात इस तरह कह रहा है जैसे कि अधोलोक में है; या 2) योना ने माना कि वह मरने वाला है और अधोलोक में जाने वाला था; या 3) वह इस रीति से व्याख्यान कर रहा था जैसे कि वह मर चूका है और अधोलोक में चला गया हो l</w:t>
+      </w:r>
+    </w:p>
+    <w:p>
+      <w:pPr/>
+      <w:r>
+        <w:rPr>
+          <w:lang w:val="hi_IN" w:bidi="hi_IN"/>
+        </w:rPr>
+      </w:r>
+      <w:r>
+        <w:rPr>
+          <w:lang w:val="hi_IN" w:bidi="hi_IN"/>
+        </w:rPr>
+        <w:t xml:space="preserve">देखें: </w:t>
+      </w:r>
+      <w:r>
+        <w:rPr>
+          <w:lang w:val="hi_IN" w:bidi="hi_IN"/>
+        </w:rPr>
+        <w:t>रूपक</w:t>
+      </w:r>
+      <w:r>
+        <w:rPr>
+          <w:lang w:val="hi_IN" w:bidi="hi_IN"/>
+        </w:rPr>
+      </w:r>
+      <w:r>
+        <w:rPr>
+          <w:lang w:val="hi_IN" w:bidi="hi_IN"/>
+        </w:rPr>
+      </w:r>
+    </w:p>
+    <w:p>
+      <w:pPr/>
+      <w:r>
+        <w:rPr>
+          <w:lang w:val="hi_IN" w:bidi="hi_IN"/>
+        </w:rPr>
+      </w:r>
+    </w:p>
+    <w:p>
+      <w:pPr>
+        <w:pStyle w:val="Heading2"/>
+      </w:pPr>
+      <w:r>
+        <w:rPr>
+          <w:lang w:val="hi_IN" w:bidi="hi_IN"/>
+        </w:rPr>
+        <w:t>योना 2:2 (#6)</w:t>
+      </w:r>
+      <w:r>
+        <w:rPr>
+          <w:lang w:val="hi_IN" w:bidi="hi_IN"/>
+        </w:rPr>
+      </w:r>
+    </w:p>
+    <w:p>
+      <w:pPr/>
+      <w:r>
+        <w:rPr>
+          <w:lang w:val="hi_IN" w:bidi="hi_IN"/>
+        </w:rPr>
+      </w:r>
+      <w:r>
+        <w:rPr>
+          <w:lang w:val="hi_IN" w:bidi="hi_IN"/>
+        </w:rPr>
+        <w:t>שְׁא֛וֹל</w:t>
+      </w:r>
+    </w:p>
+    <w:p>
+      <w:pPr/>
+      <w:r>
+        <w:rPr>
+          <w:lang w:val="hi_IN" w:bidi="hi_IN"/>
+        </w:rPr>
+      </w:r>
+      <w:r>
+        <w:rPr>
+          <w:b/>
+          <w:lang w:val="hi_IN" w:bidi="hi_IN"/>
+        </w:rPr>
+        <w:t>"अधोलोक के"</w:t>
+      </w:r>
+    </w:p>
+    <w:p>
+      <w:pPr/>
+      <w:r>
+        <w:rPr>
+          <w:lang w:val="hi_IN" w:bidi="hi_IN"/>
+        </w:rPr>
+      </w:r>
+      <w:r>
+        <w:rPr>
+          <w:lang w:val="hi_IN" w:bidi="hi_IN"/>
+        </w:rPr>
+        <w:t>"</w:t>
+      </w:r>
+      <w:r>
+        <w:rPr>
+          <w:b/>
+          <w:lang w:val="hi_IN" w:bidi="hi_IN"/>
+        </w:rPr>
+        <w:t>पताल</w:t>
+      </w:r>
+      <w:r>
+        <w:rPr>
+          <w:lang w:val="hi_IN" w:bidi="hi_IN"/>
+        </w:rPr>
+        <w:t xml:space="preserve"> उस जगह का नाम था जहाँ लोग मरने के बाद जाते थे। इसे धरती के नीचे कहीं एक अँधेरे से भरा संसार माना जाता था । नए नियम के समकक्ष ""अधोलोक"" प्रतीत होता है, जहाँ मृतक न्याय की प्रतीक्षा करते हैं (देखें प्रकाशितवाक्य 20:13)। यदि आपकी भाषा में इस स्थान के लिए एक शब्द है, तो आप इसे यहाँ उपयोग करना चाहते हैं, या शब्द ""पताल"" को ले सकते हैं।</w:t>
+      </w:r>
+    </w:p>
+    <w:p>
+      <w:pPr/>
+      <w:r>
+        <w:rPr>
+          <w:lang w:val="hi_IN" w:bidi="hi_IN"/>
+        </w:rPr>
+      </w:r>
+      <w:r>
+        <w:rPr>
+          <w:lang w:val="hi_IN" w:bidi="hi_IN"/>
+        </w:rPr>
+        <w:t xml:space="preserve">देखें: </w:t>
+      </w:r>
+      <w:r>
+        <w:rPr>
+          <w:lang w:val="hi_IN" w:bidi="hi_IN"/>
+        </w:rPr>
+        <w:t>नामों का अनुवाद कैसे करें</w:t>
+      </w:r>
+      <w:r>
+        <w:rPr>
+          <w:lang w:val="hi_IN" w:bidi="hi_IN"/>
+        </w:rPr>
+      </w:r>
+      <w:r>
+        <w:rPr>
+          <w:lang w:val="hi_IN" w:bidi="hi_IN"/>
+        </w:rPr>
+      </w:r>
+    </w:p>
+    <w:p>
+      <w:pPr/>
+      <w:r>
+        <w:rPr>
+          <w:lang w:val="hi_IN" w:bidi="hi_IN"/>
+        </w:rPr>
+      </w:r>
+    </w:p>
+    <w:p>
+      <w:pPr>
+        <w:pStyle w:val="Heading2"/>
+      </w:pPr>
+      <w:r>
+        <w:rPr>
+          <w:lang w:val="hi_IN" w:bidi="hi_IN"/>
+        </w:rPr>
+        <w:t>योना 2:2 (#7)</w:t>
+      </w:r>
+      <w:r>
+        <w:rPr>
+          <w:lang w:val="hi_IN" w:bidi="hi_IN"/>
+        </w:rPr>
+      </w:r>
+    </w:p>
+    <w:p>
+      <w:pPr/>
+      <w:r>
+        <w:rPr>
+          <w:lang w:val="hi_IN" w:bidi="hi_IN"/>
+        </w:rPr>
+      </w:r>
+      <w:r>
+        <w:rPr>
+          <w:lang w:val="hi_IN" w:bidi="hi_IN"/>
+        </w:rPr>
+        <w:t>שָׁמַ֥עְתָּ קוֹלִֽ⁠י</w:t>
+      </w:r>
+    </w:p>
+    <w:p>
+      <w:pPr/>
+      <w:r>
+        <w:rPr>
+          <w:lang w:val="hi_IN" w:bidi="hi_IN"/>
+        </w:rPr>
+      </w:r>
+      <w:r>
+        <w:rPr>
+          <w:b/>
+          <w:lang w:val="hi_IN" w:bidi="hi_IN"/>
+        </w:rPr>
+        <w:t>"और तूने मेरी सुन ली"</w:t>
+      </w:r>
+    </w:p>
+    <w:p>
+      <w:pPr/>
+      <w:r>
+        <w:rPr>
+          <w:lang w:val="hi_IN" w:bidi="hi_IN"/>
+        </w:rPr>
+      </w:r>
+      <w:r>
+        <w:rPr>
+          <w:lang w:val="hi_IN" w:bidi="hi_IN"/>
+        </w:rPr>
+        <w:t>"इस वाक्यांश का संभव अर्थ शाब्दिक और प्रतीकात्मक है। वाक्यांश का शाब्दिक अर्थ है कि जब वह मछली के पेट में प्रार्थना कर रहा था तब यहोवा ने योना की सुनी। यद्यपि, पुराने नियम में ""किसी की आवाज़ सुनने के लिए"" वाक्यांश का अर्थ अक्सर ""सुनना और पालन करना"" होता है (अनुपालन)। इस संदर्भ में, योना व्यक्त कर रहा है कि यहोवा ने उसकी सुनी और उसे बचाने का उपाय किया।</w:t>
+      </w:r>
+    </w:p>
+    <w:p>
+      <w:pPr/>
+      <w:r>
+        <w:rPr>
+          <w:lang w:val="hi_IN" w:bidi="hi_IN"/>
+        </w:rPr>
+      </w:r>
+      <w:r>
+        <w:rPr>
+          <w:lang w:val="hi_IN" w:bidi="hi_IN"/>
+        </w:rPr>
+        <w:t xml:space="preserve">देखें: </w:t>
+      </w:r>
+      <w:r>
+        <w:rPr>
+          <w:lang w:val="hi_IN" w:bidi="hi_IN"/>
+        </w:rPr>
+        <w:t>मुहावरा</w:t>
+      </w:r>
+      <w:r>
+        <w:rPr>
+          <w:lang w:val="hi_IN" w:bidi="hi_IN"/>
+        </w:rPr>
+      </w:r>
+      <w:r>
+        <w:rPr>
+          <w:lang w:val="hi_IN" w:bidi="hi_IN"/>
+        </w:rPr>
+      </w:r>
+    </w:p>
+    <w:p>
+      <w:pPr/>
+      <w:r>
+        <w:rPr>
+          <w:lang w:val="hi_IN" w:bidi="hi_IN"/>
+        </w:rPr>
+      </w:r>
+    </w:p>
+    <w:p>
+      <w:pPr>
+        <w:pStyle w:val="Heading2"/>
+      </w:pPr>
+      <w:r>
+        <w:rPr>
+          <w:lang w:val="hi_IN" w:bidi="hi_IN"/>
+        </w:rPr>
+        <w:t>योना 2:2 (#5)</w:t>
+      </w:r>
+      <w:r>
+        <w:rPr>
+          <w:lang w:val="hi_IN" w:bidi="hi_IN"/>
+        </w:rPr>
+      </w:r>
+    </w:p>
+    <w:p>
+      <w:pPr/>
+      <w:r>
+        <w:rPr>
+          <w:lang w:val="hi_IN" w:bidi="hi_IN"/>
+        </w:rPr>
+      </w:r>
+      <w:r>
+        <w:rPr>
+          <w:b/>
+          <w:lang w:val="hi_IN" w:bidi="hi_IN"/>
+        </w:rPr>
+        <w:t>"मैंने संकट में पड़े हुए यहोवा की दुहाई दी, और उसने मेरी सुन ली है; अधोलोक के उदर में से मैं चिल्ला उठा, और तूने मेरी सुन ली"</w:t>
+      </w:r>
+    </w:p>
+    <w:p>
+      <w:pPr/>
+      <w:r>
+        <w:rPr>
+          <w:lang w:val="hi_IN" w:bidi="hi_IN"/>
+        </w:rPr>
+      </w:r>
+      <w:r>
+        <w:rPr>
+          <w:lang w:val="hi_IN" w:bidi="hi_IN"/>
+        </w:rPr>
+        <w:t>इस पद के दोनों हिस्सों का अर्थ मूलतः एक ही है। दूसरा हिस्सा उसी विचार को अलग-अलग शब्दों में दोहराकर पहले हिस्से के अर्थ पर ज़ोर देता है। अगर यह आपके पाठकों के लिए सहायक हो, तो आप वाक्यांशों को इस तरह से जोड़ सकते हैं कि लगे कि दूसरा वाक्यांश पहले वाले को दोहरा रहा है, कुछ अतिरिक्त नहीं कह रहा। वैकल्पिक अनुवाद: "मैंने संकट में पड़े हुए यहोवा की दुहाई दी, और उसने मेरी सुन ली है; अर्थात, अधोलोक के उदर में से मैं चिल्ला उठा, और तूने मेरी सुन ली"</w:t>
+      </w:r>
+    </w:p>
+    <w:p>
+      <w:pPr/>
+      <w:r>
+        <w:rPr>
+          <w:lang w:val="hi_IN" w:bidi="hi_IN"/>
+        </w:rPr>
+      </w:r>
+      <w:r>
+        <w:rPr>
+          <w:lang w:val="hi_IN" w:bidi="hi_IN"/>
+        </w:rPr>
+        <w:t xml:space="preserve">देखें: </w:t>
+      </w:r>
+      <w:r>
+        <w:rPr>
+          <w:lang w:val="hi_IN" w:bidi="hi_IN"/>
+        </w:rPr>
+        <w:t>समानांतरता</w:t>
+      </w:r>
+      <w:r>
+        <w:rPr>
+          <w:lang w:val="hi_IN" w:bidi="hi_IN"/>
+        </w:rPr>
+      </w:r>
+      <w:r>
+        <w:rPr>
+          <w:lang w:val="hi_IN" w:bidi="hi_IN"/>
+        </w:rPr>
+      </w:r>
+    </w:p>
+    <w:p>
+      <w:pPr/>
+      <w:r>
+        <w:rPr>
+          <w:lang w:val="hi_IN" w:bidi="hi_IN"/>
+        </w:rPr>
+      </w:r>
+    </w:p>
+    <w:p>
+      <w:pPr>
+        <w:pStyle w:val="Heading2"/>
+      </w:pPr>
+      <w:r>
+        <w:rPr>
+          <w:lang w:val="hi_IN" w:bidi="hi_IN"/>
+        </w:rPr>
+        <w:t>योना 2:3 (#1)</w:t>
+      </w:r>
+      <w:r>
+        <w:rPr>
+          <w:lang w:val="hi_IN" w:bidi="hi_IN"/>
+        </w:rPr>
+      </w:r>
+    </w:p>
+    <w:p>
+      <w:pPr/>
+      <w:r>
+        <w:rPr>
+          <w:lang w:val="hi_IN" w:bidi="hi_IN"/>
+        </w:rPr>
+      </w:r>
+      <w:r>
+        <w:rPr>
+          <w:lang w:val="hi_IN" w:bidi="hi_IN"/>
+        </w:rPr>
+        <w:t>בִּ⁠לְבַ֣ב יַמִּ֔ים</w:t>
+      </w:r>
+    </w:p>
+    <w:p>
+      <w:pPr/>
+      <w:r>
+        <w:rPr>
+          <w:lang w:val="hi_IN" w:bidi="hi_IN"/>
+        </w:rPr>
+      </w:r>
+      <w:r>
+        <w:rPr>
+          <w:b/>
+          <w:lang w:val="hi_IN" w:bidi="hi_IN"/>
+        </w:rPr>
+        <w:t>"समुद्र की थाह तक"</w:t>
+      </w:r>
+    </w:p>
+    <w:p>
+      <w:pPr/>
+      <w:r>
+        <w:rPr>
+          <w:lang w:val="hi_IN" w:bidi="hi_IN"/>
+        </w:rPr>
+      </w:r>
+      <w:r>
+        <w:rPr>
+          <w:lang w:val="hi_IN" w:bidi="hi_IN"/>
+        </w:rPr>
+        <w:t xml:space="preserve">"यहाँ शब्द </w:t>
+      </w:r>
+      <w:r>
+        <w:rPr>
+          <w:b/>
+          <w:lang w:val="hi_IN" w:bidi="hi_IN"/>
+        </w:rPr>
+        <w:t>बीच में</w:t>
+      </w:r>
+      <w:r>
+        <w:rPr>
+          <w:lang w:val="hi_IN" w:bidi="hi_IN"/>
+        </w:rPr>
+        <w:t xml:space="preserve"> किसी के ""अंदर"" होने के लिए एक रूपक है। वाक्यांश ""के बीच में"" का अर्थ है ""मध्य में"" या ""पूरी तरह से समुद्र के पानी से घिरा हुआ""। वैकल्पिक अनुवाद: ""समुद्र के बीच में""</w:t>
+      </w:r>
+      <w:r>
+        <w:rPr>
+          <w:lang w:val="hi_IN" w:bidi="hi_IN"/>
+        </w:rPr>
+      </w:r>
+      <w:r>
+        <w:rPr>
+          <w:lang w:val="hi_IN" w:bidi="hi_IN"/>
+        </w:rPr>
+      </w:r>
+    </w:p>
+    <w:p>
+      <w:pPr/>
+      <w:r>
+        <w:rPr>
+          <w:lang w:val="hi_IN" w:bidi="hi_IN"/>
+        </w:rPr>
+      </w:r>
+    </w:p>
+    <w:p>
+      <w:pPr>
+        <w:pStyle w:val="Heading2"/>
+      </w:pPr>
+      <w:r>
+        <w:rPr>
+          <w:lang w:val="hi_IN" w:bidi="hi_IN"/>
+        </w:rPr>
+        <w:t>योना 2:3 (#2)</w:t>
+      </w:r>
+      <w:r>
+        <w:rPr>
+          <w:lang w:val="hi_IN" w:bidi="hi_IN"/>
+        </w:rPr>
+      </w:r>
+    </w:p>
+    <w:p>
+      <w:pPr/>
+      <w:r>
+        <w:rPr>
+          <w:lang w:val="hi_IN" w:bidi="hi_IN"/>
+        </w:rPr>
+      </w:r>
+      <w:r>
+        <w:rPr>
+          <w:b/>
+          <w:lang w:val="hi_IN" w:bidi="hi_IN"/>
+        </w:rPr>
+        <w:t>"और मैं धाराओं के बीच में पड़ा था"</w:t>
+      </w:r>
+    </w:p>
+    <w:p>
+      <w:pPr/>
+      <w:r>
+        <w:rPr>
+          <w:lang w:val="hi_IN" w:bidi="hi_IN"/>
+        </w:rPr>
+      </w:r>
+      <w:r>
+        <w:rPr>
+          <w:b/>
+          <w:lang w:val="hi_IN" w:bidi="hi_IN"/>
+        </w:rPr>
+        <w:t>समुद्र का पानी मेरे ऊपर से बह गया</w:t>
+      </w:r>
+      <w:r>
+        <w:rPr>
+          <w:lang w:val="hi_IN" w:bidi="hi_IN"/>
+        </w:rPr>
+      </w:r>
+      <w:r>
+        <w:rPr>
+          <w:lang w:val="hi_IN" w:bidi="hi_IN"/>
+        </w:rPr>
+      </w:r>
+    </w:p>
+    <w:p>
+      <w:pPr/>
+      <w:r>
+        <w:rPr>
+          <w:lang w:val="hi_IN" w:bidi="hi_IN"/>
+        </w:rPr>
+      </w:r>
+    </w:p>
+    <w:p>
+      <w:pPr>
+        <w:pStyle w:val="Heading2"/>
+      </w:pPr>
+      <w:r>
+        <w:rPr>
+          <w:lang w:val="hi_IN" w:bidi="hi_IN"/>
+        </w:rPr>
+        <w:t>योना 2:3 (#3)</w:t>
+      </w:r>
+      <w:r>
+        <w:rPr>
+          <w:lang w:val="hi_IN" w:bidi="hi_IN"/>
+        </w:rPr>
+      </w:r>
+    </w:p>
+    <w:p>
+      <w:pPr/>
+      <w:r>
+        <w:rPr>
+          <w:lang w:val="hi_IN" w:bidi="hi_IN"/>
+        </w:rPr>
+      </w:r>
+      <w:r>
+        <w:rPr>
+          <w:lang w:val="hi_IN" w:bidi="hi_IN"/>
+        </w:rPr>
+        <w:t>מִשְׁבָּרֶ֥י⁠ךָ וְ⁠גַלֶּ֖י⁠ךָ</w:t>
+      </w:r>
+    </w:p>
+    <w:p>
+      <w:pPr/>
+      <w:r>
+        <w:rPr>
+          <w:lang w:val="hi_IN" w:bidi="hi_IN"/>
+        </w:rPr>
+      </w:r>
+      <w:r>
+        <w:rPr>
+          <w:b/>
+          <w:lang w:val="hi_IN" w:bidi="hi_IN"/>
+        </w:rPr>
+        <w:t>"तेरी"</w:t>
+      </w:r>
+      <w:r>
+        <w:rPr>
+          <w:lang w:val="hi_IN" w:bidi="hi_IN"/>
+        </w:rPr>
+        <w:t xml:space="preserve"> - </w:t>
+      </w:r>
+      <w:r>
+        <w:rPr>
+          <w:b/>
+          <w:lang w:val="hi_IN" w:bidi="hi_IN"/>
+        </w:rPr>
+        <w:t>"तरंग और लहरें"</w:t>
+      </w:r>
+    </w:p>
+    <w:p>
+      <w:pPr/>
+      <w:r>
+        <w:rPr>
+          <w:lang w:val="hi_IN" w:bidi="hi_IN"/>
+        </w:rPr>
+      </w:r>
+      <w:r>
+        <w:rPr>
+          <w:lang w:val="hi_IN" w:bidi="hi_IN"/>
+        </w:rPr>
+        <w:t>"ये दोनों महासागर की सतह की खलल हैं। उन्हें एक शब्द में जोड़ा जा सकता है, जैसे ""लहरें""</w:t>
+      </w:r>
+    </w:p>
+    <w:p>
+      <w:pPr/>
+      <w:r>
+        <w:rPr>
+          <w:lang w:val="hi_IN" w:bidi="hi_IN"/>
+        </w:rPr>
+      </w:r>
+      <w:r>
+        <w:rPr>
+          <w:lang w:val="hi_IN" w:bidi="hi_IN"/>
+        </w:rPr>
+        <w:t xml:space="preserve">देखें: </w:t>
+      </w:r>
+      <w:r>
+        <w:rPr>
+          <w:lang w:val="hi_IN" w:bidi="hi_IN"/>
+        </w:rPr>
+        <w:t>युग्म</w:t>
+      </w:r>
+      <w:r>
+        <w:rPr>
+          <w:lang w:val="hi_IN" w:bidi="hi_IN"/>
+        </w:rPr>
+      </w:r>
+      <w:r>
+        <w:rPr>
+          <w:lang w:val="hi_IN" w:bidi="hi_IN"/>
+        </w:rPr>
+      </w:r>
+    </w:p>
+    <w:p>
+      <w:pPr/>
+      <w:r>
+        <w:rPr>
+          <w:lang w:val="hi_IN" w:bidi="hi_IN"/>
+        </w:rPr>
+      </w:r>
+    </w:p>
+    <w:p>
+      <w:pPr>
+        <w:pStyle w:val="Heading2"/>
+      </w:pPr>
+      <w:r>
+        <w:rPr>
+          <w:lang w:val="hi_IN" w:bidi="hi_IN"/>
+        </w:rPr>
+        <w:t>योना 2:3 (#2)</w:t>
+      </w:r>
+      <w:r>
+        <w:rPr>
+          <w:lang w:val="hi_IN" w:bidi="hi_IN"/>
+        </w:rPr>
+      </w:r>
+    </w:p>
+    <w:p>
+      <w:pPr/>
+      <w:r>
+        <w:rPr>
+          <w:lang w:val="hi_IN" w:bidi="hi_IN"/>
+        </w:rPr>
+      </w:r>
+      <w:r>
+        <w:rPr>
+          <w:lang w:val="hi_IN" w:bidi="hi_IN"/>
+        </w:rPr>
+        <w:t>יַמִּ֔ים</w:t>
+      </w:r>
+    </w:p>
+    <w:p>
+      <w:pPr/>
+      <w:r>
+        <w:rPr>
+          <w:lang w:val="hi_IN" w:bidi="hi_IN"/>
+        </w:rPr>
+      </w:r>
+      <w:r>
+        <w:rPr>
+          <w:b/>
+          <w:lang w:val="hi_IN" w:bidi="hi_IN"/>
+        </w:rPr>
+        <w:t>"समुद्र"</w:t>
+      </w:r>
+    </w:p>
+    <w:p>
+      <w:pPr/>
+      <w:r>
+        <w:rPr>
+          <w:lang w:val="hi_IN" w:bidi="hi_IN"/>
+        </w:rPr>
+      </w:r>
+      <w:r>
+        <w:rPr>
+          <w:lang w:val="hi_IN" w:bidi="hi_IN"/>
+        </w:rPr>
+        <w:t xml:space="preserve">यहाँ, योना विचार को प्रबल करने के लिए समुद्र का उल्लेख बहुवचन </w:t>
+      </w:r>
+      <w:r>
+        <w:rPr>
+          <w:b/>
+          <w:lang w:val="hi_IN" w:bidi="hi_IN"/>
+        </w:rPr>
+        <w:t>समुद्र</w:t>
+      </w:r>
+      <w:r>
+        <w:rPr>
+          <w:lang w:val="hi_IN" w:bidi="hi_IN"/>
+        </w:rPr>
+        <w:t xml:space="preserve"> के रूप में करता है। यदि यह आपकी भाषा में अधिक स्वाभाविक हो, तो आप एकवचन का प्रयोग कर सकते हैं और विचार को दूसरे तरीके से तीव्र कर सकते हैं। वैकल्पिक अनुवाद: "विशाल महासागर"</w:t>
+      </w:r>
+    </w:p>
+    <w:p>
+      <w:pPr/>
+      <w:r>
+        <w:rPr>
+          <w:lang w:val="hi_IN" w:bidi="hi_IN"/>
+        </w:rPr>
+      </w:r>
+      <w:r>
+        <w:rPr>
+          <w:lang w:val="hi_IN" w:bidi="hi_IN"/>
+        </w:rPr>
+        <w:t xml:space="preserve">देखें: </w:t>
+      </w:r>
+      <w:r>
+        <w:rPr>
+          <w:lang w:val="hi_IN" w:bidi="hi_IN"/>
+        </w:rPr>
+        <w:t>बहुवचन के असामान्य उपयोग</w:t>
+      </w:r>
+      <w:r>
+        <w:rPr>
+          <w:lang w:val="hi_IN" w:bidi="hi_IN"/>
+        </w:rPr>
+      </w:r>
+      <w:r>
+        <w:rPr>
+          <w:lang w:val="hi_IN" w:bidi="hi_IN"/>
+        </w:rPr>
+      </w:r>
+    </w:p>
+    <w:p>
+      <w:pPr/>
+      <w:r>
+        <w:rPr>
+          <w:lang w:val="hi_IN" w:bidi="hi_IN"/>
+        </w:rPr>
+      </w:r>
+    </w:p>
+    <w:p>
+      <w:pPr>
+        <w:pStyle w:val="Heading2"/>
+      </w:pPr>
+      <w:r>
+        <w:rPr>
+          <w:lang w:val="hi_IN" w:bidi="hi_IN"/>
+        </w:rPr>
+        <w:t>योना 2:3 (#5)</w:t>
+      </w:r>
+      <w:r>
+        <w:rPr>
+          <w:lang w:val="hi_IN" w:bidi="hi_IN"/>
+        </w:rPr>
+      </w:r>
+    </w:p>
+    <w:p>
+      <w:pPr/>
+      <w:r>
+        <w:rPr>
+          <w:lang w:val="hi_IN" w:bidi="hi_IN"/>
+        </w:rPr>
+      </w:r>
+      <w:r>
+        <w:rPr>
+          <w:lang w:val="hi_IN" w:bidi="hi_IN"/>
+        </w:rPr>
+        <w:t>מִשְׁבָּרֶ֥י⁠ךָ וְ⁠גַלֶּ֖י⁠ךָ</w:t>
+      </w:r>
+    </w:p>
+    <w:p>
+      <w:pPr/>
+      <w:r>
+        <w:rPr>
+          <w:lang w:val="hi_IN" w:bidi="hi_IN"/>
+        </w:rPr>
+      </w:r>
+      <w:r>
+        <w:rPr>
+          <w:b/>
+          <w:lang w:val="hi_IN" w:bidi="hi_IN"/>
+        </w:rPr>
+        <w:t>"तेरी सब तरंग और लहरें"</w:t>
+      </w:r>
+    </w:p>
+    <w:p>
+      <w:pPr/>
+      <w:r>
+        <w:rPr>
+          <w:lang w:val="hi_IN" w:bidi="hi_IN"/>
+        </w:rPr>
+      </w:r>
+      <w:r>
+        <w:rPr>
+          <w:lang w:val="hi_IN" w:bidi="hi_IN"/>
+        </w:rPr>
+        <w:t xml:space="preserve">यहाँ, योना </w:t>
+      </w:r>
+      <w:r>
+        <w:rPr>
+          <w:b/>
+          <w:lang w:val="hi_IN" w:bidi="hi_IN"/>
+        </w:rPr>
+        <w:t>तेरी</w:t>
+      </w:r>
+      <w:r>
+        <w:rPr>
+          <w:lang w:val="hi_IN" w:bidi="hi_IN"/>
+        </w:rPr>
+        <w:t xml:space="preserve"> का उपयोग </w:t>
+      </w:r>
+      <w:r>
+        <w:rPr>
+          <w:b/>
+          <w:lang w:val="hi_IN" w:bidi="hi_IN"/>
+        </w:rPr>
+        <w:t>तरंग</w:t>
       </w:r>
       <w:r>
         <w:rPr>
@@ -7536,13 +9304,25 @@
           <w:b/>
           <w:lang w:val="hi_IN" w:bidi="hi_IN"/>
         </w:rPr>
-        <w:t>भयानक</w:t>
-      </w:r>
-      <w:r>
-        <w:rPr>
-          <w:lang w:val="hi_IN" w:bidi="hi_IN"/>
-        </w:rPr>
-        <w:t xml:space="preserve"> शामिल हैं। वैकल्पिक अनुवाद: "और समुद्र शान्त हो गया"</w:t>
+        <w:t>लहरों</w:t>
+      </w:r>
+      <w:r>
+        <w:rPr>
+          <w:lang w:val="hi_IN" w:bidi="hi_IN"/>
+        </w:rPr>
+        <w:t xml:space="preserve"> का वर्णन करने के लिए कर रहा है क्योंकि वे परमेश्वर द्वारा उत्पन्न की गई थीं। यदि आपकी भाषा में इसके लिए स्वामित्व रूप का प्रयोग नहीं होता, तो आप इसे अधिक स्वाभाविक तरीके से कह सकते हैं। वैकल्पिक अनुवाद: "तेरे द्वारा बनाई गई </w:t>
+      </w:r>
+      <w:r>
+        <w:rPr>
+          <w:lang w:val="hi_IN" w:bidi="hi_IN"/>
+        </w:rPr>
+        <w:t>सब तरंग और लहरें</w:t>
+      </w:r>
+      <w:r>
+        <w:rPr>
+          <w:lang w:val="hi_IN" w:bidi="hi_IN"/>
+        </w:rPr>
+        <w:t>"</w:t>
       </w:r>
     </w:p>
     <w:p>
@@ -7562,7 +9342,7 @@
         <w:rPr>
           <w:lang w:val="hi_IN" w:bidi="hi_IN"/>
         </w:rPr>
-        <w:t>दोहरी नकारात्मकताएँ</w:t>
+        <w:t>स्वामित्व</w:t>
       </w:r>
       <w:r>
         <w:rPr>
@@ -7591,56 +9371,743 @@
         <w:rPr>
           <w:lang w:val="hi_IN" w:bidi="hi_IN"/>
         </w:rPr>
-        <w:t>योना 1:16 (#1)</w:t>
-      </w:r>
-      <w:r>
-        <w:rPr>
-          <w:lang w:val="hi_IN" w:bidi="hi_IN"/>
-        </w:rPr>
-      </w:r>
-    </w:p>
-    <w:p>
-      <w:pPr/>
-      <w:r>
-        <w:rPr>
-          <w:lang w:val="hi_IN" w:bidi="hi_IN"/>
-        </w:rPr>
-      </w:r>
-      <w:r>
-        <w:rPr>
-          <w:lang w:val="hi_IN" w:bidi="hi_IN"/>
-        </w:rPr>
-        <w:t>וַ⁠יִּֽירְא֧וּ הָ⁠אֲנָשִׁ֛ים יִרְאָ֥ה גְדוֹלָ֖ה אֶת־יְהוָ֑ה</w:t>
-      </w:r>
-    </w:p>
-    <w:p>
-      <w:pPr/>
-      <w:r>
-        <w:rPr>
-          <w:lang w:val="hi_IN" w:bidi="hi_IN"/>
-        </w:rPr>
-      </w:r>
-      <w:r>
-        <w:rPr>
-          <w:b/>
-          <w:lang w:val="hi_IN" w:bidi="hi_IN"/>
-        </w:rPr>
-        <w:t>"तब उन मनुष्यों ने यहोवा का बहुत ही भय माना"</w:t>
-      </w:r>
-    </w:p>
-    <w:p>
-      <w:pPr/>
-      <w:r>
-        <w:rPr>
-          <w:lang w:val="hi_IN" w:bidi="hi_IN"/>
-        </w:rPr>
-      </w:r>
-      <w:r>
-        <w:rPr>
-          <w:b/>
-          <w:lang w:val="hi_IN" w:bidi="hi_IN"/>
-        </w:rPr>
-        <w:t>तब वे लोग यहोवा की सामर्थ्य से बहुत भयभीत हो गए</w:t>
+        <w:t>योना 2:4 (#1)</w:t>
+      </w:r>
+      <w:r>
+        <w:rPr>
+          <w:lang w:val="hi_IN" w:bidi="hi_IN"/>
+        </w:rPr>
+      </w:r>
+    </w:p>
+    <w:p>
+      <w:pPr/>
+      <w:r>
+        <w:rPr>
+          <w:lang w:val="hi_IN" w:bidi="hi_IN"/>
+        </w:rPr>
+      </w:r>
+      <w:r>
+        <w:rPr>
+          <w:lang w:val="hi_IN" w:bidi="hi_IN"/>
+        </w:rPr>
+        <w:t>וַ⁠אֲנִ֣י</w:t>
+      </w:r>
+    </w:p>
+    <w:p>
+      <w:pPr/>
+      <w:r>
+        <w:rPr>
+          <w:lang w:val="hi_IN" w:bidi="hi_IN"/>
+        </w:rPr>
+      </w:r>
+      <w:r>
+        <w:rPr>
+          <w:b/>
+          <w:lang w:val="hi_IN" w:bidi="hi_IN"/>
+        </w:rPr>
+        <w:t>"तब मैंने"</w:t>
+      </w:r>
+    </w:p>
+    <w:p>
+      <w:pPr/>
+      <w:r>
+        <w:rPr>
+          <w:lang w:val="hi_IN" w:bidi="hi_IN"/>
+        </w:rPr>
+      </w:r>
+      <w:r>
+        <w:rPr>
+          <w:lang w:val="hi_IN" w:bidi="hi_IN"/>
+        </w:rPr>
+        <w:t>"इस अभिव्यक्ति से पता चलता है कि यहोवा की कार्यवाहियों के बीच एक विरोधाभास है, जिसके विषय योना ने बात की थी, और उसकी अपनी प्रतिक्रिया। वैकल्पिक अनुवाद: ""तब मैं ने""</w:t>
+      </w:r>
+    </w:p>
+    <w:p>
+      <w:pPr/>
+      <w:r>
+        <w:rPr>
+          <w:lang w:val="hi_IN" w:bidi="hi_IN"/>
+        </w:rPr>
+      </w:r>
+      <w:r>
+        <w:rPr>
+          <w:lang w:val="hi_IN" w:bidi="hi_IN"/>
+        </w:rPr>
+        <w:t xml:space="preserve">देखें: </w:t>
+      </w:r>
+      <w:r>
+        <w:rPr>
+          <w:lang w:val="hi_IN" w:bidi="hi_IN"/>
+        </w:rPr>
+        <w:t>जोड़ें — विरोध संबंध</w:t>
+      </w:r>
+      <w:r>
+        <w:rPr>
+          <w:lang w:val="hi_IN" w:bidi="hi_IN"/>
+        </w:rPr>
+      </w:r>
+      <w:r>
+        <w:rPr>
+          <w:lang w:val="hi_IN" w:bidi="hi_IN"/>
+        </w:rPr>
+      </w:r>
+    </w:p>
+    <w:p>
+      <w:pPr/>
+      <w:r>
+        <w:rPr>
+          <w:lang w:val="hi_IN" w:bidi="hi_IN"/>
+        </w:rPr>
+      </w:r>
+    </w:p>
+    <w:p>
+      <w:pPr>
+        <w:pStyle w:val="Heading2"/>
+      </w:pPr>
+      <w:r>
+        <w:rPr>
+          <w:lang w:val="hi_IN" w:bidi="hi_IN"/>
+        </w:rPr>
+        <w:t>योना 2:4 (#2)</w:t>
+      </w:r>
+      <w:r>
+        <w:rPr>
+          <w:lang w:val="hi_IN" w:bidi="hi_IN"/>
+        </w:rPr>
+      </w:r>
+    </w:p>
+    <w:p>
+      <w:pPr/>
+      <w:r>
+        <w:rPr>
+          <w:lang w:val="hi_IN" w:bidi="hi_IN"/>
+        </w:rPr>
+      </w:r>
+      <w:r>
+        <w:rPr>
+          <w:lang w:val="hi_IN" w:bidi="hi_IN"/>
+        </w:rPr>
+        <w:t>נִגְרַ֖שְׁתִּי</w:t>
+      </w:r>
+    </w:p>
+    <w:p>
+      <w:pPr/>
+      <w:r>
+        <w:rPr>
+          <w:lang w:val="hi_IN" w:bidi="hi_IN"/>
+        </w:rPr>
+      </w:r>
+      <w:r>
+        <w:rPr>
+          <w:b/>
+          <w:lang w:val="hi_IN" w:bidi="hi_IN"/>
+        </w:rPr>
+        <w:t>"मैं"</w:t>
+      </w:r>
+      <w:r>
+        <w:rPr>
+          <w:lang w:val="hi_IN" w:bidi="hi_IN"/>
+        </w:rPr>
+        <w:t xml:space="preserve"> - </w:t>
+      </w:r>
+      <w:r>
+        <w:rPr>
+          <w:b/>
+          <w:lang w:val="hi_IN" w:bidi="hi_IN"/>
+        </w:rPr>
+        <w:t>"निकाल दिया गया हूँ"</w:t>
+      </w:r>
+    </w:p>
+    <w:p>
+      <w:pPr/>
+      <w:r>
+        <w:rPr>
+          <w:lang w:val="hi_IN" w:bidi="hi_IN"/>
+        </w:rPr>
+      </w:r>
+      <w:r>
+        <w:rPr>
+          <w:lang w:val="hi_IN" w:bidi="hi_IN"/>
+        </w:rPr>
+        <w:t>"इसे सक्रिय रूप में कहा जा सकता है। वैकल्पिक अनुवाद: ""तूने मुझे सामने से निकाल दिया""</w:t>
+      </w:r>
+    </w:p>
+    <w:p>
+      <w:pPr/>
+      <w:r>
+        <w:rPr>
+          <w:lang w:val="hi_IN" w:bidi="hi_IN"/>
+        </w:rPr>
+      </w:r>
+      <w:r>
+        <w:rPr>
+          <w:lang w:val="hi_IN" w:bidi="hi_IN"/>
+        </w:rPr>
+        <w:t xml:space="preserve">देखें: </w:t>
+      </w:r>
+      <w:r>
+        <w:rPr>
+          <w:lang w:val="hi_IN" w:bidi="hi_IN"/>
+        </w:rPr>
+        <w:t>सक्रिय या निष्क्रिय</w:t>
+      </w:r>
+      <w:r>
+        <w:rPr>
+          <w:lang w:val="hi_IN" w:bidi="hi_IN"/>
+        </w:rPr>
+      </w:r>
+      <w:r>
+        <w:rPr>
+          <w:lang w:val="hi_IN" w:bidi="hi_IN"/>
+        </w:rPr>
+      </w:r>
+    </w:p>
+    <w:p>
+      <w:pPr/>
+      <w:r>
+        <w:rPr>
+          <w:lang w:val="hi_IN" w:bidi="hi_IN"/>
+        </w:rPr>
+      </w:r>
+    </w:p>
+    <w:p>
+      <w:pPr>
+        <w:pStyle w:val="Heading2"/>
+      </w:pPr>
+      <w:r>
+        <w:rPr>
+          <w:lang w:val="hi_IN" w:bidi="hi_IN"/>
+        </w:rPr>
+        <w:t>योना 2:4 (#3)</w:t>
+      </w:r>
+      <w:r>
+        <w:rPr>
+          <w:lang w:val="hi_IN" w:bidi="hi_IN"/>
+        </w:rPr>
+      </w:r>
+    </w:p>
+    <w:p>
+      <w:pPr/>
+      <w:r>
+        <w:rPr>
+          <w:lang w:val="hi_IN" w:bidi="hi_IN"/>
+        </w:rPr>
+      </w:r>
+      <w:r>
+        <w:rPr>
+          <w:lang w:val="hi_IN" w:bidi="hi_IN"/>
+        </w:rPr>
+        <w:t>מִ⁠נֶּ֣גֶד עֵינֶ֑י⁠ךָ</w:t>
+      </w:r>
+    </w:p>
+    <w:p>
+      <w:pPr/>
+      <w:r>
+        <w:rPr>
+          <w:lang w:val="hi_IN" w:bidi="hi_IN"/>
+        </w:rPr>
+      </w:r>
+      <w:r>
+        <w:rPr>
+          <w:b/>
+          <w:lang w:val="hi_IN" w:bidi="hi_IN"/>
+        </w:rPr>
+        <w:t>"तेरे सामने से"</w:t>
+      </w:r>
+    </w:p>
+    <w:p>
+      <w:pPr/>
+      <w:r>
+        <w:rPr>
+          <w:lang w:val="hi_IN" w:bidi="hi_IN"/>
+        </w:rPr>
+      </w:r>
+      <w:r>
+        <w:rPr>
+          <w:lang w:val="hi_IN" w:bidi="hi_IN"/>
+        </w:rPr>
+        <w:t xml:space="preserve">"यहाँ </w:t>
+      </w:r>
+      <w:r>
+        <w:rPr>
+          <w:b/>
+          <w:lang w:val="hi_IN" w:bidi="hi_IN"/>
+        </w:rPr>
+        <w:t>आँखें</w:t>
+      </w:r>
+      <w:r>
+        <w:rPr>
+          <w:lang w:val="hi_IN" w:bidi="hi_IN"/>
+        </w:rPr>
+        <w:t xml:space="preserve"> एक रूपक है जिसका अर्थ देखना, और देखना, परमेश्वर के ध्यान, नोटिस और ध्यान का एक रूपक है। वैकल्पिक अनुवाद: ""तेरे सामने से"" या ""आपकी उपस्थिति से"" या ""जहाँ तू मुझ पर ध्यान नहीं करता""</w:t>
+      </w:r>
+    </w:p>
+    <w:p>
+      <w:pPr/>
+      <w:r>
+        <w:rPr>
+          <w:lang w:val="hi_IN" w:bidi="hi_IN"/>
+        </w:rPr>
+      </w:r>
+      <w:r>
+        <w:rPr>
+          <w:lang w:val="hi_IN" w:bidi="hi_IN"/>
+        </w:rPr>
+        <w:t xml:space="preserve">देखें: </w:t>
+      </w:r>
+      <w:r>
+        <w:rPr>
+          <w:lang w:val="hi_IN" w:bidi="hi_IN"/>
+        </w:rPr>
+        <w:t>प्रतिन्यास</w:t>
+      </w:r>
+      <w:r>
+        <w:rPr>
+          <w:lang w:val="hi_IN" w:bidi="hi_IN"/>
+        </w:rPr>
+      </w:r>
+      <w:r>
+        <w:rPr>
+          <w:lang w:val="hi_IN" w:bidi="hi_IN"/>
+        </w:rPr>
+      </w:r>
+    </w:p>
+    <w:p>
+      <w:pPr/>
+      <w:r>
+        <w:rPr>
+          <w:lang w:val="hi_IN" w:bidi="hi_IN"/>
+        </w:rPr>
+      </w:r>
+    </w:p>
+    <w:p>
+      <w:pPr>
+        <w:pStyle w:val="Heading2"/>
+      </w:pPr>
+      <w:r>
+        <w:rPr>
+          <w:lang w:val="hi_IN" w:bidi="hi_IN"/>
+        </w:rPr>
+        <w:t>योना 2:4 (#4)</w:t>
+      </w:r>
+      <w:r>
+        <w:rPr>
+          <w:lang w:val="hi_IN" w:bidi="hi_IN"/>
+        </w:rPr>
+      </w:r>
+    </w:p>
+    <w:p>
+      <w:pPr/>
+      <w:r>
+        <w:rPr>
+          <w:lang w:val="hi_IN" w:bidi="hi_IN"/>
+        </w:rPr>
+      </w:r>
+      <w:r>
+        <w:rPr>
+          <w:b/>
+          <w:lang w:val="hi_IN" w:bidi="hi_IN"/>
+        </w:rPr>
+        <w:t>"कैसे मैं तेरे पवित्र मन्दिर की ओर फिर ताकूँगा"</w:t>
+      </w:r>
+    </w:p>
+    <w:p>
+      <w:pPr/>
+      <w:r>
+        <w:rPr>
+          <w:lang w:val="hi_IN" w:bidi="hi_IN"/>
+        </w:rPr>
+      </w:r>
+      <w:r>
+        <w:rPr>
+          <w:lang w:val="hi_IN" w:bidi="hi_IN"/>
+        </w:rPr>
+        <w:t>योना को अभी भी आशा है कि, सब कुछ होने के बाद भी, परमेश्वर उसे यरूशलेम में मन्दिर को फिर से देखने की अनुमति देगा।</w:t>
+      </w:r>
+      <w:r>
+        <w:rPr>
+          <w:lang w:val="hi_IN" w:bidi="hi_IN"/>
+        </w:rPr>
+      </w:r>
+      <w:r>
+        <w:rPr>
+          <w:lang w:val="hi_IN" w:bidi="hi_IN"/>
+        </w:rPr>
+      </w:r>
+    </w:p>
+    <w:p>
+      <w:pPr/>
+      <w:r>
+        <w:rPr>
+          <w:lang w:val="hi_IN" w:bidi="hi_IN"/>
+        </w:rPr>
+      </w:r>
+    </w:p>
+    <w:p>
+      <w:pPr>
+        <w:pStyle w:val="Heading2"/>
+      </w:pPr>
+      <w:r>
+        <w:rPr>
+          <w:lang w:val="hi_IN" w:bidi="hi_IN"/>
+        </w:rPr>
+        <w:t>योना 2:4 (#4)</w:t>
+      </w:r>
+      <w:r>
+        <w:rPr>
+          <w:lang w:val="hi_IN" w:bidi="hi_IN"/>
+        </w:rPr>
+      </w:r>
+    </w:p>
+    <w:p>
+      <w:pPr/>
+      <w:r>
+        <w:rPr>
+          <w:lang w:val="hi_IN" w:bidi="hi_IN"/>
+        </w:rPr>
+      </w:r>
+      <w:r>
+        <w:rPr>
+          <w:lang w:val="hi_IN" w:bidi="hi_IN"/>
+        </w:rPr>
+        <w:t>אַ֚ךְ</w:t>
+      </w:r>
+    </w:p>
+    <w:p>
+      <w:pPr/>
+      <w:r>
+        <w:rPr>
+          <w:lang w:val="hi_IN" w:bidi="hi_IN"/>
+        </w:rPr>
+      </w:r>
+      <w:r>
+        <w:rPr>
+          <w:b/>
+          <w:lang w:val="hi_IN" w:bidi="hi_IN"/>
+        </w:rPr>
+        <w:t>(मगर) "कैसे मैं तेरे"</w:t>
+      </w:r>
+    </w:p>
+    <w:p>
+      <w:pPr/>
+      <w:r>
+        <w:rPr>
+          <w:lang w:val="hi_IN" w:bidi="hi_IN"/>
+        </w:rPr>
+      </w:r>
+      <w:r>
+        <w:rPr>
+          <w:lang w:val="hi_IN" w:bidi="hi_IN"/>
+        </w:rPr>
+        <w:t xml:space="preserve">मूल भाषा में यहाँ इस वाक्य में "मगर" शब्द का उपयोग हुआ है जबकि हिंदी आई.आर.वि. में इस शब्द का उपयोग नहीं हुआ है। यहाँ, </w:t>
+      </w:r>
+      <w:r>
+        <w:rPr>
+          <w:b/>
+          <w:lang w:val="hi_IN" w:bidi="hi_IN"/>
+        </w:rPr>
+        <w:t xml:space="preserve">मगर </w:t>
+      </w:r>
+      <w:r>
+        <w:rPr>
+          <w:lang w:val="hi_IN" w:bidi="hi_IN"/>
+        </w:rPr>
+        <w:t>शब्द</w:t>
+      </w:r>
+      <w:r>
+        <w:rPr>
+          <w:lang w:val="hi_IN" w:bidi="hi_IN"/>
+        </w:rPr>
+        <w:t xml:space="preserve"> योना के परमेश्वर से दूर जाने और मन्दिर को फिर से देखने की उसकी आशा के बीच एक विरोधाभास को दर्शाता है। अपने अनुवाद में, इस विरोधाभास को अपनी भाषा में स्वाभाविक तरीके से व्यक्त करें। वैकल्पिक अनुवाद: "तो भी"</w:t>
+      </w:r>
+    </w:p>
+    <w:p>
+      <w:pPr/>
+      <w:r>
+        <w:rPr>
+          <w:lang w:val="hi_IN" w:bidi="hi_IN"/>
+        </w:rPr>
+      </w:r>
+      <w:r>
+        <w:rPr>
+          <w:lang w:val="hi_IN" w:bidi="hi_IN"/>
+        </w:rPr>
+        <w:t xml:space="preserve">देखें: </w:t>
+      </w:r>
+      <w:r>
+        <w:rPr>
+          <w:lang w:val="hi_IN" w:bidi="hi_IN"/>
+        </w:rPr>
+        <w:t>जोड़ें — विरोधाभास सम्बन्ध</w:t>
+      </w:r>
+      <w:r>
+        <w:rPr>
+          <w:lang w:val="hi_IN" w:bidi="hi_IN"/>
+        </w:rPr>
+      </w:r>
+      <w:r>
+        <w:rPr>
+          <w:lang w:val="hi_IN" w:bidi="hi_IN"/>
+        </w:rPr>
+      </w:r>
+    </w:p>
+    <w:p>
+      <w:pPr/>
+      <w:r>
+        <w:rPr>
+          <w:lang w:val="hi_IN" w:bidi="hi_IN"/>
+        </w:rPr>
+      </w:r>
+    </w:p>
+    <w:p>
+      <w:pPr>
+        <w:pStyle w:val="Heading2"/>
+      </w:pPr>
+      <w:r>
+        <w:rPr>
+          <w:lang w:val="hi_IN" w:bidi="hi_IN"/>
+        </w:rPr>
+        <w:t>योना 2:5 (#1)</w:t>
+      </w:r>
+      <w:r>
+        <w:rPr>
+          <w:lang w:val="hi_IN" w:bidi="hi_IN"/>
+        </w:rPr>
+      </w:r>
+    </w:p>
+    <w:p>
+      <w:pPr/>
+      <w:r>
+        <w:rPr>
+          <w:lang w:val="hi_IN" w:bidi="hi_IN"/>
+        </w:rPr>
+      </w:r>
+      <w:r>
+        <w:rPr>
+          <w:b/>
+          <w:lang w:val="hi_IN" w:bidi="hi_IN"/>
+        </w:rPr>
+        <w:t>""मैं जल से यहाँ तक घिरा हुआ था कि मेरे प्राण निकले जाते थे;"</w:t>
+      </w:r>
+    </w:p>
+    <w:p>
+      <w:pPr/>
+      <w:r>
+        <w:rPr>
+          <w:lang w:val="hi_IN" w:bidi="hi_IN"/>
+        </w:rPr>
+      </w:r>
+      <w:r>
+        <w:rPr>
+          <w:lang w:val="hi_IN" w:bidi="hi_IN"/>
+        </w:rPr>
+        <w:t>योना अपनी स्थिति की गंभीरता और निराशा को व्यक्त करने के लिए दो समान वाक्यांशों का उपयोग करता है।</w:t>
+      </w:r>
+    </w:p>
+    <w:p>
+      <w:pPr/>
+      <w:r>
+        <w:rPr>
+          <w:lang w:val="hi_IN" w:bidi="hi_IN"/>
+        </w:rPr>
+      </w:r>
+      <w:r>
+        <w:rPr>
+          <w:lang w:val="hi_IN" w:bidi="hi_IN"/>
+        </w:rPr>
+        <w:t xml:space="preserve">देखें: </w:t>
+      </w:r>
+      <w:r>
+        <w:rPr>
+          <w:lang w:val="hi_IN" w:bidi="hi_IN"/>
+        </w:rPr>
+        <w:t>समांतरता</w:t>
+      </w:r>
+      <w:r>
+        <w:rPr>
+          <w:lang w:val="hi_IN" w:bidi="hi_IN"/>
+        </w:rPr>
+      </w:r>
+      <w:r>
+        <w:rPr>
+          <w:lang w:val="hi_IN" w:bidi="hi_IN"/>
+        </w:rPr>
+      </w:r>
+    </w:p>
+    <w:p>
+      <w:pPr/>
+      <w:r>
+        <w:rPr>
+          <w:lang w:val="hi_IN" w:bidi="hi_IN"/>
+        </w:rPr>
+      </w:r>
+    </w:p>
+    <w:p>
+      <w:pPr>
+        <w:pStyle w:val="Heading2"/>
+      </w:pPr>
+      <w:r>
+        <w:rPr>
+          <w:lang w:val="hi_IN" w:bidi="hi_IN"/>
+        </w:rPr>
+        <w:t>योना 2:5 (#2)</w:t>
+      </w:r>
+      <w:r>
+        <w:rPr>
+          <w:lang w:val="hi_IN" w:bidi="hi_IN"/>
+        </w:rPr>
+      </w:r>
+    </w:p>
+    <w:p>
+      <w:pPr/>
+      <w:r>
+        <w:rPr>
+          <w:lang w:val="hi_IN" w:bidi="hi_IN"/>
+        </w:rPr>
+      </w:r>
+      <w:r>
+        <w:rPr>
+          <w:b/>
+          <w:lang w:val="hi_IN" w:bidi="hi_IN"/>
+        </w:rPr>
+        <w:t>"जल से"</w:t>
+      </w:r>
+    </w:p>
+    <w:p>
+      <w:pPr/>
+      <w:r>
+        <w:rPr>
+          <w:lang w:val="hi_IN" w:bidi="hi_IN"/>
+        </w:rPr>
+      </w:r>
+      <w:r>
+        <w:rPr>
+          <w:lang w:val="hi_IN" w:bidi="hi_IN"/>
+        </w:rPr>
+        <w:t xml:space="preserve">यहाँ </w:t>
+      </w:r>
+      <w:r>
+        <w:rPr>
+          <w:b/>
+          <w:lang w:val="hi_IN" w:bidi="hi_IN"/>
+        </w:rPr>
+        <w:t>जल</w:t>
+      </w:r>
+      <w:r>
+        <w:rPr>
+          <w:lang w:val="hi_IN" w:bidi="hi_IN"/>
+        </w:rPr>
+        <w:t xml:space="preserve"> समुद्र को दर्शाता है।</w:t>
+      </w:r>
+      <w:r>
+        <w:rPr>
+          <w:lang w:val="hi_IN" w:bidi="hi_IN"/>
+        </w:rPr>
+      </w:r>
+      <w:r>
+        <w:rPr>
+          <w:lang w:val="hi_IN" w:bidi="hi_IN"/>
+        </w:rPr>
+      </w:r>
+    </w:p>
+    <w:p>
+      <w:pPr/>
+      <w:r>
+        <w:rPr>
+          <w:lang w:val="hi_IN" w:bidi="hi_IN"/>
+        </w:rPr>
+      </w:r>
+    </w:p>
+    <w:p>
+      <w:pPr>
+        <w:pStyle w:val="Heading2"/>
+      </w:pPr>
+      <w:r>
+        <w:rPr>
+          <w:lang w:val="hi_IN" w:bidi="hi_IN"/>
+        </w:rPr>
+        <w:t>योना 2:5 (#3)</w:t>
+      </w:r>
+      <w:r>
+        <w:rPr>
+          <w:lang w:val="hi_IN" w:bidi="hi_IN"/>
+        </w:rPr>
+      </w:r>
+    </w:p>
+    <w:p>
+      <w:pPr/>
+      <w:r>
+        <w:rPr>
+          <w:lang w:val="hi_IN" w:bidi="hi_IN"/>
+        </w:rPr>
+      </w:r>
+      <w:r>
+        <w:rPr>
+          <w:lang w:val="hi_IN" w:bidi="hi_IN"/>
+        </w:rPr>
+        <w:t>עַד־נֶ֔פֶשׁ</w:t>
+      </w:r>
+    </w:p>
+    <w:p>
+      <w:pPr/>
+      <w:r>
+        <w:rPr>
+          <w:lang w:val="hi_IN" w:bidi="hi_IN"/>
+        </w:rPr>
+      </w:r>
+      <w:r>
+        <w:rPr>
+          <w:b/>
+          <w:lang w:val="hi_IN" w:bidi="hi_IN"/>
+        </w:rPr>
+        <w:t>"यहाँ तक"</w:t>
+      </w:r>
+      <w:r>
+        <w:rPr>
+          <w:lang w:val="hi_IN" w:bidi="hi_IN"/>
+        </w:rPr>
+        <w:t xml:space="preserve"> - </w:t>
+      </w:r>
+      <w:r>
+        <w:rPr>
+          <w:b/>
+          <w:lang w:val="hi_IN" w:bidi="hi_IN"/>
+        </w:rPr>
+        <w:t>"कि मेरे प्राण निकले जाते थे"</w:t>
+      </w:r>
+    </w:p>
+    <w:p>
+      <w:pPr/>
+      <w:r>
+        <w:rPr>
+          <w:lang w:val="hi_IN" w:bidi="hi_IN"/>
+        </w:rPr>
+      </w:r>
+      <w:r>
+        <w:rPr>
+          <w:lang w:val="hi_IN" w:bidi="hi_IN"/>
+        </w:rPr>
+        <w:t xml:space="preserve">"यहाँ इब्रानी शब्द </w:t>
+      </w:r>
+      <w:r>
+        <w:rPr>
+          <w:b/>
+          <w:lang w:val="hi_IN" w:bidi="hi_IN"/>
+        </w:rPr>
+        <w:t>प्राण</w:t>
+      </w:r>
+      <w:r>
+        <w:rPr>
+          <w:lang w:val="hi_IN" w:bidi="hi_IN"/>
+        </w:rPr>
+        <w:t xml:space="preserve"> का अर्थ संभव </w:t>
+      </w:r>
+      <w:r>
+        <w:rPr>
+          <w:b/>
+          <w:lang w:val="hi_IN" w:bidi="hi_IN"/>
+        </w:rPr>
+        <w:t>मेरा जीवन</w:t>
       </w:r>
       <w:r>
         <w:rPr>
@@ -7653,7 +10120,26 @@
           <w:b/>
           <w:lang w:val="hi_IN" w:bidi="hi_IN"/>
         </w:rPr>
-        <w:t>तब उन लोगों ने बड़े भय से यहोवा को भेंट चढ़ाई</w:t>
+        <w:t>मेरी गर्दन</w:t>
+      </w:r>
+      <w:r>
+        <w:rPr>
+          <w:lang w:val="hi_IN" w:bidi="hi_IN"/>
+        </w:rPr>
+        <w:t xml:space="preserve"> या </w:t>
+      </w:r>
+      <w:r>
+        <w:rPr>
+          <w:b/>
+          <w:lang w:val="hi_IN" w:bidi="hi_IN"/>
+        </w:rPr>
+        <w:t>मेरी आत्मा</w:t>
+      </w:r>
+      <w:r>
+        <w:rPr>
+          <w:lang w:val="hi_IN" w:bidi="hi_IN"/>
+        </w:rPr>
+        <w:t xml:space="preserve"> है। किसी भी परिस्थिति में, जल उसकी जीवनलीला को समाप्त करने के लिए भयसूचक था। वैकल्पिक अनुवाद: ""मेरी गर्दन तक"" या ""जहाँ तक मेरा प्राण है"""</w:t>
       </w:r>
       <w:r>
         <w:rPr>
@@ -7682,41 +10168,459 @@
         <w:rPr>
           <w:lang w:val="hi_IN" w:bidi="hi_IN"/>
         </w:rPr>
-        <w:t>योना 1:16 (#2)</w:t>
-      </w:r>
-      <w:r>
-        <w:rPr>
-          <w:lang w:val="hi_IN" w:bidi="hi_IN"/>
-        </w:rPr>
-      </w:r>
-    </w:p>
-    <w:p>
-      <w:pPr/>
-      <w:r>
-        <w:rPr>
-          <w:lang w:val="hi_IN" w:bidi="hi_IN"/>
-        </w:rPr>
-      </w:r>
-      <w:r>
-        <w:rPr>
-          <w:lang w:val="hi_IN" w:bidi="hi_IN"/>
-        </w:rPr>
-        <w:t>וַ⁠יִּֽזְבְּחוּ־זֶ֨בַח֙ לַֽ⁠יהוָ֔ה וַֽ⁠יִּדְּר֖וּ נְדָרִֽים</w:t>
-      </w:r>
-    </w:p>
-    <w:p>
-      <w:pPr/>
-      <w:r>
-        <w:rPr>
-          <w:lang w:val="hi_IN" w:bidi="hi_IN"/>
-        </w:rPr>
-      </w:r>
-      <w:r>
-        <w:rPr>
-          <w:b/>
-          <w:lang w:val="hi_IN" w:bidi="hi_IN"/>
-        </w:rPr>
-        <w:t>"और उसको भेंट चढ़ाई और मन्नतें मानीं"</w:t>
+        <w:t>योना 2:5 (#4)</w:t>
+      </w:r>
+      <w:r>
+        <w:rPr>
+          <w:lang w:val="hi_IN" w:bidi="hi_IN"/>
+        </w:rPr>
+      </w:r>
+    </w:p>
+    <w:p>
+      <w:pPr/>
+      <w:r>
+        <w:rPr>
+          <w:lang w:val="hi_IN" w:bidi="hi_IN"/>
+        </w:rPr>
+      </w:r>
+      <w:r>
+        <w:rPr>
+          <w:b/>
+          <w:lang w:val="hi_IN" w:bidi="hi_IN"/>
+        </w:rPr>
+        <w:t>"गहरा सागर मेरे चारों ओर था"</w:t>
+      </w:r>
+    </w:p>
+    <w:p>
+      <w:pPr/>
+      <w:r>
+        <w:rPr>
+          <w:lang w:val="hi_IN" w:bidi="hi_IN"/>
+        </w:rPr>
+      </w:r>
+      <w:r>
+        <w:rPr>
+          <w:b/>
+          <w:lang w:val="hi_IN" w:bidi="hi_IN"/>
+        </w:rPr>
+        <w:t>गहरा जल मेरे चारों ओर था</w:t>
+      </w:r>
+      <w:r>
+        <w:rPr>
+          <w:lang w:val="hi_IN" w:bidi="hi_IN"/>
+        </w:rPr>
+      </w:r>
+      <w:r>
+        <w:rPr>
+          <w:lang w:val="hi_IN" w:bidi="hi_IN"/>
+        </w:rPr>
+      </w:r>
+    </w:p>
+    <w:p>
+      <w:pPr/>
+      <w:r>
+        <w:rPr>
+          <w:lang w:val="hi_IN" w:bidi="hi_IN"/>
+        </w:rPr>
+      </w:r>
+    </w:p>
+    <w:p>
+      <w:pPr>
+        <w:pStyle w:val="Heading2"/>
+      </w:pPr>
+      <w:r>
+        <w:rPr>
+          <w:lang w:val="hi_IN" w:bidi="hi_IN"/>
+        </w:rPr>
+        <w:t>योना 2:5 (#5)</w:t>
+      </w:r>
+      <w:r>
+        <w:rPr>
+          <w:lang w:val="hi_IN" w:bidi="hi_IN"/>
+        </w:rPr>
+      </w:r>
+    </w:p>
+    <w:p>
+      <w:pPr/>
+      <w:r>
+        <w:rPr>
+          <w:lang w:val="hi_IN" w:bidi="hi_IN"/>
+        </w:rPr>
+      </w:r>
+      <w:r>
+        <w:rPr>
+          <w:lang w:val="hi_IN" w:bidi="hi_IN"/>
+        </w:rPr>
+        <w:t>ס֖וּף</w:t>
+      </w:r>
+    </w:p>
+    <w:p>
+      <w:pPr/>
+      <w:r>
+        <w:rPr>
+          <w:lang w:val="hi_IN" w:bidi="hi_IN"/>
+        </w:rPr>
+      </w:r>
+      <w:r>
+        <w:rPr>
+          <w:b/>
+          <w:lang w:val="hi_IN" w:bidi="hi_IN"/>
+        </w:rPr>
+        <w:t>"सिवार"</w:t>
+      </w:r>
+    </w:p>
+    <w:p>
+      <w:pPr/>
+      <w:r>
+        <w:rPr>
+          <w:lang w:val="hi_IN" w:bidi="hi_IN"/>
+        </w:rPr>
+      </w:r>
+      <w:r>
+        <w:rPr>
+          <w:b/>
+          <w:lang w:val="hi_IN" w:bidi="hi_IN"/>
+        </w:rPr>
+        <w:t>समुद्री सिवार</w:t>
+      </w:r>
+      <w:r>
+        <w:rPr>
+          <w:lang w:val="hi_IN" w:bidi="hi_IN"/>
+        </w:rPr>
+        <w:t xml:space="preserve"> समुद्र में उगने वाली घास है</w:t>
+      </w:r>
+      <w:r>
+        <w:rPr>
+          <w:lang w:val="hi_IN" w:bidi="hi_IN"/>
+        </w:rPr>
+      </w:r>
+      <w:r>
+        <w:rPr>
+          <w:lang w:val="hi_IN" w:bidi="hi_IN"/>
+        </w:rPr>
+      </w:r>
+    </w:p>
+    <w:p>
+      <w:pPr/>
+      <w:r>
+        <w:rPr>
+          <w:lang w:val="hi_IN" w:bidi="hi_IN"/>
+        </w:rPr>
+      </w:r>
+    </w:p>
+    <w:p>
+      <w:pPr>
+        <w:pStyle w:val="Heading2"/>
+      </w:pPr>
+      <w:r>
+        <w:rPr>
+          <w:lang w:val="hi_IN" w:bidi="hi_IN"/>
+        </w:rPr>
+        <w:t>योना 2:6 (#1)</w:t>
+      </w:r>
+      <w:r>
+        <w:rPr>
+          <w:lang w:val="hi_IN" w:bidi="hi_IN"/>
+        </w:rPr>
+      </w:r>
+    </w:p>
+    <w:p>
+      <w:pPr/>
+      <w:r>
+        <w:rPr>
+          <w:lang w:val="hi_IN" w:bidi="hi_IN"/>
+        </w:rPr>
+      </w:r>
+      <w:r>
+        <w:rPr>
+          <w:b/>
+          <w:lang w:val="hi_IN" w:bidi="hi_IN"/>
+        </w:rPr>
+        <w:t>"मैं सदा के लिये भूमि में बन्द हो गया था"</w:t>
+      </w:r>
+    </w:p>
+    <w:p>
+      <w:pPr/>
+      <w:r>
+        <w:rPr>
+          <w:lang w:val="hi_IN" w:bidi="hi_IN"/>
+        </w:rPr>
+      </w:r>
+      <w:r>
+        <w:rPr>
+          <w:lang w:val="hi_IN" w:bidi="hi_IN"/>
+        </w:rPr>
+        <w:t>"यहाँ योना पृथ्वी से कैद की तुलना करने के लिए अलंकार का उपयोग करता है। वैकल्पिक अनुवाद: ""पृथ्वी एक कैद की तरह थी जो मुझे हमेशा के लिए बंद करने वाली थी""</w:t>
+      </w:r>
+    </w:p>
+    <w:p>
+      <w:pPr/>
+      <w:r>
+        <w:rPr>
+          <w:lang w:val="hi_IN" w:bidi="hi_IN"/>
+        </w:rPr>
+      </w:r>
+      <w:r>
+        <w:rPr>
+          <w:lang w:val="hi_IN" w:bidi="hi_IN"/>
+        </w:rPr>
+        <w:t xml:space="preserve">देखें: </w:t>
+      </w:r>
+      <w:r>
+        <w:rPr>
+          <w:lang w:val="hi_IN" w:bidi="hi_IN"/>
+        </w:rPr>
+        <w:t>रूपक</w:t>
+      </w:r>
+      <w:r>
+        <w:rPr>
+          <w:lang w:val="hi_IN" w:bidi="hi_IN"/>
+        </w:rPr>
+      </w:r>
+      <w:r>
+        <w:rPr>
+          <w:lang w:val="hi_IN" w:bidi="hi_IN"/>
+        </w:rPr>
+      </w:r>
+    </w:p>
+    <w:p>
+      <w:pPr/>
+      <w:r>
+        <w:rPr>
+          <w:lang w:val="hi_IN" w:bidi="hi_IN"/>
+        </w:rPr>
+      </w:r>
+    </w:p>
+    <w:p>
+      <w:pPr>
+        <w:pStyle w:val="Heading2"/>
+      </w:pPr>
+      <w:r>
+        <w:rPr>
+          <w:lang w:val="hi_IN" w:bidi="hi_IN"/>
+        </w:rPr>
+        <w:t>योना 2:6 (#2)</w:t>
+      </w:r>
+      <w:r>
+        <w:rPr>
+          <w:lang w:val="hi_IN" w:bidi="hi_IN"/>
+        </w:rPr>
+      </w:r>
+    </w:p>
+    <w:p>
+      <w:pPr/>
+      <w:r>
+        <w:rPr>
+          <w:lang w:val="hi_IN" w:bidi="hi_IN"/>
+        </w:rPr>
+      </w:r>
+      <w:r>
+        <w:rPr>
+          <w:lang w:val="hi_IN" w:bidi="hi_IN"/>
+        </w:rPr>
+        <w:t>וַ⁠תַּ֧עַל מִ⁠שַּׁ֛חַת חַיַּ֖⁠י</w:t>
+      </w:r>
+    </w:p>
+    <w:p>
+      <w:pPr/>
+      <w:r>
+        <w:rPr>
+          <w:lang w:val="hi_IN" w:bidi="hi_IN"/>
+        </w:rPr>
+      </w:r>
+      <w:r>
+        <w:rPr>
+          <w:b/>
+          <w:lang w:val="hi_IN" w:bidi="hi_IN"/>
+        </w:rPr>
+        <w:t>"तो भी"</w:t>
+      </w:r>
+      <w:r>
+        <w:rPr>
+          <w:lang w:val="hi_IN" w:bidi="hi_IN"/>
+        </w:rPr>
+        <w:t xml:space="preserve"> - </w:t>
+      </w:r>
+      <w:r>
+        <w:rPr>
+          <w:b/>
+          <w:lang w:val="hi_IN" w:bidi="hi_IN"/>
+        </w:rPr>
+        <w:t>"तूने मेरे प्राणों को गड्ढे में से उठाया है"</w:t>
+      </w:r>
+    </w:p>
+    <w:p>
+      <w:pPr/>
+      <w:r>
+        <w:rPr>
+          <w:lang w:val="hi_IN" w:bidi="hi_IN"/>
+        </w:rPr>
+      </w:r>
+      <w:r>
+        <w:rPr>
+          <w:lang w:val="hi_IN" w:bidi="hi_IN"/>
+        </w:rPr>
+        <w:t>"यहाँ ** गड्ढा ** शब्द के दो संभावित अर्थ हैं: 1) यह एक भूमि के नीचे बहुत गहरे स्थान या पानी के नीचे के स्थान का विवरण का तरीका हो सकता है या 2) यह एक अलंकार हो सकता है जिसका अर्थ है मृतकों का स्थान</w:t>
+      </w:r>
+    </w:p>
+    <w:p>
+      <w:pPr/>
+      <w:r>
+        <w:rPr>
+          <w:lang w:val="hi_IN" w:bidi="hi_IN"/>
+        </w:rPr>
+      </w:r>
+      <w:r>
+        <w:rPr>
+          <w:lang w:val="hi_IN" w:bidi="hi_IN"/>
+        </w:rPr>
+        <w:t xml:space="preserve">देखें: </w:t>
+      </w:r>
+      <w:r>
+        <w:rPr>
+          <w:lang w:val="hi_IN" w:bidi="hi_IN"/>
+        </w:rPr>
+        <w:t>रूपक</w:t>
+      </w:r>
+      <w:r>
+        <w:rPr>
+          <w:lang w:val="hi_IN" w:bidi="hi_IN"/>
+        </w:rPr>
+      </w:r>
+      <w:r>
+        <w:rPr>
+          <w:lang w:val="hi_IN" w:bidi="hi_IN"/>
+        </w:rPr>
+      </w:r>
+    </w:p>
+    <w:p>
+      <w:pPr/>
+      <w:r>
+        <w:rPr>
+          <w:lang w:val="hi_IN" w:bidi="hi_IN"/>
+        </w:rPr>
+      </w:r>
+    </w:p>
+    <w:p>
+      <w:pPr>
+        <w:pStyle w:val="Heading2"/>
+      </w:pPr>
+      <w:r>
+        <w:rPr>
+          <w:lang w:val="hi_IN" w:bidi="hi_IN"/>
+        </w:rPr>
+        <w:t>योना 2:6 (#3)</w:t>
+      </w:r>
+      <w:r>
+        <w:rPr>
+          <w:lang w:val="hi_IN" w:bidi="hi_IN"/>
+        </w:rPr>
+      </w:r>
+    </w:p>
+    <w:p>
+      <w:pPr/>
+      <w:r>
+        <w:rPr>
+          <w:lang w:val="hi_IN" w:bidi="hi_IN"/>
+        </w:rPr>
+      </w:r>
+      <w:r>
+        <w:rPr>
+          <w:lang w:val="hi_IN" w:bidi="hi_IN"/>
+        </w:rPr>
+        <w:t>יְהוָ֥ה אֱלֹהָֽ⁠י</w:t>
+      </w:r>
+    </w:p>
+    <w:p>
+      <w:pPr/>
+      <w:r>
+        <w:rPr>
+          <w:lang w:val="hi_IN" w:bidi="hi_IN"/>
+        </w:rPr>
+      </w:r>
+      <w:r>
+        <w:rPr>
+          <w:b/>
+          <w:lang w:val="hi_IN" w:bidi="hi_IN"/>
+        </w:rPr>
+        <w:t>"हे मेरे परमेश्वर यहोवा"</w:t>
+      </w:r>
+    </w:p>
+    <w:p>
+      <w:pPr/>
+      <w:r>
+        <w:rPr>
+          <w:lang w:val="hi_IN" w:bidi="hi_IN"/>
+        </w:rPr>
+      </w:r>
+      <w:r>
+        <w:rPr>
+          <w:lang w:val="hi_IN" w:bidi="hi_IN"/>
+        </w:rPr>
+        <w:t>कुछ भाषाओं में, वाक्य की शुरुआत में या शब्द ** आप ** के आगे इसे रखना अधिक स्वाभाविक हो सकता है।</w:t>
+      </w:r>
+      <w:r>
+        <w:rPr>
+          <w:lang w:val="hi_IN" w:bidi="hi_IN"/>
+        </w:rPr>
+      </w:r>
+      <w:r>
+        <w:rPr>
+          <w:lang w:val="hi_IN" w:bidi="hi_IN"/>
+        </w:rPr>
+      </w:r>
+    </w:p>
+    <w:p>
+      <w:pPr/>
+      <w:r>
+        <w:rPr>
+          <w:lang w:val="hi_IN" w:bidi="hi_IN"/>
+        </w:rPr>
+      </w:r>
+    </w:p>
+    <w:p>
+      <w:pPr>
+        <w:pStyle w:val="Heading2"/>
+      </w:pPr>
+      <w:r>
+        <w:rPr>
+          <w:lang w:val="hi_IN" w:bidi="hi_IN"/>
+        </w:rPr>
+        <w:t>योना 2:6 (#2)</w:t>
+      </w:r>
+      <w:r>
+        <w:rPr>
+          <w:lang w:val="hi_IN" w:bidi="hi_IN"/>
+        </w:rPr>
+      </w:r>
+    </w:p>
+    <w:p>
+      <w:pPr/>
+      <w:r>
+        <w:rPr>
+          <w:lang w:val="hi_IN" w:bidi="hi_IN"/>
+        </w:rPr>
+      </w:r>
+      <w:r>
+        <w:rPr>
+          <w:lang w:val="hi_IN" w:bidi="hi_IN"/>
+        </w:rPr>
+        <w:t>חַיַּ֖⁠י</w:t>
+      </w:r>
+    </w:p>
+    <w:p>
+      <w:pPr/>
+      <w:r>
+        <w:rPr>
+          <w:lang w:val="hi_IN" w:bidi="hi_IN"/>
+        </w:rPr>
+      </w:r>
+      <w:r>
+        <w:rPr>
+          <w:b/>
+          <w:lang w:val="hi_IN" w:bidi="hi_IN"/>
+        </w:rPr>
+        <w:t>"मेरे प्राणों"</w:t>
       </w:r>
     </w:p>
     <w:p>
@@ -7737,26 +10641,25 @@
           <w:b/>
           <w:lang w:val="hi_IN" w:bidi="hi_IN"/>
         </w:rPr>
-        <w:t xml:space="preserve">भेंट चढ़ाई </w:t>
-      </w:r>
-      <w:r>
-        <w:rPr>
-          <w:lang w:val="hi_IN" w:bidi="hi_IN"/>
-        </w:rPr>
-        <w:t>और</w:t>
-      </w:r>
-      <w:r>
-        <w:rPr>
-          <w:b/>
-          <w:lang w:val="hi_IN" w:bidi="hi_IN"/>
-        </w:rPr>
-        <w:t xml:space="preserve"> मन्नतें मानीं</w:t>
-      </w:r>
-      <w:r>
-        <w:rPr>
-          <w:lang w:val="hi_IN" w:bidi="hi_IN"/>
-        </w:rPr>
-        <w:t xml:space="preserve"> दोनों में, विचारों पर ज़ोर देने के लिए एक ही मूल से आने वाली क्रिया और कर्म का प्रयोग किया गया है। आप यहाँ अर्थ व्यक्त करने के लिए अपनी भाषा में भी इसी संरचना का प्रयोग कर सकते हैं। वैकल्पिक रूप से, आपकी भाषा में जोर को दिखाने का कोई और तरीका हो सकता है। वैकल्पिक अनुवाद: "और उसको बलिदान चढ़ाया और उससे मन्नतें मानीं" </w:t>
+        <w:t>प्राण</w:t>
+      </w:r>
+      <w:r>
+        <w:rPr>
+          <w:lang w:val="hi_IN" w:bidi="hi_IN"/>
+        </w:rPr>
+        <w:t xml:space="preserve"> योना का प्रतिनिधित्व करता है। यदि यह आपकी भाषा में सहायक होगा, तो आप अपनी भाषा से एक समकक्ष अभिव्यक्ति का उपयोग कर सकते हैं या इसके अर्थ को स्पष्ट रूप से व्यक्त कर सकते हैं। वैकल्पिक अनुवाद: "मेरे अस्तित्व को </w:t>
+      </w:r>
+      <w:r>
+        <w:rPr>
+          <w:lang w:val="hi_IN" w:bidi="hi_IN"/>
+        </w:rPr>
+        <w:t>गड्ढे में से</w:t>
+      </w:r>
+      <w:r>
+        <w:rPr>
+          <w:lang w:val="hi_IN" w:bidi="hi_IN"/>
+        </w:rPr>
+        <w:t xml:space="preserve"> जीवित" </w:t>
       </w:r>
     </w:p>
     <w:p>
@@ -7776,7 +10679,7 @@
         <w:rPr>
           <w:lang w:val="hi_IN" w:bidi="hi_IN"/>
         </w:rPr>
-        <w:t>कविता</w:t>
+        <w:t>लक्षणालंकार</w:t>
       </w:r>
       <w:r>
         <w:rPr>
@@ -7805,55 +10708,101 @@
         <w:rPr>
           <w:lang w:val="hi_IN" w:bidi="hi_IN"/>
         </w:rPr>
-        <w:t>योना 1:17 (#1)</w:t>
-      </w:r>
-      <w:r>
-        <w:rPr>
-          <w:lang w:val="hi_IN" w:bidi="hi_IN"/>
-        </w:rPr>
-      </w:r>
-    </w:p>
-    <w:p>
-      <w:pPr/>
-      <w:r>
-        <w:rPr>
-          <w:lang w:val="hi_IN" w:bidi="hi_IN"/>
-        </w:rPr>
-      </w:r>
-      <w:r>
-        <w:rPr>
-          <w:lang w:val="hi_IN" w:bidi="hi_IN"/>
-        </w:rPr>
-        <w:t>וַ⁠יְמַ֤ן יְהוָה֙ דָּ֣ג גָּד֔וֹל לִ⁠בְלֹ֖עַ אֶת־יוֹנָ֑ה וַ⁠יְהִ֤י יוֹנָה֙ בִּ⁠מְעֵ֣י הַ⁠דָּ֔ג שְׁלֹשָׁ֥ה יָמִ֖ים וּ⁠שְׁלֹשָׁ֥ה לֵילֽוֹת</w:t>
-      </w:r>
-    </w:p>
-    <w:p>
-      <w:pPr/>
-      <w:r>
-        <w:rPr>
-          <w:lang w:val="hi_IN" w:bidi="hi_IN"/>
-        </w:rPr>
-      </w:r>
-      <w:r>
-        <w:rPr>
-          <w:b/>
-          <w:lang w:val="hi_IN" w:bidi="hi_IN"/>
-        </w:rPr>
-        <w:t>""</w:t>
-      </w:r>
-    </w:p>
-    <w:p>
-      <w:pPr/>
-      <w:r>
-        <w:rPr>
-          <w:lang w:val="hi_IN" w:bidi="hi_IN"/>
-        </w:rPr>
-      </w:r>
-      <w:r>
-        <w:rPr>
-          <w:lang w:val="hi_IN" w:bidi="hi_IN"/>
-        </w:rPr>
-        <w:t>General Information:\n\nकुछ संस्करण इस पद को अध्याय 2 के पहले पद के रूप में अंकित करते हैं। आप अपनी भाषा समूह द्वारा उपयोग किए जाने वाले मुख्य संस्करण के अनुसार पदों को अंकित कर सकते हैं।</w:t>
+        <w:t>योना 2:6 (#5)</w:t>
+      </w:r>
+      <w:r>
+        <w:rPr>
+          <w:lang w:val="hi_IN" w:bidi="hi_IN"/>
+        </w:rPr>
+      </w:r>
+    </w:p>
+    <w:p>
+      <w:pPr/>
+      <w:r>
+        <w:rPr>
+          <w:lang w:val="hi_IN" w:bidi="hi_IN"/>
+        </w:rPr>
+      </w:r>
+      <w:r>
+        <w:rPr>
+          <w:lang w:val="hi_IN" w:bidi="hi_IN"/>
+        </w:rPr>
+        <w:t>אֱלֹהָֽ⁠י</w:t>
+      </w:r>
+    </w:p>
+    <w:p>
+      <w:pPr/>
+      <w:r>
+        <w:rPr>
+          <w:lang w:val="hi_IN" w:bidi="hi_IN"/>
+        </w:rPr>
+      </w:r>
+      <w:r>
+        <w:rPr>
+          <w:b/>
+          <w:lang w:val="hi_IN" w:bidi="hi_IN"/>
+        </w:rPr>
+        <w:t>"मेरे परमेश्वर"</w:t>
+      </w:r>
+    </w:p>
+    <w:p>
+      <w:pPr/>
+      <w:r>
+        <w:rPr>
+          <w:lang w:val="hi_IN" w:bidi="hi_IN"/>
+        </w:rPr>
+      </w:r>
+      <w:r>
+        <w:rPr>
+          <w:lang w:val="hi_IN" w:bidi="hi_IN"/>
+        </w:rPr>
+        <w:t xml:space="preserve">यहाँ, योना </w:t>
+      </w:r>
+      <w:r>
+        <w:rPr>
+          <w:b/>
+          <w:lang w:val="hi_IN" w:bidi="hi_IN"/>
+        </w:rPr>
+        <w:t>मेरे</w:t>
+      </w:r>
+      <w:r>
+        <w:rPr>
+          <w:lang w:val="hi_IN" w:bidi="hi_IN"/>
+        </w:rPr>
+        <w:t xml:space="preserve"> का उपयोग </w:t>
+      </w:r>
+      <w:r>
+        <w:rPr>
+          <w:b/>
+          <w:lang w:val="hi_IN" w:bidi="hi_IN"/>
+        </w:rPr>
+        <w:t>परमेश्वर</w:t>
+      </w:r>
+      <w:r>
+        <w:rPr>
+          <w:lang w:val="hi_IN" w:bidi="hi_IN"/>
+        </w:rPr>
+        <w:t xml:space="preserve"> का वर्णन करने के लिए कर रहा है। यदि आपकी भाषा में इसके लिए स्वामित्व रूप उपयोग नहीं किया जाता है, तो आप एक अधिक स्वाभाविक अभिव्यक्ति का उपयोग कर सकते हैं। वैकल्पिक अनुवाद: "परमेश्वर जिसका मैं हूँ"</w:t>
+      </w:r>
+    </w:p>
+    <w:p>
+      <w:pPr/>
+      <w:r>
+        <w:rPr>
+          <w:lang w:val="hi_IN" w:bidi="hi_IN"/>
+        </w:rPr>
+      </w:r>
+      <w:r>
+        <w:rPr>
+          <w:lang w:val="hi_IN" w:bidi="hi_IN"/>
+        </w:rPr>
+        <w:t xml:space="preserve">देखें: </w:t>
+      </w:r>
+      <w:r>
+        <w:rPr>
+          <w:lang w:val="hi_IN" w:bidi="hi_IN"/>
+        </w:rPr>
+        <w:t>स्वामित्व</w:t>
       </w:r>
       <w:r>
         <w:rPr>
@@ -7882,55 +10831,55 @@
         <w:rPr>
           <w:lang w:val="hi_IN" w:bidi="hi_IN"/>
         </w:rPr>
-        <w:t>योना 1:17 (#2)</w:t>
-      </w:r>
-      <w:r>
-        <w:rPr>
-          <w:lang w:val="hi_IN" w:bidi="hi_IN"/>
-        </w:rPr>
-      </w:r>
-    </w:p>
-    <w:p>
-      <w:pPr/>
-      <w:r>
-        <w:rPr>
-          <w:lang w:val="hi_IN" w:bidi="hi_IN"/>
-        </w:rPr>
-      </w:r>
-      <w:r>
-        <w:rPr>
-          <w:lang w:val="hi_IN" w:bidi="hi_IN"/>
-        </w:rPr>
-        <w:t>וַ⁠יְמַ֤ן יְהוָה֙ דָּ֣ג גָּד֔וֹל לִ⁠בְלֹ֖עַ אֶת־יוֹנָ֑ה</w:t>
-      </w:r>
-    </w:p>
-    <w:p>
-      <w:pPr/>
-      <w:r>
-        <w:rPr>
-          <w:lang w:val="hi_IN" w:bidi="hi_IN"/>
-        </w:rPr>
-      </w:r>
-      <w:r>
-        <w:rPr>
-          <w:b/>
-          <w:lang w:val="hi_IN" w:bidi="hi_IN"/>
-        </w:rPr>
-        <w:t>"यहोवा ने एक महा मच्छ ठहराया था योना को निगल ले"</w:t>
-      </w:r>
-    </w:p>
-    <w:p>
-      <w:pPr/>
-      <w:r>
-        <w:rPr>
-          <w:lang w:val="hi_IN" w:bidi="hi_IN"/>
-        </w:rPr>
-      </w:r>
-      <w:r>
-        <w:rPr>
-          <w:lang w:val="hi_IN" w:bidi="hi_IN"/>
-        </w:rPr>
-        <w:t>"यह खंड कहानी के अगले भाग का परिचय देता है, जहाँ यहोवा योना को समुद्र से बचाता है, जब योना प्रार्थना करता है। इस संदर्भ में, कहानी का एक नया हिस्सा पेश करने के लिए अंग्रेजी में ""अब"" शब्द का उपयोग किया जाता है।</w:t>
+        <w:t>योना 2:7 (#1)</w:t>
+      </w:r>
+      <w:r>
+        <w:rPr>
+          <w:lang w:val="hi_IN" w:bidi="hi_IN"/>
+        </w:rPr>
+      </w:r>
+    </w:p>
+    <w:p>
+      <w:pPr/>
+      <w:r>
+        <w:rPr>
+          <w:lang w:val="hi_IN" w:bidi="hi_IN"/>
+        </w:rPr>
+      </w:r>
+      <w:r>
+        <w:rPr>
+          <w:lang w:val="hi_IN" w:bidi="hi_IN"/>
+        </w:rPr>
+        <w:t>בְּ⁠הִתְעַטֵּ֤ף עָלַ⁠י֙ נַפְשִׁ֔⁠י</w:t>
+      </w:r>
+    </w:p>
+    <w:p>
+      <w:pPr/>
+      <w:r>
+        <w:rPr>
+          <w:lang w:val="hi_IN" w:bidi="hi_IN"/>
+        </w:rPr>
+      </w:r>
+      <w:r>
+        <w:rPr>
+          <w:b/>
+          <w:lang w:val="hi_IN" w:bidi="hi_IN"/>
+        </w:rPr>
+        <w:t>"जब मैं मूर्छा खाने लगा"</w:t>
+      </w:r>
+    </w:p>
+    <w:p>
+      <w:pPr/>
+      <w:r>
+        <w:rPr>
+          <w:lang w:val="hi_IN" w:bidi="hi_IN"/>
+        </w:rPr>
+      </w:r>
+      <w:r>
+        <w:rPr>
+          <w:lang w:val="hi_IN" w:bidi="hi_IN"/>
+        </w:rPr>
+        <w:t>"यह वाक्यांश का अर्थ ऐसा हो सकता है: 1) योना ने यहोवा को स्मरण किया ठीक उसी समय जब वह मरने पर था, या 2) योना ने बचाए जाने की आशा छोड़ दी थी और स्वयं को इस तथ्य से संतुष्ट कर लिया था कि वह मर जाएगा। वैकल्पिक अनुवाद: ""जब मेरा प्राण निकलने पर था"" या ""जब मेरा प्राण मूर्छा में था""</w:t>
       </w:r>
     </w:p>
     <w:p>
@@ -7950,7 +10899,7 @@
         <w:rPr>
           <w:lang w:val="hi_IN" w:bidi="hi_IN"/>
         </w:rPr>
-        <w:t>नए घटनाक्रम का परिचय</w:t>
+        <w:t>जोड़ें — समकालिक समय संबंध</w:t>
       </w:r>
       <w:r>
         <w:rPr>
@@ -7979,61 +10928,55 @@
         <w:rPr>
           <w:lang w:val="hi_IN" w:bidi="hi_IN"/>
         </w:rPr>
-        <w:t>योना 1:17 (#3)</w:t>
-      </w:r>
-      <w:r>
-        <w:rPr>
-          <w:lang w:val="hi_IN" w:bidi="hi_IN"/>
-        </w:rPr>
-      </w:r>
-    </w:p>
-    <w:p>
-      <w:pPr/>
-      <w:r>
-        <w:rPr>
-          <w:lang w:val="hi_IN" w:bidi="hi_IN"/>
-        </w:rPr>
-      </w:r>
-      <w:r>
-        <w:rPr>
-          <w:b/>
-          <w:lang w:val="hi_IN" w:bidi="hi_IN"/>
-        </w:rPr>
-        <w:t>"तीन दिन और तीन रात"</w:t>
-      </w:r>
-    </w:p>
-    <w:p>
-      <w:pPr/>
-      <w:r>
-        <w:rPr>
-          <w:lang w:val="hi_IN" w:bidi="hi_IN"/>
-        </w:rPr>
-      </w:r>
-      <w:r>
-        <w:rPr>
-          <w:lang w:val="hi_IN" w:bidi="hi_IN"/>
-        </w:rPr>
-        <w:t>"शायद यह अभिव्यक्ति इब्रानी भाषा में ""कुछ दिनों"" या ""कुछ दिन"" या कुछ इसी तरह का एक मुहावरा है, लेकिन यह अनिश्चित है। वैकल्पिक अनुवाद: ""तीन दिन और तीन रात""</w:t>
-      </w:r>
-    </w:p>
-    <w:p>
-      <w:pPr/>
-      <w:r>
-        <w:rPr>
-          <w:lang w:val="hi_IN" w:bidi="hi_IN"/>
-        </w:rPr>
-      </w:r>
-      <w:r>
-        <w:rPr>
-          <w:lang w:val="hi_IN" w:bidi="hi_IN"/>
-        </w:rPr>
-        <w:t xml:space="preserve">देखें: </w:t>
-      </w:r>
-      <w:r>
-        <w:rPr>
-          <w:lang w:val="hi_IN" w:bidi="hi_IN"/>
-        </w:rPr>
-        <w:t>मुहावरा</w:t>
+        <w:t>योना 2:7 (#2)</w:t>
+      </w:r>
+      <w:r>
+        <w:rPr>
+          <w:lang w:val="hi_IN" w:bidi="hi_IN"/>
+        </w:rPr>
+      </w:r>
+    </w:p>
+    <w:p>
+      <w:pPr/>
+      <w:r>
+        <w:rPr>
+          <w:lang w:val="hi_IN" w:bidi="hi_IN"/>
+        </w:rPr>
+      </w:r>
+      <w:r>
+        <w:rPr>
+          <w:lang w:val="hi_IN" w:bidi="hi_IN"/>
+        </w:rPr>
+        <w:t>אֶת־יְהוָ֖ה זָכָ֑רְתִּי</w:t>
+      </w:r>
+    </w:p>
+    <w:p>
+      <w:pPr/>
+      <w:r>
+        <w:rPr>
+          <w:lang w:val="hi_IN" w:bidi="hi_IN"/>
+        </w:rPr>
+      </w:r>
+      <w:r>
+        <w:rPr>
+          <w:b/>
+          <w:lang w:val="hi_IN" w:bidi="hi_IN"/>
+        </w:rPr>
+        <w:t>""मैंने यहोवा को स्मरण किया;"</w:t>
+      </w:r>
+    </w:p>
+    <w:p>
+      <w:pPr/>
+      <w:r>
+        <w:rPr>
+          <w:lang w:val="hi_IN" w:bidi="hi_IN"/>
+        </w:rPr>
+      </w:r>
+      <w:r>
+        <w:rPr>
+          <w:lang w:val="hi_IN" w:bidi="hi_IN"/>
+        </w:rPr>
+        <w:t>"चूंकि योना यहोवा से प्रार्थना कर रहा था, इसलिए यह कहने के लिए कुछ भाषाओं में अधिक स्पष्ट हो सकता है कि ""यहोवा, मैंने तेरे विषय में सोचा"" या ""मैंने यहोवा को स्मरण किया।"""</w:t>
       </w:r>
       <w:r>
         <w:rPr>
@@ -8062,3389 +11005,12 @@
         <w:rPr>
           <w:lang w:val="hi_IN" w:bidi="hi_IN"/>
         </w:rPr>
-        <w:t>योना - अध्याय 2 परिचय</w:t>
-      </w:r>
-      <w:r>
-        <w:rPr>
-          <w:lang w:val="hi_IN" w:bidi="hi_IN"/>
-        </w:rPr>
-      </w:r>
-    </w:p>
-    <w:p>
-      <w:pPr/>
-      <w:r>
-        <w:rPr>
-          <w:lang w:val="hi_IN" w:bidi="hi_IN"/>
-        </w:rPr>
-      </w:r>
-      <w:r>
-        <w:rPr>
-          <w:lang w:val="hi_IN" w:bidi="hi_IN"/>
-        </w:rPr>
-        <w:t>योना 2 सामान्य टिप्पणियाँ</w:t>
-      </w:r>
-    </w:p>
-    <w:p>
-      <w:pPr>
-        <w:pStyle w:val="Heading3"/>
-      </w:pPr>
-      <w:r>
-        <w:rPr>
-          <w:lang w:val="hi_IN" w:bidi="hi_IN"/>
-        </w:rPr>
-        <w:t>संरचना और स्वरूपण</w:t>
-      </w:r>
-    </w:p>
-    <w:p>
-      <w:pPr/>
-      <w:r>
-        <w:rPr>
-          <w:lang w:val="hi_IN" w:bidi="hi_IN"/>
-        </w:rPr>
-      </w:r>
-      <w:r>
-        <w:rPr>
-          <w:lang w:val="hi_IN" w:bidi="hi_IN"/>
-        </w:rPr>
-        <w:t>यह अध्याय योना की प्रार्थना से शुरू होता है, और कई अनुवादकों ने इसकी पंक्तियों को शेष पाठ की तुलना में पृष्ठ पर दाईं ओर रखकर इसे अलग पहचान देने का विकल्प चुना है। इसके अलावा, प्रार्थना कविता की शैली में है। इसे दर्शाने के लिए, कई अनुवाद प्रत्येक पंक्ति को अलग-अलग पंक्ति पर रखते हैं। अनुवादक इस पद्धति का पालन कर सकते हैं, लेकिन ऐसा करने के लिए वे बाध्य नहीं हैं। आप अपने क्षेत्र में एक प्रसिद्ध अनुवाद के प्रारूप का अनुसरण करना चाह सकते हैं।</w:t>
-      </w:r>
-    </w:p>
-    <w:p>
-      <w:pPr>
-        <w:pStyle w:val="Heading3"/>
-      </w:pPr>
-      <w:r>
-        <w:rPr>
-          <w:lang w:val="hi_IN" w:bidi="hi_IN"/>
-        </w:rPr>
-        <w:t>इस अध्याय की मुख्य अवधारणाएँ</w:t>
-      </w:r>
-    </w:p>
-    <w:p>
-      <w:pPr>
-        <w:pStyle w:val="Heading4"/>
-      </w:pPr>
-      <w:r>
-        <w:rPr>
-          <w:lang w:val="hi_IN" w:bidi="hi_IN"/>
-        </w:rPr>
-        <w:t>समुद्र</w:t>
-      </w:r>
-    </w:p>
-    <w:p>
-      <w:pPr/>
-      <w:r>
-        <w:rPr>
-          <w:lang w:val="hi_IN" w:bidi="hi_IN"/>
-        </w:rPr>
-      </w:r>
-      <w:r>
-        <w:rPr>
-          <w:lang w:val="hi_IN" w:bidi="hi_IN"/>
-        </w:rPr>
-        <w:t>इस अध्याय में समुद्र का वर्णन करने वाले कई शब्द शामिल हैं। यदि आपकी भाषा बोलने वाले लोग समुद्र से अपरिचित हैं, तो आपको इन चीजों का वर्णन कैसे किया जाए, इस पर चर्चा करनी होगी। (देखें:</w:t>
-      </w:r>
-      <w:r>
-        <w:rPr>
-          <w:lang w:val="hi_IN" w:bidi="hi_IN"/>
-        </w:rPr>
-        <w:t xml:space="preserve"> अज्ञातों का अनुवाद करें</w:t>
-      </w:r>
-      <w:r>
-        <w:rPr>
-          <w:lang w:val="hi_IN" w:bidi="hi_IN"/>
-        </w:rPr>
-        <w:t>)</w:t>
-      </w:r>
-    </w:p>
-    <w:p>
-      <w:pPr>
-        <w:pStyle w:val="Heading3"/>
-      </w:pPr>
-      <w:r>
-        <w:rPr>
-          <w:lang w:val="hi_IN" w:bidi="hi_IN"/>
-        </w:rPr>
-        <w:t>इस अध्याय में महत्वपूर्ण अलंकार</w:t>
-      </w:r>
-    </w:p>
-    <w:p>
-      <w:pPr>
-        <w:pStyle w:val="Heading4"/>
-      </w:pPr>
-      <w:r>
-        <w:rPr>
-          <w:lang w:val="hi_IN" w:bidi="hi_IN"/>
-        </w:rPr>
-        <w:t>काव्यात्मक कल्पना</w:t>
-      </w:r>
-    </w:p>
-    <w:p>
-      <w:pPr/>
-      <w:r>
-        <w:rPr>
-          <w:lang w:val="hi_IN" w:bidi="hi_IN"/>
-        </w:rPr>
-      </w:r>
-      <w:r>
-        <w:rPr>
-          <w:lang w:val="hi_IN" w:bidi="hi_IN"/>
-        </w:rPr>
-        <w:t xml:space="preserve">पवित्रशास्त्र में प्रार्थनाएँ अक्सर कविता के रूप में प्रस्तुत की जाती हैं। कविता अक्सर रूपकों और अन्य चित्रों का उपयोग करती है ताकि अत्यंत भावनात्मक विषयों को अधिक प्रभावशाली ढंग से संप्रेषित किया जा सके। उदाहरण के लिए, योना ने सोचा कि वह समुद्र में एक </w:t>
-      </w:r>
-      <w:r>
-        <w:rPr>
-          <w:lang w:val="hi_IN" w:bidi="hi_IN"/>
-        </w:rPr>
-        <w:t>महा मच्छ</w:t>
-      </w:r>
-      <w:r>
-        <w:rPr>
-          <w:lang w:val="hi_IN" w:bidi="hi_IN"/>
-        </w:rPr>
-        <w:t xml:space="preserve"> के भीतर मर जाएंगे, और इसलिए वह वहाँ फंसे होने की तुलना पृथ्वी की सलाखों से घिरे होने और "अधोलोक के गर्भ" में होने से करते हैं। योना समुद्र की गहराई से अभिभूत हैं और इसे "पहाड़ों के आधार" पर होने की बात करके व्यक्त करते हैं। (देखें: </w:t>
-      </w:r>
-      <w:r>
-        <w:rPr>
-          <w:lang w:val="hi_IN" w:bidi="hi_IN"/>
-        </w:rPr>
-        <w:t>रूपक</w:t>
-      </w:r>
-      <w:r>
-        <w:rPr>
-          <w:lang w:val="hi_IN" w:bidi="hi_IN"/>
-        </w:rPr>
-        <w:t>)</w:t>
-      </w:r>
-    </w:p>
-    <w:p>
-      <w:pPr>
-        <w:pStyle w:val="Heading3"/>
-      </w:pPr>
-      <w:r>
-        <w:rPr>
-          <w:lang w:val="hi_IN" w:bidi="hi_IN"/>
-        </w:rPr>
-        <w:t>इस अध्याय में अन्य संभावित अनुवाद चुनौतियाँ</w:t>
-      </w:r>
-    </w:p>
-    <w:p>
-      <w:pPr>
-        <w:pStyle w:val="Heading4"/>
-      </w:pPr>
-      <w:r>
-        <w:rPr>
-          <w:lang w:val="hi_IN" w:bidi="hi_IN"/>
-        </w:rPr>
-        <w:t>समानांतरता</w:t>
-      </w:r>
-    </w:p>
-    <w:p>
-      <w:pPr/>
-      <w:r>
-        <w:rPr>
-          <w:lang w:val="hi_IN" w:bidi="hi_IN"/>
-        </w:rPr>
-      </w:r>
-      <w:r>
-        <w:rPr>
-          <w:lang w:val="hi_IN" w:bidi="hi_IN"/>
-        </w:rPr>
-        <w:t>इब्रानी कविता अक्सर एक पंक्ति में कुछ व्यक्त करती है और फिर उसी विचार को दूसरी पंक्ति में अलग शब्दों का उपयोग करके व्यक्त करती है। यह समानांतरता पंक्तियों में विचारों पर जोर देती है। उदाहरण के लिए, पद 2 के दो हिस्से मूल रूप से एक ही बात कह रहे हैं।</w:t>
-      </w:r>
-    </w:p>
-    <w:p>
-      <w:pPr/>
-      <w:r>
-        <w:rPr>
-          <w:lang w:val="hi_IN" w:bidi="hi_IN"/>
-        </w:rPr>
-      </w:r>
-      <w:r>
-        <w:rPr>
-          <w:lang w:val="hi_IN" w:bidi="hi_IN"/>
-        </w:rPr>
-        <w:t>मैंने अपनी पीड़ा में यहोवा को पुकारा, और उन्होंने मुझे उत्तर दिया; अधोलोक के गर्भ से मैंने पुकारा; आपने मेरी आवाज़ सुनी।</w:t>
-      </w:r>
-    </w:p>
-    <w:p>
-      <w:pPr/>
-      <w:r>
-        <w:rPr>
-          <w:lang w:val="hi_IN" w:bidi="hi_IN"/>
-        </w:rPr>
-      </w:r>
-      <w:r>
-        <w:rPr>
-          <w:lang w:val="hi_IN" w:bidi="hi_IN"/>
-        </w:rPr>
-        <w:t xml:space="preserve">प्रत्येक आधे भाग में भी दो भाग होते हैं। प्रत्येक आधे भाग का पहला भाग वही बात कहता है जो दूसरा कहता है, और प्रत्येक आधे भाग का दूसरा भाग भी वही बात कहता है जो दूसरा कहता है। यदि आपकी भाषा कविता में इस तरह के विचारों को नहीं दोहराती है, तो इस प्रकार की कविता का अनुवाद कैसे करें, इसके लिए देखें: </w:t>
-      </w:r>
-      <w:r>
-        <w:rPr>
-          <w:lang w:val="hi_IN" w:bidi="hi_IN"/>
-        </w:rPr>
-        <w:t>समानांतरता</w:t>
-      </w:r>
-      <w:r>
-        <w:rPr>
-          <w:lang w:val="hi_IN" w:bidi="hi_IN"/>
-        </w:rPr>
-        <w:t>।</w:t>
-      </w:r>
-      <w:r>
-        <w:rPr>
-          <w:lang w:val="hi_IN" w:bidi="hi_IN"/>
-        </w:rPr>
-      </w:r>
-      <w:r>
-        <w:rPr>
-          <w:lang w:val="hi_IN" w:bidi="hi_IN"/>
-        </w:rPr>
-      </w:r>
-    </w:p>
-    <w:p>
-      <w:pPr/>
-      <w:r>
-        <w:rPr>
-          <w:lang w:val="hi_IN" w:bidi="hi_IN"/>
-        </w:rPr>
-      </w:r>
-    </w:p>
-    <w:p>
-      <w:pPr>
-        <w:pStyle w:val="Heading2"/>
-      </w:pPr>
-      <w:r>
-        <w:rPr>
-          <w:lang w:val="hi_IN" w:bidi="hi_IN"/>
-        </w:rPr>
-        <w:t>योना 2:1 (#1)</w:t>
-      </w:r>
-      <w:r>
-        <w:rPr>
-          <w:lang w:val="hi_IN" w:bidi="hi_IN"/>
-        </w:rPr>
-      </w:r>
-    </w:p>
-    <w:p>
-      <w:pPr/>
-      <w:r>
-        <w:rPr>
-          <w:lang w:val="hi_IN" w:bidi="hi_IN"/>
-        </w:rPr>
-      </w:r>
-      <w:r>
-        <w:rPr>
-          <w:lang w:val="hi_IN" w:bidi="hi_IN"/>
-        </w:rPr>
-        <w:t>יְהוָ֖ה אֱלֹהָ֑י⁠ו</w:t>
-      </w:r>
-    </w:p>
-    <w:p>
-      <w:pPr/>
-      <w:r>
-        <w:rPr>
-          <w:lang w:val="hi_IN" w:bidi="hi_IN"/>
-        </w:rPr>
-      </w:r>
-      <w:r>
-        <w:rPr>
-          <w:b/>
-          <w:lang w:val="hi_IN" w:bidi="hi_IN"/>
-        </w:rPr>
-        <w:t>"परमेश्वर यहोवा"</w:t>
-      </w:r>
-    </w:p>
-    <w:p>
-      <w:pPr/>
-      <w:r>
-        <w:rPr>
-          <w:lang w:val="hi_IN" w:bidi="hi_IN"/>
-        </w:rPr>
-      </w:r>
-      <w:r>
-        <w:rPr>
-          <w:lang w:val="hi_IN" w:bidi="hi_IN"/>
-        </w:rPr>
-        <w:t xml:space="preserve">इसका अर्थ है </w:t>
-      </w:r>
-      <w:r>
-        <w:rPr>
-          <w:b/>
-          <w:lang w:val="hi_IN" w:bidi="hi_IN"/>
-        </w:rPr>
-        <w:t>यहोवा, परमेश्वर की उसने उपासना की</w:t>
-      </w:r>
-      <w:r>
-        <w:rPr>
-          <w:lang w:val="hi_IN" w:bidi="hi_IN"/>
-        </w:rPr>
-        <w:t xml:space="preserve">l शब्द </w:t>
-      </w:r>
-      <w:r>
-        <w:rPr>
-          <w:b/>
-          <w:lang w:val="hi_IN" w:bidi="hi_IN"/>
-        </w:rPr>
-        <w:t>अपने</w:t>
-      </w:r>
-      <w:r>
-        <w:rPr>
-          <w:lang w:val="hi_IN" w:bidi="hi_IN"/>
-        </w:rPr>
-        <w:t xml:space="preserve"> का अर्थ यह नहीं है कि योना का परमेश्वर उसका निजी परमेश्वर था।</w:t>
-      </w:r>
-      <w:r>
-        <w:rPr>
-          <w:lang w:val="hi_IN" w:bidi="hi_IN"/>
-        </w:rPr>
-      </w:r>
-      <w:r>
-        <w:rPr>
-          <w:lang w:val="hi_IN" w:bidi="hi_IN"/>
-        </w:rPr>
-      </w:r>
-    </w:p>
-    <w:p>
-      <w:pPr/>
-      <w:r>
-        <w:rPr>
-          <w:lang w:val="hi_IN" w:bidi="hi_IN"/>
-        </w:rPr>
-      </w:r>
-    </w:p>
-    <w:p>
-      <w:pPr>
-        <w:pStyle w:val="Heading2"/>
-      </w:pPr>
-      <w:r>
-        <w:rPr>
-          <w:lang w:val="hi_IN" w:bidi="hi_IN"/>
-        </w:rPr>
-        <w:t>योना 2:2 (#1)</w:t>
-      </w:r>
-      <w:r>
-        <w:rPr>
-          <w:lang w:val="hi_IN" w:bidi="hi_IN"/>
-        </w:rPr>
-      </w:r>
-    </w:p>
-    <w:p>
-      <w:pPr/>
-      <w:r>
-        <w:rPr>
-          <w:lang w:val="hi_IN" w:bidi="hi_IN"/>
-        </w:rPr>
-      </w:r>
-      <w:r>
-        <w:rPr>
-          <w:lang w:val="hi_IN" w:bidi="hi_IN"/>
-        </w:rPr>
-        <w:t>וַ⁠יֹּ֗אמֶר</w:t>
-      </w:r>
-    </w:p>
-    <w:p>
-      <w:pPr/>
-      <w:r>
-        <w:rPr>
-          <w:lang w:val="hi_IN" w:bidi="hi_IN"/>
-        </w:rPr>
-      </w:r>
-      <w:r>
-        <w:rPr>
-          <w:b/>
-          <w:lang w:val="hi_IN" w:bidi="hi_IN"/>
-        </w:rPr>
-        <w:t>""</w:t>
-      </w:r>
-    </w:p>
-    <w:p>
-      <w:pPr/>
-      <w:r>
-        <w:rPr>
-          <w:lang w:val="hi_IN" w:bidi="hi_IN"/>
-        </w:rPr>
-      </w:r>
-      <w:r>
-        <w:rPr>
-          <w:b/>
-          <w:lang w:val="hi_IN" w:bidi="hi_IN"/>
-        </w:rPr>
-        <w:t>योना ने कहा</w:t>
-      </w:r>
-      <w:r>
-        <w:rPr>
-          <w:lang w:val="hi_IN" w:bidi="hi_IN"/>
-        </w:rPr>
-      </w:r>
-      <w:r>
-        <w:rPr>
-          <w:lang w:val="hi_IN" w:bidi="hi_IN"/>
-        </w:rPr>
-      </w:r>
-    </w:p>
-    <w:p>
-      <w:pPr/>
-      <w:r>
-        <w:rPr>
-          <w:lang w:val="hi_IN" w:bidi="hi_IN"/>
-        </w:rPr>
-      </w:r>
-    </w:p>
-    <w:p>
-      <w:pPr>
-        <w:pStyle w:val="Heading2"/>
-      </w:pPr>
-      <w:r>
-        <w:rPr>
-          <w:lang w:val="hi_IN" w:bidi="hi_IN"/>
-        </w:rPr>
-        <w:t>योना 2:2 (#2)</w:t>
-      </w:r>
-      <w:r>
-        <w:rPr>
-          <w:lang w:val="hi_IN" w:bidi="hi_IN"/>
-        </w:rPr>
-      </w:r>
-    </w:p>
-    <w:p>
-      <w:pPr/>
-      <w:r>
-        <w:rPr>
-          <w:lang w:val="hi_IN" w:bidi="hi_IN"/>
-        </w:rPr>
-      </w:r>
-      <w:r>
-        <w:rPr>
-          <w:lang w:val="hi_IN" w:bidi="hi_IN"/>
-        </w:rPr>
-        <w:t>קָ֠רָאתִי מִ⁠צָּ֥רָה לִ֛⁠י אֶל־יְהוָ֖ה וַֽ⁠יַּעֲנֵ֑⁠נִי</w:t>
-      </w:r>
-    </w:p>
-    <w:p>
-      <w:pPr/>
-      <w:r>
-        <w:rPr>
-          <w:lang w:val="hi_IN" w:bidi="hi_IN"/>
-        </w:rPr>
-      </w:r>
-      <w:r>
-        <w:rPr>
-          <w:b/>
-          <w:lang w:val="hi_IN" w:bidi="hi_IN"/>
-        </w:rPr>
-        <w:t>""मैंने संकट में पड़े हुए यहोवा की दुहाई दी,"</w:t>
-      </w:r>
-    </w:p>
-    <w:p>
-      <w:pPr/>
-      <w:r>
-        <w:rPr>
-          <w:lang w:val="hi_IN" w:bidi="hi_IN"/>
-        </w:rPr>
-      </w:r>
-      <w:r>
-        <w:rPr>
-          <w:lang w:val="hi_IN" w:bidi="hi_IN"/>
-        </w:rPr>
-        <w:t>"यह पंक्ति मछली के पेट में योना के अनुभव और प्रार्थना का वर्णन करते हुए एक काव्य की शुरुआत करती है। काव्य उस सटीक शब्द को नहीं देता जो उस समय योना ने प्रार्थना की थी क्योंकि काव्य पाठ बाद में लिखा गया था, मछली में योना के अनुभव, उसकी प्रार्थना और परमेश्वर के उत्तर का वर्णन करते हुए जैसे कि वे पहले ही बीत चुका था l काव्य की इस पहली पंक्ति को दो तरीकों में से एक में समझा जा सकता है: या तो प्रार्थना के वर्णन के रूप में यहोवा को संबोधित किया जा रहा है; या प्रार्थना के वर्णन के परिचय के रूप में किसी अन्य व्यक्ति को संबोधित किया जा रहा है। ""मुक्ति यहोवा ही से होती है !"" वाक्यांश से संबंधित नोट [2:9] में (../02/09/jdrh) में भी देखें ।</w:t>
-      </w:r>
-    </w:p>
-    <w:p>
-      <w:pPr/>
-      <w:r>
-        <w:rPr>
-          <w:lang w:val="hi_IN" w:bidi="hi_IN"/>
-        </w:rPr>
-      </w:r>
-      <w:r>
-        <w:rPr>
-          <w:lang w:val="hi_IN" w:bidi="hi_IN"/>
-        </w:rPr>
-        <w:t xml:space="preserve">देखें: </w:t>
-      </w:r>
-      <w:r>
-        <w:rPr>
-          <w:lang w:val="hi_IN" w:bidi="hi_IN"/>
-        </w:rPr>
-        <w:t>काव्य</w:t>
-      </w:r>
-      <w:r>
-        <w:rPr>
-          <w:lang w:val="hi_IN" w:bidi="hi_IN"/>
-        </w:rPr>
-      </w:r>
-      <w:r>
-        <w:rPr>
-          <w:lang w:val="hi_IN" w:bidi="hi_IN"/>
-        </w:rPr>
-      </w:r>
-    </w:p>
-    <w:p>
-      <w:pPr/>
-      <w:r>
-        <w:rPr>
-          <w:lang w:val="hi_IN" w:bidi="hi_IN"/>
-        </w:rPr>
-      </w:r>
-    </w:p>
-    <w:p>
-      <w:pPr>
-        <w:pStyle w:val="Heading2"/>
-      </w:pPr>
-      <w:r>
-        <w:rPr>
-          <w:lang w:val="hi_IN" w:bidi="hi_IN"/>
-        </w:rPr>
-        <w:t>योना 2:2 (#3)</w:t>
-      </w:r>
-      <w:r>
-        <w:rPr>
-          <w:lang w:val="hi_IN" w:bidi="hi_IN"/>
-        </w:rPr>
-      </w:r>
-    </w:p>
-    <w:p>
-      <w:pPr/>
-      <w:r>
-        <w:rPr>
-          <w:lang w:val="hi_IN" w:bidi="hi_IN"/>
-        </w:rPr>
-      </w:r>
-      <w:r>
-        <w:rPr>
-          <w:lang w:val="hi_IN" w:bidi="hi_IN"/>
-        </w:rPr>
-        <w:t>קָ֠רָאתִי מִ⁠צָּ֥רָה לִ֛⁠י אֶל־יְהוָ֖ה וַֽ⁠יַּעֲנֵ֑⁠נִי</w:t>
-      </w:r>
-    </w:p>
-    <w:p>
-      <w:pPr/>
-      <w:r>
-        <w:rPr>
-          <w:lang w:val="hi_IN" w:bidi="hi_IN"/>
-        </w:rPr>
-      </w:r>
-      <w:r>
-        <w:rPr>
-          <w:b/>
-          <w:lang w:val="hi_IN" w:bidi="hi_IN"/>
-        </w:rPr>
-        <w:t>"मैंने संकट में पड़े हुए यहोवा की दुहाई दी"</w:t>
-      </w:r>
-    </w:p>
-    <w:p>
-      <w:pPr/>
-      <w:r>
-        <w:rPr>
-          <w:lang w:val="hi_IN" w:bidi="hi_IN"/>
-        </w:rPr>
-      </w:r>
-      <w:r>
-        <w:rPr>
-          <w:b/>
-          <w:lang w:val="hi_IN" w:bidi="hi_IN"/>
-        </w:rPr>
-        <w:t>मैंने अपनी बड़ी मुसीबत के समय यहोवा से प्रार्थना की</w:t>
-      </w:r>
-      <w:r>
-        <w:rPr>
-          <w:lang w:val="hi_IN" w:bidi="hi_IN"/>
-        </w:rPr>
-        <w:t xml:space="preserve"> या </w:t>
-      </w:r>
-      <w:r>
-        <w:rPr>
-          <w:b/>
-          <w:lang w:val="hi_IN" w:bidi="hi_IN"/>
-        </w:rPr>
-        <w:t>यहोवा, मैंने अपने संकट के समय तुझे पुकारा</w:t>
-      </w:r>
-      <w:r>
-        <w:rPr>
-          <w:lang w:val="hi_IN" w:bidi="hi_IN"/>
-        </w:rPr>
-      </w:r>
-      <w:r>
-        <w:rPr>
-          <w:lang w:val="hi_IN" w:bidi="hi_IN"/>
-        </w:rPr>
-      </w:r>
-    </w:p>
-    <w:p>
-      <w:pPr/>
-      <w:r>
-        <w:rPr>
-          <w:lang w:val="hi_IN" w:bidi="hi_IN"/>
-        </w:rPr>
-      </w:r>
-    </w:p>
-    <w:p>
-      <w:pPr>
-        <w:pStyle w:val="Heading2"/>
-      </w:pPr>
-      <w:r>
-        <w:rPr>
-          <w:lang w:val="hi_IN" w:bidi="hi_IN"/>
-        </w:rPr>
-        <w:t>योना 2:2 (#4)</w:t>
-      </w:r>
-      <w:r>
-        <w:rPr>
-          <w:lang w:val="hi_IN" w:bidi="hi_IN"/>
-        </w:rPr>
-      </w:r>
-    </w:p>
-    <w:p>
-      <w:pPr/>
-      <w:r>
-        <w:rPr>
-          <w:lang w:val="hi_IN" w:bidi="hi_IN"/>
-        </w:rPr>
-      </w:r>
-      <w:r>
-        <w:rPr>
-          <w:lang w:val="hi_IN" w:bidi="hi_IN"/>
-        </w:rPr>
-        <w:t>וַֽ⁠יַּעֲנֵ֑⁠נִי</w:t>
-      </w:r>
-    </w:p>
-    <w:p>
-      <w:pPr/>
-      <w:r>
-        <w:rPr>
-          <w:lang w:val="hi_IN" w:bidi="hi_IN"/>
-        </w:rPr>
-      </w:r>
-      <w:r>
-        <w:rPr>
-          <w:b/>
-          <w:lang w:val="hi_IN" w:bidi="hi_IN"/>
-        </w:rPr>
-        <w:t>"और उसने मेरी सुन ली"</w:t>
-      </w:r>
-    </w:p>
-    <w:p>
-      <w:pPr/>
-      <w:r>
-        <w:rPr>
-          <w:lang w:val="hi_IN" w:bidi="hi_IN"/>
-        </w:rPr>
-      </w:r>
-      <w:r>
-        <w:rPr>
-          <w:b/>
-          <w:lang w:val="hi_IN" w:bidi="hi_IN"/>
-        </w:rPr>
-        <w:t>यहोवा ने मेरी सुनी</w:t>
-      </w:r>
-      <w:r>
-        <w:rPr>
-          <w:lang w:val="hi_IN" w:bidi="hi_IN"/>
-        </w:rPr>
-        <w:t xml:space="preserve"> या </w:t>
-      </w:r>
-      <w:r>
-        <w:rPr>
-          <w:b/>
-          <w:lang w:val="hi_IN" w:bidi="hi_IN"/>
-        </w:rPr>
-        <w:t>उसने मेरी मदद की</w:t>
-      </w:r>
-      <w:r>
-        <w:rPr>
-          <w:lang w:val="hi_IN" w:bidi="hi_IN"/>
-        </w:rPr>
-        <w:t xml:space="preserve"> या </w:t>
-      </w:r>
-      <w:r>
-        <w:rPr>
-          <w:b/>
-          <w:lang w:val="hi_IN" w:bidi="hi_IN"/>
-        </w:rPr>
-        <w:t>तूने मुझे उत्तर दिया</w:t>
-      </w:r>
-      <w:r>
-        <w:rPr>
-          <w:lang w:val="hi_IN" w:bidi="hi_IN"/>
-        </w:rPr>
-      </w:r>
-      <w:r>
-        <w:rPr>
-          <w:lang w:val="hi_IN" w:bidi="hi_IN"/>
-        </w:rPr>
-      </w:r>
-    </w:p>
-    <w:p>
-      <w:pPr/>
-      <w:r>
-        <w:rPr>
-          <w:lang w:val="hi_IN" w:bidi="hi_IN"/>
-        </w:rPr>
-      </w:r>
-    </w:p>
-    <w:p>
-      <w:pPr>
-        <w:pStyle w:val="Heading2"/>
-      </w:pPr>
-      <w:r>
-        <w:rPr>
-          <w:lang w:val="hi_IN" w:bidi="hi_IN"/>
-        </w:rPr>
-        <w:t>योना 2:2 (#5)</w:t>
-      </w:r>
-      <w:r>
-        <w:rPr>
-          <w:lang w:val="hi_IN" w:bidi="hi_IN"/>
-        </w:rPr>
-      </w:r>
-    </w:p>
-    <w:p>
-      <w:pPr/>
-      <w:r>
-        <w:rPr>
-          <w:lang w:val="hi_IN" w:bidi="hi_IN"/>
-        </w:rPr>
-      </w:r>
-      <w:r>
-        <w:rPr>
-          <w:lang w:val="hi_IN" w:bidi="hi_IN"/>
-        </w:rPr>
-        <w:t>מִ⁠בֶּ֧טֶן שְׁא֛וֹל</w:t>
-      </w:r>
-    </w:p>
-    <w:p>
-      <w:pPr/>
-      <w:r>
-        <w:rPr>
-          <w:lang w:val="hi_IN" w:bidi="hi_IN"/>
-        </w:rPr>
-      </w:r>
-      <w:r>
-        <w:rPr>
-          <w:b/>
-          <w:lang w:val="hi_IN" w:bidi="hi_IN"/>
-        </w:rPr>
-        <w:t>"अधोलोक के उदर में से"</w:t>
-      </w:r>
-    </w:p>
-    <w:p>
-      <w:pPr/>
-      <w:r>
-        <w:rPr>
-          <w:lang w:val="hi_IN" w:bidi="hi_IN"/>
-        </w:rPr>
-      </w:r>
-      <w:r>
-        <w:rPr>
-          <w:b/>
-          <w:lang w:val="hi_IN" w:bidi="hi_IN"/>
-        </w:rPr>
-        <w:t>अधोलोक में से</w:t>
-      </w:r>
-      <w:r>
-        <w:rPr>
-          <w:lang w:val="hi_IN" w:bidi="hi_IN"/>
-        </w:rPr>
-        <w:t xml:space="preserve"> या </w:t>
-      </w:r>
-      <w:r>
-        <w:rPr>
-          <w:b/>
-          <w:lang w:val="hi_IN" w:bidi="hi_IN"/>
-        </w:rPr>
-        <w:t>अधोलोक की गहराई में से</w:t>
-      </w:r>
-      <w:r>
-        <w:rPr>
-          <w:lang w:val="hi_IN" w:bidi="hi_IN"/>
-        </w:rPr>
-        <w:t>। संभव अर्थों में सम्मिलित: 1) योना मछली के पेट में होने की बात इस तरह कह रहा है जैसे कि अधोलोक में है; या 2) योना ने माना कि वह मरने वाला है और अधोलोक में जाने वाला था; या 3) वह इस रीति से व्याख्यान कर रहा था जैसे कि वह मर चूका है और अधोलोक में चला गया हो l</w:t>
-      </w:r>
-    </w:p>
-    <w:p>
-      <w:pPr/>
-      <w:r>
-        <w:rPr>
-          <w:lang w:val="hi_IN" w:bidi="hi_IN"/>
-        </w:rPr>
-      </w:r>
-      <w:r>
-        <w:rPr>
-          <w:lang w:val="hi_IN" w:bidi="hi_IN"/>
-        </w:rPr>
-        <w:t xml:space="preserve">देखें: </w:t>
-      </w:r>
-      <w:r>
-        <w:rPr>
-          <w:lang w:val="hi_IN" w:bidi="hi_IN"/>
-        </w:rPr>
-        <w:t>रूपक</w:t>
-      </w:r>
-      <w:r>
-        <w:rPr>
-          <w:lang w:val="hi_IN" w:bidi="hi_IN"/>
-        </w:rPr>
-      </w:r>
-      <w:r>
-        <w:rPr>
-          <w:lang w:val="hi_IN" w:bidi="hi_IN"/>
-        </w:rPr>
-      </w:r>
-    </w:p>
-    <w:p>
-      <w:pPr/>
-      <w:r>
-        <w:rPr>
-          <w:lang w:val="hi_IN" w:bidi="hi_IN"/>
-        </w:rPr>
-      </w:r>
-    </w:p>
-    <w:p>
-      <w:pPr>
-        <w:pStyle w:val="Heading2"/>
-      </w:pPr>
-      <w:r>
-        <w:rPr>
-          <w:lang w:val="hi_IN" w:bidi="hi_IN"/>
-        </w:rPr>
-        <w:t>योना 2:2 (#6)</w:t>
-      </w:r>
-      <w:r>
-        <w:rPr>
-          <w:lang w:val="hi_IN" w:bidi="hi_IN"/>
-        </w:rPr>
-      </w:r>
-    </w:p>
-    <w:p>
-      <w:pPr/>
-      <w:r>
-        <w:rPr>
-          <w:lang w:val="hi_IN" w:bidi="hi_IN"/>
-        </w:rPr>
-      </w:r>
-      <w:r>
-        <w:rPr>
-          <w:lang w:val="hi_IN" w:bidi="hi_IN"/>
-        </w:rPr>
-        <w:t>שְׁא֛וֹל</w:t>
-      </w:r>
-    </w:p>
-    <w:p>
-      <w:pPr/>
-      <w:r>
-        <w:rPr>
-          <w:lang w:val="hi_IN" w:bidi="hi_IN"/>
-        </w:rPr>
-      </w:r>
-      <w:r>
-        <w:rPr>
-          <w:b/>
-          <w:lang w:val="hi_IN" w:bidi="hi_IN"/>
-        </w:rPr>
-        <w:t>"अधोलोक के"</w:t>
-      </w:r>
-    </w:p>
-    <w:p>
-      <w:pPr/>
-      <w:r>
-        <w:rPr>
-          <w:lang w:val="hi_IN" w:bidi="hi_IN"/>
-        </w:rPr>
-      </w:r>
-      <w:r>
-        <w:rPr>
-          <w:lang w:val="hi_IN" w:bidi="hi_IN"/>
-        </w:rPr>
-        <w:t>"</w:t>
-      </w:r>
-      <w:r>
-        <w:rPr>
-          <w:b/>
-          <w:lang w:val="hi_IN" w:bidi="hi_IN"/>
-        </w:rPr>
-        <w:t>पताल</w:t>
-      </w:r>
-      <w:r>
-        <w:rPr>
-          <w:lang w:val="hi_IN" w:bidi="hi_IN"/>
-        </w:rPr>
-        <w:t xml:space="preserve"> उस जगह का नाम था जहाँ लोग मरने के बाद जाते थे। इसे धरती के नीचे कहीं एक अँधेरे से भरा संसार माना जाता था । नए नियम के समकक्ष ""अधोलोक"" प्रतीत होता है, जहाँ मृतक न्याय की प्रतीक्षा करते हैं (देखें प्रकाशितवाक्य 20:13)। यदि आपकी भाषा में इस स्थान के लिए एक शब्द है, तो आप इसे यहाँ उपयोग करना चाहते हैं, या शब्द ""पताल"" को ले सकते हैं।</w:t>
-      </w:r>
-    </w:p>
-    <w:p>
-      <w:pPr/>
-      <w:r>
-        <w:rPr>
-          <w:lang w:val="hi_IN" w:bidi="hi_IN"/>
-        </w:rPr>
-      </w:r>
-      <w:r>
-        <w:rPr>
-          <w:lang w:val="hi_IN" w:bidi="hi_IN"/>
-        </w:rPr>
-        <w:t xml:space="preserve">देखें: </w:t>
-      </w:r>
-      <w:r>
-        <w:rPr>
-          <w:lang w:val="hi_IN" w:bidi="hi_IN"/>
-        </w:rPr>
-        <w:t>नामों का अनुवाद कैसे करें</w:t>
-      </w:r>
-      <w:r>
-        <w:rPr>
-          <w:lang w:val="hi_IN" w:bidi="hi_IN"/>
-        </w:rPr>
-      </w:r>
-      <w:r>
-        <w:rPr>
-          <w:lang w:val="hi_IN" w:bidi="hi_IN"/>
-        </w:rPr>
-      </w:r>
-    </w:p>
-    <w:p>
-      <w:pPr/>
-      <w:r>
-        <w:rPr>
-          <w:lang w:val="hi_IN" w:bidi="hi_IN"/>
-        </w:rPr>
-      </w:r>
-    </w:p>
-    <w:p>
-      <w:pPr>
-        <w:pStyle w:val="Heading2"/>
-      </w:pPr>
-      <w:r>
-        <w:rPr>
-          <w:lang w:val="hi_IN" w:bidi="hi_IN"/>
-        </w:rPr>
-        <w:t>योना 2:2 (#7)</w:t>
-      </w:r>
-      <w:r>
-        <w:rPr>
-          <w:lang w:val="hi_IN" w:bidi="hi_IN"/>
-        </w:rPr>
-      </w:r>
-    </w:p>
-    <w:p>
-      <w:pPr/>
-      <w:r>
-        <w:rPr>
-          <w:lang w:val="hi_IN" w:bidi="hi_IN"/>
-        </w:rPr>
-      </w:r>
-      <w:r>
-        <w:rPr>
-          <w:lang w:val="hi_IN" w:bidi="hi_IN"/>
-        </w:rPr>
-        <w:t>שָׁמַ֥עְתָּ קוֹלִֽ⁠י</w:t>
-      </w:r>
-    </w:p>
-    <w:p>
-      <w:pPr/>
-      <w:r>
-        <w:rPr>
-          <w:lang w:val="hi_IN" w:bidi="hi_IN"/>
-        </w:rPr>
-      </w:r>
-      <w:r>
-        <w:rPr>
-          <w:b/>
-          <w:lang w:val="hi_IN" w:bidi="hi_IN"/>
-        </w:rPr>
-        <w:t>"और तूने मेरी सुन ली"</w:t>
-      </w:r>
-    </w:p>
-    <w:p>
-      <w:pPr/>
-      <w:r>
-        <w:rPr>
-          <w:lang w:val="hi_IN" w:bidi="hi_IN"/>
-        </w:rPr>
-      </w:r>
-      <w:r>
-        <w:rPr>
-          <w:lang w:val="hi_IN" w:bidi="hi_IN"/>
-        </w:rPr>
-        <w:t>"इस वाक्यांश का संभव अर्थ शाब्दिक और प्रतीकात्मक है। वाक्यांश का शाब्दिक अर्थ है कि जब वह मछली के पेट में प्रार्थना कर रहा था तब यहोवा ने योना की सुनी। यद्यपि, पुराने नियम में ""किसी की आवाज़ सुनने के लिए"" वाक्यांश का अर्थ अक्सर ""सुनना और पालन करना"" होता है (अनुपालन)। इस संदर्भ में, योना व्यक्त कर रहा है कि यहोवा ने उसकी सुनी और उसे बचाने का उपाय किया।</w:t>
-      </w:r>
-    </w:p>
-    <w:p>
-      <w:pPr/>
-      <w:r>
-        <w:rPr>
-          <w:lang w:val="hi_IN" w:bidi="hi_IN"/>
-        </w:rPr>
-      </w:r>
-      <w:r>
-        <w:rPr>
-          <w:lang w:val="hi_IN" w:bidi="hi_IN"/>
-        </w:rPr>
-        <w:t xml:space="preserve">देखें: </w:t>
-      </w:r>
-      <w:r>
-        <w:rPr>
-          <w:lang w:val="hi_IN" w:bidi="hi_IN"/>
-        </w:rPr>
-        <w:t>मुहावरा</w:t>
-      </w:r>
-      <w:r>
-        <w:rPr>
-          <w:lang w:val="hi_IN" w:bidi="hi_IN"/>
-        </w:rPr>
-      </w:r>
-      <w:r>
-        <w:rPr>
-          <w:lang w:val="hi_IN" w:bidi="hi_IN"/>
-        </w:rPr>
-      </w:r>
-    </w:p>
-    <w:p>
-      <w:pPr/>
-      <w:r>
-        <w:rPr>
-          <w:lang w:val="hi_IN" w:bidi="hi_IN"/>
-        </w:rPr>
-      </w:r>
-    </w:p>
-    <w:p>
-      <w:pPr>
-        <w:pStyle w:val="Heading2"/>
-      </w:pPr>
-      <w:r>
-        <w:rPr>
-          <w:lang w:val="hi_IN" w:bidi="hi_IN"/>
-        </w:rPr>
-        <w:t>योना 2:2 (#5)</w:t>
-      </w:r>
-      <w:r>
-        <w:rPr>
-          <w:lang w:val="hi_IN" w:bidi="hi_IN"/>
-        </w:rPr>
-      </w:r>
-    </w:p>
-    <w:p>
-      <w:pPr/>
-      <w:r>
-        <w:rPr>
-          <w:lang w:val="hi_IN" w:bidi="hi_IN"/>
-        </w:rPr>
-      </w:r>
-      <w:r>
-        <w:rPr>
-          <w:lang w:val="hi_IN" w:bidi="hi_IN"/>
-        </w:rPr>
-        <w:t>קָ֠רָאתִי מִ⁠צָּ֥רָה לִ֛⁠י אֶל־יְהוָ֖ה וַֽ⁠יַּעֲנֵ֑⁠נִי מִ⁠בֶּ֧טֶן שְׁא֛וֹל שִׁוַּ֖עְתִּי שָׁמַ֥עְתָּ קוֹלִֽ⁠י</w:t>
-      </w:r>
-    </w:p>
-    <w:p>
-      <w:pPr/>
-      <w:r>
-        <w:rPr>
-          <w:lang w:val="hi_IN" w:bidi="hi_IN"/>
-        </w:rPr>
-      </w:r>
-      <w:r>
-        <w:rPr>
-          <w:b/>
-          <w:lang w:val="hi_IN" w:bidi="hi_IN"/>
-        </w:rPr>
-        <w:t>"मैंने संकट में पड़े हुए यहोवा की दुहाई दी, और उसने मेरी सुन ली है; अधोलोक के उदर में से मैं चिल्ला उठा, और तूने मेरी सुन ली"</w:t>
-      </w:r>
-    </w:p>
-    <w:p>
-      <w:pPr/>
-      <w:r>
-        <w:rPr>
-          <w:lang w:val="hi_IN" w:bidi="hi_IN"/>
-        </w:rPr>
-      </w:r>
-      <w:r>
-        <w:rPr>
-          <w:lang w:val="hi_IN" w:bidi="hi_IN"/>
-        </w:rPr>
-        <w:t>इस पद के दोनों हिस्सों का अर्थ मूलतः एक ही है। दूसरा हिस्सा उसी विचार को अलग-अलग शब्दों में दोहराकर पहले हिस्से के अर्थ पर ज़ोर देता है। अगर यह आपके पाठकों के लिए सहायक हो, तो आप वाक्यांशों को इस तरह से जोड़ सकते हैं कि लगे कि दूसरा वाक्यांश पहले वाले को दोहरा रहा है, कुछ अतिरिक्त नहीं कह रहा। वैकल्पिक अनुवाद: "मैंने संकट में पड़े हुए यहोवा की दुहाई दी, और उसने मेरी सुन ली है; अर्थात, अधोलोक के उदर में से मैं चिल्ला उठा, और तूने मेरी सुन ली"</w:t>
-      </w:r>
-    </w:p>
-    <w:p>
-      <w:pPr/>
-      <w:r>
-        <w:rPr>
-          <w:lang w:val="hi_IN" w:bidi="hi_IN"/>
-        </w:rPr>
-      </w:r>
-      <w:r>
-        <w:rPr>
-          <w:lang w:val="hi_IN" w:bidi="hi_IN"/>
-        </w:rPr>
-        <w:t xml:space="preserve">देखें: </w:t>
-      </w:r>
-      <w:r>
-        <w:rPr>
-          <w:lang w:val="hi_IN" w:bidi="hi_IN"/>
-        </w:rPr>
-        <w:t>समानांतरता</w:t>
-      </w:r>
-      <w:r>
-        <w:rPr>
-          <w:lang w:val="hi_IN" w:bidi="hi_IN"/>
-        </w:rPr>
-      </w:r>
-      <w:r>
-        <w:rPr>
-          <w:lang w:val="hi_IN" w:bidi="hi_IN"/>
-        </w:rPr>
-      </w:r>
-    </w:p>
-    <w:p>
-      <w:pPr/>
-      <w:r>
-        <w:rPr>
-          <w:lang w:val="hi_IN" w:bidi="hi_IN"/>
-        </w:rPr>
-      </w:r>
-    </w:p>
-    <w:p>
-      <w:pPr>
-        <w:pStyle w:val="Heading2"/>
-      </w:pPr>
-      <w:r>
-        <w:rPr>
-          <w:lang w:val="hi_IN" w:bidi="hi_IN"/>
-        </w:rPr>
-        <w:t>योना 2:3 (#1)</w:t>
-      </w:r>
-      <w:r>
-        <w:rPr>
-          <w:lang w:val="hi_IN" w:bidi="hi_IN"/>
-        </w:rPr>
-      </w:r>
-    </w:p>
-    <w:p>
-      <w:pPr/>
-      <w:r>
-        <w:rPr>
-          <w:lang w:val="hi_IN" w:bidi="hi_IN"/>
-        </w:rPr>
-      </w:r>
-      <w:r>
-        <w:rPr>
-          <w:lang w:val="hi_IN" w:bidi="hi_IN"/>
-        </w:rPr>
-        <w:t>בִּ⁠לְבַ֣ב יַמִּ֔ים</w:t>
-      </w:r>
-    </w:p>
-    <w:p>
-      <w:pPr/>
-      <w:r>
-        <w:rPr>
-          <w:lang w:val="hi_IN" w:bidi="hi_IN"/>
-        </w:rPr>
-      </w:r>
-      <w:r>
-        <w:rPr>
-          <w:b/>
-          <w:lang w:val="hi_IN" w:bidi="hi_IN"/>
-        </w:rPr>
-        <w:t>"समुद्र की थाह तक"</w:t>
-      </w:r>
-    </w:p>
-    <w:p>
-      <w:pPr/>
-      <w:r>
-        <w:rPr>
-          <w:lang w:val="hi_IN" w:bidi="hi_IN"/>
-        </w:rPr>
-      </w:r>
-      <w:r>
-        <w:rPr>
-          <w:lang w:val="hi_IN" w:bidi="hi_IN"/>
-        </w:rPr>
-        <w:t xml:space="preserve">"यहाँ शब्द </w:t>
-      </w:r>
-      <w:r>
-        <w:rPr>
-          <w:b/>
-          <w:lang w:val="hi_IN" w:bidi="hi_IN"/>
-        </w:rPr>
-        <w:t>बीच में</w:t>
-      </w:r>
-      <w:r>
-        <w:rPr>
-          <w:lang w:val="hi_IN" w:bidi="hi_IN"/>
-        </w:rPr>
-        <w:t xml:space="preserve"> किसी के ""अंदर"" होने के लिए एक रूपक है। वाक्यांश ""के बीच में"" का अर्थ है ""मध्य में"" या ""पूरी तरह से समुद्र के पानी से घिरा हुआ""। वैकल्पिक अनुवाद: ""समुद्र के बीच में""</w:t>
-      </w:r>
-      <w:r>
-        <w:rPr>
-          <w:lang w:val="hi_IN" w:bidi="hi_IN"/>
-        </w:rPr>
-      </w:r>
-      <w:r>
-        <w:rPr>
-          <w:lang w:val="hi_IN" w:bidi="hi_IN"/>
-        </w:rPr>
-      </w:r>
-    </w:p>
-    <w:p>
-      <w:pPr/>
-      <w:r>
-        <w:rPr>
-          <w:lang w:val="hi_IN" w:bidi="hi_IN"/>
-        </w:rPr>
-      </w:r>
-    </w:p>
-    <w:p>
-      <w:pPr>
-        <w:pStyle w:val="Heading2"/>
-      </w:pPr>
-      <w:r>
-        <w:rPr>
-          <w:lang w:val="hi_IN" w:bidi="hi_IN"/>
-        </w:rPr>
-        <w:t>योना 2:3 (#2)</w:t>
-      </w:r>
-      <w:r>
-        <w:rPr>
-          <w:lang w:val="hi_IN" w:bidi="hi_IN"/>
-        </w:rPr>
-      </w:r>
-    </w:p>
-    <w:p>
-      <w:pPr/>
-      <w:r>
-        <w:rPr>
-          <w:lang w:val="hi_IN" w:bidi="hi_IN"/>
-        </w:rPr>
-      </w:r>
-      <w:r>
-        <w:rPr>
-          <w:lang w:val="hi_IN" w:bidi="hi_IN"/>
-        </w:rPr>
-        <w:t>וְ⁠נָהָ֖ר יְסֹבְבֵ֑⁠נִי</w:t>
-      </w:r>
-    </w:p>
-    <w:p>
-      <w:pPr/>
-      <w:r>
-        <w:rPr>
-          <w:lang w:val="hi_IN" w:bidi="hi_IN"/>
-        </w:rPr>
-      </w:r>
-      <w:r>
-        <w:rPr>
-          <w:b/>
-          <w:lang w:val="hi_IN" w:bidi="hi_IN"/>
-        </w:rPr>
-        <w:t>"और मैं धाराओं के बीच में पड़ा था"</w:t>
-      </w:r>
-    </w:p>
-    <w:p>
-      <w:pPr/>
-      <w:r>
-        <w:rPr>
-          <w:lang w:val="hi_IN" w:bidi="hi_IN"/>
-        </w:rPr>
-      </w:r>
-      <w:r>
-        <w:rPr>
-          <w:b/>
-          <w:lang w:val="hi_IN" w:bidi="hi_IN"/>
-        </w:rPr>
-        <w:t>समुद्र का पानी मेरे ऊपर से बह गया</w:t>
-      </w:r>
-      <w:r>
-        <w:rPr>
-          <w:lang w:val="hi_IN" w:bidi="hi_IN"/>
-        </w:rPr>
-      </w:r>
-      <w:r>
-        <w:rPr>
-          <w:lang w:val="hi_IN" w:bidi="hi_IN"/>
-        </w:rPr>
-      </w:r>
-    </w:p>
-    <w:p>
-      <w:pPr/>
-      <w:r>
-        <w:rPr>
-          <w:lang w:val="hi_IN" w:bidi="hi_IN"/>
-        </w:rPr>
-      </w:r>
-    </w:p>
-    <w:p>
-      <w:pPr>
-        <w:pStyle w:val="Heading2"/>
-      </w:pPr>
-      <w:r>
-        <w:rPr>
-          <w:lang w:val="hi_IN" w:bidi="hi_IN"/>
-        </w:rPr>
-        <w:t>योना 2:3 (#3)</w:t>
-      </w:r>
-      <w:r>
-        <w:rPr>
-          <w:lang w:val="hi_IN" w:bidi="hi_IN"/>
-        </w:rPr>
-      </w:r>
-    </w:p>
-    <w:p>
-      <w:pPr/>
-      <w:r>
-        <w:rPr>
-          <w:lang w:val="hi_IN" w:bidi="hi_IN"/>
-        </w:rPr>
-      </w:r>
-      <w:r>
-        <w:rPr>
-          <w:lang w:val="hi_IN" w:bidi="hi_IN"/>
-        </w:rPr>
-        <w:t>מִשְׁבָּרֶ֥י⁠ךָ וְ⁠גַלֶּ֖י⁠ךָ</w:t>
-      </w:r>
-    </w:p>
-    <w:p>
-      <w:pPr/>
-      <w:r>
-        <w:rPr>
-          <w:lang w:val="hi_IN" w:bidi="hi_IN"/>
-        </w:rPr>
-      </w:r>
-      <w:r>
-        <w:rPr>
-          <w:b/>
-          <w:lang w:val="hi_IN" w:bidi="hi_IN"/>
-        </w:rPr>
-        <w:t>"तेरी"</w:t>
-      </w:r>
-      <w:r>
-        <w:rPr>
-          <w:lang w:val="hi_IN" w:bidi="hi_IN"/>
-        </w:rPr>
-        <w:t xml:space="preserve"> - </w:t>
-      </w:r>
-      <w:r>
-        <w:rPr>
-          <w:b/>
-          <w:lang w:val="hi_IN" w:bidi="hi_IN"/>
-        </w:rPr>
-        <w:t>"तरंग और लहरें"</w:t>
-      </w:r>
-    </w:p>
-    <w:p>
-      <w:pPr/>
-      <w:r>
-        <w:rPr>
-          <w:lang w:val="hi_IN" w:bidi="hi_IN"/>
-        </w:rPr>
-      </w:r>
-      <w:r>
-        <w:rPr>
-          <w:lang w:val="hi_IN" w:bidi="hi_IN"/>
-        </w:rPr>
-        <w:t>"ये दोनों महासागर की सतह की खलल हैं। उन्हें एक शब्द में जोड़ा जा सकता है, जैसे ""लहरें""</w:t>
-      </w:r>
-    </w:p>
-    <w:p>
-      <w:pPr/>
-      <w:r>
-        <w:rPr>
-          <w:lang w:val="hi_IN" w:bidi="hi_IN"/>
-        </w:rPr>
-      </w:r>
-      <w:r>
-        <w:rPr>
-          <w:lang w:val="hi_IN" w:bidi="hi_IN"/>
-        </w:rPr>
-        <w:t xml:space="preserve">देखें: </w:t>
-      </w:r>
-      <w:r>
-        <w:rPr>
-          <w:lang w:val="hi_IN" w:bidi="hi_IN"/>
-        </w:rPr>
-        <w:t>युग्म</w:t>
-      </w:r>
-      <w:r>
-        <w:rPr>
-          <w:lang w:val="hi_IN" w:bidi="hi_IN"/>
-        </w:rPr>
-      </w:r>
-      <w:r>
-        <w:rPr>
-          <w:lang w:val="hi_IN" w:bidi="hi_IN"/>
-        </w:rPr>
-      </w:r>
-    </w:p>
-    <w:p>
-      <w:pPr/>
-      <w:r>
-        <w:rPr>
-          <w:lang w:val="hi_IN" w:bidi="hi_IN"/>
-        </w:rPr>
-      </w:r>
-    </w:p>
-    <w:p>
-      <w:pPr>
-        <w:pStyle w:val="Heading2"/>
-      </w:pPr>
-      <w:r>
-        <w:rPr>
-          <w:lang w:val="hi_IN" w:bidi="hi_IN"/>
-        </w:rPr>
-        <w:t>योना 2:3 (#2)</w:t>
-      </w:r>
-      <w:r>
-        <w:rPr>
-          <w:lang w:val="hi_IN" w:bidi="hi_IN"/>
-        </w:rPr>
-      </w:r>
-    </w:p>
-    <w:p>
-      <w:pPr/>
-      <w:r>
-        <w:rPr>
-          <w:lang w:val="hi_IN" w:bidi="hi_IN"/>
-        </w:rPr>
-      </w:r>
-      <w:r>
-        <w:rPr>
-          <w:lang w:val="hi_IN" w:bidi="hi_IN"/>
-        </w:rPr>
-        <w:t>יַמִּ֔ים</w:t>
-      </w:r>
-    </w:p>
-    <w:p>
-      <w:pPr/>
-      <w:r>
-        <w:rPr>
-          <w:lang w:val="hi_IN" w:bidi="hi_IN"/>
-        </w:rPr>
-      </w:r>
-      <w:r>
-        <w:rPr>
-          <w:b/>
-          <w:lang w:val="hi_IN" w:bidi="hi_IN"/>
-        </w:rPr>
-        <w:t>"समुद्र"</w:t>
-      </w:r>
-    </w:p>
-    <w:p>
-      <w:pPr/>
-      <w:r>
-        <w:rPr>
-          <w:lang w:val="hi_IN" w:bidi="hi_IN"/>
-        </w:rPr>
-      </w:r>
-      <w:r>
-        <w:rPr>
-          <w:lang w:val="hi_IN" w:bidi="hi_IN"/>
-        </w:rPr>
-        <w:t xml:space="preserve">यहाँ, योना विचार को प्रबल करने के लिए समुद्र का उल्लेख बहुवचन </w:t>
-      </w:r>
-      <w:r>
-        <w:rPr>
-          <w:b/>
-          <w:lang w:val="hi_IN" w:bidi="hi_IN"/>
-        </w:rPr>
-        <w:t>समुद्र</w:t>
-      </w:r>
-      <w:r>
-        <w:rPr>
-          <w:lang w:val="hi_IN" w:bidi="hi_IN"/>
-        </w:rPr>
-        <w:t xml:space="preserve"> के रूप में करता है। यदि यह आपकी भाषा में अधिक स्वाभाविक हो, तो आप एकवचन का प्रयोग कर सकते हैं और विचार को दूसरे तरीके से तीव्र कर सकते हैं। वैकल्पिक अनुवाद: "विशाल महासागर"</w:t>
-      </w:r>
-    </w:p>
-    <w:p>
-      <w:pPr/>
-      <w:r>
-        <w:rPr>
-          <w:lang w:val="hi_IN" w:bidi="hi_IN"/>
-        </w:rPr>
-      </w:r>
-      <w:r>
-        <w:rPr>
-          <w:lang w:val="hi_IN" w:bidi="hi_IN"/>
-        </w:rPr>
-        <w:t xml:space="preserve">देखें: </w:t>
-      </w:r>
-      <w:r>
-        <w:rPr>
-          <w:lang w:val="hi_IN" w:bidi="hi_IN"/>
-        </w:rPr>
-        <w:t>बहुवचन के असामान्य उपयोग</w:t>
-      </w:r>
-      <w:r>
-        <w:rPr>
-          <w:lang w:val="hi_IN" w:bidi="hi_IN"/>
-        </w:rPr>
-      </w:r>
-      <w:r>
-        <w:rPr>
-          <w:lang w:val="hi_IN" w:bidi="hi_IN"/>
-        </w:rPr>
-      </w:r>
-    </w:p>
-    <w:p>
-      <w:pPr/>
-      <w:r>
-        <w:rPr>
-          <w:lang w:val="hi_IN" w:bidi="hi_IN"/>
-        </w:rPr>
-      </w:r>
-    </w:p>
-    <w:p>
-      <w:pPr>
-        <w:pStyle w:val="Heading2"/>
-      </w:pPr>
-      <w:r>
-        <w:rPr>
-          <w:lang w:val="hi_IN" w:bidi="hi_IN"/>
-        </w:rPr>
-        <w:t>योना 2:3 (#5)</w:t>
-      </w:r>
-      <w:r>
-        <w:rPr>
-          <w:lang w:val="hi_IN" w:bidi="hi_IN"/>
-        </w:rPr>
-      </w:r>
-    </w:p>
-    <w:p>
-      <w:pPr/>
-      <w:r>
-        <w:rPr>
-          <w:lang w:val="hi_IN" w:bidi="hi_IN"/>
-        </w:rPr>
-      </w:r>
-      <w:r>
-        <w:rPr>
-          <w:lang w:val="hi_IN" w:bidi="hi_IN"/>
-        </w:rPr>
-        <w:t>מִשְׁבָּרֶ֥י⁠ךָ וְ⁠גַלֶּ֖י⁠ךָ</w:t>
-      </w:r>
-    </w:p>
-    <w:p>
-      <w:pPr/>
-      <w:r>
-        <w:rPr>
-          <w:lang w:val="hi_IN" w:bidi="hi_IN"/>
-        </w:rPr>
-      </w:r>
-      <w:r>
-        <w:rPr>
-          <w:b/>
-          <w:lang w:val="hi_IN" w:bidi="hi_IN"/>
-        </w:rPr>
-        <w:t>"तेरी सब तरंग और लहरें"</w:t>
-      </w:r>
-    </w:p>
-    <w:p>
-      <w:pPr/>
-      <w:r>
-        <w:rPr>
-          <w:lang w:val="hi_IN" w:bidi="hi_IN"/>
-        </w:rPr>
-      </w:r>
-      <w:r>
-        <w:rPr>
-          <w:lang w:val="hi_IN" w:bidi="hi_IN"/>
-        </w:rPr>
-        <w:t xml:space="preserve">यहाँ, योना </w:t>
-      </w:r>
-      <w:r>
-        <w:rPr>
-          <w:b/>
-          <w:lang w:val="hi_IN" w:bidi="hi_IN"/>
-        </w:rPr>
-        <w:t>तेरी</w:t>
-      </w:r>
-      <w:r>
-        <w:rPr>
-          <w:lang w:val="hi_IN" w:bidi="hi_IN"/>
-        </w:rPr>
-        <w:t xml:space="preserve"> का उपयोग </w:t>
-      </w:r>
-      <w:r>
-        <w:rPr>
-          <w:b/>
-          <w:lang w:val="hi_IN" w:bidi="hi_IN"/>
-        </w:rPr>
-        <w:t>तरंग</w:t>
-      </w:r>
-      <w:r>
-        <w:rPr>
-          <w:lang w:val="hi_IN" w:bidi="hi_IN"/>
-        </w:rPr>
-        <w:t xml:space="preserve"> और </w:t>
-      </w:r>
-      <w:r>
-        <w:rPr>
-          <w:b/>
-          <w:lang w:val="hi_IN" w:bidi="hi_IN"/>
-        </w:rPr>
-        <w:t>लहरों</w:t>
-      </w:r>
-      <w:r>
-        <w:rPr>
-          <w:lang w:val="hi_IN" w:bidi="hi_IN"/>
-        </w:rPr>
-        <w:t xml:space="preserve"> का वर्णन करने के लिए कर रहा है क्योंकि वे परमेश्वर द्वारा उत्पन्न की गई थीं। यदि आपकी भाषा में इसके लिए स्वामित्व रूप का प्रयोग नहीं होता, तो आप इसे अधिक स्वाभाविक तरीके से कह सकते हैं। वैकल्पिक अनुवाद: "तेरे द्वारा बनाई गई </w:t>
-      </w:r>
-      <w:r>
-        <w:rPr>
-          <w:lang w:val="hi_IN" w:bidi="hi_IN"/>
-        </w:rPr>
-        <w:t>सब तरंग और लहरें</w:t>
-      </w:r>
-      <w:r>
-        <w:rPr>
-          <w:lang w:val="hi_IN" w:bidi="hi_IN"/>
-        </w:rPr>
-        <w:t>"</w:t>
-      </w:r>
-    </w:p>
-    <w:p>
-      <w:pPr/>
-      <w:r>
-        <w:rPr>
-          <w:lang w:val="hi_IN" w:bidi="hi_IN"/>
-        </w:rPr>
-      </w:r>
-      <w:r>
-        <w:rPr>
-          <w:lang w:val="hi_IN" w:bidi="hi_IN"/>
-        </w:rPr>
-        <w:t xml:space="preserve">देखें: </w:t>
-      </w:r>
-      <w:r>
-        <w:rPr>
-          <w:lang w:val="hi_IN" w:bidi="hi_IN"/>
-        </w:rPr>
-        <w:t>स्वामित्व</w:t>
-      </w:r>
-      <w:r>
-        <w:rPr>
-          <w:lang w:val="hi_IN" w:bidi="hi_IN"/>
-        </w:rPr>
-      </w:r>
-      <w:r>
-        <w:rPr>
-          <w:lang w:val="hi_IN" w:bidi="hi_IN"/>
-        </w:rPr>
-      </w:r>
-    </w:p>
-    <w:p>
-      <w:pPr/>
-      <w:r>
-        <w:rPr>
-          <w:lang w:val="hi_IN" w:bidi="hi_IN"/>
-        </w:rPr>
-      </w:r>
-    </w:p>
-    <w:p>
-      <w:pPr>
-        <w:pStyle w:val="Heading2"/>
-      </w:pPr>
-      <w:r>
-        <w:rPr>
-          <w:lang w:val="hi_IN" w:bidi="hi_IN"/>
-        </w:rPr>
-        <w:t>योना 2:4 (#1)</w:t>
-      </w:r>
-      <w:r>
-        <w:rPr>
-          <w:lang w:val="hi_IN" w:bidi="hi_IN"/>
-        </w:rPr>
-      </w:r>
-    </w:p>
-    <w:p>
-      <w:pPr/>
-      <w:r>
-        <w:rPr>
-          <w:lang w:val="hi_IN" w:bidi="hi_IN"/>
-        </w:rPr>
-      </w:r>
-      <w:r>
-        <w:rPr>
-          <w:lang w:val="hi_IN" w:bidi="hi_IN"/>
-        </w:rPr>
-        <w:t>וַ⁠אֲנִ֣י</w:t>
-      </w:r>
-    </w:p>
-    <w:p>
-      <w:pPr/>
-      <w:r>
-        <w:rPr>
-          <w:lang w:val="hi_IN" w:bidi="hi_IN"/>
-        </w:rPr>
-      </w:r>
-      <w:r>
-        <w:rPr>
-          <w:b/>
-          <w:lang w:val="hi_IN" w:bidi="hi_IN"/>
-        </w:rPr>
-        <w:t>"तब मैंने"</w:t>
-      </w:r>
-    </w:p>
-    <w:p>
-      <w:pPr/>
-      <w:r>
-        <w:rPr>
-          <w:lang w:val="hi_IN" w:bidi="hi_IN"/>
-        </w:rPr>
-      </w:r>
-      <w:r>
-        <w:rPr>
-          <w:lang w:val="hi_IN" w:bidi="hi_IN"/>
-        </w:rPr>
-        <w:t>"इस अभिव्यक्ति से पता चलता है कि यहोवा की कार्यवाहियों के बीच एक विरोधाभास है, जिसके विषय योना ने बात की थी, और उसकी अपनी प्रतिक्रिया। वैकल्पिक अनुवाद: ""तब मैं ने""</w:t>
-      </w:r>
-    </w:p>
-    <w:p>
-      <w:pPr/>
-      <w:r>
-        <w:rPr>
-          <w:lang w:val="hi_IN" w:bidi="hi_IN"/>
-        </w:rPr>
-      </w:r>
-      <w:r>
-        <w:rPr>
-          <w:lang w:val="hi_IN" w:bidi="hi_IN"/>
-        </w:rPr>
-        <w:t xml:space="preserve">देखें: </w:t>
-      </w:r>
-      <w:r>
-        <w:rPr>
-          <w:lang w:val="hi_IN" w:bidi="hi_IN"/>
-        </w:rPr>
-        <w:t>जोड़ें — विरोध संबंध</w:t>
-      </w:r>
-      <w:r>
-        <w:rPr>
-          <w:lang w:val="hi_IN" w:bidi="hi_IN"/>
-        </w:rPr>
-      </w:r>
-      <w:r>
-        <w:rPr>
-          <w:lang w:val="hi_IN" w:bidi="hi_IN"/>
-        </w:rPr>
-      </w:r>
-    </w:p>
-    <w:p>
-      <w:pPr/>
-      <w:r>
-        <w:rPr>
-          <w:lang w:val="hi_IN" w:bidi="hi_IN"/>
-        </w:rPr>
-      </w:r>
-    </w:p>
-    <w:p>
-      <w:pPr>
-        <w:pStyle w:val="Heading2"/>
-      </w:pPr>
-      <w:r>
-        <w:rPr>
-          <w:lang w:val="hi_IN" w:bidi="hi_IN"/>
-        </w:rPr>
-        <w:t>योना 2:4 (#2)</w:t>
-      </w:r>
-      <w:r>
-        <w:rPr>
-          <w:lang w:val="hi_IN" w:bidi="hi_IN"/>
-        </w:rPr>
-      </w:r>
-    </w:p>
-    <w:p>
-      <w:pPr/>
-      <w:r>
-        <w:rPr>
-          <w:lang w:val="hi_IN" w:bidi="hi_IN"/>
-        </w:rPr>
-      </w:r>
-      <w:r>
-        <w:rPr>
-          <w:lang w:val="hi_IN" w:bidi="hi_IN"/>
-        </w:rPr>
-        <w:t>נִגְרַ֖שְׁתִּי</w:t>
-      </w:r>
-    </w:p>
-    <w:p>
-      <w:pPr/>
-      <w:r>
-        <w:rPr>
-          <w:lang w:val="hi_IN" w:bidi="hi_IN"/>
-        </w:rPr>
-      </w:r>
-      <w:r>
-        <w:rPr>
-          <w:b/>
-          <w:lang w:val="hi_IN" w:bidi="hi_IN"/>
-        </w:rPr>
-        <w:t>"मैं"</w:t>
-      </w:r>
-      <w:r>
-        <w:rPr>
-          <w:lang w:val="hi_IN" w:bidi="hi_IN"/>
-        </w:rPr>
-        <w:t xml:space="preserve"> - </w:t>
-      </w:r>
-      <w:r>
-        <w:rPr>
-          <w:b/>
-          <w:lang w:val="hi_IN" w:bidi="hi_IN"/>
-        </w:rPr>
-        <w:t>"निकाल दिया गया हूँ"</w:t>
-      </w:r>
-    </w:p>
-    <w:p>
-      <w:pPr/>
-      <w:r>
-        <w:rPr>
-          <w:lang w:val="hi_IN" w:bidi="hi_IN"/>
-        </w:rPr>
-      </w:r>
-      <w:r>
-        <w:rPr>
-          <w:lang w:val="hi_IN" w:bidi="hi_IN"/>
-        </w:rPr>
-        <w:t>"इसे सक्रिय रूप में कहा जा सकता है। वैकल्पिक अनुवाद: ""तूने मुझे सामने से निकाल दिया""</w:t>
-      </w:r>
-    </w:p>
-    <w:p>
-      <w:pPr/>
-      <w:r>
-        <w:rPr>
-          <w:lang w:val="hi_IN" w:bidi="hi_IN"/>
-        </w:rPr>
-      </w:r>
-      <w:r>
-        <w:rPr>
-          <w:lang w:val="hi_IN" w:bidi="hi_IN"/>
-        </w:rPr>
-        <w:t xml:space="preserve">देखें: </w:t>
-      </w:r>
-      <w:r>
-        <w:rPr>
-          <w:lang w:val="hi_IN" w:bidi="hi_IN"/>
-        </w:rPr>
-        <w:t>सक्रिय या निष्क्रिय</w:t>
-      </w:r>
-      <w:r>
-        <w:rPr>
-          <w:lang w:val="hi_IN" w:bidi="hi_IN"/>
-        </w:rPr>
-      </w:r>
-      <w:r>
-        <w:rPr>
-          <w:lang w:val="hi_IN" w:bidi="hi_IN"/>
-        </w:rPr>
-      </w:r>
-    </w:p>
-    <w:p>
-      <w:pPr/>
-      <w:r>
-        <w:rPr>
-          <w:lang w:val="hi_IN" w:bidi="hi_IN"/>
-        </w:rPr>
-      </w:r>
-    </w:p>
-    <w:p>
-      <w:pPr>
-        <w:pStyle w:val="Heading2"/>
-      </w:pPr>
-      <w:r>
-        <w:rPr>
-          <w:lang w:val="hi_IN" w:bidi="hi_IN"/>
-        </w:rPr>
-        <w:t>योना 2:4 (#3)</w:t>
-      </w:r>
-      <w:r>
-        <w:rPr>
-          <w:lang w:val="hi_IN" w:bidi="hi_IN"/>
-        </w:rPr>
-      </w:r>
-    </w:p>
-    <w:p>
-      <w:pPr/>
-      <w:r>
-        <w:rPr>
-          <w:lang w:val="hi_IN" w:bidi="hi_IN"/>
-        </w:rPr>
-      </w:r>
-      <w:r>
-        <w:rPr>
-          <w:lang w:val="hi_IN" w:bidi="hi_IN"/>
-        </w:rPr>
-        <w:t>מִ⁠נֶּ֣גֶד עֵינֶ֑י⁠ךָ</w:t>
-      </w:r>
-    </w:p>
-    <w:p>
-      <w:pPr/>
-      <w:r>
-        <w:rPr>
-          <w:lang w:val="hi_IN" w:bidi="hi_IN"/>
-        </w:rPr>
-      </w:r>
-      <w:r>
-        <w:rPr>
-          <w:b/>
-          <w:lang w:val="hi_IN" w:bidi="hi_IN"/>
-        </w:rPr>
-        <w:t>"तेरे सामने से"</w:t>
-      </w:r>
-    </w:p>
-    <w:p>
-      <w:pPr/>
-      <w:r>
-        <w:rPr>
-          <w:lang w:val="hi_IN" w:bidi="hi_IN"/>
-        </w:rPr>
-      </w:r>
-      <w:r>
-        <w:rPr>
-          <w:lang w:val="hi_IN" w:bidi="hi_IN"/>
-        </w:rPr>
-        <w:t xml:space="preserve">"यहाँ </w:t>
-      </w:r>
-      <w:r>
-        <w:rPr>
-          <w:b/>
-          <w:lang w:val="hi_IN" w:bidi="hi_IN"/>
-        </w:rPr>
-        <w:t>आँखें</w:t>
-      </w:r>
-      <w:r>
-        <w:rPr>
-          <w:lang w:val="hi_IN" w:bidi="hi_IN"/>
-        </w:rPr>
-        <w:t xml:space="preserve"> एक रूपक है जिसका अर्थ देखना, और देखना, परमेश्वर के ध्यान, नोटिस और ध्यान का एक रूपक है। वैकल्पिक अनुवाद: ""तेरे सामने से"" या ""आपकी उपस्थिति से"" या ""जहाँ तू मुझ पर ध्यान नहीं करता""</w:t>
-      </w:r>
-    </w:p>
-    <w:p>
-      <w:pPr/>
-      <w:r>
-        <w:rPr>
-          <w:lang w:val="hi_IN" w:bidi="hi_IN"/>
-        </w:rPr>
-      </w:r>
-      <w:r>
-        <w:rPr>
-          <w:lang w:val="hi_IN" w:bidi="hi_IN"/>
-        </w:rPr>
-        <w:t xml:space="preserve">देखें: </w:t>
-      </w:r>
-      <w:r>
-        <w:rPr>
-          <w:lang w:val="hi_IN" w:bidi="hi_IN"/>
-        </w:rPr>
-        <w:t>प्रतिन्यास</w:t>
-      </w:r>
-      <w:r>
-        <w:rPr>
-          <w:lang w:val="hi_IN" w:bidi="hi_IN"/>
-        </w:rPr>
-      </w:r>
-      <w:r>
-        <w:rPr>
-          <w:lang w:val="hi_IN" w:bidi="hi_IN"/>
-        </w:rPr>
-      </w:r>
-    </w:p>
-    <w:p>
-      <w:pPr/>
-      <w:r>
-        <w:rPr>
-          <w:lang w:val="hi_IN" w:bidi="hi_IN"/>
-        </w:rPr>
-      </w:r>
-    </w:p>
-    <w:p>
-      <w:pPr>
-        <w:pStyle w:val="Heading2"/>
-      </w:pPr>
-      <w:r>
-        <w:rPr>
-          <w:lang w:val="hi_IN" w:bidi="hi_IN"/>
-        </w:rPr>
-        <w:t>योना 2:4 (#4)</w:t>
-      </w:r>
-      <w:r>
-        <w:rPr>
-          <w:lang w:val="hi_IN" w:bidi="hi_IN"/>
-        </w:rPr>
-      </w:r>
-    </w:p>
-    <w:p>
-      <w:pPr/>
-      <w:r>
-        <w:rPr>
-          <w:lang w:val="hi_IN" w:bidi="hi_IN"/>
-        </w:rPr>
-      </w:r>
-      <w:r>
-        <w:rPr>
-          <w:b/>
-          <w:lang w:val="hi_IN" w:bidi="hi_IN"/>
-        </w:rPr>
-        <w:t>"कैसे मैं तेरे पवित्र मन्दिर की ओर फिर ताकूँगा"</w:t>
-      </w:r>
-    </w:p>
-    <w:p>
-      <w:pPr/>
-      <w:r>
-        <w:rPr>
-          <w:lang w:val="hi_IN" w:bidi="hi_IN"/>
-        </w:rPr>
-      </w:r>
-      <w:r>
-        <w:rPr>
-          <w:lang w:val="hi_IN" w:bidi="hi_IN"/>
-        </w:rPr>
-        <w:t>योना को अभी भी आशा है कि, सब कुछ होने के बाद भी, परमेश्वर उसे यरूशलेम में मन्दिर को फिर से देखने की अनुमति देगा।</w:t>
-      </w:r>
-      <w:r>
-        <w:rPr>
-          <w:lang w:val="hi_IN" w:bidi="hi_IN"/>
-        </w:rPr>
-      </w:r>
-      <w:r>
-        <w:rPr>
-          <w:lang w:val="hi_IN" w:bidi="hi_IN"/>
-        </w:rPr>
-      </w:r>
-    </w:p>
-    <w:p>
-      <w:pPr/>
-      <w:r>
-        <w:rPr>
-          <w:lang w:val="hi_IN" w:bidi="hi_IN"/>
-        </w:rPr>
-      </w:r>
-    </w:p>
-    <w:p>
-      <w:pPr>
-        <w:pStyle w:val="Heading2"/>
-      </w:pPr>
-      <w:r>
-        <w:rPr>
-          <w:lang w:val="hi_IN" w:bidi="hi_IN"/>
-        </w:rPr>
-        <w:t>योना 2:4 (#4)</w:t>
-      </w:r>
-      <w:r>
-        <w:rPr>
-          <w:lang w:val="hi_IN" w:bidi="hi_IN"/>
-        </w:rPr>
-      </w:r>
-    </w:p>
-    <w:p>
-      <w:pPr/>
-      <w:r>
-        <w:rPr>
-          <w:lang w:val="hi_IN" w:bidi="hi_IN"/>
-        </w:rPr>
-      </w:r>
-      <w:r>
-        <w:rPr>
-          <w:lang w:val="hi_IN" w:bidi="hi_IN"/>
-        </w:rPr>
-        <w:t>אַ֚ךְ</w:t>
-      </w:r>
-    </w:p>
-    <w:p>
-      <w:pPr/>
-      <w:r>
-        <w:rPr>
-          <w:lang w:val="hi_IN" w:bidi="hi_IN"/>
-        </w:rPr>
-      </w:r>
-      <w:r>
-        <w:rPr>
-          <w:b/>
-          <w:lang w:val="hi_IN" w:bidi="hi_IN"/>
-        </w:rPr>
-        <w:t>(मगर) "कैसे मैं तेरे"</w:t>
-      </w:r>
-    </w:p>
-    <w:p>
-      <w:pPr/>
-      <w:r>
-        <w:rPr>
-          <w:lang w:val="hi_IN" w:bidi="hi_IN"/>
-        </w:rPr>
-      </w:r>
-      <w:r>
-        <w:rPr>
-          <w:lang w:val="hi_IN" w:bidi="hi_IN"/>
-        </w:rPr>
-        <w:t xml:space="preserve">मूल भाषा में यहाँ इस वाक्य में "मगर" शब्द का उपयोग हुआ है जबकि हिंदी आई.आर.वि. में इस शब्द का उपयोग नहीं हुआ है। यहाँ, </w:t>
-      </w:r>
-      <w:r>
-        <w:rPr>
-          <w:b/>
-          <w:lang w:val="hi_IN" w:bidi="hi_IN"/>
-        </w:rPr>
-        <w:t xml:space="preserve">मगर </w:t>
-      </w:r>
-      <w:r>
-        <w:rPr>
-          <w:lang w:val="hi_IN" w:bidi="hi_IN"/>
-        </w:rPr>
-        <w:t>शब्द</w:t>
-      </w:r>
-      <w:r>
-        <w:rPr>
-          <w:lang w:val="hi_IN" w:bidi="hi_IN"/>
-        </w:rPr>
-        <w:t xml:space="preserve"> योना के परमेश्वर से दूर जाने और मन्दिर को फिर से देखने की उसकी आशा के बीच एक विरोधाभास को दर्शाता है। अपने अनुवाद में, इस विरोधाभास को अपनी भाषा में स्वाभाविक तरीके से व्यक्त करें। वैकल्पिक अनुवाद: "तो भी"</w:t>
-      </w:r>
-    </w:p>
-    <w:p>
-      <w:pPr/>
-      <w:r>
-        <w:rPr>
-          <w:lang w:val="hi_IN" w:bidi="hi_IN"/>
-        </w:rPr>
-      </w:r>
-      <w:r>
-        <w:rPr>
-          <w:lang w:val="hi_IN" w:bidi="hi_IN"/>
-        </w:rPr>
-        <w:t xml:space="preserve">देखें: </w:t>
-      </w:r>
-      <w:r>
-        <w:rPr>
-          <w:lang w:val="hi_IN" w:bidi="hi_IN"/>
-        </w:rPr>
-        <w:t>जोड़ें — विरोधाभास सम्बन्ध</w:t>
-      </w:r>
-      <w:r>
-        <w:rPr>
-          <w:lang w:val="hi_IN" w:bidi="hi_IN"/>
-        </w:rPr>
-      </w:r>
-      <w:r>
-        <w:rPr>
-          <w:lang w:val="hi_IN" w:bidi="hi_IN"/>
-        </w:rPr>
-      </w:r>
-    </w:p>
-    <w:p>
-      <w:pPr/>
-      <w:r>
-        <w:rPr>
-          <w:lang w:val="hi_IN" w:bidi="hi_IN"/>
-        </w:rPr>
-      </w:r>
-    </w:p>
-    <w:p>
-      <w:pPr>
-        <w:pStyle w:val="Heading2"/>
-      </w:pPr>
-      <w:r>
-        <w:rPr>
-          <w:lang w:val="hi_IN" w:bidi="hi_IN"/>
-        </w:rPr>
-        <w:t>योना 2:5 (#1)</w:t>
-      </w:r>
-      <w:r>
-        <w:rPr>
-          <w:lang w:val="hi_IN" w:bidi="hi_IN"/>
-        </w:rPr>
-      </w:r>
-    </w:p>
-    <w:p>
-      <w:pPr/>
-      <w:r>
-        <w:rPr>
-          <w:lang w:val="hi_IN" w:bidi="hi_IN"/>
-        </w:rPr>
-      </w:r>
-      <w:r>
-        <w:rPr>
-          <w:lang w:val="hi_IN" w:bidi="hi_IN"/>
-        </w:rPr>
-        <w:t>אֲפָפ֤וּ⁠נִי מַ֨יִם֙ עַד־נֶ֔פֶשׁ תְּה֖וֹם יְסֹבְבֵ֑⁠נִי</w:t>
-      </w:r>
-    </w:p>
-    <w:p>
-      <w:pPr/>
-      <w:r>
-        <w:rPr>
-          <w:lang w:val="hi_IN" w:bidi="hi_IN"/>
-        </w:rPr>
-      </w:r>
-      <w:r>
-        <w:rPr>
-          <w:b/>
-          <w:lang w:val="hi_IN" w:bidi="hi_IN"/>
-        </w:rPr>
-        <w:t>""मैं जल से यहाँ तक घिरा हुआ था कि मेरे प्राण निकले जाते थे;"</w:t>
-      </w:r>
-    </w:p>
-    <w:p>
-      <w:pPr/>
-      <w:r>
-        <w:rPr>
-          <w:lang w:val="hi_IN" w:bidi="hi_IN"/>
-        </w:rPr>
-      </w:r>
-      <w:r>
-        <w:rPr>
-          <w:lang w:val="hi_IN" w:bidi="hi_IN"/>
-        </w:rPr>
-        <w:t>योना अपनी स्थिति की गंभीरता और निराशा को व्यक्त करने के लिए दो समान वाक्यांशों का उपयोग करता है।</w:t>
-      </w:r>
-    </w:p>
-    <w:p>
-      <w:pPr/>
-      <w:r>
-        <w:rPr>
-          <w:lang w:val="hi_IN" w:bidi="hi_IN"/>
-        </w:rPr>
-      </w:r>
-      <w:r>
-        <w:rPr>
-          <w:lang w:val="hi_IN" w:bidi="hi_IN"/>
-        </w:rPr>
-        <w:t xml:space="preserve">देखें: </w:t>
-      </w:r>
-      <w:r>
-        <w:rPr>
-          <w:lang w:val="hi_IN" w:bidi="hi_IN"/>
-        </w:rPr>
-        <w:t>समांतरता</w:t>
-      </w:r>
-      <w:r>
-        <w:rPr>
-          <w:lang w:val="hi_IN" w:bidi="hi_IN"/>
-        </w:rPr>
-      </w:r>
-      <w:r>
-        <w:rPr>
-          <w:lang w:val="hi_IN" w:bidi="hi_IN"/>
-        </w:rPr>
-      </w:r>
-    </w:p>
-    <w:p>
-      <w:pPr/>
-      <w:r>
-        <w:rPr>
-          <w:lang w:val="hi_IN" w:bidi="hi_IN"/>
-        </w:rPr>
-      </w:r>
-    </w:p>
-    <w:p>
-      <w:pPr>
-        <w:pStyle w:val="Heading2"/>
-      </w:pPr>
-      <w:r>
-        <w:rPr>
-          <w:lang w:val="hi_IN" w:bidi="hi_IN"/>
-        </w:rPr>
-        <w:t>योना 2:5 (#2)</w:t>
-      </w:r>
-      <w:r>
-        <w:rPr>
-          <w:lang w:val="hi_IN" w:bidi="hi_IN"/>
-        </w:rPr>
-      </w:r>
-    </w:p>
-    <w:p>
-      <w:pPr/>
-      <w:r>
-        <w:rPr>
-          <w:lang w:val="hi_IN" w:bidi="hi_IN"/>
-        </w:rPr>
-      </w:r>
-      <w:r>
-        <w:rPr>
-          <w:b/>
-          <w:lang w:val="hi_IN" w:bidi="hi_IN"/>
-        </w:rPr>
-        <w:t>"जल से"</w:t>
-      </w:r>
-    </w:p>
-    <w:p>
-      <w:pPr/>
-      <w:r>
-        <w:rPr>
-          <w:lang w:val="hi_IN" w:bidi="hi_IN"/>
-        </w:rPr>
-      </w:r>
-      <w:r>
-        <w:rPr>
-          <w:lang w:val="hi_IN" w:bidi="hi_IN"/>
-        </w:rPr>
-        <w:t xml:space="preserve">यहाँ </w:t>
-      </w:r>
-      <w:r>
-        <w:rPr>
-          <w:b/>
-          <w:lang w:val="hi_IN" w:bidi="hi_IN"/>
-        </w:rPr>
-        <w:t>जल</w:t>
-      </w:r>
-      <w:r>
-        <w:rPr>
-          <w:lang w:val="hi_IN" w:bidi="hi_IN"/>
-        </w:rPr>
-        <w:t xml:space="preserve"> समुद्र को दर्शाता है।</w:t>
-      </w:r>
-      <w:r>
-        <w:rPr>
-          <w:lang w:val="hi_IN" w:bidi="hi_IN"/>
-        </w:rPr>
-      </w:r>
-      <w:r>
-        <w:rPr>
-          <w:lang w:val="hi_IN" w:bidi="hi_IN"/>
-        </w:rPr>
-      </w:r>
-    </w:p>
-    <w:p>
-      <w:pPr/>
-      <w:r>
-        <w:rPr>
-          <w:lang w:val="hi_IN" w:bidi="hi_IN"/>
-        </w:rPr>
-      </w:r>
-    </w:p>
-    <w:p>
-      <w:pPr>
-        <w:pStyle w:val="Heading2"/>
-      </w:pPr>
-      <w:r>
-        <w:rPr>
-          <w:lang w:val="hi_IN" w:bidi="hi_IN"/>
-        </w:rPr>
-        <w:t>योना 2:5 (#3)</w:t>
-      </w:r>
-      <w:r>
-        <w:rPr>
-          <w:lang w:val="hi_IN" w:bidi="hi_IN"/>
-        </w:rPr>
-      </w:r>
-    </w:p>
-    <w:p>
-      <w:pPr/>
-      <w:r>
-        <w:rPr>
-          <w:lang w:val="hi_IN" w:bidi="hi_IN"/>
-        </w:rPr>
-      </w:r>
-      <w:r>
-        <w:rPr>
-          <w:lang w:val="hi_IN" w:bidi="hi_IN"/>
-        </w:rPr>
-        <w:t>עַד־נֶ֔פֶשׁ</w:t>
-      </w:r>
-    </w:p>
-    <w:p>
-      <w:pPr/>
-      <w:r>
-        <w:rPr>
-          <w:lang w:val="hi_IN" w:bidi="hi_IN"/>
-        </w:rPr>
-      </w:r>
-      <w:r>
-        <w:rPr>
-          <w:b/>
-          <w:lang w:val="hi_IN" w:bidi="hi_IN"/>
-        </w:rPr>
-        <w:t>"यहाँ तक"</w:t>
-      </w:r>
-      <w:r>
-        <w:rPr>
-          <w:lang w:val="hi_IN" w:bidi="hi_IN"/>
-        </w:rPr>
-        <w:t xml:space="preserve"> - </w:t>
-      </w:r>
-      <w:r>
-        <w:rPr>
-          <w:b/>
-          <w:lang w:val="hi_IN" w:bidi="hi_IN"/>
-        </w:rPr>
-        <w:t>"कि मेरे प्राण निकले जाते थे"</w:t>
-      </w:r>
-    </w:p>
-    <w:p>
-      <w:pPr/>
-      <w:r>
-        <w:rPr>
-          <w:lang w:val="hi_IN" w:bidi="hi_IN"/>
-        </w:rPr>
-      </w:r>
-      <w:r>
-        <w:rPr>
-          <w:lang w:val="hi_IN" w:bidi="hi_IN"/>
-        </w:rPr>
-        <w:t xml:space="preserve">"यहाँ इब्रानी शब्द </w:t>
-      </w:r>
-      <w:r>
-        <w:rPr>
-          <w:b/>
-          <w:lang w:val="hi_IN" w:bidi="hi_IN"/>
-        </w:rPr>
-        <w:t>प्राण</w:t>
-      </w:r>
-      <w:r>
-        <w:rPr>
-          <w:lang w:val="hi_IN" w:bidi="hi_IN"/>
-        </w:rPr>
-        <w:t xml:space="preserve"> का अर्थ संभव </w:t>
-      </w:r>
-      <w:r>
-        <w:rPr>
-          <w:b/>
-          <w:lang w:val="hi_IN" w:bidi="hi_IN"/>
-        </w:rPr>
-        <w:t>मेरा जीवन</w:t>
-      </w:r>
-      <w:r>
-        <w:rPr>
-          <w:lang w:val="hi_IN" w:bidi="hi_IN"/>
-        </w:rPr>
-        <w:t xml:space="preserve"> या </w:t>
-      </w:r>
-      <w:r>
-        <w:rPr>
-          <w:b/>
-          <w:lang w:val="hi_IN" w:bidi="hi_IN"/>
-        </w:rPr>
-        <w:t>मेरी गर्दन</w:t>
-      </w:r>
-      <w:r>
-        <w:rPr>
-          <w:lang w:val="hi_IN" w:bidi="hi_IN"/>
-        </w:rPr>
-        <w:t xml:space="preserve"> या </w:t>
-      </w:r>
-      <w:r>
-        <w:rPr>
-          <w:b/>
-          <w:lang w:val="hi_IN" w:bidi="hi_IN"/>
-        </w:rPr>
-        <w:t>मेरी आत्मा</w:t>
-      </w:r>
-      <w:r>
-        <w:rPr>
-          <w:lang w:val="hi_IN" w:bidi="hi_IN"/>
-        </w:rPr>
-        <w:t xml:space="preserve"> है। किसी भी परिस्थिति में, जल उसकी जीवनलीला को समाप्त करने के लिए भयसूचक था। वैकल्पिक अनुवाद: ""मेरी गर्दन तक"" या ""जहाँ तक मेरा प्राण है"""</w:t>
-      </w:r>
-      <w:r>
-        <w:rPr>
-          <w:lang w:val="hi_IN" w:bidi="hi_IN"/>
-        </w:rPr>
-      </w:r>
-      <w:r>
-        <w:rPr>
-          <w:lang w:val="hi_IN" w:bidi="hi_IN"/>
-        </w:rPr>
-      </w:r>
-    </w:p>
-    <w:p>
-      <w:pPr/>
-      <w:r>
-        <w:rPr>
-          <w:lang w:val="hi_IN" w:bidi="hi_IN"/>
-        </w:rPr>
-      </w:r>
-    </w:p>
-    <w:p>
-      <w:pPr>
-        <w:pStyle w:val="Heading2"/>
-      </w:pPr>
-      <w:r>
-        <w:rPr>
-          <w:lang w:val="hi_IN" w:bidi="hi_IN"/>
-        </w:rPr>
-        <w:t>योना 2:5 (#4)</w:t>
-      </w:r>
-      <w:r>
-        <w:rPr>
-          <w:lang w:val="hi_IN" w:bidi="hi_IN"/>
-        </w:rPr>
-      </w:r>
-    </w:p>
-    <w:p>
-      <w:pPr/>
-      <w:r>
-        <w:rPr>
-          <w:lang w:val="hi_IN" w:bidi="hi_IN"/>
-        </w:rPr>
-      </w:r>
-      <w:r>
-        <w:rPr>
-          <w:lang w:val="hi_IN" w:bidi="hi_IN"/>
-        </w:rPr>
-        <w:t>תְּה֖וֹם יְסֹבְבֵ֑⁠נִי</w:t>
-      </w:r>
-    </w:p>
-    <w:p>
-      <w:pPr/>
-      <w:r>
-        <w:rPr>
-          <w:lang w:val="hi_IN" w:bidi="hi_IN"/>
-        </w:rPr>
-      </w:r>
-      <w:r>
-        <w:rPr>
-          <w:b/>
-          <w:lang w:val="hi_IN" w:bidi="hi_IN"/>
-        </w:rPr>
-        <w:t>"गहरा सागर मेरे चारों ओर था"</w:t>
-      </w:r>
-    </w:p>
-    <w:p>
-      <w:pPr/>
-      <w:r>
-        <w:rPr>
-          <w:lang w:val="hi_IN" w:bidi="hi_IN"/>
-        </w:rPr>
-      </w:r>
-      <w:r>
-        <w:rPr>
-          <w:b/>
-          <w:lang w:val="hi_IN" w:bidi="hi_IN"/>
-        </w:rPr>
-        <w:t>गहरा जल मेरे चारों ओर था</w:t>
-      </w:r>
-      <w:r>
-        <w:rPr>
-          <w:lang w:val="hi_IN" w:bidi="hi_IN"/>
-        </w:rPr>
-      </w:r>
-      <w:r>
-        <w:rPr>
-          <w:lang w:val="hi_IN" w:bidi="hi_IN"/>
-        </w:rPr>
-      </w:r>
-    </w:p>
-    <w:p>
-      <w:pPr/>
-      <w:r>
-        <w:rPr>
-          <w:lang w:val="hi_IN" w:bidi="hi_IN"/>
-        </w:rPr>
-      </w:r>
-    </w:p>
-    <w:p>
-      <w:pPr>
-        <w:pStyle w:val="Heading2"/>
-      </w:pPr>
-      <w:r>
-        <w:rPr>
-          <w:lang w:val="hi_IN" w:bidi="hi_IN"/>
-        </w:rPr>
-        <w:t>योना 2:5 (#5)</w:t>
-      </w:r>
-      <w:r>
-        <w:rPr>
-          <w:lang w:val="hi_IN" w:bidi="hi_IN"/>
-        </w:rPr>
-      </w:r>
-    </w:p>
-    <w:p>
-      <w:pPr/>
-      <w:r>
-        <w:rPr>
-          <w:lang w:val="hi_IN" w:bidi="hi_IN"/>
-        </w:rPr>
-      </w:r>
-      <w:r>
-        <w:rPr>
-          <w:lang w:val="hi_IN" w:bidi="hi_IN"/>
-        </w:rPr>
-        <w:t>ס֖וּף</w:t>
-      </w:r>
-    </w:p>
-    <w:p>
-      <w:pPr/>
-      <w:r>
-        <w:rPr>
-          <w:lang w:val="hi_IN" w:bidi="hi_IN"/>
-        </w:rPr>
-      </w:r>
-      <w:r>
-        <w:rPr>
-          <w:b/>
-          <w:lang w:val="hi_IN" w:bidi="hi_IN"/>
-        </w:rPr>
-        <w:t>"सिवार"</w:t>
-      </w:r>
-    </w:p>
-    <w:p>
-      <w:pPr/>
-      <w:r>
-        <w:rPr>
-          <w:lang w:val="hi_IN" w:bidi="hi_IN"/>
-        </w:rPr>
-      </w:r>
-      <w:r>
-        <w:rPr>
-          <w:b/>
-          <w:lang w:val="hi_IN" w:bidi="hi_IN"/>
-        </w:rPr>
-        <w:t>समुद्री सिवार</w:t>
-      </w:r>
-      <w:r>
-        <w:rPr>
-          <w:lang w:val="hi_IN" w:bidi="hi_IN"/>
-        </w:rPr>
-        <w:t xml:space="preserve"> समुद्र में उगने वाली घास है</w:t>
-      </w:r>
-      <w:r>
-        <w:rPr>
-          <w:lang w:val="hi_IN" w:bidi="hi_IN"/>
-        </w:rPr>
-      </w:r>
-      <w:r>
-        <w:rPr>
-          <w:lang w:val="hi_IN" w:bidi="hi_IN"/>
-        </w:rPr>
-      </w:r>
-    </w:p>
-    <w:p>
-      <w:pPr/>
-      <w:r>
-        <w:rPr>
-          <w:lang w:val="hi_IN" w:bidi="hi_IN"/>
-        </w:rPr>
-      </w:r>
-    </w:p>
-    <w:p>
-      <w:pPr>
-        <w:pStyle w:val="Heading2"/>
-      </w:pPr>
-      <w:r>
-        <w:rPr>
-          <w:lang w:val="hi_IN" w:bidi="hi_IN"/>
-        </w:rPr>
-        <w:t>योना 2:6 (#1)</w:t>
-      </w:r>
-      <w:r>
-        <w:rPr>
-          <w:lang w:val="hi_IN" w:bidi="hi_IN"/>
-        </w:rPr>
-      </w:r>
-    </w:p>
-    <w:p>
-      <w:pPr/>
-      <w:r>
-        <w:rPr>
-          <w:lang w:val="hi_IN" w:bidi="hi_IN"/>
-        </w:rPr>
-      </w:r>
-      <w:r>
-        <w:rPr>
-          <w:lang w:val="hi_IN" w:bidi="hi_IN"/>
-        </w:rPr>
-        <w:t>הָ⁠אָ֛רֶץ בְּרִחֶ֥י⁠הָ בַעֲדִ֖⁠י לְ⁠עוֹלָ֑ם</w:t>
-      </w:r>
-    </w:p>
-    <w:p>
-      <w:pPr/>
-      <w:r>
-        <w:rPr>
-          <w:lang w:val="hi_IN" w:bidi="hi_IN"/>
-        </w:rPr>
-      </w:r>
-      <w:r>
-        <w:rPr>
-          <w:b/>
-          <w:lang w:val="hi_IN" w:bidi="hi_IN"/>
-        </w:rPr>
-        <w:t>"मैं सदा के लिये भूमि में बन्द हो गया था"</w:t>
-      </w:r>
-    </w:p>
-    <w:p>
-      <w:pPr/>
-      <w:r>
-        <w:rPr>
-          <w:lang w:val="hi_IN" w:bidi="hi_IN"/>
-        </w:rPr>
-      </w:r>
-      <w:r>
-        <w:rPr>
-          <w:lang w:val="hi_IN" w:bidi="hi_IN"/>
-        </w:rPr>
-        <w:t>"यहाँ योना पृथ्वी से कैद की तुलना करने के लिए अलंकार का उपयोग करता है। वैकल्पिक अनुवाद: ""पृथ्वी एक कैद की तरह थी जो मुझे हमेशा के लिए बंद करने वाली थी""</w:t>
-      </w:r>
-    </w:p>
-    <w:p>
-      <w:pPr/>
-      <w:r>
-        <w:rPr>
-          <w:lang w:val="hi_IN" w:bidi="hi_IN"/>
-        </w:rPr>
-      </w:r>
-      <w:r>
-        <w:rPr>
-          <w:lang w:val="hi_IN" w:bidi="hi_IN"/>
-        </w:rPr>
-        <w:t xml:space="preserve">देखें: </w:t>
-      </w:r>
-      <w:r>
-        <w:rPr>
-          <w:lang w:val="hi_IN" w:bidi="hi_IN"/>
-        </w:rPr>
-        <w:t>रूपक</w:t>
-      </w:r>
-      <w:r>
-        <w:rPr>
-          <w:lang w:val="hi_IN" w:bidi="hi_IN"/>
-        </w:rPr>
-      </w:r>
-      <w:r>
-        <w:rPr>
-          <w:lang w:val="hi_IN" w:bidi="hi_IN"/>
-        </w:rPr>
-      </w:r>
-    </w:p>
-    <w:p>
-      <w:pPr/>
-      <w:r>
-        <w:rPr>
-          <w:lang w:val="hi_IN" w:bidi="hi_IN"/>
-        </w:rPr>
-      </w:r>
-    </w:p>
-    <w:p>
-      <w:pPr>
-        <w:pStyle w:val="Heading2"/>
-      </w:pPr>
-      <w:r>
-        <w:rPr>
-          <w:lang w:val="hi_IN" w:bidi="hi_IN"/>
-        </w:rPr>
-        <w:t>योना 2:6 (#2)</w:t>
-      </w:r>
-      <w:r>
-        <w:rPr>
-          <w:lang w:val="hi_IN" w:bidi="hi_IN"/>
-        </w:rPr>
-      </w:r>
-    </w:p>
-    <w:p>
-      <w:pPr/>
-      <w:r>
-        <w:rPr>
-          <w:lang w:val="hi_IN" w:bidi="hi_IN"/>
-        </w:rPr>
-      </w:r>
-      <w:r>
-        <w:rPr>
-          <w:lang w:val="hi_IN" w:bidi="hi_IN"/>
-        </w:rPr>
-        <w:t>וַ⁠תַּ֧עַל מִ⁠שַּׁ֛חַת חַיַּ֖⁠י</w:t>
-      </w:r>
-    </w:p>
-    <w:p>
-      <w:pPr/>
-      <w:r>
-        <w:rPr>
-          <w:lang w:val="hi_IN" w:bidi="hi_IN"/>
-        </w:rPr>
-      </w:r>
-      <w:r>
-        <w:rPr>
-          <w:b/>
-          <w:lang w:val="hi_IN" w:bidi="hi_IN"/>
-        </w:rPr>
-        <w:t>"तो भी"</w:t>
-      </w:r>
-      <w:r>
-        <w:rPr>
-          <w:lang w:val="hi_IN" w:bidi="hi_IN"/>
-        </w:rPr>
-        <w:t xml:space="preserve"> - </w:t>
-      </w:r>
-      <w:r>
-        <w:rPr>
-          <w:b/>
-          <w:lang w:val="hi_IN" w:bidi="hi_IN"/>
-        </w:rPr>
-        <w:t>"तूने मेरे प्राणों को गड्ढे में से उठाया है"</w:t>
-      </w:r>
-    </w:p>
-    <w:p>
-      <w:pPr/>
-      <w:r>
-        <w:rPr>
-          <w:lang w:val="hi_IN" w:bidi="hi_IN"/>
-        </w:rPr>
-      </w:r>
-      <w:r>
-        <w:rPr>
-          <w:lang w:val="hi_IN" w:bidi="hi_IN"/>
-        </w:rPr>
-        <w:t>"यहाँ ** गड्ढा ** शब्द के दो संभावित अर्थ हैं: 1) यह एक भूमि के नीचे बहुत गहरे स्थान या पानी के नीचे के स्थान का विवरण का तरीका हो सकता है या 2) यह एक अलंकार हो सकता है जिसका अर्थ है मृतकों का स्थान</w:t>
-      </w:r>
-    </w:p>
-    <w:p>
-      <w:pPr/>
-      <w:r>
-        <w:rPr>
-          <w:lang w:val="hi_IN" w:bidi="hi_IN"/>
-        </w:rPr>
-      </w:r>
-      <w:r>
-        <w:rPr>
-          <w:lang w:val="hi_IN" w:bidi="hi_IN"/>
-        </w:rPr>
-        <w:t xml:space="preserve">देखें: </w:t>
-      </w:r>
-      <w:r>
-        <w:rPr>
-          <w:lang w:val="hi_IN" w:bidi="hi_IN"/>
-        </w:rPr>
-        <w:t>रूपक</w:t>
-      </w:r>
-      <w:r>
-        <w:rPr>
-          <w:lang w:val="hi_IN" w:bidi="hi_IN"/>
-        </w:rPr>
-      </w:r>
-      <w:r>
-        <w:rPr>
-          <w:lang w:val="hi_IN" w:bidi="hi_IN"/>
-        </w:rPr>
-      </w:r>
-    </w:p>
-    <w:p>
-      <w:pPr/>
-      <w:r>
-        <w:rPr>
-          <w:lang w:val="hi_IN" w:bidi="hi_IN"/>
-        </w:rPr>
-      </w:r>
-    </w:p>
-    <w:p>
-      <w:pPr>
-        <w:pStyle w:val="Heading2"/>
-      </w:pPr>
-      <w:r>
-        <w:rPr>
-          <w:lang w:val="hi_IN" w:bidi="hi_IN"/>
-        </w:rPr>
-        <w:t>योना 2:6 (#3)</w:t>
-      </w:r>
-      <w:r>
-        <w:rPr>
-          <w:lang w:val="hi_IN" w:bidi="hi_IN"/>
-        </w:rPr>
-      </w:r>
-    </w:p>
-    <w:p>
-      <w:pPr/>
-      <w:r>
-        <w:rPr>
-          <w:lang w:val="hi_IN" w:bidi="hi_IN"/>
-        </w:rPr>
-      </w:r>
-      <w:r>
-        <w:rPr>
-          <w:lang w:val="hi_IN" w:bidi="hi_IN"/>
-        </w:rPr>
-        <w:t>יְהוָ֥ה אֱלֹהָֽ⁠י</w:t>
-      </w:r>
-    </w:p>
-    <w:p>
-      <w:pPr/>
-      <w:r>
-        <w:rPr>
-          <w:lang w:val="hi_IN" w:bidi="hi_IN"/>
-        </w:rPr>
-      </w:r>
-      <w:r>
-        <w:rPr>
-          <w:b/>
-          <w:lang w:val="hi_IN" w:bidi="hi_IN"/>
-        </w:rPr>
-        <w:t>"हे मेरे परमेश्वर यहोवा"</w:t>
-      </w:r>
-    </w:p>
-    <w:p>
-      <w:pPr/>
-      <w:r>
-        <w:rPr>
-          <w:lang w:val="hi_IN" w:bidi="hi_IN"/>
-        </w:rPr>
-      </w:r>
-      <w:r>
-        <w:rPr>
-          <w:lang w:val="hi_IN" w:bidi="hi_IN"/>
-        </w:rPr>
-        <w:t>कुछ भाषाओं में, वाक्य की शुरुआत में या शब्द ** आप ** के आगे इसे रखना अधिक स्वाभाविक हो सकता है।</w:t>
-      </w:r>
-      <w:r>
-        <w:rPr>
-          <w:lang w:val="hi_IN" w:bidi="hi_IN"/>
-        </w:rPr>
-      </w:r>
-      <w:r>
-        <w:rPr>
-          <w:lang w:val="hi_IN" w:bidi="hi_IN"/>
-        </w:rPr>
-      </w:r>
-    </w:p>
-    <w:p>
-      <w:pPr/>
-      <w:r>
-        <w:rPr>
-          <w:lang w:val="hi_IN" w:bidi="hi_IN"/>
-        </w:rPr>
-      </w:r>
-    </w:p>
-    <w:p>
-      <w:pPr>
-        <w:pStyle w:val="Heading2"/>
-      </w:pPr>
-      <w:r>
-        <w:rPr>
-          <w:lang w:val="hi_IN" w:bidi="hi_IN"/>
-        </w:rPr>
-        <w:t>योना 2:6 (#2)</w:t>
-      </w:r>
-      <w:r>
-        <w:rPr>
-          <w:lang w:val="hi_IN" w:bidi="hi_IN"/>
-        </w:rPr>
-      </w:r>
-    </w:p>
-    <w:p>
-      <w:pPr/>
-      <w:r>
-        <w:rPr>
-          <w:lang w:val="hi_IN" w:bidi="hi_IN"/>
-        </w:rPr>
-      </w:r>
-      <w:r>
-        <w:rPr>
-          <w:lang w:val="hi_IN" w:bidi="hi_IN"/>
-        </w:rPr>
-        <w:t>חַיַּ֖⁠י</w:t>
-      </w:r>
-    </w:p>
-    <w:p>
-      <w:pPr/>
-      <w:r>
-        <w:rPr>
-          <w:lang w:val="hi_IN" w:bidi="hi_IN"/>
-        </w:rPr>
-      </w:r>
-      <w:r>
-        <w:rPr>
-          <w:b/>
-          <w:lang w:val="hi_IN" w:bidi="hi_IN"/>
-        </w:rPr>
-        <w:t>"मेरे प्राणों"</w:t>
-      </w:r>
-    </w:p>
-    <w:p>
-      <w:pPr/>
-      <w:r>
-        <w:rPr>
-          <w:lang w:val="hi_IN" w:bidi="hi_IN"/>
-        </w:rPr>
-      </w:r>
-      <w:r>
-        <w:rPr>
-          <w:lang w:val="hi_IN" w:bidi="hi_IN"/>
-        </w:rPr>
-        <w:t xml:space="preserve">यहाँ, </w:t>
-      </w:r>
-      <w:r>
-        <w:rPr>
-          <w:b/>
-          <w:lang w:val="hi_IN" w:bidi="hi_IN"/>
-        </w:rPr>
-        <w:t>प्राण</w:t>
-      </w:r>
-      <w:r>
-        <w:rPr>
-          <w:lang w:val="hi_IN" w:bidi="hi_IN"/>
-        </w:rPr>
-        <w:t xml:space="preserve"> योना का प्रतिनिधित्व करता है। यदि यह आपकी भाषा में सहायक होगा, तो आप अपनी भाषा से एक समकक्ष अभिव्यक्ति का उपयोग कर सकते हैं या इसके अर्थ को स्पष्ट रूप से व्यक्त कर सकते हैं। वैकल्पिक अनुवाद: "मेरे अस्तित्व को </w:t>
-      </w:r>
-      <w:r>
-        <w:rPr>
-          <w:lang w:val="hi_IN" w:bidi="hi_IN"/>
-        </w:rPr>
-        <w:t>गड्ढे में से</w:t>
-      </w:r>
-      <w:r>
-        <w:rPr>
-          <w:lang w:val="hi_IN" w:bidi="hi_IN"/>
-        </w:rPr>
-        <w:t xml:space="preserve"> जीवित" </w:t>
-      </w:r>
-    </w:p>
-    <w:p>
-      <w:pPr/>
-      <w:r>
-        <w:rPr>
-          <w:lang w:val="hi_IN" w:bidi="hi_IN"/>
-        </w:rPr>
-      </w:r>
-      <w:r>
-        <w:rPr>
-          <w:lang w:val="hi_IN" w:bidi="hi_IN"/>
-        </w:rPr>
-        <w:t xml:space="preserve">देखें: </w:t>
-      </w:r>
-      <w:r>
-        <w:rPr>
-          <w:lang w:val="hi_IN" w:bidi="hi_IN"/>
-        </w:rPr>
-        <w:t>लक्षणालंकार</w:t>
-      </w:r>
-      <w:r>
-        <w:rPr>
-          <w:lang w:val="hi_IN" w:bidi="hi_IN"/>
-        </w:rPr>
-      </w:r>
-      <w:r>
-        <w:rPr>
-          <w:lang w:val="hi_IN" w:bidi="hi_IN"/>
-        </w:rPr>
-      </w:r>
-    </w:p>
-    <w:p>
-      <w:pPr/>
-      <w:r>
-        <w:rPr>
-          <w:lang w:val="hi_IN" w:bidi="hi_IN"/>
-        </w:rPr>
-      </w:r>
-    </w:p>
-    <w:p>
-      <w:pPr>
-        <w:pStyle w:val="Heading2"/>
-      </w:pPr>
-      <w:r>
-        <w:rPr>
-          <w:lang w:val="hi_IN" w:bidi="hi_IN"/>
-        </w:rPr>
-        <w:t>योना 2:6 (#5)</w:t>
-      </w:r>
-      <w:r>
-        <w:rPr>
-          <w:lang w:val="hi_IN" w:bidi="hi_IN"/>
-        </w:rPr>
-      </w:r>
-    </w:p>
-    <w:p>
-      <w:pPr/>
-      <w:r>
-        <w:rPr>
-          <w:lang w:val="hi_IN" w:bidi="hi_IN"/>
-        </w:rPr>
-      </w:r>
-      <w:r>
-        <w:rPr>
-          <w:lang w:val="hi_IN" w:bidi="hi_IN"/>
-        </w:rPr>
-        <w:t>אֱלֹהָֽ⁠י</w:t>
-      </w:r>
-    </w:p>
-    <w:p>
-      <w:pPr/>
-      <w:r>
-        <w:rPr>
-          <w:lang w:val="hi_IN" w:bidi="hi_IN"/>
-        </w:rPr>
-      </w:r>
-      <w:r>
-        <w:rPr>
-          <w:b/>
-          <w:lang w:val="hi_IN" w:bidi="hi_IN"/>
-        </w:rPr>
-        <w:t>"मेरे परमेश्वर"</w:t>
-      </w:r>
-    </w:p>
-    <w:p>
-      <w:pPr/>
-      <w:r>
-        <w:rPr>
-          <w:lang w:val="hi_IN" w:bidi="hi_IN"/>
-        </w:rPr>
-      </w:r>
-      <w:r>
-        <w:rPr>
-          <w:lang w:val="hi_IN" w:bidi="hi_IN"/>
-        </w:rPr>
-        <w:t xml:space="preserve">यहाँ, योना </w:t>
-      </w:r>
-      <w:r>
-        <w:rPr>
-          <w:b/>
-          <w:lang w:val="hi_IN" w:bidi="hi_IN"/>
-        </w:rPr>
-        <w:t>मेरे</w:t>
-      </w:r>
-      <w:r>
-        <w:rPr>
-          <w:lang w:val="hi_IN" w:bidi="hi_IN"/>
-        </w:rPr>
-        <w:t xml:space="preserve"> का उपयोग </w:t>
-      </w:r>
-      <w:r>
-        <w:rPr>
-          <w:b/>
-          <w:lang w:val="hi_IN" w:bidi="hi_IN"/>
-        </w:rPr>
-        <w:t>परमेश्वर</w:t>
-      </w:r>
-      <w:r>
-        <w:rPr>
-          <w:lang w:val="hi_IN" w:bidi="hi_IN"/>
-        </w:rPr>
-        <w:t xml:space="preserve"> का वर्णन करने के लिए कर रहा है। यदि आपकी भाषा में इसके लिए स्वामित्व रूप उपयोग नहीं किया जाता है, तो आप एक अधिक स्वाभाविक अभिव्यक्ति का उपयोग कर सकते हैं। वैकल्पिक अनुवाद: "परमेश्वर जिसका मैं हूँ"</w:t>
-      </w:r>
-    </w:p>
-    <w:p>
-      <w:pPr/>
-      <w:r>
-        <w:rPr>
-          <w:lang w:val="hi_IN" w:bidi="hi_IN"/>
-        </w:rPr>
-      </w:r>
-      <w:r>
-        <w:rPr>
-          <w:lang w:val="hi_IN" w:bidi="hi_IN"/>
-        </w:rPr>
-        <w:t xml:space="preserve">देखें: </w:t>
-      </w:r>
-      <w:r>
-        <w:rPr>
-          <w:lang w:val="hi_IN" w:bidi="hi_IN"/>
-        </w:rPr>
-        <w:t>स्वामित्व</w:t>
-      </w:r>
-      <w:r>
-        <w:rPr>
-          <w:lang w:val="hi_IN" w:bidi="hi_IN"/>
-        </w:rPr>
-      </w:r>
-      <w:r>
-        <w:rPr>
-          <w:lang w:val="hi_IN" w:bidi="hi_IN"/>
-        </w:rPr>
-      </w:r>
-    </w:p>
-    <w:p>
-      <w:pPr/>
-      <w:r>
-        <w:rPr>
-          <w:lang w:val="hi_IN" w:bidi="hi_IN"/>
-        </w:rPr>
-      </w:r>
-    </w:p>
-    <w:p>
-      <w:pPr>
-        <w:pStyle w:val="Heading2"/>
-      </w:pPr>
-      <w:r>
-        <w:rPr>
-          <w:lang w:val="hi_IN" w:bidi="hi_IN"/>
-        </w:rPr>
-        <w:t>योना 2:7 (#1)</w:t>
-      </w:r>
-      <w:r>
-        <w:rPr>
-          <w:lang w:val="hi_IN" w:bidi="hi_IN"/>
-        </w:rPr>
-      </w:r>
-    </w:p>
-    <w:p>
-      <w:pPr/>
-      <w:r>
-        <w:rPr>
-          <w:lang w:val="hi_IN" w:bidi="hi_IN"/>
-        </w:rPr>
-      </w:r>
-      <w:r>
-        <w:rPr>
-          <w:lang w:val="hi_IN" w:bidi="hi_IN"/>
-        </w:rPr>
-        <w:t>בְּ⁠הִתְעַטֵּ֤ף עָלַ⁠י֙ נַפְשִׁ֔⁠י</w:t>
-      </w:r>
-    </w:p>
-    <w:p>
-      <w:pPr/>
-      <w:r>
-        <w:rPr>
-          <w:lang w:val="hi_IN" w:bidi="hi_IN"/>
-        </w:rPr>
-      </w:r>
-      <w:r>
-        <w:rPr>
-          <w:b/>
-          <w:lang w:val="hi_IN" w:bidi="hi_IN"/>
-        </w:rPr>
-        <w:t>"जब मैं मूर्छा खाने लगा"</w:t>
-      </w:r>
-    </w:p>
-    <w:p>
-      <w:pPr/>
-      <w:r>
-        <w:rPr>
-          <w:lang w:val="hi_IN" w:bidi="hi_IN"/>
-        </w:rPr>
-      </w:r>
-      <w:r>
-        <w:rPr>
-          <w:lang w:val="hi_IN" w:bidi="hi_IN"/>
-        </w:rPr>
-        <w:t>"यह वाक्यांश का अर्थ ऐसा हो सकता है: 1) योना ने यहोवा को स्मरण किया ठीक उसी समय जब वह मरने पर था, या 2) योना ने बचाए जाने की आशा छोड़ दी थी और स्वयं को इस तथ्य से संतुष्ट कर लिया था कि वह मर जाएगा। वैकल्पिक अनुवाद: ""जब मेरा प्राण निकलने पर था"" या ""जब मेरा प्राण मूर्छा में था""</w:t>
-      </w:r>
-    </w:p>
-    <w:p>
-      <w:pPr/>
-      <w:r>
-        <w:rPr>
-          <w:lang w:val="hi_IN" w:bidi="hi_IN"/>
-        </w:rPr>
-      </w:r>
-      <w:r>
-        <w:rPr>
-          <w:lang w:val="hi_IN" w:bidi="hi_IN"/>
-        </w:rPr>
-        <w:t xml:space="preserve">देखें: </w:t>
-      </w:r>
-      <w:r>
-        <w:rPr>
-          <w:lang w:val="hi_IN" w:bidi="hi_IN"/>
-        </w:rPr>
-        <w:t>जोड़ें — समकालिक समय संबंध</w:t>
-      </w:r>
-      <w:r>
-        <w:rPr>
-          <w:lang w:val="hi_IN" w:bidi="hi_IN"/>
-        </w:rPr>
-      </w:r>
-      <w:r>
-        <w:rPr>
-          <w:lang w:val="hi_IN" w:bidi="hi_IN"/>
-        </w:rPr>
-      </w:r>
-    </w:p>
-    <w:p>
-      <w:pPr/>
-      <w:r>
-        <w:rPr>
-          <w:lang w:val="hi_IN" w:bidi="hi_IN"/>
-        </w:rPr>
-      </w:r>
-    </w:p>
-    <w:p>
-      <w:pPr>
-        <w:pStyle w:val="Heading2"/>
-      </w:pPr>
-      <w:r>
-        <w:rPr>
-          <w:lang w:val="hi_IN" w:bidi="hi_IN"/>
-        </w:rPr>
-        <w:t>योना 2:7 (#2)</w:t>
-      </w:r>
-      <w:r>
-        <w:rPr>
-          <w:lang w:val="hi_IN" w:bidi="hi_IN"/>
-        </w:rPr>
-      </w:r>
-    </w:p>
-    <w:p>
-      <w:pPr/>
-      <w:r>
-        <w:rPr>
-          <w:lang w:val="hi_IN" w:bidi="hi_IN"/>
-        </w:rPr>
-      </w:r>
-      <w:r>
-        <w:rPr>
-          <w:lang w:val="hi_IN" w:bidi="hi_IN"/>
-        </w:rPr>
-        <w:t>אֶת־יְהוָ֖ה זָכָ֑רְתִּי</w:t>
-      </w:r>
-    </w:p>
-    <w:p>
-      <w:pPr/>
-      <w:r>
-        <w:rPr>
-          <w:lang w:val="hi_IN" w:bidi="hi_IN"/>
-        </w:rPr>
-      </w:r>
-      <w:r>
-        <w:rPr>
-          <w:b/>
-          <w:lang w:val="hi_IN" w:bidi="hi_IN"/>
-        </w:rPr>
-        <w:t>""मैंने यहोवा को स्मरण किया;"</w:t>
-      </w:r>
-    </w:p>
-    <w:p>
-      <w:pPr/>
-      <w:r>
-        <w:rPr>
-          <w:lang w:val="hi_IN" w:bidi="hi_IN"/>
-        </w:rPr>
-      </w:r>
-      <w:r>
-        <w:rPr>
-          <w:lang w:val="hi_IN" w:bidi="hi_IN"/>
-        </w:rPr>
-        <w:t>"चूंकि योना यहोवा से प्रार्थना कर रहा था, इसलिए यह कहने के लिए कुछ भाषाओं में अधिक स्पष्ट हो सकता है कि ""यहोवा, मैंने तेरे विषय में सोचा"" या ""मैंने यहोवा को स्मरण किया।"""</w:t>
-      </w:r>
-      <w:r>
-        <w:rPr>
-          <w:lang w:val="hi_IN" w:bidi="hi_IN"/>
-        </w:rPr>
-      </w:r>
-      <w:r>
-        <w:rPr>
-          <w:lang w:val="hi_IN" w:bidi="hi_IN"/>
-        </w:rPr>
-      </w:r>
-    </w:p>
-    <w:p>
-      <w:pPr/>
-      <w:r>
-        <w:rPr>
-          <w:lang w:val="hi_IN" w:bidi="hi_IN"/>
-        </w:rPr>
-      </w:r>
-    </w:p>
-    <w:p>
-      <w:pPr>
-        <w:pStyle w:val="Heading2"/>
-      </w:pPr>
-      <w:r>
-        <w:rPr>
-          <w:lang w:val="hi_IN" w:bidi="hi_IN"/>
-        </w:rPr>
         <w:t>योना 2:7 (#3)</w:t>
       </w:r>
       <w:r>
         <w:rPr>
           <w:lang w:val="hi_IN" w:bidi="hi_IN"/>
         </w:rPr>
-      </w:r>
-    </w:p>
-    <w:p>
-      <w:pPr/>
-      <w:r>
-        <w:rPr>
-          <w:lang w:val="hi_IN" w:bidi="hi_IN"/>
-        </w:rPr>
-      </w:r>
-      <w:r>
-        <w:rPr>
-          <w:lang w:val="hi_IN" w:bidi="hi_IN"/>
-        </w:rPr>
-        <w:t>וַ⁠תָּב֤וֹא אֵלֶ֨י⁠ךָ֙ תְּפִלָּתִ֔⁠י אֶל־הֵיכַ֖ל קָדְשֶֽׁ⁠ךָ</w:t>
       </w:r>
     </w:p>
     <w:p>
@@ -13063,20 +12629,6 @@
       </w:r>
       <w:r>
         <w:rPr>
-          <w:lang w:val="hi_IN" w:bidi="hi_IN"/>
-        </w:rPr>
-        <w:t>וַ⁠יְהִ֧י דְבַר־יְהוָ֛ה</w:t>
-      </w:r>
-    </w:p>
-    <w:p>
-      <w:pPr/>
-      <w:r>
-        <w:rPr>
-          <w:lang w:val="hi_IN" w:bidi="hi_IN"/>
-        </w:rPr>
-      </w:r>
-      <w:r>
-        <w:rPr>
           <w:b/>
           <w:lang w:val="hi_IN" w:bidi="hi_IN"/>
         </w:rPr>
@@ -13162,20 +12714,6 @@
         <w:rPr>
           <w:lang w:val="hi_IN" w:bidi="hi_IN"/>
         </w:rPr>
-      </w:r>
-    </w:p>
-    <w:p>
-      <w:pPr/>
-      <w:r>
-        <w:rPr>
-          <w:lang w:val="hi_IN" w:bidi="hi_IN"/>
-        </w:rPr>
-      </w:r>
-      <w:r>
-        <w:rPr>
-          <w:lang w:val="hi_IN" w:bidi="hi_IN"/>
-        </w:rPr>
-        <w:t>וַ⁠יְהִ֧י דְבַר־יְהוָ֛ה</w:t>
       </w:r>
     </w:p>
     <w:p>
@@ -13483,20 +13021,6 @@
       </w:r>
       <w:r>
         <w:rPr>
-          <w:lang w:val="hi_IN" w:bidi="hi_IN"/>
-        </w:rPr>
-        <w:t>וִּ⁠קְרָ֤א אֵלֶ֨י⁠הָ֙ אֶת־הַ⁠קְּרִיאָ֔ה אֲשֶׁ֥ר אָנֹכִ֖י דֹּבֵ֥ר אֵלֶֽי⁠ךָ</w:t>
-      </w:r>
-    </w:p>
-    <w:p>
-      <w:pPr/>
-      <w:r>
-        <w:rPr>
-          <w:lang w:val="hi_IN" w:bidi="hi_IN"/>
-        </w:rPr>
-      </w:r>
-      <w:r>
-        <w:rPr>
           <w:b/>
           <w:lang w:val="hi_IN" w:bidi="hi_IN"/>
         </w:rPr>
@@ -13795,20 +13319,6 @@
       </w:r>
       <w:r>
         <w:rPr>
-          <w:lang w:val="hi_IN" w:bidi="hi_IN"/>
-        </w:rPr>
-        <w:t>וְ⁠נִֽינְוֵ֗ה הָיְתָ֤ה עִיר־גְּדוֹלָה֙ לֵֽ⁠אלֹהִ֔ים מַהֲלַ֖ךְ שְׁלֹ֥שֶׁת יָמִֽים</w:t>
-      </w:r>
-    </w:p>
-    <w:p>
-      <w:pPr/>
-      <w:r>
-        <w:rPr>
-          <w:lang w:val="hi_IN" w:bidi="hi_IN"/>
-        </w:rPr>
-      </w:r>
-      <w:r>
-        <w:rPr>
           <w:b/>
           <w:lang w:val="hi_IN" w:bidi="hi_IN"/>
         </w:rPr>
@@ -14086,20 +13596,6 @@
       </w:r>
       <w:r>
         <w:rPr>
-          <w:lang w:val="hi_IN" w:bidi="hi_IN"/>
-        </w:rPr>
-        <w:t>וַ⁠יָּ֤חֶל יוֹנָה֙ לָ⁠ב֣וֹא בָ⁠עִ֔יר מַהֲלַ֖ךְ י֣וֹם אֶחָ֑ד וַ⁠יִּקְרָא֙</w:t>
-      </w:r>
-    </w:p>
-    <w:p>
-      <w:pPr/>
-      <w:r>
-        <w:rPr>
-          <w:lang w:val="hi_IN" w:bidi="hi_IN"/>
-        </w:rPr>
-      </w:r>
-      <w:r>
-        <w:rPr>
           <w:b/>
           <w:lang w:val="hi_IN" w:bidi="hi_IN"/>
         </w:rPr>
@@ -14254,20 +13750,6 @@
       </w:r>
       <w:r>
         <w:rPr>
-          <w:lang w:val="hi_IN" w:bidi="hi_IN"/>
-        </w:rPr>
-        <w:t>ע֚וֹד אַרְבָּעִ֣ים י֔וֹם</w:t>
-      </w:r>
-    </w:p>
-    <w:p>
-      <w:pPr/>
-      <w:r>
-        <w:rPr>
-          <w:lang w:val="hi_IN" w:bidi="hi_IN"/>
-        </w:rPr>
-      </w:r>
-      <w:r>
-        <w:rPr>
           <w:b/>
           <w:lang w:val="hi_IN" w:bidi="hi_IN"/>
         </w:rPr>
@@ -14732,20 +14214,6 @@
       </w:r>
       <w:r>
         <w:rPr>
-          <w:lang w:val="hi_IN" w:bidi="hi_IN"/>
-        </w:rPr>
-        <w:t>מִ⁠גְּדוֹלָ֖⁠ם וְ⁠עַד־קְטַנָּֽ⁠ם</w:t>
-      </w:r>
-    </w:p>
-    <w:p>
-      <w:pPr/>
-      <w:r>
-        <w:rPr>
-          <w:lang w:val="hi_IN" w:bidi="hi_IN"/>
-        </w:rPr>
-      </w:r>
-      <w:r>
-        <w:rPr>
           <w:b/>
           <w:lang w:val="hi_IN" w:bidi="hi_IN"/>
         </w:rPr>
@@ -15011,20 +14479,6 @@
       </w:r>
       <w:r>
         <w:rPr>
-          <w:lang w:val="hi_IN" w:bidi="hi_IN"/>
-        </w:rPr>
-        <w:t>וַ⁠יָּ֨קָם֙ מִ⁠כִּסְא֔⁠וֹ וַ⁠יַּעֲבֵ֥ר אַדַּרְתּ֖⁠וֹ מֵֽ⁠עָלָ֑י⁠ו</w:t>
-      </w:r>
-    </w:p>
-    <w:p>
-      <w:pPr/>
-      <w:r>
-        <w:rPr>
-          <w:lang w:val="hi_IN" w:bidi="hi_IN"/>
-        </w:rPr>
-      </w:r>
-      <w:r>
-        <w:rPr>
           <w:b/>
           <w:lang w:val="hi_IN" w:bidi="hi_IN"/>
         </w:rPr>
@@ -15205,20 +14659,6 @@
       </w:r>
       <w:r>
         <w:rPr>
-          <w:lang w:val="hi_IN" w:bidi="hi_IN"/>
-        </w:rPr>
-        <w:t>וַ⁠יְכַ֣ס שַׂ֔ק וַ⁠יֵּ֖שֶׁב עַל־הָ⁠אֵֽפֶר</w:t>
-      </w:r>
-    </w:p>
-    <w:p>
-      <w:pPr/>
-      <w:r>
-        <w:rPr>
-          <w:lang w:val="hi_IN" w:bidi="hi_IN"/>
-        </w:rPr>
-      </w:r>
-      <w:r>
-        <w:rPr>
           <w:b/>
           <w:lang w:val="hi_IN" w:bidi="hi_IN"/>
         </w:rPr>
@@ -15393,20 +14833,6 @@
       </w:r>
       <w:r>
         <w:rPr>
-          <w:lang w:val="hi_IN" w:bidi="hi_IN"/>
-        </w:rPr>
-        <w:t>מִ⁠טַּ֧עַם הַ⁠מֶּ֛לֶךְ וּ⁠גְדֹלָ֖י⁠ו</w:t>
-      </w:r>
-    </w:p>
-    <w:p>
-      <w:pPr/>
-      <w:r>
-        <w:rPr>
-          <w:lang w:val="hi_IN" w:bidi="hi_IN"/>
-        </w:rPr>
-      </w:r>
-      <w:r>
-        <w:rPr>
           <w:b/>
           <w:lang w:val="hi_IN" w:bidi="hi_IN"/>
         </w:rPr>
@@ -16621,20 +16047,6 @@
         <w:rPr>
           <w:lang w:val="hi_IN" w:bidi="hi_IN"/>
         </w:rPr>
-      </w:r>
-    </w:p>
-    <w:p>
-      <w:pPr/>
-      <w:r>
-        <w:rPr>
-          <w:lang w:val="hi_IN" w:bidi="hi_IN"/>
-        </w:rPr>
-      </w:r>
-      <w:r>
-        <w:rPr>
-          <w:lang w:val="hi_IN" w:bidi="hi_IN"/>
-        </w:rPr>
-        <w:t>וַ⁠יַּ֤רְא הָֽ⁠אֱלֹהִים֙ אֶֽת־מַ֣עֲשֵׂי⁠הֶ֔ם כִּי־שָׁ֖בוּ מִ⁠דַּרְכָּ֣⁠ם הָ⁠רָעָ֑ה</w:t>
       </w:r>
     </w:p>
     <w:p>
@@ -18058,20 +17470,6 @@
       </w:r>
       <w:r>
         <w:rPr>
-          <w:lang w:val="hi_IN" w:bidi="hi_IN"/>
-        </w:rPr>
-        <w:t>יְהוָה֙ הֲ⁠לוֹא־זֶ֣ה דְבָרִ֗⁠י עַד־הֱיוֹתִ⁠י֙ עַל־אַדְמָתִ֔⁠י</w:t>
-      </w:r>
-    </w:p>
-    <w:p>
-      <w:pPr/>
-      <w:r>
-        <w:rPr>
-          <w:lang w:val="hi_IN" w:bidi="hi_IN"/>
-        </w:rPr>
-      </w:r>
-      <w:r>
-        <w:rPr>
           <w:b/>
           <w:lang w:val="hi_IN" w:bidi="hi_IN"/>
         </w:rPr>
@@ -18168,20 +17566,6 @@
       </w:r>
       <w:r>
         <w:rPr>
-          <w:lang w:val="hi_IN" w:bidi="hi_IN"/>
-        </w:rPr>
-        <w:t>יְהוָה֙ הֲ⁠לוֹא־זֶ֣ה דְבָרִ֗⁠י עַד־הֱיוֹתִ⁠י֙ עַל־אַדְמָתִ֔⁠י</w:t>
-      </w:r>
-    </w:p>
-    <w:p>
-      <w:pPr/>
-      <w:r>
-        <w:rPr>
-          <w:lang w:val="hi_IN" w:bidi="hi_IN"/>
-        </w:rPr>
-      </w:r>
-      <w:r>
-        <w:rPr>
           <w:b/>
           <w:lang w:val="hi_IN" w:bidi="hi_IN"/>
         </w:rPr>
@@ -18375,20 +17759,6 @@
       </w:r>
       <w:r>
         <w:rPr>
-          <w:lang w:val="hi_IN" w:bidi="hi_IN"/>
-        </w:rPr>
-        <w:t>וְ⁠רַב־חֶ֔סֶד</w:t>
-      </w:r>
-    </w:p>
-    <w:p>
-      <w:pPr/>
-      <w:r>
-        <w:rPr>
-          <w:lang w:val="hi_IN" w:bidi="hi_IN"/>
-        </w:rPr>
-      </w:r>
-      <w:r>
-        <w:rPr>
           <w:b/>
           <w:lang w:val="hi_IN" w:bidi="hi_IN"/>
         </w:rPr>
@@ -19209,20 +18579,6 @@
       </w:r>
       <w:r>
         <w:rPr>
-          <w:lang w:val="hi_IN" w:bidi="hi_IN"/>
-        </w:rPr>
-        <w:t>מֵ⁠עַ֣ל לְ⁠יוֹנָ֗ה לִֽ⁠הְי֥וֹת צֵל֙ עַל־רֹאשׁ֔⁠וֹ</w:t>
-      </w:r>
-    </w:p>
-    <w:p>
-      <w:pPr/>
-      <w:r>
-        <w:rPr>
-          <w:lang w:val="hi_IN" w:bidi="hi_IN"/>
-        </w:rPr>
-      </w:r>
-      <w:r>
-        <w:rPr>
           <w:b/>
           <w:lang w:val="hi_IN" w:bidi="hi_IN"/>
         </w:rPr>
@@ -19474,20 +18830,6 @@
       </w:r>
       <w:r>
         <w:rPr>
-          <w:lang w:val="hi_IN" w:bidi="hi_IN"/>
-        </w:rPr>
-        <w:t>וַ⁠יְמַ֤ן הָֽ⁠אֱלֹהִים֙ תּוֹלַ֔עַת</w:t>
-      </w:r>
-    </w:p>
-    <w:p>
-      <w:pPr/>
-      <w:r>
-        <w:rPr>
-          <w:lang w:val="hi_IN" w:bidi="hi_IN"/>
-        </w:rPr>
-      </w:r>
-      <w:r>
-        <w:rPr>
           <w:b/>
           <w:lang w:val="hi_IN" w:bidi="hi_IN"/>
         </w:rPr>
@@ -20064,20 +19406,6 @@
         <w:rPr>
           <w:lang w:val="hi_IN" w:bidi="hi_IN"/>
         </w:rPr>
-      </w:r>
-    </w:p>
-    <w:p>
-      <w:pPr/>
-      <w:r>
-        <w:rPr>
-          <w:lang w:val="hi_IN" w:bidi="hi_IN"/>
-        </w:rPr>
-      </w:r>
-      <w:r>
-        <w:rPr>
-          <w:lang w:val="hi_IN" w:bidi="hi_IN"/>
-        </w:rPr>
-        <w:t>וַ⁠יִּתְעַלָּ֑ף</w:t>
       </w:r>
     </w:p>
     <w:p>
@@ -20519,20 +19847,6 @@
       </w:r>
       <w:r>
         <w:rPr>
-          <w:lang w:val="hi_IN" w:bidi="hi_IN"/>
-        </w:rPr>
-        <w:t>חָרָֽה־לְ⁠ךָ֖ &amp; חָֽרָה־לִ֖⁠י</w:t>
-      </w:r>
-    </w:p>
-    <w:p>
-      <w:pPr/>
-      <w:r>
-        <w:rPr>
-          <w:lang w:val="hi_IN" w:bidi="hi_IN"/>
-        </w:rPr>
-      </w:r>
-      <w:r>
-        <w:rPr>
           <w:b/>
           <w:lang w:val="hi_IN" w:bidi="hi_IN"/>
         </w:rPr>
@@ -20990,20 +20304,6 @@
       </w:r>
       <w:r>
         <w:rPr>
-          <w:lang w:val="hi_IN" w:bidi="hi_IN"/>
-        </w:rPr>
-        <w:t>וַֽ⁠אֲנִי֙ לֹ֣א אָח֔וּס עַל־נִינְוֵ֖ה הָ⁠עִ֣יר הַ⁠גְּדוֹלָ֑ה אֲשֶׁ֣ר יֶשׁ־בָּ֡⁠הּ הַרְבֵּה֩ מִֽ⁠שְׁתֵּים־עֶשְׂרֵ֨ה רִבּ֜וֹ אָדָ֗ם אֲשֶׁ֤ר לֹֽא־יָדַע֙ בֵּין־יְמִינ֣⁠וֹ לִ⁠שְׂמֹאל֔⁠וֹ וּ⁠בְהֵמָ֖ה רַבָּֽה</w:t>
-      </w:r>
-    </w:p>
-    <w:p>
-      <w:pPr/>
-      <w:r>
-        <w:rPr>
-          <w:lang w:val="hi_IN" w:bidi="hi_IN"/>
-        </w:rPr>
-      </w:r>
-      <w:r>
-        <w:rPr>
           <w:b/>
           <w:lang w:val="hi_IN" w:bidi="hi_IN"/>
         </w:rPr>
@@ -21197,20 +20497,6 @@
       </w:r>
       <w:r>
         <w:rPr>
-          <w:lang w:val="hi_IN" w:bidi="hi_IN"/>
-        </w:rPr>
-        <w:t>מִֽ⁠שְׁתֵּים־עֶשְׂרֵ֨ה רִבּ֜וֹ</w:t>
-      </w:r>
-    </w:p>
-    <w:p>
-      <w:pPr/>
-      <w:r>
-        <w:rPr>
-          <w:lang w:val="hi_IN" w:bidi="hi_IN"/>
-        </w:rPr>
-      </w:r>
-      <w:r>
-        <w:rPr>
           <w:b/>
           <w:lang w:val="hi_IN" w:bidi="hi_IN"/>
         </w:rPr>
@@ -21297,20 +20583,6 @@
         <w:rPr>
           <w:lang w:val="hi_IN" w:bidi="hi_IN"/>
         </w:rPr>
-      </w:r>
-    </w:p>
-    <w:p>
-      <w:pPr/>
-      <w:r>
-        <w:rPr>
-          <w:lang w:val="hi_IN" w:bidi="hi_IN"/>
-        </w:rPr>
-      </w:r>
-      <w:r>
-        <w:rPr>
-          <w:lang w:val="hi_IN" w:bidi="hi_IN"/>
-        </w:rPr>
-        <w:t>אֲשֶׁ֤ר לֹֽא־יָדַע֙ בֵּין־יְמִינ֣⁠וֹ לִ⁠שְׂמֹאל֔⁠וֹ</w:t>
       </w:r>
     </w:p>
     <w:p>

--- a/hin/docx/32.content.docx
+++ b/hin/docx/32.content.docx
@@ -1370,6 +1370,20 @@
       </w:r>
       <w:r>
         <w:rPr>
+          <w:lang w:val="hi_IN" w:bidi="hi_IN"/>
+        </w:rPr>
+        <w:t>אֲמִתַּ֖י</w:t>
+      </w:r>
+    </w:p>
+    <w:p>
+      <w:pPr/>
+      <w:r>
+        <w:rPr>
+          <w:lang w:val="hi_IN" w:bidi="hi_IN"/>
+        </w:rPr>
+      </w:r>
+      <w:r>
+        <w:rPr>
           <w:b/>
           <w:lang w:val="hi_IN" w:bidi="hi_IN"/>
         </w:rPr>
@@ -1912,6 +1926,20 @@
       </w:r>
       <w:r>
         <w:rPr>
+          <w:lang w:val="hi_IN" w:bidi="hi_IN"/>
+        </w:rPr>
+        <w:t>ק֠וּם לֵ֧ךְ אֶל־נִֽינְוֵ֛ה הָ⁠עִ֥יר הַ⁠גְּדוֹלָ֖ה וּ⁠קְרָ֣א עָלֶ֑י⁠הָ כִּֽי־עָלְתָ֥ה רָעָתָ֖⁠ם לְ⁠פָנָֽ⁠י</w:t>
+      </w:r>
+    </w:p>
+    <w:p>
+      <w:pPr/>
+      <w:r>
+        <w:rPr>
+          <w:lang w:val="hi_IN" w:bidi="hi_IN"/>
+        </w:rPr>
+      </w:r>
+      <w:r>
+        <w:rPr>
           <w:b/>
           <w:lang w:val="hi_IN" w:bidi="hi_IN"/>
         </w:rPr>
@@ -1995,6 +2023,20 @@
       </w:r>
       <w:r>
         <w:rPr>
+          <w:lang w:val="hi_IN" w:bidi="hi_IN"/>
+        </w:rPr>
+        <w:t>עָלְתָ֥ה רָעָתָ֖⁠ם לְ⁠פָנָֽ⁠י</w:t>
+      </w:r>
+    </w:p>
+    <w:p>
+      <w:pPr/>
+      <w:r>
+        <w:rPr>
+          <w:lang w:val="hi_IN" w:bidi="hi_IN"/>
+        </w:rPr>
+      </w:r>
+      <w:r>
+        <w:rPr>
           <w:b/>
           <w:lang w:val="hi_IN" w:bidi="hi_IN"/>
         </w:rPr>
@@ -2214,6 +2256,20 @@
       </w:r>
       <w:r>
         <w:rPr>
+          <w:lang w:val="hi_IN" w:bidi="hi_IN"/>
+        </w:rPr>
+        <w:t>מִ⁠לִּ⁠פְנֵ֖י יְהוָ֑ה &amp; מִ⁠לִּ⁠פְנֵ֖י יְהוָֽה</w:t>
+      </w:r>
+    </w:p>
+    <w:p>
+      <w:pPr/>
+      <w:r>
+        <w:rPr>
+          <w:lang w:val="hi_IN" w:bidi="hi_IN"/>
+        </w:rPr>
+      </w:r>
+      <w:r>
+        <w:rPr>
           <w:b/>
           <w:lang w:val="hi_IN" w:bidi="hi_IN"/>
         </w:rPr>
@@ -3534,6 +3590,20 @@
       </w:r>
       <w:r>
         <w:rPr>
+          <w:lang w:val="hi_IN" w:bidi="hi_IN"/>
+        </w:rPr>
+        <w:t>וְ⁠יוֹנָ֗ה יָרַד֙ אֶל־יַרְכְּתֵ֣י הַ⁠סְּפִינָ֔ה וַ⁠יִּשְׁכַּ֖ב וַ⁠יֵּרָדַֽם</w:t>
+      </w:r>
+    </w:p>
+    <w:p>
+      <w:pPr/>
+      <w:r>
+        <w:rPr>
+          <w:lang w:val="hi_IN" w:bidi="hi_IN"/>
+        </w:rPr>
+      </w:r>
+      <w:r>
+        <w:rPr>
           <w:b/>
           <w:lang w:val="hi_IN" w:bidi="hi_IN"/>
         </w:rPr>
@@ -3617,6 +3687,20 @@
       </w:r>
       <w:r>
         <w:rPr>
+          <w:lang w:val="hi_IN" w:bidi="hi_IN"/>
+        </w:rPr>
+        <w:t>יַרְכְּתֵ֣י הַ⁠סְּפִינָ֔ה</w:t>
+      </w:r>
+    </w:p>
+    <w:p>
+      <w:pPr/>
+      <w:r>
+        <w:rPr>
+          <w:lang w:val="hi_IN" w:bidi="hi_IN"/>
+        </w:rPr>
+      </w:r>
+      <w:r>
+        <w:rPr>
           <w:b/>
           <w:lang w:val="hi_IN" w:bidi="hi_IN"/>
         </w:rPr>
@@ -3681,6 +3765,20 @@
       </w:r>
       <w:r>
         <w:rPr>
+          <w:lang w:val="hi_IN" w:bidi="hi_IN"/>
+        </w:rPr>
+        <w:t>וַ⁠יִּשְׁכַּ֖ב וַ⁠יֵּרָדַֽם</w:t>
+      </w:r>
+    </w:p>
+    <w:p>
+      <w:pPr/>
+      <w:r>
+        <w:rPr>
+          <w:lang w:val="hi_IN" w:bidi="hi_IN"/>
+        </w:rPr>
+      </w:r>
+      <w:r>
+        <w:rPr>
           <w:b/>
           <w:lang w:val="hi_IN" w:bidi="hi_IN"/>
         </w:rPr>
@@ -4049,6 +4147,20 @@
       </w:r>
       <w:r>
         <w:rPr>
+          <w:lang w:val="hi_IN" w:bidi="hi_IN"/>
+        </w:rPr>
+        <w:t>קְרָ֣א אֶל־אֱלֹהֶ֔י⁠ךָ</w:t>
+      </w:r>
+    </w:p>
+    <w:p>
+      <w:pPr/>
+      <w:r>
+        <w:rPr>
+          <w:lang w:val="hi_IN" w:bidi="hi_IN"/>
+        </w:rPr>
+      </w:r>
+      <w:r>
+        <w:rPr>
           <w:b/>
           <w:lang w:val="hi_IN" w:bidi="hi_IN"/>
         </w:rPr>
@@ -4152,6 +4264,20 @@
       </w:r>
       <w:r>
         <w:rPr>
+          <w:lang w:val="hi_IN" w:bidi="hi_IN"/>
+        </w:rPr>
+        <w:t>אוּלַ֞י יִתְעַשֵּׁ֧ת הָ⁠אֱלֹהִ֛ים לָ֖⁠נוּ וְ⁠לֹ֥א נֹאבֵֽד</w:t>
+      </w:r>
+    </w:p>
+    <w:p>
+      <w:pPr/>
+      <w:r>
+        <w:rPr>
+          <w:lang w:val="hi_IN" w:bidi="hi_IN"/>
+        </w:rPr>
+      </w:r>
+      <w:r>
+        <w:rPr>
           <w:b/>
           <w:lang w:val="hi_IN" w:bidi="hi_IN"/>
         </w:rPr>
@@ -4332,6 +4458,20 @@
       </w:r>
       <w:r>
         <w:rPr>
+          <w:lang w:val="hi_IN" w:bidi="hi_IN"/>
+        </w:rPr>
+        <w:t>וַ⁠יֹּאמְר֞וּ אִ֣ישׁ אֶל־רֵעֵ֗⁠הוּ</w:t>
+      </w:r>
+    </w:p>
+    <w:p>
+      <w:pPr/>
+      <w:r>
+        <w:rPr>
+          <w:lang w:val="hi_IN" w:bidi="hi_IN"/>
+        </w:rPr>
+      </w:r>
+      <w:r>
+        <w:rPr>
           <w:b/>
           <w:lang w:val="hi_IN" w:bidi="hi_IN"/>
         </w:rPr>
@@ -4408,6 +4548,20 @@
       </w:r>
       <w:r>
         <w:rPr>
+          <w:lang w:val="hi_IN" w:bidi="hi_IN"/>
+        </w:rPr>
+        <w:t>וְ⁠נֵ֣דְעָ֔ה בְּ⁠שֶׁ⁠לְּ⁠מִ֛י הָ⁠רָעָ֥ה הַ⁠זֹּ֖את לָ֑⁠נוּ</w:t>
+      </w:r>
+    </w:p>
+    <w:p>
+      <w:pPr/>
+      <w:r>
+        <w:rPr>
+          <w:lang w:val="hi_IN" w:bidi="hi_IN"/>
+        </w:rPr>
+      </w:r>
+      <w:r>
+        <w:rPr>
           <w:b/>
           <w:lang w:val="hi_IN" w:bidi="hi_IN"/>
         </w:rPr>
@@ -5570,6 +5724,20 @@
       </w:r>
       <w:r>
         <w:rPr>
+          <w:lang w:val="hi_IN" w:bidi="hi_IN"/>
+        </w:rPr>
+        <w:t>כִּֽי־יָדְע֣וּ הָ⁠אֲנָשִׁ֗ים כִּֽי־מִ⁠לִּ⁠פְנֵ֤י יְהוָה֙ ה֣וּא בֹרֵ֔חַ כִּ֥י הִגִּ֖יד לָ⁠הֶֽם</w:t>
+      </w:r>
+    </w:p>
+    <w:p>
+      <w:pPr/>
+      <w:r>
+        <w:rPr>
+          <w:lang w:val="hi_IN" w:bidi="hi_IN"/>
+        </w:rPr>
+      </w:r>
+      <w:r>
+        <w:rPr>
           <w:b/>
           <w:lang w:val="hi_IN" w:bidi="hi_IN"/>
         </w:rPr>
@@ -5957,6 +6125,20 @@
       </w:r>
       <w:r>
         <w:rPr>
+          <w:lang w:val="hi_IN" w:bidi="hi_IN"/>
+        </w:rPr>
+        <w:t>וַ⁠יֹּאמְר֤וּ אֵלָי⁠ו֙ מַה־נַּ֣עֲשֶׂה לָּ֔⁠ךְ וְ⁠יִשְׁתֹּ֥ק הַ⁠יָּ֖ם מֵֽ⁠עָלֵ֑י⁠נוּ כִּ֥י הַ⁠יָּ֖ם הוֹלֵ֥ךְ וְ⁠סֹעֵֽר</w:t>
+      </w:r>
+    </w:p>
+    <w:p>
+      <w:pPr/>
+      <w:r>
+        <w:rPr>
+          <w:lang w:val="hi_IN" w:bidi="hi_IN"/>
+        </w:rPr>
+      </w:r>
+      <w:r>
+        <w:rPr>
           <w:b/>
           <w:lang w:val="hi_IN" w:bidi="hi_IN"/>
         </w:rPr>
@@ -6040,6 +6222,20 @@
       </w:r>
       <w:r>
         <w:rPr>
+          <w:lang w:val="hi_IN" w:bidi="hi_IN"/>
+        </w:rPr>
+        <w:t>כִּ֚י יוֹדֵ֣עַ אָ֔נִי כִּ֣י בְ⁠שֶׁ⁠לִּ֔⁠י הַ⁠סַּ֧עַר הַ⁠גָּד֛וֹל הַ⁠זֶּ֖ה עֲלֵי⁠כֶֽם</w:t>
+      </w:r>
+    </w:p>
+    <w:p>
+      <w:pPr/>
+      <w:r>
+        <w:rPr>
+          <w:lang w:val="hi_IN" w:bidi="hi_IN"/>
+        </w:rPr>
+      </w:r>
+      <w:r>
+        <w:rPr>
           <w:b/>
           <w:lang w:val="hi_IN" w:bidi="hi_IN"/>
         </w:rPr>
@@ -6093,6 +6289,20 @@
         <w:rPr>
           <w:lang w:val="hi_IN" w:bidi="hi_IN"/>
         </w:rPr>
+      </w:r>
+    </w:p>
+    <w:p>
+      <w:pPr/>
+      <w:r>
+        <w:rPr>
+          <w:lang w:val="hi_IN" w:bidi="hi_IN"/>
+        </w:rPr>
+      </w:r>
+      <w:r>
+        <w:rPr>
+          <w:lang w:val="hi_IN" w:bidi="hi_IN"/>
+        </w:rPr>
+        <w:t>וְ⁠יִשְׁתֹּ֥ק הַ⁠יָּ֖ם מֵֽ⁠עֲלֵי⁠כֶ֑ם</w:t>
       </w:r>
     </w:p>
     <w:p>
@@ -6315,6 +6525,20 @@
       </w:r>
       <w:r>
         <w:rPr>
+          <w:lang w:val="hi_IN" w:bidi="hi_IN"/>
+        </w:rPr>
+        <w:t>הַ⁠יָּ֔ם הוֹלֵ֥ךְ וְ⁠סֹעֵ֖ר</w:t>
+      </w:r>
+    </w:p>
+    <w:p>
+      <w:pPr/>
+      <w:r>
+        <w:rPr>
+          <w:lang w:val="hi_IN" w:bidi="hi_IN"/>
+        </w:rPr>
+      </w:r>
+      <w:r>
+        <w:rPr>
           <w:b/>
           <w:lang w:val="hi_IN" w:bidi="hi_IN"/>
         </w:rPr>
@@ -6502,6 +6726,20 @@
       </w:r>
       <w:r>
         <w:rPr>
+          <w:lang w:val="hi_IN" w:bidi="hi_IN"/>
+        </w:rPr>
+        <w:t>וַ⁠יִּקְרְא֨וּ אֶל־יְהוָ֜ה</w:t>
+      </w:r>
+    </w:p>
+    <w:p>
+      <w:pPr/>
+      <w:r>
+        <w:rPr>
+          <w:lang w:val="hi_IN" w:bidi="hi_IN"/>
+        </w:rPr>
+      </w:r>
+      <w:r>
+        <w:rPr>
           <w:b/>
           <w:lang w:val="hi_IN" w:bidi="hi_IN"/>
         </w:rPr>
@@ -6689,6 +6927,20 @@
       </w:r>
       <w:r>
         <w:rPr>
+          <w:lang w:val="hi_IN" w:bidi="hi_IN"/>
+        </w:rPr>
+        <w:t>אַל־נָ֣א נֹאבְדָ֗ה בְּ⁠נֶ֨פֶשׁ֙ הָ⁠אִ֣ישׁ הַ⁠זֶּ֔ה</w:t>
+      </w:r>
+    </w:p>
+    <w:p>
+      <w:pPr/>
+      <w:r>
+        <w:rPr>
+          <w:lang w:val="hi_IN" w:bidi="hi_IN"/>
+        </w:rPr>
+      </w:r>
+      <w:r>
+        <w:rPr>
           <w:b/>
           <w:lang w:val="hi_IN" w:bidi="hi_IN"/>
         </w:rPr>
@@ -6876,6 +7128,20 @@
       </w:r>
       <w:r>
         <w:rPr>
+          <w:lang w:val="hi_IN" w:bidi="hi_IN"/>
+        </w:rPr>
+        <w:t>אָנָּ֤ה יְהוָה֙ אַל־נָ֣א נֹאבְדָ֗ה בְּ⁠נֶ֨פֶשׁ֙ הָ⁠אִ֣ישׁ הַ⁠זֶּ֔ה וְ⁠אַל־תִּתֵּ֥ן עָלֵ֖י⁠נוּ דָּ֣ם נָקִ֑יא כִּֽי־אַתָּ֣ה יְהוָ֔ה כַּ⁠אֲשֶׁ֥ר חָפַ֖צְתָּ עָשִֽׂיתָ</w:t>
+      </w:r>
+    </w:p>
+    <w:p>
+      <w:pPr/>
+      <w:r>
+        <w:rPr>
+          <w:lang w:val="hi_IN" w:bidi="hi_IN"/>
+        </w:rPr>
+      </w:r>
+      <w:r>
+        <w:rPr>
           <w:b/>
           <w:lang w:val="hi_IN" w:bidi="hi_IN"/>
         </w:rPr>
@@ -6946,6 +7212,20 @@
       </w:r>
       <w:r>
         <w:rPr>
+          <w:lang w:val="hi_IN" w:bidi="hi_IN"/>
+        </w:rPr>
+        <w:t>אַל־נָ֣א נֹאבְדָ֗ה בְּ⁠נֶ֨פֶשׁ֙ הָ⁠אִ֣ישׁ הַ⁠זֶּ֔ה וְ⁠אַל־תִּתֵּ֥ן עָלֵ֖י⁠נוּ דָּ֣ם נָקִ֑יא</w:t>
+      </w:r>
+    </w:p>
+    <w:p>
+      <w:pPr/>
+      <w:r>
+        <w:rPr>
+          <w:lang w:val="hi_IN" w:bidi="hi_IN"/>
+        </w:rPr>
+      </w:r>
+      <w:r>
+        <w:rPr>
           <w:b/>
           <w:lang w:val="hi_IN" w:bidi="hi_IN"/>
         </w:rPr>
@@ -7078,6 +7358,20 @@
       </w:r>
       <w:r>
         <w:rPr>
+          <w:lang w:val="hi_IN" w:bidi="hi_IN"/>
+        </w:rPr>
+        <w:t>וַ⁠יַּעֲמֹ֥ד הַ⁠יָּ֖ם מִ⁠זַּעְפּֽ⁠וֹ</w:t>
+      </w:r>
+    </w:p>
+    <w:p>
+      <w:pPr/>
+      <w:r>
+        <w:rPr>
+          <w:lang w:val="hi_IN" w:bidi="hi_IN"/>
+        </w:rPr>
+      </w:r>
+      <w:r>
+        <w:rPr>
           <w:b/>
           <w:lang w:val="hi_IN" w:bidi="hi_IN"/>
         </w:rPr>
@@ -7542,6 +7836,20 @@
       </w:r>
       <w:r>
         <w:rPr>
+          <w:lang w:val="hi_IN" w:bidi="hi_IN"/>
+        </w:rPr>
+        <w:t>וַ⁠יְמַ֤ן יְהוָה֙ דָּ֣ג גָּד֔וֹל לִ⁠בְלֹ֖עַ אֶת־יוֹנָ֑ה וַ⁠יְהִ֤י יוֹנָה֙ בִּ⁠מְעֵ֣י הַ⁠דָּ֔ג שְׁלֹשָׁ֥ה יָמִ֖ים וּ⁠שְׁלֹשָׁ֥ה לֵילֽוֹת</w:t>
+      </w:r>
+    </w:p>
+    <w:p>
+      <w:pPr/>
+      <w:r>
+        <w:rPr>
+          <w:lang w:val="hi_IN" w:bidi="hi_IN"/>
+        </w:rPr>
+      </w:r>
+      <w:r>
+        <w:rPr>
           <w:b/>
           <w:lang w:val="hi_IN" w:bidi="hi_IN"/>
         </w:rPr>
@@ -7605,6 +7913,20 @@
       </w:r>
       <w:r>
         <w:rPr>
+          <w:lang w:val="hi_IN" w:bidi="hi_IN"/>
+        </w:rPr>
+        <w:t>וַ⁠יְמַ֤ן יְהוָה֙ דָּ֣ג גָּד֔וֹל לִ⁠בְלֹ֖עַ אֶת־יוֹנָ֑ה</w:t>
+      </w:r>
+    </w:p>
+    <w:p>
+      <w:pPr/>
+      <w:r>
+        <w:rPr>
+          <w:lang w:val="hi_IN" w:bidi="hi_IN"/>
+        </w:rPr>
+      </w:r>
+      <w:r>
+        <w:rPr>
           <w:b/>
           <w:lang w:val="hi_IN" w:bidi="hi_IN"/>
         </w:rPr>
@@ -8131,6 +8453,20 @@
       </w:r>
       <w:r>
         <w:rPr>
+          <w:lang w:val="hi_IN" w:bidi="hi_IN"/>
+        </w:rPr>
+        <w:t>וַ⁠יֹּ֗אמֶר</w:t>
+      </w:r>
+    </w:p>
+    <w:p>
+      <w:pPr/>
+      <w:r>
+        <w:rPr>
+          <w:lang w:val="hi_IN" w:bidi="hi_IN"/>
+        </w:rPr>
+      </w:r>
+      <w:r>
+        <w:rPr>
           <w:b/>
           <w:lang w:val="hi_IN" w:bidi="hi_IN"/>
         </w:rPr>
@@ -8195,6 +8531,20 @@
       </w:r>
       <w:r>
         <w:rPr>
+          <w:lang w:val="hi_IN" w:bidi="hi_IN"/>
+        </w:rPr>
+        <w:t>קָ֠רָאתִי מִ⁠צָּ֥רָה לִ֛⁠י אֶל־יְהוָ֖ה וַֽ⁠יַּעֲנֵ֑⁠נִי</w:t>
+      </w:r>
+    </w:p>
+    <w:p>
+      <w:pPr/>
+      <w:r>
+        <w:rPr>
+          <w:lang w:val="hi_IN" w:bidi="hi_IN"/>
+        </w:rPr>
+      </w:r>
+      <w:r>
+        <w:rPr>
           <w:b/>
           <w:lang w:val="hi_IN" w:bidi="hi_IN"/>
         </w:rPr>
@@ -8278,6 +8628,20 @@
       </w:r>
       <w:r>
         <w:rPr>
+          <w:lang w:val="hi_IN" w:bidi="hi_IN"/>
+        </w:rPr>
+        <w:t>קָ֠רָאתִי מִ⁠צָּ֥רָה לִ֛⁠י אֶל־יְהוָ֖ה וַֽ⁠יַּעֲנֵ֑⁠נִי</w:t>
+      </w:r>
+    </w:p>
+    <w:p>
+      <w:pPr/>
+      <w:r>
+        <w:rPr>
+          <w:lang w:val="hi_IN" w:bidi="hi_IN"/>
+        </w:rPr>
+      </w:r>
+      <w:r>
+        <w:rPr>
           <w:b/>
           <w:lang w:val="hi_IN" w:bidi="hi_IN"/>
         </w:rPr>
@@ -8783,6 +9147,20 @@
       </w:r>
       <w:r>
         <w:rPr>
+          <w:lang w:val="hi_IN" w:bidi="hi_IN"/>
+        </w:rPr>
+        <w:t>קָ֠רָאתִי מִ⁠צָּ֥רָה לִ֛⁠י אֶל־יְהוָ֖ה וַֽ⁠יַּעֲנֵ֑⁠נִי מִ⁠בֶּ֧טֶן שְׁא֛וֹל שִׁוַּ֖עְתִּי שָׁמַ֥עְתָּ קוֹלִֽ⁠י</w:t>
+      </w:r>
+    </w:p>
+    <w:p>
+      <w:pPr/>
+      <w:r>
+        <w:rPr>
+          <w:lang w:val="hi_IN" w:bidi="hi_IN"/>
+        </w:rPr>
+      </w:r>
+      <w:r>
+        <w:rPr>
           <w:b/>
           <w:lang w:val="hi_IN" w:bidi="hi_IN"/>
         </w:rPr>
@@ -8956,6 +9334,20 @@
       </w:r>
       <w:r>
         <w:rPr>
+          <w:lang w:val="hi_IN" w:bidi="hi_IN"/>
+        </w:rPr>
+        <w:t>וְ⁠נָהָ֖ר יְסֹבְבֵ֑⁠נִי</w:t>
+      </w:r>
+    </w:p>
+    <w:p>
+      <w:pPr/>
+      <w:r>
+        <w:rPr>
+          <w:lang w:val="hi_IN" w:bidi="hi_IN"/>
+        </w:rPr>
+      </w:r>
+      <w:r>
+        <w:rPr>
           <w:b/>
           <w:lang w:val="hi_IN" w:bidi="hi_IN"/>
         </w:rPr>
@@ -9884,6 +10276,20 @@
       </w:r>
       <w:r>
         <w:rPr>
+          <w:lang w:val="hi_IN" w:bidi="hi_IN"/>
+        </w:rPr>
+        <w:t>אֲפָפ֤וּ⁠נִי מַ֨יִם֙ עַד־נֶ֔פֶשׁ תְּה֖וֹם יְסֹבְבֵ֑⁠נִי</w:t>
+      </w:r>
+    </w:p>
+    <w:p>
+      <w:pPr/>
+      <w:r>
+        <w:rPr>
+          <w:lang w:val="hi_IN" w:bidi="hi_IN"/>
+        </w:rPr>
+      </w:r>
+      <w:r>
+        <w:rPr>
           <w:b/>
           <w:lang w:val="hi_IN" w:bidi="hi_IN"/>
         </w:rPr>
@@ -10185,6 +10591,20 @@
       </w:r>
       <w:r>
         <w:rPr>
+          <w:lang w:val="hi_IN" w:bidi="hi_IN"/>
+        </w:rPr>
+        <w:t>תְּה֖וֹם יְסֹבְבֵ֑⁠נִי</w:t>
+      </w:r>
+    </w:p>
+    <w:p>
+      <w:pPr/>
+      <w:r>
+        <w:rPr>
+          <w:lang w:val="hi_IN" w:bidi="hi_IN"/>
+        </w:rPr>
+      </w:r>
+      <w:r>
+        <w:rPr>
           <w:b/>
           <w:lang w:val="hi_IN" w:bidi="hi_IN"/>
         </w:rPr>
@@ -10333,6 +10753,20 @@
       </w:r>
       <w:r>
         <w:rPr>
+          <w:lang w:val="hi_IN" w:bidi="hi_IN"/>
+        </w:rPr>
+        <w:t>הָ⁠אָ֛רֶץ בְּרִחֶ֥י⁠הָ בַעֲדִ֖⁠י לְ⁠עוֹלָ֑ם</w:t>
+      </w:r>
+    </w:p>
+    <w:p>
+      <w:pPr/>
+      <w:r>
+        <w:rPr>
+          <w:lang w:val="hi_IN" w:bidi="hi_IN"/>
+        </w:rPr>
+      </w:r>
+      <w:r>
+        <w:rPr>
           <w:b/>
           <w:lang w:val="hi_IN" w:bidi="hi_IN"/>
         </w:rPr>
@@ -11011,6 +11445,20 @@
         <w:rPr>
           <w:lang w:val="hi_IN" w:bidi="hi_IN"/>
         </w:rPr>
+      </w:r>
+    </w:p>
+    <w:p>
+      <w:pPr/>
+      <w:r>
+        <w:rPr>
+          <w:lang w:val="hi_IN" w:bidi="hi_IN"/>
+        </w:rPr>
+      </w:r>
+      <w:r>
+        <w:rPr>
+          <w:lang w:val="hi_IN" w:bidi="hi_IN"/>
+        </w:rPr>
+        <w:t>וַ⁠תָּב֤וֹא אֵלֶ֨י⁠ךָ֙ תְּפִלָּתִ֔⁠י אֶל־הֵיכַ֖ל קָדְשֶֽׁ⁠ךָ</w:t>
       </w:r>
     </w:p>
     <w:p>
@@ -12629,6 +13077,20 @@
       </w:r>
       <w:r>
         <w:rPr>
+          <w:lang w:val="hi_IN" w:bidi="hi_IN"/>
+        </w:rPr>
+        <w:t>וַ⁠יְהִ֧י דְבַר־יְהוָ֛ה</w:t>
+      </w:r>
+    </w:p>
+    <w:p>
+      <w:pPr/>
+      <w:r>
+        <w:rPr>
+          <w:lang w:val="hi_IN" w:bidi="hi_IN"/>
+        </w:rPr>
+      </w:r>
+      <w:r>
+        <w:rPr>
           <w:b/>
           <w:lang w:val="hi_IN" w:bidi="hi_IN"/>
         </w:rPr>
@@ -12714,6 +13176,20 @@
         <w:rPr>
           <w:lang w:val="hi_IN" w:bidi="hi_IN"/>
         </w:rPr>
+      </w:r>
+    </w:p>
+    <w:p>
+      <w:pPr/>
+      <w:r>
+        <w:rPr>
+          <w:lang w:val="hi_IN" w:bidi="hi_IN"/>
+        </w:rPr>
+      </w:r>
+      <w:r>
+        <w:rPr>
+          <w:lang w:val="hi_IN" w:bidi="hi_IN"/>
+        </w:rPr>
+        <w:t>וַ⁠יְהִ֧י דְבַר־יְהוָ֛ה</w:t>
       </w:r>
     </w:p>
     <w:p>
@@ -13021,6 +13497,20 @@
       </w:r>
       <w:r>
         <w:rPr>
+          <w:lang w:val="hi_IN" w:bidi="hi_IN"/>
+        </w:rPr>
+        <w:t>וִּ⁠קְרָ֤א אֵלֶ֨י⁠הָ֙ אֶת־הַ⁠קְּרִיאָ֔ה אֲשֶׁ֥ר אָנֹכִ֖י דֹּבֵ֥ר אֵלֶֽי⁠ךָ</w:t>
+      </w:r>
+    </w:p>
+    <w:p>
+      <w:pPr/>
+      <w:r>
+        <w:rPr>
+          <w:lang w:val="hi_IN" w:bidi="hi_IN"/>
+        </w:rPr>
+      </w:r>
+      <w:r>
+        <w:rPr>
           <w:b/>
           <w:lang w:val="hi_IN" w:bidi="hi_IN"/>
         </w:rPr>
@@ -13319,6 +13809,20 @@
       </w:r>
       <w:r>
         <w:rPr>
+          <w:lang w:val="hi_IN" w:bidi="hi_IN"/>
+        </w:rPr>
+        <w:t>וְ⁠נִֽינְוֵ֗ה הָיְתָ֤ה עִיר־גְּדוֹלָה֙ לֵֽ⁠אלֹהִ֔ים מַהֲלַ֖ךְ שְׁלֹ֥שֶׁת יָמִֽים</w:t>
+      </w:r>
+    </w:p>
+    <w:p>
+      <w:pPr/>
+      <w:r>
+        <w:rPr>
+          <w:lang w:val="hi_IN" w:bidi="hi_IN"/>
+        </w:rPr>
+      </w:r>
+      <w:r>
+        <w:rPr>
           <w:b/>
           <w:lang w:val="hi_IN" w:bidi="hi_IN"/>
         </w:rPr>
@@ -13596,6 +14100,20 @@
       </w:r>
       <w:r>
         <w:rPr>
+          <w:lang w:val="hi_IN" w:bidi="hi_IN"/>
+        </w:rPr>
+        <w:t>וַ⁠יָּ֤חֶל יוֹנָה֙ לָ⁠ב֣וֹא בָ⁠עִ֔יר מַהֲלַ֖ךְ י֣וֹם אֶחָ֑ד וַ⁠יִּקְרָא֙</w:t>
+      </w:r>
+    </w:p>
+    <w:p>
+      <w:pPr/>
+      <w:r>
+        <w:rPr>
+          <w:lang w:val="hi_IN" w:bidi="hi_IN"/>
+        </w:rPr>
+      </w:r>
+      <w:r>
+        <w:rPr>
           <w:b/>
           <w:lang w:val="hi_IN" w:bidi="hi_IN"/>
         </w:rPr>
@@ -13750,6 +14268,20 @@
       </w:r>
       <w:r>
         <w:rPr>
+          <w:lang w:val="hi_IN" w:bidi="hi_IN"/>
+        </w:rPr>
+        <w:t>ע֚וֹד אַרְבָּעִ֣ים י֔וֹם</w:t>
+      </w:r>
+    </w:p>
+    <w:p>
+      <w:pPr/>
+      <w:r>
+        <w:rPr>
+          <w:lang w:val="hi_IN" w:bidi="hi_IN"/>
+        </w:rPr>
+      </w:r>
+      <w:r>
+        <w:rPr>
           <w:b/>
           <w:lang w:val="hi_IN" w:bidi="hi_IN"/>
         </w:rPr>
@@ -14214,6 +14746,20 @@
       </w:r>
       <w:r>
         <w:rPr>
+          <w:lang w:val="hi_IN" w:bidi="hi_IN"/>
+        </w:rPr>
+        <w:t>מִ⁠גְּדוֹלָ֖⁠ם וְ⁠עַד־קְטַנָּֽ⁠ם</w:t>
+      </w:r>
+    </w:p>
+    <w:p>
+      <w:pPr/>
+      <w:r>
+        <w:rPr>
+          <w:lang w:val="hi_IN" w:bidi="hi_IN"/>
+        </w:rPr>
+      </w:r>
+      <w:r>
+        <w:rPr>
           <w:b/>
           <w:lang w:val="hi_IN" w:bidi="hi_IN"/>
         </w:rPr>
@@ -14479,6 +15025,20 @@
       </w:r>
       <w:r>
         <w:rPr>
+          <w:lang w:val="hi_IN" w:bidi="hi_IN"/>
+        </w:rPr>
+        <w:t>וַ⁠יָּ֨קָם֙ מִ⁠כִּסְא֔⁠וֹ וַ⁠יַּעֲבֵ֥ר אַדַּרְתּ֖⁠וֹ מֵֽ⁠עָלָ֑י⁠ו</w:t>
+      </w:r>
+    </w:p>
+    <w:p>
+      <w:pPr/>
+      <w:r>
+        <w:rPr>
+          <w:lang w:val="hi_IN" w:bidi="hi_IN"/>
+        </w:rPr>
+      </w:r>
+      <w:r>
+        <w:rPr>
           <w:b/>
           <w:lang w:val="hi_IN" w:bidi="hi_IN"/>
         </w:rPr>
@@ -14659,6 +15219,20 @@
       </w:r>
       <w:r>
         <w:rPr>
+          <w:lang w:val="hi_IN" w:bidi="hi_IN"/>
+        </w:rPr>
+        <w:t>וַ⁠יְכַ֣ס שַׂ֔ק וַ⁠יֵּ֖שֶׁב עַל־הָ⁠אֵֽפֶר</w:t>
+      </w:r>
+    </w:p>
+    <w:p>
+      <w:pPr/>
+      <w:r>
+        <w:rPr>
+          <w:lang w:val="hi_IN" w:bidi="hi_IN"/>
+        </w:rPr>
+      </w:r>
+      <w:r>
+        <w:rPr>
           <w:b/>
           <w:lang w:val="hi_IN" w:bidi="hi_IN"/>
         </w:rPr>
@@ -14833,6 +15407,20 @@
       </w:r>
       <w:r>
         <w:rPr>
+          <w:lang w:val="hi_IN" w:bidi="hi_IN"/>
+        </w:rPr>
+        <w:t>מִ⁠טַּ֧עַם הַ⁠מֶּ֛לֶךְ וּ⁠גְדֹלָ֖י⁠ו</w:t>
+      </w:r>
+    </w:p>
+    <w:p>
+      <w:pPr/>
+      <w:r>
+        <w:rPr>
+          <w:lang w:val="hi_IN" w:bidi="hi_IN"/>
+        </w:rPr>
+      </w:r>
+      <w:r>
+        <w:rPr>
           <w:b/>
           <w:lang w:val="hi_IN" w:bidi="hi_IN"/>
         </w:rPr>
@@ -16047,6 +16635,20 @@
         <w:rPr>
           <w:lang w:val="hi_IN" w:bidi="hi_IN"/>
         </w:rPr>
+      </w:r>
+    </w:p>
+    <w:p>
+      <w:pPr/>
+      <w:r>
+        <w:rPr>
+          <w:lang w:val="hi_IN" w:bidi="hi_IN"/>
+        </w:rPr>
+      </w:r>
+      <w:r>
+        <w:rPr>
+          <w:lang w:val="hi_IN" w:bidi="hi_IN"/>
+        </w:rPr>
+        <w:t>וַ⁠יַּ֤רְא הָֽ⁠אֱלֹהִים֙ אֶֽת־מַ֣עֲשֵׂי⁠הֶ֔ם כִּי־שָׁ֖בוּ מִ⁠דַּרְכָּ֣⁠ם הָ⁠רָעָ֑ה</w:t>
       </w:r>
     </w:p>
     <w:p>
@@ -17470,6 +18072,20 @@
       </w:r>
       <w:r>
         <w:rPr>
+          <w:lang w:val="hi_IN" w:bidi="hi_IN"/>
+        </w:rPr>
+        <w:t>יְהוָה֙ הֲ⁠לוֹא־זֶ֣ה דְבָרִ֗⁠י עַד־הֱיוֹתִ⁠י֙ עַל־אַדְמָתִ֔⁠י</w:t>
+      </w:r>
+    </w:p>
+    <w:p>
+      <w:pPr/>
+      <w:r>
+        <w:rPr>
+          <w:lang w:val="hi_IN" w:bidi="hi_IN"/>
+        </w:rPr>
+      </w:r>
+      <w:r>
+        <w:rPr>
           <w:b/>
           <w:lang w:val="hi_IN" w:bidi="hi_IN"/>
         </w:rPr>
@@ -17566,6 +18182,20 @@
       </w:r>
       <w:r>
         <w:rPr>
+          <w:lang w:val="hi_IN" w:bidi="hi_IN"/>
+        </w:rPr>
+        <w:t>יְהוָה֙ הֲ⁠לוֹא־זֶ֣ה דְבָרִ֗⁠י עַד־הֱיוֹתִ⁠י֙ עַל־אַדְמָתִ֔⁠י</w:t>
+      </w:r>
+    </w:p>
+    <w:p>
+      <w:pPr/>
+      <w:r>
+        <w:rPr>
+          <w:lang w:val="hi_IN" w:bidi="hi_IN"/>
+        </w:rPr>
+      </w:r>
+      <w:r>
+        <w:rPr>
           <w:b/>
           <w:lang w:val="hi_IN" w:bidi="hi_IN"/>
         </w:rPr>
@@ -17759,6 +18389,20 @@
       </w:r>
       <w:r>
         <w:rPr>
+          <w:lang w:val="hi_IN" w:bidi="hi_IN"/>
+        </w:rPr>
+        <w:t>וְ⁠רַב־חֶ֔סֶד</w:t>
+      </w:r>
+    </w:p>
+    <w:p>
+      <w:pPr/>
+      <w:r>
+        <w:rPr>
+          <w:lang w:val="hi_IN" w:bidi="hi_IN"/>
+        </w:rPr>
+      </w:r>
+      <w:r>
+        <w:rPr>
           <w:b/>
           <w:lang w:val="hi_IN" w:bidi="hi_IN"/>
         </w:rPr>
@@ -18579,6 +19223,20 @@
       </w:r>
       <w:r>
         <w:rPr>
+          <w:lang w:val="hi_IN" w:bidi="hi_IN"/>
+        </w:rPr>
+        <w:t>מֵ⁠עַ֣ל לְ⁠יוֹנָ֗ה לִֽ⁠הְי֥וֹת צֵל֙ עַל־רֹאשׁ֔⁠וֹ</w:t>
+      </w:r>
+    </w:p>
+    <w:p>
+      <w:pPr/>
+      <w:r>
+        <w:rPr>
+          <w:lang w:val="hi_IN" w:bidi="hi_IN"/>
+        </w:rPr>
+      </w:r>
+      <w:r>
+        <w:rPr>
           <w:b/>
           <w:lang w:val="hi_IN" w:bidi="hi_IN"/>
         </w:rPr>
@@ -18830,6 +19488,20 @@
       </w:r>
       <w:r>
         <w:rPr>
+          <w:lang w:val="hi_IN" w:bidi="hi_IN"/>
+        </w:rPr>
+        <w:t>וַ⁠יְמַ֤ן הָֽ⁠אֱלֹהִים֙ תּוֹלַ֔עַת</w:t>
+      </w:r>
+    </w:p>
+    <w:p>
+      <w:pPr/>
+      <w:r>
+        <w:rPr>
+          <w:lang w:val="hi_IN" w:bidi="hi_IN"/>
+        </w:rPr>
+      </w:r>
+      <w:r>
+        <w:rPr>
           <w:b/>
           <w:lang w:val="hi_IN" w:bidi="hi_IN"/>
         </w:rPr>
@@ -19406,6 +20078,20 @@
         <w:rPr>
           <w:lang w:val="hi_IN" w:bidi="hi_IN"/>
         </w:rPr>
+      </w:r>
+    </w:p>
+    <w:p>
+      <w:pPr/>
+      <w:r>
+        <w:rPr>
+          <w:lang w:val="hi_IN" w:bidi="hi_IN"/>
+        </w:rPr>
+      </w:r>
+      <w:r>
+        <w:rPr>
+          <w:lang w:val="hi_IN" w:bidi="hi_IN"/>
+        </w:rPr>
+        <w:t>וַ⁠יִּתְעַלָּ֑ף</w:t>
       </w:r>
     </w:p>
     <w:p>
@@ -19847,6 +20533,20 @@
       </w:r>
       <w:r>
         <w:rPr>
+          <w:lang w:val="hi_IN" w:bidi="hi_IN"/>
+        </w:rPr>
+        <w:t>חָרָֽה־לְ⁠ךָ֖ &amp; חָֽרָה־לִ֖⁠י</w:t>
+      </w:r>
+    </w:p>
+    <w:p>
+      <w:pPr/>
+      <w:r>
+        <w:rPr>
+          <w:lang w:val="hi_IN" w:bidi="hi_IN"/>
+        </w:rPr>
+      </w:r>
+      <w:r>
+        <w:rPr>
           <w:b/>
           <w:lang w:val="hi_IN" w:bidi="hi_IN"/>
         </w:rPr>
@@ -20304,6 +21004,20 @@
       </w:r>
       <w:r>
         <w:rPr>
+          <w:lang w:val="hi_IN" w:bidi="hi_IN"/>
+        </w:rPr>
+        <w:t>וַֽ⁠אֲנִי֙ לֹ֣א אָח֔וּס עַל־נִינְוֵ֖ה הָ⁠עִ֣יר הַ⁠גְּדוֹלָ֑ה אֲשֶׁ֣ר יֶשׁ־בָּ֡⁠הּ הַרְבֵּה֩ מִֽ⁠שְׁתֵּים־עֶשְׂרֵ֨ה רִבּ֜וֹ אָדָ֗ם אֲשֶׁ֤ר לֹֽא־יָדַע֙ בֵּין־יְמִינ֣⁠וֹ לִ⁠שְׂמֹאל֔⁠וֹ וּ⁠בְהֵמָ֖ה רַבָּֽה</w:t>
+      </w:r>
+    </w:p>
+    <w:p>
+      <w:pPr/>
+      <w:r>
+        <w:rPr>
+          <w:lang w:val="hi_IN" w:bidi="hi_IN"/>
+        </w:rPr>
+      </w:r>
+      <w:r>
+        <w:rPr>
           <w:b/>
           <w:lang w:val="hi_IN" w:bidi="hi_IN"/>
         </w:rPr>
@@ -20497,6 +21211,20 @@
       </w:r>
       <w:r>
         <w:rPr>
+          <w:lang w:val="hi_IN" w:bidi="hi_IN"/>
+        </w:rPr>
+        <w:t>מִֽ⁠שְׁתֵּים־עֶשְׂרֵ֨ה רִבּ֜וֹ</w:t>
+      </w:r>
+    </w:p>
+    <w:p>
+      <w:pPr/>
+      <w:r>
+        <w:rPr>
+          <w:lang w:val="hi_IN" w:bidi="hi_IN"/>
+        </w:rPr>
+      </w:r>
+      <w:r>
+        <w:rPr>
           <w:b/>
           <w:lang w:val="hi_IN" w:bidi="hi_IN"/>
         </w:rPr>
@@ -20583,6 +21311,20 @@
         <w:rPr>
           <w:lang w:val="hi_IN" w:bidi="hi_IN"/>
         </w:rPr>
+      </w:r>
+    </w:p>
+    <w:p>
+      <w:pPr/>
+      <w:r>
+        <w:rPr>
+          <w:lang w:val="hi_IN" w:bidi="hi_IN"/>
+        </w:rPr>
+      </w:r>
+      <w:r>
+        <w:rPr>
+          <w:lang w:val="hi_IN" w:bidi="hi_IN"/>
+        </w:rPr>
+        <w:t>אֲשֶׁ֤ר לֹֽא־יָדַע֙ בֵּין־יְמִינ֣⁠וֹ לִ⁠שְׂמֹאל֔⁠וֹ</w:t>
       </w:r>
     </w:p>
     <w:p>
